--- a/docs/report.docx
+++ b/docs/report.docx
@@ -5,8 +5,8 @@
     <w:p>
       <w:pPr>
         <w:widowControl w:val="0"/>
-        <w:spacing w:line="240" w:lineRule="auto"/>
-        <w:ind w:firstLine="0"/>
+        <w:spacing w:line="360" w:lineRule="auto" w:after="0"/>
+        <w:ind w:firstLine="709"/>
         <w:jc w:val="left"/>
         <w:rPr>
           <w:rFonts w:ascii="Arial" w:eastAsia="Arial" w:hAnsi="Arial" w:cs="Arial"/>
@@ -1224,9 +1224,11 @@
     </w:tbl>
     <w:p>
       <w:pPr>
+        <w:spacing w:line="360" w:lineRule="auto" w:after="0"/>
+        <w:ind w:firstLine="709"/>
         <w:sectPr>
           <w:pgSz w:w="11906" w:h="16838"/>
-          <w:pgMar w:top="1134" w:right="567" w:bottom="1134" w:left="1701" w:header="0" w:footer="0" w:gutter="0"/>
+          <w:pgMar w:top="1134" w:right="567" w:bottom="1134" w:left="1134" w:header="0" w:footer="0" w:gutter="0"/>
           <w:pgNumType w:start="1"/>
           <w:cols w:space="720"/>
           <w:formProt w:val="0"/>
@@ -1266,6 +1268,8 @@
     <w:p>
       <w:pPr>
         <w:pStyle w:val="1"/>
+        <w:spacing w:line="360" w:lineRule="auto" w:after="0"/>
+        <w:ind w:firstLine="709"/>
       </w:pPr>
       <w:bookmarkStart w:id="0" w:name="_1fob9te"/>
       <w:bookmarkStart w:id="1" w:name="_Toc38308895"/>
@@ -2200,7 +2204,12 @@
         </w:p>
       </w:sdtContent>
     </w:sdt>
-    <w:p/>
+    <w:p>
+      <w:pPr>
+        <w:spacing w:line="360" w:lineRule="auto" w:after="0"/>
+        <w:ind w:firstLine="709"/>
+      </w:pPr>
+    </w:p>
     <w:p>
       <w:pPr>
         <w:pStyle w:val="2"/>
@@ -2208,6 +2217,8 @@
           <w:ilvl w:val="0"/>
           <w:numId w:val="0"/>
         </w:numPr>
+        <w:spacing w:line="360" w:lineRule="auto" w:after="0"/>
+        <w:ind w:firstLine="709"/>
         <w:jc w:val="both"/>
       </w:pPr>
       <w:bookmarkStart w:id="4" w:name="_jd4antdc2y2w"/>
@@ -2221,6 +2232,8 @@
     <w:p>
       <w:pPr>
         <w:pStyle w:val="1"/>
+        <w:spacing w:line="360" w:lineRule="auto" w:after="0"/>
+        <w:ind w:firstLine="709"/>
       </w:pPr>
       <w:bookmarkStart w:id="6" w:name="_Toc233319894"/>
       <w:r>
@@ -2230,12 +2243,18 @@
       <w:bookmarkEnd w:id="6"/>
     </w:p>
     <w:p>
+      <w:pPr>
+        <w:spacing w:line="360" w:lineRule="auto" w:after="0"/>
+        <w:ind w:firstLine="709"/>
+      </w:pPr>
       <w:r>
         <w:t>Место прохождения практики – 664033 г. Иркутск, ул. Лермонтова, 126</w:t>
       </w:r>
     </w:p>
     <w:p>
       <w:pPr>
+        <w:spacing w:line="360" w:lineRule="auto" w:after="0"/>
+        <w:ind w:firstLine="709"/>
         <w:rPr>
           <w:rFonts w:eastAsia="Calibri"/>
           <w:lang w:bidi="en-US"/>
@@ -2252,7 +2271,8 @@
     <w:p>
       <w:pPr>
         <w:shd w:val="clear" w:color="auto" w:fill="FFFFFF"/>
-        <w:ind w:left="7" w:right="7" w:firstLine="713"/>
+        <w:spacing w:line="360" w:lineRule="auto" w:after="0"/>
+        <w:ind w:left="7" w:right="7" w:firstLine="709"/>
         <w:rPr>
           <w:color w:val="000000"/>
         </w:rPr>
@@ -2267,7 +2287,8 @@
     <w:p>
       <w:pPr>
         <w:shd w:val="clear" w:color="auto" w:fill="FFFFFF"/>
-        <w:ind w:left="7" w:right="22" w:firstLine="727"/>
+        <w:spacing w:line="360" w:lineRule="auto" w:after="0"/>
+        <w:ind w:left="7" w:right="22" w:firstLine="709"/>
         <w:rPr>
           <w:color w:val="000000"/>
           <w:spacing w:val="-1"/>
@@ -2302,6 +2323,8 @@
     </w:p>
     <w:p>
       <w:pPr>
+        <w:spacing w:line="360" w:lineRule="auto" w:after="0"/>
+        <w:ind w:firstLine="709"/>
         <w:rPr>
           <w:color w:val="000000"/>
           <w:spacing w:val="2"/>
@@ -2324,6 +2347,8 @@
     </w:p>
     <w:p>
       <w:pPr>
+        <w:spacing w:line="360" w:lineRule="auto" w:after="0"/>
+        <w:ind w:firstLine="709"/>
         <w:rPr>
           <w:rFonts w:eastAsia="Calibri"/>
           <w:lang w:bidi="en-US"/>
@@ -2352,7 +2377,8 @@
           <w:ilvl w:val="0"/>
           <w:numId w:val="2"/>
         </w:numPr>
-        <w:ind w:left="1077" w:hanging="357"/>
+        <w:spacing w:line="360" w:lineRule="auto" w:after="0"/>
+        <w:ind w:left="1077" w:firstLine="709"/>
         <w:rPr>
           <w:sz w:val="28"/>
         </w:rPr>
@@ -2375,7 +2401,8 @@
         <w:tabs>
           <w:tab w:val="left" w:pos="1087"/>
         </w:tabs>
-        <w:ind w:left="1077" w:hanging="357"/>
+        <w:spacing w:line="360" w:lineRule="auto" w:after="0"/>
+        <w:ind w:left="1077" w:firstLine="709"/>
         <w:rPr>
           <w:color w:val="000000"/>
         </w:rPr>
@@ -2398,7 +2425,8 @@
         <w:tabs>
           <w:tab w:val="left" w:pos="1087"/>
         </w:tabs>
-        <w:ind w:left="1077" w:hanging="357"/>
+        <w:spacing w:line="360" w:lineRule="auto" w:after="0"/>
+        <w:ind w:left="1077" w:firstLine="709"/>
         <w:rPr>
           <w:color w:val="000000"/>
         </w:rPr>
@@ -2421,7 +2449,8 @@
         <w:tabs>
           <w:tab w:val="left" w:pos="1087"/>
         </w:tabs>
-        <w:ind w:left="1077" w:hanging="357"/>
+        <w:spacing w:line="360" w:lineRule="auto" w:after="0"/>
+        <w:ind w:left="1077" w:firstLine="709"/>
         <w:rPr>
           <w:color w:val="000000"/>
         </w:rPr>
@@ -2444,7 +2473,8 @@
         <w:tabs>
           <w:tab w:val="left" w:pos="1087"/>
         </w:tabs>
-        <w:ind w:left="1077" w:hanging="357"/>
+        <w:spacing w:line="360" w:lineRule="auto" w:after="0"/>
+        <w:ind w:left="1077" w:firstLine="709"/>
         <w:rPr>
           <w:color w:val="000000"/>
         </w:rPr>
@@ -2474,7 +2504,8 @@
         <w:tabs>
           <w:tab w:val="left" w:pos="1087"/>
         </w:tabs>
-        <w:ind w:left="1077" w:hanging="357"/>
+        <w:spacing w:line="360" w:lineRule="auto" w:after="0"/>
+        <w:ind w:left="1077" w:firstLine="709"/>
         <w:rPr>
           <w:color w:val="000000"/>
         </w:rPr>
@@ -2497,7 +2528,8 @@
         <w:tabs>
           <w:tab w:val="left" w:pos="1087"/>
         </w:tabs>
-        <w:ind w:left="1077" w:hanging="357"/>
+        <w:spacing w:line="360" w:lineRule="auto" w:after="0"/>
+        <w:ind w:left="1077" w:firstLine="709"/>
         <w:rPr>
           <w:color w:val="000000"/>
         </w:rPr>
@@ -2527,7 +2559,8 @@
         <w:tabs>
           <w:tab w:val="left" w:pos="1087"/>
         </w:tabs>
-        <w:ind w:left="1077" w:hanging="357"/>
+        <w:spacing w:line="360" w:lineRule="auto" w:after="0"/>
+        <w:ind w:left="1077" w:firstLine="709"/>
         <w:rPr>
           <w:color w:val="000000"/>
         </w:rPr>
@@ -2555,10 +2588,15 @@
     <w:p>
       <w:pPr>
         <w:pStyle w:val="af4"/>
-        <w:ind w:left="1080" w:firstLine="0"/>
-      </w:pPr>
-    </w:p>
-    <w:p>
+        <w:spacing w:line="360" w:lineRule="auto" w:after="0"/>
+        <w:ind w:left="1080" w:firstLine="709"/>
+      </w:pPr>
+    </w:p>
+    <w:p>
+      <w:pPr>
+        <w:spacing w:line="360" w:lineRule="auto" w:after="0"/>
+        <w:ind w:firstLine="709"/>
+      </w:pPr>
       <w:r>
         <w:t>Объектом исследования является</w:t>
       </w:r>
@@ -2579,6 +2617,10 @@
       </w:r>
     </w:p>
     <w:p>
+      <w:pPr>
+        <w:spacing w:line="360" w:lineRule="auto" w:after="0"/>
+        <w:ind w:firstLine="709"/>
+      </w:pPr>
       <w:r>
         <w:t xml:space="preserve">Предметом исследования </w:t>
       </w:r>
@@ -2590,6 +2632,10 @@
       </w:r>
     </w:p>
     <w:p>
+      <w:pPr>
+        <w:spacing w:line="360" w:lineRule="auto" w:after="0"/>
+        <w:ind w:firstLine="709"/>
+      </w:pPr>
       <w:r>
         <w:t>Структура отчета: введение, две главы, заключение, список используемых источников, приложения.</w:t>
       </w:r>
@@ -2597,6 +2643,9 @@
     <w:p>
       <w:pPr>
         <w:pStyle w:val="1"/>
+        <w:spacing w:line="360" w:lineRule="auto" w:after="0"/>
+        <w:ind w:firstLine="709"/>
+        <w:jc w:val="center"/>
       </w:pPr>
       <w:bookmarkStart w:id="7" w:name="_9cfrpph3r51n"/>
       <w:bookmarkEnd w:id="7"/>
@@ -2613,6 +2662,8 @@
     <w:p>
       <w:pPr>
         <w:pStyle w:val="2"/>
+        <w:spacing w:line="360" w:lineRule="auto" w:after="0"/>
+        <w:ind w:firstLine="709"/>
       </w:pPr>
       <w:r>
         <w:t xml:space="preserve"> </w:t>
@@ -2626,7 +2677,8 @@
     <w:p>
       <w:pPr>
         <w:pStyle w:val="ds-markdown-paragraph"/>
-        <w:spacing w:before="240" w:beforeAutospacing="0" w:after="240" w:afterAutospacing="0"/>
+        <w:spacing w:before="240" w:beforeAutospacing="0" w:after="0" w:afterAutospacing="0" w:line="360" w:lineRule="auto"/>
+        <w:ind w:firstLine="709"/>
       </w:pPr>
       <w:r>
         <w:rPr>
@@ -2641,7 +2693,8 @@
     <w:p>
       <w:pPr>
         <w:pStyle w:val="ds-markdown-paragraph"/>
-        <w:spacing w:before="240" w:beforeAutospacing="0" w:after="240" w:afterAutospacing="0"/>
+        <w:spacing w:before="240" w:beforeAutospacing="0" w:after="0" w:afterAutospacing="0" w:line="360" w:lineRule="auto"/>
+        <w:ind w:firstLine="709"/>
       </w:pPr>
       <w:r>
         <w:rPr>
@@ -2656,7 +2709,8 @@
     <w:p>
       <w:pPr>
         <w:pStyle w:val="ds-markdown-paragraph"/>
-        <w:spacing w:before="240" w:beforeAutospacing="0" w:after="240" w:afterAutospacing="0"/>
+        <w:spacing w:before="240" w:beforeAutospacing="0" w:after="0" w:afterAutospacing="0" w:line="360" w:lineRule="auto"/>
+        <w:ind w:firstLine="709"/>
       </w:pPr>
       <w:r>
         <w:rPr>
@@ -2673,6 +2727,7 @@
           <w:numId w:val="7"/>
         </w:numPr>
         <w:spacing w:after="0" w:afterAutospacing="0" w:line="360" w:lineRule="auto"/>
+        <w:ind w:firstLine="709"/>
       </w:pPr>
       <w:r>
         <w:t>Разграничение прав доступа для трёх ролей пользователей: администратор, преподаватель, студент.</w:t>
@@ -2686,6 +2741,7 @@
           <w:numId w:val="7"/>
         </w:numPr>
         <w:spacing w:after="0" w:afterAutospacing="0" w:line="360" w:lineRule="auto"/>
+        <w:ind w:firstLine="709"/>
       </w:pPr>
       <w:r>
         <w:t>Возможность для преподавателя создавать темы с указанием уровня работы (курсовая, ВКР, курсовая/ВКР) и описания.</w:t>
@@ -2699,6 +2755,7 @@
           <w:numId w:val="7"/>
         </w:numPr>
         <w:spacing w:after="0" w:afterAutospacing="0" w:line="360" w:lineRule="auto"/>
+        <w:ind w:firstLine="709"/>
       </w:pPr>
       <w:r>
         <w:t>Возможность для студента просматривать доступные темы и записываться на них.</w:t>
@@ -2712,6 +2769,7 @@
           <w:numId w:val="7"/>
         </w:numPr>
         <w:spacing w:after="0" w:afterAutospacing="0" w:line="360" w:lineRule="auto"/>
+        <w:ind w:firstLine="709"/>
       </w:pPr>
       <w:r>
         <w:t>Возможность для преподавателя подтверждать или отклонять заявки студентов.</w:t>
@@ -2725,6 +2783,7 @@
           <w:numId w:val="7"/>
         </w:numPr>
         <w:spacing w:after="0" w:afterAutospacing="0" w:line="360" w:lineRule="auto"/>
+        <w:ind w:firstLine="709"/>
       </w:pPr>
       <w:r>
         <w:t>Автоматическая проверка дедлайнов: ввод тем (сентябрь), запись (до ноября), смена темы (до середины февраля), формирование приказов (декабрь и апрель).</w:t>
@@ -2738,6 +2797,7 @@
           <w:numId w:val="7"/>
         </w:numPr>
         <w:spacing w:after="0" w:afterAutospacing="0" w:line="360" w:lineRule="auto"/>
+        <w:ind w:firstLine="709"/>
       </w:pPr>
       <w:r>
         <w:t>Генерация предварительного и окончательного приказов в формате Microsoft Word.</w:t>
@@ -2751,6 +2811,7 @@
           <w:numId w:val="7"/>
         </w:numPr>
         <w:spacing w:after="0" w:afterAutospacing="0" w:line="360" w:lineRule="auto"/>
+        <w:ind w:firstLine="709"/>
       </w:pPr>
       <w:r>
         <w:t>Импорт списков студентов и преподавателей из файлов формата Microsoft Excel.</w:t>
@@ -2763,7 +2824,8 @@
           <w:between w:val="single" w:sz="4" w:space="1" w:color="auto"/>
           <w:bar w:val="single" w:sz="4" w:color="auto"/>
         </w:pBdr>
-        <w:spacing w:before="240" w:beforeAutospacing="0" w:after="240" w:afterAutospacing="0"/>
+        <w:spacing w:before="240" w:beforeAutospacing="0" w:after="0" w:afterAutospacing="0" w:line="360" w:lineRule="auto"/>
+        <w:ind w:firstLine="709"/>
       </w:pPr>
       <w:r>
         <w:rPr>
@@ -3795,7 +3857,8 @@
     <w:p>
       <w:pPr>
         <w:pStyle w:val="ds-markdown-paragraph"/>
-        <w:spacing w:before="240" w:beforeAutospacing="0" w:after="240" w:afterAutospacing="0"/>
+        <w:spacing w:before="240" w:beforeAutospacing="0" w:after="0" w:afterAutospacing="0" w:line="360" w:lineRule="auto"/>
+        <w:ind w:firstLine="709"/>
         <w:rPr>
           <w:rStyle w:val="af7"/>
         </w:rPr>
@@ -3865,7 +3928,8 @@
     <w:p>
       <w:pPr>
         <w:pStyle w:val="ds-markdown-paragraph"/>
-        <w:spacing w:before="240" w:beforeAutospacing="0" w:after="240" w:afterAutospacing="0" w:line="360" w:lineRule="auto"/>
+        <w:spacing w:before="240" w:beforeAutospacing="0" w:after="0" w:afterAutospacing="0" w:line="360" w:lineRule="auto"/>
+        <w:ind w:firstLine="709"/>
       </w:pPr>
       <w:r>
         <w:rPr>
@@ -3911,7 +3975,8 @@
     </w:p>
     <w:p>
       <w:pPr>
-        <w:spacing w:before="480" w:after="480"/>
+        <w:spacing w:before="480" w:after="0" w:line="360" w:lineRule="auto"/>
+        <w:ind w:firstLine="709"/>
       </w:pPr>
       <w:r>
         <w:lastRenderedPageBreak/>
@@ -3923,6 +3988,8 @@
     <w:p>
       <w:pPr>
         <w:pStyle w:val="2"/>
+        <w:spacing w:line="360" w:lineRule="auto" w:after="0"/>
+        <w:ind w:firstLine="709"/>
       </w:pPr>
       <w:bookmarkStart w:id="10" w:name="_Toc233319897"/>
       <w:r>
@@ -3933,7 +4000,8 @@
     <w:p>
       <w:pPr>
         <w:pStyle w:val="ds-markdown-paragraph"/>
-        <w:spacing w:before="240" w:beforeAutospacing="0" w:after="240" w:afterAutospacing="0"/>
+        <w:spacing w:before="240" w:beforeAutospacing="0" w:after="0" w:afterAutospacing="0" w:line="360" w:lineRule="auto"/>
+        <w:ind w:firstLine="709"/>
       </w:pPr>
       <w:r>
         <w:rPr>
@@ -3952,7 +4020,8 @@
           <w:ilvl w:val="0"/>
           <w:numId w:val="8"/>
         </w:numPr>
-        <w:spacing w:after="0" w:afterAutospacing="0"/>
+        <w:spacing w:after="0" w:afterAutospacing="0" w:line="360" w:lineRule="auto"/>
+        <w:ind w:firstLine="709"/>
       </w:pPr>
       <w:r>
         <w:t>Управление списком студентов (добавление, редактирование, удаление, загрузка из Excel).</w:t>
@@ -3965,7 +4034,8 @@
           <w:ilvl w:val="0"/>
           <w:numId w:val="8"/>
         </w:numPr>
-        <w:spacing w:after="0" w:afterAutospacing="0"/>
+        <w:spacing w:after="0" w:afterAutospacing="0" w:line="360" w:lineRule="auto"/>
+        <w:ind w:firstLine="709"/>
       </w:pPr>
       <w:r>
         <w:t>Управление списком преподавателей (добавление, редактирование, удаление, загрузка из Excel).</w:t>
@@ -3978,7 +4048,8 @@
           <w:ilvl w:val="0"/>
           <w:numId w:val="8"/>
         </w:numPr>
-        <w:spacing w:after="0" w:afterAutospacing="0"/>
+        <w:spacing w:after="0" w:afterAutospacing="0" w:line="360" w:lineRule="auto"/>
+        <w:ind w:firstLine="709"/>
       </w:pPr>
       <w:r>
         <w:t>Просмотр всех тем и их статусов.</w:t>
@@ -3991,7 +4062,8 @@
           <w:ilvl w:val="0"/>
           <w:numId w:val="8"/>
         </w:numPr>
-        <w:spacing w:after="0" w:afterAutospacing="0"/>
+        <w:spacing w:after="0" w:afterAutospacing="0" w:line="360" w:lineRule="auto"/>
+        <w:ind w:firstLine="709"/>
       </w:pPr>
       <w:r>
         <w:t>Принудительное изменение темы или руководителя для студента (после согласования).</w:t>
@@ -4004,7 +4076,8 @@
           <w:ilvl w:val="0"/>
           <w:numId w:val="8"/>
         </w:numPr>
-        <w:spacing w:after="0" w:afterAutospacing="0"/>
+        <w:spacing w:after="0" w:afterAutospacing="0" w:line="360" w:lineRule="auto"/>
+        <w:ind w:firstLine="709"/>
       </w:pPr>
       <w:r>
         <w:t>Настройка дедлайнов (даты ввода тем, окончания записи, смены темы, формирования приказов).</w:t>
@@ -4017,7 +4090,8 @@
           <w:ilvl w:val="0"/>
           <w:numId w:val="8"/>
         </w:numPr>
-        <w:spacing w:after="0" w:afterAutospacing="0"/>
+        <w:spacing w:after="0" w:afterAutospacing="0" w:line="360" w:lineRule="auto"/>
+        <w:ind w:firstLine="709"/>
       </w:pPr>
       <w:r>
         <w:t>Генерация предварительного и окончательного приказов.</w:t>
@@ -4026,7 +4100,8 @@
     <w:p>
       <w:pPr>
         <w:pStyle w:val="ds-markdown-paragraph"/>
-        <w:spacing w:before="240" w:beforeAutospacing="0" w:after="240" w:afterAutospacing="0"/>
+        <w:spacing w:before="240" w:beforeAutospacing="0" w:after="0" w:afterAutospacing="0" w:line="360" w:lineRule="auto"/>
+        <w:ind w:firstLine="709"/>
       </w:pPr>
       <w:r>
         <w:rPr>
@@ -4045,7 +4120,8 @@
           <w:ilvl w:val="0"/>
           <w:numId w:val="9"/>
         </w:numPr>
-        <w:spacing w:after="0" w:afterAutospacing="0"/>
+        <w:spacing w:after="0" w:afterAutospacing="0" w:line="360" w:lineRule="auto"/>
+        <w:ind w:firstLine="709"/>
       </w:pPr>
       <w:r>
         <w:t>Создание тем с указанием уровня (Курсовая / ВКР / Курсовая-ВКР), названия и описания.</w:t>
@@ -4058,7 +4134,8 @@
           <w:ilvl w:val="0"/>
           <w:numId w:val="9"/>
         </w:numPr>
-        <w:spacing w:after="0" w:afterAutospacing="0"/>
+        <w:spacing w:after="0" w:afterAutospacing="0" w:line="360" w:lineRule="auto"/>
+        <w:ind w:firstLine="709"/>
       </w:pPr>
       <w:r>
         <w:t>Просмотр своих тем и количества записавшихся студентов.</w:t>
@@ -4071,7 +4148,8 @@
           <w:ilvl w:val="0"/>
           <w:numId w:val="9"/>
         </w:numPr>
-        <w:spacing w:after="0" w:afterAutospacing="0"/>
+        <w:spacing w:after="0" w:afterAutospacing="0" w:line="360" w:lineRule="auto"/>
+        <w:ind w:firstLine="709"/>
       </w:pPr>
       <w:r>
         <w:t>Подтверждение или отклонение заявок студентов на свои темы.</w:t>
@@ -4084,7 +4162,8 @@
           <w:ilvl w:val="0"/>
           <w:numId w:val="9"/>
         </w:numPr>
-        <w:spacing w:after="0" w:afterAutospacing="0"/>
+        <w:spacing w:after="0" w:afterAutospacing="0" w:line="360" w:lineRule="auto"/>
+        <w:ind w:firstLine="709"/>
       </w:pPr>
       <w:r>
         <w:t>Редактирование своих контактных данных (телефон, почта, мессенджер).</w:t>
@@ -4093,7 +4172,8 @@
     <w:p>
       <w:pPr>
         <w:pStyle w:val="ds-markdown-paragraph"/>
-        <w:spacing w:before="240" w:beforeAutospacing="0" w:after="240" w:afterAutospacing="0"/>
+        <w:spacing w:before="240" w:beforeAutospacing="0" w:after="0" w:afterAutospacing="0" w:line="360" w:lineRule="auto"/>
+        <w:ind w:firstLine="709"/>
       </w:pPr>
       <w:r>
         <w:rPr>
@@ -4112,7 +4192,8 @@
           <w:ilvl w:val="0"/>
           <w:numId w:val="10"/>
         </w:numPr>
-        <w:spacing w:after="0" w:afterAutospacing="0"/>
+        <w:spacing w:after="0" w:afterAutospacing="0" w:line="360" w:lineRule="auto"/>
+        <w:ind w:firstLine="709"/>
       </w:pPr>
       <w:r>
         <w:t>Просмотр всех доступных тем с фильтром по уровню (в зависимости от курса).</w:t>
@@ -4125,7 +4206,8 @@
           <w:ilvl w:val="0"/>
           <w:numId w:val="10"/>
         </w:numPr>
-        <w:spacing w:after="0" w:afterAutospacing="0"/>
+        <w:spacing w:after="0" w:afterAutospacing="0" w:line="360" w:lineRule="auto"/>
+        <w:ind w:firstLine="709"/>
       </w:pPr>
       <w:r>
         <w:t>Запись на свободную тему (занятые темы недоступны для выбора).</w:t>
@@ -4138,7 +4220,8 @@
           <w:ilvl w:val="0"/>
           <w:numId w:val="10"/>
         </w:numPr>
-        <w:spacing w:after="0" w:afterAutospacing="0"/>
+        <w:spacing w:after="0" w:afterAutospacing="0" w:line="360" w:lineRule="auto"/>
+        <w:ind w:firstLine="709"/>
       </w:pPr>
       <w:r>
         <w:t>Просмотр статуса своей записи (ожидание / подтверждено / отказано).</w:t>
@@ -4147,7 +4230,9 @@
     <w:p>
       <w:pPr>
         <w:pStyle w:val="ds-markdown-paragraph"/>
-        <w:spacing w:after="0" w:afterAutospacing="0"/>
+        <w:spacing w:after="0" w:afterAutospacing="0" w:line="360" w:lineRule="auto"/>
+        <w:ind w:firstLine="709"/>
+        <w:jc w:val="center"/>
         <w:rPr>
           <w:highlight w:val="red"/>
         </w:rPr>
@@ -4162,7 +4247,9 @@
     <w:p>
       <w:pPr>
         <w:pStyle w:val="ds-markdown-paragraph"/>
-        <w:spacing w:after="0" w:afterAutospacing="0"/>
+        <w:spacing w:after="0" w:afterAutospacing="0" w:line="360" w:lineRule="auto"/>
+        <w:ind w:firstLine="709"/>
+        <w:jc w:val="center"/>
       </w:pPr>
       <w:r>
         <w:rPr>
@@ -4188,7 +4275,9 @@
     <w:p>
       <w:pPr>
         <w:pStyle w:val="ds-markdown-paragraph"/>
-        <w:spacing w:after="0" w:afterAutospacing="0"/>
+        <w:spacing w:after="0" w:afterAutospacing="0" w:line="360" w:lineRule="auto"/>
+        <w:ind w:firstLine="709"/>
+        <w:jc w:val="center"/>
       </w:pPr>
       <w:r>
         <w:t>ГОСТ ПО ОФОРМЛЕНИЮ ОФ. ДОК</w:t>
@@ -4197,8 +4286,8 @@
     <w:p>
       <w:pPr>
         <w:pStyle w:val="5"/>
-        <w:spacing w:after="240" w:line="420" w:lineRule="atLeast"/>
-        <w:ind w:firstLine="0"/>
+        <w:spacing w:after="0" w:line="360" w:lineRule="auto"/>
+        <w:ind w:firstLine="709"/>
         <w:rPr>
           <w:color w:val="auto"/>
           <w:sz w:val="24"/>
@@ -4270,7 +4359,8 @@
     <w:p>
       <w:pPr>
         <w:pStyle w:val="ds-markdown-paragraph"/>
-        <w:spacing w:before="240" w:beforeAutospacing="0" w:after="240" w:afterAutospacing="0"/>
+        <w:spacing w:before="240" w:beforeAutospacing="0" w:after="0" w:afterAutospacing="0" w:line="360" w:lineRule="auto"/>
+        <w:ind w:firstLine="709"/>
       </w:pPr>
       <w:r>
         <w:rPr>
@@ -4286,7 +4376,8 @@
           <w:ilvl w:val="0"/>
           <w:numId w:val="11"/>
         </w:numPr>
-        <w:spacing w:after="0" w:afterAutospacing="0"/>
+        <w:spacing w:after="0" w:afterAutospacing="0" w:line="360" w:lineRule="auto"/>
+        <w:ind w:firstLine="709"/>
       </w:pPr>
       <w:r>
         <w:t>Администратор загружает в систему списки студентов и преподавателей (вручную или из Excel).</w:t>
@@ -4299,7 +4390,8 @@
           <w:ilvl w:val="0"/>
           <w:numId w:val="11"/>
         </w:numPr>
-        <w:spacing w:after="0" w:afterAutospacing="0"/>
+        <w:spacing w:after="0" w:afterAutospacing="0" w:line="360" w:lineRule="auto"/>
+        <w:ind w:firstLine="709"/>
       </w:pPr>
       <w:r>
         <w:t>Преподаватель вводит тему с указанием уровня, названия и описания.</w:t>
@@ -4312,7 +4404,8 @@
           <w:ilvl w:val="0"/>
           <w:numId w:val="11"/>
         </w:numPr>
-        <w:spacing w:after="0" w:afterAutospacing="0"/>
+        <w:spacing w:after="0" w:afterAutospacing="0" w:line="360" w:lineRule="auto"/>
+        <w:ind w:firstLine="709"/>
       </w:pPr>
       <w:r>
         <w:t>Студент просматривает доступные темы и записывается на одну из них (статус заявки — «ожидание»).</w:t>
@@ -4325,7 +4418,8 @@
           <w:ilvl w:val="0"/>
           <w:numId w:val="11"/>
         </w:numPr>
-        <w:spacing w:after="0" w:afterAutospacing="0"/>
+        <w:spacing w:after="0" w:afterAutospacing="0" w:line="360" w:lineRule="auto"/>
+        <w:ind w:firstLine="709"/>
       </w:pPr>
       <w:r>
         <w:t>Преподаватель рассматривает заявки студентов и подтверждает или отклоняет их.</w:t>
@@ -4338,7 +4432,8 @@
           <w:ilvl w:val="0"/>
           <w:numId w:val="11"/>
         </w:numPr>
-        <w:spacing w:after="0" w:afterAutospacing="0"/>
+        <w:spacing w:after="0" w:afterAutospacing="0" w:line="360" w:lineRule="auto"/>
+        <w:ind w:firstLine="709"/>
       </w:pPr>
       <w:r>
         <w:t>В установленный срок (декабрь) администратор формирует предварительный приказ.</w:t>
@@ -4351,7 +4446,8 @@
           <w:ilvl w:val="0"/>
           <w:numId w:val="11"/>
         </w:numPr>
-        <w:spacing w:after="0" w:afterAutospacing="0"/>
+        <w:spacing w:after="0" w:afterAutospacing="0" w:line="360" w:lineRule="auto"/>
+        <w:ind w:firstLine="709"/>
       </w:pPr>
       <w:r>
         <w:t>В установленный срок (апрель) администратор формирует окончательный приказ для защиты.</w:t>
@@ -4360,7 +4456,8 @@
     <w:p>
       <w:pPr>
         <w:pStyle w:val="ds-markdown-paragraph"/>
-        <w:spacing w:before="240" w:beforeAutospacing="0" w:after="240" w:afterAutospacing="0"/>
+        <w:spacing w:before="240" w:beforeAutospacing="0" w:after="0" w:afterAutospacing="0" w:line="360" w:lineRule="auto"/>
+        <w:ind w:firstLine="709"/>
       </w:pPr>
       <w:r>
         <w:rPr>
@@ -4377,7 +4474,8 @@
           <w:ilvl w:val="0"/>
           <w:numId w:val="12"/>
         </w:numPr>
-        <w:spacing w:after="0" w:afterAutospacing="0"/>
+        <w:spacing w:after="0" w:afterAutospacing="0" w:line="360" w:lineRule="auto"/>
+        <w:ind w:firstLine="709"/>
       </w:pPr>
       <w:r>
         <w:t>Преподаватель может сразу вписать студента в тему, минуя этап подачи заявки.</w:t>
@@ -4390,7 +4488,8 @@
           <w:ilvl w:val="0"/>
           <w:numId w:val="12"/>
         </w:numPr>
-        <w:spacing w:after="0" w:afterAutospacing="0"/>
+        <w:spacing w:after="0" w:afterAutospacing="0" w:line="360" w:lineRule="auto"/>
+        <w:ind w:firstLine="709"/>
       </w:pPr>
       <w:r>
         <w:t>Студент может сменить тему или руководителя до установленного дедлайна (середина февраля) только через администратора.</w:t>
@@ -4403,7 +4502,8 @@
           <w:ilvl w:val="0"/>
           <w:numId w:val="12"/>
         </w:numPr>
-        <w:spacing w:after="0" w:afterAutospacing="0"/>
+        <w:spacing w:after="0" w:afterAutospacing="0" w:line="360" w:lineRule="auto"/>
+        <w:ind w:firstLine="709"/>
       </w:pPr>
       <w:r>
         <w:t>После подтверждения заявки преподавателем студент не может самостоятельно отменить запись или сменить тему.</w:t>
@@ -4412,7 +4512,8 @@
     <w:p>
       <w:pPr>
         <w:pStyle w:val="5"/>
-        <w:spacing w:after="240" w:line="420" w:lineRule="atLeast"/>
+        <w:spacing w:after="0" w:line="360" w:lineRule="auto"/>
+        <w:ind w:firstLine="709"/>
         <w:rPr>
           <w:color w:val="auto"/>
           <w:sz w:val="24"/>
@@ -4431,7 +4532,8 @@
     <w:p>
       <w:pPr>
         <w:pStyle w:val="ds-markdown-paragraph"/>
-        <w:spacing w:before="240" w:beforeAutospacing="0" w:after="240" w:afterAutospacing="0"/>
+        <w:spacing w:before="240" w:beforeAutospacing="0" w:after="0" w:afterAutospacing="0" w:line="360" w:lineRule="auto"/>
+        <w:ind w:firstLine="709"/>
       </w:pPr>
       <w:r>
         <w:t>База данных спроектирована на основе реляционной модели и содержит следующие таблицы:</w:t>
@@ -4444,7 +4546,8 @@
           <w:ilvl w:val="0"/>
           <w:numId w:val="13"/>
         </w:numPr>
-        <w:spacing w:after="0" w:afterAutospacing="0"/>
+        <w:spacing w:after="0" w:afterAutospacing="0" w:line="360" w:lineRule="auto"/>
+        <w:ind w:firstLine="709"/>
         <w:rPr>
           <w:u w:val="single" w:color="FFFFFF" w:themeColor="background1"/>
         </w:rPr>
@@ -4472,7 +4575,8 @@
           <w:ilvl w:val="0"/>
           <w:numId w:val="13"/>
         </w:numPr>
-        <w:spacing w:after="0" w:afterAutospacing="0"/>
+        <w:spacing w:after="0" w:afterAutospacing="0" w:line="360" w:lineRule="auto"/>
+        <w:ind w:firstLine="709"/>
         <w:rPr>
           <w:u w:val="single" w:color="FFFFFF" w:themeColor="background1"/>
         </w:rPr>
@@ -4500,7 +4604,8 @@
           <w:ilvl w:val="0"/>
           <w:numId w:val="13"/>
         </w:numPr>
-        <w:spacing w:after="0" w:afterAutospacing="0"/>
+        <w:spacing w:after="0" w:afterAutospacing="0" w:line="360" w:lineRule="auto"/>
+        <w:ind w:firstLine="709"/>
         <w:rPr>
           <w:u w:val="single" w:color="FFFFFF" w:themeColor="background1"/>
         </w:rPr>
@@ -4528,7 +4633,8 @@
           <w:ilvl w:val="0"/>
           <w:numId w:val="13"/>
         </w:numPr>
-        <w:spacing w:after="0" w:afterAutospacing="0"/>
+        <w:spacing w:after="0" w:afterAutospacing="0" w:line="360" w:lineRule="auto"/>
+        <w:ind w:firstLine="709"/>
         <w:rPr>
           <w:u w:val="single" w:color="FFFFFF" w:themeColor="background1"/>
         </w:rPr>
@@ -4590,7 +4696,8 @@
           <w:ilvl w:val="0"/>
           <w:numId w:val="13"/>
         </w:numPr>
-        <w:spacing w:after="0" w:afterAutospacing="0"/>
+        <w:spacing w:after="0" w:afterAutospacing="0" w:line="360" w:lineRule="auto"/>
+        <w:ind w:firstLine="709"/>
         <w:rPr>
           <w:u w:val="single" w:color="FFFFFF" w:themeColor="background1"/>
         </w:rPr>
@@ -4614,7 +4721,8 @@
     <w:p>
       <w:pPr>
         <w:pStyle w:val="ds-markdown-paragraph"/>
-        <w:spacing w:before="240" w:beforeAutospacing="0" w:after="240" w:afterAutospacing="0"/>
+        <w:spacing w:before="240" w:beforeAutospacing="0" w:after="0" w:afterAutospacing="0" w:line="360" w:lineRule="auto"/>
+        <w:ind w:firstLine="709"/>
         <w:rPr>
           <w:u w:val="single" w:color="FFFFFF" w:themeColor="background1"/>
         </w:rPr>
@@ -4634,7 +4742,8 @@
           <w:ilvl w:val="0"/>
           <w:numId w:val="14"/>
         </w:numPr>
-        <w:spacing w:after="0" w:afterAutospacing="0"/>
+        <w:spacing w:after="0" w:afterAutospacing="0" w:line="360" w:lineRule="auto"/>
+        <w:ind w:firstLine="709"/>
         <w:rPr>
           <w:u w:val="single" w:color="FFFFFF" w:themeColor="background1"/>
         </w:rPr>
@@ -4667,7 +4776,8 @@
           <w:ilvl w:val="0"/>
           <w:numId w:val="14"/>
         </w:numPr>
-        <w:spacing w:after="0" w:afterAutospacing="0"/>
+        <w:spacing w:after="0" w:afterAutospacing="0" w:line="360" w:lineRule="auto"/>
+        <w:ind w:firstLine="709"/>
         <w:rPr>
           <w:u w:val="single" w:color="FFFFFF" w:themeColor="background1"/>
         </w:rPr>
@@ -4686,7 +4796,8 @@
           <w:ilvl w:val="0"/>
           <w:numId w:val="14"/>
         </w:numPr>
-        <w:spacing w:after="0" w:afterAutospacing="0"/>
+        <w:spacing w:after="0" w:afterAutospacing="0" w:line="360" w:lineRule="auto"/>
+        <w:ind w:firstLine="709"/>
         <w:rPr>
           <w:u w:val="single" w:color="FFFFFF" w:themeColor="background1"/>
         </w:rPr>
@@ -4701,7 +4812,8 @@
     <w:p>
       <w:pPr>
         <w:pStyle w:val="ds-markdown-paragraph"/>
-        <w:spacing w:after="0" w:afterAutospacing="0"/>
+        <w:spacing w:after="0" w:afterAutospacing="0" w:line="360" w:lineRule="auto"/>
+        <w:ind w:firstLine="709"/>
         <w:rPr>
           <w:u w:val="single" w:color="FFFFFF" w:themeColor="background1"/>
         </w:rPr>
@@ -4772,7 +4884,8 @@
     <w:p>
       <w:pPr>
         <w:pStyle w:val="ds-markdown-paragraph"/>
-        <w:spacing w:before="240" w:beforeAutospacing="0" w:after="240" w:afterAutospacing="0"/>
+        <w:spacing w:before="240" w:beforeAutospacing="0" w:after="0" w:afterAutospacing="0" w:line="360" w:lineRule="auto"/>
+        <w:ind w:firstLine="709"/>
         <w:rPr>
           <w:u w:val="single" w:color="FFFFFF" w:themeColor="background1"/>
         </w:rPr>
@@ -4787,7 +4900,9 @@
     <w:p>
       <w:pPr>
         <w:pStyle w:val="ds-markdown-paragraph"/>
-        <w:spacing w:before="240" w:beforeAutospacing="0" w:after="240" w:afterAutospacing="0"/>
+        <w:spacing w:before="240" w:beforeAutospacing="0" w:after="0" w:afterAutospacing="0" w:line="360" w:lineRule="auto"/>
+        <w:ind w:firstLine="709"/>
+        <w:jc w:val="center"/>
         <w:rPr>
           <w:u w:val="single" w:color="FFFFFF" w:themeColor="background1"/>
           <w:lang w:val="en-US"/>
@@ -4812,7 +4927,8 @@
     <w:p>
       <w:pPr>
         <w:pStyle w:val="ds-markdown-paragraph"/>
-        <w:spacing w:before="240" w:beforeAutospacing="0" w:after="240" w:afterAutospacing="0"/>
+        <w:spacing w:before="240" w:beforeAutospacing="0" w:after="0" w:afterAutospacing="0" w:line="360" w:lineRule="auto"/>
+        <w:ind w:firstLine="709"/>
         <w:rPr>
           <w:u w:val="single" w:color="FFFFFF" w:themeColor="background1"/>
         </w:rPr>
@@ -4825,7 +4941,8 @@
           <w:ilvl w:val="0"/>
           <w:numId w:val="15"/>
         </w:numPr>
-        <w:spacing w:after="0" w:afterAutospacing="0"/>
+        <w:spacing w:after="0" w:afterAutospacing="0" w:line="360" w:lineRule="auto"/>
+        <w:ind w:firstLine="709"/>
         <w:rPr>
           <w:u w:val="single" w:color="FFFFFF" w:themeColor="background1"/>
         </w:rPr>
@@ -4929,7 +5046,8 @@
           <w:ilvl w:val="0"/>
           <w:numId w:val="15"/>
         </w:numPr>
-        <w:spacing w:after="0" w:afterAutospacing="0"/>
+        <w:spacing w:after="0" w:afterAutospacing="0" w:line="360" w:lineRule="auto"/>
+        <w:ind w:firstLine="709"/>
         <w:rPr>
           <w:u w:val="single" w:color="FFFFFF" w:themeColor="background1"/>
         </w:rPr>
@@ -4957,7 +5075,8 @@
           <w:ilvl w:val="0"/>
           <w:numId w:val="15"/>
         </w:numPr>
-        <w:spacing w:after="0" w:afterAutospacing="0"/>
+        <w:spacing w:after="0" w:afterAutospacing="0" w:line="360" w:lineRule="auto"/>
+        <w:ind w:firstLine="709"/>
         <w:rPr>
           <w:u w:val="single" w:color="FFFFFF" w:themeColor="background1"/>
         </w:rPr>
@@ -4985,7 +5104,8 @@
           <w:ilvl w:val="0"/>
           <w:numId w:val="15"/>
         </w:numPr>
-        <w:spacing w:after="0" w:afterAutospacing="0"/>
+        <w:spacing w:after="0" w:afterAutospacing="0" w:line="360" w:lineRule="auto"/>
+        <w:ind w:firstLine="709"/>
         <w:rPr>
           <w:u w:val="single" w:color="FFFFFF" w:themeColor="background1"/>
         </w:rPr>
@@ -5040,7 +5160,8 @@
           <w:ilvl w:val="0"/>
           <w:numId w:val="15"/>
         </w:numPr>
-        <w:spacing w:after="0" w:afterAutospacing="0"/>
+        <w:spacing w:after="0" w:afterAutospacing="0" w:line="360" w:lineRule="auto"/>
+        <w:ind w:firstLine="709"/>
         <w:rPr>
           <w:u w:val="single" w:color="FFFFFF" w:themeColor="background1"/>
         </w:rPr>
@@ -5068,7 +5189,8 @@
           <w:ilvl w:val="0"/>
           <w:numId w:val="15"/>
         </w:numPr>
-        <w:spacing w:after="0" w:afterAutospacing="0"/>
+        <w:spacing w:after="0" w:afterAutospacing="0" w:line="360" w:lineRule="auto"/>
+        <w:ind w:firstLine="709"/>
         <w:rPr>
           <w:u w:val="single" w:color="FFFFFF" w:themeColor="background1"/>
         </w:rPr>
@@ -5096,7 +5218,8 @@
           <w:ilvl w:val="0"/>
           <w:numId w:val="15"/>
         </w:numPr>
-        <w:spacing w:after="0" w:afterAutospacing="0"/>
+        <w:spacing w:after="0" w:afterAutospacing="0" w:line="360" w:lineRule="auto"/>
+        <w:ind w:firstLine="709"/>
         <w:rPr>
           <w:u w:val="single" w:color="FFFFFF" w:themeColor="background1"/>
         </w:rPr>
@@ -5124,7 +5247,8 @@
           <w:ilvl w:val="0"/>
           <w:numId w:val="15"/>
         </w:numPr>
-        <w:spacing w:after="0" w:afterAutospacing="0"/>
+        <w:spacing w:after="0" w:afterAutospacing="0" w:line="360" w:lineRule="auto"/>
+        <w:ind w:firstLine="709"/>
         <w:rPr>
           <w:u w:val="single" w:color="FFFFFF" w:themeColor="background1"/>
         </w:rPr>
@@ -5228,7 +5352,8 @@
     <w:p>
       <w:pPr>
         <w:pStyle w:val="ds-markdown-paragraph"/>
-        <w:spacing w:before="240" w:beforeAutospacing="0" w:after="240" w:afterAutospacing="0"/>
+        <w:spacing w:before="240" w:beforeAutospacing="0" w:after="0" w:afterAutospacing="0" w:line="360" w:lineRule="auto"/>
+        <w:ind w:firstLine="709"/>
         <w:rPr>
           <w:u w:val="single" w:color="FFFFFF" w:themeColor="background1"/>
         </w:rPr>
@@ -5248,7 +5373,8 @@
           <w:ilvl w:val="0"/>
           <w:numId w:val="16"/>
         </w:numPr>
-        <w:spacing w:after="0" w:afterAutospacing="0"/>
+        <w:spacing w:after="0" w:afterAutospacing="0" w:line="360" w:lineRule="auto"/>
+        <w:ind w:firstLine="709"/>
         <w:rPr>
           <w:u w:val="single" w:color="FFFFFF" w:themeColor="background1"/>
         </w:rPr>
@@ -5289,7 +5415,8 @@
           <w:ilvl w:val="0"/>
           <w:numId w:val="16"/>
         </w:numPr>
-        <w:spacing w:after="0" w:afterAutospacing="0"/>
+        <w:spacing w:after="0" w:afterAutospacing="0" w:line="360" w:lineRule="auto"/>
+        <w:ind w:firstLine="709"/>
         <w:rPr>
           <w:u w:val="single" w:color="FFFFFF" w:themeColor="background1"/>
         </w:rPr>
@@ -5330,7 +5457,8 @@
           <w:ilvl w:val="0"/>
           <w:numId w:val="16"/>
         </w:numPr>
-        <w:spacing w:after="0" w:afterAutospacing="0"/>
+        <w:spacing w:after="0" w:afterAutospacing="0" w:line="360" w:lineRule="auto"/>
+        <w:ind w:firstLine="709"/>
         <w:rPr>
           <w:u w:val="single" w:color="FFFFFF" w:themeColor="background1"/>
         </w:rPr>
@@ -5386,7 +5514,8 @@
           <w:ilvl w:val="0"/>
           <w:numId w:val="16"/>
         </w:numPr>
-        <w:spacing w:after="0" w:afterAutospacing="0"/>
+        <w:spacing w:after="0" w:afterAutospacing="0" w:line="360" w:lineRule="auto"/>
+        <w:ind w:firstLine="709"/>
         <w:rPr>
           <w:u w:val="single" w:color="FFFFFF" w:themeColor="background1"/>
         </w:rPr>
@@ -5423,6 +5552,8 @@
     <w:p>
       <w:pPr>
         <w:pStyle w:val="1"/>
+        <w:spacing w:line="360" w:lineRule="auto" w:after="0"/>
+        <w:ind w:firstLine="709"/>
       </w:pPr>
       <w:bookmarkStart w:id="11" w:name="_Toc233319898"/>
       <w:r>
@@ -5439,7 +5570,8 @@
           <w:ilvl w:val="0"/>
           <w:numId w:val="3"/>
         </w:numPr>
-        <w:spacing w:before="50" w:after="50"/>
+        <w:spacing w:before="50" w:after="0" w:line="360" w:lineRule="auto"/>
+        <w:ind w:firstLine="709"/>
         <w:contextualSpacing w:val="0"/>
         <w:jc w:val="left"/>
         <w:outlineLvl w:val="1"/>
@@ -5467,6 +5599,8 @@
     <w:p>
       <w:pPr>
         <w:pStyle w:val="2"/>
+        <w:spacing w:line="360" w:lineRule="auto" w:after="0"/>
+        <w:ind w:firstLine="709"/>
         <w:jc w:val="both"/>
       </w:pPr>
       <w:bookmarkStart w:id="19" w:name="_Toc233319900"/>
@@ -5477,7 +5611,8 @@
     </w:p>
     <w:p>
       <w:pPr>
-        <w:spacing w:before="50" w:after="50"/>
+        <w:spacing w:before="50" w:after="0" w:line="360" w:lineRule="auto"/>
+        <w:ind w:firstLine="709"/>
         <w:rPr>
           <w:i/>
           <w:color w:val="C00000"/>
@@ -5494,6 +5629,8 @@
     <w:p>
       <w:pPr>
         <w:pStyle w:val="2"/>
+        <w:spacing w:line="360" w:lineRule="auto" w:after="0"/>
+        <w:ind w:firstLine="709"/>
       </w:pPr>
       <w:bookmarkStart w:id="20" w:name="_Toc233319901"/>
       <w:r>
@@ -5503,6 +5640,8 @@
     </w:p>
     <w:p>
       <w:pPr>
+        <w:spacing w:line="360" w:lineRule="auto" w:after="0"/>
+        <w:ind w:firstLine="709"/>
         <w:rPr>
           <w:i/>
           <w:color w:val="C00000"/>
@@ -5518,6 +5657,8 @@
     </w:p>
     <w:p>
       <w:pPr>
+        <w:spacing w:line="360" w:lineRule="auto" w:after="0"/>
+        <w:ind w:firstLine="709"/>
         <w:rPr>
           <w:i/>
           <w:color w:val="C00000"/>
@@ -5527,6 +5668,8 @@
     <w:p>
       <w:pPr>
         <w:pStyle w:val="1"/>
+        <w:spacing w:line="360" w:lineRule="auto" w:after="0"/>
+        <w:ind w:firstLine="709"/>
       </w:pPr>
       <w:bookmarkStart w:id="21" w:name="_Toc233319902"/>
       <w:r>
@@ -5536,7 +5679,8 @@
     </w:p>
     <w:p>
       <w:pPr>
-        <w:spacing w:before="50" w:after="50"/>
+        <w:spacing w:before="50" w:after="0" w:line="360" w:lineRule="auto"/>
+        <w:ind w:firstLine="709"/>
         <w:rPr>
           <w:i/>
           <w:color w:val="C00000"/>
@@ -5569,7 +5713,8 @@
     </w:p>
     <w:p>
       <w:pPr>
-        <w:spacing w:before="50" w:after="50"/>
+        <w:spacing w:before="50" w:after="0" w:line="360" w:lineRule="auto"/>
+        <w:ind w:firstLine="709"/>
         <w:rPr>
           <w:i/>
           <w:color w:val="C00000"/>
@@ -5585,6 +5730,8 @@
     </w:p>
     <w:p>
       <w:pPr>
+        <w:spacing w:line="360" w:lineRule="auto" w:after="0"/>
+        <w:ind w:firstLine="709"/>
         <w:rPr>
           <w:i/>
           <w:color w:val="C00000"/>
@@ -5600,6 +5747,8 @@
     </w:p>
     <w:p>
       <w:pPr>
+        <w:spacing w:line="360" w:lineRule="auto" w:after="0"/>
+        <w:ind w:firstLine="709"/>
         <w:rPr>
           <w:i/>
           <w:color w:val="C00000"/>
@@ -5615,7 +5764,8 @@
     </w:p>
     <w:p>
       <w:pPr>
-        <w:spacing w:before="50" w:after="50"/>
+        <w:spacing w:before="50" w:after="0" w:line="360" w:lineRule="auto"/>
+        <w:ind w:firstLine="709"/>
       </w:pPr>
       <w:r>
         <w:br w:type="page"/>
@@ -5624,6 +5774,8 @@
     <w:p>
       <w:pPr>
         <w:pStyle w:val="1"/>
+        <w:spacing w:line="360" w:lineRule="auto" w:after="0"/>
+        <w:ind w:firstLine="709"/>
       </w:pPr>
       <w:bookmarkStart w:id="22" w:name="_Toc233319903"/>
       <w:r>
@@ -5641,7 +5793,8 @@
           <w:ilvl w:val="0"/>
           <w:numId w:val="1"/>
         </w:numPr>
-        <w:spacing w:before="50" w:after="50"/>
+        <w:spacing w:before="50" w:after="0" w:line="360" w:lineRule="auto"/>
+        <w:ind w:firstLine="709"/>
         <w:rPr>
           <w:lang w:val="en-US"/>
         </w:rPr>
@@ -5649,6 +5802,8 @@
     </w:p>
     <w:p>
       <w:pPr>
+        <w:spacing w:line="360" w:lineRule="auto" w:after="0"/>
+        <w:ind w:firstLine="709"/>
         <w:rPr>
           <w:lang w:val="en-US"/>
         </w:rPr>
@@ -5662,6 +5817,8 @@
     <w:p>
       <w:pPr>
         <w:pStyle w:val="1"/>
+        <w:spacing w:line="360" w:lineRule="auto" w:after="0"/>
+        <w:ind w:firstLine="709"/>
         <w:rPr>
           <w:rStyle w:val="a7"/>
           <w:i w:val="0"/>
@@ -6639,7 +6796,8 @@
     </w:tbl>
     <w:p>
       <w:pPr>
-        <w:ind w:firstLine="0"/>
+        <w:spacing w:line="360" w:lineRule="auto" w:after="0"/>
+        <w:ind w:firstLine="709"/>
         <w:jc w:val="left"/>
         <w:rPr>
           <w:rStyle w:val="a7"/>
@@ -6648,7 +6806,8 @@
     </w:p>
     <w:p>
       <w:pPr>
-        <w:ind w:firstLine="0"/>
+        <w:spacing w:line="360" w:lineRule="auto" w:after="0"/>
+        <w:ind w:firstLine="709"/>
         <w:jc w:val="left"/>
         <w:rPr>
           <w:rStyle w:val="a7"/>
@@ -6667,6 +6826,8 @@
     <w:p>
       <w:pPr>
         <w:pStyle w:val="1"/>
+        <w:spacing w:line="360" w:lineRule="auto" w:after="0"/>
+        <w:ind w:firstLine="709"/>
         <w:jc w:val="right"/>
         <w:rPr>
           <w:rStyle w:val="a7"/>
@@ -6703,7 +6864,8 @@
     </w:p>
     <w:p>
       <w:pPr>
-        <w:ind w:firstLine="0"/>
+        <w:spacing w:line="360" w:lineRule="auto" w:after="0"/>
+        <w:ind w:firstLine="709"/>
         <w:jc w:val="left"/>
         <w:rPr>
           <w:rStyle w:val="a7"/>
@@ -9310,6 +9472,10 @@
       <w:ind w:firstLine="720"/>
       <w:jc w:val="both"/>
     </w:pPr>
+    <w:rPr>
+      <w:rFonts w:ascii="Times New Roman" w:hAnsi="Times New Roman"/>
+      <w:sz w:val="28"/>
+    </w:rPr>
   </w:style>
   <w:style w:type="paragraph" w:styleId="1">
     <w:name w:val="heading 1"/>
@@ -9327,8 +9493,10 @@
       <w:outlineLvl w:val="0"/>
     </w:pPr>
     <w:rPr>
+      <w:rFonts w:ascii="Times New Roman" w:hAnsi="Times New Roman"/>
       <w:b/>
       <w:caps/>
+      <w:sz w:val="28"/>
       <w:szCs w:val="40"/>
     </w:rPr>
   </w:style>
@@ -9352,7 +9520,9 @@
       <w:outlineLvl w:val="1"/>
     </w:pPr>
     <w:rPr>
+      <w:rFonts w:ascii="Times New Roman" w:hAnsi="Times New Roman"/>
       <w:b/>
+      <w:sz w:val="28"/>
       <w:szCs w:val="36"/>
     </w:rPr>
   </w:style>
@@ -9374,8 +9544,9 @@
       <w:outlineLvl w:val="2"/>
     </w:pPr>
     <w:rPr>
+      <w:rFonts w:ascii="Times New Roman" w:hAnsi="Times New Roman"/>
       <w:i/>
-      <w:sz w:val="32"/>
+      <w:sz w:val="28"/>
       <w:szCs w:val="32"/>
     </w:rPr>
   </w:style>
@@ -9394,8 +9565,9 @@
       <w:outlineLvl w:val="3"/>
     </w:pPr>
     <w:rPr>
+      <w:rFonts w:ascii="Times New Roman" w:hAnsi="Times New Roman"/>
       <w:color w:val="666666"/>
-      <w:sz w:val="24"/>
+      <w:sz w:val="28"/>
       <w:szCs w:val="24"/>
     </w:rPr>
   </w:style>
@@ -9414,8 +9586,9 @@
       <w:outlineLvl w:val="4"/>
     </w:pPr>
     <w:rPr>
+      <w:rFonts w:ascii="Times New Roman" w:hAnsi="Times New Roman"/>
       <w:color w:val="666666"/>
-      <w:sz w:val="22"/>
+      <w:sz w:val="28"/>
       <w:szCs w:val="22"/>
     </w:rPr>
   </w:style>
@@ -9434,9 +9607,10 @@
       <w:outlineLvl w:val="5"/>
     </w:pPr>
     <w:rPr>
+      <w:rFonts w:ascii="Times New Roman" w:hAnsi="Times New Roman"/>
       <w:i/>
       <w:color w:val="666666"/>
-      <w:sz w:val="22"/>
+      <w:sz w:val="28"/>
       <w:szCs w:val="22"/>
     </w:rPr>
   </w:style>
@@ -9560,7 +9734,8 @@
       <w:spacing w:after="60"/>
     </w:pPr>
     <w:rPr>
-      <w:sz w:val="52"/>
+      <w:rFonts w:ascii="Times New Roman" w:hAnsi="Times New Roman"/>
+      <w:sz w:val="28"/>
       <w:szCs w:val="52"/>
     </w:rPr>
   </w:style>
@@ -9570,12 +9745,17 @@
     <w:pPr>
       <w:spacing w:after="140" w:line="276" w:lineRule="auto"/>
     </w:pPr>
+    <w:rPr>
+      <w:rFonts w:ascii="Times New Roman" w:hAnsi="Times New Roman"/>
+      <w:sz w:val="28"/>
+    </w:rPr>
   </w:style>
   <w:style w:type="paragraph" w:styleId="af">
     <w:name w:val="List"/>
     <w:basedOn w:val="ae"/>
     <w:rPr>
-      <w:rFonts w:cs="Lohit Devanagari"/>
+      <w:rFonts w:cs="Lohit Devanagari" w:ascii="Times New Roman" w:hAnsi="Times New Roman"/>
+      <w:sz w:val="28"/>
     </w:rPr>
   </w:style>
   <w:style w:type="paragraph" w:styleId="af0">
@@ -9591,13 +9771,19 @@
       <w:jc w:val="center"/>
     </w:pPr>
     <w:rPr>
+      <w:rFonts w:ascii="Times New Roman" w:hAnsi="Times New Roman"/>
       <w:iCs/>
+      <w:sz w:val="28"/>
       <w:szCs w:val="18"/>
     </w:rPr>
   </w:style>
   <w:style w:type="paragraph" w:styleId="af1">
     <w:name w:val="index heading"/>
     <w:basedOn w:val="ad"/>
+    <w:rPr>
+      <w:rFonts w:ascii="Times New Roman" w:hAnsi="Times New Roman"/>
+      <w:sz w:val="28"/>
+    </w:rPr>
   </w:style>
   <w:style w:type="paragraph" w:styleId="af2">
     <w:name w:val="Subtitle"/>
@@ -9611,9 +9797,9 @@
       <w:spacing w:after="320"/>
     </w:pPr>
     <w:rPr>
-      <w:rFonts w:ascii="Arial" w:eastAsia="Arial" w:hAnsi="Arial" w:cs="Arial"/>
+      <w:rFonts w:ascii="Times New Roman" w:eastAsia="Arial" w:hAnsi="Times New Roman" w:cs="Arial"/>
       <w:color w:val="666666"/>
-      <w:sz w:val="30"/>
+      <w:sz w:val="28"/>
       <w:szCs w:val="30"/>
     </w:rPr>
   </w:style>
@@ -9621,6 +9807,10 @@
     <w:name w:val="Колонтитул"/>
     <w:basedOn w:val="a"/>
     <w:qFormat/>
+    <w:rPr>
+      <w:rFonts w:ascii="Times New Roman" w:hAnsi="Times New Roman"/>
+      <w:sz w:val="28"/>
+    </w:rPr>
   </w:style>
   <w:style w:type="paragraph" w:styleId="a4">
     <w:name w:val="header"/>
@@ -9636,6 +9826,10 @@
       </w:tabs>
       <w:spacing w:line="240" w:lineRule="auto"/>
     </w:pPr>
+    <w:rPr>
+      <w:rFonts w:ascii="Times New Roman" w:hAnsi="Times New Roman"/>
+      <w:sz w:val="28"/>
+    </w:rPr>
   </w:style>
   <w:style w:type="paragraph" w:styleId="a6">
     <w:name w:val="footer"/>
@@ -9651,6 +9845,10 @@
       </w:tabs>
       <w:spacing w:line="240" w:lineRule="auto"/>
     </w:pPr>
+    <w:rPr>
+      <w:rFonts w:ascii="Times New Roman" w:hAnsi="Times New Roman"/>
+      <w:sz w:val="28"/>
+    </w:rPr>
   </w:style>
   <w:style w:type="paragraph" w:styleId="af4">
     <w:name w:val="List Paragraph"/>
@@ -9662,6 +9860,10 @@
       <w:ind w:left="720"/>
       <w:contextualSpacing/>
     </w:pPr>
+    <w:rPr>
+      <w:rFonts w:ascii="Times New Roman" w:hAnsi="Times New Roman"/>
+      <w:sz w:val="28"/>
+    </w:rPr>
   </w:style>
   <w:style w:type="paragraph" w:styleId="20">
     <w:name w:val="toc 2"/>
@@ -9675,6 +9877,10 @@
       <w:spacing w:after="100"/>
       <w:ind w:left="280"/>
     </w:pPr>
+    <w:rPr>
+      <w:rFonts w:ascii="Times New Roman" w:hAnsi="Times New Roman"/>
+      <w:sz w:val="28"/>
+    </w:rPr>
   </w:style>
   <w:style w:type="paragraph" w:styleId="30">
     <w:name w:val="toc 3"/>
@@ -9688,6 +9894,10 @@
       <w:spacing w:after="100"/>
       <w:ind w:left="560"/>
     </w:pPr>
+    <w:rPr>
+      <w:rFonts w:ascii="Times New Roman" w:hAnsi="Times New Roman"/>
+      <w:sz w:val="28"/>
+    </w:rPr>
   </w:style>
   <w:style w:type="paragraph" w:styleId="af5">
     <w:name w:val="TOC Heading"/>
@@ -9703,9 +9913,9 @@
       <w:outlineLvl w:val="9"/>
     </w:pPr>
     <w:rPr>
-      <w:rFonts w:asciiTheme="majorHAnsi" w:eastAsiaTheme="majorEastAsia" w:hAnsiTheme="majorHAnsi" w:cstheme="majorBidi"/>
+      <w:rFonts w:asciiTheme="majorHAnsi" w:eastAsiaTheme="majorEastAsia" w:hAnsiTheme="majorHAnsi" w:cstheme="majorBidi" w:ascii="Times New Roman" w:hAnsi="Times New Roman"/>
       <w:color w:val="365F91" w:themeColor="accent1" w:themeShade="BF"/>
-      <w:sz w:val="32"/>
+      <w:sz w:val="28"/>
       <w:szCs w:val="32"/>
       <w:highlight w:val="none"/>
     </w:rPr>
@@ -9723,8 +9933,8 @@
       <w:spacing w:line="240" w:lineRule="auto"/>
     </w:pPr>
     <w:rPr>
-      <w:rFonts w:ascii="Segoe UI" w:hAnsi="Segoe UI" w:cs="Segoe UI"/>
-      <w:sz w:val="18"/>
+      <w:rFonts w:ascii="Times New Roman" w:hAnsi="Times New Roman" w:cs="Segoe UI"/>
+      <w:sz w:val="28"/>
       <w:szCs w:val="18"/>
     </w:rPr>
   </w:style>
@@ -9739,6 +9949,10 @@
     <w:pPr>
       <w:spacing w:after="100"/>
     </w:pPr>
+    <w:rPr>
+      <w:rFonts w:ascii="Times New Roman" w:hAnsi="Times New Roman"/>
+      <w:sz w:val="28"/>
+    </w:rPr>
   </w:style>
   <w:style w:type="paragraph" w:styleId="af6">
     <w:name w:val="Normal (Web)"/>
@@ -9754,7 +9968,8 @@
       <w:jc w:val="left"/>
     </w:pPr>
     <w:rPr>
-      <w:sz w:val="24"/>
+      <w:rFonts w:ascii="Times New Roman" w:hAnsi="Times New Roman"/>
+      <w:sz w:val="28"/>
       <w:szCs w:val="24"/>
       <w:highlight w:val="none"/>
     </w:rPr>
@@ -9769,7 +9984,8 @@
       <w:ind w:firstLine="709"/>
     </w:pPr>
     <w:rPr>
-      <w:sz w:val="24"/>
+      <w:rFonts w:ascii="Times New Roman" w:hAnsi="Times New Roman"/>
+      <w:sz w:val="28"/>
       <w:highlight w:val="none"/>
     </w:rPr>
   </w:style>
@@ -9795,7 +10011,8 @@
       <w:jc w:val="left"/>
     </w:pPr>
     <w:rPr>
-      <w:sz w:val="24"/>
+      <w:rFonts w:ascii="Times New Roman" w:hAnsi="Times New Roman"/>
+      <w:sz w:val="28"/>
       <w:szCs w:val="24"/>
       <w:highlight w:val="none"/>
     </w:rPr>

--- a/docs/report.docx
+++ b/docs/report.docx
@@ -1,15 +1,14 @@
 
 <file path=word/document.xml><?xml version="1.0" encoding="utf-8"?>
-<w:document xmlns:wpc="http://schemas.microsoft.com/office/word/2010/wordprocessingCanvas" xmlns:cx="http://schemas.microsoft.com/office/drawing/2014/chartex" xmlns:cx1="http://schemas.microsoft.com/office/drawing/2015/9/8/chartex" xmlns:cx2="http://schemas.microsoft.com/office/drawing/2015/10/21/chartex" xmlns:cx3="http://schemas.microsoft.com/office/drawing/2016/5/9/chartex" xmlns:cx4="http://schemas.microsoft.com/office/drawing/2016/5/10/chartex" xmlns:cx5="http://schemas.microsoft.com/office/drawing/2016/5/11/chartex" xmlns:cx6="http://schemas.microsoft.com/office/drawing/2016/5/12/chartex" xmlns:cx7="http://schemas.microsoft.com/office/drawing/2016/5/13/chartex" xmlns:cx8="http://schemas.microsoft.com/office/drawing/2016/5/14/chartex" xmlns:mc="http://schemas.openxmlformats.org/markup-compatibility/2006" xmlns:aink="http://schemas.microsoft.com/office/drawing/2016/ink" xmlns:am3d="http://schemas.microsoft.com/office/drawing/2017/model3d" xmlns:o="urn:schemas-microsoft-com:office:office" xmlns:r="http://schemas.openxmlformats.org/officeDocument/2006/relationships" xmlns:m="http://schemas.openxmlformats.org/officeDocument/2006/math" xmlns:v="urn:schemas-microsoft-com:vml" xmlns:wp14="http://schemas.microsoft.com/office/word/2010/wordprocessingDrawing" xmlns:wp="http://schemas.openxmlformats.org/drawingml/2006/wordprocessingDrawing" xmlns:w10="urn:schemas-microsoft-com:office:word" xmlns:w="http://schemas.openxmlformats.org/wordprocessingml/2006/main" xmlns:w14="http://schemas.microsoft.com/office/word/2010/wordml" xmlns:w15="http://schemas.microsoft.com/office/word/2012/wordml" xmlns:w16cex="http://schemas.microsoft.com/office/word/2018/wordml/cex" xmlns:w16cid="http://schemas.microsoft.com/office/word/2016/wordml/cid" xmlns:w16="http://schemas.microsoft.com/office/word/2018/wordml" xmlns:w16sdtdh="http://schemas.microsoft.com/office/word/2020/wordml/sdtdatahash" xmlns:w16se="http://schemas.microsoft.com/office/word/2015/wordml/symex" xmlns:wpg="http://schemas.microsoft.com/office/word/2010/wordprocessingGroup" xmlns:wpi="http://schemas.microsoft.com/office/word/2010/wordprocessingInk" xmlns:wne="http://schemas.microsoft.com/office/word/2006/wordml" xmlns:wps="http://schemas.microsoft.com/office/word/2010/wordprocessingShape" mc:Ignorable="w14 w15 w16se w16cid w16 w16cex w16sdtdh wp14">
+<w:document xmlns:wpc="http://schemas.microsoft.com/office/word/2010/wordprocessingCanvas" xmlns:cx="http://schemas.microsoft.com/office/drawing/2014/chartex" xmlns:cx1="http://schemas.microsoft.com/office/drawing/2015/9/8/chartex" xmlns:cx2="http://schemas.microsoft.com/office/drawing/2015/10/21/chartex" xmlns:cx3="http://schemas.microsoft.com/office/drawing/2016/5/9/chartex" xmlns:cx4="http://schemas.microsoft.com/office/drawing/2016/5/10/chartex" xmlns:cx5="http://schemas.microsoft.com/office/drawing/2016/5/11/chartex" xmlns:cx6="http://schemas.microsoft.com/office/drawing/2016/5/12/chartex" xmlns:cx7="http://schemas.microsoft.com/office/drawing/2016/5/13/chartex" xmlns:cx8="http://schemas.microsoft.com/office/drawing/2016/5/14/chartex" xmlns:mc="http://schemas.openxmlformats.org/markup-compatibility/2006" xmlns:aink="http://schemas.microsoft.com/office/drawing/2016/ink" xmlns:am3d="http://schemas.microsoft.com/office/drawing/2017/model3d" xmlns:o="urn:schemas-microsoft-com:office:office" xmlns:oel="http://schemas.microsoft.com/office/2019/extlst" xmlns:r="http://schemas.openxmlformats.org/officeDocument/2006/relationships" xmlns:m="http://schemas.openxmlformats.org/officeDocument/2006/math" xmlns:v="urn:schemas-microsoft-com:vml" xmlns:wp14="http://schemas.microsoft.com/office/word/2010/wordprocessingDrawing" xmlns:wp="http://schemas.openxmlformats.org/drawingml/2006/wordprocessingDrawing" xmlns:w10="urn:schemas-microsoft-com:office:word" xmlns:w="http://schemas.openxmlformats.org/wordprocessingml/2006/main" xmlns:w14="http://schemas.microsoft.com/office/word/2010/wordml" xmlns:w15="http://schemas.microsoft.com/office/word/2012/wordml" xmlns:w16cex="http://schemas.microsoft.com/office/word/2018/wordml/cex" xmlns:w16cid="http://schemas.microsoft.com/office/word/2016/wordml/cid" xmlns:w16="http://schemas.microsoft.com/office/word/2018/wordml" xmlns:w16sdtdh="http://schemas.microsoft.com/office/word/2020/wordml/sdtdatahash" xmlns:w16se="http://schemas.microsoft.com/office/word/2015/wordml/symex" xmlns:wpg="http://schemas.microsoft.com/office/word/2010/wordprocessingGroup" xmlns:wpi="http://schemas.microsoft.com/office/word/2010/wordprocessingInk" xmlns:wne="http://schemas.microsoft.com/office/word/2006/wordml" xmlns:wps="http://schemas.microsoft.com/office/word/2010/wordprocessingShape" mc:Ignorable="w14 w15 w16se w16cid w16 w16cex w16sdtdh wp14">
   <w:body>
     <w:p>
       <w:pPr>
         <w:widowControl w:val="0"/>
-        <w:spacing w:line="360" w:lineRule="auto" w:after="0"/>
         <w:ind w:firstLine="709"/>
         <w:jc w:val="left"/>
         <w:rPr>
-          <w:rFonts w:ascii="Arial" w:eastAsia="Arial" w:hAnsi="Arial" w:cs="Arial"/>
+          <w:rFonts w:eastAsia="Arial"/>
           <w:sz w:val="22"/>
           <w:szCs w:val="22"/>
         </w:rPr>
@@ -543,13 +542,25 @@
               <w:rPr>
                 <w:b/>
               </w:rPr>
-              <w:t>Программа назначения тем курсовых и дипломных работ</w:t>
+              <w:t>Работы по п</w:t>
             </w:r>
             <w:r>
               <w:rPr>
                 <w:b/>
               </w:rPr>
-              <w:t>.</w:t>
+              <w:t>рограмм</w:t>
+            </w:r>
+            <w:r>
+              <w:rPr>
+                <w:b/>
+              </w:rPr>
+              <w:t>е</w:t>
+            </w:r>
+            <w:r>
+              <w:rPr>
+                <w:b/>
+              </w:rPr>
+              <w:t xml:space="preserve"> назначения тем курсовых и дипломных работ.</w:t>
             </w:r>
           </w:p>
         </w:tc>
@@ -761,7 +772,10 @@
               <w:t xml:space="preserve"> </w:t>
             </w:r>
             <w:r>
-              <w:t>________________________ФИО</w:t>
+              <w:t>________________________</w:t>
+            </w:r>
+            <w:r>
+              <w:t>___</w:t>
             </w:r>
           </w:p>
         </w:tc>
@@ -1224,11 +1238,10 @@
     </w:tbl>
     <w:p>
       <w:pPr>
-        <w:spacing w:line="360" w:lineRule="auto" w:after="0"/>
         <w:ind w:firstLine="709"/>
         <w:sectPr>
           <w:pgSz w:w="11906" w:h="16838"/>
-          <w:pgMar w:top="1134" w:right="567" w:bottom="1134" w:left="1134" w:header="0" w:footer="0" w:gutter="0"/>
+          <w:pgMar w:top="1134" w:right="680" w:bottom="1134" w:left="1701" w:header="0" w:footer="0" w:gutter="0"/>
           <w:pgNumType w:start="1"/>
           <w:cols w:space="720"/>
           <w:formProt w:val="0"/>
@@ -1268,7 +1281,6 @@
     <w:p>
       <w:pPr>
         <w:pStyle w:val="1"/>
-        <w:spacing w:line="360" w:lineRule="auto" w:after="0"/>
         <w:ind w:firstLine="709"/>
       </w:pPr>
       <w:bookmarkStart w:id="0" w:name="_1fob9te"/>
@@ -1300,11 +1312,13 @@
           <w:docPartUnique/>
         </w:docPartObj>
       </w:sdtPr>
-      <w:sdtEndPr/>
       <w:sdtContent>
         <w:p>
           <w:pPr>
             <w:pStyle w:val="af5"/>
+            <w:rPr>
+              <w:rFonts w:ascii="Times New Roman" w:hAnsi="Times New Roman" w:cs="Times New Roman"/>
+            </w:rPr>
           </w:pPr>
         </w:p>
         <w:p>
@@ -1314,7 +1328,7 @@
               <w:tab w:val="right" w:leader="dot" w:pos="9628"/>
             </w:tabs>
             <w:rPr>
-              <w:rFonts w:asciiTheme="minorHAnsi" w:eastAsiaTheme="minorEastAsia" w:hAnsiTheme="minorHAnsi" w:cstheme="minorBidi"/>
+              <w:rFonts w:eastAsiaTheme="minorEastAsia"/>
               <w:noProof/>
               <w:sz w:val="22"/>
               <w:szCs w:val="22"/>
@@ -1398,7 +1412,7 @@
               <w:tab w:val="right" w:leader="dot" w:pos="9628"/>
             </w:tabs>
             <w:rPr>
-              <w:rFonts w:asciiTheme="minorHAnsi" w:eastAsiaTheme="minorEastAsia" w:hAnsiTheme="minorHAnsi" w:cstheme="minorBidi"/>
+              <w:rFonts w:eastAsiaTheme="minorEastAsia"/>
               <w:noProof/>
               <w:sz w:val="22"/>
               <w:szCs w:val="22"/>
@@ -1470,7 +1484,7 @@
               <w:tab w:val="right" w:leader="dot" w:pos="9628"/>
             </w:tabs>
             <w:rPr>
-              <w:rFonts w:asciiTheme="minorHAnsi" w:eastAsiaTheme="minorEastAsia" w:hAnsiTheme="minorHAnsi" w:cstheme="minorBidi"/>
+              <w:rFonts w:eastAsiaTheme="minorEastAsia"/>
               <w:noProof/>
               <w:sz w:val="22"/>
               <w:szCs w:val="22"/>
@@ -1542,7 +1556,7 @@
               <w:tab w:val="right" w:leader="dot" w:pos="9628"/>
             </w:tabs>
             <w:rPr>
-              <w:rFonts w:asciiTheme="minorHAnsi" w:eastAsiaTheme="minorEastAsia" w:hAnsiTheme="minorHAnsi" w:cstheme="minorBidi"/>
+              <w:rFonts w:eastAsiaTheme="minorEastAsia"/>
               <w:noProof/>
               <w:sz w:val="22"/>
               <w:szCs w:val="22"/>
@@ -1614,7 +1628,7 @@
               <w:tab w:val="right" w:leader="dot" w:pos="9628"/>
             </w:tabs>
             <w:rPr>
-              <w:rFonts w:asciiTheme="minorHAnsi" w:eastAsiaTheme="minorEastAsia" w:hAnsiTheme="minorHAnsi" w:cstheme="minorBidi"/>
+              <w:rFonts w:eastAsiaTheme="minorEastAsia"/>
               <w:noProof/>
               <w:sz w:val="22"/>
               <w:szCs w:val="22"/>
@@ -1686,7 +1700,7 @@
               <w:tab w:val="right" w:leader="dot" w:pos="9628"/>
             </w:tabs>
             <w:rPr>
-              <w:rFonts w:asciiTheme="minorHAnsi" w:eastAsiaTheme="minorEastAsia" w:hAnsiTheme="minorHAnsi" w:cstheme="minorBidi"/>
+              <w:rFonts w:eastAsiaTheme="minorEastAsia"/>
               <w:noProof/>
               <w:sz w:val="22"/>
               <w:szCs w:val="22"/>
@@ -1758,7 +1772,7 @@
               <w:tab w:val="right" w:leader="dot" w:pos="9628"/>
             </w:tabs>
             <w:rPr>
-              <w:rFonts w:asciiTheme="minorHAnsi" w:eastAsiaTheme="minorEastAsia" w:hAnsiTheme="minorHAnsi" w:cstheme="minorBidi"/>
+              <w:rFonts w:eastAsiaTheme="minorEastAsia"/>
               <w:noProof/>
               <w:sz w:val="22"/>
               <w:szCs w:val="22"/>
@@ -1830,7 +1844,7 @@
               <w:tab w:val="right" w:leader="dot" w:pos="9628"/>
             </w:tabs>
             <w:rPr>
-              <w:rFonts w:asciiTheme="minorHAnsi" w:eastAsiaTheme="minorEastAsia" w:hAnsiTheme="minorHAnsi" w:cstheme="minorBidi"/>
+              <w:rFonts w:eastAsiaTheme="minorEastAsia"/>
               <w:noProof/>
               <w:sz w:val="22"/>
               <w:szCs w:val="22"/>
@@ -1902,7 +1916,7 @@
               <w:tab w:val="right" w:leader="dot" w:pos="9628"/>
             </w:tabs>
             <w:rPr>
-              <w:rFonts w:asciiTheme="minorHAnsi" w:eastAsiaTheme="minorEastAsia" w:hAnsiTheme="minorHAnsi" w:cstheme="minorBidi"/>
+              <w:rFonts w:eastAsiaTheme="minorEastAsia"/>
               <w:noProof/>
               <w:sz w:val="22"/>
               <w:szCs w:val="22"/>
@@ -1974,7 +1988,7 @@
               <w:tab w:val="right" w:leader="dot" w:pos="9628"/>
             </w:tabs>
             <w:rPr>
-              <w:rFonts w:asciiTheme="minorHAnsi" w:eastAsiaTheme="minorEastAsia" w:hAnsiTheme="minorHAnsi" w:cstheme="minorBidi"/>
+              <w:rFonts w:eastAsiaTheme="minorEastAsia"/>
               <w:noProof/>
               <w:sz w:val="22"/>
               <w:szCs w:val="22"/>
@@ -2046,7 +2060,7 @@
               <w:tab w:val="right" w:leader="dot" w:pos="9628"/>
             </w:tabs>
             <w:rPr>
-              <w:rFonts w:asciiTheme="minorHAnsi" w:eastAsiaTheme="minorEastAsia" w:hAnsiTheme="minorHAnsi" w:cstheme="minorBidi"/>
+              <w:rFonts w:eastAsiaTheme="minorEastAsia"/>
               <w:noProof/>
               <w:sz w:val="22"/>
               <w:szCs w:val="22"/>
@@ -2118,7 +2132,7 @@
               <w:tab w:val="right" w:leader="dot" w:pos="9628"/>
             </w:tabs>
             <w:rPr>
-              <w:rFonts w:asciiTheme="minorHAnsi" w:eastAsiaTheme="minorEastAsia" w:hAnsiTheme="minorHAnsi" w:cstheme="minorBidi"/>
+              <w:rFonts w:eastAsiaTheme="minorEastAsia"/>
               <w:noProof/>
               <w:sz w:val="22"/>
               <w:szCs w:val="22"/>
@@ -2190,7 +2204,7 @@
               <w:tab w:val="right" w:leader="dot" w:pos="9631"/>
             </w:tabs>
             <w:rPr>
-              <w:rFonts w:asciiTheme="minorHAnsi" w:eastAsiaTheme="minorEastAsia" w:hAnsiTheme="minorHAnsi" w:cstheme="minorBidi"/>
+              <w:rFonts w:eastAsiaTheme="minorEastAsia"/>
               <w:kern w:val="2"/>
               <w:sz w:val="22"/>
               <w:szCs w:val="22"/>
@@ -2206,7 +2220,6 @@
     </w:sdt>
     <w:p>
       <w:pPr>
-        <w:spacing w:line="360" w:lineRule="auto" w:after="0"/>
         <w:ind w:firstLine="709"/>
       </w:pPr>
     </w:p>
@@ -2217,7 +2230,6 @@
           <w:ilvl w:val="0"/>
           <w:numId w:val="0"/>
         </w:numPr>
-        <w:spacing w:line="360" w:lineRule="auto" w:after="0"/>
         <w:ind w:firstLine="709"/>
         <w:jc w:val="both"/>
       </w:pPr>
@@ -2232,7 +2244,6 @@
     <w:p>
       <w:pPr>
         <w:pStyle w:val="1"/>
-        <w:spacing w:line="360" w:lineRule="auto" w:after="0"/>
         <w:ind w:firstLine="709"/>
       </w:pPr>
       <w:bookmarkStart w:id="6" w:name="_Toc233319894"/>
@@ -2244,16 +2255,17 @@
     </w:p>
     <w:p>
       <w:pPr>
-        <w:spacing w:line="360" w:lineRule="auto" w:after="0"/>
         <w:ind w:firstLine="709"/>
       </w:pPr>
       <w:r>
-        <w:t>Место прохождения практики – 664033 г. Иркутск, ул. Лермонтова, 126</w:t>
-      </w:r>
-    </w:p>
-    <w:p>
-      <w:pPr>
-        <w:spacing w:line="360" w:lineRule="auto" w:after="0"/>
+        <w:t>Место прохождения практики – 664033 г. Иркутск, ул. Лермонтова, 12</w:t>
+      </w:r>
+      <w:r>
+        <w:t>4</w:t>
+      </w:r>
+    </w:p>
+    <w:p>
+      <w:pPr>
         <w:ind w:firstLine="709"/>
         <w:rPr>
           <w:rFonts w:eastAsia="Calibri"/>
@@ -2262,101 +2274,104 @@
       </w:pPr>
       <w:r>
         <w:rPr>
+          <w:lang w:bidi="en-US"/>
+        </w:rPr>
+        <w:t>Практика по получению первичных умений и опыта профессиональной деятельности является частью учебно-воспитательного процесса и формирует профессиональные умения и навыки, необходимые для будущей практической деятельности.</w:t>
+      </w:r>
+    </w:p>
+    <w:p>
+      <w:pPr>
+        <w:shd w:val="clear" w:color="auto" w:fill="FFFFFF"/>
+        <w:ind w:left="7" w:right="7" w:firstLine="709"/>
+        <w:rPr>
+          <w:color w:val="000000"/>
+        </w:rPr>
+      </w:pPr>
+      <w:r>
+        <w:rPr>
+          <w:color w:val="000000"/>
+        </w:rPr>
+        <w:t>Практика является частью учебно-воспитательного процесса и формирует первичные профессиональные умения и навыки, необходимые для будущей практической деятельности.</w:t>
+      </w:r>
+    </w:p>
+    <w:p>
+      <w:pPr>
+        <w:shd w:val="clear" w:color="auto" w:fill="FFFFFF"/>
+        <w:ind w:left="7" w:right="22" w:firstLine="709"/>
+        <w:rPr>
+          <w:color w:val="000000"/>
+          <w:spacing w:val="-1"/>
+        </w:rPr>
+      </w:pPr>
+      <w:r>
+        <w:rPr>
+          <w:color w:val="000000"/>
+        </w:rPr>
+        <w:t xml:space="preserve">Основная </w:t>
+      </w:r>
+      <w:r>
+        <w:rPr>
+          <w:b/>
+          <w:color w:val="000000"/>
+        </w:rPr>
+        <w:t>цель практики</w:t>
+      </w:r>
+      <w:r>
+        <w:rPr>
+          <w:color w:val="000000"/>
+        </w:rPr>
+        <w:t xml:space="preserve"> – применение теоретических знаний в практической деятельности и выработка профессиональных навыков и умений в проектировании, подборе инструментов реализации, создании приложений различного назначения</w:t>
+      </w:r>
+      <w:r>
+        <w:rPr>
+          <w:color w:val="000000"/>
+          <w:spacing w:val="-1"/>
+        </w:rPr>
+        <w:t xml:space="preserve">. </w:t>
+      </w:r>
+    </w:p>
+    <w:p>
+      <w:pPr>
+        <w:ind w:firstLine="709"/>
+        <w:rPr>
+          <w:color w:val="000000"/>
+          <w:spacing w:val="2"/>
+        </w:rPr>
+      </w:pPr>
+      <w:r>
+        <w:rPr>
+          <w:color w:val="000000"/>
+          <w:spacing w:val="1"/>
+        </w:rPr>
+        <w:t>Виды (содержание), объемы и сроки прохождения практики определены образовательной программой направления, преду</w:t>
+      </w:r>
+      <w:r>
+        <w:rPr>
+          <w:color w:val="000000"/>
+          <w:spacing w:val="2"/>
+        </w:rPr>
+        <w:t>сматривающей будущую профессиональную деятельность и возможности его профессиональной адаптации.</w:t>
+      </w:r>
+    </w:p>
+    <w:p>
+      <w:pPr>
+        <w:ind w:firstLine="709"/>
+        <w:rPr>
+          <w:color w:val="000000"/>
+          <w:spacing w:val="2"/>
+        </w:rPr>
+      </w:pPr>
+    </w:p>
+    <w:p>
+      <w:pPr>
+        <w:ind w:firstLine="709"/>
+        <w:rPr>
           <w:rFonts w:eastAsia="Calibri"/>
           <w:lang w:bidi="en-US"/>
         </w:rPr>
-        <w:t>Практика по получению первичных умений и опыта профессиональной деятельности является частью учебно-воспитательного процесса и формирует профессиональные умения и навыки, необходимые для будущей практической деятельности.</w:t>
-      </w:r>
-    </w:p>
-    <w:p>
-      <w:pPr>
-        <w:shd w:val="clear" w:color="auto" w:fill="FFFFFF"/>
-        <w:spacing w:line="360" w:lineRule="auto" w:after="0"/>
-        <w:ind w:left="7" w:right="7" w:firstLine="709"/>
-        <w:rPr>
-          <w:color w:val="000000"/>
-        </w:rPr>
-      </w:pPr>
-      <w:r>
-        <w:rPr>
-          <w:color w:val="000000"/>
-        </w:rPr>
-        <w:t>Практика является частью учебно-воспитательного процесса и формирует первичные профессиональные умения и навыки, необходимые для будущей практической деятельности.</w:t>
-      </w:r>
-    </w:p>
-    <w:p>
-      <w:pPr>
-        <w:shd w:val="clear" w:color="auto" w:fill="FFFFFF"/>
-        <w:spacing w:line="360" w:lineRule="auto" w:after="0"/>
-        <w:ind w:left="7" w:right="22" w:firstLine="709"/>
-        <w:rPr>
-          <w:color w:val="000000"/>
-          <w:spacing w:val="-1"/>
-        </w:rPr>
-      </w:pPr>
-      <w:r>
-        <w:rPr>
-          <w:color w:val="000000"/>
-        </w:rPr>
-        <w:t xml:space="preserve">Основная </w:t>
-      </w:r>
-      <w:r>
-        <w:rPr>
-          <w:b/>
-          <w:color w:val="000000"/>
-        </w:rPr>
-        <w:t>цель практики</w:t>
-      </w:r>
-      <w:r>
-        <w:rPr>
-          <w:color w:val="000000"/>
-        </w:rPr>
-        <w:t xml:space="preserve"> – применение теоретических знаний в практической деятельности и выработка профессиональных навыков и умений в проектировании, подборе инструментов реализации, создании приложений различного назначения</w:t>
-      </w:r>
-      <w:r>
-        <w:rPr>
-          <w:color w:val="000000"/>
-          <w:spacing w:val="-1"/>
-        </w:rPr>
-        <w:t xml:space="preserve">. </w:t>
-      </w:r>
-    </w:p>
-    <w:p>
-      <w:pPr>
-        <w:spacing w:line="360" w:lineRule="auto" w:after="0"/>
-        <w:ind w:firstLine="709"/>
-        <w:rPr>
-          <w:color w:val="000000"/>
-          <w:spacing w:val="2"/>
-        </w:rPr>
-      </w:pPr>
-      <w:r>
-        <w:rPr>
-          <w:color w:val="000000"/>
-          <w:spacing w:val="1"/>
-        </w:rPr>
-        <w:t>Виды (содержание), объемы и сроки прохождения практики определены образовательной программой направления, преду</w:t>
-      </w:r>
-      <w:r>
-        <w:rPr>
-          <w:color w:val="000000"/>
-          <w:spacing w:val="2"/>
-        </w:rPr>
-        <w:t>сматривающей будущую профессиональную деятельность и возможности его профессиональной адаптации.</w:t>
-      </w:r>
-    </w:p>
-    <w:p>
-      <w:pPr>
-        <w:spacing w:line="360" w:lineRule="auto" w:after="0"/>
-        <w:ind w:firstLine="709"/>
-        <w:rPr>
-          <w:rFonts w:eastAsia="Calibri"/>
-          <w:lang w:bidi="en-US"/>
-        </w:rPr>
-      </w:pPr>
-      <w:r>
-        <w:rPr>
-          <w:rFonts w:eastAsia="Calibri"/>
+      </w:pPr>
+      <w:r>
+        <w:rPr>
           <w:b/>
           <w:lang w:bidi="en-US"/>
         </w:rPr>
@@ -2364,7 +2379,6 @@
       </w:r>
       <w:r>
         <w:rPr>
-          <w:rFonts w:eastAsia="Calibri"/>
           <w:lang w:bidi="en-US"/>
         </w:rPr>
         <w:t>:</w:t>
@@ -2377,8 +2391,7 @@
           <w:ilvl w:val="0"/>
           <w:numId w:val="2"/>
         </w:numPr>
-        <w:spacing w:line="360" w:lineRule="auto" w:after="0"/>
-        <w:ind w:left="1077" w:firstLine="709"/>
+        <w:ind w:left="680" w:firstLine="720"/>
         <w:rPr>
           <w:sz w:val="28"/>
         </w:rPr>
@@ -2401,8 +2414,7 @@
         <w:tabs>
           <w:tab w:val="left" w:pos="1087"/>
         </w:tabs>
-        <w:spacing w:line="360" w:lineRule="auto" w:after="0"/>
-        <w:ind w:left="1077" w:firstLine="709"/>
+        <w:ind w:left="680" w:firstLine="720"/>
         <w:rPr>
           <w:color w:val="000000"/>
         </w:rPr>
@@ -2425,8 +2437,7 @@
         <w:tabs>
           <w:tab w:val="left" w:pos="1087"/>
         </w:tabs>
-        <w:spacing w:line="360" w:lineRule="auto" w:after="0"/>
-        <w:ind w:left="1077" w:firstLine="709"/>
+        <w:ind w:left="680" w:firstLine="720"/>
         <w:rPr>
           <w:color w:val="000000"/>
         </w:rPr>
@@ -2449,8 +2460,7 @@
         <w:tabs>
           <w:tab w:val="left" w:pos="1087"/>
         </w:tabs>
-        <w:spacing w:line="360" w:lineRule="auto" w:after="0"/>
-        <w:ind w:left="1077" w:firstLine="709"/>
+        <w:ind w:left="680" w:firstLine="720"/>
         <w:rPr>
           <w:color w:val="000000"/>
         </w:rPr>
@@ -2473,8 +2483,7 @@
         <w:tabs>
           <w:tab w:val="left" w:pos="1087"/>
         </w:tabs>
-        <w:spacing w:line="360" w:lineRule="auto" w:after="0"/>
-        <w:ind w:left="1077" w:firstLine="709"/>
+        <w:ind w:left="680" w:firstLine="720"/>
         <w:rPr>
           <w:color w:val="000000"/>
         </w:rPr>
@@ -2483,14 +2492,8 @@
         <w:rPr>
           <w:color w:val="000000"/>
         </w:rPr>
-        <w:t xml:space="preserve">практическая отработка и закрепление изученных ранее методов и приемов поиска и самостоятельного изучения литературы и электронно-образовательных ресурсов в сфере профессиональной </w:t>
-      </w:r>
-      <w:r>
-        <w:rPr>
-          <w:color w:val="000000"/>
-        </w:rPr>
         <w:lastRenderedPageBreak/>
-        <w:t>деятельности;</w:t>
+        <w:t>практическая отработка и закрепление изученных ранее методов и приемов поиска и самостоятельного изучения литературы и электронно-образовательных ресурсов в сфере профессиональной деятельности;</w:t>
       </w:r>
     </w:p>
     <w:p>
@@ -2504,8 +2507,7 @@
         <w:tabs>
           <w:tab w:val="left" w:pos="1087"/>
         </w:tabs>
-        <w:spacing w:line="360" w:lineRule="auto" w:after="0"/>
-        <w:ind w:left="1077" w:firstLine="709"/>
+        <w:ind w:left="680" w:firstLine="720"/>
         <w:rPr>
           <w:color w:val="000000"/>
         </w:rPr>
@@ -2528,8 +2530,7 @@
         <w:tabs>
           <w:tab w:val="left" w:pos="1087"/>
         </w:tabs>
-        <w:spacing w:line="360" w:lineRule="auto" w:after="0"/>
-        <w:ind w:left="1077" w:firstLine="709"/>
+        <w:ind w:left="680" w:firstLine="720"/>
         <w:rPr>
           <w:color w:val="000000"/>
         </w:rPr>
@@ -2559,8 +2560,7 @@
         <w:tabs>
           <w:tab w:val="left" w:pos="1087"/>
         </w:tabs>
-        <w:spacing w:line="360" w:lineRule="auto" w:after="0"/>
-        <w:ind w:left="1077" w:firstLine="709"/>
+        <w:ind w:left="680" w:firstLine="720"/>
         <w:rPr>
           <w:color w:val="000000"/>
         </w:rPr>
@@ -2588,26 +2588,18 @@
     <w:p>
       <w:pPr>
         <w:pStyle w:val="af4"/>
-        <w:spacing w:line="360" w:lineRule="auto" w:after="0"/>
-        <w:ind w:left="1080" w:firstLine="709"/>
-      </w:pPr>
-    </w:p>
-    <w:p>
-      <w:pPr>
-        <w:spacing w:line="360" w:lineRule="auto" w:after="0"/>
+        <w:ind w:left="0"/>
+      </w:pPr>
+    </w:p>
+    <w:p>
+      <w:pPr>
         <w:ind w:firstLine="709"/>
       </w:pPr>
       <w:r>
         <w:t>Объектом исследования является</w:t>
       </w:r>
       <w:r>
-        <w:rPr>
-          <w:rFonts w:ascii="Segoe UI" w:hAnsi="Segoe UI" w:cs="Segoe UI"/>
-        </w:rPr>
-        <w:t xml:space="preserve"> </w:t>
-      </w:r>
-      <w:r>
-        <w:t xml:space="preserve">процесс </w:t>
+        <w:t xml:space="preserve"> процесс </w:t>
       </w:r>
       <w:r>
         <w:t>автоматизации</w:t>
@@ -2618,22 +2610,20 @@
     </w:p>
     <w:p>
       <w:pPr>
-        <w:spacing w:line="360" w:lineRule="auto" w:after="0"/>
         <w:ind w:firstLine="709"/>
       </w:pPr>
       <w:r>
-        <w:t xml:space="preserve">Предметом исследования </w:t>
-      </w:r>
-      <w:r>
-        <w:t>является проектирование и разработка</w:t>
+        <w:t>Предметом исследования является проектирование и разработка</w:t>
       </w:r>
       <w:r>
         <w:t xml:space="preserve"> программы </w:t>
       </w:r>
-    </w:p>
-    <w:p>
-      <w:pPr>
-        <w:spacing w:line="360" w:lineRule="auto" w:after="0"/>
+      <w:r>
+        <w:t>распределения тем курсовых и дипломных работ.</w:t>
+      </w:r>
+    </w:p>
+    <w:p>
+      <w:pPr>
         <w:ind w:firstLine="709"/>
       </w:pPr>
       <w:r>
@@ -2643,78 +2633,111 @@
     <w:p>
       <w:pPr>
         <w:pStyle w:val="1"/>
-        <w:spacing w:line="360" w:lineRule="auto" w:after="0"/>
+        <w:ind w:firstLine="709"/>
+      </w:pPr>
+      <w:bookmarkStart w:id="7" w:name="_9cfrpph3r51n"/>
+      <w:bookmarkEnd w:id="7"/>
+      <w:r>
+        <w:br w:type="page"/>
+      </w:r>
+      <w:bookmarkStart w:id="8" w:name="_Toc233319895"/>
+      <w:r>
+        <w:lastRenderedPageBreak/>
+        <w:t>ГЛАВА 1. ПРОЕКТИРОВАНИЕ</w:t>
+      </w:r>
+      <w:bookmarkEnd w:id="8"/>
+    </w:p>
+    <w:p>
+      <w:pPr>
+        <w:pStyle w:val="2"/>
         <w:ind w:firstLine="709"/>
         <w:jc w:val="center"/>
       </w:pPr>
-      <w:bookmarkStart w:id="7" w:name="_9cfrpph3r51n"/>
-      <w:bookmarkEnd w:id="7"/>
-      <w:r>
-        <w:br w:type="page"/>
-      </w:r>
-      <w:bookmarkStart w:id="8" w:name="_Toc233319895"/>
-      <w:r>
-        <w:lastRenderedPageBreak/>
-        <w:t>ГЛАВА 1. ПРОЕКТИРОВАНИЕ</w:t>
-      </w:r>
-      <w:bookmarkEnd w:id="8"/>
-    </w:p>
-    <w:p>
-      <w:pPr>
-        <w:pStyle w:val="2"/>
-        <w:spacing w:line="360" w:lineRule="auto" w:after="0"/>
+      <w:bookmarkStart w:id="9" w:name="_Toc233319896"/>
+      <w:r>
+        <w:t>Постановка задачи и выбор инструментов для её решения</w:t>
+      </w:r>
+      <w:bookmarkEnd w:id="9"/>
+    </w:p>
+    <w:p>
+      <w:pPr>
+        <w:pStyle w:val="ds-markdown-paragraph"/>
+        <w:spacing w:after="0" w:afterAutospacing="0" w:line="360" w:lineRule="auto"/>
         <w:ind w:firstLine="709"/>
-      </w:pPr>
-      <w:r>
-        <w:t xml:space="preserve"> </w:t>
-      </w:r>
-      <w:bookmarkStart w:id="9" w:name="_Toc233319896"/>
-      <w:r>
-        <w:t>Постановка задачи и выбор инструментов для её решения</w:t>
-      </w:r>
-      <w:bookmarkEnd w:id="9"/>
+        <w:jc w:val="both"/>
+        <w:rPr>
+          <w:sz w:val="28"/>
+          <w:szCs w:val="28"/>
+        </w:rPr>
+      </w:pPr>
+      <w:r>
+        <w:rPr>
+          <w:b/>
+          <w:bCs/>
+          <w:sz w:val="28"/>
+          <w:szCs w:val="28"/>
+        </w:rPr>
+        <w:t>Актуальность</w:t>
+      </w:r>
+      <w:r>
+        <w:rPr>
+          <w:sz w:val="28"/>
+          <w:szCs w:val="28"/>
+        </w:rPr>
+        <w:t xml:space="preserve"> разработки обусловлена необходимостью повышения эффективности процесса распределения тем научных работ. Использование бумажного документооборота или электронных таблиц затрудняет контроль занятости тем, обработку заявок и своевременное обновление информации, что может приводить к ошибкам и конфликтным ситуациям. Автоматизация данного процесса позволит упростить взаимодействие между студентами, преподавателями и администрацией кафедры, обеспечить централизованное хранение данных, сократить время подготовки приказов и повысить точность обработки информации.</w:t>
+      </w:r>
     </w:p>
     <w:p>
       <w:pPr>
         <w:pStyle w:val="ds-markdown-paragraph"/>
-        <w:spacing w:before="240" w:beforeAutospacing="0" w:after="0" w:afterAutospacing="0" w:line="360" w:lineRule="auto"/>
+        <w:spacing w:after="0" w:afterAutospacing="0" w:line="360" w:lineRule="auto"/>
         <w:ind w:firstLine="709"/>
+        <w:jc w:val="both"/>
+        <w:rPr>
+          <w:sz w:val="28"/>
+          <w:szCs w:val="28"/>
+        </w:rPr>
+      </w:pPr>
+      <w:r>
+        <w:rPr>
+          <w:b/>
+          <w:bCs/>
+          <w:sz w:val="28"/>
+          <w:szCs w:val="28"/>
+        </w:rPr>
+        <w:t>Целью</w:t>
+      </w:r>
+      <w:r>
+        <w:rPr>
+          <w:sz w:val="28"/>
+          <w:szCs w:val="28"/>
+        </w:rPr>
+        <w:t xml:space="preserve"> учебной практики является разработка программного приложения для автоматизации процесса распределения тем курсовых работ и выпускных квалификационных работ (ВКР) между студентами и преподавателями кафедры. Приложение предназначено для упрощения выбора и закрепления тем, учета заявок студентов, назначения научных руководителей и формирования необходимой документации. </w:t>
+      </w:r>
+    </w:p>
+    <w:p>
+      <w:pPr>
+        <w:pStyle w:val="ds-markdown-paragraph"/>
+        <w:spacing w:before="0" w:beforeAutospacing="0" w:after="0" w:afterAutospacing="0" w:line="360" w:lineRule="auto"/>
+        <w:ind w:firstLine="709"/>
+        <w:jc w:val="both"/>
+        <w:rPr>
+          <w:sz w:val="28"/>
+          <w:szCs w:val="28"/>
+        </w:rPr>
+      </w:pPr>
+    </w:p>
+    <w:p>
+      <w:pPr>
+        <w:pStyle w:val="ds-markdown-paragraph"/>
+        <w:spacing w:before="0" w:beforeAutospacing="0" w:after="0" w:afterAutospacing="0" w:line="360" w:lineRule="auto"/>
+        <w:ind w:firstLine="709"/>
+        <w:jc w:val="both"/>
       </w:pPr>
       <w:r>
         <w:rPr>
           <w:rStyle w:val="af7"/>
-        </w:rPr>
-        <w:t>Целью</w:t>
-      </w:r>
-      <w:r>
-        <w:t> учебной практики является разработка программного приложения для автоматизации процесса распределения тем курсовых работ и выпускных квалификационных работ (ВКР) между студентами и преподавателями кафедры.</w:t>
-      </w:r>
-    </w:p>
-    <w:p>
-      <w:pPr>
-        <w:pStyle w:val="ds-markdown-paragraph"/>
-        <w:spacing w:before="240" w:beforeAutospacing="0" w:after="0" w:afterAutospacing="0" w:line="360" w:lineRule="auto"/>
-        <w:ind w:firstLine="709"/>
-      </w:pPr>
-      <w:r>
-        <w:rPr>
-          <w:rStyle w:val="af7"/>
-        </w:rPr>
-        <w:t>Актуальность</w:t>
-      </w:r>
-      <w:r>
-        <w:t> задачи обусловлена необходимостью упорядочения процесса выбора и утверждения тем научных работ, исключения конфликтных ситуаций при записи нескольких студентов на одну тему, а также автоматизации формирования официальных приказов по утверждению тем.</w:t>
-      </w:r>
-    </w:p>
-    <w:p>
-      <w:pPr>
-        <w:pStyle w:val="ds-markdown-paragraph"/>
-        <w:spacing w:before="240" w:beforeAutospacing="0" w:after="0" w:afterAutospacing="0" w:line="360" w:lineRule="auto"/>
-        <w:ind w:firstLine="709"/>
-      </w:pPr>
-      <w:r>
-        <w:rPr>
-          <w:rStyle w:val="af7"/>
+          <w:sz w:val="28"/>
         </w:rPr>
         <w:t>Основные функциональные требования к системе:</w:t>
       </w:r>
@@ -2726,10 +2749,14 @@
           <w:ilvl w:val="0"/>
           <w:numId w:val="7"/>
         </w:numPr>
-        <w:spacing w:after="0" w:afterAutospacing="0" w:line="360" w:lineRule="auto"/>
+        <w:spacing w:before="0" w:after="0" w:afterAutospacing="0" w:line="360" w:lineRule="auto"/>
         <w:ind w:firstLine="709"/>
-      </w:pPr>
-      <w:r>
+        <w:jc w:val="both"/>
+      </w:pPr>
+      <w:r>
+        <w:rPr>
+          <w:sz w:val="28"/>
+        </w:rPr>
         <w:t>Разграничение прав доступа для трёх ролей пользователей: администратор, преподаватель, студент.</w:t>
       </w:r>
     </w:p>
@@ -2740,11 +2767,39 @@
           <w:ilvl w:val="0"/>
           <w:numId w:val="7"/>
         </w:numPr>
-        <w:spacing w:after="0" w:afterAutospacing="0" w:line="360" w:lineRule="auto"/>
+        <w:spacing w:before="0" w:after="0" w:afterAutospacing="0" w:line="360" w:lineRule="auto"/>
         <w:ind w:firstLine="709"/>
-      </w:pPr>
-      <w:r>
-        <w:t>Возможность для преподавателя создавать темы с указанием уровня работы (курсовая, ВКР, курсовая/ВКР) и описания.</w:t>
+        <w:jc w:val="both"/>
+      </w:pPr>
+      <w:r>
+        <w:rPr>
+          <w:sz w:val="28"/>
+        </w:rPr>
+        <w:t>Возможность для преподавателя создавать темы с указанием уровня работы (курсовая, ВКР, курсовая/ВКР) и описания</w:t>
+      </w:r>
+      <w:r>
+        <w:rPr>
+          <w:sz w:val="28"/>
+        </w:rPr>
+        <w:t xml:space="preserve"> с у</w:t>
+      </w:r>
+      <w:r>
+        <w:rPr>
+          <w:sz w:val="28"/>
+        </w:rPr>
+        <w:t>казанием темы</w:t>
+      </w:r>
+      <w:r>
+        <w:rPr>
+          <w:sz w:val="28"/>
+        </w:rPr>
+        <w:t xml:space="preserve"> без определения студента</w:t>
+      </w:r>
+      <w:r>
+        <w:rPr>
+          <w:sz w:val="28"/>
+        </w:rPr>
+        <w:t>.</w:t>
       </w:r>
     </w:p>
     <w:p>
@@ -2754,10 +2809,14 @@
           <w:ilvl w:val="0"/>
           <w:numId w:val="7"/>
         </w:numPr>
-        <w:spacing w:after="0" w:afterAutospacing="0" w:line="360" w:lineRule="auto"/>
+        <w:spacing w:before="0" w:after="0" w:afterAutospacing="0" w:line="360" w:lineRule="auto"/>
         <w:ind w:firstLine="709"/>
-      </w:pPr>
-      <w:r>
+        <w:jc w:val="both"/>
+      </w:pPr>
+      <w:r>
+        <w:rPr>
+          <w:sz w:val="28"/>
+        </w:rPr>
         <w:t>Возможность для студента просматривать доступные темы и записываться на них.</w:t>
       </w:r>
     </w:p>
@@ -2768,10 +2827,14 @@
           <w:ilvl w:val="0"/>
           <w:numId w:val="7"/>
         </w:numPr>
-        <w:spacing w:after="0" w:afterAutospacing="0" w:line="360" w:lineRule="auto"/>
+        <w:spacing w:before="0" w:after="0" w:afterAutospacing="0" w:line="360" w:lineRule="auto"/>
         <w:ind w:firstLine="709"/>
-      </w:pPr>
-      <w:r>
+        <w:jc w:val="both"/>
+      </w:pPr>
+      <w:r>
+        <w:rPr>
+          <w:sz w:val="28"/>
+        </w:rPr>
         <w:t>Возможность для преподавателя подтверждать или отклонять заявки студентов.</w:t>
       </w:r>
     </w:p>
@@ -2782,10 +2845,15 @@
           <w:ilvl w:val="0"/>
           <w:numId w:val="7"/>
         </w:numPr>
-        <w:spacing w:after="0" w:afterAutospacing="0" w:line="360" w:lineRule="auto"/>
+        <w:spacing w:before="0" w:after="0" w:afterAutospacing="0" w:line="360" w:lineRule="auto"/>
         <w:ind w:firstLine="709"/>
-      </w:pPr>
-      <w:r>
+        <w:jc w:val="both"/>
+      </w:pPr>
+      <w:r>
+        <w:rPr>
+          <w:sz w:val="28"/>
+        </w:rPr>
+        <w:lastRenderedPageBreak/>
         <w:t>Автоматическая проверка дедлайнов: ввод тем (сентябрь), запись (до ноября), смена темы (до середины февраля), формирование приказов (декабрь и апрель).</w:t>
       </w:r>
     </w:p>
@@ -2796,10 +2864,14 @@
           <w:ilvl w:val="0"/>
           <w:numId w:val="7"/>
         </w:numPr>
-        <w:spacing w:after="0" w:afterAutospacing="0" w:line="360" w:lineRule="auto"/>
+        <w:spacing w:before="0" w:after="0" w:afterAutospacing="0" w:line="360" w:lineRule="auto"/>
         <w:ind w:firstLine="709"/>
-      </w:pPr>
-      <w:r>
+        <w:jc w:val="both"/>
+      </w:pPr>
+      <w:r>
+        <w:rPr>
+          <w:sz w:val="28"/>
+        </w:rPr>
         <w:t>Генерация предварительного и окончательного приказов в формате Microsoft Word.</w:t>
       </w:r>
     </w:p>
@@ -2810,10 +2882,14 @@
           <w:ilvl w:val="0"/>
           <w:numId w:val="7"/>
         </w:numPr>
-        <w:spacing w:after="0" w:afterAutospacing="0" w:line="360" w:lineRule="auto"/>
+        <w:spacing w:before="0" w:after="0" w:afterAutospacing="0" w:line="360" w:lineRule="auto"/>
         <w:ind w:firstLine="709"/>
-      </w:pPr>
-      <w:r>
+        <w:jc w:val="both"/>
+      </w:pPr>
+      <w:r>
+        <w:rPr>
+          <w:sz w:val="28"/>
+        </w:rPr>
         <w:t>Импорт списков студентов и преподавателей из файлов формата Microsoft Excel.</w:t>
       </w:r>
     </w:p>
@@ -2824,20 +2900,42 @@
           <w:between w:val="single" w:sz="4" w:space="1" w:color="auto"/>
           <w:bar w:val="single" w:sz="4" w:color="auto"/>
         </w:pBdr>
-        <w:spacing w:before="240" w:beforeAutospacing="0" w:after="0" w:afterAutospacing="0" w:line="360" w:lineRule="auto"/>
-        <w:ind w:firstLine="709"/>
+        <w:spacing w:after="0" w:afterAutospacing="0" w:line="360" w:lineRule="auto"/>
+        <w:ind w:left="357"/>
+        <w:jc w:val="both"/>
+        <w:rPr>
+          <w:b/>
+          <w:bCs/>
+          <w:sz w:val="28"/>
+        </w:rPr>
       </w:pPr>
       <w:r>
         <w:rPr>
           <w:rStyle w:val="af7"/>
-        </w:rPr>
-        <w:t>Выбор технологического стека:</w:t>
+          <w:sz w:val="28"/>
+          <w:szCs w:val="28"/>
+        </w:rPr>
+        <w:t xml:space="preserve">Таблица 1. </w:t>
+      </w:r>
+      <w:r>
+        <w:rPr>
+          <w:rStyle w:val="af7"/>
+          <w:sz w:val="28"/>
+        </w:rPr>
+        <w:t>Выбор технологического стека</w:t>
+      </w:r>
+      <w:r>
+        <w:rPr>
+          <w:rStyle w:val="af7"/>
+          <w:sz w:val="28"/>
+        </w:rPr>
+        <w:t>.</w:t>
       </w:r>
     </w:p>
     <w:tbl>
       <w:tblPr>
-        <w:tblW w:w="10065" w:type="dxa"/>
-        <w:tblInd w:w="-572" w:type="dxa"/>
+        <w:tblW w:w="9498" w:type="dxa"/>
+        <w:tblInd w:w="-5" w:type="dxa"/>
         <w:tblBorders>
           <w:top w:val="single" w:sz="4" w:space="0" w:color="auto"/>
           <w:left w:val="single" w:sz="4" w:space="0" w:color="auto"/>
@@ -2855,9 +2953,9 @@
         <w:tblLook w:val="04A0" w:firstRow="1" w:lastRow="0" w:firstColumn="1" w:lastColumn="0" w:noHBand="0" w:noVBand="1"/>
       </w:tblPr>
       <w:tblGrid>
-        <w:gridCol w:w="2686"/>
-        <w:gridCol w:w="2297"/>
-        <w:gridCol w:w="5082"/>
+        <w:gridCol w:w="2746"/>
+        <w:gridCol w:w="2074"/>
+        <w:gridCol w:w="4678"/>
       </w:tblGrid>
       <w:tr>
         <w:trPr>
@@ -2865,7 +2963,7 @@
         </w:trPr>
         <w:tc>
           <w:tcPr>
-            <w:tcW w:w="0" w:type="auto"/>
+            <w:tcW w:w="2746" w:type="dxa"/>
             <w:tcMar>
               <w:top w:w="150" w:type="dxa"/>
               <w:left w:w="0" w:type="dxa"/>
@@ -2882,23 +2980,17 @@
                 <w:bar w:val="single" w:sz="4" w:color="auto"/>
               </w:pBdr>
               <w:spacing w:line="375" w:lineRule="atLeast"/>
-              <w:rPr>
-                <w:sz w:val="23"/>
-                <w:szCs w:val="23"/>
-              </w:rPr>
-            </w:pPr>
-            <w:r>
-              <w:rPr>
-                <w:sz w:val="23"/>
-                <w:szCs w:val="23"/>
-              </w:rPr>
+              <w:ind w:firstLine="0"/>
+              <w:jc w:val="center"/>
+            </w:pPr>
+            <w:r>
               <w:t>Компонент</w:t>
             </w:r>
           </w:p>
         </w:tc>
         <w:tc>
           <w:tcPr>
-            <w:tcW w:w="2297" w:type="dxa"/>
+            <w:tcW w:w="2074" w:type="dxa"/>
             <w:tcMar>
               <w:top w:w="150" w:type="dxa"/>
               <w:left w:w="240" w:type="dxa"/>
@@ -2915,24 +3007,17 @@
                 <w:bar w:val="single" w:sz="4" w:color="auto"/>
               </w:pBdr>
               <w:spacing w:line="375" w:lineRule="atLeast"/>
-              <w:ind w:left="340" w:firstLine="0"/>
-              <w:rPr>
-                <w:sz w:val="23"/>
-                <w:szCs w:val="23"/>
-              </w:rPr>
-            </w:pPr>
-            <w:r>
-              <w:rPr>
-                <w:sz w:val="23"/>
-                <w:szCs w:val="23"/>
-              </w:rPr>
+              <w:ind w:firstLine="0"/>
+              <w:jc w:val="center"/>
+            </w:pPr>
+            <w:r>
               <w:t>Выбранная технология</w:t>
             </w:r>
           </w:p>
         </w:tc>
         <w:tc>
           <w:tcPr>
-            <w:tcW w:w="5082" w:type="dxa"/>
+            <w:tcW w:w="4678" w:type="dxa"/>
             <w:tcMar>
               <w:top w:w="150" w:type="dxa"/>
               <w:left w:w="240" w:type="dxa"/>
@@ -2949,17 +3034,10 @@
                 <w:bar w:val="single" w:sz="4" w:color="auto"/>
               </w:pBdr>
               <w:spacing w:line="375" w:lineRule="atLeast"/>
-              <w:ind w:firstLine="1588"/>
-              <w:rPr>
-                <w:sz w:val="23"/>
-                <w:szCs w:val="23"/>
-              </w:rPr>
-            </w:pPr>
-            <w:r>
-              <w:rPr>
-                <w:sz w:val="23"/>
-                <w:szCs w:val="23"/>
-              </w:rPr>
+              <w:ind w:firstLine="0"/>
+              <w:jc w:val="center"/>
+            </w:pPr>
+            <w:r>
               <w:t>Обоснование</w:t>
             </w:r>
           </w:p>
@@ -2968,7 +3046,7 @@
       <w:tr>
         <w:tc>
           <w:tcPr>
-            <w:tcW w:w="0" w:type="auto"/>
+            <w:tcW w:w="2746" w:type="dxa"/>
             <w:tcMar>
               <w:top w:w="150" w:type="dxa"/>
               <w:left w:w="0" w:type="dxa"/>
@@ -2985,24 +3063,16 @@
                 <w:bar w:val="single" w:sz="4" w:color="auto"/>
               </w:pBdr>
               <w:spacing w:line="375" w:lineRule="atLeast"/>
-              <w:ind w:firstLine="3"/>
-              <w:rPr>
-                <w:sz w:val="23"/>
-                <w:szCs w:val="23"/>
-              </w:rPr>
-            </w:pPr>
-            <w:r>
-              <w:rPr>
-                <w:sz w:val="23"/>
-                <w:szCs w:val="23"/>
-              </w:rPr>
+              <w:ind w:left="227" w:firstLine="3"/>
+            </w:pPr>
+            <w:r>
               <w:t>Язык программирования</w:t>
             </w:r>
           </w:p>
         </w:tc>
         <w:tc>
           <w:tcPr>
-            <w:tcW w:w="2297" w:type="dxa"/>
+            <w:tcW w:w="2074" w:type="dxa"/>
             <w:tcMar>
               <w:top w:w="150" w:type="dxa"/>
               <w:left w:w="240" w:type="dxa"/>
@@ -3019,24 +3089,16 @@
                 <w:bar w:val="single" w:sz="4" w:color="auto"/>
               </w:pBdr>
               <w:spacing w:line="375" w:lineRule="atLeast"/>
-              <w:ind w:right="-83" w:firstLine="340"/>
-              <w:rPr>
-                <w:sz w:val="23"/>
-                <w:szCs w:val="23"/>
-              </w:rPr>
-            </w:pPr>
-            <w:r>
-              <w:rPr>
-                <w:sz w:val="23"/>
-                <w:szCs w:val="23"/>
-              </w:rPr>
+              <w:ind w:right="-284" w:firstLine="0"/>
+            </w:pPr>
+            <w:r>
               <w:t>Python 3.12</w:t>
             </w:r>
           </w:p>
         </w:tc>
         <w:tc>
           <w:tcPr>
-            <w:tcW w:w="5082" w:type="dxa"/>
+            <w:tcW w:w="4678" w:type="dxa"/>
             <w:tcMar>
               <w:top w:w="150" w:type="dxa"/>
               <w:left w:w="240" w:type="dxa"/>
@@ -3053,17 +3115,9 @@
                 <w:bar w:val="single" w:sz="4" w:color="auto"/>
               </w:pBdr>
               <w:spacing w:line="375" w:lineRule="atLeast"/>
-              <w:ind w:firstLine="171"/>
-              <w:rPr>
-                <w:sz w:val="23"/>
-                <w:szCs w:val="23"/>
-              </w:rPr>
-            </w:pPr>
-            <w:r>
-              <w:rPr>
-                <w:sz w:val="23"/>
-                <w:szCs w:val="23"/>
-              </w:rPr>
+              <w:ind w:right="284" w:firstLine="170"/>
+            </w:pPr>
+            <w:r>
               <w:t>Высокая популярность, богатая экосистема библиотек, простота освоения</w:t>
             </w:r>
           </w:p>
@@ -3072,7 +3126,7 @@
       <w:tr>
         <w:tc>
           <w:tcPr>
-            <w:tcW w:w="0" w:type="auto"/>
+            <w:tcW w:w="2746" w:type="dxa"/>
             <w:tcMar>
               <w:top w:w="150" w:type="dxa"/>
               <w:left w:w="0" w:type="dxa"/>
@@ -3089,24 +3143,16 @@
                 <w:bar w:val="single" w:sz="4" w:color="auto"/>
               </w:pBdr>
               <w:spacing w:line="375" w:lineRule="atLeast"/>
-              <w:ind w:firstLine="3"/>
-              <w:rPr>
-                <w:sz w:val="23"/>
-                <w:szCs w:val="23"/>
-              </w:rPr>
-            </w:pPr>
-            <w:r>
-              <w:rPr>
-                <w:sz w:val="23"/>
-                <w:szCs w:val="23"/>
-              </w:rPr>
-              <w:t>Фреймворк для бэкенда</w:t>
-            </w:r>
-          </w:p>
-        </w:tc>
-        <w:tc>
-          <w:tcPr>
-            <w:tcW w:w="2297" w:type="dxa"/>
+              <w:ind w:left="227" w:right="284" w:firstLine="6"/>
+            </w:pPr>
+            <w:r>
+              <w:t>Веб-фреймворк (бэкенд)</w:t>
+            </w:r>
+          </w:p>
+        </w:tc>
+        <w:tc>
+          <w:tcPr>
+            <w:tcW w:w="2074" w:type="dxa"/>
             <w:tcMar>
               <w:top w:w="150" w:type="dxa"/>
               <w:left w:w="240" w:type="dxa"/>
@@ -3123,18 +3169,10 @@
                 <w:bar w:val="single" w:sz="4" w:color="auto"/>
               </w:pBdr>
               <w:spacing w:line="375" w:lineRule="atLeast"/>
-              <w:ind w:firstLine="481"/>
-              <w:rPr>
-                <w:sz w:val="23"/>
-                <w:szCs w:val="23"/>
-              </w:rPr>
+              <w:ind w:right="-284" w:firstLine="0"/>
             </w:pPr>
             <w:proofErr w:type="spellStart"/>
             <w:r>
-              <w:rPr>
-                <w:sz w:val="23"/>
-                <w:szCs w:val="23"/>
-              </w:rPr>
               <w:t>FastAPI</w:t>
             </w:r>
             <w:proofErr w:type="spellEnd"/>
@@ -3142,7 +3180,7 @@
         </w:tc>
         <w:tc>
           <w:tcPr>
-            <w:tcW w:w="5082" w:type="dxa"/>
+            <w:tcW w:w="4678" w:type="dxa"/>
             <w:tcMar>
               <w:top w:w="150" w:type="dxa"/>
               <w:left w:w="240" w:type="dxa"/>
@@ -3159,42 +3197,31 @@
                 <w:bar w:val="single" w:sz="4" w:color="auto"/>
               </w:pBdr>
               <w:spacing w:line="375" w:lineRule="atLeast"/>
-              <w:ind w:firstLine="171"/>
-              <w:rPr>
-                <w:sz w:val="23"/>
-                <w:szCs w:val="23"/>
-              </w:rPr>
-            </w:pPr>
-            <w:r>
-              <w:rPr>
-                <w:sz w:val="23"/>
-                <w:szCs w:val="23"/>
-              </w:rPr>
+              <w:ind w:right="284" w:firstLine="170"/>
+            </w:pPr>
+            <w:r>
               <w:t xml:space="preserve">Высокая производительность, встроенная документация </w:t>
             </w:r>
             <w:proofErr w:type="spellStart"/>
             <w:r>
-              <w:rPr>
-                <w:sz w:val="23"/>
-                <w:szCs w:val="23"/>
-              </w:rPr>
               <w:t>OpenAPI</w:t>
             </w:r>
             <w:proofErr w:type="spellEnd"/>
             <w:r>
-              <w:rPr>
-                <w:sz w:val="23"/>
-                <w:szCs w:val="23"/>
-              </w:rPr>
-              <w:t>, поддержка асинхронности</w:t>
-            </w:r>
+              <w:t xml:space="preserve">, поддержка асинхронности, автоматическая валидация данных через </w:t>
+            </w:r>
+            <w:proofErr w:type="spellStart"/>
+            <w:r>
+              <w:t>Pydantic</w:t>
+            </w:r>
+            <w:proofErr w:type="spellEnd"/>
           </w:p>
         </w:tc>
       </w:tr>
       <w:tr>
         <w:tc>
           <w:tcPr>
-            <w:tcW w:w="0" w:type="auto"/>
+            <w:tcW w:w="2746" w:type="dxa"/>
             <w:tcMar>
               <w:top w:w="150" w:type="dxa"/>
               <w:left w:w="0" w:type="dxa"/>
@@ -3211,16 +3238,14 @@
                 <w:bar w:val="single" w:sz="4" w:color="auto"/>
               </w:pBdr>
               <w:spacing w:line="375" w:lineRule="atLeast"/>
-              <w:ind w:firstLine="3"/>
-              <w:rPr>
-                <w:sz w:val="23"/>
-                <w:szCs w:val="23"/>
-              </w:rPr>
-            </w:pPr>
-            <w:r>
-              <w:rPr>
-                <w:sz w:val="23"/>
-                <w:szCs w:val="23"/>
+              <w:ind w:left="227" w:firstLine="3"/>
+              <w:rPr>
+                <w:highlight w:val="none"/>
+              </w:rPr>
+            </w:pPr>
+            <w:r>
+              <w:rPr>
+                <w:highlight w:val="none"/>
               </w:rPr>
               <w:t>База данных</w:t>
             </w:r>
@@ -3228,7 +3253,7 @@
         </w:tc>
         <w:tc>
           <w:tcPr>
-            <w:tcW w:w="2297" w:type="dxa"/>
+            <w:tcW w:w="2074" w:type="dxa"/>
             <w:tcMar>
               <w:top w:w="150" w:type="dxa"/>
               <w:left w:w="240" w:type="dxa"/>
@@ -3245,17 +3270,15 @@
                 <w:bar w:val="single" w:sz="4" w:color="auto"/>
               </w:pBdr>
               <w:spacing w:line="375" w:lineRule="atLeast"/>
-              <w:ind w:firstLine="481"/>
-              <w:rPr>
-                <w:sz w:val="23"/>
-                <w:szCs w:val="23"/>
+              <w:ind w:right="-284" w:firstLine="0"/>
+              <w:rPr>
+                <w:highlight w:val="none"/>
               </w:rPr>
             </w:pPr>
             <w:proofErr w:type="spellStart"/>
             <w:r>
               <w:rPr>
-                <w:sz w:val="23"/>
-                <w:szCs w:val="23"/>
+                <w:highlight w:val="none"/>
               </w:rPr>
               <w:t>SQLite</w:t>
             </w:r>
@@ -3264,7 +3287,7 @@
         </w:tc>
         <w:tc>
           <w:tcPr>
-            <w:tcW w:w="5082" w:type="dxa"/>
+            <w:tcW w:w="4678" w:type="dxa"/>
             <w:tcMar>
               <w:top w:w="150" w:type="dxa"/>
               <w:left w:w="240" w:type="dxa"/>
@@ -3281,16 +3304,14 @@
                 <w:bar w:val="single" w:sz="4" w:color="auto"/>
               </w:pBdr>
               <w:spacing w:line="375" w:lineRule="atLeast"/>
-              <w:ind w:firstLine="171"/>
-              <w:rPr>
-                <w:sz w:val="23"/>
-                <w:szCs w:val="23"/>
-              </w:rPr>
-            </w:pPr>
-            <w:r>
-              <w:rPr>
-                <w:sz w:val="23"/>
-                <w:szCs w:val="23"/>
+              <w:ind w:right="284" w:firstLine="170"/>
+              <w:rPr>
+                <w:highlight w:val="none"/>
+              </w:rPr>
+            </w:pPr>
+            <w:r>
+              <w:rPr>
+                <w:highlight w:val="none"/>
               </w:rPr>
               <w:t>Лёгкость развёртывания, не требует отдельного сервера, достаточна для прототипа</w:t>
             </w:r>
@@ -3300,7 +3321,7 @@
       <w:tr>
         <w:tc>
           <w:tcPr>
-            <w:tcW w:w="0" w:type="auto"/>
+            <w:tcW w:w="2746" w:type="dxa"/>
             <w:tcMar>
               <w:top w:w="150" w:type="dxa"/>
               <w:left w:w="0" w:type="dxa"/>
@@ -3317,24 +3338,16 @@
                 <w:bar w:val="single" w:sz="4" w:color="auto"/>
               </w:pBdr>
               <w:spacing w:line="375" w:lineRule="atLeast"/>
-              <w:ind w:firstLine="3"/>
-              <w:rPr>
-                <w:sz w:val="23"/>
-                <w:szCs w:val="23"/>
-              </w:rPr>
-            </w:pPr>
-            <w:r>
-              <w:rPr>
-                <w:sz w:val="23"/>
-                <w:szCs w:val="23"/>
-              </w:rPr>
-              <w:t>GUI-фреймворк</w:t>
-            </w:r>
-          </w:p>
-        </w:tc>
-        <w:tc>
-          <w:tcPr>
-            <w:tcW w:w="2297" w:type="dxa"/>
+              <w:ind w:left="227" w:firstLine="3"/>
+            </w:pPr>
+            <w:r>
+              <w:t>GUI-фреймворк (клиент)</w:t>
+            </w:r>
+          </w:p>
+        </w:tc>
+        <w:tc>
+          <w:tcPr>
+            <w:tcW w:w="2074" w:type="dxa"/>
             <w:tcMar>
               <w:top w:w="150" w:type="dxa"/>
               <w:left w:w="240" w:type="dxa"/>
@@ -3351,34 +3364,18 @@
                 <w:bar w:val="single" w:sz="4" w:color="auto"/>
               </w:pBdr>
               <w:spacing w:line="375" w:lineRule="atLeast"/>
-              <w:ind w:firstLine="340"/>
-              <w:rPr>
-                <w:sz w:val="23"/>
-                <w:szCs w:val="23"/>
-              </w:rPr>
+              <w:ind w:right="-284" w:firstLine="0"/>
             </w:pPr>
             <w:proofErr w:type="spellStart"/>
             <w:r>
-              <w:rPr>
-                <w:sz w:val="23"/>
-                <w:szCs w:val="23"/>
-              </w:rPr>
               <w:t>Tkinter</w:t>
             </w:r>
             <w:proofErr w:type="spellEnd"/>
             <w:r>
-              <w:rPr>
-                <w:sz w:val="23"/>
-                <w:szCs w:val="23"/>
-              </w:rPr>
               <w:t xml:space="preserve"> + </w:t>
             </w:r>
             <w:proofErr w:type="spellStart"/>
             <w:r>
-              <w:rPr>
-                <w:sz w:val="23"/>
-                <w:szCs w:val="23"/>
-              </w:rPr>
               <w:t>ttk</w:t>
             </w:r>
             <w:proofErr w:type="spellEnd"/>
@@ -3386,7 +3383,7 @@
         </w:tc>
         <w:tc>
           <w:tcPr>
-            <w:tcW w:w="5082" w:type="dxa"/>
+            <w:tcW w:w="4678" w:type="dxa"/>
             <w:tcMar>
               <w:top w:w="150" w:type="dxa"/>
               <w:left w:w="240" w:type="dxa"/>
@@ -3403,18 +3400,10 @@
                 <w:bar w:val="single" w:sz="4" w:color="auto"/>
               </w:pBdr>
               <w:spacing w:line="375" w:lineRule="atLeast"/>
-              <w:ind w:firstLine="171"/>
-              <w:rPr>
-                <w:sz w:val="23"/>
-                <w:szCs w:val="23"/>
-              </w:rPr>
-            </w:pPr>
-            <w:r>
-              <w:rPr>
-                <w:sz w:val="23"/>
-                <w:szCs w:val="23"/>
-              </w:rPr>
-              <w:t>Встроен в Python, кроссплатформенность, наличие готового кода из предыдущих проектов</w:t>
+              <w:ind w:right="284" w:firstLine="170"/>
+            </w:pPr>
+            <w:r>
+              <w:t>Встроен в Python, кроссплатформенность, не требует установки дополнительных библиотек, наличие готового кода из предыдущих проектов</w:t>
             </w:r>
           </w:p>
         </w:tc>
@@ -3422,7 +3411,86 @@
       <w:tr>
         <w:tc>
           <w:tcPr>
-            <w:tcW w:w="0" w:type="auto"/>
+            <w:tcW w:w="2746" w:type="dxa"/>
+            <w:tcMar>
+              <w:top w:w="150" w:type="dxa"/>
+              <w:left w:w="0" w:type="dxa"/>
+              <w:bottom w:w="150" w:type="dxa"/>
+              <w:right w:w="240" w:type="dxa"/>
+            </w:tcMar>
+            <w:vAlign w:val="center"/>
+          </w:tcPr>
+          <w:p>
+            <w:pPr>
+              <w:pBdr>
+                <w:between w:val="single" w:sz="4" w:space="1" w:color="auto"/>
+                <w:bar w:val="single" w:sz="4" w:color="auto"/>
+              </w:pBdr>
+              <w:spacing w:line="375" w:lineRule="atLeast"/>
+              <w:ind w:left="227" w:firstLine="3"/>
+            </w:pPr>
+            <w:r>
+              <w:t>ORM</w:t>
+            </w:r>
+          </w:p>
+        </w:tc>
+        <w:tc>
+          <w:tcPr>
+            <w:tcW w:w="2074" w:type="dxa"/>
+            <w:tcMar>
+              <w:top w:w="150" w:type="dxa"/>
+              <w:left w:w="240" w:type="dxa"/>
+              <w:bottom w:w="150" w:type="dxa"/>
+              <w:right w:w="240" w:type="dxa"/>
+            </w:tcMar>
+            <w:vAlign w:val="center"/>
+          </w:tcPr>
+          <w:p>
+            <w:pPr>
+              <w:pBdr>
+                <w:between w:val="single" w:sz="4" w:space="1" w:color="auto"/>
+                <w:bar w:val="single" w:sz="4" w:color="auto"/>
+              </w:pBdr>
+              <w:spacing w:line="375" w:lineRule="atLeast"/>
+              <w:ind w:right="-284" w:firstLine="0"/>
+            </w:pPr>
+            <w:proofErr w:type="spellStart"/>
+            <w:r>
+              <w:t>SQLAlchemy</w:t>
+            </w:r>
+            <w:proofErr w:type="spellEnd"/>
+          </w:p>
+        </w:tc>
+        <w:tc>
+          <w:tcPr>
+            <w:tcW w:w="4678" w:type="dxa"/>
+            <w:tcMar>
+              <w:top w:w="150" w:type="dxa"/>
+              <w:left w:w="240" w:type="dxa"/>
+              <w:bottom w:w="150" w:type="dxa"/>
+              <w:right w:w="0" w:type="dxa"/>
+            </w:tcMar>
+            <w:vAlign w:val="center"/>
+          </w:tcPr>
+          <w:p>
+            <w:pPr>
+              <w:pBdr>
+                <w:between w:val="single" w:sz="4" w:space="1" w:color="auto"/>
+                <w:bar w:val="single" w:sz="4" w:color="auto"/>
+              </w:pBdr>
+              <w:spacing w:line="375" w:lineRule="atLeast"/>
+              <w:ind w:right="284" w:firstLine="170"/>
+            </w:pPr>
+            <w:r>
+              <w:t>Упрощает работу с БД, обеспечивает защиту от SQL-инъекций, поддерживает миграции</w:t>
+            </w:r>
+          </w:p>
+        </w:tc>
+      </w:tr>
+      <w:tr>
+        <w:tc>
+          <w:tcPr>
+            <w:tcW w:w="2746" w:type="dxa"/>
             <w:tcMar>
               <w:top w:w="150" w:type="dxa"/>
               <w:left w:w="0" w:type="dxa"/>
@@ -3439,16 +3507,16 @@
                 <w:bar w:val="single" w:sz="4" w:color="auto"/>
               </w:pBdr>
               <w:spacing w:line="375" w:lineRule="atLeast"/>
-              <w:ind w:left="144" w:firstLine="0"/>
-              <w:rPr>
-                <w:sz w:val="23"/>
-                <w:szCs w:val="23"/>
-              </w:rPr>
-            </w:pPr>
-            <w:r>
-              <w:rPr>
-                <w:sz w:val="23"/>
-                <w:szCs w:val="23"/>
+              <w:ind w:left="227" w:firstLine="0"/>
+              <w:rPr>
+                <w:color w:val="000000" w:themeColor="text1"/>
+                <w:highlight w:val="none"/>
+              </w:rPr>
+            </w:pPr>
+            <w:r>
+              <w:rPr>
+                <w:color w:val="000000" w:themeColor="text1"/>
+                <w:highlight w:val="none"/>
               </w:rPr>
               <w:lastRenderedPageBreak/>
               <w:t>Контейнеризация</w:t>
@@ -3457,7 +3525,7 @@
         </w:tc>
         <w:tc>
           <w:tcPr>
-            <w:tcW w:w="2297" w:type="dxa"/>
+            <w:tcW w:w="2074" w:type="dxa"/>
             <w:tcMar>
               <w:top w:w="150" w:type="dxa"/>
               <w:left w:w="240" w:type="dxa"/>
@@ -3474,17 +3542,17 @@
                 <w:bar w:val="single" w:sz="4" w:color="auto"/>
               </w:pBdr>
               <w:spacing w:line="375" w:lineRule="atLeast"/>
-              <w:ind w:firstLine="475"/>
-              <w:rPr>
-                <w:sz w:val="23"/>
-                <w:szCs w:val="23"/>
+              <w:ind w:right="-284" w:firstLine="0"/>
+              <w:rPr>
+                <w:color w:val="000000" w:themeColor="text1"/>
+                <w:highlight w:val="none"/>
               </w:rPr>
             </w:pPr>
             <w:proofErr w:type="spellStart"/>
             <w:r>
               <w:rPr>
-                <w:sz w:val="23"/>
-                <w:szCs w:val="23"/>
+                <w:color w:val="000000" w:themeColor="text1"/>
+                <w:highlight w:val="none"/>
               </w:rPr>
               <w:t>Docker</w:t>
             </w:r>
@@ -3493,7 +3561,7 @@
         </w:tc>
         <w:tc>
           <w:tcPr>
-            <w:tcW w:w="5082" w:type="dxa"/>
+            <w:tcW w:w="4678" w:type="dxa"/>
             <w:tcMar>
               <w:top w:w="150" w:type="dxa"/>
               <w:left w:w="240" w:type="dxa"/>
@@ -3510,16 +3578,16 @@
                 <w:bar w:val="single" w:sz="4" w:color="auto"/>
               </w:pBdr>
               <w:spacing w:line="375" w:lineRule="atLeast"/>
-              <w:ind w:firstLine="171"/>
-              <w:rPr>
-                <w:sz w:val="23"/>
-                <w:szCs w:val="23"/>
-              </w:rPr>
-            </w:pPr>
-            <w:r>
-              <w:rPr>
-                <w:sz w:val="23"/>
-                <w:szCs w:val="23"/>
+              <w:ind w:right="284" w:firstLine="170"/>
+              <w:rPr>
+                <w:color w:val="000000" w:themeColor="text1"/>
+                <w:highlight w:val="none"/>
+              </w:rPr>
+            </w:pPr>
+            <w:r>
+              <w:rPr>
+                <w:color w:val="000000" w:themeColor="text1"/>
+                <w:highlight w:val="none"/>
               </w:rPr>
               <w:t>Обеспечивает одинаковое окружение на всех компьютерах, упрощает развёртывание</w:t>
             </w:r>
@@ -3529,7 +3597,7 @@
       <w:tr>
         <w:tc>
           <w:tcPr>
-            <w:tcW w:w="0" w:type="auto"/>
+            <w:tcW w:w="2746" w:type="dxa"/>
             <w:tcMar>
               <w:top w:w="150" w:type="dxa"/>
               <w:left w:w="0" w:type="dxa"/>
@@ -3546,24 +3614,16 @@
                 <w:bar w:val="single" w:sz="4" w:color="auto"/>
               </w:pBdr>
               <w:spacing w:line="375" w:lineRule="atLeast"/>
-              <w:ind w:left="144" w:firstLine="0"/>
-              <w:rPr>
-                <w:sz w:val="23"/>
-                <w:szCs w:val="23"/>
-              </w:rPr>
-            </w:pPr>
-            <w:r>
-              <w:rPr>
-                <w:sz w:val="23"/>
-                <w:szCs w:val="23"/>
-              </w:rPr>
+              <w:ind w:left="227" w:firstLine="0"/>
+            </w:pPr>
+            <w:r>
               <w:t>Управление зависимостями</w:t>
             </w:r>
           </w:p>
         </w:tc>
         <w:tc>
           <w:tcPr>
-            <w:tcW w:w="2297" w:type="dxa"/>
+            <w:tcW w:w="2074" w:type="dxa"/>
             <w:tcMar>
               <w:top w:w="150" w:type="dxa"/>
               <w:left w:w="240" w:type="dxa"/>
@@ -3580,18 +3640,10 @@
                 <w:bar w:val="single" w:sz="4" w:color="auto"/>
               </w:pBdr>
               <w:spacing w:line="375" w:lineRule="atLeast"/>
-              <w:ind w:firstLine="198"/>
-              <w:rPr>
-                <w:sz w:val="23"/>
-                <w:szCs w:val="23"/>
-              </w:rPr>
+              <w:ind w:right="-284" w:firstLine="0"/>
             </w:pPr>
             <w:proofErr w:type="spellStart"/>
             <w:r>
-              <w:rPr>
-                <w:sz w:val="23"/>
-                <w:szCs w:val="23"/>
-              </w:rPr>
               <w:t>Poetry</w:t>
             </w:r>
             <w:proofErr w:type="spellEnd"/>
@@ -3599,7 +3651,7 @@
         </w:tc>
         <w:tc>
           <w:tcPr>
-            <w:tcW w:w="5082" w:type="dxa"/>
+            <w:tcW w:w="4678" w:type="dxa"/>
             <w:tcMar>
               <w:top w:w="150" w:type="dxa"/>
               <w:left w:w="240" w:type="dxa"/>
@@ -3616,17 +3668,9 @@
                 <w:bar w:val="single" w:sz="4" w:color="auto"/>
               </w:pBdr>
               <w:spacing w:line="375" w:lineRule="atLeast"/>
-              <w:ind w:firstLine="171"/>
-              <w:rPr>
-                <w:sz w:val="23"/>
-                <w:szCs w:val="23"/>
-              </w:rPr>
-            </w:pPr>
-            <w:r>
-              <w:rPr>
-                <w:sz w:val="23"/>
-                <w:szCs w:val="23"/>
-              </w:rPr>
+              <w:ind w:right="284" w:firstLine="170"/>
+            </w:pPr>
+            <w:r>
               <w:t>Современный инструмент, обеспечивает воспроизводимость сборки</w:t>
             </w:r>
           </w:p>
@@ -3635,7 +3679,7 @@
       <w:tr>
         <w:tc>
           <w:tcPr>
-            <w:tcW w:w="0" w:type="auto"/>
+            <w:tcW w:w="2746" w:type="dxa"/>
             <w:tcMar>
               <w:top w:w="150" w:type="dxa"/>
               <w:left w:w="0" w:type="dxa"/>
@@ -3652,24 +3696,16 @@
                 <w:bar w:val="single" w:sz="4" w:color="auto"/>
               </w:pBdr>
               <w:spacing w:line="375" w:lineRule="atLeast"/>
-              <w:ind w:left="144" w:firstLine="0"/>
-              <w:rPr>
-                <w:sz w:val="23"/>
-                <w:szCs w:val="23"/>
-              </w:rPr>
-            </w:pPr>
-            <w:r>
-              <w:rPr>
-                <w:sz w:val="23"/>
-                <w:szCs w:val="23"/>
-              </w:rPr>
+              <w:ind w:left="227" w:firstLine="0"/>
+            </w:pPr>
+            <w:r>
               <w:t>Работа с Excel</w:t>
             </w:r>
           </w:p>
         </w:tc>
         <w:tc>
           <w:tcPr>
-            <w:tcW w:w="2297" w:type="dxa"/>
+            <w:tcW w:w="2074" w:type="dxa"/>
             <w:tcMar>
               <w:top w:w="150" w:type="dxa"/>
               <w:left w:w="240" w:type="dxa"/>
@@ -3686,18 +3722,10 @@
                 <w:bar w:val="single" w:sz="4" w:color="auto"/>
               </w:pBdr>
               <w:spacing w:line="375" w:lineRule="atLeast"/>
-              <w:ind w:firstLine="198"/>
-              <w:rPr>
-                <w:sz w:val="23"/>
-                <w:szCs w:val="23"/>
-              </w:rPr>
+              <w:ind w:right="-284" w:firstLine="0"/>
             </w:pPr>
             <w:proofErr w:type="spellStart"/>
             <w:r>
-              <w:rPr>
-                <w:sz w:val="23"/>
-                <w:szCs w:val="23"/>
-              </w:rPr>
               <w:t>openpyxl</w:t>
             </w:r>
             <w:proofErr w:type="spellEnd"/>
@@ -3705,7 +3733,7 @@
         </w:tc>
         <w:tc>
           <w:tcPr>
-            <w:tcW w:w="5082" w:type="dxa"/>
+            <w:tcW w:w="4678" w:type="dxa"/>
             <w:tcMar>
               <w:top w:w="150" w:type="dxa"/>
               <w:left w:w="240" w:type="dxa"/>
@@ -3722,25 +3750,13 @@
                 <w:bar w:val="single" w:sz="4" w:color="auto"/>
               </w:pBdr>
               <w:spacing w:line="375" w:lineRule="atLeast"/>
-              <w:ind w:firstLine="171"/>
-              <w:rPr>
-                <w:sz w:val="23"/>
-                <w:szCs w:val="23"/>
-              </w:rPr>
-            </w:pPr>
-            <w:r>
-              <w:rPr>
-                <w:sz w:val="23"/>
-                <w:szCs w:val="23"/>
-              </w:rPr>
+              <w:ind w:right="284" w:firstLine="170"/>
+            </w:pPr>
+            <w:r>
               <w:t>Свободно распространяемая библиотека, поддерживает чтение и запись .</w:t>
             </w:r>
             <w:proofErr w:type="spellStart"/>
             <w:r>
-              <w:rPr>
-                <w:sz w:val="23"/>
-                <w:szCs w:val="23"/>
-              </w:rPr>
               <w:t>xlsx</w:t>
             </w:r>
             <w:proofErr w:type="spellEnd"/>
@@ -3750,7 +3766,7 @@
       <w:tr>
         <w:tc>
           <w:tcPr>
-            <w:tcW w:w="0" w:type="auto"/>
+            <w:tcW w:w="2746" w:type="dxa"/>
             <w:tcMar>
               <w:top w:w="150" w:type="dxa"/>
               <w:left w:w="0" w:type="dxa"/>
@@ -3767,24 +3783,16 @@
                 <w:bar w:val="single" w:sz="4" w:color="auto"/>
               </w:pBdr>
               <w:spacing w:line="375" w:lineRule="atLeast"/>
-              <w:ind w:left="144" w:firstLine="0"/>
-              <w:rPr>
-                <w:sz w:val="23"/>
-                <w:szCs w:val="23"/>
-              </w:rPr>
-            </w:pPr>
-            <w:r>
-              <w:rPr>
-                <w:sz w:val="23"/>
-                <w:szCs w:val="23"/>
-              </w:rPr>
+              <w:ind w:left="227" w:firstLine="0"/>
+            </w:pPr>
+            <w:r>
               <w:t>Генерация документов</w:t>
             </w:r>
           </w:p>
         </w:tc>
         <w:tc>
           <w:tcPr>
-            <w:tcW w:w="2297" w:type="dxa"/>
+            <w:tcW w:w="2074" w:type="dxa"/>
             <w:tcMar>
               <w:top w:w="150" w:type="dxa"/>
               <w:left w:w="240" w:type="dxa"/>
@@ -3801,18 +3809,10 @@
                 <w:bar w:val="single" w:sz="4" w:color="auto"/>
               </w:pBdr>
               <w:spacing w:line="375" w:lineRule="atLeast"/>
-              <w:ind w:firstLine="198"/>
-              <w:rPr>
-                <w:sz w:val="23"/>
-                <w:szCs w:val="23"/>
-              </w:rPr>
+              <w:ind w:right="-284" w:firstLine="0"/>
             </w:pPr>
             <w:proofErr w:type="spellStart"/>
             <w:r>
-              <w:rPr>
-                <w:sz w:val="23"/>
-                <w:szCs w:val="23"/>
-              </w:rPr>
               <w:t>python-docx</w:t>
             </w:r>
             <w:proofErr w:type="spellEnd"/>
@@ -3820,7 +3820,7 @@
         </w:tc>
         <w:tc>
           <w:tcPr>
-            <w:tcW w:w="5082" w:type="dxa"/>
+            <w:tcW w:w="4678" w:type="dxa"/>
             <w:tcMar>
               <w:top w:w="150" w:type="dxa"/>
               <w:left w:w="240" w:type="dxa"/>
@@ -3837,18 +3837,187 @@
                 <w:bar w:val="single" w:sz="4" w:color="auto"/>
               </w:pBdr>
               <w:spacing w:line="375" w:lineRule="atLeast"/>
-              <w:ind w:firstLine="171"/>
-              <w:rPr>
-                <w:sz w:val="23"/>
-                <w:szCs w:val="23"/>
-              </w:rPr>
-            </w:pPr>
-            <w:r>
-              <w:rPr>
-                <w:sz w:val="23"/>
-                <w:szCs w:val="23"/>
-              </w:rPr>
+              <w:ind w:right="284" w:firstLine="170"/>
+            </w:pPr>
+            <w:r>
               <w:t>Позволяет создавать форматированные документы Word из шаблонов</w:t>
+            </w:r>
+          </w:p>
+        </w:tc>
+      </w:tr>
+      <w:tr>
+        <w:tc>
+          <w:tcPr>
+            <w:tcW w:w="2746" w:type="dxa"/>
+            <w:tcMar>
+              <w:top w:w="150" w:type="dxa"/>
+              <w:left w:w="0" w:type="dxa"/>
+              <w:bottom w:w="150" w:type="dxa"/>
+              <w:right w:w="240" w:type="dxa"/>
+            </w:tcMar>
+            <w:vAlign w:val="center"/>
+          </w:tcPr>
+          <w:p>
+            <w:pPr>
+              <w:pBdr>
+                <w:between w:val="single" w:sz="4" w:space="1" w:color="auto"/>
+                <w:bar w:val="single" w:sz="4" w:color="auto"/>
+              </w:pBdr>
+              <w:spacing w:line="375" w:lineRule="atLeast"/>
+              <w:ind w:left="227" w:firstLine="0"/>
+            </w:pPr>
+            <w:r>
+              <w:t>Авторизация</w:t>
+            </w:r>
+          </w:p>
+        </w:tc>
+        <w:tc>
+          <w:tcPr>
+            <w:tcW w:w="2074" w:type="dxa"/>
+            <w:tcMar>
+              <w:top w:w="150" w:type="dxa"/>
+              <w:left w:w="240" w:type="dxa"/>
+              <w:bottom w:w="150" w:type="dxa"/>
+              <w:right w:w="240" w:type="dxa"/>
+            </w:tcMar>
+            <w:vAlign w:val="center"/>
+          </w:tcPr>
+          <w:p>
+            <w:pPr>
+              <w:pBdr>
+                <w:between w:val="single" w:sz="4" w:space="1" w:color="auto"/>
+                <w:bar w:val="single" w:sz="4" w:color="auto"/>
+              </w:pBdr>
+              <w:spacing w:line="375" w:lineRule="atLeast"/>
+              <w:ind w:right="-284" w:firstLine="0"/>
+            </w:pPr>
+            <w:r>
+              <w:t xml:space="preserve">JWT + </w:t>
+            </w:r>
+            <w:proofErr w:type="spellStart"/>
+            <w:r>
+              <w:t>bcrypt</w:t>
+            </w:r>
+            <w:proofErr w:type="spellEnd"/>
+          </w:p>
+        </w:tc>
+        <w:tc>
+          <w:tcPr>
+            <w:tcW w:w="4678" w:type="dxa"/>
+            <w:tcMar>
+              <w:top w:w="150" w:type="dxa"/>
+              <w:left w:w="240" w:type="dxa"/>
+              <w:bottom w:w="150" w:type="dxa"/>
+              <w:right w:w="0" w:type="dxa"/>
+            </w:tcMar>
+            <w:vAlign w:val="center"/>
+          </w:tcPr>
+          <w:p>
+            <w:pPr>
+              <w:pBdr>
+                <w:between w:val="single" w:sz="4" w:space="1" w:color="auto"/>
+                <w:bar w:val="single" w:sz="4" w:color="auto"/>
+              </w:pBdr>
+              <w:spacing w:line="375" w:lineRule="atLeast"/>
+              <w:ind w:right="284" w:firstLine="170"/>
+            </w:pPr>
+            <w:r>
+              <w:t xml:space="preserve">JWT обеспечивает безопасную передачу данных между клиентом и сервером, </w:t>
+            </w:r>
+            <w:proofErr w:type="spellStart"/>
+            <w:r>
+              <w:t>bcrypt</w:t>
+            </w:r>
+            <w:proofErr w:type="spellEnd"/>
+            <w:r>
+              <w:t xml:space="preserve"> — надёжное хэширование паролей</w:t>
+            </w:r>
+          </w:p>
+        </w:tc>
+      </w:tr>
+      <w:tr>
+        <w:tc>
+          <w:tcPr>
+            <w:tcW w:w="2746" w:type="dxa"/>
+            <w:tcMar>
+              <w:top w:w="150" w:type="dxa"/>
+              <w:left w:w="0" w:type="dxa"/>
+              <w:bottom w:w="150" w:type="dxa"/>
+              <w:right w:w="240" w:type="dxa"/>
+            </w:tcMar>
+            <w:vAlign w:val="center"/>
+          </w:tcPr>
+          <w:p>
+            <w:pPr>
+              <w:pBdr>
+                <w:between w:val="single" w:sz="4" w:space="1" w:color="auto"/>
+                <w:bar w:val="single" w:sz="4" w:color="auto"/>
+              </w:pBdr>
+              <w:spacing w:line="375" w:lineRule="atLeast"/>
+              <w:ind w:left="227" w:firstLine="0"/>
+            </w:pPr>
+            <w:r>
+              <w:t>Тестирование</w:t>
+            </w:r>
+          </w:p>
+        </w:tc>
+        <w:tc>
+          <w:tcPr>
+            <w:tcW w:w="2074" w:type="dxa"/>
+            <w:tcMar>
+              <w:top w:w="150" w:type="dxa"/>
+              <w:left w:w="240" w:type="dxa"/>
+              <w:bottom w:w="150" w:type="dxa"/>
+              <w:right w:w="240" w:type="dxa"/>
+            </w:tcMar>
+            <w:vAlign w:val="center"/>
+          </w:tcPr>
+          <w:p>
+            <w:pPr>
+              <w:pBdr>
+                <w:between w:val="single" w:sz="4" w:space="1" w:color="auto"/>
+                <w:bar w:val="single" w:sz="4" w:color="auto"/>
+              </w:pBdr>
+              <w:spacing w:line="375" w:lineRule="atLeast"/>
+              <w:ind w:right="-284" w:firstLine="0"/>
+            </w:pPr>
+            <w:proofErr w:type="spellStart"/>
+            <w:r>
+              <w:t>pytest</w:t>
+            </w:r>
+            <w:proofErr w:type="spellEnd"/>
+            <w:r>
+              <w:t xml:space="preserve"> + </w:t>
+            </w:r>
+            <w:proofErr w:type="spellStart"/>
+            <w:r>
+              <w:t>httpx</w:t>
+            </w:r>
+            <w:proofErr w:type="spellEnd"/>
+          </w:p>
+        </w:tc>
+        <w:tc>
+          <w:tcPr>
+            <w:tcW w:w="4678" w:type="dxa"/>
+            <w:tcMar>
+              <w:top w:w="150" w:type="dxa"/>
+              <w:left w:w="240" w:type="dxa"/>
+              <w:bottom w:w="150" w:type="dxa"/>
+              <w:right w:w="0" w:type="dxa"/>
+            </w:tcMar>
+            <w:vAlign w:val="center"/>
+          </w:tcPr>
+          <w:p>
+            <w:pPr>
+              <w:pBdr>
+                <w:between w:val="single" w:sz="4" w:space="1" w:color="auto"/>
+                <w:bar w:val="single" w:sz="4" w:color="auto"/>
+              </w:pBdr>
+              <w:spacing w:line="375" w:lineRule="atLeast"/>
+              <w:ind w:right="284" w:firstLine="170"/>
+            </w:pPr>
+            <w:r>
+              <w:t>Позволяет автоматизировать проверку работоспособности API, поддерживает покрытие кода</w:t>
             </w:r>
           </w:p>
         </w:tc>
@@ -3856,9 +4025,19 @@
     </w:tbl>
     <w:p>
       <w:pPr>
+        <w:spacing w:line="240" w:lineRule="auto"/>
+        <w:ind w:firstLine="0"/>
+        <w:jc w:val="left"/>
+        <w:rPr>
+          <w:highlight w:val="none"/>
+        </w:rPr>
+      </w:pPr>
+    </w:p>
+    <w:p>
+      <w:pPr>
         <w:pStyle w:val="ds-markdown-paragraph"/>
-        <w:spacing w:before="240" w:beforeAutospacing="0" w:after="0" w:afterAutospacing="0" w:line="360" w:lineRule="auto"/>
-        <w:ind w:firstLine="709"/>
+        <w:spacing w:before="0" w:beforeAutospacing="0" w:after="0" w:afterAutospacing="0" w:line="360" w:lineRule="auto"/>
+        <w:jc w:val="center"/>
         <w:rPr>
           <w:rStyle w:val="af7"/>
         </w:rPr>
@@ -3866,20 +4045,12 @@
       <w:r>
         <w:rPr>
           <w:rStyle w:val="af7"/>
-          <w:noProof/>
-        </w:rPr>
+        </w:rPr>
+        <w:lastRenderedPageBreak/>
         <w:drawing>
-          <wp:anchor distT="0" distB="0" distL="114300" distR="114300" simplePos="0" relativeHeight="251658240" behindDoc="0" locked="0" layoutInCell="1" allowOverlap="1" wp14:anchorId="3519BB85" wp14:editId="55EB54F9">
-            <wp:simplePos x="0" y="0"/>
-            <wp:positionH relativeFrom="column">
-              <wp:posOffset>-899160</wp:posOffset>
-            </wp:positionH>
-            <wp:positionV relativeFrom="paragraph">
-              <wp:posOffset>156210</wp:posOffset>
-            </wp:positionV>
-            <wp:extent cx="7196455" cy="3924300"/>
-            <wp:effectExtent l="0" t="0" r="4445" b="0"/>
-            <wp:wrapSquare wrapText="bothSides"/>
+          <wp:inline distT="0" distB="0" distL="0" distR="0" wp14:anchorId="174EE28D" wp14:editId="26BB86D9">
+            <wp:extent cx="6048375" cy="2748915"/>
+            <wp:effectExtent l="0" t="0" r="9525" b="0"/>
             <wp:docPr id="1" name="Рисунок 1"/>
             <wp:cNvGraphicFramePr>
               <a:graphicFrameLocks xmlns:a="http://schemas.openxmlformats.org/drawingml/2006/main" noChangeAspect="1"/>
@@ -3892,13 +4063,7 @@
                     <pic:cNvPicPr/>
                   </pic:nvPicPr>
                   <pic:blipFill>
-                    <a:blip r:embed="rId8">
-                      <a:extLst>
-                        <a:ext uri="{28A0092B-C50C-407E-A947-70E740481C1C}">
-                          <a14:useLocalDpi xmlns:a14="http://schemas.microsoft.com/office/drawing/2010/main" val="0"/>
-                        </a:ext>
-                      </a:extLst>
-                    </a:blip>
+                    <a:blip r:embed="rId8"/>
                     <a:stretch>
                       <a:fillRect/>
                     </a:stretch>
@@ -3906,7 +4071,7 @@
                   <pic:spPr>
                     <a:xfrm>
                       <a:off x="0" y="0"/>
-                      <a:ext cx="7196455" cy="3924300"/>
+                      <a:ext cx="6048375" cy="2748915"/>
                     </a:xfrm>
                     <a:prstGeom prst="rect">
                       <a:avLst/>
@@ -3915,102 +4080,212 @@
                 </pic:pic>
               </a:graphicData>
             </a:graphic>
-            <wp14:sizeRelH relativeFrom="margin">
-              <wp14:pctWidth>0</wp14:pctWidth>
-            </wp14:sizeRelH>
-            <wp14:sizeRelV relativeFrom="margin">
-              <wp14:pctHeight>0</wp14:pctHeight>
-            </wp14:sizeRelV>
-          </wp:anchor>
+          </wp:inline>
         </w:drawing>
       </w:r>
     </w:p>
     <w:p>
       <w:pPr>
         <w:pStyle w:val="ds-markdown-paragraph"/>
-        <w:spacing w:before="240" w:beforeAutospacing="0" w:after="0" w:afterAutospacing="0" w:line="360" w:lineRule="auto"/>
+        <w:spacing w:before="0" w:beforeAutospacing="0" w:after="0" w:afterAutospacing="0" w:line="360" w:lineRule="auto"/>
         <w:ind w:firstLine="709"/>
-      </w:pPr>
-      <w:r>
+        <w:jc w:val="both"/>
         <w:rPr>
           <w:rStyle w:val="af7"/>
+          <w:sz w:val="28"/>
+        </w:rPr>
+      </w:pPr>
+      <w:r>
+        <w:rPr>
+          <w:rStyle w:val="af7"/>
+          <w:sz w:val="28"/>
+        </w:rPr>
+        <w:t xml:space="preserve">         </w:t>
+      </w:r>
+      <w:r>
+        <w:rPr>
+          <w:rStyle w:val="af7"/>
+          <w:sz w:val="28"/>
+        </w:rPr>
+        <w:t xml:space="preserve">Рисунок 1. </w:t>
+      </w:r>
+      <w:r>
+        <w:rPr>
+          <w:rStyle w:val="af7"/>
+          <w:sz w:val="28"/>
+        </w:rPr>
+        <w:t>Схема клиент-серверного взаимодействия</w:t>
+      </w:r>
+      <w:r>
+        <w:rPr>
+          <w:rStyle w:val="af7"/>
+          <w:sz w:val="28"/>
+        </w:rPr>
+        <w:t>.</w:t>
+      </w:r>
+    </w:p>
+    <w:p>
+      <w:pPr>
+        <w:pStyle w:val="ds-markdown-paragraph"/>
+        <w:spacing w:before="0" w:beforeAutospacing="0" w:after="0" w:afterAutospacing="0" w:line="360" w:lineRule="auto"/>
+        <w:ind w:firstLine="709"/>
+        <w:jc w:val="both"/>
+        <w:rPr>
+          <w:rStyle w:val="af7"/>
+          <w:sz w:val="28"/>
+        </w:rPr>
+      </w:pPr>
+    </w:p>
+    <w:p>
+      <w:pPr>
+        <w:pStyle w:val="ds-markdown-paragraph"/>
+        <w:spacing w:before="0" w:beforeAutospacing="0" w:after="0" w:afterAutospacing="0" w:line="360" w:lineRule="auto"/>
+        <w:ind w:firstLine="709"/>
+        <w:jc w:val="center"/>
+        <w:rPr>
+          <w:b/>
+          <w:bCs/>
+        </w:rPr>
+      </w:pPr>
+      <w:r>
+        <w:rPr>
+          <w:rStyle w:val="af7"/>
+          <w:sz w:val="28"/>
         </w:rPr>
         <w:t>Архитектура приложения</w:t>
       </w:r>
       <w:r>
-        <w:t xml:space="preserve"> — клиент-серверная. Клиентская часть реализована на </w:t>
+        <w:rPr>
+          <w:sz w:val="28"/>
+        </w:rPr>
+        <w:t> — клиент-серверная</w:t>
+      </w:r>
+      <w:r>
+        <w:rPr>
+          <w:sz w:val="28"/>
+        </w:rPr>
+        <w:t xml:space="preserve"> (см. Рисунок 1)</w:t>
+      </w:r>
+      <w:r>
+        <w:rPr>
+          <w:sz w:val="28"/>
+        </w:rPr>
+        <w:t xml:space="preserve">. Клиентская часть реализована на </w:t>
       </w:r>
       <w:proofErr w:type="spellStart"/>
       <w:r>
+        <w:rPr>
+          <w:sz w:val="28"/>
+        </w:rPr>
         <w:t>Tkinter</w:t>
       </w:r>
       <w:proofErr w:type="spellEnd"/>
       <w:r>
+        <w:rPr>
+          <w:sz w:val="28"/>
+        </w:rPr>
         <w:t xml:space="preserve"> и взаимодействует с серверной частью через HTTP-запросы. Серверная часть построена на </w:t>
       </w:r>
       <w:proofErr w:type="spellStart"/>
       <w:r>
+        <w:rPr>
+          <w:sz w:val="28"/>
+        </w:rPr>
         <w:t>FastAPI</w:t>
       </w:r>
       <w:proofErr w:type="spellEnd"/>
       <w:r>
+        <w:rPr>
+          <w:sz w:val="28"/>
+        </w:rPr>
         <w:t xml:space="preserve"> и обеспечивает всю бизнес-логику, взаимодействие с базой данных </w:t>
       </w:r>
       <w:proofErr w:type="spellStart"/>
       <w:r>
+        <w:rPr>
+          <w:sz w:val="28"/>
+        </w:rPr>
         <w:t>SQLite</w:t>
       </w:r>
       <w:proofErr w:type="spellEnd"/>
       <w:r>
+        <w:rPr>
+          <w:sz w:val="28"/>
+        </w:rPr>
         <w:t xml:space="preserve"> и генерацию документов. Серверная часть и база данных работают в </w:t>
       </w:r>
       <w:proofErr w:type="spellStart"/>
       <w:r>
+        <w:rPr>
+          <w:sz w:val="28"/>
+        </w:rPr>
         <w:t>Docker</w:t>
       </w:r>
       <w:proofErr w:type="spellEnd"/>
       <w:r>
+        <w:rPr>
+          <w:sz w:val="28"/>
+        </w:rPr>
         <w:t>-контейнерах для обеспечения переносимости и изоляции окружения.</w:t>
       </w:r>
-    </w:p>
-    <w:p>
-      <w:pPr>
-        <w:spacing w:before="480" w:after="0" w:line="360" w:lineRule="auto"/>
+      <w:r>
+        <w:br w:type="page"/>
+      </w:r>
+      <w:bookmarkStart w:id="10" w:name="_Toc233319897"/>
+      <w:r>
+        <w:rPr>
+          <w:b/>
+          <w:bCs/>
+          <w:sz w:val="28"/>
+          <w:szCs w:val="28"/>
+        </w:rPr>
+        <w:lastRenderedPageBreak/>
+        <w:t>1.</w:t>
+      </w:r>
+      <w:r>
+        <w:rPr>
+          <w:sz w:val="28"/>
+          <w:szCs w:val="28"/>
+        </w:rPr>
+        <w:t xml:space="preserve"> </w:t>
+      </w:r>
+      <w:r>
+        <w:rPr>
+          <w:b/>
+          <w:bCs/>
+          <w:sz w:val="28"/>
+          <w:szCs w:val="28"/>
+        </w:rPr>
+        <w:t xml:space="preserve">2. </w:t>
+      </w:r>
+      <w:r>
+        <w:rPr>
+          <w:b/>
+          <w:bCs/>
+          <w:sz w:val="28"/>
+          <w:szCs w:val="28"/>
+        </w:rPr>
+        <w:t>Проектирование функциональности приложения</w:t>
+      </w:r>
+      <w:bookmarkEnd w:id="10"/>
+    </w:p>
+    <w:p>
+      <w:pPr>
+        <w:pStyle w:val="ds-markdown-paragraph"/>
+        <w:spacing w:after="0" w:afterAutospacing="0" w:line="360" w:lineRule="auto"/>
         <w:ind w:firstLine="709"/>
-      </w:pPr>
-      <w:r>
-        <w:lastRenderedPageBreak/>
-        <w:pict w14:anchorId="750DAB07">
-          <v:rect id="_x0000_i1025" style="width:0;height:.75pt" o:hralign="center" o:hrstd="t" o:hr="t" fillcolor="#a0a0a0" stroked="f"/>
-        </w:pict>
-      </w:r>
-    </w:p>
-    <w:p>
-      <w:pPr>
-        <w:pStyle w:val="2"/>
-        <w:spacing w:line="360" w:lineRule="auto" w:after="0"/>
-        <w:ind w:firstLine="709"/>
-      </w:pPr>
-      <w:bookmarkStart w:id="10" w:name="_Toc233319897"/>
-      <w:r>
-        <w:t>Проектирование функциональности приложения</w:t>
-      </w:r>
-      <w:bookmarkEnd w:id="10"/>
-    </w:p>
-    <w:p>
-      <w:pPr>
-        <w:pStyle w:val="ds-markdown-paragraph"/>
-        <w:spacing w:before="240" w:beforeAutospacing="0" w:after="0" w:afterAutospacing="0" w:line="360" w:lineRule="auto"/>
-        <w:ind w:firstLine="709"/>
+        <w:jc w:val="both"/>
+        <w:rPr>
+          <w:u w:val="single" w:color="FFFFFF" w:themeColor="background1"/>
+        </w:rPr>
       </w:pPr>
       <w:r>
         <w:rPr>
           <w:rStyle w:val="af7"/>
-        </w:rPr>
-        <w:t>Администратор</w:t>
-      </w:r>
-      <w:r>
-        <w:t> — пользователь с полными правами:</w:t>
+          <w:sz w:val="28"/>
+          <w:u w:val="single" w:color="FFFFFF" w:themeColor="background1"/>
+        </w:rPr>
+        <w:t>Связи между таблицами:</w:t>
       </w:r>
     </w:p>
     <w:p>
@@ -4018,13 +4293,21 @@
         <w:pStyle w:val="ds-markdown-paragraph"/>
         <w:numPr>
           <w:ilvl w:val="0"/>
-          <w:numId w:val="8"/>
+          <w:numId w:val="14"/>
         </w:numPr>
-        <w:spacing w:after="0" w:afterAutospacing="0" w:line="360" w:lineRule="auto"/>
+        <w:spacing w:before="0" w:after="0" w:afterAutospacing="0" w:line="360" w:lineRule="auto"/>
         <w:ind w:firstLine="709"/>
-      </w:pPr>
-      <w:r>
-        <w:t>Управление списком студентов (добавление, редактирование, удаление, загрузка из Excel).</w:t>
+        <w:jc w:val="both"/>
+        <w:rPr>
+          <w:u w:val="single" w:color="FFFFFF" w:themeColor="background1"/>
+        </w:rPr>
+      </w:pPr>
+      <w:r>
+        <w:rPr>
+          <w:sz w:val="28"/>
+          <w:u w:val="single" w:color="FFFFFF" w:themeColor="background1"/>
+        </w:rPr>
+        <w:t>Один преподаватель может создать несколько тем (связь 1:N).</w:t>
       </w:r>
     </w:p>
     <w:p>
@@ -4032,13 +4315,21 @@
         <w:pStyle w:val="ds-markdown-paragraph"/>
         <w:numPr>
           <w:ilvl w:val="0"/>
-          <w:numId w:val="8"/>
+          <w:numId w:val="14"/>
         </w:numPr>
-        <w:spacing w:after="0" w:afterAutospacing="0" w:line="360" w:lineRule="auto"/>
+        <w:spacing w:before="0" w:after="0" w:afterAutospacing="0" w:line="360" w:lineRule="auto"/>
         <w:ind w:firstLine="709"/>
-      </w:pPr>
-      <w:r>
-        <w:t>Управление списком преподавателей (добавление, редактирование, удаление, загрузка из Excel).</w:t>
+        <w:jc w:val="both"/>
+        <w:rPr>
+          <w:u w:val="single" w:color="FFFFFF" w:themeColor="background1"/>
+        </w:rPr>
+      </w:pPr>
+      <w:r>
+        <w:rPr>
+          <w:sz w:val="28"/>
+          <w:u w:val="single" w:color="FFFFFF" w:themeColor="background1"/>
+        </w:rPr>
+        <w:t xml:space="preserve">Одна тема может быть связана с одной подтверждённой записью студента (связь 1:1 для занятых </w:t>
       </w:r>
     </w:p>
     <w:p>
@@ -4046,275 +4337,71 @@
         <w:pStyle w:val="ds-markdown-paragraph"/>
         <w:numPr>
           <w:ilvl w:val="0"/>
-          <w:numId w:val="8"/>
+          <w:numId w:val="14"/>
         </w:numPr>
-        <w:spacing w:after="0" w:afterAutospacing="0" w:line="360" w:lineRule="auto"/>
+        <w:spacing w:before="0" w:after="0" w:afterAutospacing="0" w:line="360" w:lineRule="auto"/>
         <w:ind w:firstLine="709"/>
-      </w:pPr>
-      <w:r>
-        <w:t>Просмотр всех тем и их статусов.</w:t>
+        <w:jc w:val="both"/>
+        <w:rPr>
+          <w:u w:val="single" w:color="FFFFFF" w:themeColor="background1"/>
+        </w:rPr>
+      </w:pPr>
+      <w:r>
+        <w:rPr>
+          <w:sz w:val="28"/>
+          <w:u w:val="single" w:color="FFFFFF" w:themeColor="background1"/>
+        </w:rPr>
+        <w:t>Один студент может иметь только одну активную запись на тему (контролируется на уровне приложения</w:t>
+      </w:r>
+      <w:r>
+        <w:rPr>
+          <w:sz w:val="28"/>
+          <w:u w:val="single" w:color="FFFFFF" w:themeColor="background1"/>
+        </w:rPr>
+        <w:t xml:space="preserve">). </w:t>
       </w:r>
     </w:p>
     <w:p>
       <w:pPr>
         <w:pStyle w:val="ds-markdown-paragraph"/>
-        <w:numPr>
-          <w:ilvl w:val="0"/>
-          <w:numId w:val="8"/>
-        </w:numPr>
-        <w:spacing w:after="0" w:afterAutospacing="0" w:line="360" w:lineRule="auto"/>
+        <w:spacing w:before="0" w:after="0" w:afterAutospacing="0" w:line="360" w:lineRule="auto"/>
+        <w:jc w:val="both"/>
+        <w:rPr>
+          <w:u w:val="single" w:color="FFFFFF" w:themeColor="background1"/>
+        </w:rPr>
+      </w:pPr>
+    </w:p>
+    <w:p>
+      <w:pPr>
+        <w:pStyle w:val="ds-markdown-paragraph"/>
+        <w:spacing w:before="0" w:beforeAutospacing="0" w:after="0" w:afterAutospacing="0" w:line="360" w:lineRule="auto"/>
         <w:ind w:firstLine="709"/>
-      </w:pPr>
-      <w:r>
-        <w:t>Принудительное изменение темы или руководителя для студента (после согласования).</w:t>
-      </w:r>
-    </w:p>
-    <w:p>
-      <w:pPr>
-        <w:pStyle w:val="ds-markdown-paragraph"/>
-        <w:numPr>
-          <w:ilvl w:val="0"/>
-          <w:numId w:val="8"/>
-        </w:numPr>
-        <w:spacing w:after="0" w:afterAutospacing="0" w:line="360" w:lineRule="auto"/>
-        <w:ind w:firstLine="709"/>
-      </w:pPr>
-      <w:r>
-        <w:t>Настройка дедлайнов (даты ввода тем, окончания записи, смены темы, формирования приказов).</w:t>
-      </w:r>
-    </w:p>
-    <w:p>
-      <w:pPr>
-        <w:pStyle w:val="ds-markdown-paragraph"/>
-        <w:numPr>
-          <w:ilvl w:val="0"/>
-          <w:numId w:val="8"/>
-        </w:numPr>
-        <w:spacing w:after="0" w:afterAutospacing="0" w:line="360" w:lineRule="auto"/>
-        <w:ind w:firstLine="709"/>
-      </w:pPr>
-      <w:r>
-        <w:t>Генерация предварительного и окончательного приказов.</w:t>
-      </w:r>
-    </w:p>
-    <w:p>
-      <w:pPr>
-        <w:pStyle w:val="ds-markdown-paragraph"/>
-        <w:spacing w:before="240" w:beforeAutospacing="0" w:after="0" w:afterAutospacing="0" w:line="360" w:lineRule="auto"/>
-        <w:ind w:firstLine="709"/>
-      </w:pPr>
-      <w:r>
-        <w:rPr>
-          <w:rStyle w:val="af7"/>
-        </w:rPr>
-        <w:t>Преподаватель</w:t>
-      </w:r>
-      <w:r>
-        <w:t> — пользователь с ограниченными правами:</w:t>
-      </w:r>
-    </w:p>
-    <w:p>
-      <w:pPr>
-        <w:pStyle w:val="ds-markdown-paragraph"/>
-        <w:numPr>
-          <w:ilvl w:val="0"/>
-          <w:numId w:val="9"/>
-        </w:numPr>
-        <w:spacing w:after="0" w:afterAutospacing="0" w:line="360" w:lineRule="auto"/>
-        <w:ind w:firstLine="709"/>
-      </w:pPr>
-      <w:r>
-        <w:t>Создание тем с указанием уровня (Курсовая / ВКР / Курсовая-ВКР), названия и описания.</w:t>
-      </w:r>
-    </w:p>
-    <w:p>
-      <w:pPr>
-        <w:pStyle w:val="ds-markdown-paragraph"/>
-        <w:numPr>
-          <w:ilvl w:val="0"/>
-          <w:numId w:val="9"/>
-        </w:numPr>
-        <w:spacing w:after="0" w:afterAutospacing="0" w:line="360" w:lineRule="auto"/>
-        <w:ind w:firstLine="709"/>
-      </w:pPr>
-      <w:r>
-        <w:t>Просмотр своих тем и количества записавшихся студентов.</w:t>
-      </w:r>
-    </w:p>
-    <w:p>
-      <w:pPr>
-        <w:pStyle w:val="ds-markdown-paragraph"/>
-        <w:numPr>
-          <w:ilvl w:val="0"/>
-          <w:numId w:val="9"/>
-        </w:numPr>
-        <w:spacing w:after="0" w:afterAutospacing="0" w:line="360" w:lineRule="auto"/>
-        <w:ind w:firstLine="709"/>
-      </w:pPr>
-      <w:r>
-        <w:t>Подтверждение или отклонение заявок студентов на свои темы.</w:t>
-      </w:r>
-    </w:p>
-    <w:p>
-      <w:pPr>
-        <w:pStyle w:val="ds-markdown-paragraph"/>
-        <w:numPr>
-          <w:ilvl w:val="0"/>
-          <w:numId w:val="9"/>
-        </w:numPr>
-        <w:spacing w:after="0" w:afterAutospacing="0" w:line="360" w:lineRule="auto"/>
-        <w:ind w:firstLine="709"/>
-      </w:pPr>
-      <w:r>
-        <w:t>Редактирование своих контактных данных (телефон, почта, мессенджер).</w:t>
-      </w:r>
-    </w:p>
-    <w:p>
-      <w:pPr>
-        <w:pStyle w:val="ds-markdown-paragraph"/>
-        <w:spacing w:before="240" w:beforeAutospacing="0" w:after="0" w:afterAutospacing="0" w:line="360" w:lineRule="auto"/>
-        <w:ind w:firstLine="709"/>
-      </w:pPr>
-      <w:r>
-        <w:rPr>
-          <w:rStyle w:val="af7"/>
-        </w:rPr>
-        <w:t>Студент</w:t>
-      </w:r>
-      <w:r>
-        <w:t> — пользователь с ограниченными правами:</w:t>
-      </w:r>
-    </w:p>
-    <w:p>
-      <w:pPr>
-        <w:pStyle w:val="ds-markdown-paragraph"/>
-        <w:numPr>
-          <w:ilvl w:val="0"/>
-          <w:numId w:val="10"/>
-        </w:numPr>
-        <w:spacing w:after="0" w:afterAutospacing="0" w:line="360" w:lineRule="auto"/>
-        <w:ind w:firstLine="709"/>
-      </w:pPr>
-      <w:r>
-        <w:t>Просмотр всех доступных тем с фильтром по уровню (в зависимости от курса).</w:t>
-      </w:r>
-    </w:p>
-    <w:p>
-      <w:pPr>
-        <w:pStyle w:val="ds-markdown-paragraph"/>
-        <w:numPr>
-          <w:ilvl w:val="0"/>
-          <w:numId w:val="10"/>
-        </w:numPr>
-        <w:spacing w:after="0" w:afterAutospacing="0" w:line="360" w:lineRule="auto"/>
-        <w:ind w:firstLine="709"/>
-      </w:pPr>
-      <w:r>
-        <w:t>Запись на свободную тему (занятые темы недоступны для выбора).</w:t>
-      </w:r>
-    </w:p>
-    <w:p>
-      <w:pPr>
-        <w:pStyle w:val="ds-markdown-paragraph"/>
-        <w:numPr>
-          <w:ilvl w:val="0"/>
-          <w:numId w:val="10"/>
-        </w:numPr>
-        <w:spacing w:after="0" w:afterAutospacing="0" w:line="360" w:lineRule="auto"/>
-        <w:ind w:firstLine="709"/>
-      </w:pPr>
-      <w:r>
-        <w:t>Просмотр статуса своей записи (ожидание / подтверждено / отказано).</w:t>
-      </w:r>
-    </w:p>
-    <w:p>
-      <w:pPr>
-        <w:pStyle w:val="ds-markdown-paragraph"/>
-        <w:spacing w:after="0" w:afterAutospacing="0" w:line="360" w:lineRule="auto"/>
-        <w:ind w:firstLine="709"/>
-        <w:jc w:val="center"/>
-        <w:rPr>
-          <w:highlight w:val="red"/>
-        </w:rPr>
-      </w:pPr>
-      <w:r>
-        <w:rPr>
-          <w:highlight w:val="red"/>
-        </w:rPr>
-        <w:t>БЛОК ВЗАИМОДЕЙСТВИЯ С БД</w:t>
-      </w:r>
-    </w:p>
-    <w:p>
-      <w:pPr>
-        <w:pStyle w:val="ds-markdown-paragraph"/>
-        <w:spacing w:after="0" w:afterAutospacing="0" w:line="360" w:lineRule="auto"/>
-        <w:ind w:firstLine="709"/>
-        <w:jc w:val="center"/>
-      </w:pPr>
-      <w:r>
-        <w:rPr>
-          <w:highlight w:val="red"/>
-        </w:rPr>
-        <w:t xml:space="preserve">ПРОЕКТИРОВАНИЕ </w:t>
-      </w:r>
-      <w:proofErr w:type="gramStart"/>
-      <w:r>
-        <w:rPr>
-          <w:highlight w:val="red"/>
-        </w:rPr>
-        <w:t>ИНТЕРФЕЙСА(</w:t>
-      </w:r>
-      <w:proofErr w:type="gramEnd"/>
-      <w:r>
-        <w:rPr>
-          <w:highlight w:val="red"/>
-        </w:rPr>
-        <w:t>ПРОТОТИП МИНИМУМ)</w:t>
-      </w:r>
-    </w:p>
-    <w:p>
-      <w:pPr>
-        <w:pStyle w:val="ds-markdown-paragraph"/>
-        <w:spacing w:after="0" w:afterAutospacing="0" w:line="360" w:lineRule="auto"/>
-        <w:ind w:firstLine="709"/>
-        <w:jc w:val="center"/>
-      </w:pPr>
-      <w:r>
-        <w:t>ГОСТ ПО ОФОРМЛЕНИЮ ОФ. ДОК</w:t>
-      </w:r>
-    </w:p>
-    <w:p>
-      <w:pPr>
-        <w:pStyle w:val="5"/>
-        <w:spacing w:after="0" w:line="360" w:lineRule="auto"/>
-        <w:ind w:firstLine="709"/>
-        <w:rPr>
-          <w:color w:val="auto"/>
-          <w:sz w:val="24"/>
-          <w:szCs w:val="24"/>
-        </w:rPr>
-      </w:pPr>
-      <w:r>
-        <w:rPr>
-          <w:noProof/>
-          <w:color w:val="auto"/>
-          <w:sz w:val="24"/>
-          <w:szCs w:val="24"/>
-        </w:rPr>
-        <w:lastRenderedPageBreak/>
+        <w:rPr>
+          <w:b/>
+          <w:bCs/>
+          <w:sz w:val="28"/>
+          <w:szCs w:val="28"/>
+          <w:u w:val="single" w:color="FFFFFF" w:themeColor="background1"/>
+        </w:rPr>
+      </w:pPr>
+      <w:r>
+        <w:rPr>
+          <w:sz w:val="28"/>
+          <w:u w:val="single" w:color="FFFFFF" w:themeColor="background1"/>
+        </w:rPr>
         <w:drawing>
-          <wp:anchor distT="0" distB="0" distL="114300" distR="114300" simplePos="0" relativeHeight="251659264" behindDoc="0" locked="0" layoutInCell="1" allowOverlap="1" wp14:anchorId="23CB88A0" wp14:editId="048E2F2D">
+          <wp:anchor distT="0" distB="0" distL="114300" distR="114300" simplePos="0" relativeHeight="251658240" behindDoc="0" locked="0" layoutInCell="1" allowOverlap="1" wp14:anchorId="767BB483" wp14:editId="70F4471E">
             <wp:simplePos x="0" y="0"/>
-            <wp:positionH relativeFrom="column">
-              <wp:posOffset>-441960</wp:posOffset>
+            <wp:positionH relativeFrom="margin">
+              <wp:align>right</wp:align>
             </wp:positionH>
             <wp:positionV relativeFrom="paragraph">
-              <wp:posOffset>3810</wp:posOffset>
+              <wp:posOffset>84455</wp:posOffset>
             </wp:positionV>
-            <wp:extent cx="6724650" cy="6858000"/>
-            <wp:effectExtent l="0" t="0" r="0" b="0"/>
-            <wp:wrapSquare wrapText="bothSides"/>
-            <wp:docPr id="2" name="Рисунок 2"/>
+            <wp:extent cx="6050280" cy="3390265"/>
+            <wp:effectExtent l="0" t="0" r="7620" b="635"/>
+            <wp:wrapTopAndBottom/>
+            <wp:docPr id="6" name="Рисунок 6"/>
             <wp:cNvGraphicFramePr>
               <a:graphicFrameLocks xmlns:a="http://schemas.openxmlformats.org/drawingml/2006/main" noChangeAspect="1"/>
             </wp:cNvGraphicFramePr>
@@ -4340,7 +4427,7 @@
                   <pic:spPr>
                     <a:xfrm>
                       <a:off x="0" y="0"/>
-                      <a:ext cx="6724650" cy="6858000"/>
+                      <a:ext cx="6050280" cy="3390265"/>
                     </a:xfrm>
                     <a:prstGeom prst="rect">
                       <a:avLst/>
@@ -4352,21 +4439,105 @@
             <wp14:sizeRelH relativeFrom="margin">
               <wp14:pctWidth>0</wp14:pctWidth>
             </wp14:sizeRelH>
+            <wp14:sizeRelV relativeFrom="margin">
+              <wp14:pctHeight>0</wp14:pctHeight>
+            </wp14:sizeRelV>
           </wp:anchor>
         </w:drawing>
       </w:r>
+      <w:r>
+        <w:rPr>
+          <w:b/>
+          <w:bCs/>
+          <w:sz w:val="28"/>
+          <w:szCs w:val="28"/>
+          <w:u w:val="single" w:color="FFFFFF" w:themeColor="background1"/>
+        </w:rPr>
+        <w:t xml:space="preserve">              </w:t>
+      </w:r>
+      <w:r>
+        <w:rPr>
+          <w:b/>
+          <w:bCs/>
+          <w:sz w:val="28"/>
+          <w:szCs w:val="28"/>
+          <w:u w:val="single" w:color="FFFFFF" w:themeColor="background1"/>
+        </w:rPr>
+        <w:t>Рисунок 3. Диаграмма классов (серверная часть)</w:t>
+      </w:r>
+      <w:r>
+        <w:rPr>
+          <w:b/>
+          <w:bCs/>
+          <w:sz w:val="28"/>
+          <w:szCs w:val="28"/>
+          <w:u w:val="single" w:color="FFFFFF" w:themeColor="background1"/>
+        </w:rPr>
+        <w:t>.</w:t>
+      </w:r>
     </w:p>
     <w:p>
       <w:pPr>
         <w:pStyle w:val="ds-markdown-paragraph"/>
-        <w:spacing w:before="240" w:beforeAutospacing="0" w:after="0" w:afterAutospacing="0" w:line="360" w:lineRule="auto"/>
+        <w:spacing w:before="0" w:beforeAutospacing="0" w:after="0" w:afterAutospacing="0" w:line="360" w:lineRule="auto"/>
         <w:ind w:firstLine="709"/>
-      </w:pPr>
-      <w:r>
-        <w:rPr>
-          <w:rStyle w:val="af7"/>
-        </w:rPr>
-        <w:t>Основной сценарий:</w:t>
+        <w:rPr>
+          <w:b/>
+          <w:bCs/>
+          <w:sz w:val="28"/>
+          <w:szCs w:val="28"/>
+          <w:u w:val="single" w:color="FFFFFF" w:themeColor="background1"/>
+        </w:rPr>
+      </w:pPr>
+    </w:p>
+    <w:p>
+      <w:pPr>
+        <w:pStyle w:val="ds-markdown-paragraph"/>
+        <w:spacing w:before="0" w:beforeAutospacing="0" w:after="0" w:afterAutospacing="0" w:line="360" w:lineRule="auto"/>
+        <w:ind w:firstLine="709"/>
+        <w:jc w:val="both"/>
+        <w:rPr>
+          <w:u w:val="single" w:color="FFFFFF" w:themeColor="background1"/>
+        </w:rPr>
+      </w:pPr>
+      <w:r>
+        <w:rPr>
+          <w:sz w:val="28"/>
+          <w:u w:val="single" w:color="FFFFFF" w:themeColor="background1"/>
+        </w:rPr>
+        <w:t>На сервере</w:t>
+      </w:r>
+      <w:r>
+        <w:rPr>
+          <w:sz w:val="28"/>
+          <w:u w:val="single" w:color="FFFFFF" w:themeColor="background1"/>
+        </w:rPr>
+        <w:t xml:space="preserve"> </w:t>
+      </w:r>
+      <w:r>
+        <w:rPr>
+          <w:sz w:val="28"/>
+        </w:rPr>
+        <w:t xml:space="preserve">(см. Рисунок </w:t>
+      </w:r>
+      <w:r>
+        <w:rPr>
+          <w:sz w:val="28"/>
+        </w:rPr>
+        <w:t>3</w:t>
+      </w:r>
+      <w:r>
+        <w:rPr>
+          <w:sz w:val="28"/>
+        </w:rPr>
+        <w:t>)</w:t>
+      </w:r>
+      <w:r>
+        <w:rPr>
+          <w:sz w:val="28"/>
+          <w:u w:val="single" w:color="FFFFFF" w:themeColor="background1"/>
+        </w:rPr>
+        <w:t xml:space="preserve"> реализована объектно-ориентированная модель, включающая следующие ключевые классы:</w:t>
       </w:r>
     </w:p>
     <w:p>
@@ -4374,13 +4545,118 @@
         <w:pStyle w:val="ds-markdown-paragraph"/>
         <w:numPr>
           <w:ilvl w:val="0"/>
-          <w:numId w:val="11"/>
+          <w:numId w:val="15"/>
         </w:numPr>
-        <w:spacing w:after="0" w:afterAutospacing="0" w:line="360" w:lineRule="auto"/>
+        <w:spacing w:before="0" w:after="0" w:afterAutospacing="0" w:line="360" w:lineRule="auto"/>
         <w:ind w:firstLine="709"/>
-      </w:pPr>
-      <w:r>
-        <w:t>Администратор загружает в систему списки студентов и преподавателей (вручную или из Excel).</w:t>
+        <w:jc w:val="both"/>
+        <w:rPr>
+          <w:u w:val="single" w:color="FFFFFF" w:themeColor="background1"/>
+        </w:rPr>
+      </w:pPr>
+      <w:r>
+        <w:rPr>
+          <w:rStyle w:val="af7"/>
+          <w:sz w:val="28"/>
+          <w:u w:val="single" w:color="FFFFFF" w:themeColor="background1"/>
+        </w:rPr>
+        <w:t>User (абстрактный)</w:t>
+      </w:r>
+      <w:r>
+        <w:rPr>
+          <w:sz w:val="28"/>
+          <w:u w:val="single" w:color="FFFFFF" w:themeColor="background1"/>
+        </w:rPr>
+        <w:t xml:space="preserve"> — базовый класс для всех пользователей системы. Содержит общие поля: </w:t>
+      </w:r>
+      <w:proofErr w:type="spellStart"/>
+      <w:r>
+        <w:rPr>
+          <w:sz w:val="28"/>
+          <w:u w:val="single" w:color="FFFFFF" w:themeColor="background1"/>
+          <w:lang w:val="en-US"/>
+        </w:rPr>
+        <w:t>i</w:t>
+      </w:r>
+      <w:proofErr w:type="spellEnd"/>
+      <w:r>
+        <w:rPr>
+          <w:sz w:val="28"/>
+          <w:u w:val="single" w:color="FFFFFF" w:themeColor="background1"/>
+        </w:rPr>
+        <w:t>d, f</w:t>
+      </w:r>
+      <w:r>
+        <w:rPr>
+          <w:sz w:val="28"/>
+          <w:u w:val="single" w:color="FFFFFF" w:themeColor="background1"/>
+          <w:lang w:val="en-US"/>
+        </w:rPr>
+        <w:t>u</w:t>
+      </w:r>
+      <w:proofErr w:type="spellStart"/>
+      <w:r>
+        <w:rPr>
+          <w:sz w:val="28"/>
+          <w:u w:val="single" w:color="FFFFFF" w:themeColor="background1"/>
+        </w:rPr>
+        <w:t>ll</w:t>
+      </w:r>
+      <w:proofErr w:type="spellEnd"/>
+      <w:r>
+        <w:rPr>
+          <w:sz w:val="28"/>
+          <w:u w:val="single" w:color="FFFFFF" w:themeColor="background1"/>
+        </w:rPr>
+        <w:t>_</w:t>
+      </w:r>
+      <w:proofErr w:type="spellStart"/>
+      <w:r>
+        <w:rPr>
+          <w:sz w:val="28"/>
+          <w:u w:val="single" w:color="FFFFFF" w:themeColor="background1"/>
+          <w:lang w:val="en-US"/>
+        </w:rPr>
+        <w:t>na</w:t>
+      </w:r>
+      <w:r>
+        <w:rPr>
+          <w:sz w:val="28"/>
+          <w:u w:val="single" w:color="FFFFFF" w:themeColor="background1"/>
+        </w:rPr>
+        <w:t>me</w:t>
+      </w:r>
+      <w:proofErr w:type="spellEnd"/>
+      <w:r>
+        <w:rPr>
+          <w:sz w:val="28"/>
+          <w:u w:val="single" w:color="FFFFFF" w:themeColor="background1"/>
+        </w:rPr>
+        <w:t>, r</w:t>
+      </w:r>
+      <w:r>
+        <w:rPr>
+          <w:sz w:val="28"/>
+          <w:u w:val="single" w:color="FFFFFF" w:themeColor="background1"/>
+          <w:lang w:val="en-US"/>
+        </w:rPr>
+        <w:t>o</w:t>
+      </w:r>
+      <w:proofErr w:type="spellStart"/>
+      <w:r>
+        <w:rPr>
+          <w:sz w:val="28"/>
+          <w:u w:val="single" w:color="FFFFFF" w:themeColor="background1"/>
+        </w:rPr>
+        <w:t>le</w:t>
+      </w:r>
+      <w:proofErr w:type="spellEnd"/>
+      <w:r>
+        <w:rPr>
+          <w:sz w:val="28"/>
+          <w:u w:val="single" w:color="FFFFFF" w:themeColor="background1"/>
+        </w:rPr>
+        <w:t>.</w:t>
       </w:r>
     </w:p>
     <w:p>
@@ -4388,13 +4664,31 @@
         <w:pStyle w:val="ds-markdown-paragraph"/>
         <w:numPr>
           <w:ilvl w:val="0"/>
-          <w:numId w:val="11"/>
+          <w:numId w:val="15"/>
         </w:numPr>
-        <w:spacing w:after="0" w:afterAutospacing="0" w:line="360" w:lineRule="auto"/>
+        <w:spacing w:before="0" w:after="0" w:afterAutospacing="0" w:line="360" w:lineRule="auto"/>
         <w:ind w:firstLine="709"/>
-      </w:pPr>
-      <w:r>
-        <w:t>Преподаватель вводит тему с указанием уровня, названия и описания.</w:t>
+        <w:jc w:val="both"/>
+        <w:rPr>
+          <w:u w:val="single" w:color="FFFFFF" w:themeColor="background1"/>
+        </w:rPr>
+      </w:pPr>
+      <w:proofErr w:type="spellStart"/>
+      <w:r>
+        <w:rPr>
+          <w:rStyle w:val="af7"/>
+          <w:sz w:val="28"/>
+          <w:u w:val="single" w:color="FFFFFF" w:themeColor="background1"/>
+        </w:rPr>
+        <w:t>Student</w:t>
+      </w:r>
+      <w:proofErr w:type="spellEnd"/>
+      <w:r>
+        <w:rPr>
+          <w:sz w:val="28"/>
+          <w:u w:val="single" w:color="FFFFFF" w:themeColor="background1"/>
+        </w:rPr>
+        <w:t> — наследник User. Хранит информацию о курсе и группе студента.</w:t>
       </w:r>
     </w:p>
     <w:p>
@@ -4402,13 +4696,32 @@
         <w:pStyle w:val="ds-markdown-paragraph"/>
         <w:numPr>
           <w:ilvl w:val="0"/>
-          <w:numId w:val="11"/>
+          <w:numId w:val="15"/>
         </w:numPr>
-        <w:spacing w:after="0" w:afterAutospacing="0" w:line="360" w:lineRule="auto"/>
+        <w:spacing w:before="0" w:after="0" w:afterAutospacing="0" w:line="360" w:lineRule="auto"/>
         <w:ind w:firstLine="709"/>
-      </w:pPr>
-      <w:r>
-        <w:t>Студент просматривает доступные темы и записывается на одну из них (статус заявки — «ожидание»).</w:t>
+        <w:jc w:val="both"/>
+        <w:rPr>
+          <w:u w:val="single" w:color="FFFFFF" w:themeColor="background1"/>
+        </w:rPr>
+      </w:pPr>
+      <w:proofErr w:type="spellStart"/>
+      <w:r>
+        <w:rPr>
+          <w:rStyle w:val="af7"/>
+          <w:sz w:val="28"/>
+          <w:u w:val="single" w:color="FFFFFF" w:themeColor="background1"/>
+        </w:rPr>
+        <w:lastRenderedPageBreak/>
+        <w:t>Teacher</w:t>
+      </w:r>
+      <w:proofErr w:type="spellEnd"/>
+      <w:r>
+        <w:rPr>
+          <w:sz w:val="28"/>
+          <w:u w:val="single" w:color="FFFFFF" w:themeColor="background1"/>
+        </w:rPr>
+        <w:t> — наследник User. Хранит информацию о должности, учёной степени и контактах преподавателя.</w:t>
       </w:r>
     </w:p>
     <w:p>
@@ -4416,13 +4729,73 @@
         <w:pStyle w:val="ds-markdown-paragraph"/>
         <w:numPr>
           <w:ilvl w:val="0"/>
-          <w:numId w:val="11"/>
+          <w:numId w:val="15"/>
         </w:numPr>
-        <w:spacing w:after="0" w:afterAutospacing="0" w:line="360" w:lineRule="auto"/>
+        <w:spacing w:before="0" w:after="0" w:afterAutospacing="0" w:line="360" w:lineRule="auto"/>
         <w:ind w:firstLine="709"/>
-      </w:pPr>
-      <w:r>
-        <w:t>Преподаватель рассматривает заявки студентов и подтверждает или отклоняет их.</w:t>
+        <w:jc w:val="both"/>
+        <w:rPr>
+          <w:u w:val="single" w:color="FFFFFF" w:themeColor="background1"/>
+        </w:rPr>
+      </w:pPr>
+      <w:proofErr w:type="spellStart"/>
+      <w:r>
+        <w:rPr>
+          <w:rStyle w:val="af7"/>
+          <w:sz w:val="28"/>
+          <w:u w:val="single" w:color="FFFFFF" w:themeColor="background1"/>
+        </w:rPr>
+        <w:t>Topic</w:t>
+      </w:r>
+      <w:proofErr w:type="spellEnd"/>
+      <w:r>
+        <w:rPr>
+          <w:sz w:val="28"/>
+          <w:u w:val="single" w:color="FFFFFF" w:themeColor="background1"/>
+        </w:rPr>
+        <w:t xml:space="preserve"> — </w:t>
+      </w:r>
+      <w:r>
+        <w:rPr>
+          <w:sz w:val="28"/>
+          <w:u w:val="single" w:color="FFFFFF" w:themeColor="background1"/>
+        </w:rPr>
+        <w:t>использование</w:t>
+      </w:r>
+      <w:r>
+        <w:rPr>
+          <w:sz w:val="28"/>
+          <w:u w:val="single" w:color="FFFFFF" w:themeColor="background1"/>
+        </w:rPr>
+        <w:t xml:space="preserve"> информаци</w:t>
+      </w:r>
+      <w:r>
+        <w:rPr>
+          <w:sz w:val="28"/>
+          <w:u w:val="single" w:color="FFFFFF" w:themeColor="background1"/>
+        </w:rPr>
+        <w:t>ю</w:t>
+      </w:r>
+      <w:r>
+        <w:rPr>
+          <w:sz w:val="28"/>
+          <w:u w:val="single" w:color="FFFFFF" w:themeColor="background1"/>
+        </w:rPr>
+        <w:t xml:space="preserve"> о теме</w:t>
+      </w:r>
+      <w:r>
+        <w:rPr>
+          <w:sz w:val="28"/>
+          <w:u w:val="single" w:color="FFFFFF" w:themeColor="background1"/>
+        </w:rPr>
+        <w:t xml:space="preserve"> из БД</w:t>
+      </w:r>
+      <w:r>
+        <w:rPr>
+          <w:sz w:val="28"/>
+          <w:u w:val="single" w:color="FFFFFF" w:themeColor="background1"/>
+        </w:rPr>
+        <w:t>: уровень, название, описание, дата создания.</w:t>
       </w:r>
     </w:p>
     <w:p>
@@ -4430,13 +4803,31 @@
         <w:pStyle w:val="ds-markdown-paragraph"/>
         <w:numPr>
           <w:ilvl w:val="0"/>
-          <w:numId w:val="11"/>
+          <w:numId w:val="15"/>
         </w:numPr>
-        <w:spacing w:after="0" w:afterAutospacing="0" w:line="360" w:lineRule="auto"/>
+        <w:spacing w:before="0" w:after="0" w:afterAutospacing="0" w:line="360" w:lineRule="auto"/>
         <w:ind w:firstLine="709"/>
-      </w:pPr>
-      <w:r>
-        <w:t>В установленный срок (декабрь) администратор формирует предварительный приказ.</w:t>
+        <w:jc w:val="both"/>
+        <w:rPr>
+          <w:u w:val="single" w:color="FFFFFF" w:themeColor="background1"/>
+        </w:rPr>
+      </w:pPr>
+      <w:proofErr w:type="spellStart"/>
+      <w:r>
+        <w:rPr>
+          <w:rStyle w:val="af7"/>
+          <w:sz w:val="28"/>
+          <w:u w:val="single" w:color="FFFFFF" w:themeColor="background1"/>
+        </w:rPr>
+        <w:t>Enrollment</w:t>
+      </w:r>
+      <w:proofErr w:type="spellEnd"/>
+      <w:r>
+        <w:rPr>
+          <w:sz w:val="28"/>
+          <w:u w:val="single" w:color="FFFFFF" w:themeColor="background1"/>
+        </w:rPr>
+        <w:t> — связывает студента и тему. Хранит статус записи и дату подтверждения.</w:t>
       </w:r>
     </w:p>
     <w:p>
@@ -4444,27 +4835,31 @@
         <w:pStyle w:val="ds-markdown-paragraph"/>
         <w:numPr>
           <w:ilvl w:val="0"/>
-          <w:numId w:val="11"/>
+          <w:numId w:val="15"/>
         </w:numPr>
-        <w:spacing w:after="0" w:afterAutospacing="0" w:line="360" w:lineRule="auto"/>
+        <w:spacing w:before="0" w:after="0" w:afterAutospacing="0" w:line="360" w:lineRule="auto"/>
         <w:ind w:firstLine="709"/>
-      </w:pPr>
-      <w:r>
-        <w:t>В установленный срок (апрель) администратор формирует окончательный приказ для защиты.</w:t>
-      </w:r>
-    </w:p>
-    <w:p>
-      <w:pPr>
-        <w:pStyle w:val="ds-markdown-paragraph"/>
-        <w:spacing w:before="240" w:beforeAutospacing="0" w:after="0" w:afterAutospacing="0" w:line="360" w:lineRule="auto"/>
-        <w:ind w:firstLine="709"/>
-      </w:pPr>
+        <w:jc w:val="both"/>
+        <w:rPr>
+          <w:u w:val="single" w:color="FFFFFF" w:themeColor="background1"/>
+        </w:rPr>
+      </w:pPr>
+      <w:proofErr w:type="spellStart"/>
       <w:r>
         <w:rPr>
           <w:rStyle w:val="af7"/>
-        </w:rPr>
-        <w:lastRenderedPageBreak/>
-        <w:t>Нестандартные сценарии:</w:t>
+          <w:sz w:val="28"/>
+          <w:u w:val="single" w:color="FFFFFF" w:themeColor="background1"/>
+        </w:rPr>
+        <w:t>Deadline</w:t>
+      </w:r>
+      <w:proofErr w:type="spellEnd"/>
+      <w:r>
+        <w:rPr>
+          <w:sz w:val="28"/>
+          <w:u w:val="single" w:color="FFFFFF" w:themeColor="background1"/>
+        </w:rPr>
+        <w:t> — хранит даты дедлайнов.</w:t>
       </w:r>
     </w:p>
     <w:p>
@@ -4472,13 +4867,31 @@
         <w:pStyle w:val="ds-markdown-paragraph"/>
         <w:numPr>
           <w:ilvl w:val="0"/>
-          <w:numId w:val="12"/>
+          <w:numId w:val="15"/>
         </w:numPr>
-        <w:spacing w:after="0" w:afterAutospacing="0" w:line="360" w:lineRule="auto"/>
+        <w:spacing w:before="0" w:after="0" w:afterAutospacing="0" w:line="360" w:lineRule="auto"/>
         <w:ind w:firstLine="709"/>
-      </w:pPr>
-      <w:r>
-        <w:t>Преподаватель может сразу вписать студента в тему, минуя этап подачи заявки.</w:t>
+        <w:jc w:val="both"/>
+        <w:rPr>
+          <w:u w:val="single" w:color="FFFFFF" w:themeColor="background1"/>
+        </w:rPr>
+      </w:pPr>
+      <w:proofErr w:type="spellStart"/>
+      <w:r>
+        <w:rPr>
+          <w:rStyle w:val="af7"/>
+          <w:sz w:val="28"/>
+          <w:u w:val="single" w:color="FFFFFF" w:themeColor="background1"/>
+        </w:rPr>
+        <w:t>DeadlineChecker</w:t>
+      </w:r>
+      <w:proofErr w:type="spellEnd"/>
+      <w:r>
+        <w:rPr>
+          <w:sz w:val="28"/>
+          <w:u w:val="single" w:color="FFFFFF" w:themeColor="background1"/>
+        </w:rPr>
+        <w:t> — сервис для проверки дедлайнов (используется контроллерами).</w:t>
       </w:r>
     </w:p>
     <w:p>
@@ -4486,56 +4899,195 @@
         <w:pStyle w:val="ds-markdown-paragraph"/>
         <w:numPr>
           <w:ilvl w:val="0"/>
-          <w:numId w:val="12"/>
+          <w:numId w:val="15"/>
         </w:numPr>
-        <w:spacing w:after="0" w:afterAutospacing="0" w:line="360" w:lineRule="auto"/>
+        <w:spacing w:before="0" w:after="0" w:afterAutospacing="0" w:line="360" w:lineRule="auto"/>
         <w:ind w:firstLine="709"/>
-      </w:pPr>
-      <w:r>
-        <w:t>Студент может сменить тему или руководителя до установленного дедлайна (середина февраля) только через администратора.</w:t>
+        <w:jc w:val="both"/>
+        <w:rPr>
+          <w:u w:val="single" w:color="FFFFFF" w:themeColor="background1"/>
+        </w:rPr>
+      </w:pPr>
+      <w:proofErr w:type="spellStart"/>
+      <w:r>
+        <w:rPr>
+          <w:rStyle w:val="af7"/>
+          <w:sz w:val="28"/>
+          <w:u w:val="single" w:color="FFFFFF" w:themeColor="background1"/>
+        </w:rPr>
+        <w:t>TopicController</w:t>
+      </w:r>
+      <w:proofErr w:type="spellEnd"/>
+      <w:r>
+        <w:rPr>
+          <w:rStyle w:val="af7"/>
+          <w:sz w:val="28"/>
+          <w:u w:val="single" w:color="FFFFFF" w:themeColor="background1"/>
+        </w:rPr>
+        <w:t xml:space="preserve">, </w:t>
+      </w:r>
+      <w:proofErr w:type="spellStart"/>
+      <w:r>
+        <w:rPr>
+          <w:rStyle w:val="af7"/>
+          <w:sz w:val="28"/>
+          <w:u w:val="single" w:color="FFFFFF" w:themeColor="background1"/>
+        </w:rPr>
+        <w:t>EnrollmentController</w:t>
+      </w:r>
+      <w:proofErr w:type="spellEnd"/>
+      <w:r>
+        <w:rPr>
+          <w:rStyle w:val="af7"/>
+          <w:sz w:val="28"/>
+          <w:u w:val="single" w:color="FFFFFF" w:themeColor="background1"/>
+        </w:rPr>
+        <w:t xml:space="preserve">, </w:t>
+      </w:r>
+      <w:proofErr w:type="spellStart"/>
+      <w:r>
+        <w:rPr>
+          <w:rStyle w:val="af7"/>
+          <w:sz w:val="28"/>
+          <w:u w:val="single" w:color="FFFFFF" w:themeColor="background1"/>
+        </w:rPr>
+        <w:t>StudentController</w:t>
+      </w:r>
+      <w:proofErr w:type="spellEnd"/>
+      <w:r>
+        <w:rPr>
+          <w:rStyle w:val="af7"/>
+          <w:sz w:val="28"/>
+          <w:u w:val="single" w:color="FFFFFF" w:themeColor="background1"/>
+        </w:rPr>
+        <w:t xml:space="preserve">, </w:t>
+      </w:r>
+      <w:proofErr w:type="spellStart"/>
+      <w:r>
+        <w:rPr>
+          <w:rStyle w:val="af7"/>
+          <w:sz w:val="28"/>
+          <w:u w:val="single" w:color="FFFFFF" w:themeColor="background1"/>
+        </w:rPr>
+        <w:t>TeacherController</w:t>
+      </w:r>
+      <w:proofErr w:type="spellEnd"/>
+      <w:r>
+        <w:rPr>
+          <w:rStyle w:val="af7"/>
+          <w:sz w:val="28"/>
+          <w:u w:val="single" w:color="FFFFFF" w:themeColor="background1"/>
+        </w:rPr>
+        <w:t xml:space="preserve">, </w:t>
+      </w:r>
+      <w:proofErr w:type="spellStart"/>
+      <w:r>
+        <w:rPr>
+          <w:rStyle w:val="af7"/>
+          <w:sz w:val="28"/>
+          <w:u w:val="single" w:color="FFFFFF" w:themeColor="background1"/>
+        </w:rPr>
+        <w:t>DeadlineController</w:t>
+      </w:r>
+      <w:proofErr w:type="spellEnd"/>
+      <w:r>
+        <w:rPr>
+          <w:rStyle w:val="af7"/>
+          <w:sz w:val="28"/>
+          <w:u w:val="single" w:color="FFFFFF" w:themeColor="background1"/>
+        </w:rPr>
+        <w:t xml:space="preserve">, </w:t>
+      </w:r>
+      <w:proofErr w:type="spellStart"/>
+      <w:r>
+        <w:rPr>
+          <w:rStyle w:val="af7"/>
+          <w:sz w:val="28"/>
+          <w:u w:val="single" w:color="FFFFFF" w:themeColor="background1"/>
+        </w:rPr>
+        <w:t>ReportController</w:t>
+      </w:r>
+      <w:proofErr w:type="spellEnd"/>
+      <w:r>
+        <w:rPr>
+          <w:sz w:val="28"/>
+          <w:u w:val="single" w:color="FFFFFF" w:themeColor="background1"/>
+        </w:rPr>
+        <w:t> — содержат всю бизнес-логику приложения: создание тем, запись студентов, проверку дедлайнов, генерацию приказов.</w:t>
       </w:r>
     </w:p>
     <w:p>
       <w:pPr>
         <w:pStyle w:val="ds-markdown-paragraph"/>
-        <w:numPr>
-          <w:ilvl w:val="0"/>
-          <w:numId w:val="12"/>
-        </w:numPr>
-        <w:spacing w:after="0" w:afterAutospacing="0" w:line="360" w:lineRule="auto"/>
+        <w:spacing w:before="0" w:after="0" w:afterAutospacing="0" w:line="360" w:lineRule="auto"/>
         <w:ind w:firstLine="709"/>
-      </w:pPr>
-      <w:r>
-        <w:t>После подтверждения заявки преподавателем студент не может самостоятельно отменить запись или сменить тему.</w:t>
-      </w:r>
+        <w:jc w:val="both"/>
+        <w:rPr>
+          <w:highlight w:val="red"/>
+        </w:rPr>
+      </w:pPr>
+      <w:r>
+        <w:rPr>
+          <w:sz w:val="28"/>
+          <w:highlight w:val="red"/>
+        </w:rPr>
+        <w:t>БЛОК ВЗАИМОДЕЙСТВИЯ С БД</w:t>
+      </w:r>
+    </w:p>
+    <w:p>
+      <w:pPr>
+        <w:pStyle w:val="ds-markdown-paragraph"/>
+        <w:spacing w:before="0" w:beforeAutospacing="0" w:after="0" w:afterAutospacing="0" w:line="360" w:lineRule="auto"/>
+        <w:ind w:left="1429"/>
+        <w:jc w:val="both"/>
+      </w:pPr>
     </w:p>
     <w:p>
       <w:pPr>
         <w:pStyle w:val="5"/>
-        <w:spacing w:after="0" w:line="360" w:lineRule="auto"/>
+        <w:spacing w:before="0" w:after="0"/>
         <w:ind w:firstLine="709"/>
         <w:rPr>
+          <w:b/>
+          <w:bCs/>
           <w:color w:val="auto"/>
-          <w:sz w:val="24"/>
+          <w:sz w:val="28"/>
           <w:szCs w:val="24"/>
         </w:rPr>
       </w:pPr>
       <w:r>
         <w:rPr>
+          <w:b/>
+          <w:bCs/>
           <w:color w:val="auto"/>
-          <w:sz w:val="24"/>
+          <w:sz w:val="28"/>
           <w:szCs w:val="24"/>
         </w:rPr>
         <w:t>Структура базы данных</w:t>
       </w:r>
-    </w:p>
+      <w:r>
+        <w:rPr>
+          <w:b/>
+          <w:bCs/>
+          <w:color w:val="auto"/>
+          <w:sz w:val="28"/>
+          <w:szCs w:val="24"/>
+        </w:rPr>
+        <w:t>:</w:t>
+      </w:r>
+    </w:p>
+    <w:p/>
     <w:p>
       <w:pPr>
         <w:pStyle w:val="ds-markdown-paragraph"/>
-        <w:spacing w:before="240" w:beforeAutospacing="0" w:after="0" w:afterAutospacing="0" w:line="360" w:lineRule="auto"/>
+        <w:spacing w:before="0" w:beforeAutospacing="0" w:after="0" w:afterAutospacing="0" w:line="360" w:lineRule="auto"/>
         <w:ind w:firstLine="709"/>
-      </w:pPr>
-      <w:r>
+        <w:jc w:val="both"/>
+      </w:pPr>
+      <w:r>
+        <w:rPr>
+          <w:sz w:val="28"/>
+        </w:rPr>
         <w:t>База данных спроектирована на основе реляционной модели и содержит следующие таблицы:</w:t>
       </w:r>
     </w:p>
@@ -4546,8 +5098,9 @@
           <w:ilvl w:val="0"/>
           <w:numId w:val="13"/>
         </w:numPr>
-        <w:spacing w:after="0" w:afterAutospacing="0" w:line="360" w:lineRule="auto"/>
+        <w:spacing w:before="0" w:after="0" w:afterAutospacing="0" w:line="360" w:lineRule="auto"/>
         <w:ind w:firstLine="709"/>
+        <w:jc w:val="both"/>
         <w:rPr>
           <w:u w:val="single" w:color="FFFFFF" w:themeColor="background1"/>
         </w:rPr>
@@ -4556,6 +5109,7 @@
       <w:r>
         <w:rPr>
           <w:rStyle w:val="af7"/>
+          <w:sz w:val="28"/>
           <w:u w:val="single" w:color="FFFFFF" w:themeColor="background1"/>
         </w:rPr>
         <w:t>students</w:t>
@@ -4563,6 +5117,7 @@
       <w:proofErr w:type="spellEnd"/>
       <w:r>
         <w:rPr>
+          <w:sz w:val="28"/>
           <w:u w:val="single" w:color="FFFFFF" w:themeColor="background1"/>
         </w:rPr>
         <w:t> — хранит информацию о студентах (ID, ФИО, курс, группа).</w:t>
@@ -4575,8 +5130,9 @@
           <w:ilvl w:val="0"/>
           <w:numId w:val="13"/>
         </w:numPr>
-        <w:spacing w:after="0" w:afterAutospacing="0" w:line="360" w:lineRule="auto"/>
+        <w:spacing w:before="0" w:after="0" w:afterAutospacing="0" w:line="360" w:lineRule="auto"/>
         <w:ind w:firstLine="709"/>
+        <w:jc w:val="both"/>
         <w:rPr>
           <w:u w:val="single" w:color="FFFFFF" w:themeColor="background1"/>
         </w:rPr>
@@ -4585,6 +5141,7 @@
       <w:r>
         <w:rPr>
           <w:rStyle w:val="af7"/>
+          <w:sz w:val="28"/>
           <w:u w:val="single" w:color="FFFFFF" w:themeColor="background1"/>
         </w:rPr>
         <w:t>teachers</w:t>
@@ -4592,6 +5149,7 @@
       <w:proofErr w:type="spellEnd"/>
       <w:r>
         <w:rPr>
+          <w:sz w:val="28"/>
           <w:u w:val="single" w:color="FFFFFF" w:themeColor="background1"/>
         </w:rPr>
         <w:t> — хранит информацию о преподавателях (ID, ФИО, должность, учёная степень, контактные данные).</w:t>
@@ -4604,8 +5162,9 @@
           <w:ilvl w:val="0"/>
           <w:numId w:val="13"/>
         </w:numPr>
-        <w:spacing w:after="0" w:afterAutospacing="0" w:line="360" w:lineRule="auto"/>
+        <w:spacing w:before="0" w:after="0" w:afterAutospacing="0" w:line="360" w:lineRule="auto"/>
         <w:ind w:firstLine="709"/>
+        <w:jc w:val="both"/>
         <w:rPr>
           <w:u w:val="single" w:color="FFFFFF" w:themeColor="background1"/>
         </w:rPr>
@@ -4614,6 +5173,7 @@
       <w:r>
         <w:rPr>
           <w:rStyle w:val="af7"/>
+          <w:sz w:val="28"/>
           <w:u w:val="single" w:color="FFFFFF" w:themeColor="background1"/>
         </w:rPr>
         <w:t>topics</w:t>
@@ -4621,6 +5181,7 @@
       <w:proofErr w:type="spellEnd"/>
       <w:r>
         <w:rPr>
+          <w:sz w:val="28"/>
           <w:u w:val="single" w:color="FFFFFF" w:themeColor="background1"/>
         </w:rPr>
         <w:t> — хранит информацию о темах (ID, ID преподавателя, уровень, название, описание, дата создания).</w:t>
@@ -4633,8 +5194,9 @@
           <w:ilvl w:val="0"/>
           <w:numId w:val="13"/>
         </w:numPr>
-        <w:spacing w:after="0" w:afterAutospacing="0" w:line="360" w:lineRule="auto"/>
+        <w:spacing w:before="0" w:after="0" w:afterAutospacing="0" w:line="360" w:lineRule="auto"/>
         <w:ind w:firstLine="709"/>
+        <w:jc w:val="both"/>
         <w:rPr>
           <w:u w:val="single" w:color="FFFFFF" w:themeColor="background1"/>
         </w:rPr>
@@ -4643,6 +5205,7 @@
       <w:r>
         <w:rPr>
           <w:rStyle w:val="af7"/>
+          <w:sz w:val="28"/>
           <w:u w:val="single" w:color="FFFFFF" w:themeColor="background1"/>
         </w:rPr>
         <w:t>enr</w:t>
@@ -4651,6 +5214,7 @@
       <w:r>
         <w:rPr>
           <w:rStyle w:val="af7"/>
+          <w:sz w:val="28"/>
           <w:u w:val="single" w:color="FFFFFF" w:themeColor="background1"/>
           <w:lang w:val="en-US"/>
         </w:rPr>
@@ -4660,6 +5224,7 @@
       <w:r>
         <w:rPr>
           <w:rStyle w:val="af7"/>
+          <w:sz w:val="28"/>
           <w:u w:val="single" w:color="FFFFFF" w:themeColor="background1"/>
         </w:rPr>
         <w:t>llm</w:t>
@@ -4668,6 +5233,7 @@
       <w:r>
         <w:rPr>
           <w:rStyle w:val="af7"/>
+          <w:sz w:val="28"/>
           <w:u w:val="single" w:color="FFFFFF" w:themeColor="background1"/>
           <w:lang w:val="en-US"/>
         </w:rPr>
@@ -4677,6 +5243,7 @@
       <w:r>
         <w:rPr>
           <w:rStyle w:val="af7"/>
+          <w:sz w:val="28"/>
           <w:u w:val="single" w:color="FFFFFF" w:themeColor="background1"/>
         </w:rPr>
         <w:t>nts</w:t>
@@ -4684,6 +5251,7 @@
       <w:proofErr w:type="spellEnd"/>
       <w:r>
         <w:rPr>
+          <w:sz w:val="28"/>
           <w:u w:val="single" w:color="FFFFFF" w:themeColor="background1"/>
         </w:rPr>
         <w:t> — хранит записи студентов на темы (ID, ID студента, ID темы, статус, дата подтверждения).</w:t>
@@ -4696,147 +5264,31 @@
           <w:ilvl w:val="0"/>
           <w:numId w:val="13"/>
         </w:numPr>
-        <w:spacing w:after="0" w:afterAutospacing="0" w:line="360" w:lineRule="auto"/>
+        <w:spacing w:before="0" w:after="0" w:afterAutospacing="0" w:line="360" w:lineRule="auto"/>
         <w:ind w:firstLine="709"/>
-        <w:rPr>
-          <w:u w:val="single" w:color="FFFFFF" w:themeColor="background1"/>
-        </w:rPr>
-      </w:pPr>
-      <w:proofErr w:type="spellStart"/>
-      <w:r>
-        <w:rPr>
-          <w:rStyle w:val="af7"/>
-          <w:u w:val="single" w:color="FFFFFF" w:themeColor="background1"/>
-        </w:rPr>
-        <w:t>deadlines</w:t>
-      </w:r>
-      <w:proofErr w:type="spellEnd"/>
-      <w:r>
-        <w:rPr>
-          <w:u w:val="single" w:color="FFFFFF" w:themeColor="background1"/>
-        </w:rPr>
-        <w:t> — хранит даты дедлайнов (ID, название, дата, активность).</w:t>
-      </w:r>
-    </w:p>
-    <w:p>
-      <w:pPr>
-        <w:pStyle w:val="ds-markdown-paragraph"/>
-        <w:spacing w:before="240" w:beforeAutospacing="0" w:after="0" w:afterAutospacing="0" w:line="360" w:lineRule="auto"/>
-        <w:ind w:firstLine="709"/>
-        <w:rPr>
-          <w:u w:val="single" w:color="FFFFFF" w:themeColor="background1"/>
-        </w:rPr>
-      </w:pPr>
-      <w:r>
-        <w:rPr>
-          <w:rStyle w:val="af7"/>
-          <w:u w:val="single" w:color="FFFFFF" w:themeColor="background1"/>
-        </w:rPr>
-        <w:t>Связи между таблицами:</w:t>
-      </w:r>
-    </w:p>
-    <w:p>
-      <w:pPr>
-        <w:pStyle w:val="ds-markdown-paragraph"/>
-        <w:numPr>
-          <w:ilvl w:val="0"/>
-          <w:numId w:val="14"/>
-        </w:numPr>
-        <w:spacing w:after="0" w:afterAutospacing="0" w:line="360" w:lineRule="auto"/>
-        <w:ind w:firstLine="709"/>
-        <w:rPr>
-          <w:u w:val="single" w:color="FFFFFF" w:themeColor="background1"/>
-        </w:rPr>
-      </w:pPr>
-      <w:r>
-        <w:rPr>
-          <w:u w:val="single" w:color="FFFFFF" w:themeColor="background1"/>
-        </w:rPr>
-        <w:t xml:space="preserve">Один преподаватель может создать несколько тем (связь </w:t>
-      </w:r>
-      <w:proofErr w:type="gramStart"/>
-      <w:r>
-        <w:rPr>
-          <w:u w:val="single" w:color="FFFFFF" w:themeColor="background1"/>
-        </w:rPr>
-        <w:t>1:N</w:t>
-      </w:r>
-      <w:proofErr w:type="gramEnd"/>
-      <w:r>
-        <w:rPr>
-          <w:u w:val="single" w:color="FFFFFF" w:themeColor="background1"/>
-        </w:rPr>
-        <w:t>).</w:t>
-      </w:r>
-    </w:p>
-    <w:p>
-      <w:pPr>
-        <w:pStyle w:val="ds-markdown-paragraph"/>
-        <w:numPr>
-          <w:ilvl w:val="0"/>
-          <w:numId w:val="14"/>
-        </w:numPr>
-        <w:spacing w:after="0" w:afterAutospacing="0" w:line="360" w:lineRule="auto"/>
-        <w:ind w:firstLine="709"/>
-        <w:rPr>
-          <w:u w:val="single" w:color="FFFFFF" w:themeColor="background1"/>
-        </w:rPr>
-      </w:pPr>
-      <w:r>
-        <w:rPr>
-          <w:u w:val="single" w:color="FFFFFF" w:themeColor="background1"/>
-        </w:rPr>
-        <w:t>Одна тема может быть связана с одной подтверждённой записью студента (связь 1:1 для занятых тем).</w:t>
-      </w:r>
-    </w:p>
-    <w:p>
-      <w:pPr>
-        <w:pStyle w:val="ds-markdown-paragraph"/>
-        <w:numPr>
-          <w:ilvl w:val="0"/>
-          <w:numId w:val="14"/>
-        </w:numPr>
-        <w:spacing w:after="0" w:afterAutospacing="0" w:line="360" w:lineRule="auto"/>
-        <w:ind w:firstLine="709"/>
-        <w:rPr>
-          <w:u w:val="single" w:color="FFFFFF" w:themeColor="background1"/>
-        </w:rPr>
-      </w:pPr>
-      <w:r>
-        <w:rPr>
-          <w:u w:val="single" w:color="FFFFFF" w:themeColor="background1"/>
-        </w:rPr>
-        <w:t>Один студент может иметь только одну активную запись на тему (контролируется на уровне приложения).</w:t>
-      </w:r>
-    </w:p>
-    <w:p>
-      <w:pPr>
-        <w:pStyle w:val="ds-markdown-paragraph"/>
-        <w:spacing w:after="0" w:afterAutospacing="0" w:line="360" w:lineRule="auto"/>
-        <w:ind w:firstLine="709"/>
-        <w:rPr>
-          <w:u w:val="single" w:color="FFFFFF" w:themeColor="background1"/>
-        </w:rPr>
-      </w:pPr>
-      <w:r>
-        <w:rPr>
-          <w:noProof/>
-          <w:u w:val="single" w:color="FFFFFF" w:themeColor="background1"/>
+        <w:jc w:val="both"/>
+        <w:rPr>
+          <w:u w:val="single" w:color="FFFFFF" w:themeColor="background1"/>
+        </w:rPr>
+      </w:pPr>
+      <w:r>
+        <w:rPr>
+          <w:sz w:val="28"/>
         </w:rPr>
         <w:lastRenderedPageBreak/>
         <w:drawing>
-          <wp:anchor distT="0" distB="0" distL="114300" distR="114300" simplePos="0" relativeHeight="251660288" behindDoc="0" locked="0" layoutInCell="1" allowOverlap="1" wp14:anchorId="16D3D7A9" wp14:editId="7CCCB010">
+          <wp:anchor distT="0" distB="0" distL="114300" distR="114300" simplePos="0" relativeHeight="251660288" behindDoc="0" locked="0" layoutInCell="1" allowOverlap="1" wp14:anchorId="24EF09B6" wp14:editId="2626DC98">
             <wp:simplePos x="0" y="0"/>
-            <wp:positionH relativeFrom="column">
-              <wp:posOffset>-727710</wp:posOffset>
+            <wp:positionH relativeFrom="margin">
+              <wp:align>left</wp:align>
             </wp:positionH>
             <wp:positionV relativeFrom="paragraph">
-              <wp:posOffset>3810</wp:posOffset>
+              <wp:posOffset>603885</wp:posOffset>
             </wp:positionV>
-            <wp:extent cx="6962775" cy="4133850"/>
-            <wp:effectExtent l="0" t="0" r="9525" b="0"/>
-            <wp:wrapSquare wrapText="bothSides"/>
-            <wp:docPr id="3" name="Рисунок 3"/>
+            <wp:extent cx="6049010" cy="6677025"/>
+            <wp:effectExtent l="0" t="0" r="8890" b="9525"/>
+            <wp:wrapTopAndBottom/>
+            <wp:docPr id="4" name="Рисунок 4"/>
             <wp:cNvGraphicFramePr>
               <a:graphicFrameLocks xmlns:a="http://schemas.openxmlformats.org/drawingml/2006/main" noChangeAspect="1"/>
             </wp:cNvGraphicFramePr>
@@ -4862,7 +5314,7 @@
                   <pic:spPr>
                     <a:xfrm>
                       <a:off x="0" y="0"/>
-                      <a:ext cx="6962775" cy="4133850"/>
+                      <a:ext cx="6049010" cy="6677025"/>
                     </a:xfrm>
                     <a:prstGeom prst="rect">
                       <a:avLst/>
@@ -4880,163 +5332,148 @@
           </wp:anchor>
         </w:drawing>
       </w:r>
+      <w:proofErr w:type="spellStart"/>
+      <w:r>
+        <w:rPr>
+          <w:rStyle w:val="af7"/>
+          <w:sz w:val="28"/>
+          <w:u w:val="single" w:color="FFFFFF" w:themeColor="background1"/>
+        </w:rPr>
+        <w:t>deadlines</w:t>
+      </w:r>
+      <w:proofErr w:type="spellEnd"/>
+      <w:r>
+        <w:rPr>
+          <w:sz w:val="28"/>
+          <w:u w:val="single" w:color="FFFFFF" w:themeColor="background1"/>
+        </w:rPr>
+        <w:t> — хранит даты дедлайнов (ID, название, дата, активность).</w:t>
+      </w:r>
+    </w:p>
+    <w:p>
+      <w:pPr>
+        <w:pStyle w:val="5"/>
+        <w:spacing w:before="0" w:after="0"/>
+        <w:ind w:firstLine="709"/>
+        <w:rPr>
+          <w:b/>
+          <w:bCs/>
+          <w:color w:val="auto"/>
+          <w:sz w:val="28"/>
+          <w:szCs w:val="28"/>
+        </w:rPr>
+      </w:pPr>
+      <w:r>
+        <w:rPr>
+          <w:b/>
+          <w:bCs/>
+          <w:sz w:val="28"/>
+          <w:szCs w:val="28"/>
+          <w:u w:val="single" w:color="FFFFFF" w:themeColor="background1"/>
+        </w:rPr>
+        <w:t xml:space="preserve">   </w:t>
+      </w:r>
+      <w:r>
+        <w:rPr>
+          <w:b/>
+          <w:bCs/>
+          <w:color w:val="auto"/>
+          <w:sz w:val="28"/>
+          <w:szCs w:val="28"/>
+        </w:rPr>
+        <w:t>Рисунок 2. Диаграмма вариантов использования (</w:t>
+      </w:r>
+      <w:r>
+        <w:rPr>
+          <w:b/>
+          <w:bCs/>
+          <w:color w:val="auto"/>
+          <w:sz w:val="28"/>
+          <w:szCs w:val="28"/>
+          <w:lang w:val="en-US"/>
+        </w:rPr>
+        <w:t>USE</w:t>
+      </w:r>
+      <w:r>
+        <w:rPr>
+          <w:b/>
+          <w:bCs/>
+          <w:color w:val="auto"/>
+          <w:sz w:val="28"/>
+          <w:szCs w:val="28"/>
+        </w:rPr>
+        <w:t xml:space="preserve"> </w:t>
+      </w:r>
+      <w:r>
+        <w:rPr>
+          <w:b/>
+          <w:bCs/>
+          <w:color w:val="auto"/>
+          <w:sz w:val="28"/>
+          <w:szCs w:val="28"/>
+          <w:lang w:val="en-US"/>
+        </w:rPr>
+        <w:t>CASE</w:t>
+      </w:r>
+      <w:r>
+        <w:rPr>
+          <w:b/>
+          <w:bCs/>
+          <w:color w:val="auto"/>
+          <w:sz w:val="28"/>
+          <w:szCs w:val="28"/>
+        </w:rPr>
+        <w:t>).</w:t>
+      </w:r>
     </w:p>
     <w:p>
       <w:pPr>
         <w:pStyle w:val="ds-markdown-paragraph"/>
-        <w:spacing w:before="240" w:beforeAutospacing="0" w:after="0" w:afterAutospacing="0" w:line="360" w:lineRule="auto"/>
+        <w:spacing w:before="0" w:beforeAutospacing="0" w:after="0" w:afterAutospacing="0" w:line="360" w:lineRule="auto"/>
+        <w:jc w:val="both"/>
+        <w:rPr>
+          <w:rStyle w:val="af7"/>
+          <w:sz w:val="28"/>
+        </w:rPr>
+      </w:pPr>
+    </w:p>
+    <w:p>
+      <w:pPr>
+        <w:pStyle w:val="ds-markdown-paragraph"/>
+        <w:spacing w:after="0" w:afterAutospacing="0" w:line="360" w:lineRule="auto"/>
         <w:ind w:firstLine="709"/>
-        <w:rPr>
-          <w:u w:val="single" w:color="FFFFFF" w:themeColor="background1"/>
-        </w:rPr>
-      </w:pPr>
-      <w:r>
-        <w:rPr>
-          <w:u w:val="single" w:color="FFFFFF" w:themeColor="background1"/>
-        </w:rPr>
-        <w:t>На сервере реализована объектно-ориентированная модель, включающая следующие ключевые классы:</w:t>
-      </w:r>
-    </w:p>
-    <w:p>
-      <w:pPr>
-        <w:pStyle w:val="ds-markdown-paragraph"/>
-        <w:spacing w:before="240" w:beforeAutospacing="0" w:after="0" w:afterAutospacing="0" w:line="360" w:lineRule="auto"/>
-        <w:ind w:firstLine="709"/>
-        <w:jc w:val="center"/>
-        <w:rPr>
-          <w:u w:val="single" w:color="FFFFFF" w:themeColor="background1"/>
-          <w:lang w:val="en-US"/>
-        </w:rPr>
-      </w:pPr>
-      <w:r>
-        <w:rPr>
-          <w:highlight w:val="red"/>
-          <w:u w:val="single" w:color="FFFFFF" w:themeColor="background1"/>
-        </w:rPr>
-        <w:t xml:space="preserve">СТРЕЛКИ ОТ СТУДЕНТА К </w:t>
-      </w:r>
-      <w:r>
-        <w:rPr>
-          <w:highlight w:val="red"/>
-          <w:u w:val="single" w:color="FFFFFF" w:themeColor="background1"/>
-          <w:lang w:val="en-US"/>
-        </w:rPr>
-        <w:t>USER</w:t>
-      </w:r>
-    </w:p>
-    <w:p>
-      <w:pPr>
-        <w:pStyle w:val="ds-markdown-paragraph"/>
-        <w:spacing w:before="240" w:beforeAutospacing="0" w:after="0" w:afterAutospacing="0" w:line="360" w:lineRule="auto"/>
-        <w:ind w:firstLine="709"/>
-        <w:rPr>
-          <w:u w:val="single" w:color="FFFFFF" w:themeColor="background1"/>
-        </w:rPr>
-      </w:pPr>
+        <w:jc w:val="both"/>
+      </w:pPr>
+      <w:r>
+        <w:rPr>
+          <w:rStyle w:val="af7"/>
+          <w:sz w:val="28"/>
+        </w:rPr>
+        <w:t>Администратор</w:t>
+      </w:r>
+      <w:r>
+        <w:rPr>
+          <w:sz w:val="28"/>
+        </w:rPr>
+        <w:t> — пользователь с полными правами:</w:t>
+      </w:r>
     </w:p>
     <w:p>
       <w:pPr>
         <w:pStyle w:val="ds-markdown-paragraph"/>
         <w:numPr>
           <w:ilvl w:val="0"/>
-          <w:numId w:val="15"/>
+          <w:numId w:val="8"/>
         </w:numPr>
-        <w:spacing w:after="0" w:afterAutospacing="0" w:line="360" w:lineRule="auto"/>
-        <w:ind w:firstLine="709"/>
-        <w:rPr>
-          <w:u w:val="single" w:color="FFFFFF" w:themeColor="background1"/>
-        </w:rPr>
-      </w:pPr>
-      <w:r>
-        <w:rPr>
-          <w:rStyle w:val="af7"/>
-          <w:u w:val="single" w:color="FFFFFF" w:themeColor="background1"/>
-        </w:rPr>
-        <w:t>User (абстрактный)</w:t>
-      </w:r>
-      <w:r>
-        <w:rPr>
-          <w:u w:val="single" w:color="FFFFFF" w:themeColor="background1"/>
-        </w:rPr>
-        <w:t xml:space="preserve"> — базовый класс для всех пользователей системы. Содержит общие поля: </w:t>
-      </w:r>
-      <w:proofErr w:type="spellStart"/>
-      <w:r>
-        <w:rPr>
-          <w:u w:val="single" w:color="FFFFFF" w:themeColor="background1"/>
-          <w:lang w:val="en-US"/>
-        </w:rPr>
-        <w:t>i</w:t>
-      </w:r>
-      <w:proofErr w:type="spellEnd"/>
-      <w:r>
-        <w:rPr>
-          <w:u w:val="single" w:color="FFFFFF" w:themeColor="background1"/>
-        </w:rPr>
-        <w:t>d, f</w:t>
-      </w:r>
-      <w:r>
-        <w:rPr>
-          <w:u w:val="single" w:color="FFFFFF" w:themeColor="background1"/>
-          <w:lang w:val="en-US"/>
-        </w:rPr>
-        <w:t>u</w:t>
-      </w:r>
-      <w:proofErr w:type="spellStart"/>
-      <w:r>
-        <w:rPr>
-          <w:u w:val="single" w:color="FFFFFF" w:themeColor="background1"/>
-        </w:rPr>
-        <w:t>ll</w:t>
-      </w:r>
-      <w:proofErr w:type="spellEnd"/>
-      <w:r>
-        <w:rPr>
-          <w:u w:val="single" w:color="FFFFFF" w:themeColor="background1"/>
-        </w:rPr>
-        <w:t>_</w:t>
-      </w:r>
-      <w:proofErr w:type="spellStart"/>
-      <w:r>
-        <w:rPr>
-          <w:u w:val="single" w:color="FFFFFF" w:themeColor="background1"/>
-          <w:lang w:val="en-US"/>
-        </w:rPr>
-        <w:t>na</w:t>
-      </w:r>
-      <w:r>
-        <w:rPr>
-          <w:u w:val="single" w:color="FFFFFF" w:themeColor="background1"/>
-        </w:rPr>
-        <w:t>me</w:t>
-      </w:r>
-      <w:proofErr w:type="spellEnd"/>
-      <w:r>
-        <w:rPr>
-          <w:u w:val="single" w:color="FFFFFF" w:themeColor="background1"/>
-        </w:rPr>
-        <w:t>, r</w:t>
-      </w:r>
-      <w:r>
-        <w:rPr>
-          <w:u w:val="single" w:color="FFFFFF" w:themeColor="background1"/>
-          <w:lang w:val="en-US"/>
-        </w:rPr>
-        <w:t>o</w:t>
-      </w:r>
-      <w:proofErr w:type="spellStart"/>
-      <w:r>
-        <w:rPr>
-          <w:u w:val="single" w:color="FFFFFF" w:themeColor="background1"/>
-        </w:rPr>
-        <w:t>le</w:t>
-      </w:r>
-      <w:proofErr w:type="spellEnd"/>
-      <w:r>
-        <w:rPr>
-          <w:u w:val="single" w:color="FFFFFF" w:themeColor="background1"/>
-        </w:rPr>
-        <w:t>.</w:t>
+        <w:spacing w:before="0" w:beforeAutospacing="0" w:after="0" w:afterAutospacing="0" w:line="360" w:lineRule="auto"/>
+        <w:ind w:left="680" w:firstLine="709"/>
+        <w:jc w:val="both"/>
+      </w:pPr>
+      <w:r>
+        <w:rPr>
+          <w:sz w:val="28"/>
+        </w:rPr>
+        <w:t>Управление списком студентов (добавление, редактирование, удаление, загрузка из Excel).</w:t>
       </w:r>
     </w:p>
     <w:p>
@@ -5044,28 +5481,18 @@
         <w:pStyle w:val="ds-markdown-paragraph"/>
         <w:numPr>
           <w:ilvl w:val="0"/>
-          <w:numId w:val="15"/>
+          <w:numId w:val="8"/>
         </w:numPr>
-        <w:spacing w:after="0" w:afterAutospacing="0" w:line="360" w:lineRule="auto"/>
-        <w:ind w:firstLine="709"/>
-        <w:rPr>
-          <w:u w:val="single" w:color="FFFFFF" w:themeColor="background1"/>
-        </w:rPr>
-      </w:pPr>
-      <w:proofErr w:type="spellStart"/>
-      <w:r>
-        <w:rPr>
-          <w:rStyle w:val="af7"/>
-          <w:u w:val="single" w:color="FFFFFF" w:themeColor="background1"/>
-        </w:rPr>
-        <w:t>Student</w:t>
-      </w:r>
-      <w:proofErr w:type="spellEnd"/>
-      <w:r>
-        <w:rPr>
-          <w:u w:val="single" w:color="FFFFFF" w:themeColor="background1"/>
-        </w:rPr>
-        <w:t> — наследник User. Хранит информацию о курсе и группе студента.</w:t>
+        <w:spacing w:before="0" w:beforeAutospacing="0" w:after="0" w:afterAutospacing="0" w:line="360" w:lineRule="auto"/>
+        <w:ind w:left="680" w:firstLine="709"/>
+        <w:jc w:val="both"/>
+      </w:pPr>
+      <w:r>
+        <w:rPr>
+          <w:sz w:val="28"/>
+        </w:rPr>
+        <w:lastRenderedPageBreak/>
+        <w:t>Управление списком преподавателей (добавление, редактирование, удаление, загрузка из Excel).</w:t>
       </w:r>
     </w:p>
     <w:p>
@@ -5073,28 +5500,17 @@
         <w:pStyle w:val="ds-markdown-paragraph"/>
         <w:numPr>
           <w:ilvl w:val="0"/>
-          <w:numId w:val="15"/>
+          <w:numId w:val="8"/>
         </w:numPr>
-        <w:spacing w:after="0" w:afterAutospacing="0" w:line="360" w:lineRule="auto"/>
-        <w:ind w:firstLine="709"/>
-        <w:rPr>
-          <w:u w:val="single" w:color="FFFFFF" w:themeColor="background1"/>
-        </w:rPr>
-      </w:pPr>
-      <w:proofErr w:type="spellStart"/>
-      <w:r>
-        <w:rPr>
-          <w:rStyle w:val="af7"/>
-          <w:u w:val="single" w:color="FFFFFF" w:themeColor="background1"/>
-        </w:rPr>
-        <w:t>Teacher</w:t>
-      </w:r>
-      <w:proofErr w:type="spellEnd"/>
-      <w:r>
-        <w:rPr>
-          <w:u w:val="single" w:color="FFFFFF" w:themeColor="background1"/>
-        </w:rPr>
-        <w:t> — наследник User. Хранит информацию о должности, учёной степени и контактах преподавателя.</w:t>
+        <w:spacing w:before="0" w:beforeAutospacing="0" w:after="0" w:afterAutospacing="0" w:line="360" w:lineRule="auto"/>
+        <w:ind w:left="680" w:firstLine="709"/>
+        <w:jc w:val="both"/>
+      </w:pPr>
+      <w:r>
+        <w:rPr>
+          <w:sz w:val="28"/>
+        </w:rPr>
+        <w:t>Просмотр всех тем и их статусов.</w:t>
       </w:r>
     </w:p>
     <w:p>
@@ -5102,55 +5518,17 @@
         <w:pStyle w:val="ds-markdown-paragraph"/>
         <w:numPr>
           <w:ilvl w:val="0"/>
-          <w:numId w:val="15"/>
+          <w:numId w:val="8"/>
         </w:numPr>
-        <w:spacing w:after="0" w:afterAutospacing="0" w:line="360" w:lineRule="auto"/>
-        <w:ind w:firstLine="709"/>
-        <w:rPr>
-          <w:u w:val="single" w:color="FFFFFF" w:themeColor="background1"/>
-        </w:rPr>
-      </w:pPr>
-      <w:proofErr w:type="spellStart"/>
-      <w:r>
-        <w:rPr>
-          <w:rStyle w:val="af7"/>
-          <w:u w:val="single" w:color="FFFFFF" w:themeColor="background1"/>
-        </w:rPr>
-        <w:t>Topic</w:t>
-      </w:r>
-      <w:proofErr w:type="spellEnd"/>
-      <w:r>
-        <w:rPr>
-          <w:u w:val="single" w:color="FFFFFF" w:themeColor="background1"/>
-        </w:rPr>
-        <w:t xml:space="preserve"> — </w:t>
-      </w:r>
-      <w:proofErr w:type="gramStart"/>
-      <w:r>
-        <w:rPr>
-          <w:highlight w:val="red"/>
-          <w:u w:val="single" w:color="FFFFFF" w:themeColor="background1"/>
-        </w:rPr>
-        <w:t>хранит</w:t>
-      </w:r>
-      <w:r>
-        <w:rPr>
-          <w:u w:val="single" w:color="FFFFFF" w:themeColor="background1"/>
-        </w:rPr>
-        <w:t>(</w:t>
-      </w:r>
-      <w:proofErr w:type="gramEnd"/>
-      <w:r>
-        <w:rPr>
-          <w:u w:val="single" w:color="FFFFFF" w:themeColor="background1"/>
-        </w:rPr>
-        <w:t>НЕТ)</w:t>
-      </w:r>
-      <w:r>
-        <w:rPr>
-          <w:u w:val="single" w:color="FFFFFF" w:themeColor="background1"/>
-        </w:rPr>
-        <w:t xml:space="preserve"> информацию о теме: уровень, название, описание, дата создания.</w:t>
+        <w:spacing w:before="0" w:beforeAutospacing="0" w:after="0" w:afterAutospacing="0" w:line="360" w:lineRule="auto"/>
+        <w:ind w:left="680" w:firstLine="709"/>
+        <w:jc w:val="both"/>
+      </w:pPr>
+      <w:r>
+        <w:rPr>
+          <w:sz w:val="28"/>
+        </w:rPr>
+        <w:t>Принудительное изменение темы или руководителя для студента (после согласования).</w:t>
       </w:r>
     </w:p>
     <w:p>
@@ -5158,28 +5536,17 @@
         <w:pStyle w:val="ds-markdown-paragraph"/>
         <w:numPr>
           <w:ilvl w:val="0"/>
-          <w:numId w:val="15"/>
+          <w:numId w:val="8"/>
         </w:numPr>
-        <w:spacing w:after="0" w:afterAutospacing="0" w:line="360" w:lineRule="auto"/>
-        <w:ind w:firstLine="709"/>
-        <w:rPr>
-          <w:u w:val="single" w:color="FFFFFF" w:themeColor="background1"/>
-        </w:rPr>
-      </w:pPr>
-      <w:proofErr w:type="spellStart"/>
-      <w:r>
-        <w:rPr>
-          <w:rStyle w:val="af7"/>
-          <w:u w:val="single" w:color="FFFFFF" w:themeColor="background1"/>
-        </w:rPr>
-        <w:t>Enrollment</w:t>
-      </w:r>
-      <w:proofErr w:type="spellEnd"/>
-      <w:r>
-        <w:rPr>
-          <w:u w:val="single" w:color="FFFFFF" w:themeColor="background1"/>
-        </w:rPr>
-        <w:t> — связывает студента и тему. Хранит статус записи и дату подтверждения.</w:t>
+        <w:spacing w:before="0" w:beforeAutospacing="0" w:after="0" w:afterAutospacing="0" w:line="360" w:lineRule="auto"/>
+        <w:ind w:left="680" w:firstLine="709"/>
+        <w:jc w:val="both"/>
+      </w:pPr>
+      <w:r>
+        <w:rPr>
+          <w:sz w:val="28"/>
+        </w:rPr>
+        <w:t>Настройка дедлайнов (даты ввода тем, окончания записи, смены темы, формирования приказов).</w:t>
       </w:r>
     </w:p>
     <w:p>
@@ -5187,28 +5554,46 @@
         <w:pStyle w:val="ds-markdown-paragraph"/>
         <w:numPr>
           <w:ilvl w:val="0"/>
-          <w:numId w:val="15"/>
+          <w:numId w:val="8"/>
         </w:numPr>
-        <w:spacing w:after="0" w:afterAutospacing="0" w:line="360" w:lineRule="auto"/>
+        <w:spacing w:before="0" w:beforeAutospacing="0" w:after="0" w:afterAutospacing="0" w:line="360" w:lineRule="auto"/>
+        <w:ind w:left="680" w:firstLine="709"/>
+        <w:jc w:val="both"/>
+      </w:pPr>
+      <w:r>
+        <w:rPr>
+          <w:sz w:val="28"/>
+        </w:rPr>
+        <w:t>Генерация предварительного и окончательного приказов.</w:t>
+      </w:r>
+    </w:p>
+    <w:p>
+      <w:pPr>
+        <w:pStyle w:val="ds-markdown-paragraph"/>
+        <w:spacing w:before="0" w:beforeAutospacing="0" w:after="0" w:afterAutospacing="0" w:line="360" w:lineRule="auto"/>
+        <w:ind w:left="1389"/>
+        <w:jc w:val="both"/>
+      </w:pPr>
+    </w:p>
+    <w:p>
+      <w:pPr>
+        <w:pStyle w:val="ds-markdown-paragraph"/>
+        <w:spacing w:before="0" w:beforeAutospacing="0" w:after="0" w:afterAutospacing="0" w:line="360" w:lineRule="auto"/>
         <w:ind w:firstLine="709"/>
-        <w:rPr>
-          <w:u w:val="single" w:color="FFFFFF" w:themeColor="background1"/>
-        </w:rPr>
-      </w:pPr>
-      <w:proofErr w:type="spellStart"/>
+        <w:jc w:val="both"/>
+      </w:pPr>
       <w:r>
         <w:rPr>
           <w:rStyle w:val="af7"/>
-          <w:u w:val="single" w:color="FFFFFF" w:themeColor="background1"/>
-        </w:rPr>
-        <w:t>Deadline</w:t>
-      </w:r>
-      <w:proofErr w:type="spellEnd"/>
-      <w:r>
-        <w:rPr>
-          <w:u w:val="single" w:color="FFFFFF" w:themeColor="background1"/>
-        </w:rPr>
-        <w:t> — хранит даты дедлайнов.</w:t>
+          <w:sz w:val="28"/>
+        </w:rPr>
+        <w:t>Преподаватель</w:t>
+      </w:r>
+      <w:r>
+        <w:rPr>
+          <w:sz w:val="28"/>
+        </w:rPr>
+        <w:t> — пользователь с ограниченными правами:</w:t>
       </w:r>
     </w:p>
     <w:p>
@@ -5216,28 +5601,17 @@
         <w:pStyle w:val="ds-markdown-paragraph"/>
         <w:numPr>
           <w:ilvl w:val="0"/>
-          <w:numId w:val="15"/>
+          <w:numId w:val="9"/>
         </w:numPr>
-        <w:spacing w:after="0" w:afterAutospacing="0" w:line="360" w:lineRule="auto"/>
-        <w:ind w:firstLine="709"/>
-        <w:rPr>
-          <w:u w:val="single" w:color="FFFFFF" w:themeColor="background1"/>
-        </w:rPr>
-      </w:pPr>
-      <w:proofErr w:type="spellStart"/>
-      <w:r>
-        <w:rPr>
-          <w:rStyle w:val="af7"/>
-          <w:u w:val="single" w:color="FFFFFF" w:themeColor="background1"/>
-        </w:rPr>
-        <w:t>DeadlineChecker</w:t>
-      </w:r>
-      <w:proofErr w:type="spellEnd"/>
-      <w:r>
-        <w:rPr>
-          <w:u w:val="single" w:color="FFFFFF" w:themeColor="background1"/>
-        </w:rPr>
-        <w:t> — сервис для проверки дедлайнов (используется контроллерами).</w:t>
+        <w:spacing w:before="0" w:beforeAutospacing="0" w:after="0" w:afterAutospacing="0" w:line="360" w:lineRule="auto"/>
+        <w:ind w:left="680" w:firstLine="709"/>
+        <w:jc w:val="both"/>
+      </w:pPr>
+      <w:r>
+        <w:rPr>
+          <w:sz w:val="28"/>
+        </w:rPr>
+        <w:t>Создание тем с указанием уровня (Курсовая / ВКР / Курсовая-ВКР), названия и описания.</w:t>
       </w:r>
     </w:p>
     <w:p>
@@ -5245,122 +5619,377 @@
         <w:pStyle w:val="ds-markdown-paragraph"/>
         <w:numPr>
           <w:ilvl w:val="0"/>
-          <w:numId w:val="15"/>
+          <w:numId w:val="9"/>
         </w:numPr>
+        <w:spacing w:before="0" w:beforeAutospacing="0" w:after="0" w:afterAutospacing="0" w:line="360" w:lineRule="auto"/>
+        <w:ind w:left="680" w:firstLine="709"/>
+        <w:jc w:val="both"/>
+      </w:pPr>
+      <w:r>
+        <w:rPr>
+          <w:sz w:val="28"/>
+        </w:rPr>
+        <w:t>Просмотр своих тем и количества записавшихся студентов.</w:t>
+      </w:r>
+    </w:p>
+    <w:p>
+      <w:pPr>
+        <w:pStyle w:val="ds-markdown-paragraph"/>
+        <w:numPr>
+          <w:ilvl w:val="0"/>
+          <w:numId w:val="9"/>
+        </w:numPr>
+        <w:spacing w:before="0" w:beforeAutospacing="0" w:after="0" w:afterAutospacing="0" w:line="360" w:lineRule="auto"/>
+        <w:ind w:left="680" w:firstLine="709"/>
+        <w:jc w:val="both"/>
+      </w:pPr>
+      <w:r>
+        <w:rPr>
+          <w:sz w:val="28"/>
+        </w:rPr>
+        <w:t>Подтверждение или отклонение заявок студентов на свои темы.</w:t>
+      </w:r>
+    </w:p>
+    <w:p>
+      <w:pPr>
+        <w:pStyle w:val="ds-markdown-paragraph"/>
+        <w:numPr>
+          <w:ilvl w:val="0"/>
+          <w:numId w:val="9"/>
+        </w:numPr>
+        <w:spacing w:before="0" w:beforeAutospacing="0" w:after="0" w:afterAutospacing="0" w:line="360" w:lineRule="auto"/>
+        <w:ind w:left="680" w:firstLine="709"/>
+        <w:jc w:val="both"/>
+      </w:pPr>
+      <w:r>
+        <w:rPr>
+          <w:sz w:val="28"/>
+        </w:rPr>
+        <w:t>Редактирование своих контактных данных (телефон, почта, мессенджер).</w:t>
+      </w:r>
+    </w:p>
+    <w:p>
+      <w:pPr>
+        <w:pStyle w:val="ds-markdown-paragraph"/>
+        <w:spacing w:before="0" w:beforeAutospacing="0" w:after="0" w:afterAutospacing="0" w:line="360" w:lineRule="auto"/>
+        <w:ind w:left="1389"/>
+        <w:jc w:val="both"/>
+      </w:pPr>
+    </w:p>
+    <w:p>
+      <w:pPr>
+        <w:pStyle w:val="ds-markdown-paragraph"/>
+        <w:spacing w:before="0" w:beforeAutospacing="0" w:after="0" w:afterAutospacing="0" w:line="360" w:lineRule="auto"/>
+        <w:ind w:firstLine="709"/>
+        <w:jc w:val="both"/>
+      </w:pPr>
+      <w:r>
+        <w:rPr>
+          <w:rStyle w:val="af7"/>
+          <w:sz w:val="28"/>
+        </w:rPr>
+        <w:t>Студент</w:t>
+      </w:r>
+      <w:r>
+        <w:rPr>
+          <w:sz w:val="28"/>
+        </w:rPr>
+        <w:t> — пользователь с ограниченными правами:</w:t>
+      </w:r>
+    </w:p>
+    <w:p>
+      <w:pPr>
+        <w:pStyle w:val="ds-markdown-paragraph"/>
+        <w:numPr>
+          <w:ilvl w:val="0"/>
+          <w:numId w:val="10"/>
+        </w:numPr>
+        <w:spacing w:before="0" w:beforeAutospacing="0" w:after="0" w:afterAutospacing="0" w:line="360" w:lineRule="auto"/>
+        <w:ind w:left="680" w:firstLine="709"/>
+        <w:jc w:val="both"/>
+      </w:pPr>
+      <w:r>
+        <w:rPr>
+          <w:sz w:val="28"/>
+        </w:rPr>
+        <w:t>Просмотр всех доступных тем с фильтром по уровню (в зависимости от курса).</w:t>
+      </w:r>
+    </w:p>
+    <w:p>
+      <w:pPr>
+        <w:pStyle w:val="ds-markdown-paragraph"/>
+        <w:numPr>
+          <w:ilvl w:val="0"/>
+          <w:numId w:val="10"/>
+        </w:numPr>
+        <w:spacing w:before="0" w:beforeAutospacing="0" w:after="0" w:afterAutospacing="0" w:line="360" w:lineRule="auto"/>
+        <w:ind w:left="680" w:firstLine="709"/>
+        <w:jc w:val="both"/>
+      </w:pPr>
+      <w:r>
+        <w:rPr>
+          <w:sz w:val="28"/>
+        </w:rPr>
+        <w:t>Запись на свободную тему (занятые темы недоступны для выбора).</w:t>
+      </w:r>
+    </w:p>
+    <w:p>
+      <w:pPr>
+        <w:pStyle w:val="ds-markdown-paragraph"/>
+        <w:numPr>
+          <w:ilvl w:val="0"/>
+          <w:numId w:val="10"/>
+        </w:numPr>
+        <w:spacing w:before="0" w:beforeAutospacing="0" w:after="0" w:afterAutospacing="0" w:line="360" w:lineRule="auto"/>
+        <w:ind w:left="680" w:firstLine="709"/>
+        <w:jc w:val="both"/>
+      </w:pPr>
+      <w:r>
+        <w:rPr>
+          <w:sz w:val="28"/>
+        </w:rPr>
+        <w:t>Просмотр статуса своей записи (ожидание / подтверждено / отказано).</w:t>
+      </w:r>
+    </w:p>
+    <w:p>
+      <w:pPr>
+        <w:pStyle w:val="ds-markdown-paragraph"/>
+        <w:spacing w:before="0" w:beforeAutospacing="0" w:after="0" w:afterAutospacing="0" w:line="360" w:lineRule="auto"/>
+        <w:ind w:firstLine="709"/>
+        <w:jc w:val="both"/>
+        <w:rPr>
+          <w:rStyle w:val="af7"/>
+          <w:sz w:val="28"/>
+        </w:rPr>
+      </w:pPr>
+    </w:p>
+    <w:p>
+      <w:pPr>
+        <w:pStyle w:val="ds-markdown-paragraph"/>
+        <w:spacing w:before="0" w:beforeAutospacing="0" w:after="0" w:afterAutospacing="0" w:line="360" w:lineRule="auto"/>
+        <w:ind w:firstLine="709"/>
+        <w:jc w:val="both"/>
+      </w:pPr>
+      <w:r>
+        <w:rPr>
+          <w:rStyle w:val="af7"/>
+          <w:sz w:val="28"/>
+        </w:rPr>
+        <w:t>Основной сценарий</w:t>
+      </w:r>
+      <w:r>
+        <w:rPr>
+          <w:rStyle w:val="af7"/>
+          <w:sz w:val="28"/>
+        </w:rPr>
+        <w:t xml:space="preserve"> </w:t>
+      </w:r>
+      <w:r>
+        <w:rPr>
+          <w:sz w:val="28"/>
+        </w:rPr>
+        <w:t>(см. Рисунок 2)</w:t>
+      </w:r>
+      <w:r>
+        <w:rPr>
+          <w:rStyle w:val="af7"/>
+          <w:sz w:val="28"/>
+        </w:rPr>
+        <w:t>:</w:t>
+      </w:r>
+    </w:p>
+    <w:p>
+      <w:pPr>
+        <w:pStyle w:val="ds-markdown-paragraph"/>
+        <w:numPr>
+          <w:ilvl w:val="0"/>
+          <w:numId w:val="11"/>
+        </w:numPr>
+        <w:spacing w:before="0" w:after="0" w:afterAutospacing="0" w:line="360" w:lineRule="auto"/>
+        <w:ind w:firstLine="709"/>
+        <w:jc w:val="both"/>
+      </w:pPr>
+      <w:r>
+        <w:rPr>
+          <w:sz w:val="28"/>
+        </w:rPr>
+        <w:t>Администратор загружает в систему списки студентов и преподавателей (вручную или из Excel).</w:t>
+      </w:r>
+    </w:p>
+    <w:p>
+      <w:pPr>
+        <w:pStyle w:val="ds-markdown-paragraph"/>
+        <w:numPr>
+          <w:ilvl w:val="0"/>
+          <w:numId w:val="11"/>
+        </w:numPr>
+        <w:spacing w:before="0" w:after="0" w:afterAutospacing="0" w:line="360" w:lineRule="auto"/>
+        <w:ind w:firstLine="709"/>
+        <w:jc w:val="both"/>
+      </w:pPr>
+      <w:r>
+        <w:rPr>
+          <w:sz w:val="28"/>
+        </w:rPr>
+        <w:lastRenderedPageBreak/>
+        <w:t>Преподаватель вводит тему с указанием уровня, названия и описания.</w:t>
+      </w:r>
+    </w:p>
+    <w:p>
+      <w:pPr>
+        <w:pStyle w:val="ds-markdown-paragraph"/>
+        <w:numPr>
+          <w:ilvl w:val="0"/>
+          <w:numId w:val="11"/>
+        </w:numPr>
+        <w:spacing w:before="0" w:after="0" w:afterAutospacing="0" w:line="360" w:lineRule="auto"/>
+        <w:ind w:firstLine="709"/>
+        <w:jc w:val="both"/>
+      </w:pPr>
+      <w:r>
+        <w:rPr>
+          <w:sz w:val="28"/>
+        </w:rPr>
+        <w:t>Студент просматривает доступные темы и записывается на одну из них (статус заявки — «ожидание»).</w:t>
+      </w:r>
+    </w:p>
+    <w:p>
+      <w:pPr>
+        <w:pStyle w:val="ds-markdown-paragraph"/>
+        <w:numPr>
+          <w:ilvl w:val="0"/>
+          <w:numId w:val="11"/>
+        </w:numPr>
+        <w:spacing w:before="0" w:after="0" w:afterAutospacing="0" w:line="360" w:lineRule="auto"/>
+        <w:ind w:firstLine="709"/>
+        <w:jc w:val="both"/>
+      </w:pPr>
+      <w:r>
+        <w:rPr>
+          <w:sz w:val="28"/>
+        </w:rPr>
+        <w:t>Преподаватель рассматривает заявки студентов и подтверждает или отклоняет их.</w:t>
+      </w:r>
+    </w:p>
+    <w:p>
+      <w:pPr>
+        <w:pStyle w:val="ds-markdown-paragraph"/>
+        <w:numPr>
+          <w:ilvl w:val="0"/>
+          <w:numId w:val="11"/>
+        </w:numPr>
+        <w:spacing w:before="0" w:after="0" w:afterAutospacing="0" w:line="360" w:lineRule="auto"/>
+        <w:ind w:firstLine="709"/>
+        <w:jc w:val="both"/>
+      </w:pPr>
+      <w:r>
+        <w:rPr>
+          <w:sz w:val="28"/>
+        </w:rPr>
+        <w:t>В установленный срок (декабрь) администратор формирует предварительный приказ.</w:t>
+      </w:r>
+    </w:p>
+    <w:p>
+      <w:pPr>
+        <w:pStyle w:val="ds-markdown-paragraph"/>
+        <w:numPr>
+          <w:ilvl w:val="0"/>
+          <w:numId w:val="11"/>
+        </w:numPr>
+        <w:spacing w:before="0" w:after="0" w:afterAutospacing="0" w:line="360" w:lineRule="auto"/>
+        <w:ind w:firstLine="709"/>
+        <w:jc w:val="both"/>
+      </w:pPr>
+      <w:r>
+        <w:rPr>
+          <w:sz w:val="28"/>
+        </w:rPr>
+        <w:t>В установленный срок (апрель) администратор формирует окончательный приказ для защиты.</w:t>
+      </w:r>
+    </w:p>
+    <w:p>
+      <w:pPr>
+        <w:pStyle w:val="ds-markdown-paragraph"/>
         <w:spacing w:after="0" w:afterAutospacing="0" w:line="360" w:lineRule="auto"/>
         <w:ind w:firstLine="709"/>
-        <w:rPr>
-          <w:u w:val="single" w:color="FFFFFF" w:themeColor="background1"/>
-        </w:rPr>
-      </w:pPr>
-      <w:proofErr w:type="spellStart"/>
+        <w:jc w:val="both"/>
+      </w:pPr>
       <w:r>
         <w:rPr>
           <w:rStyle w:val="af7"/>
-          <w:u w:val="single" w:color="FFFFFF" w:themeColor="background1"/>
-        </w:rPr>
-        <w:t>TopicController</w:t>
-      </w:r>
-      <w:proofErr w:type="spellEnd"/>
+          <w:sz w:val="28"/>
+        </w:rPr>
+        <w:t>Нестандартные сценарии:</w:t>
+      </w:r>
+    </w:p>
+    <w:p>
+      <w:pPr>
+        <w:pStyle w:val="ds-markdown-paragraph"/>
+        <w:numPr>
+          <w:ilvl w:val="0"/>
+          <w:numId w:val="12"/>
+        </w:numPr>
+        <w:spacing w:before="0" w:after="0" w:afterAutospacing="0" w:line="360" w:lineRule="auto"/>
+        <w:ind w:firstLine="709"/>
+        <w:jc w:val="both"/>
+      </w:pPr>
+      <w:r>
+        <w:rPr>
+          <w:sz w:val="28"/>
+        </w:rPr>
+        <w:t>Преподаватель может сразу вписать студента в тему, минуя этап подачи заявки.</w:t>
+      </w:r>
+    </w:p>
+    <w:p>
+      <w:pPr>
+        <w:pStyle w:val="ds-markdown-paragraph"/>
+        <w:numPr>
+          <w:ilvl w:val="0"/>
+          <w:numId w:val="12"/>
+        </w:numPr>
+        <w:spacing w:before="0" w:after="0" w:afterAutospacing="0" w:line="360" w:lineRule="auto"/>
+        <w:ind w:firstLine="709"/>
+        <w:jc w:val="both"/>
+      </w:pPr>
+      <w:r>
+        <w:rPr>
+          <w:sz w:val="28"/>
+        </w:rPr>
+        <w:t>Студент может сменить тему или руководителя до установленного дедлайна (середина февраля) только через администратора.</w:t>
+      </w:r>
+    </w:p>
+    <w:p>
+      <w:pPr>
+        <w:pStyle w:val="ds-markdown-paragraph"/>
+        <w:numPr>
+          <w:ilvl w:val="0"/>
+          <w:numId w:val="12"/>
+        </w:numPr>
+        <w:spacing w:before="0" w:after="0" w:afterAutospacing="0" w:line="360" w:lineRule="auto"/>
+        <w:ind w:firstLine="709"/>
+        <w:jc w:val="both"/>
+      </w:pPr>
+      <w:r>
+        <w:rPr>
+          <w:sz w:val="28"/>
+        </w:rPr>
+        <w:t>После подтверждения заявки преподавателем студент не может самостоятельно отменить запись или сменить тему.</w:t>
+      </w:r>
+    </w:p>
+    <w:p>
+      <w:pPr>
+        <w:pStyle w:val="ds-markdown-paragraph"/>
+        <w:spacing w:after="0" w:afterAutospacing="0" w:line="360" w:lineRule="auto"/>
+        <w:ind w:firstLine="709"/>
+        <w:jc w:val="both"/>
+        <w:rPr>
+          <w:u w:val="single" w:color="FFFFFF" w:themeColor="background1"/>
+        </w:rPr>
+      </w:pPr>
       <w:r>
         <w:rPr>
           <w:rStyle w:val="af7"/>
-          <w:u w:val="single" w:color="FFFFFF" w:themeColor="background1"/>
-        </w:rPr>
-        <w:t xml:space="preserve">, </w:t>
-      </w:r>
-      <w:proofErr w:type="spellStart"/>
-      <w:r>
-        <w:rPr>
-          <w:rStyle w:val="af7"/>
-          <w:u w:val="single" w:color="FFFFFF" w:themeColor="background1"/>
-        </w:rPr>
-        <w:t>EnrollmentController</w:t>
-      </w:r>
-      <w:proofErr w:type="spellEnd"/>
-      <w:r>
-        <w:rPr>
-          <w:rStyle w:val="af7"/>
-          <w:u w:val="single" w:color="FFFFFF" w:themeColor="background1"/>
-        </w:rPr>
-        <w:t xml:space="preserve">, </w:t>
-      </w:r>
-      <w:proofErr w:type="spellStart"/>
-      <w:r>
-        <w:rPr>
-          <w:rStyle w:val="af7"/>
-          <w:u w:val="single" w:color="FFFFFF" w:themeColor="background1"/>
-        </w:rPr>
-        <w:t>StudentController</w:t>
-      </w:r>
-      <w:proofErr w:type="spellEnd"/>
-      <w:r>
-        <w:rPr>
-          <w:rStyle w:val="af7"/>
-          <w:u w:val="single" w:color="FFFFFF" w:themeColor="background1"/>
-        </w:rPr>
-        <w:t xml:space="preserve">, </w:t>
-      </w:r>
-      <w:proofErr w:type="spellStart"/>
-      <w:r>
-        <w:rPr>
-          <w:rStyle w:val="af7"/>
-          <w:u w:val="single" w:color="FFFFFF" w:themeColor="background1"/>
-        </w:rPr>
-        <w:t>TeacherController</w:t>
-      </w:r>
-      <w:proofErr w:type="spellEnd"/>
-      <w:r>
-        <w:rPr>
-          <w:rStyle w:val="af7"/>
-          <w:u w:val="single" w:color="FFFFFF" w:themeColor="background1"/>
-        </w:rPr>
-        <w:t xml:space="preserve">, </w:t>
-      </w:r>
-      <w:proofErr w:type="spellStart"/>
-      <w:r>
-        <w:rPr>
-          <w:rStyle w:val="af7"/>
-          <w:u w:val="single" w:color="FFFFFF" w:themeColor="background1"/>
-        </w:rPr>
-        <w:t>DeadlineController</w:t>
-      </w:r>
-      <w:proofErr w:type="spellEnd"/>
-      <w:r>
-        <w:rPr>
-          <w:rStyle w:val="af7"/>
-          <w:u w:val="single" w:color="FFFFFF" w:themeColor="background1"/>
-        </w:rPr>
-        <w:t xml:space="preserve">, </w:t>
-      </w:r>
-      <w:proofErr w:type="spellStart"/>
-      <w:r>
-        <w:rPr>
-          <w:rStyle w:val="af7"/>
-          <w:u w:val="single" w:color="FFFFFF" w:themeColor="background1"/>
-        </w:rPr>
-        <w:t>ReportController</w:t>
-      </w:r>
-      <w:proofErr w:type="spellEnd"/>
-      <w:r>
-        <w:rPr>
-          <w:u w:val="single" w:color="FFFFFF" w:themeColor="background1"/>
-        </w:rPr>
-        <w:t> — содержат всю бизнес-логику приложения: создание тем, запись студентов, проверку дедлайнов, генерацию приказов.</w:t>
-      </w:r>
-    </w:p>
-    <w:p>
-      <w:pPr>
-        <w:pStyle w:val="ds-markdown-paragraph"/>
-        <w:spacing w:before="240" w:beforeAutospacing="0" w:after="0" w:afterAutospacing="0" w:line="360" w:lineRule="auto"/>
-        <w:ind w:firstLine="709"/>
-        <w:rPr>
-          <w:u w:val="single" w:color="FFFFFF" w:themeColor="background1"/>
-        </w:rPr>
-      </w:pPr>
-      <w:r>
-        <w:rPr>
-          <w:rStyle w:val="af7"/>
+          <w:sz w:val="28"/>
           <w:u w:val="single" w:color="FFFFFF" w:themeColor="background1"/>
         </w:rPr>
         <w:t>Кратность связей:</w:t>
@@ -5373,8 +6002,9 @@
           <w:ilvl w:val="0"/>
           <w:numId w:val="16"/>
         </w:numPr>
-        <w:spacing w:after="0" w:afterAutospacing="0" w:line="360" w:lineRule="auto"/>
+        <w:spacing w:before="0" w:after="0" w:afterAutospacing="0" w:line="360" w:lineRule="auto"/>
         <w:ind w:firstLine="709"/>
+        <w:jc w:val="both"/>
         <w:rPr>
           <w:u w:val="single" w:color="FFFFFF" w:themeColor="background1"/>
         </w:rPr>
@@ -5382,6 +6012,7 @@
       <w:proofErr w:type="spellStart"/>
       <w:r>
         <w:rPr>
+          <w:sz w:val="28"/>
           <w:u w:val="single" w:color="FFFFFF" w:themeColor="background1"/>
         </w:rPr>
         <w:t>Teacher</w:t>
@@ -5389,6 +6020,7 @@
       <w:proofErr w:type="spellEnd"/>
       <w:r>
         <w:rPr>
+          <w:sz w:val="28"/>
           <w:u w:val="single" w:color="FFFFFF" w:themeColor="background1"/>
         </w:rPr>
         <w:t xml:space="preserve"> (1) → </w:t>
@@ -5396,6 +6028,7 @@
       <w:proofErr w:type="spellStart"/>
       <w:r>
         <w:rPr>
+          <w:sz w:val="28"/>
           <w:u w:val="single" w:color="FFFFFF" w:themeColor="background1"/>
         </w:rPr>
         <w:t>Topic</w:t>
@@ -5403,6 +6036,7 @@
       <w:proofErr w:type="spellEnd"/>
       <w:r>
         <w:rPr>
+          <w:sz w:val="28"/>
           <w:u w:val="single" w:color="FFFFFF" w:themeColor="background1"/>
         </w:rPr>
         <w:t xml:space="preserve"> (*) — один преподаватель может создать несколько тем.</w:t>
@@ -5415,8 +6049,9 @@
           <w:ilvl w:val="0"/>
           <w:numId w:val="16"/>
         </w:numPr>
-        <w:spacing w:after="0" w:afterAutospacing="0" w:line="360" w:lineRule="auto"/>
+        <w:spacing w:before="0" w:after="0" w:afterAutospacing="0" w:line="360" w:lineRule="auto"/>
         <w:ind w:firstLine="709"/>
+        <w:jc w:val="both"/>
         <w:rPr>
           <w:u w:val="single" w:color="FFFFFF" w:themeColor="background1"/>
         </w:rPr>
@@ -5424,6 +6059,7 @@
       <w:proofErr w:type="spellStart"/>
       <w:r>
         <w:rPr>
+          <w:sz w:val="28"/>
           <w:u w:val="single" w:color="FFFFFF" w:themeColor="background1"/>
         </w:rPr>
         <w:t>Student</w:t>
@@ -5431,6 +6067,7 @@
       <w:proofErr w:type="spellEnd"/>
       <w:r>
         <w:rPr>
+          <w:sz w:val="28"/>
           <w:u w:val="single" w:color="FFFFFF" w:themeColor="background1"/>
         </w:rPr>
         <w:t xml:space="preserve"> (1) → </w:t>
@@ -5438,6 +6075,7 @@
       <w:proofErr w:type="spellStart"/>
       <w:r>
         <w:rPr>
+          <w:sz w:val="28"/>
           <w:u w:val="single" w:color="FFFFFF" w:themeColor="background1"/>
         </w:rPr>
         <w:t>Enrollment</w:t>
@@ -5445,6 +6083,7 @@
       <w:proofErr w:type="spellEnd"/>
       <w:r>
         <w:rPr>
+          <w:sz w:val="28"/>
           <w:u w:val="single" w:color="FFFFFF" w:themeColor="background1"/>
         </w:rPr>
         <w:t xml:space="preserve"> (*) — один студент может иметь несколько записей в истории.</w:t>
@@ -5457,8 +6096,9 @@
           <w:ilvl w:val="0"/>
           <w:numId w:val="16"/>
         </w:numPr>
-        <w:spacing w:after="0" w:afterAutospacing="0" w:line="360" w:lineRule="auto"/>
+        <w:spacing w:before="0" w:after="0" w:afterAutospacing="0" w:line="360" w:lineRule="auto"/>
         <w:ind w:firstLine="709"/>
+        <w:jc w:val="both"/>
         <w:rPr>
           <w:u w:val="single" w:color="FFFFFF" w:themeColor="background1"/>
         </w:rPr>
@@ -5466,14 +6106,15 @@
       <w:proofErr w:type="spellStart"/>
       <w:r>
         <w:rPr>
-          <w:u w:val="single" w:color="FFFFFF" w:themeColor="background1"/>
-        </w:rPr>
-        <w:lastRenderedPageBreak/>
+          <w:sz w:val="28"/>
+          <w:u w:val="single" w:color="FFFFFF" w:themeColor="background1"/>
+        </w:rPr>
         <w:t>Topic</w:t>
       </w:r>
       <w:proofErr w:type="spellEnd"/>
       <w:r>
         <w:rPr>
+          <w:sz w:val="28"/>
           <w:u w:val="single" w:color="FFFFFF" w:themeColor="background1"/>
         </w:rPr>
         <w:t xml:space="preserve"> (1) → </w:t>
@@ -5481,6 +6122,7 @@
       <w:proofErr w:type="spellStart"/>
       <w:r>
         <w:rPr>
+          <w:sz w:val="28"/>
           <w:u w:val="single" w:color="FFFFFF" w:themeColor="background1"/>
         </w:rPr>
         <w:t>Enrollment</w:t>
@@ -5488,23 +6130,10 @@
       <w:proofErr w:type="spellEnd"/>
       <w:r>
         <w:rPr>
-          <w:u w:val="single" w:color="FFFFFF" w:themeColor="background1"/>
-        </w:rPr>
-        <w:t xml:space="preserve"> (</w:t>
-      </w:r>
-      <w:proofErr w:type="gramStart"/>
-      <w:r>
-        <w:rPr>
-          <w:u w:val="single" w:color="FFFFFF" w:themeColor="background1"/>
-        </w:rPr>
-        <w:t>0..</w:t>
-      </w:r>
-      <w:proofErr w:type="gramEnd"/>
-      <w:r>
-        <w:rPr>
-          <w:u w:val="single" w:color="FFFFFF" w:themeColor="background1"/>
-        </w:rPr>
-        <w:t>1) — одна тема может быть занята не более чем одним студентом.</w:t>
+          <w:sz w:val="28"/>
+          <w:u w:val="single" w:color="FFFFFF" w:themeColor="background1"/>
+        </w:rPr>
+        <w:t xml:space="preserve"> (0..1) — одна тема может быть занята не более чем одним студентом.</w:t>
       </w:r>
     </w:p>
     <w:p>
@@ -5514,15 +6143,18 @@
           <w:ilvl w:val="0"/>
           <w:numId w:val="16"/>
         </w:numPr>
-        <w:spacing w:after="0" w:afterAutospacing="0" w:line="360" w:lineRule="auto"/>
+        <w:spacing w:before="0" w:after="0" w:afterAutospacing="0" w:line="360" w:lineRule="auto"/>
         <w:ind w:firstLine="709"/>
-        <w:rPr>
+        <w:jc w:val="both"/>
+        <w:rPr>
+          <w:sz w:val="28"/>
           <w:u w:val="single" w:color="FFFFFF" w:themeColor="background1"/>
         </w:rPr>
       </w:pPr>
       <w:proofErr w:type="spellStart"/>
       <w:r>
         <w:rPr>
+          <w:sz w:val="28"/>
           <w:u w:val="single" w:color="FFFFFF" w:themeColor="background1"/>
         </w:rPr>
         <w:t>DeadlineChecker</w:t>
@@ -5530,6 +6162,7 @@
       <w:proofErr w:type="spellEnd"/>
       <w:r>
         <w:rPr>
+          <w:sz w:val="28"/>
           <w:u w:val="single" w:color="FFFFFF" w:themeColor="background1"/>
         </w:rPr>
         <w:t xml:space="preserve"> (1) → </w:t>
@@ -5537,6 +6170,7 @@
       <w:proofErr w:type="spellStart"/>
       <w:r>
         <w:rPr>
+          <w:sz w:val="28"/>
           <w:u w:val="single" w:color="FFFFFF" w:themeColor="background1"/>
         </w:rPr>
         <w:t>Deadline</w:t>
@@ -5544,6 +6178,7 @@
       <w:proofErr w:type="spellEnd"/>
       <w:r>
         <w:rPr>
+          <w:sz w:val="28"/>
           <w:u w:val="single" w:color="FFFFFF" w:themeColor="background1"/>
         </w:rPr>
         <w:t xml:space="preserve"> (*) — один сервис использует несколько дедлайнов.</w:t>
@@ -5551,12 +6186,252 @@
     </w:p>
     <w:p>
       <w:pPr>
+        <w:spacing w:before="100" w:beforeAutospacing="1" w:line="240" w:lineRule="auto"/>
+        <w:ind w:left="720" w:firstLine="0"/>
+        <w:jc w:val="left"/>
+        <w:rPr>
+          <w:b/>
+          <w:bCs/>
+          <w:u w:val="single" w:color="FFFFFF" w:themeColor="background1"/>
+        </w:rPr>
+      </w:pPr>
+      <w:r>
+        <w:rPr>
+          <w:b/>
+          <w:bCs/>
+          <w:u w:val="single" w:color="FFFFFF" w:themeColor="background1"/>
+        </w:rPr>
+        <w:lastRenderedPageBreak/>
+        <w:drawing>
+          <wp:anchor distT="0" distB="0" distL="114300" distR="114300" simplePos="0" relativeHeight="251661312" behindDoc="0" locked="0" layoutInCell="1" allowOverlap="1" wp14:anchorId="539041F2" wp14:editId="328DDAB7">
+            <wp:simplePos x="0" y="0"/>
+            <wp:positionH relativeFrom="margin">
+              <wp:posOffset>-13335</wp:posOffset>
+            </wp:positionH>
+            <wp:positionV relativeFrom="paragraph">
+              <wp:posOffset>354330</wp:posOffset>
+            </wp:positionV>
+            <wp:extent cx="6049010" cy="4164965"/>
+            <wp:effectExtent l="0" t="0" r="8890" b="6985"/>
+            <wp:wrapTopAndBottom/>
+            <wp:docPr id="8" name="Рисунок 8"/>
+            <wp:cNvGraphicFramePr>
+              <a:graphicFrameLocks xmlns:a="http://schemas.openxmlformats.org/drawingml/2006/main" noChangeAspect="1"/>
+            </wp:cNvGraphicFramePr>
+            <a:graphic xmlns:a="http://schemas.openxmlformats.org/drawingml/2006/main">
+              <a:graphicData uri="http://schemas.openxmlformats.org/drawingml/2006/picture">
+                <pic:pic xmlns:pic="http://schemas.openxmlformats.org/drawingml/2006/picture">
+                  <pic:nvPicPr>
+                    <pic:cNvPr id="1" name=""/>
+                    <pic:cNvPicPr/>
+                  </pic:nvPicPr>
+                  <pic:blipFill rotWithShape="1">
+                    <a:blip r:embed="rId11">
+                      <a:extLst>
+                        <a:ext uri="{28A0092B-C50C-407E-A947-70E740481C1C}">
+                          <a14:useLocalDpi xmlns:a14="http://schemas.microsoft.com/office/drawing/2010/main" val="0"/>
+                        </a:ext>
+                      </a:extLst>
+                    </a:blip>
+                    <a:srcRect t="3016"/>
+                    <a:stretch/>
+                  </pic:blipFill>
+                  <pic:spPr bwMode="auto">
+                    <a:xfrm>
+                      <a:off x="0" y="0"/>
+                      <a:ext cx="6049010" cy="4164965"/>
+                    </a:xfrm>
+                    <a:prstGeom prst="rect">
+                      <a:avLst/>
+                    </a:prstGeom>
+                    <a:ln>
+                      <a:noFill/>
+                    </a:ln>
+                    <a:extLst>
+                      <a:ext uri="{53640926-AAD7-44D8-BBD7-CCE9431645EC}">
+                        <a14:shadowObscured xmlns:a14="http://schemas.microsoft.com/office/drawing/2010/main"/>
+                      </a:ext>
+                    </a:extLst>
+                  </pic:spPr>
+                </pic:pic>
+              </a:graphicData>
+            </a:graphic>
+            <wp14:sizeRelH relativeFrom="margin">
+              <wp14:pctWidth>0</wp14:pctWidth>
+            </wp14:sizeRelH>
+            <wp14:sizeRelV relativeFrom="margin">
+              <wp14:pctHeight>0</wp14:pctHeight>
+            </wp14:sizeRelV>
+          </wp:anchor>
+        </w:drawing>
+      </w:r>
+      <w:r>
+        <w:rPr>
+          <w:b/>
+          <w:bCs/>
+          <w:u w:val="single" w:color="FFFFFF" w:themeColor="background1"/>
+        </w:rPr>
+        <w:t>Прототип интерфейса:</w:t>
+      </w:r>
+    </w:p>
+    <w:p>
+      <w:pPr>
+        <w:spacing w:before="100" w:beforeAutospacing="1" w:line="240" w:lineRule="auto"/>
+        <w:ind w:left="680" w:firstLine="0"/>
+        <w:jc w:val="left"/>
+        <w:rPr>
+          <w:b/>
+          <w:bCs/>
+          <w:u w:val="single" w:color="FFFFFF" w:themeColor="background1"/>
+        </w:rPr>
+      </w:pPr>
+      <w:r>
+        <w:rPr>
+          <w:b/>
+          <w:bCs/>
+          <w:u w:val="single" w:color="FFFFFF" w:themeColor="background1"/>
+        </w:rPr>
+        <w:t xml:space="preserve">                      </w:t>
+      </w:r>
+      <w:r>
+        <w:rPr>
+          <w:b/>
+          <w:bCs/>
+          <w:u w:val="single" w:color="FFFFFF" w:themeColor="background1"/>
+        </w:rPr>
+        <w:t>Рисунок 4. Страница входа в систему</w:t>
+      </w:r>
+    </w:p>
+    <w:p>
+      <w:pPr>
+        <w:spacing w:before="100" w:beforeAutospacing="1"/>
+        <w:ind w:left="680"/>
+        <w:jc w:val="left"/>
+        <w:rPr>
+          <w:u w:val="single" w:color="FFFFFF" w:themeColor="background1"/>
+          <w:lang w:val="ru-KZ"/>
+        </w:rPr>
+      </w:pPr>
+      <w:r>
+        <w:rPr>
+          <w:u w:val="single" w:color="FFFFFF" w:themeColor="background1"/>
+          <w:lang w:val="ru-KZ"/>
+        </w:rPr>
+        <w:t>На этапе проектирования был разработан прототип пользовательского интерфейса приложения, предназначенный для демонстрации структуры окна и расположения основных элементов управления. Прототип позволил определить удобное расположение компонентов интерфейса и последовательность взаимодействия пользователя с системой.</w:t>
+      </w:r>
+    </w:p>
+    <w:p>
+      <w:pPr>
+        <w:spacing w:before="100" w:beforeAutospacing="1"/>
+        <w:ind w:left="680"/>
+        <w:jc w:val="left"/>
+        <w:rPr>
+          <w:u w:val="single" w:color="FFFFFF" w:themeColor="background1"/>
+          <w:lang w:val="ru-KZ"/>
+        </w:rPr>
+      </w:pPr>
+      <w:r>
+        <w:rPr>
+          <w:u w:val="single" w:color="FFFFFF" w:themeColor="background1"/>
+          <w:lang w:val="ru-KZ"/>
+        </w:rPr>
+        <w:t>На рисунке</w:t>
+      </w:r>
+      <w:r>
+        <w:rPr>
+          <w:u w:val="single" w:color="FFFFFF" w:themeColor="background1"/>
+          <w:lang w:val="ru-KZ"/>
+        </w:rPr>
+        <w:t xml:space="preserve"> (см. Рисунок 4)</w:t>
+      </w:r>
+      <w:r>
+        <w:rPr>
+          <w:u w:val="single" w:color="FFFFFF" w:themeColor="background1"/>
+          <w:lang w:val="ru-KZ"/>
+        </w:rPr>
+        <w:t xml:space="preserve"> представлен прототип главного окна приложения для пользователя с ролью </w:t>
+      </w:r>
+      <w:r>
+        <w:rPr>
+          <w:b/>
+          <w:bCs/>
+          <w:u w:val="single" w:color="FFFFFF" w:themeColor="background1"/>
+          <w:lang w:val="ru-KZ"/>
+        </w:rPr>
+        <w:t>«Студент»</w:t>
+      </w:r>
+      <w:r>
+        <w:rPr>
+          <w:u w:val="single" w:color="FFFFFF" w:themeColor="background1"/>
+          <w:lang w:val="ru-KZ"/>
+        </w:rPr>
+        <w:t>.</w:t>
+      </w:r>
+    </w:p>
+    <w:p>
+      <w:pPr>
+        <w:spacing w:before="100" w:beforeAutospacing="1"/>
+        <w:ind w:left="680"/>
+        <w:jc w:val="left"/>
+        <w:rPr>
+          <w:u w:val="single" w:color="FFFFFF" w:themeColor="background1"/>
+          <w:lang w:val="ru-KZ"/>
+        </w:rPr>
+      </w:pPr>
+      <w:r>
+        <w:rPr>
+          <w:u w:val="single" w:color="FFFFFF" w:themeColor="background1"/>
+          <w:lang w:val="ru-KZ"/>
+        </w:rPr>
+        <w:t xml:space="preserve">При проектировании интерфейса основное внимание уделялось простоте использования, логичному расположению элементов и минимизации количества действий, необходимых для выполнения основных операций. Такое решение обеспечивает удобную работу </w:t>
+      </w:r>
+      <w:r>
+        <w:rPr>
+          <w:u w:val="single" w:color="FFFFFF" w:themeColor="background1"/>
+          <w:lang w:val="ru-KZ"/>
+        </w:rPr>
+        <w:lastRenderedPageBreak/>
+        <w:t>пользователей и соответствует требованиям к современным настольным информационным системам.</w:t>
+      </w:r>
+    </w:p>
+    <w:p>
+      <w:pPr>
+        <w:spacing w:before="100" w:beforeAutospacing="1"/>
+        <w:ind w:left="680" w:firstLine="0"/>
+        <w:jc w:val="left"/>
+        <w:rPr>
+          <w:u w:val="single" w:color="FFFFFF" w:themeColor="background1"/>
+          <w:lang w:val="ru-KZ"/>
+        </w:rPr>
+      </w:pPr>
+    </w:p>
+    <w:p>
+      <w:pPr>
+        <w:spacing w:before="100" w:beforeAutospacing="1" w:line="240" w:lineRule="auto"/>
+        <w:ind w:left="680" w:firstLine="0"/>
+        <w:jc w:val="left"/>
+        <w:rPr>
+          <w:szCs w:val="24"/>
+          <w:highlight w:val="none"/>
+          <w:u w:val="single" w:color="FFFFFF" w:themeColor="background1"/>
+        </w:rPr>
+      </w:pPr>
+      <w:r>
+        <w:rPr>
+          <w:u w:val="single" w:color="FFFFFF" w:themeColor="background1"/>
+        </w:rPr>
+        <w:br w:type="page"/>
+      </w:r>
+    </w:p>
+    <w:p>
+      <w:pPr>
         <w:pStyle w:val="1"/>
-        <w:spacing w:line="360" w:lineRule="auto" w:after="0"/>
         <w:ind w:firstLine="709"/>
+        <w:jc w:val="both"/>
       </w:pPr>
       <w:bookmarkStart w:id="11" w:name="_Toc233319898"/>
       <w:r>
+        <w:lastRenderedPageBreak/>
         <w:t>Глава 2</w:t>
       </w:r>
       <w:bookmarkEnd w:id="11"/>
@@ -5570,7 +6445,6 @@
           <w:ilvl w:val="0"/>
           <w:numId w:val="3"/>
         </w:numPr>
-        <w:spacing w:before="50" w:after="0" w:line="360" w:lineRule="auto"/>
         <w:ind w:firstLine="709"/>
         <w:contextualSpacing w:val="0"/>
         <w:jc w:val="left"/>
@@ -5599,7 +6473,6 @@
     <w:p>
       <w:pPr>
         <w:pStyle w:val="2"/>
-        <w:spacing w:line="360" w:lineRule="auto" w:after="0"/>
         <w:ind w:firstLine="709"/>
         <w:jc w:val="both"/>
       </w:pPr>
@@ -5611,7 +6484,6 @@
     </w:p>
     <w:p>
       <w:pPr>
-        <w:spacing w:before="50" w:after="0" w:line="360" w:lineRule="auto"/>
         <w:ind w:firstLine="709"/>
         <w:rPr>
           <w:i/>
@@ -5629,8 +6501,8 @@
     <w:p>
       <w:pPr>
         <w:pStyle w:val="2"/>
-        <w:spacing w:line="360" w:lineRule="auto" w:after="0"/>
         <w:ind w:firstLine="709"/>
+        <w:jc w:val="both"/>
       </w:pPr>
       <w:bookmarkStart w:id="20" w:name="_Toc233319901"/>
       <w:r>
@@ -5640,7 +6512,6 @@
     </w:p>
     <w:p>
       <w:pPr>
-        <w:spacing w:line="360" w:lineRule="auto" w:after="0"/>
         <w:ind w:firstLine="709"/>
         <w:rPr>
           <w:i/>
@@ -5657,7 +6528,6 @@
     </w:p>
     <w:p>
       <w:pPr>
-        <w:spacing w:line="360" w:lineRule="auto" w:after="0"/>
         <w:ind w:firstLine="709"/>
         <w:rPr>
           <w:i/>
@@ -5668,8 +6538,8 @@
     <w:p>
       <w:pPr>
         <w:pStyle w:val="1"/>
-        <w:spacing w:line="360" w:lineRule="auto" w:after="0"/>
         <w:ind w:firstLine="709"/>
+        <w:jc w:val="both"/>
       </w:pPr>
       <w:bookmarkStart w:id="21" w:name="_Toc233319902"/>
       <w:r>
@@ -5679,7 +6549,6 @@
     </w:p>
     <w:p>
       <w:pPr>
-        <w:spacing w:before="50" w:after="0" w:line="360" w:lineRule="auto"/>
         <w:ind w:firstLine="709"/>
         <w:rPr>
           <w:i/>
@@ -5692,28 +6561,27 @@
           <w:i/>
           <w:color w:val="C00000"/>
         </w:rPr>
-        <w:t>В ходе практики было разработано</w:t>
-      </w:r>
-      <w:proofErr w:type="gramStart"/>
-      <w:r>
+        <w:t>В ходе практики было разработано …..</w:t>
+      </w:r>
+    </w:p>
+    <w:p>
+      <w:pPr>
+        <w:ind w:firstLine="709"/>
         <w:rPr>
           <w:i/>
           <w:color w:val="C00000"/>
         </w:rPr>
-        <w:t xml:space="preserve"> ….</w:t>
-      </w:r>
-      <w:proofErr w:type="gramEnd"/>
+      </w:pPr>
       <w:r>
         <w:rPr>
           <w:i/>
           <w:color w:val="C00000"/>
         </w:rPr>
-        <w:t>.</w:t>
-      </w:r>
-    </w:p>
-    <w:p>
-      <w:pPr>
-        <w:spacing w:before="50" w:after="0" w:line="360" w:lineRule="auto"/>
+        <w:t>В дальнейшем планируется ……….</w:t>
+      </w:r>
+    </w:p>
+    <w:p>
+      <w:pPr>
         <w:ind w:firstLine="709"/>
         <w:rPr>
           <w:i/>
@@ -5725,12 +6593,11 @@
           <w:i/>
           <w:color w:val="C00000"/>
         </w:rPr>
-        <w:t>В дальнейшем планируется ……….</w:t>
-      </w:r>
-    </w:p>
-    <w:p>
-      <w:pPr>
-        <w:spacing w:line="360" w:lineRule="auto" w:after="0"/>
+        <w:t xml:space="preserve">За время прохождения практики мною были решены все задачи, обозначенные ранее. </w:t>
+      </w:r>
+    </w:p>
+    <w:p>
+      <w:pPr>
         <w:ind w:firstLine="709"/>
         <w:rPr>
           <w:i/>
@@ -5742,40 +6609,22 @@
           <w:i/>
           <w:color w:val="C00000"/>
         </w:rPr>
-        <w:t xml:space="preserve">За время прохождения практики мною были решены все задачи, обозначенные ранее. </w:t>
-      </w:r>
-    </w:p>
-    <w:p>
-      <w:pPr>
-        <w:spacing w:line="360" w:lineRule="auto" w:after="0"/>
+        <w:t xml:space="preserve">В ходе выполнения задачи разработки …… небольшая проблема, а именно: По вышеупомянутым причинам было организовано ………. </w:t>
+      </w:r>
+    </w:p>
+    <w:p>
+      <w:pPr>
         <w:ind w:firstLine="709"/>
-        <w:rPr>
-          <w:i/>
-          <w:color w:val="C00000"/>
-        </w:rPr>
-      </w:pPr>
-      <w:r>
-        <w:rPr>
-          <w:i/>
-          <w:color w:val="C00000"/>
-        </w:rPr>
-        <w:t xml:space="preserve">В ходе выполнения задачи разработки …… небольшая проблема, а именно: По вышеупомянутым причинам было организовано ………. </w:t>
-      </w:r>
-    </w:p>
-    <w:p>
-      <w:pPr>
-        <w:spacing w:before="50" w:after="0" w:line="360" w:lineRule="auto"/>
+      </w:pPr>
+      <w:r>
+        <w:br w:type="page"/>
+      </w:r>
+    </w:p>
+    <w:p>
+      <w:pPr>
+        <w:pStyle w:val="1"/>
         <w:ind w:firstLine="709"/>
-      </w:pPr>
-      <w:r>
-        <w:br w:type="page"/>
-      </w:r>
-    </w:p>
-    <w:p>
-      <w:pPr>
-        <w:pStyle w:val="1"/>
-        <w:spacing w:line="360" w:lineRule="auto" w:after="0"/>
-        <w:ind w:firstLine="709"/>
+        <w:jc w:val="both"/>
       </w:pPr>
       <w:bookmarkStart w:id="22" w:name="_Toc233319903"/>
       <w:r>
@@ -5793,7 +6642,6 @@
           <w:ilvl w:val="0"/>
           <w:numId w:val="1"/>
         </w:numPr>
-        <w:spacing w:before="50" w:after="0" w:line="360" w:lineRule="auto"/>
         <w:ind w:firstLine="709"/>
         <w:rPr>
           <w:lang w:val="en-US"/>
@@ -5802,7 +6650,6 @@
     </w:p>
     <w:p>
       <w:pPr>
-        <w:spacing w:line="360" w:lineRule="auto" w:after="0"/>
         <w:ind w:firstLine="709"/>
         <w:rPr>
           <w:lang w:val="en-US"/>
@@ -5817,8 +6664,8 @@
     <w:p>
       <w:pPr>
         <w:pStyle w:val="1"/>
-        <w:spacing w:line="360" w:lineRule="auto" w:after="0"/>
         <w:ind w:firstLine="709"/>
+        <w:jc w:val="both"/>
         <w:rPr>
           <w:rStyle w:val="a7"/>
           <w:i w:val="0"/>
@@ -6211,19 +7058,7 @@
               <w:rPr>
                 <w:sz w:val="24"/>
               </w:rPr>
-              <w:t xml:space="preserve"> и</w:t>
-            </w:r>
-            <w:r>
-              <w:rPr>
-                <w:sz w:val="24"/>
-              </w:rPr>
-              <w:t xml:space="preserve"> созданы диаграммы</w:t>
-            </w:r>
-            <w:r>
-              <w:rPr>
-                <w:sz w:val="24"/>
-              </w:rPr>
-              <w:t>. Оформлен черновик первой главы отчёта для сдачи руководителю.</w:t>
+              <w:t xml:space="preserve"> и созданы диаграммы. Оформлен черновик первой главы отчёта для сдачи руководителю.</w:t>
             </w:r>
           </w:p>
         </w:tc>
@@ -6796,7 +7631,6 @@
     </w:tbl>
     <w:p>
       <w:pPr>
-        <w:spacing w:line="360" w:lineRule="auto" w:after="0"/>
         <w:ind w:firstLine="709"/>
         <w:jc w:val="left"/>
         <w:rPr>
@@ -6806,9 +7640,7 @@
     </w:p>
     <w:p>
       <w:pPr>
-        <w:spacing w:line="360" w:lineRule="auto" w:after="0"/>
         <w:ind w:firstLine="709"/>
-        <w:jc w:val="left"/>
         <w:rPr>
           <w:rStyle w:val="a7"/>
         </w:rPr>
@@ -6826,9 +7658,8 @@
     <w:p>
       <w:pPr>
         <w:pStyle w:val="1"/>
-        <w:spacing w:line="360" w:lineRule="auto" w:after="0"/>
         <w:ind w:firstLine="709"/>
-        <w:jc w:val="right"/>
+        <w:jc w:val="both"/>
         <w:rPr>
           <w:rStyle w:val="a7"/>
           <w:i w:val="0"/>
@@ -6864,9 +7695,7 @@
     </w:p>
     <w:p>
       <w:pPr>
-        <w:spacing w:line="360" w:lineRule="auto" w:after="0"/>
         <w:ind w:firstLine="709"/>
-        <w:jc w:val="left"/>
         <w:rPr>
           <w:rStyle w:val="a7"/>
           <w:color w:val="FF0000"/>
@@ -6881,9 +7710,9 @@
       </w:r>
     </w:p>
     <w:sectPr>
-      <w:footerReference w:type="default" r:id="rId11"/>
+      <w:footerReference w:type="default" r:id="rId12"/>
       <w:pgSz w:w="11906" w:h="16838"/>
-      <w:pgMar w:top="709" w:right="567" w:bottom="1134" w:left="1701" w:header="0" w:footer="720" w:gutter="0"/>
+      <w:pgMar w:top="1134" w:right="680" w:bottom="1134" w:left="1701" w:header="0" w:footer="720" w:gutter="0"/>
       <w:pgNumType w:start="1"/>
       <w:cols w:space="720"/>
       <w:formProt w:val="0"/>
@@ -6895,7 +7724,7 @@
 </file>
 
 <file path=word/endnotes.xml><?xml version="1.0" encoding="utf-8"?>
-<w:endnotes xmlns:wpc="http://schemas.microsoft.com/office/word/2010/wordprocessingCanvas" xmlns:cx="http://schemas.microsoft.com/office/drawing/2014/chartex" xmlns:cx1="http://schemas.microsoft.com/office/drawing/2015/9/8/chartex" xmlns:cx2="http://schemas.microsoft.com/office/drawing/2015/10/21/chartex" xmlns:cx3="http://schemas.microsoft.com/office/drawing/2016/5/9/chartex" xmlns:cx4="http://schemas.microsoft.com/office/drawing/2016/5/10/chartex" xmlns:cx5="http://schemas.microsoft.com/office/drawing/2016/5/11/chartex" xmlns:cx6="http://schemas.microsoft.com/office/drawing/2016/5/12/chartex" xmlns:cx7="http://schemas.microsoft.com/office/drawing/2016/5/13/chartex" xmlns:cx8="http://schemas.microsoft.com/office/drawing/2016/5/14/chartex" xmlns:mc="http://schemas.openxmlformats.org/markup-compatibility/2006" xmlns:aink="http://schemas.microsoft.com/office/drawing/2016/ink" xmlns:am3d="http://schemas.microsoft.com/office/drawing/2017/model3d" xmlns:o="urn:schemas-microsoft-com:office:office" xmlns:r="http://schemas.openxmlformats.org/officeDocument/2006/relationships" xmlns:m="http://schemas.openxmlformats.org/officeDocument/2006/math" xmlns:v="urn:schemas-microsoft-com:vml" xmlns:wp14="http://schemas.microsoft.com/office/word/2010/wordprocessingDrawing" xmlns:wp="http://schemas.openxmlformats.org/drawingml/2006/wordprocessingDrawing" xmlns:w10="urn:schemas-microsoft-com:office:word" xmlns:w="http://schemas.openxmlformats.org/wordprocessingml/2006/main" xmlns:w14="http://schemas.microsoft.com/office/word/2010/wordml" xmlns:w15="http://schemas.microsoft.com/office/word/2012/wordml" xmlns:w16cex="http://schemas.microsoft.com/office/word/2018/wordml/cex" xmlns:w16cid="http://schemas.microsoft.com/office/word/2016/wordml/cid" xmlns:w16="http://schemas.microsoft.com/office/word/2018/wordml" xmlns:w16sdtdh="http://schemas.microsoft.com/office/word/2020/wordml/sdtdatahash" xmlns:w16se="http://schemas.microsoft.com/office/word/2015/wordml/symex" xmlns:wpg="http://schemas.microsoft.com/office/word/2010/wordprocessingGroup" xmlns:wpi="http://schemas.microsoft.com/office/word/2010/wordprocessingInk" xmlns:wne="http://schemas.microsoft.com/office/word/2006/wordml" xmlns:wps="http://schemas.microsoft.com/office/word/2010/wordprocessingShape" mc:Ignorable="w14 w15 w16se w16cid w16 w16cex w16sdtdh wp14">
+<w:endnotes xmlns:wpc="http://schemas.microsoft.com/office/word/2010/wordprocessingCanvas" xmlns:cx="http://schemas.microsoft.com/office/drawing/2014/chartex" xmlns:cx1="http://schemas.microsoft.com/office/drawing/2015/9/8/chartex" xmlns:cx2="http://schemas.microsoft.com/office/drawing/2015/10/21/chartex" xmlns:cx3="http://schemas.microsoft.com/office/drawing/2016/5/9/chartex" xmlns:cx4="http://schemas.microsoft.com/office/drawing/2016/5/10/chartex" xmlns:cx5="http://schemas.microsoft.com/office/drawing/2016/5/11/chartex" xmlns:cx6="http://schemas.microsoft.com/office/drawing/2016/5/12/chartex" xmlns:cx7="http://schemas.microsoft.com/office/drawing/2016/5/13/chartex" xmlns:cx8="http://schemas.microsoft.com/office/drawing/2016/5/14/chartex" xmlns:mc="http://schemas.openxmlformats.org/markup-compatibility/2006" xmlns:aink="http://schemas.microsoft.com/office/drawing/2016/ink" xmlns:am3d="http://schemas.microsoft.com/office/drawing/2017/model3d" xmlns:o="urn:schemas-microsoft-com:office:office" xmlns:oel="http://schemas.microsoft.com/office/2019/extlst" xmlns:r="http://schemas.openxmlformats.org/officeDocument/2006/relationships" xmlns:m="http://schemas.openxmlformats.org/officeDocument/2006/math" xmlns:v="urn:schemas-microsoft-com:vml" xmlns:wp14="http://schemas.microsoft.com/office/word/2010/wordprocessingDrawing" xmlns:wp="http://schemas.openxmlformats.org/drawingml/2006/wordprocessingDrawing" xmlns:w10="urn:schemas-microsoft-com:office:word" xmlns:w="http://schemas.openxmlformats.org/wordprocessingml/2006/main" xmlns:w14="http://schemas.microsoft.com/office/word/2010/wordml" xmlns:w15="http://schemas.microsoft.com/office/word/2012/wordml" xmlns:w16cex="http://schemas.microsoft.com/office/word/2018/wordml/cex" xmlns:w16cid="http://schemas.microsoft.com/office/word/2016/wordml/cid" xmlns:w16="http://schemas.microsoft.com/office/word/2018/wordml" xmlns:w16sdtdh="http://schemas.microsoft.com/office/word/2020/wordml/sdtdatahash" xmlns:w16se="http://schemas.microsoft.com/office/word/2015/wordml/symex" xmlns:wpg="http://schemas.microsoft.com/office/word/2010/wordprocessingGroup" xmlns:wpi="http://schemas.microsoft.com/office/word/2010/wordprocessingInk" xmlns:wne="http://schemas.microsoft.com/office/word/2006/wordml" xmlns:wps="http://schemas.microsoft.com/office/word/2010/wordprocessingShape" mc:Ignorable="w14 w15 w16se w16cid w16 w16cex w16sdtdh wp14">
   <w:endnote w:type="separator" w:id="-1">
     <w:p>
       <w:pPr>
@@ -6920,7 +7749,7 @@
 </file>
 
 <file path=word/footer1.xml><?xml version="1.0" encoding="utf-8"?>
-<w:ftr xmlns:wpc="http://schemas.microsoft.com/office/word/2010/wordprocessingCanvas" xmlns:cx="http://schemas.microsoft.com/office/drawing/2014/chartex" xmlns:cx1="http://schemas.microsoft.com/office/drawing/2015/9/8/chartex" xmlns:cx2="http://schemas.microsoft.com/office/drawing/2015/10/21/chartex" xmlns:cx3="http://schemas.microsoft.com/office/drawing/2016/5/9/chartex" xmlns:cx4="http://schemas.microsoft.com/office/drawing/2016/5/10/chartex" xmlns:cx5="http://schemas.microsoft.com/office/drawing/2016/5/11/chartex" xmlns:cx6="http://schemas.microsoft.com/office/drawing/2016/5/12/chartex" xmlns:cx7="http://schemas.microsoft.com/office/drawing/2016/5/13/chartex" xmlns:cx8="http://schemas.microsoft.com/office/drawing/2016/5/14/chartex" xmlns:mc="http://schemas.openxmlformats.org/markup-compatibility/2006" xmlns:aink="http://schemas.microsoft.com/office/drawing/2016/ink" xmlns:am3d="http://schemas.microsoft.com/office/drawing/2017/model3d" xmlns:o="urn:schemas-microsoft-com:office:office" xmlns:r="http://schemas.openxmlformats.org/officeDocument/2006/relationships" xmlns:m="http://schemas.openxmlformats.org/officeDocument/2006/math" xmlns:v="urn:schemas-microsoft-com:vml" xmlns:wp14="http://schemas.microsoft.com/office/word/2010/wordprocessingDrawing" xmlns:wp="http://schemas.openxmlformats.org/drawingml/2006/wordprocessingDrawing" xmlns:w10="urn:schemas-microsoft-com:office:word" xmlns:w="http://schemas.openxmlformats.org/wordprocessingml/2006/main" xmlns:w14="http://schemas.microsoft.com/office/word/2010/wordml" xmlns:w15="http://schemas.microsoft.com/office/word/2012/wordml" xmlns:w16cex="http://schemas.microsoft.com/office/word/2018/wordml/cex" xmlns:w16cid="http://schemas.microsoft.com/office/word/2016/wordml/cid" xmlns:w16="http://schemas.microsoft.com/office/word/2018/wordml" xmlns:w16sdtdh="http://schemas.microsoft.com/office/word/2020/wordml/sdtdatahash" xmlns:w16se="http://schemas.microsoft.com/office/word/2015/wordml/symex" xmlns:wpg="http://schemas.microsoft.com/office/word/2010/wordprocessingGroup" xmlns:wpi="http://schemas.microsoft.com/office/word/2010/wordprocessingInk" xmlns:wne="http://schemas.microsoft.com/office/word/2006/wordml" xmlns:wps="http://schemas.microsoft.com/office/word/2010/wordprocessingShape" mc:Ignorable="w14 w15 w16se w16cid w16 w16cex w16sdtdh wp14">
+<w:ftr xmlns:wpc="http://schemas.microsoft.com/office/word/2010/wordprocessingCanvas" xmlns:cx="http://schemas.microsoft.com/office/drawing/2014/chartex" xmlns:cx1="http://schemas.microsoft.com/office/drawing/2015/9/8/chartex" xmlns:cx2="http://schemas.microsoft.com/office/drawing/2015/10/21/chartex" xmlns:cx3="http://schemas.microsoft.com/office/drawing/2016/5/9/chartex" xmlns:cx4="http://schemas.microsoft.com/office/drawing/2016/5/10/chartex" xmlns:cx5="http://schemas.microsoft.com/office/drawing/2016/5/11/chartex" xmlns:cx6="http://schemas.microsoft.com/office/drawing/2016/5/12/chartex" xmlns:cx7="http://schemas.microsoft.com/office/drawing/2016/5/13/chartex" xmlns:cx8="http://schemas.microsoft.com/office/drawing/2016/5/14/chartex" xmlns:mc="http://schemas.openxmlformats.org/markup-compatibility/2006" xmlns:aink="http://schemas.microsoft.com/office/drawing/2016/ink" xmlns:am3d="http://schemas.microsoft.com/office/drawing/2017/model3d" xmlns:o="urn:schemas-microsoft-com:office:office" xmlns:oel="http://schemas.microsoft.com/office/2019/extlst" xmlns:r="http://schemas.openxmlformats.org/officeDocument/2006/relationships" xmlns:m="http://schemas.openxmlformats.org/officeDocument/2006/math" xmlns:v="urn:schemas-microsoft-com:vml" xmlns:wp14="http://schemas.microsoft.com/office/word/2010/wordprocessingDrawing" xmlns:wp="http://schemas.openxmlformats.org/drawingml/2006/wordprocessingDrawing" xmlns:w10="urn:schemas-microsoft-com:office:word" xmlns:w="http://schemas.openxmlformats.org/wordprocessingml/2006/main" xmlns:w14="http://schemas.microsoft.com/office/word/2010/wordml" xmlns:w15="http://schemas.microsoft.com/office/word/2012/wordml" xmlns:w16cex="http://schemas.microsoft.com/office/word/2018/wordml/cex" xmlns:w16cid="http://schemas.microsoft.com/office/word/2016/wordml/cid" xmlns:w16="http://schemas.microsoft.com/office/word/2018/wordml" xmlns:w16sdtdh="http://schemas.microsoft.com/office/word/2020/wordml/sdtdatahash" xmlns:w16se="http://schemas.microsoft.com/office/word/2015/wordml/symex" xmlns:wpg="http://schemas.microsoft.com/office/word/2010/wordprocessingGroup" xmlns:wpi="http://schemas.microsoft.com/office/word/2010/wordprocessingInk" xmlns:wne="http://schemas.microsoft.com/office/word/2006/wordml" xmlns:wps="http://schemas.microsoft.com/office/word/2010/wordprocessingShape" mc:Ignorable="w14 w15 w16se w16cid w16 w16cex w16sdtdh wp14">
   <w:p>
     <w:pPr>
       <w:ind w:firstLine="709"/>
@@ -6964,7 +7793,7 @@
 </file>
 
 <file path=word/footnotes.xml><?xml version="1.0" encoding="utf-8"?>
-<w:footnotes xmlns:wpc="http://schemas.microsoft.com/office/word/2010/wordprocessingCanvas" xmlns:cx="http://schemas.microsoft.com/office/drawing/2014/chartex" xmlns:cx1="http://schemas.microsoft.com/office/drawing/2015/9/8/chartex" xmlns:cx2="http://schemas.microsoft.com/office/drawing/2015/10/21/chartex" xmlns:cx3="http://schemas.microsoft.com/office/drawing/2016/5/9/chartex" xmlns:cx4="http://schemas.microsoft.com/office/drawing/2016/5/10/chartex" xmlns:cx5="http://schemas.microsoft.com/office/drawing/2016/5/11/chartex" xmlns:cx6="http://schemas.microsoft.com/office/drawing/2016/5/12/chartex" xmlns:cx7="http://schemas.microsoft.com/office/drawing/2016/5/13/chartex" xmlns:cx8="http://schemas.microsoft.com/office/drawing/2016/5/14/chartex" xmlns:mc="http://schemas.openxmlformats.org/markup-compatibility/2006" xmlns:aink="http://schemas.microsoft.com/office/drawing/2016/ink" xmlns:am3d="http://schemas.microsoft.com/office/drawing/2017/model3d" xmlns:o="urn:schemas-microsoft-com:office:office" xmlns:r="http://schemas.openxmlformats.org/officeDocument/2006/relationships" xmlns:m="http://schemas.openxmlformats.org/officeDocument/2006/math" xmlns:v="urn:schemas-microsoft-com:vml" xmlns:wp14="http://schemas.microsoft.com/office/word/2010/wordprocessingDrawing" xmlns:wp="http://schemas.openxmlformats.org/drawingml/2006/wordprocessingDrawing" xmlns:w10="urn:schemas-microsoft-com:office:word" xmlns:w="http://schemas.openxmlformats.org/wordprocessingml/2006/main" xmlns:w14="http://schemas.microsoft.com/office/word/2010/wordml" xmlns:w15="http://schemas.microsoft.com/office/word/2012/wordml" xmlns:w16cex="http://schemas.microsoft.com/office/word/2018/wordml/cex" xmlns:w16cid="http://schemas.microsoft.com/office/word/2016/wordml/cid" xmlns:w16="http://schemas.microsoft.com/office/word/2018/wordml" xmlns:w16sdtdh="http://schemas.microsoft.com/office/word/2020/wordml/sdtdatahash" xmlns:w16se="http://schemas.microsoft.com/office/word/2015/wordml/symex" xmlns:wpg="http://schemas.microsoft.com/office/word/2010/wordprocessingGroup" xmlns:wpi="http://schemas.microsoft.com/office/word/2010/wordprocessingInk" xmlns:wne="http://schemas.microsoft.com/office/word/2006/wordml" xmlns:wps="http://schemas.microsoft.com/office/word/2010/wordprocessingShape" mc:Ignorable="w14 w15 w16se w16cid w16 w16cex w16sdtdh wp14">
+<w:footnotes xmlns:wpc="http://schemas.microsoft.com/office/word/2010/wordprocessingCanvas" xmlns:cx="http://schemas.microsoft.com/office/drawing/2014/chartex" xmlns:cx1="http://schemas.microsoft.com/office/drawing/2015/9/8/chartex" xmlns:cx2="http://schemas.microsoft.com/office/drawing/2015/10/21/chartex" xmlns:cx3="http://schemas.microsoft.com/office/drawing/2016/5/9/chartex" xmlns:cx4="http://schemas.microsoft.com/office/drawing/2016/5/10/chartex" xmlns:cx5="http://schemas.microsoft.com/office/drawing/2016/5/11/chartex" xmlns:cx6="http://schemas.microsoft.com/office/drawing/2016/5/12/chartex" xmlns:cx7="http://schemas.microsoft.com/office/drawing/2016/5/13/chartex" xmlns:cx8="http://schemas.microsoft.com/office/drawing/2016/5/14/chartex" xmlns:mc="http://schemas.openxmlformats.org/markup-compatibility/2006" xmlns:aink="http://schemas.microsoft.com/office/drawing/2016/ink" xmlns:am3d="http://schemas.microsoft.com/office/drawing/2017/model3d" xmlns:o="urn:schemas-microsoft-com:office:office" xmlns:oel="http://schemas.microsoft.com/office/2019/extlst" xmlns:r="http://schemas.openxmlformats.org/officeDocument/2006/relationships" xmlns:m="http://schemas.openxmlformats.org/officeDocument/2006/math" xmlns:v="urn:schemas-microsoft-com:vml" xmlns:wp14="http://schemas.microsoft.com/office/word/2010/wordprocessingDrawing" xmlns:wp="http://schemas.openxmlformats.org/drawingml/2006/wordprocessingDrawing" xmlns:w10="urn:schemas-microsoft-com:office:word" xmlns:w="http://schemas.openxmlformats.org/wordprocessingml/2006/main" xmlns:w14="http://schemas.microsoft.com/office/word/2010/wordml" xmlns:w15="http://schemas.microsoft.com/office/word/2012/wordml" xmlns:w16cex="http://schemas.microsoft.com/office/word/2018/wordml/cex" xmlns:w16cid="http://schemas.microsoft.com/office/word/2016/wordml/cid" xmlns:w16="http://schemas.microsoft.com/office/word/2018/wordml" xmlns:w16sdtdh="http://schemas.microsoft.com/office/word/2020/wordml/sdtdatahash" xmlns:w16se="http://schemas.microsoft.com/office/word/2015/wordml/symex" xmlns:wpg="http://schemas.microsoft.com/office/word/2010/wordprocessingGroup" xmlns:wpi="http://schemas.microsoft.com/office/word/2010/wordprocessingInk" xmlns:wne="http://schemas.microsoft.com/office/word/2006/wordml" xmlns:wps="http://schemas.microsoft.com/office/word/2010/wordprocessingShape" mc:Ignorable="w14 w15 w16se w16cid w16 w16cex w16sdtdh wp14">
   <w:footnote w:type="separator" w:id="-1">
     <w:p>
       <w:pPr>
@@ -6989,7 +7818,7 @@
 </file>
 
 <file path=word/numbering.xml><?xml version="1.0" encoding="utf-8"?>
-<w:numbering xmlns:wpc="http://schemas.microsoft.com/office/word/2010/wordprocessingCanvas" xmlns:cx="http://schemas.microsoft.com/office/drawing/2014/chartex" xmlns:cx1="http://schemas.microsoft.com/office/drawing/2015/9/8/chartex" xmlns:cx2="http://schemas.microsoft.com/office/drawing/2015/10/21/chartex" xmlns:cx3="http://schemas.microsoft.com/office/drawing/2016/5/9/chartex" xmlns:cx4="http://schemas.microsoft.com/office/drawing/2016/5/10/chartex" xmlns:cx5="http://schemas.microsoft.com/office/drawing/2016/5/11/chartex" xmlns:cx6="http://schemas.microsoft.com/office/drawing/2016/5/12/chartex" xmlns:cx7="http://schemas.microsoft.com/office/drawing/2016/5/13/chartex" xmlns:cx8="http://schemas.microsoft.com/office/drawing/2016/5/14/chartex" xmlns:mc="http://schemas.openxmlformats.org/markup-compatibility/2006" xmlns:aink="http://schemas.microsoft.com/office/drawing/2016/ink" xmlns:am3d="http://schemas.microsoft.com/office/drawing/2017/model3d" xmlns:o="urn:schemas-microsoft-com:office:office" xmlns:r="http://schemas.openxmlformats.org/officeDocument/2006/relationships" xmlns:m="http://schemas.openxmlformats.org/officeDocument/2006/math" xmlns:v="urn:schemas-microsoft-com:vml" xmlns:wp14="http://schemas.microsoft.com/office/word/2010/wordprocessingDrawing" xmlns:wp="http://schemas.openxmlformats.org/drawingml/2006/wordprocessingDrawing" xmlns:w10="urn:schemas-microsoft-com:office:word" xmlns:w="http://schemas.openxmlformats.org/wordprocessingml/2006/main" xmlns:w14="http://schemas.microsoft.com/office/word/2010/wordml" xmlns:w15="http://schemas.microsoft.com/office/word/2012/wordml" xmlns:w16cex="http://schemas.microsoft.com/office/word/2018/wordml/cex" xmlns:w16cid="http://schemas.microsoft.com/office/word/2016/wordml/cid" xmlns:w16="http://schemas.microsoft.com/office/word/2018/wordml" xmlns:w16sdtdh="http://schemas.microsoft.com/office/word/2020/wordml/sdtdatahash" xmlns:w16se="http://schemas.microsoft.com/office/word/2015/wordml/symex" xmlns:wpg="http://schemas.microsoft.com/office/word/2010/wordprocessingGroup" xmlns:wpi="http://schemas.microsoft.com/office/word/2010/wordprocessingInk" xmlns:wne="http://schemas.microsoft.com/office/word/2006/wordml" xmlns:wps="http://schemas.microsoft.com/office/word/2010/wordprocessingShape" mc:Ignorable="w14 w15 w16se w16cid w16 w16cex w16sdtdh wp14">
+<w:numbering xmlns:wpc="http://schemas.microsoft.com/office/word/2010/wordprocessingCanvas" xmlns:cx="http://schemas.microsoft.com/office/drawing/2014/chartex" xmlns:cx1="http://schemas.microsoft.com/office/drawing/2015/9/8/chartex" xmlns:cx2="http://schemas.microsoft.com/office/drawing/2015/10/21/chartex" xmlns:cx3="http://schemas.microsoft.com/office/drawing/2016/5/9/chartex" xmlns:cx4="http://schemas.microsoft.com/office/drawing/2016/5/10/chartex" xmlns:cx5="http://schemas.microsoft.com/office/drawing/2016/5/11/chartex" xmlns:cx6="http://schemas.microsoft.com/office/drawing/2016/5/12/chartex" xmlns:cx7="http://schemas.microsoft.com/office/drawing/2016/5/13/chartex" xmlns:cx8="http://schemas.microsoft.com/office/drawing/2016/5/14/chartex" xmlns:mc="http://schemas.openxmlformats.org/markup-compatibility/2006" xmlns:aink="http://schemas.microsoft.com/office/drawing/2016/ink" xmlns:am3d="http://schemas.microsoft.com/office/drawing/2017/model3d" xmlns:o="urn:schemas-microsoft-com:office:office" xmlns:oel="http://schemas.microsoft.com/office/2019/extlst" xmlns:r="http://schemas.openxmlformats.org/officeDocument/2006/relationships" xmlns:m="http://schemas.openxmlformats.org/officeDocument/2006/math" xmlns:v="urn:schemas-microsoft-com:vml" xmlns:wp14="http://schemas.microsoft.com/office/word/2010/wordprocessingDrawing" xmlns:wp="http://schemas.openxmlformats.org/drawingml/2006/wordprocessingDrawing" xmlns:w10="urn:schemas-microsoft-com:office:word" xmlns:w="http://schemas.openxmlformats.org/wordprocessingml/2006/main" xmlns:w14="http://schemas.microsoft.com/office/word/2010/wordml" xmlns:w15="http://schemas.microsoft.com/office/word/2012/wordml" xmlns:w16cex="http://schemas.microsoft.com/office/word/2018/wordml/cex" xmlns:w16cid="http://schemas.microsoft.com/office/word/2016/wordml/cid" xmlns:w16="http://schemas.microsoft.com/office/word/2018/wordml" xmlns:w16sdtdh="http://schemas.microsoft.com/office/word/2020/wordml/sdtdatahash" xmlns:w16se="http://schemas.microsoft.com/office/word/2015/wordml/symex" xmlns:wpg="http://schemas.microsoft.com/office/word/2010/wordprocessingGroup" xmlns:wpi="http://schemas.microsoft.com/office/word/2010/wordprocessingInk" xmlns:wne="http://schemas.microsoft.com/office/word/2006/wordml" xmlns:wps="http://schemas.microsoft.com/office/word/2010/wordprocessingShape" mc:Ignorable="w14 w15 w16se w16cid w16 w16cex w16sdtdh wp14">
   <w:abstractNum w:abstractNumId="0" w15:restartNumberingAfterBreak="0">
     <w:nsid w:val="0BF971B2"/>
     <w:multiLevelType w:val="multilevel"/>
@@ -7631,6 +8460,95 @@
     </w:lvl>
   </w:abstractNum>
   <w:abstractNum w:abstractNumId="5" w15:restartNumberingAfterBreak="0">
+    <w:nsid w:val="1AD76B0D"/>
+    <w:multiLevelType w:val="hybridMultilevel"/>
+    <w:tmpl w:val="66E0254C"/>
+    <w:lvl w:ilvl="0" w:tplc="2B442908">
+      <w:start w:val="1"/>
+      <w:numFmt w:val="decimal"/>
+      <w:lvlText w:val="%1."/>
+      <w:lvlJc w:val="left"/>
+      <w:pPr>
+        <w:ind w:left="1080" w:hanging="360"/>
+      </w:pPr>
+      <w:rPr>
+        <w:rFonts w:hint="default"/>
+      </w:rPr>
+    </w:lvl>
+    <w:lvl w:ilvl="1" w:tplc="0C000019" w:tentative="1">
+      <w:start w:val="1"/>
+      <w:numFmt w:val="lowerLetter"/>
+      <w:lvlText w:val="%2."/>
+      <w:lvlJc w:val="left"/>
+      <w:pPr>
+        <w:ind w:left="1800" w:hanging="360"/>
+      </w:pPr>
+    </w:lvl>
+    <w:lvl w:ilvl="2" w:tplc="0C00001B" w:tentative="1">
+      <w:start w:val="1"/>
+      <w:numFmt w:val="lowerRoman"/>
+      <w:lvlText w:val="%3."/>
+      <w:lvlJc w:val="right"/>
+      <w:pPr>
+        <w:ind w:left="2520" w:hanging="180"/>
+      </w:pPr>
+    </w:lvl>
+    <w:lvl w:ilvl="3" w:tplc="0C00000F" w:tentative="1">
+      <w:start w:val="1"/>
+      <w:numFmt w:val="decimal"/>
+      <w:lvlText w:val="%4."/>
+      <w:lvlJc w:val="left"/>
+      <w:pPr>
+        <w:ind w:left="3240" w:hanging="360"/>
+      </w:pPr>
+    </w:lvl>
+    <w:lvl w:ilvl="4" w:tplc="0C000019" w:tentative="1">
+      <w:start w:val="1"/>
+      <w:numFmt w:val="lowerLetter"/>
+      <w:lvlText w:val="%5."/>
+      <w:lvlJc w:val="left"/>
+      <w:pPr>
+        <w:ind w:left="3960" w:hanging="360"/>
+      </w:pPr>
+    </w:lvl>
+    <w:lvl w:ilvl="5" w:tplc="0C00001B" w:tentative="1">
+      <w:start w:val="1"/>
+      <w:numFmt w:val="lowerRoman"/>
+      <w:lvlText w:val="%6."/>
+      <w:lvlJc w:val="right"/>
+      <w:pPr>
+        <w:ind w:left="4680" w:hanging="180"/>
+      </w:pPr>
+    </w:lvl>
+    <w:lvl w:ilvl="6" w:tplc="0C00000F" w:tentative="1">
+      <w:start w:val="1"/>
+      <w:numFmt w:val="decimal"/>
+      <w:lvlText w:val="%7."/>
+      <w:lvlJc w:val="left"/>
+      <w:pPr>
+        <w:ind w:left="5400" w:hanging="360"/>
+      </w:pPr>
+    </w:lvl>
+    <w:lvl w:ilvl="7" w:tplc="0C000019" w:tentative="1">
+      <w:start w:val="1"/>
+      <w:numFmt w:val="lowerLetter"/>
+      <w:lvlText w:val="%8."/>
+      <w:lvlJc w:val="left"/>
+      <w:pPr>
+        <w:ind w:left="6120" w:hanging="360"/>
+      </w:pPr>
+    </w:lvl>
+    <w:lvl w:ilvl="8" w:tplc="0C00001B" w:tentative="1">
+      <w:start w:val="1"/>
+      <w:numFmt w:val="lowerRoman"/>
+      <w:lvlText w:val="%9."/>
+      <w:lvlJc w:val="right"/>
+      <w:pPr>
+        <w:ind w:left="6840" w:hanging="180"/>
+      </w:pPr>
+    </w:lvl>
+  </w:abstractNum>
+  <w:abstractNum w:abstractNumId="6" w15:restartNumberingAfterBreak="0">
     <w:nsid w:val="1DD81A47"/>
     <w:multiLevelType w:val="multilevel"/>
     <w:tmpl w:val="B2A4E9AE"/>
@@ -7743,7 +8661,7 @@
       </w:pPr>
     </w:lvl>
   </w:abstractNum>
-  <w:abstractNum w:abstractNumId="6" w15:restartNumberingAfterBreak="0">
+  <w:abstractNum w:abstractNumId="7" w15:restartNumberingAfterBreak="0">
     <w:nsid w:val="203245FE"/>
     <w:multiLevelType w:val="multilevel"/>
     <w:tmpl w:val="E0BAC584"/>
@@ -7892,7 +8810,7 @@
       </w:rPr>
     </w:lvl>
   </w:abstractNum>
-  <w:abstractNum w:abstractNumId="7" w15:restartNumberingAfterBreak="0">
+  <w:abstractNum w:abstractNumId="8" w15:restartNumberingAfterBreak="0">
     <w:nsid w:val="25945D4F"/>
     <w:multiLevelType w:val="multilevel"/>
     <w:tmpl w:val="CEBC8232"/>
@@ -8041,7 +8959,96 @@
       </w:rPr>
     </w:lvl>
   </w:abstractNum>
-  <w:abstractNum w:abstractNumId="8" w15:restartNumberingAfterBreak="0">
+  <w:abstractNum w:abstractNumId="9" w15:restartNumberingAfterBreak="0">
+    <w:nsid w:val="3A1F6D91"/>
+    <w:multiLevelType w:val="hybridMultilevel"/>
+    <w:tmpl w:val="C79416FC"/>
+    <w:lvl w:ilvl="0" w:tplc="0C00000F">
+      <w:start w:val="1"/>
+      <w:numFmt w:val="decimal"/>
+      <w:lvlText w:val="%1."/>
+      <w:lvlJc w:val="left"/>
+      <w:pPr>
+        <w:ind w:left="720" w:hanging="360"/>
+      </w:pPr>
+      <w:rPr>
+        <w:rFonts w:hint="default"/>
+      </w:rPr>
+    </w:lvl>
+    <w:lvl w:ilvl="1" w:tplc="0C000019" w:tentative="1">
+      <w:start w:val="1"/>
+      <w:numFmt w:val="lowerLetter"/>
+      <w:lvlText w:val="%2."/>
+      <w:lvlJc w:val="left"/>
+      <w:pPr>
+        <w:ind w:left="1440" w:hanging="360"/>
+      </w:pPr>
+    </w:lvl>
+    <w:lvl w:ilvl="2" w:tplc="0C00001B" w:tentative="1">
+      <w:start w:val="1"/>
+      <w:numFmt w:val="lowerRoman"/>
+      <w:lvlText w:val="%3."/>
+      <w:lvlJc w:val="right"/>
+      <w:pPr>
+        <w:ind w:left="2160" w:hanging="180"/>
+      </w:pPr>
+    </w:lvl>
+    <w:lvl w:ilvl="3" w:tplc="0C00000F" w:tentative="1">
+      <w:start w:val="1"/>
+      <w:numFmt w:val="decimal"/>
+      <w:lvlText w:val="%4."/>
+      <w:lvlJc w:val="left"/>
+      <w:pPr>
+        <w:ind w:left="2880" w:hanging="360"/>
+      </w:pPr>
+    </w:lvl>
+    <w:lvl w:ilvl="4" w:tplc="0C000019" w:tentative="1">
+      <w:start w:val="1"/>
+      <w:numFmt w:val="lowerLetter"/>
+      <w:lvlText w:val="%5."/>
+      <w:lvlJc w:val="left"/>
+      <w:pPr>
+        <w:ind w:left="3600" w:hanging="360"/>
+      </w:pPr>
+    </w:lvl>
+    <w:lvl w:ilvl="5" w:tplc="0C00001B" w:tentative="1">
+      <w:start w:val="1"/>
+      <w:numFmt w:val="lowerRoman"/>
+      <w:lvlText w:val="%6."/>
+      <w:lvlJc w:val="right"/>
+      <w:pPr>
+        <w:ind w:left="4320" w:hanging="180"/>
+      </w:pPr>
+    </w:lvl>
+    <w:lvl w:ilvl="6" w:tplc="0C00000F" w:tentative="1">
+      <w:start w:val="1"/>
+      <w:numFmt w:val="decimal"/>
+      <w:lvlText w:val="%7."/>
+      <w:lvlJc w:val="left"/>
+      <w:pPr>
+        <w:ind w:left="5040" w:hanging="360"/>
+      </w:pPr>
+    </w:lvl>
+    <w:lvl w:ilvl="7" w:tplc="0C000019" w:tentative="1">
+      <w:start w:val="1"/>
+      <w:numFmt w:val="lowerLetter"/>
+      <w:lvlText w:val="%8."/>
+      <w:lvlJc w:val="left"/>
+      <w:pPr>
+        <w:ind w:left="5760" w:hanging="360"/>
+      </w:pPr>
+    </w:lvl>
+    <w:lvl w:ilvl="8" w:tplc="0C00001B" w:tentative="1">
+      <w:start w:val="1"/>
+      <w:numFmt w:val="lowerRoman"/>
+      <w:lvlText w:val="%9."/>
+      <w:lvlJc w:val="right"/>
+      <w:pPr>
+        <w:ind w:left="6480" w:hanging="180"/>
+      </w:pPr>
+    </w:lvl>
+  </w:abstractNum>
+  <w:abstractNum w:abstractNumId="10" w15:restartNumberingAfterBreak="0">
     <w:nsid w:val="3C4F65C8"/>
     <w:multiLevelType w:val="multilevel"/>
     <w:tmpl w:val="0D328BD2"/>
@@ -8163,7 +9170,7 @@
       </w:pPr>
     </w:lvl>
   </w:abstractNum>
-  <w:abstractNum w:abstractNumId="9" w15:restartNumberingAfterBreak="0">
+  <w:abstractNum w:abstractNumId="11" w15:restartNumberingAfterBreak="0">
     <w:nsid w:val="4CDF5908"/>
     <w:multiLevelType w:val="multilevel"/>
     <w:tmpl w:val="97D8ADFC"/>
@@ -8312,7 +9319,7 @@
       </w:rPr>
     </w:lvl>
   </w:abstractNum>
-  <w:abstractNum w:abstractNumId="10" w15:restartNumberingAfterBreak="0">
+  <w:abstractNum w:abstractNumId="12" w15:restartNumberingAfterBreak="0">
     <w:nsid w:val="4D12701D"/>
     <w:multiLevelType w:val="multilevel"/>
     <w:tmpl w:val="B64863EC"/>
@@ -8461,7 +9468,7 @@
       </w:rPr>
     </w:lvl>
   </w:abstractNum>
-  <w:abstractNum w:abstractNumId="11" w15:restartNumberingAfterBreak="0">
+  <w:abstractNum w:abstractNumId="13" w15:restartNumberingAfterBreak="0">
     <w:nsid w:val="7315455C"/>
     <w:multiLevelType w:val="multilevel"/>
     <w:tmpl w:val="50CAA6CC"/>
@@ -8610,7 +9617,7 @@
       </w:rPr>
     </w:lvl>
   </w:abstractNum>
-  <w:abstractNum w:abstractNumId="12" w15:restartNumberingAfterBreak="0">
+  <w:abstractNum w:abstractNumId="14" w15:restartNumberingAfterBreak="0">
     <w:nsid w:val="76C940E9"/>
     <w:multiLevelType w:val="multilevel"/>
     <w:tmpl w:val="F96652AC"/>
@@ -8723,7 +9730,7 @@
       </w:pPr>
     </w:lvl>
   </w:abstractNum>
-  <w:abstractNum w:abstractNumId="13" w15:restartNumberingAfterBreak="0">
+  <w:abstractNum w:abstractNumId="15" w15:restartNumberingAfterBreak="0">
     <w:nsid w:val="79D07753"/>
     <w:multiLevelType w:val="multilevel"/>
     <w:tmpl w:val="1A9E79EE"/>
@@ -8863,7 +9870,7 @@
       </w:rPr>
     </w:lvl>
   </w:abstractNum>
-  <w:abstractNum w:abstractNumId="14" w15:restartNumberingAfterBreak="0">
+  <w:abstractNum w:abstractNumId="16" w15:restartNumberingAfterBreak="0">
     <w:nsid w:val="7EB1275D"/>
     <w:multiLevelType w:val="multilevel"/>
     <w:tmpl w:val="B3CAE0E6"/>
@@ -9012,57 +10019,63 @@
       </w:rPr>
     </w:lvl>
   </w:abstractNum>
-  <w:num w:numId="1">
+  <w:num w:numId="1" w16cid:durableId="1860926494">
     <w:abstractNumId w:val="1"/>
   </w:num>
-  <w:num w:numId="2">
-    <w:abstractNumId w:val="13"/>
+  <w:num w:numId="2" w16cid:durableId="477303400">
+    <w:abstractNumId w:val="15"/>
   </w:num>
-  <w:num w:numId="3">
+  <w:num w:numId="3" w16cid:durableId="1819346471">
     <w:abstractNumId w:val="2"/>
   </w:num>
-  <w:num w:numId="4">
+  <w:num w:numId="4" w16cid:durableId="701328027">
     <w:abstractNumId w:val="0"/>
   </w:num>
-  <w:num w:numId="5">
-    <w:abstractNumId w:val="8"/>
+  <w:num w:numId="5" w16cid:durableId="126972834">
+    <w:abstractNumId w:val="10"/>
   </w:num>
-  <w:num w:numId="6">
+  <w:num w:numId="6" w16cid:durableId="1787771079">
     <w:abstractNumId w:val="2"/>
     <w:lvlOverride w:ilvl="0"/>
     <w:lvlOverride w:ilvl="1">
       <w:startOverride w:val="1"/>
     </w:lvlOverride>
   </w:num>
-  <w:num w:numId="7">
+  <w:num w:numId="7" w16cid:durableId="259797195">
     <w:abstractNumId w:val="4"/>
   </w:num>
-  <w:num w:numId="8">
+  <w:num w:numId="8" w16cid:durableId="984940862">
+    <w:abstractNumId w:val="16"/>
+  </w:num>
+  <w:num w:numId="9" w16cid:durableId="1557856420">
+    <w:abstractNumId w:val="11"/>
+  </w:num>
+  <w:num w:numId="10" w16cid:durableId="1029798247">
+    <w:abstractNumId w:val="8"/>
+  </w:num>
+  <w:num w:numId="11" w16cid:durableId="838545592">
+    <w:abstractNumId w:val="6"/>
+  </w:num>
+  <w:num w:numId="12" w16cid:durableId="390857734">
+    <w:abstractNumId w:val="7"/>
+  </w:num>
+  <w:num w:numId="13" w16cid:durableId="1062142460">
     <w:abstractNumId w:val="14"/>
   </w:num>
-  <w:num w:numId="9">
+  <w:num w:numId="14" w16cid:durableId="693573212">
+    <w:abstractNumId w:val="3"/>
+  </w:num>
+  <w:num w:numId="15" w16cid:durableId="827940717">
+    <w:abstractNumId w:val="12"/>
+  </w:num>
+  <w:num w:numId="16" w16cid:durableId="456531053">
+    <w:abstractNumId w:val="13"/>
+  </w:num>
+  <w:num w:numId="17" w16cid:durableId="1990940660">
     <w:abstractNumId w:val="9"/>
   </w:num>
-  <w:num w:numId="10">
-    <w:abstractNumId w:val="7"/>
-  </w:num>
-  <w:num w:numId="11">
+  <w:num w:numId="18" w16cid:durableId="646908067">
     <w:abstractNumId w:val="5"/>
-  </w:num>
-  <w:num w:numId="12">
-    <w:abstractNumId w:val="6"/>
-  </w:num>
-  <w:num w:numId="13">
-    <w:abstractNumId w:val="12"/>
-  </w:num>
-  <w:num w:numId="14">
-    <w:abstractNumId w:val="3"/>
-  </w:num>
-  <w:num w:numId="15">
-    <w:abstractNumId w:val="10"/>
-  </w:num>
-  <w:num w:numId="16">
-    <w:abstractNumId w:val="11"/>
   </w:num>
 </w:numbering>
 </file>
@@ -9472,10 +10485,6 @@
       <w:ind w:firstLine="720"/>
       <w:jc w:val="both"/>
     </w:pPr>
-    <w:rPr>
-      <w:rFonts w:ascii="Times New Roman" w:hAnsi="Times New Roman"/>
-      <w:sz w:val="28"/>
-    </w:rPr>
   </w:style>
   <w:style w:type="paragraph" w:styleId="1">
     <w:name w:val="heading 1"/>
@@ -9493,10 +10502,8 @@
       <w:outlineLvl w:val="0"/>
     </w:pPr>
     <w:rPr>
-      <w:rFonts w:ascii="Times New Roman" w:hAnsi="Times New Roman"/>
       <w:b/>
       <w:caps/>
-      <w:sz w:val="28"/>
       <w:szCs w:val="40"/>
     </w:rPr>
   </w:style>
@@ -9520,9 +10527,7 @@
       <w:outlineLvl w:val="1"/>
     </w:pPr>
     <w:rPr>
-      <w:rFonts w:ascii="Times New Roman" w:hAnsi="Times New Roman"/>
       <w:b/>
-      <w:sz w:val="28"/>
       <w:szCs w:val="36"/>
     </w:rPr>
   </w:style>
@@ -9544,9 +10549,8 @@
       <w:outlineLvl w:val="2"/>
     </w:pPr>
     <w:rPr>
-      <w:rFonts w:ascii="Times New Roman" w:hAnsi="Times New Roman"/>
       <w:i/>
-      <w:sz w:val="28"/>
+      <w:sz w:val="32"/>
       <w:szCs w:val="32"/>
     </w:rPr>
   </w:style>
@@ -9565,9 +10569,8 @@
       <w:outlineLvl w:val="3"/>
     </w:pPr>
     <w:rPr>
-      <w:rFonts w:ascii="Times New Roman" w:hAnsi="Times New Roman"/>
       <w:color w:val="666666"/>
-      <w:sz w:val="28"/>
+      <w:sz w:val="24"/>
       <w:szCs w:val="24"/>
     </w:rPr>
   </w:style>
@@ -9575,6 +10578,7 @@
     <w:name w:val="heading 5"/>
     <w:basedOn w:val="a"/>
     <w:next w:val="a"/>
+    <w:link w:val="50"/>
     <w:uiPriority w:val="9"/>
     <w:semiHidden/>
     <w:unhideWhenUsed/>
@@ -9586,9 +10590,8 @@
       <w:outlineLvl w:val="4"/>
     </w:pPr>
     <w:rPr>
-      <w:rFonts w:ascii="Times New Roman" w:hAnsi="Times New Roman"/>
       <w:color w:val="666666"/>
-      <w:sz w:val="28"/>
+      <w:sz w:val="22"/>
       <w:szCs w:val="22"/>
     </w:rPr>
   </w:style>
@@ -9607,17 +10610,15 @@
       <w:outlineLvl w:val="5"/>
     </w:pPr>
     <w:rPr>
-      <w:rFonts w:ascii="Times New Roman" w:hAnsi="Times New Roman"/>
       <w:i/>
       <w:color w:val="666666"/>
-      <w:sz w:val="28"/>
+      <w:sz w:val="22"/>
       <w:szCs w:val="22"/>
     </w:rPr>
   </w:style>
   <w:style w:type="character" w:default="1" w:styleId="a0">
     <w:name w:val="Default Paragraph Font"/>
     <w:uiPriority w:val="1"/>
-    <w:semiHidden/>
     <w:unhideWhenUsed/>
   </w:style>
   <w:style w:type="table" w:default="1" w:styleId="a1">
@@ -9734,8 +10735,7 @@
       <w:spacing w:after="60"/>
     </w:pPr>
     <w:rPr>
-      <w:rFonts w:ascii="Times New Roman" w:hAnsi="Times New Roman"/>
-      <w:sz w:val="28"/>
+      <w:sz w:val="52"/>
       <w:szCs w:val="52"/>
     </w:rPr>
   </w:style>
@@ -9745,17 +10745,12 @@
     <w:pPr>
       <w:spacing w:after="140" w:line="276" w:lineRule="auto"/>
     </w:pPr>
-    <w:rPr>
-      <w:rFonts w:ascii="Times New Roman" w:hAnsi="Times New Roman"/>
-      <w:sz w:val="28"/>
-    </w:rPr>
   </w:style>
   <w:style w:type="paragraph" w:styleId="af">
     <w:name w:val="List"/>
     <w:basedOn w:val="ae"/>
     <w:rPr>
-      <w:rFonts w:cs="Lohit Devanagari" w:ascii="Times New Roman" w:hAnsi="Times New Roman"/>
-      <w:sz w:val="28"/>
+      <w:rFonts w:cs="Lohit Devanagari"/>
     </w:rPr>
   </w:style>
   <w:style w:type="paragraph" w:styleId="af0">
@@ -9771,19 +10766,13 @@
       <w:jc w:val="center"/>
     </w:pPr>
     <w:rPr>
-      <w:rFonts w:ascii="Times New Roman" w:hAnsi="Times New Roman"/>
       <w:iCs/>
-      <w:sz w:val="28"/>
       <w:szCs w:val="18"/>
     </w:rPr>
   </w:style>
   <w:style w:type="paragraph" w:styleId="af1">
     <w:name w:val="index heading"/>
     <w:basedOn w:val="ad"/>
-    <w:rPr>
-      <w:rFonts w:ascii="Times New Roman" w:hAnsi="Times New Roman"/>
-      <w:sz w:val="28"/>
-    </w:rPr>
   </w:style>
   <w:style w:type="paragraph" w:styleId="af2">
     <w:name w:val="Subtitle"/>
@@ -9797,9 +10786,9 @@
       <w:spacing w:after="320"/>
     </w:pPr>
     <w:rPr>
-      <w:rFonts w:ascii="Times New Roman" w:eastAsia="Arial" w:hAnsi="Times New Roman" w:cs="Arial"/>
+      <w:rFonts w:ascii="Arial" w:eastAsia="Arial" w:hAnsi="Arial" w:cs="Arial"/>
       <w:color w:val="666666"/>
-      <w:sz w:val="28"/>
+      <w:sz w:val="30"/>
       <w:szCs w:val="30"/>
     </w:rPr>
   </w:style>
@@ -9807,10 +10796,6 @@
     <w:name w:val="Колонтитул"/>
     <w:basedOn w:val="a"/>
     <w:qFormat/>
-    <w:rPr>
-      <w:rFonts w:ascii="Times New Roman" w:hAnsi="Times New Roman"/>
-      <w:sz w:val="28"/>
-    </w:rPr>
   </w:style>
   <w:style w:type="paragraph" w:styleId="a4">
     <w:name w:val="header"/>
@@ -9826,10 +10811,6 @@
       </w:tabs>
       <w:spacing w:line="240" w:lineRule="auto"/>
     </w:pPr>
-    <w:rPr>
-      <w:rFonts w:ascii="Times New Roman" w:hAnsi="Times New Roman"/>
-      <w:sz w:val="28"/>
-    </w:rPr>
   </w:style>
   <w:style w:type="paragraph" w:styleId="a6">
     <w:name w:val="footer"/>
@@ -9845,10 +10826,6 @@
       </w:tabs>
       <w:spacing w:line="240" w:lineRule="auto"/>
     </w:pPr>
-    <w:rPr>
-      <w:rFonts w:ascii="Times New Roman" w:hAnsi="Times New Roman"/>
-      <w:sz w:val="28"/>
-    </w:rPr>
   </w:style>
   <w:style w:type="paragraph" w:styleId="af4">
     <w:name w:val="List Paragraph"/>
@@ -9860,10 +10837,6 @@
       <w:ind w:left="720"/>
       <w:contextualSpacing/>
     </w:pPr>
-    <w:rPr>
-      <w:rFonts w:ascii="Times New Roman" w:hAnsi="Times New Roman"/>
-      <w:sz w:val="28"/>
-    </w:rPr>
   </w:style>
   <w:style w:type="paragraph" w:styleId="20">
     <w:name w:val="toc 2"/>
@@ -9877,10 +10850,6 @@
       <w:spacing w:after="100"/>
       <w:ind w:left="280"/>
     </w:pPr>
-    <w:rPr>
-      <w:rFonts w:ascii="Times New Roman" w:hAnsi="Times New Roman"/>
-      <w:sz w:val="28"/>
-    </w:rPr>
   </w:style>
   <w:style w:type="paragraph" w:styleId="30">
     <w:name w:val="toc 3"/>
@@ -9894,10 +10863,6 @@
       <w:spacing w:after="100"/>
       <w:ind w:left="560"/>
     </w:pPr>
-    <w:rPr>
-      <w:rFonts w:ascii="Times New Roman" w:hAnsi="Times New Roman"/>
-      <w:sz w:val="28"/>
-    </w:rPr>
   </w:style>
   <w:style w:type="paragraph" w:styleId="af5">
     <w:name w:val="TOC Heading"/>
@@ -9913,9 +10878,9 @@
       <w:outlineLvl w:val="9"/>
     </w:pPr>
     <w:rPr>
-      <w:rFonts w:asciiTheme="majorHAnsi" w:eastAsiaTheme="majorEastAsia" w:hAnsiTheme="majorHAnsi" w:cstheme="majorBidi" w:ascii="Times New Roman" w:hAnsi="Times New Roman"/>
+      <w:rFonts w:asciiTheme="majorHAnsi" w:eastAsiaTheme="majorEastAsia" w:hAnsiTheme="majorHAnsi" w:cstheme="majorBidi"/>
       <w:color w:val="365F91" w:themeColor="accent1" w:themeShade="BF"/>
-      <w:sz w:val="28"/>
+      <w:sz w:val="32"/>
       <w:szCs w:val="32"/>
       <w:highlight w:val="none"/>
     </w:rPr>
@@ -9933,8 +10898,8 @@
       <w:spacing w:line="240" w:lineRule="auto"/>
     </w:pPr>
     <w:rPr>
-      <w:rFonts w:ascii="Times New Roman" w:hAnsi="Times New Roman" w:cs="Segoe UI"/>
-      <w:sz w:val="28"/>
+      <w:rFonts w:ascii="Segoe UI" w:hAnsi="Segoe UI" w:cs="Segoe UI"/>
+      <w:sz w:val="18"/>
       <w:szCs w:val="18"/>
     </w:rPr>
   </w:style>
@@ -9949,10 +10914,6 @@
     <w:pPr>
       <w:spacing w:after="100"/>
     </w:pPr>
-    <w:rPr>
-      <w:rFonts w:ascii="Times New Roman" w:hAnsi="Times New Roman"/>
-      <w:sz w:val="28"/>
-    </w:rPr>
   </w:style>
   <w:style w:type="paragraph" w:styleId="af6">
     <w:name w:val="Normal (Web)"/>
@@ -9968,8 +10929,7 @@
       <w:jc w:val="left"/>
     </w:pPr>
     <w:rPr>
-      <w:rFonts w:ascii="Times New Roman" w:hAnsi="Times New Roman"/>
-      <w:sz w:val="28"/>
+      <w:sz w:val="24"/>
       <w:szCs w:val="24"/>
       <w:highlight w:val="none"/>
     </w:rPr>
@@ -9984,8 +10944,7 @@
       <w:ind w:firstLine="709"/>
     </w:pPr>
     <w:rPr>
-      <w:rFonts w:ascii="Times New Roman" w:hAnsi="Times New Roman"/>
-      <w:sz w:val="28"/>
+      <w:sz w:val="24"/>
       <w:highlight w:val="none"/>
     </w:rPr>
   </w:style>
@@ -10011,8 +10970,7 @@
       <w:jc w:val="left"/>
     </w:pPr>
     <w:rPr>
-      <w:rFonts w:ascii="Times New Roman" w:hAnsi="Times New Roman"/>
-      <w:sz w:val="28"/>
+      <w:sz w:val="24"/>
       <w:szCs w:val="24"/>
       <w:highlight w:val="none"/>
     </w:rPr>
@@ -10037,6 +10995,19 @@
     <w:rPr>
       <w:color w:val="0000FF" w:themeColor="hyperlink"/>
       <w:u w:val="single"/>
+    </w:rPr>
+  </w:style>
+  <w:style w:type="character" w:customStyle="1" w:styleId="50">
+    <w:name w:val="Заголовок 5 Знак"/>
+    <w:basedOn w:val="a0"/>
+    <w:link w:val="5"/>
+    <w:uiPriority w:val="9"/>
+    <w:semiHidden/>
+    <w:rsid w:val="004204B6"/>
+    <w:rPr>
+      <w:color w:val="666666"/>
+      <w:sz w:val="22"/>
+      <w:szCs w:val="22"/>
     </w:rPr>
   </w:style>
 </w:styles>

--- a/docs/report.docx
+++ b/docs/report.docx
@@ -4035,6 +4035,21 @@
     </w:p>
     <w:p>
       <w:pPr>
+        <w:spacing w:before="100" w:beforeAutospacing="1"/>
+        <w:jc w:val="left"/>
+        <w:rPr>
+          <w:highlight w:val="none"/>
+        </w:rPr>
+      </w:pPr>
+      <w:r>
+        <w:rPr>
+          <w:highlight w:val="none"/>
+        </w:rPr>
+        <w:t>На основании выбранных технологий была спроектирована общая архитектура приложения. Архитектурное решение определяет взаимодействие клиентской и серверной частей системы, а также порядок обмена данными между ними. Общая схема взаимодействия компонентов представлена на рисунке 1.</w:t>
+      </w:r>
+    </w:p>
+    <w:p>
+      <w:pPr>
         <w:pStyle w:val="ds-markdown-paragraph"/>
         <w:spacing w:before="0" w:beforeAutospacing="0" w:after="0" w:afterAutospacing="0" w:line="360" w:lineRule="auto"/>
         <w:jc w:val="center"/>
@@ -4045,6 +4060,7 @@
       <w:r>
         <w:rPr>
           <w:rStyle w:val="af7"/>
+          <w:noProof/>
         </w:rPr>
         <w:lastRenderedPageBreak/>
         <w:drawing>
@@ -4141,41 +4157,36 @@
         <w:pStyle w:val="ds-markdown-paragraph"/>
         <w:spacing w:before="0" w:beforeAutospacing="0" w:after="0" w:afterAutospacing="0" w:line="360" w:lineRule="auto"/>
         <w:ind w:firstLine="709"/>
-        <w:jc w:val="center"/>
+        <w:rPr>
+          <w:sz w:val="28"/>
+          <w:szCs w:val="28"/>
+          <w:lang w:val="ru-KZ"/>
+        </w:rPr>
+      </w:pPr>
+      <w:r>
         <w:rPr>
           <w:b/>
           <w:bCs/>
-        </w:rPr>
-      </w:pPr>
-      <w:r>
-        <w:rPr>
-          <w:rStyle w:val="af7"/>
-          <w:sz w:val="28"/>
+          <w:sz w:val="28"/>
+          <w:szCs w:val="28"/>
+          <w:lang w:val="ru-KZ"/>
         </w:rPr>
         <w:t>Архитектура приложения</w:t>
       </w:r>
       <w:r>
         <w:rPr>
           <w:sz w:val="28"/>
-        </w:rPr>
-        <w:t> — клиент-серверная</w:t>
-      </w:r>
-      <w:r>
-        <w:rPr>
-          <w:sz w:val="28"/>
-        </w:rPr>
-        <w:t xml:space="preserve"> (см. Рисунок 1)</w:t>
-      </w:r>
-      <w:r>
-        <w:rPr>
-          <w:sz w:val="28"/>
-        </w:rPr>
-        <w:t xml:space="preserve">. Клиентская часть реализована на </w:t>
+          <w:szCs w:val="28"/>
+          <w:lang w:val="ru-KZ"/>
+        </w:rPr>
+        <w:t xml:space="preserve"> — клиент-серверная (см. рисунок 1). Клиентская часть реализована на </w:t>
       </w:r>
       <w:proofErr w:type="spellStart"/>
       <w:r>
         <w:rPr>
           <w:sz w:val="28"/>
+          <w:szCs w:val="28"/>
+          <w:lang w:val="ru-KZ"/>
         </w:rPr>
         <w:t>Tkinter</w:t>
       </w:r>
@@ -4183,13 +4194,17 @@
       <w:r>
         <w:rPr>
           <w:sz w:val="28"/>
-        </w:rPr>
-        <w:t xml:space="preserve"> и взаимодействует с серверной частью через HTTP-запросы. Серверная часть построена на </w:t>
+          <w:szCs w:val="28"/>
+          <w:lang w:val="ru-KZ"/>
+        </w:rPr>
+        <w:t xml:space="preserve"> и взаимодействует с серверной частью посредством HTTP-запросов. Серверная часть построена на </w:t>
       </w:r>
       <w:proofErr w:type="spellStart"/>
       <w:r>
         <w:rPr>
           <w:sz w:val="28"/>
+          <w:szCs w:val="28"/>
+          <w:lang w:val="ru-KZ"/>
         </w:rPr>
         <w:t>FastAPI</w:t>
       </w:r>
@@ -4197,13 +4212,17 @@
       <w:r>
         <w:rPr>
           <w:sz w:val="28"/>
-        </w:rPr>
-        <w:t xml:space="preserve"> и обеспечивает всю бизнес-логику, взаимодействие с базой данных </w:t>
+          <w:szCs w:val="28"/>
+          <w:lang w:val="ru-KZ"/>
+        </w:rPr>
+        <w:t xml:space="preserve"> и реализует бизнес-логику приложения, взаимодействие с базой данных </w:t>
       </w:r>
       <w:proofErr w:type="spellStart"/>
       <w:r>
         <w:rPr>
           <w:sz w:val="28"/>
+          <w:szCs w:val="28"/>
+          <w:lang w:val="ru-KZ"/>
         </w:rPr>
         <w:t>SQLite</w:t>
       </w:r>
@@ -4211,13 +4230,17 @@
       <w:r>
         <w:rPr>
           <w:sz w:val="28"/>
-        </w:rPr>
-        <w:t xml:space="preserve"> и генерацию документов. Серверная часть и база данных работают в </w:t>
+          <w:szCs w:val="28"/>
+          <w:lang w:val="ru-KZ"/>
+        </w:rPr>
+        <w:t xml:space="preserve"> и формирование документов. Для обеспечения переносимости и упрощения развертывания сервер и база данных размещаются в </w:t>
       </w:r>
       <w:proofErr w:type="spellStart"/>
       <w:r>
         <w:rPr>
           <w:sz w:val="28"/>
+          <w:szCs w:val="28"/>
+          <w:lang w:val="ru-KZ"/>
         </w:rPr>
         <w:t>Docker</w:t>
       </w:r>
@@ -4225,30 +4248,31 @@
       <w:r>
         <w:rPr>
           <w:sz w:val="28"/>
-        </w:rPr>
-        <w:t>-контейнерах для обеспечения переносимости и изоляции окружения.</w:t>
-      </w:r>
-      <w:r>
-        <w:br w:type="page"/>
-      </w:r>
-      <w:bookmarkStart w:id="10" w:name="_Toc233319897"/>
-      <w:r>
+          <w:szCs w:val="28"/>
+          <w:lang w:val="ru-KZ"/>
+        </w:rPr>
+        <w:t>-контейнерах.</w:t>
+      </w:r>
+    </w:p>
+    <w:p>
+      <w:pPr>
+        <w:pStyle w:val="ds-markdown-paragraph"/>
+        <w:numPr>
+          <w:ilvl w:val="0"/>
+          <w:numId w:val="19"/>
+        </w:numPr>
+        <w:spacing w:before="0" w:beforeAutospacing="0" w:after="0" w:afterAutospacing="0" w:line="360" w:lineRule="auto"/>
         <w:rPr>
           <w:b/>
           <w:bCs/>
           <w:sz w:val="28"/>
           <w:szCs w:val="28"/>
         </w:rPr>
-        <w:lastRenderedPageBreak/>
-        <w:t>1.</w:t>
-      </w:r>
-      <w:r>
-        <w:rPr>
-          <w:sz w:val="28"/>
-          <w:szCs w:val="28"/>
-        </w:rPr>
-        <w:t xml:space="preserve"> </w:t>
-      </w:r>
+      </w:pPr>
+      <w:r>
+        <w:br w:type="page"/>
+      </w:r>
+      <w:bookmarkStart w:id="10" w:name="_Toc233319897"/>
       <w:r>
         <w:rPr>
           <w:b/>
@@ -4256,6 +4280,7 @@
           <w:sz w:val="28"/>
           <w:szCs w:val="28"/>
         </w:rPr>
+        <w:lastRenderedPageBreak/>
         <w:t xml:space="preserve">2. </w:t>
       </w:r>
       <w:r>
@@ -4268,6 +4293,17 @@
         <w:t>Проектирование функциональности приложения</w:t>
       </w:r>
       <w:bookmarkEnd w:id="10"/>
+    </w:p>
+    <w:p>
+      <w:pPr>
+        <w:pStyle w:val="ds-markdown-paragraph"/>
+        <w:spacing w:before="0" w:beforeAutospacing="0" w:after="0" w:afterAutospacing="0" w:line="360" w:lineRule="auto"/>
+        <w:ind w:left="709"/>
+        <w:rPr>
+          <w:b/>
+          <w:bCs/>
+        </w:rPr>
+      </w:pPr>
     </w:p>
     <w:p>
       <w:pPr>
@@ -4307,7 +4343,23 @@
           <w:sz w:val="28"/>
           <w:u w:val="single" w:color="FFFFFF" w:themeColor="background1"/>
         </w:rPr>
-        <w:t>Один преподаватель может создать несколько тем (связь 1:N).</w:t>
+        <w:t xml:space="preserve">Один преподаватель может создать несколько тем (связь </w:t>
+      </w:r>
+      <w:proofErr w:type="gramStart"/>
+      <w:r>
+        <w:rPr>
+          <w:sz w:val="28"/>
+          <w:u w:val="single" w:color="FFFFFF" w:themeColor="background1"/>
+        </w:rPr>
+        <w:t>1:N</w:t>
+      </w:r>
+      <w:proofErr w:type="gramEnd"/>
+      <w:r>
+        <w:rPr>
+          <w:sz w:val="28"/>
+          <w:u w:val="single" w:color="FFFFFF" w:themeColor="background1"/>
+        </w:rPr>
+        <w:t>).</w:t>
       </w:r>
     </w:p>
     <w:p>
@@ -4351,14 +4403,7 @@
           <w:sz w:val="28"/>
           <w:u w:val="single" w:color="FFFFFF" w:themeColor="background1"/>
         </w:rPr>
-        <w:t>Один студент может иметь только одну активную запись на тему (контролируется на уровне приложения</w:t>
-      </w:r>
-      <w:r>
-        <w:rPr>
-          <w:sz w:val="28"/>
-          <w:u w:val="single" w:color="FFFFFF" w:themeColor="background1"/>
-        </w:rPr>
-        <w:t xml:space="preserve">). </w:t>
+        <w:t xml:space="preserve">Один студент может иметь только одну активную запись на тему (контролируется на уровне приложения). </w:t>
       </w:r>
     </w:p>
     <w:p>
@@ -4386,11 +4431,12 @@
       </w:pPr>
       <w:r>
         <w:rPr>
+          <w:noProof/>
           <w:sz w:val="28"/>
           <w:u w:val="single" w:color="FFFFFF" w:themeColor="background1"/>
         </w:rPr>
         <w:drawing>
-          <wp:anchor distT="0" distB="0" distL="114300" distR="114300" simplePos="0" relativeHeight="251658240" behindDoc="0" locked="0" layoutInCell="1" allowOverlap="1" wp14:anchorId="767BB483" wp14:editId="70F4471E">
+          <wp:anchor distT="0" distB="0" distL="114300" distR="114300" simplePos="0" relativeHeight="251658240" behindDoc="0" locked="0" layoutInCell="1" allowOverlap="1" wp14:anchorId="767BB483" wp14:editId="345F8D61">
             <wp:simplePos x="0" y="0"/>
             <wp:positionH relativeFrom="margin">
               <wp:align>right</wp:align>
@@ -4518,19 +4564,7 @@
         <w:rPr>
           <w:sz w:val="28"/>
         </w:rPr>
-        <w:t xml:space="preserve">(см. Рисунок </w:t>
-      </w:r>
-      <w:r>
-        <w:rPr>
-          <w:sz w:val="28"/>
-        </w:rPr>
-        <w:t>3</w:t>
-      </w:r>
-      <w:r>
-        <w:rPr>
-          <w:sz w:val="28"/>
-        </w:rPr>
-        <w:t>)</w:t>
+        <w:t>(см. Рисунок 3)</w:t>
       </w:r>
       <w:r>
         <w:rPr>
@@ -4680,6 +4714,7 @@
           <w:sz w:val="28"/>
           <w:u w:val="single" w:color="FFFFFF" w:themeColor="background1"/>
         </w:rPr>
+        <w:lastRenderedPageBreak/>
         <w:t>Student</w:t>
       </w:r>
       <w:proofErr w:type="spellEnd"/>
@@ -4712,7 +4747,6 @@
           <w:sz w:val="28"/>
           <w:u w:val="single" w:color="FFFFFF" w:themeColor="background1"/>
         </w:rPr>
-        <w:lastRenderedPageBreak/>
         <w:t>Teacher</w:t>
       </w:r>
       <w:proofErr w:type="spellEnd"/>
@@ -5273,6 +5307,7 @@
       </w:pPr>
       <w:r>
         <w:rPr>
+          <w:noProof/>
           <w:sz w:val="28"/>
         </w:rPr>
         <w:lastRenderedPageBreak/>
@@ -6133,7 +6168,23 @@
           <w:sz w:val="28"/>
           <w:u w:val="single" w:color="FFFFFF" w:themeColor="background1"/>
         </w:rPr>
-        <w:t xml:space="preserve"> (0..1) — одна тема может быть занята не более чем одним студентом.</w:t>
+        <w:t xml:space="preserve"> (</w:t>
+      </w:r>
+      <w:proofErr w:type="gramStart"/>
+      <w:r>
+        <w:rPr>
+          <w:sz w:val="28"/>
+          <w:u w:val="single" w:color="FFFFFF" w:themeColor="background1"/>
+        </w:rPr>
+        <w:t>0..</w:t>
+      </w:r>
+      <w:proofErr w:type="gramEnd"/>
+      <w:r>
+        <w:rPr>
+          <w:sz w:val="28"/>
+          <w:u w:val="single" w:color="FFFFFF" w:themeColor="background1"/>
+        </w:rPr>
+        <w:t>1) — одна тема может быть занята не более чем одним студентом.</w:t>
       </w:r>
     </w:p>
     <w:p>
@@ -6199,6 +6250,7 @@
         <w:rPr>
           <w:b/>
           <w:bCs/>
+          <w:noProof/>
           <w:u w:val="single" w:color="FFFFFF" w:themeColor="background1"/>
         </w:rPr>
         <w:lastRenderedPageBreak/>
@@ -6561,7 +6613,23 @@
           <w:i/>
           <w:color w:val="C00000"/>
         </w:rPr>
-        <w:t>В ходе практики было разработано …..</w:t>
+        <w:t>В ходе практики было разработано</w:t>
+      </w:r>
+      <w:proofErr w:type="gramStart"/>
+      <w:r>
+        <w:rPr>
+          <w:i/>
+          <w:color w:val="C00000"/>
+        </w:rPr>
+        <w:t xml:space="preserve"> ….</w:t>
+      </w:r>
+      <w:proofErr w:type="gramEnd"/>
+      <w:r>
+        <w:rPr>
+          <w:i/>
+          <w:color w:val="C00000"/>
+        </w:rPr>
+        <w:t>.</w:t>
       </w:r>
     </w:p>
     <w:p>
@@ -8549,6 +8617,95 @@
     </w:lvl>
   </w:abstractNum>
   <w:abstractNum w:abstractNumId="6" w15:restartNumberingAfterBreak="0">
+    <w:nsid w:val="1B6065B1"/>
+    <w:multiLevelType w:val="hybridMultilevel"/>
+    <w:tmpl w:val="0122F506"/>
+    <w:lvl w:ilvl="0" w:tplc="E4FEAB7A">
+      <w:start w:val="1"/>
+      <w:numFmt w:val="decimal"/>
+      <w:lvlText w:val="%1."/>
+      <w:lvlJc w:val="left"/>
+      <w:pPr>
+        <w:ind w:left="1069" w:hanging="360"/>
+      </w:pPr>
+      <w:rPr>
+        <w:rFonts w:hint="default"/>
+      </w:rPr>
+    </w:lvl>
+    <w:lvl w:ilvl="1" w:tplc="0C000019" w:tentative="1">
+      <w:start w:val="1"/>
+      <w:numFmt w:val="lowerLetter"/>
+      <w:lvlText w:val="%2."/>
+      <w:lvlJc w:val="left"/>
+      <w:pPr>
+        <w:ind w:left="1789" w:hanging="360"/>
+      </w:pPr>
+    </w:lvl>
+    <w:lvl w:ilvl="2" w:tplc="0C00001B" w:tentative="1">
+      <w:start w:val="1"/>
+      <w:numFmt w:val="lowerRoman"/>
+      <w:lvlText w:val="%3."/>
+      <w:lvlJc w:val="right"/>
+      <w:pPr>
+        <w:ind w:left="2509" w:hanging="180"/>
+      </w:pPr>
+    </w:lvl>
+    <w:lvl w:ilvl="3" w:tplc="0C00000F" w:tentative="1">
+      <w:start w:val="1"/>
+      <w:numFmt w:val="decimal"/>
+      <w:lvlText w:val="%4."/>
+      <w:lvlJc w:val="left"/>
+      <w:pPr>
+        <w:ind w:left="3229" w:hanging="360"/>
+      </w:pPr>
+    </w:lvl>
+    <w:lvl w:ilvl="4" w:tplc="0C000019" w:tentative="1">
+      <w:start w:val="1"/>
+      <w:numFmt w:val="lowerLetter"/>
+      <w:lvlText w:val="%5."/>
+      <w:lvlJc w:val="left"/>
+      <w:pPr>
+        <w:ind w:left="3949" w:hanging="360"/>
+      </w:pPr>
+    </w:lvl>
+    <w:lvl w:ilvl="5" w:tplc="0C00001B" w:tentative="1">
+      <w:start w:val="1"/>
+      <w:numFmt w:val="lowerRoman"/>
+      <w:lvlText w:val="%6."/>
+      <w:lvlJc w:val="right"/>
+      <w:pPr>
+        <w:ind w:left="4669" w:hanging="180"/>
+      </w:pPr>
+    </w:lvl>
+    <w:lvl w:ilvl="6" w:tplc="0C00000F" w:tentative="1">
+      <w:start w:val="1"/>
+      <w:numFmt w:val="decimal"/>
+      <w:lvlText w:val="%7."/>
+      <w:lvlJc w:val="left"/>
+      <w:pPr>
+        <w:ind w:left="5389" w:hanging="360"/>
+      </w:pPr>
+    </w:lvl>
+    <w:lvl w:ilvl="7" w:tplc="0C000019" w:tentative="1">
+      <w:start w:val="1"/>
+      <w:numFmt w:val="lowerLetter"/>
+      <w:lvlText w:val="%8."/>
+      <w:lvlJc w:val="left"/>
+      <w:pPr>
+        <w:ind w:left="6109" w:hanging="360"/>
+      </w:pPr>
+    </w:lvl>
+    <w:lvl w:ilvl="8" w:tplc="0C00001B" w:tentative="1">
+      <w:start w:val="1"/>
+      <w:numFmt w:val="lowerRoman"/>
+      <w:lvlText w:val="%9."/>
+      <w:lvlJc w:val="right"/>
+      <w:pPr>
+        <w:ind w:left="6829" w:hanging="180"/>
+      </w:pPr>
+    </w:lvl>
+  </w:abstractNum>
+  <w:abstractNum w:abstractNumId="7" w15:restartNumberingAfterBreak="0">
     <w:nsid w:val="1DD81A47"/>
     <w:multiLevelType w:val="multilevel"/>
     <w:tmpl w:val="B2A4E9AE"/>
@@ -8661,7 +8818,7 @@
       </w:pPr>
     </w:lvl>
   </w:abstractNum>
-  <w:abstractNum w:abstractNumId="7" w15:restartNumberingAfterBreak="0">
+  <w:abstractNum w:abstractNumId="8" w15:restartNumberingAfterBreak="0">
     <w:nsid w:val="203245FE"/>
     <w:multiLevelType w:val="multilevel"/>
     <w:tmpl w:val="E0BAC584"/>
@@ -8810,7 +8967,7 @@
       </w:rPr>
     </w:lvl>
   </w:abstractNum>
-  <w:abstractNum w:abstractNumId="8" w15:restartNumberingAfterBreak="0">
+  <w:abstractNum w:abstractNumId="9" w15:restartNumberingAfterBreak="0">
     <w:nsid w:val="25945D4F"/>
     <w:multiLevelType w:val="multilevel"/>
     <w:tmpl w:val="CEBC8232"/>
@@ -8959,7 +9116,7 @@
       </w:rPr>
     </w:lvl>
   </w:abstractNum>
-  <w:abstractNum w:abstractNumId="9" w15:restartNumberingAfterBreak="0">
+  <w:abstractNum w:abstractNumId="10" w15:restartNumberingAfterBreak="0">
     <w:nsid w:val="3A1F6D91"/>
     <w:multiLevelType w:val="hybridMultilevel"/>
     <w:tmpl w:val="C79416FC"/>
@@ -9048,7 +9205,7 @@
       </w:pPr>
     </w:lvl>
   </w:abstractNum>
-  <w:abstractNum w:abstractNumId="10" w15:restartNumberingAfterBreak="0">
+  <w:abstractNum w:abstractNumId="11" w15:restartNumberingAfterBreak="0">
     <w:nsid w:val="3C4F65C8"/>
     <w:multiLevelType w:val="multilevel"/>
     <w:tmpl w:val="0D328BD2"/>
@@ -9170,7 +9327,7 @@
       </w:pPr>
     </w:lvl>
   </w:abstractNum>
-  <w:abstractNum w:abstractNumId="11" w15:restartNumberingAfterBreak="0">
+  <w:abstractNum w:abstractNumId="12" w15:restartNumberingAfterBreak="0">
     <w:nsid w:val="4CDF5908"/>
     <w:multiLevelType w:val="multilevel"/>
     <w:tmpl w:val="97D8ADFC"/>
@@ -9319,7 +9476,7 @@
       </w:rPr>
     </w:lvl>
   </w:abstractNum>
-  <w:abstractNum w:abstractNumId="12" w15:restartNumberingAfterBreak="0">
+  <w:abstractNum w:abstractNumId="13" w15:restartNumberingAfterBreak="0">
     <w:nsid w:val="4D12701D"/>
     <w:multiLevelType w:val="multilevel"/>
     <w:tmpl w:val="B64863EC"/>
@@ -9468,7 +9625,7 @@
       </w:rPr>
     </w:lvl>
   </w:abstractNum>
-  <w:abstractNum w:abstractNumId="13" w15:restartNumberingAfterBreak="0">
+  <w:abstractNum w:abstractNumId="14" w15:restartNumberingAfterBreak="0">
     <w:nsid w:val="7315455C"/>
     <w:multiLevelType w:val="multilevel"/>
     <w:tmpl w:val="50CAA6CC"/>
@@ -9617,7 +9774,7 @@
       </w:rPr>
     </w:lvl>
   </w:abstractNum>
-  <w:abstractNum w:abstractNumId="14" w15:restartNumberingAfterBreak="0">
+  <w:abstractNum w:abstractNumId="15" w15:restartNumberingAfterBreak="0">
     <w:nsid w:val="76C940E9"/>
     <w:multiLevelType w:val="multilevel"/>
     <w:tmpl w:val="F96652AC"/>
@@ -9730,7 +9887,7 @@
       </w:pPr>
     </w:lvl>
   </w:abstractNum>
-  <w:abstractNum w:abstractNumId="15" w15:restartNumberingAfterBreak="0">
+  <w:abstractNum w:abstractNumId="16" w15:restartNumberingAfterBreak="0">
     <w:nsid w:val="79D07753"/>
     <w:multiLevelType w:val="multilevel"/>
     <w:tmpl w:val="1A9E79EE"/>
@@ -9870,7 +10027,7 @@
       </w:rPr>
     </w:lvl>
   </w:abstractNum>
-  <w:abstractNum w:abstractNumId="16" w15:restartNumberingAfterBreak="0">
+  <w:abstractNum w:abstractNumId="17" w15:restartNumberingAfterBreak="0">
     <w:nsid w:val="7EB1275D"/>
     <w:multiLevelType w:val="multilevel"/>
     <w:tmpl w:val="B3CAE0E6"/>
@@ -10023,7 +10180,7 @@
     <w:abstractNumId w:val="1"/>
   </w:num>
   <w:num w:numId="2" w16cid:durableId="477303400">
-    <w:abstractNumId w:val="15"/>
+    <w:abstractNumId w:val="16"/>
   </w:num>
   <w:num w:numId="3" w16cid:durableId="1819346471">
     <w:abstractNumId w:val="2"/>
@@ -10032,7 +10189,7 @@
     <w:abstractNumId w:val="0"/>
   </w:num>
   <w:num w:numId="5" w16cid:durableId="126972834">
-    <w:abstractNumId w:val="10"/>
+    <w:abstractNumId w:val="11"/>
   </w:num>
   <w:num w:numId="6" w16cid:durableId="1787771079">
     <w:abstractNumId w:val="2"/>
@@ -10045,37 +10202,40 @@
     <w:abstractNumId w:val="4"/>
   </w:num>
   <w:num w:numId="8" w16cid:durableId="984940862">
-    <w:abstractNumId w:val="16"/>
+    <w:abstractNumId w:val="17"/>
   </w:num>
   <w:num w:numId="9" w16cid:durableId="1557856420">
-    <w:abstractNumId w:val="11"/>
+    <w:abstractNumId w:val="12"/>
   </w:num>
   <w:num w:numId="10" w16cid:durableId="1029798247">
+    <w:abstractNumId w:val="9"/>
+  </w:num>
+  <w:num w:numId="11" w16cid:durableId="838545592">
+    <w:abstractNumId w:val="7"/>
+  </w:num>
+  <w:num w:numId="12" w16cid:durableId="390857734">
     <w:abstractNumId w:val="8"/>
   </w:num>
-  <w:num w:numId="11" w16cid:durableId="838545592">
-    <w:abstractNumId w:val="6"/>
-  </w:num>
-  <w:num w:numId="12" w16cid:durableId="390857734">
-    <w:abstractNumId w:val="7"/>
-  </w:num>
   <w:num w:numId="13" w16cid:durableId="1062142460">
-    <w:abstractNumId w:val="14"/>
+    <w:abstractNumId w:val="15"/>
   </w:num>
   <w:num w:numId="14" w16cid:durableId="693573212">
     <w:abstractNumId w:val="3"/>
   </w:num>
   <w:num w:numId="15" w16cid:durableId="827940717">
-    <w:abstractNumId w:val="12"/>
+    <w:abstractNumId w:val="13"/>
   </w:num>
   <w:num w:numId="16" w16cid:durableId="456531053">
-    <w:abstractNumId w:val="13"/>
+    <w:abstractNumId w:val="14"/>
   </w:num>
   <w:num w:numId="17" w16cid:durableId="1990940660">
-    <w:abstractNumId w:val="9"/>
+    <w:abstractNumId w:val="10"/>
   </w:num>
   <w:num w:numId="18" w16cid:durableId="646908067">
     <w:abstractNumId w:val="5"/>
+  </w:num>
+  <w:num w:numId="19" w16cid:durableId="1330674545">
+    <w:abstractNumId w:val="6"/>
   </w:num>
 </w:numbering>
 </file>

--- a/docs/report.docx
+++ b/docs/report.docx
@@ -4308,113 +4308,22 @@
     <w:p>
       <w:pPr>
         <w:pStyle w:val="ds-markdown-paragraph"/>
-        <w:spacing w:after="0" w:afterAutospacing="0" w:line="360" w:lineRule="auto"/>
+        <w:spacing w:before="0" w:beforeAutospacing="0" w:after="0" w:afterAutospacing="0" w:line="360" w:lineRule="auto"/>
         <w:ind w:firstLine="709"/>
-        <w:jc w:val="both"/>
-        <w:rPr>
-          <w:u w:val="single" w:color="FFFFFF" w:themeColor="background1"/>
-        </w:rPr>
-      </w:pPr>
-      <w:r>
-        <w:rPr>
-          <w:rStyle w:val="af7"/>
-          <w:sz w:val="28"/>
-          <w:u w:val="single" w:color="FFFFFF" w:themeColor="background1"/>
-        </w:rPr>
-        <w:t>Связи между таблицами:</w:t>
-      </w:r>
-    </w:p>
-    <w:p>
-      <w:pPr>
-        <w:pStyle w:val="ds-markdown-paragraph"/>
-        <w:numPr>
-          <w:ilvl w:val="0"/>
-          <w:numId w:val="14"/>
-        </w:numPr>
-        <w:spacing w:before="0" w:after="0" w:afterAutospacing="0" w:line="360" w:lineRule="auto"/>
-        <w:ind w:firstLine="709"/>
-        <w:jc w:val="both"/>
-        <w:rPr>
-          <w:u w:val="single" w:color="FFFFFF" w:themeColor="background1"/>
-        </w:rPr>
-      </w:pPr>
-      <w:r>
-        <w:rPr>
-          <w:sz w:val="28"/>
-          <w:u w:val="single" w:color="FFFFFF" w:themeColor="background1"/>
-        </w:rPr>
-        <w:t xml:space="preserve">Один преподаватель может создать несколько тем (связь </w:t>
-      </w:r>
-      <w:proofErr w:type="gramStart"/>
-      <w:r>
-        <w:rPr>
-          <w:sz w:val="28"/>
-          <w:u w:val="single" w:color="FFFFFF" w:themeColor="background1"/>
-        </w:rPr>
-        <w:t>1:N</w:t>
-      </w:r>
-      <w:proofErr w:type="gramEnd"/>
-      <w:r>
-        <w:rPr>
-          <w:sz w:val="28"/>
-          <w:u w:val="single" w:color="FFFFFF" w:themeColor="background1"/>
-        </w:rPr>
-        <w:t>).</w:t>
-      </w:r>
-    </w:p>
-    <w:p>
-      <w:pPr>
-        <w:pStyle w:val="ds-markdown-paragraph"/>
-        <w:numPr>
-          <w:ilvl w:val="0"/>
-          <w:numId w:val="14"/>
-        </w:numPr>
-        <w:spacing w:before="0" w:after="0" w:afterAutospacing="0" w:line="360" w:lineRule="auto"/>
-        <w:ind w:firstLine="709"/>
-        <w:jc w:val="both"/>
-        <w:rPr>
-          <w:u w:val="single" w:color="FFFFFF" w:themeColor="background1"/>
-        </w:rPr>
-      </w:pPr>
-      <w:r>
-        <w:rPr>
-          <w:sz w:val="28"/>
-          <w:u w:val="single" w:color="FFFFFF" w:themeColor="background1"/>
-        </w:rPr>
-        <w:t xml:space="preserve">Одна тема может быть связана с одной подтверждённой записью студента (связь 1:1 для занятых </w:t>
-      </w:r>
-    </w:p>
-    <w:p>
-      <w:pPr>
-        <w:pStyle w:val="ds-markdown-paragraph"/>
-        <w:numPr>
-          <w:ilvl w:val="0"/>
-          <w:numId w:val="14"/>
-        </w:numPr>
-        <w:spacing w:before="0" w:after="0" w:afterAutospacing="0" w:line="360" w:lineRule="auto"/>
-        <w:ind w:firstLine="709"/>
-        <w:jc w:val="both"/>
-        <w:rPr>
-          <w:u w:val="single" w:color="FFFFFF" w:themeColor="background1"/>
-        </w:rPr>
-      </w:pPr>
-      <w:r>
-        <w:rPr>
-          <w:sz w:val="28"/>
-          <w:u w:val="single" w:color="FFFFFF" w:themeColor="background1"/>
-        </w:rPr>
-        <w:t xml:space="preserve">Один студент может иметь только одну активную запись на тему (контролируется на уровне приложения). </w:t>
-      </w:r>
-    </w:p>
-    <w:p>
-      <w:pPr>
-        <w:pStyle w:val="ds-markdown-paragraph"/>
-        <w:spacing w:before="0" w:after="0" w:afterAutospacing="0" w:line="360" w:lineRule="auto"/>
-        <w:jc w:val="both"/>
-        <w:rPr>
-          <w:u w:val="single" w:color="FFFFFF" w:themeColor="background1"/>
-        </w:rPr>
-      </w:pPr>
+        <w:rPr>
+          <w:sz w:val="28"/>
+          <w:szCs w:val="28"/>
+          <w:u w:val="single" w:color="FFFFFF" w:themeColor="background1"/>
+        </w:rPr>
+      </w:pPr>
+      <w:r>
+        <w:rPr>
+          <w:sz w:val="28"/>
+          <w:szCs w:val="28"/>
+          <w:u w:val="single" w:color="FFFFFF" w:themeColor="background1"/>
+        </w:rPr>
+        <w:t>После определения общей архитектуры приложения было выполнено проектирование его внутренней структуры. На данном этапе были определены основные программные сущности, разработана структура хранения данных, описаны сценарии взаимодействия пользователей с системой и подготовлен прототип пользовательского интерфейса. Такой порядок проектирования позволяет последовательно перейти от внутреннего устройства приложения к его функциональным возможностям и средствам взаимодействия с пользователем.</w:t>
+      </w:r>
     </w:p>
     <w:p>
       <w:pPr>
@@ -4436,13 +4345,13 @@
           <w:u w:val="single" w:color="FFFFFF" w:themeColor="background1"/>
         </w:rPr>
         <w:drawing>
-          <wp:anchor distT="0" distB="0" distL="114300" distR="114300" simplePos="0" relativeHeight="251658240" behindDoc="0" locked="0" layoutInCell="1" allowOverlap="1" wp14:anchorId="767BB483" wp14:editId="345F8D61">
+          <wp:anchor distT="0" distB="0" distL="114300" distR="114300" simplePos="0" relativeHeight="251658240" behindDoc="0" locked="0" layoutInCell="1" allowOverlap="1" wp14:anchorId="767BB483" wp14:editId="1BB7C4C1">
             <wp:simplePos x="0" y="0"/>
             <wp:positionH relativeFrom="margin">
-              <wp:align>right</wp:align>
+              <wp:align>left</wp:align>
             </wp:positionH>
             <wp:positionV relativeFrom="paragraph">
-              <wp:posOffset>84455</wp:posOffset>
+              <wp:posOffset>1244388</wp:posOffset>
             </wp:positionV>
             <wp:extent cx="6050280" cy="3390265"/>
             <wp:effectExtent l="0" t="0" r="7620" b="635"/>
@@ -4493,6 +4402,14 @@
       </w:r>
       <w:r>
         <w:rPr>
+          <w:sz w:val="28"/>
+          <w:szCs w:val="28"/>
+          <w:u w:val="single" w:color="FFFFFF" w:themeColor="background1"/>
+        </w:rPr>
+        <w:t>Первым этапом проектирования стала разработка объектно-ориентированной модели приложения. Диаграмма классов позволяет определить основные сущности системы, их атрибуты, методы и взаимосвязи, которые впоследствии используются при реализации бизнес-логики приложения.</w:t>
+      </w:r>
+      <w:r>
+        <w:rPr>
           <w:b/>
           <w:bCs/>
           <w:sz w:val="28"/>
@@ -4500,6 +4417,30 @@
           <w:u w:val="single" w:color="FFFFFF" w:themeColor="background1"/>
         </w:rPr>
         <w:t xml:space="preserve">              </w:t>
+      </w:r>
+    </w:p>
+    <w:p>
+      <w:pPr>
+        <w:pStyle w:val="ds-markdown-paragraph"/>
+        <w:spacing w:before="0" w:beforeAutospacing="0" w:after="0" w:afterAutospacing="0" w:line="360" w:lineRule="auto"/>
+        <w:ind w:firstLine="709"/>
+        <w:rPr>
+          <w:b/>
+          <w:bCs/>
+          <w:sz w:val="28"/>
+          <w:szCs w:val="28"/>
+          <w:u w:val="single" w:color="FFFFFF" w:themeColor="background1"/>
+        </w:rPr>
+      </w:pPr>
+      <w:r>
+        <w:rPr>
+          <w:b/>
+          <w:bCs/>
+          <w:sz w:val="28"/>
+          <w:szCs w:val="28"/>
+          <w:u w:val="single" w:color="FFFFFF" w:themeColor="background1"/>
+        </w:rPr>
+        <w:t xml:space="preserve">           </w:t>
       </w:r>
       <w:r>
         <w:rPr>
@@ -4594,6 +4535,7 @@
           <w:sz w:val="28"/>
           <w:u w:val="single" w:color="FFFFFF" w:themeColor="background1"/>
         </w:rPr>
+        <w:lastRenderedPageBreak/>
         <w:t>User (абстрактный)</w:t>
       </w:r>
       <w:r>
@@ -4714,7 +4656,6 @@
           <w:sz w:val="28"/>
           <w:u w:val="single" w:color="FFFFFF" w:themeColor="background1"/>
         </w:rPr>
-        <w:lastRenderedPageBreak/>
         <w:t>Student</w:t>
       </w:r>
       <w:proofErr w:type="spellEnd"/>
@@ -5082,6 +5023,26 @@
         <w:spacing w:before="0" w:after="0"/>
         <w:ind w:firstLine="709"/>
         <w:rPr>
+          <w:color w:val="auto"/>
+          <w:sz w:val="28"/>
+          <w:szCs w:val="24"/>
+        </w:rPr>
+      </w:pPr>
+      <w:r>
+        <w:rPr>
+          <w:color w:val="auto"/>
+          <w:sz w:val="28"/>
+          <w:szCs w:val="24"/>
+        </w:rPr>
+        <w:t>На основе разработанной объектной модели была спроектирована структура базы данных. Каждая сущность диаграммы классов получила соответствующее представление в виде таблиц реляционной базы данных, что обеспечивает согласованность логической и физической моделей хранения информации.</w:t>
+      </w:r>
+    </w:p>
+    <w:p>
+      <w:pPr>
+        <w:pStyle w:val="5"/>
+        <w:spacing w:before="100" w:beforeAutospacing="1" w:after="0"/>
+        <w:ind w:firstLine="709"/>
+        <w:rPr>
           <w:b/>
           <w:bCs/>
           <w:color w:val="auto"/>
@@ -5146,6 +5107,7 @@
           <w:sz w:val="28"/>
           <w:u w:val="single" w:color="FFFFFF" w:themeColor="background1"/>
         </w:rPr>
+        <w:lastRenderedPageBreak/>
         <w:t>students</w:t>
       </w:r>
       <w:proofErr w:type="spellEnd"/>
@@ -5305,20 +5267,444 @@
           <w:u w:val="single" w:color="FFFFFF" w:themeColor="background1"/>
         </w:rPr>
       </w:pPr>
+      <w:proofErr w:type="spellStart"/>
+      <w:r>
+        <w:rPr>
+          <w:rStyle w:val="af7"/>
+          <w:sz w:val="28"/>
+          <w:u w:val="single" w:color="FFFFFF" w:themeColor="background1"/>
+        </w:rPr>
+        <w:t>deadlines</w:t>
+      </w:r>
+      <w:proofErr w:type="spellEnd"/>
+      <w:r>
+        <w:rPr>
+          <w:sz w:val="28"/>
+          <w:u w:val="single" w:color="FFFFFF" w:themeColor="background1"/>
+        </w:rPr>
+        <w:t> — хранит даты дедлайнов (ID, название, дата, активность).</w:t>
+      </w:r>
+    </w:p>
+    <w:p>
+      <w:pPr>
+        <w:pStyle w:val="ds-markdown-paragraph"/>
+        <w:spacing w:after="0" w:afterAutospacing="0" w:line="360" w:lineRule="auto"/>
+        <w:ind w:firstLine="709"/>
+        <w:jc w:val="both"/>
+        <w:rPr>
+          <w:rStyle w:val="af7"/>
+          <w:sz w:val="28"/>
+          <w:u w:val="single" w:color="FFFFFF" w:themeColor="background1"/>
+        </w:rPr>
+      </w:pPr>
+      <w:r>
+        <w:rPr>
+          <w:sz w:val="28"/>
+          <w:u w:val="single" w:color="FFFFFF" w:themeColor="background1"/>
+        </w:rPr>
+        <w:t>Связи между таблицами отражают отношения между основными сущностями системы и обеспечивают целостность данных при выполнении операций записи, изменения и удаления информации.</w:t>
+      </w:r>
+    </w:p>
+    <w:p>
+      <w:pPr>
+        <w:pStyle w:val="ds-markdown-paragraph"/>
+        <w:spacing w:after="0" w:afterAutospacing="0" w:line="360" w:lineRule="auto"/>
+        <w:ind w:firstLine="709"/>
+        <w:jc w:val="both"/>
+        <w:rPr>
+          <w:u w:val="single" w:color="FFFFFF" w:themeColor="background1"/>
+        </w:rPr>
+      </w:pPr>
+      <w:r>
+        <w:rPr>
+          <w:rStyle w:val="af7"/>
+          <w:sz w:val="28"/>
+          <w:u w:val="single" w:color="FFFFFF" w:themeColor="background1"/>
+        </w:rPr>
+        <w:t>Связи между таблицами:</w:t>
+      </w:r>
+    </w:p>
+    <w:p>
+      <w:pPr>
+        <w:pStyle w:val="ds-markdown-paragraph"/>
+        <w:numPr>
+          <w:ilvl w:val="0"/>
+          <w:numId w:val="14"/>
+        </w:numPr>
+        <w:spacing w:before="0" w:after="0" w:afterAutospacing="0" w:line="360" w:lineRule="auto"/>
+        <w:ind w:firstLine="709"/>
+        <w:jc w:val="both"/>
+        <w:rPr>
+          <w:u w:val="single" w:color="FFFFFF" w:themeColor="background1"/>
+        </w:rPr>
+      </w:pPr>
+      <w:r>
+        <w:rPr>
+          <w:sz w:val="28"/>
+          <w:u w:val="single" w:color="FFFFFF" w:themeColor="background1"/>
+        </w:rPr>
+        <w:t xml:space="preserve">Один преподаватель может создать несколько тем (связь </w:t>
+      </w:r>
+      <w:proofErr w:type="gramStart"/>
+      <w:r>
+        <w:rPr>
+          <w:sz w:val="28"/>
+          <w:u w:val="single" w:color="FFFFFF" w:themeColor="background1"/>
+        </w:rPr>
+        <w:t>1:N</w:t>
+      </w:r>
+      <w:proofErr w:type="gramEnd"/>
+      <w:r>
+        <w:rPr>
+          <w:sz w:val="28"/>
+          <w:u w:val="single" w:color="FFFFFF" w:themeColor="background1"/>
+        </w:rPr>
+        <w:t>).</w:t>
+      </w:r>
+    </w:p>
+    <w:p>
+      <w:pPr>
+        <w:pStyle w:val="ds-markdown-paragraph"/>
+        <w:numPr>
+          <w:ilvl w:val="0"/>
+          <w:numId w:val="14"/>
+        </w:numPr>
+        <w:spacing w:before="0" w:after="0" w:afterAutospacing="0" w:line="360" w:lineRule="auto"/>
+        <w:ind w:firstLine="709"/>
+        <w:jc w:val="both"/>
+        <w:rPr>
+          <w:u w:val="single" w:color="FFFFFF" w:themeColor="background1"/>
+        </w:rPr>
+      </w:pPr>
+      <w:r>
+        <w:rPr>
+          <w:sz w:val="28"/>
+          <w:u w:val="single" w:color="FFFFFF" w:themeColor="background1"/>
+        </w:rPr>
+        <w:t xml:space="preserve">Одна тема может быть связана с одной подтверждённой записью студента (связь 1:1 для занятых </w:t>
+      </w:r>
+    </w:p>
+    <w:p>
+      <w:pPr>
+        <w:pStyle w:val="ds-markdown-paragraph"/>
+        <w:numPr>
+          <w:ilvl w:val="0"/>
+          <w:numId w:val="14"/>
+        </w:numPr>
+        <w:spacing w:before="0" w:after="0" w:afterAutospacing="0" w:line="360" w:lineRule="auto"/>
+        <w:ind w:firstLine="709"/>
+        <w:jc w:val="both"/>
+        <w:rPr>
+          <w:u w:val="single" w:color="FFFFFF" w:themeColor="background1"/>
+        </w:rPr>
+      </w:pPr>
+      <w:r>
+        <w:rPr>
+          <w:sz w:val="28"/>
+          <w:u w:val="single" w:color="FFFFFF" w:themeColor="background1"/>
+        </w:rPr>
+        <w:t xml:space="preserve">Один студент может иметь только одну активную запись на тему (контролируется на уровне приложения). </w:t>
+      </w:r>
+    </w:p>
+    <w:p>
+      <w:pPr>
+        <w:pStyle w:val="ds-markdown-paragraph"/>
+        <w:spacing w:after="0" w:afterAutospacing="0" w:line="360" w:lineRule="auto"/>
+        <w:ind w:firstLine="709"/>
+        <w:jc w:val="both"/>
+        <w:rPr>
+          <w:u w:val="single" w:color="FFFFFF" w:themeColor="background1"/>
+        </w:rPr>
+      </w:pPr>
+      <w:r>
+        <w:rPr>
+          <w:rStyle w:val="af7"/>
+          <w:sz w:val="28"/>
+          <w:u w:val="single" w:color="FFFFFF" w:themeColor="background1"/>
+        </w:rPr>
+        <w:t>Кратность связей:</w:t>
+      </w:r>
+    </w:p>
+    <w:p>
+      <w:pPr>
+        <w:pStyle w:val="ds-markdown-paragraph"/>
+        <w:numPr>
+          <w:ilvl w:val="0"/>
+          <w:numId w:val="16"/>
+        </w:numPr>
+        <w:spacing w:before="0" w:after="0" w:afterAutospacing="0" w:line="360" w:lineRule="auto"/>
+        <w:ind w:firstLine="709"/>
+        <w:jc w:val="both"/>
+        <w:rPr>
+          <w:u w:val="single" w:color="FFFFFF" w:themeColor="background1"/>
+        </w:rPr>
+      </w:pPr>
+      <w:proofErr w:type="spellStart"/>
+      <w:r>
+        <w:rPr>
+          <w:sz w:val="28"/>
+          <w:u w:val="single" w:color="FFFFFF" w:themeColor="background1"/>
+        </w:rPr>
+        <w:t>Teacher</w:t>
+      </w:r>
+      <w:proofErr w:type="spellEnd"/>
+      <w:r>
+        <w:rPr>
+          <w:sz w:val="28"/>
+          <w:u w:val="single" w:color="FFFFFF" w:themeColor="background1"/>
+        </w:rPr>
+        <w:t xml:space="preserve"> (1) → </w:t>
+      </w:r>
+      <w:proofErr w:type="spellStart"/>
+      <w:r>
+        <w:rPr>
+          <w:sz w:val="28"/>
+          <w:u w:val="single" w:color="FFFFFF" w:themeColor="background1"/>
+        </w:rPr>
+        <w:t>Topic</w:t>
+      </w:r>
+      <w:proofErr w:type="spellEnd"/>
+      <w:r>
+        <w:rPr>
+          <w:sz w:val="28"/>
+          <w:u w:val="single" w:color="FFFFFF" w:themeColor="background1"/>
+        </w:rPr>
+        <w:t xml:space="preserve"> (*) — один преподаватель может создать несколько тем.</w:t>
+      </w:r>
+    </w:p>
+    <w:p>
+      <w:pPr>
+        <w:pStyle w:val="ds-markdown-paragraph"/>
+        <w:numPr>
+          <w:ilvl w:val="0"/>
+          <w:numId w:val="16"/>
+        </w:numPr>
+        <w:spacing w:before="0" w:after="0" w:afterAutospacing="0" w:line="360" w:lineRule="auto"/>
+        <w:ind w:firstLine="709"/>
+        <w:jc w:val="both"/>
+        <w:rPr>
+          <w:u w:val="single" w:color="FFFFFF" w:themeColor="background1"/>
+        </w:rPr>
+      </w:pPr>
+      <w:proofErr w:type="spellStart"/>
+      <w:r>
+        <w:rPr>
+          <w:sz w:val="28"/>
+          <w:u w:val="single" w:color="FFFFFF" w:themeColor="background1"/>
+        </w:rPr>
+        <w:t>Student</w:t>
+      </w:r>
+      <w:proofErr w:type="spellEnd"/>
+      <w:r>
+        <w:rPr>
+          <w:sz w:val="28"/>
+          <w:u w:val="single" w:color="FFFFFF" w:themeColor="background1"/>
+        </w:rPr>
+        <w:t xml:space="preserve"> (1) → </w:t>
+      </w:r>
+      <w:proofErr w:type="spellStart"/>
+      <w:r>
+        <w:rPr>
+          <w:sz w:val="28"/>
+          <w:u w:val="single" w:color="FFFFFF" w:themeColor="background1"/>
+        </w:rPr>
+        <w:t>Enrollment</w:t>
+      </w:r>
+      <w:proofErr w:type="spellEnd"/>
+      <w:r>
+        <w:rPr>
+          <w:sz w:val="28"/>
+          <w:u w:val="single" w:color="FFFFFF" w:themeColor="background1"/>
+        </w:rPr>
+        <w:t xml:space="preserve"> (*) — один студент может иметь несколько записей в истории.</w:t>
+      </w:r>
+    </w:p>
+    <w:p>
+      <w:pPr>
+        <w:pStyle w:val="ds-markdown-paragraph"/>
+        <w:numPr>
+          <w:ilvl w:val="0"/>
+          <w:numId w:val="16"/>
+        </w:numPr>
+        <w:spacing w:before="0" w:after="0" w:afterAutospacing="0" w:line="360" w:lineRule="auto"/>
+        <w:ind w:firstLine="709"/>
+        <w:jc w:val="both"/>
+        <w:rPr>
+          <w:u w:val="single" w:color="FFFFFF" w:themeColor="background1"/>
+        </w:rPr>
+      </w:pPr>
+      <w:proofErr w:type="spellStart"/>
+      <w:r>
+        <w:rPr>
+          <w:sz w:val="28"/>
+          <w:u w:val="single" w:color="FFFFFF" w:themeColor="background1"/>
+        </w:rPr>
+        <w:t>Topic</w:t>
+      </w:r>
+      <w:proofErr w:type="spellEnd"/>
+      <w:r>
+        <w:rPr>
+          <w:sz w:val="28"/>
+          <w:u w:val="single" w:color="FFFFFF" w:themeColor="background1"/>
+        </w:rPr>
+        <w:t xml:space="preserve"> (1) → </w:t>
+      </w:r>
+      <w:proofErr w:type="spellStart"/>
+      <w:r>
+        <w:rPr>
+          <w:sz w:val="28"/>
+          <w:u w:val="single" w:color="FFFFFF" w:themeColor="background1"/>
+        </w:rPr>
+        <w:t>Enrollment</w:t>
+      </w:r>
+      <w:proofErr w:type="spellEnd"/>
+      <w:r>
+        <w:rPr>
+          <w:sz w:val="28"/>
+          <w:u w:val="single" w:color="FFFFFF" w:themeColor="background1"/>
+        </w:rPr>
+        <w:t xml:space="preserve"> (</w:t>
+      </w:r>
+      <w:proofErr w:type="gramStart"/>
+      <w:r>
+        <w:rPr>
+          <w:sz w:val="28"/>
+          <w:u w:val="single" w:color="FFFFFF" w:themeColor="background1"/>
+        </w:rPr>
+        <w:t>0..</w:t>
+      </w:r>
+      <w:proofErr w:type="gramEnd"/>
+      <w:r>
+        <w:rPr>
+          <w:sz w:val="28"/>
+          <w:u w:val="single" w:color="FFFFFF" w:themeColor="background1"/>
+        </w:rPr>
+        <w:t>1) — одна тема может быть занята не более чем одним студентом.</w:t>
+      </w:r>
+      <w:r>
+        <w:rPr>
+          <w:sz w:val="28"/>
+          <w:u w:val="single" w:color="FFFFFF" w:themeColor="background1"/>
+        </w:rPr>
+        <w:t xml:space="preserve"> </w:t>
+      </w:r>
+    </w:p>
+    <w:p>
+      <w:pPr>
+        <w:pStyle w:val="ds-markdown-paragraph"/>
+        <w:numPr>
+          <w:ilvl w:val="0"/>
+          <w:numId w:val="16"/>
+        </w:numPr>
+        <w:spacing w:before="0" w:after="0" w:afterAutospacing="0" w:line="360" w:lineRule="auto"/>
+        <w:ind w:firstLine="709"/>
+        <w:jc w:val="both"/>
+        <w:rPr>
+          <w:u w:val="single" w:color="FFFFFF" w:themeColor="background1"/>
+        </w:rPr>
+      </w:pPr>
+      <w:proofErr w:type="spellStart"/>
+      <w:r>
+        <w:rPr>
+          <w:sz w:val="28"/>
+          <w:u w:val="single" w:color="FFFFFF" w:themeColor="background1"/>
+        </w:rPr>
+        <w:lastRenderedPageBreak/>
+        <w:t>DeadlineChecker</w:t>
+      </w:r>
+      <w:proofErr w:type="spellEnd"/>
+      <w:r>
+        <w:rPr>
+          <w:sz w:val="28"/>
+          <w:u w:val="single" w:color="FFFFFF" w:themeColor="background1"/>
+        </w:rPr>
+        <w:t xml:space="preserve"> (1) → </w:t>
+      </w:r>
+      <w:proofErr w:type="spellStart"/>
+      <w:r>
+        <w:rPr>
+          <w:sz w:val="28"/>
+          <w:u w:val="single" w:color="FFFFFF" w:themeColor="background1"/>
+        </w:rPr>
+        <w:t>Deadline</w:t>
+      </w:r>
+      <w:proofErr w:type="spellEnd"/>
+      <w:r>
+        <w:rPr>
+          <w:sz w:val="28"/>
+          <w:u w:val="single" w:color="FFFFFF" w:themeColor="background1"/>
+        </w:rPr>
+        <w:t xml:space="preserve"> (*) — один сервис использует несколько дедлайнов</w:t>
+      </w:r>
+      <w:r>
+        <w:rPr>
+          <w:sz w:val="28"/>
+          <w:u w:val="single" w:color="FFFFFF" w:themeColor="background1"/>
+        </w:rPr>
+        <w:t>.</w:t>
+      </w:r>
+    </w:p>
+    <w:p>
+      <w:pPr>
+        <w:pStyle w:val="ds-markdown-paragraph"/>
+        <w:spacing w:after="0" w:afterAutospacing="0" w:line="360" w:lineRule="auto"/>
+        <w:ind w:firstLine="720"/>
+        <w:jc w:val="both"/>
+        <w:rPr>
+          <w:sz w:val="28"/>
+          <w:szCs w:val="28"/>
+          <w:u w:val="single" w:color="FFFFFF" w:themeColor="background1"/>
+        </w:rPr>
+      </w:pPr>
+      <w:r>
+        <w:rPr>
+          <w:sz w:val="28"/>
+          <w:szCs w:val="28"/>
+          <w:u w:val="single" w:color="FFFFFF" w:themeColor="background1"/>
+        </w:rPr>
+        <w:t>После определения внутренней структуры приложения были описаны сценарии взаимодействия пользователей с системой. Для этого была разработана диаграмма вариантов использования (</w:t>
+      </w:r>
+      <w:proofErr w:type="spellStart"/>
+      <w:r>
+        <w:rPr>
+          <w:sz w:val="28"/>
+          <w:szCs w:val="28"/>
+          <w:u w:val="single" w:color="FFFFFF" w:themeColor="background1"/>
+        </w:rPr>
+        <w:t>Use</w:t>
+      </w:r>
+      <w:proofErr w:type="spellEnd"/>
+      <w:r>
+        <w:rPr>
+          <w:sz w:val="28"/>
+          <w:szCs w:val="28"/>
+          <w:u w:val="single" w:color="FFFFFF" w:themeColor="background1"/>
+        </w:rPr>
+        <w:t xml:space="preserve"> Case), отражающая функциональные возможности приложения в зависимости от роли пользователя.</w:t>
+      </w:r>
+    </w:p>
+    <w:p>
+      <w:pPr>
+        <w:pStyle w:val="ds-markdown-paragraph"/>
+        <w:spacing w:before="0" w:after="0" w:afterAutospacing="0" w:line="360" w:lineRule="auto"/>
+        <w:jc w:val="both"/>
+        <w:rPr>
+          <w:u w:val="single" w:color="FFFFFF" w:themeColor="background1"/>
+        </w:rPr>
+      </w:pPr>
       <w:r>
         <w:rPr>
           <w:noProof/>
           <w:sz w:val="28"/>
         </w:rPr>
-        <w:lastRenderedPageBreak/>
         <w:drawing>
-          <wp:anchor distT="0" distB="0" distL="114300" distR="114300" simplePos="0" relativeHeight="251660288" behindDoc="0" locked="0" layoutInCell="1" allowOverlap="1" wp14:anchorId="24EF09B6" wp14:editId="2626DC98">
+          <wp:anchor distT="0" distB="0" distL="114300" distR="114300" simplePos="0" relativeHeight="251660288" behindDoc="0" locked="0" layoutInCell="1" allowOverlap="1" wp14:anchorId="24EF09B6" wp14:editId="53FE5CD7">
             <wp:simplePos x="0" y="0"/>
             <wp:positionH relativeFrom="margin">
-              <wp:align>left</wp:align>
+              <wp:align>right</wp:align>
             </wp:positionH>
             <wp:positionV relativeFrom="paragraph">
-              <wp:posOffset>603885</wp:posOffset>
+              <wp:posOffset>847</wp:posOffset>
             </wp:positionV>
             <wp:extent cx="6049010" cy="6677025"/>
             <wp:effectExtent l="0" t="0" r="8890" b="9525"/>
@@ -5367,23 +5753,6 @@
           </wp:anchor>
         </w:drawing>
       </w:r>
-      <w:proofErr w:type="spellStart"/>
-      <w:r>
-        <w:rPr>
-          <w:rStyle w:val="af7"/>
-          <w:sz w:val="28"/>
-          <w:u w:val="single" w:color="FFFFFF" w:themeColor="background1"/>
-        </w:rPr>
-        <w:t>deadlines</w:t>
-      </w:r>
-      <w:proofErr w:type="spellEnd"/>
-      <w:r>
-        <w:rPr>
-          <w:sz w:val="28"/>
-          <w:u w:val="single" w:color="FFFFFF" w:themeColor="background1"/>
-        </w:rPr>
-        <w:t> — хранит даты дедлайнов (ID, название, дата, активность).</w:t>
-      </w:r>
     </w:p>
     <w:p>
       <w:pPr>
@@ -5406,6 +5775,7 @@
           <w:szCs w:val="28"/>
           <w:u w:val="single" w:color="FFFFFF" w:themeColor="background1"/>
         </w:rPr>
+        <w:lastRenderedPageBreak/>
         <w:t xml:space="preserve">   </w:t>
       </w:r>
       <w:r>
@@ -5526,7 +5896,6 @@
         <w:rPr>
           <w:sz w:val="28"/>
         </w:rPr>
-        <w:lastRenderedPageBreak/>
         <w:t>Управление списком преподавателей (добавление, редактирование, удаление, загрузка из Excel).</w:t>
       </w:r>
     </w:p>
@@ -5866,7 +6235,6 @@
         <w:rPr>
           <w:sz w:val="28"/>
         </w:rPr>
-        <w:lastRenderedPageBreak/>
         <w:t>Преподаватель вводит тему с указанием уровня, названия и описания.</w:t>
       </w:r>
     </w:p>
@@ -6013,236 +6381,9 @@
     </w:p>
     <w:p>
       <w:pPr>
-        <w:pStyle w:val="ds-markdown-paragraph"/>
-        <w:spacing w:after="0" w:afterAutospacing="0" w:line="360" w:lineRule="auto"/>
-        <w:ind w:firstLine="709"/>
-        <w:jc w:val="both"/>
-        <w:rPr>
-          <w:u w:val="single" w:color="FFFFFF" w:themeColor="background1"/>
-        </w:rPr>
-      </w:pPr>
-      <w:r>
-        <w:rPr>
-          <w:rStyle w:val="af7"/>
-          <w:sz w:val="28"/>
-          <w:u w:val="single" w:color="FFFFFF" w:themeColor="background1"/>
-        </w:rPr>
-        <w:t>Кратность связей:</w:t>
-      </w:r>
-    </w:p>
-    <w:p>
-      <w:pPr>
-        <w:pStyle w:val="ds-markdown-paragraph"/>
-        <w:numPr>
-          <w:ilvl w:val="0"/>
-          <w:numId w:val="16"/>
-        </w:numPr>
-        <w:spacing w:before="0" w:after="0" w:afterAutospacing="0" w:line="360" w:lineRule="auto"/>
-        <w:ind w:firstLine="709"/>
-        <w:jc w:val="both"/>
-        <w:rPr>
-          <w:u w:val="single" w:color="FFFFFF" w:themeColor="background1"/>
-        </w:rPr>
-      </w:pPr>
-      <w:proofErr w:type="spellStart"/>
-      <w:r>
-        <w:rPr>
-          <w:sz w:val="28"/>
-          <w:u w:val="single" w:color="FFFFFF" w:themeColor="background1"/>
-        </w:rPr>
-        <w:t>Teacher</w:t>
-      </w:r>
-      <w:proofErr w:type="spellEnd"/>
-      <w:r>
-        <w:rPr>
-          <w:sz w:val="28"/>
-          <w:u w:val="single" w:color="FFFFFF" w:themeColor="background1"/>
-        </w:rPr>
-        <w:t xml:space="preserve"> (1) → </w:t>
-      </w:r>
-      <w:proofErr w:type="spellStart"/>
-      <w:r>
-        <w:rPr>
-          <w:sz w:val="28"/>
-          <w:u w:val="single" w:color="FFFFFF" w:themeColor="background1"/>
-        </w:rPr>
-        <w:t>Topic</w:t>
-      </w:r>
-      <w:proofErr w:type="spellEnd"/>
-      <w:r>
-        <w:rPr>
-          <w:sz w:val="28"/>
-          <w:u w:val="single" w:color="FFFFFF" w:themeColor="background1"/>
-        </w:rPr>
-        <w:t xml:space="preserve"> (*) — один преподаватель может создать несколько тем.</w:t>
-      </w:r>
-    </w:p>
-    <w:p>
-      <w:pPr>
-        <w:pStyle w:val="ds-markdown-paragraph"/>
-        <w:numPr>
-          <w:ilvl w:val="0"/>
-          <w:numId w:val="16"/>
-        </w:numPr>
-        <w:spacing w:before="0" w:after="0" w:afterAutospacing="0" w:line="360" w:lineRule="auto"/>
-        <w:ind w:firstLine="709"/>
-        <w:jc w:val="both"/>
-        <w:rPr>
-          <w:u w:val="single" w:color="FFFFFF" w:themeColor="background1"/>
-        </w:rPr>
-      </w:pPr>
-      <w:proofErr w:type="spellStart"/>
-      <w:r>
-        <w:rPr>
-          <w:sz w:val="28"/>
-          <w:u w:val="single" w:color="FFFFFF" w:themeColor="background1"/>
-        </w:rPr>
-        <w:t>Student</w:t>
-      </w:r>
-      <w:proofErr w:type="spellEnd"/>
-      <w:r>
-        <w:rPr>
-          <w:sz w:val="28"/>
-          <w:u w:val="single" w:color="FFFFFF" w:themeColor="background1"/>
-        </w:rPr>
-        <w:t xml:space="preserve"> (1) → </w:t>
-      </w:r>
-      <w:proofErr w:type="spellStart"/>
-      <w:r>
-        <w:rPr>
-          <w:sz w:val="28"/>
-          <w:u w:val="single" w:color="FFFFFF" w:themeColor="background1"/>
-        </w:rPr>
-        <w:t>Enrollment</w:t>
-      </w:r>
-      <w:proofErr w:type="spellEnd"/>
-      <w:r>
-        <w:rPr>
-          <w:sz w:val="28"/>
-          <w:u w:val="single" w:color="FFFFFF" w:themeColor="background1"/>
-        </w:rPr>
-        <w:t xml:space="preserve"> (*) — один студент может иметь несколько записей в истории.</w:t>
-      </w:r>
-    </w:p>
-    <w:p>
-      <w:pPr>
-        <w:pStyle w:val="ds-markdown-paragraph"/>
-        <w:numPr>
-          <w:ilvl w:val="0"/>
-          <w:numId w:val="16"/>
-        </w:numPr>
-        <w:spacing w:before="0" w:after="0" w:afterAutospacing="0" w:line="360" w:lineRule="auto"/>
-        <w:ind w:firstLine="709"/>
-        <w:jc w:val="both"/>
-        <w:rPr>
-          <w:u w:val="single" w:color="FFFFFF" w:themeColor="background1"/>
-        </w:rPr>
-      </w:pPr>
-      <w:proofErr w:type="spellStart"/>
-      <w:r>
-        <w:rPr>
-          <w:sz w:val="28"/>
-          <w:u w:val="single" w:color="FFFFFF" w:themeColor="background1"/>
-        </w:rPr>
-        <w:t>Topic</w:t>
-      </w:r>
-      <w:proofErr w:type="spellEnd"/>
-      <w:r>
-        <w:rPr>
-          <w:sz w:val="28"/>
-          <w:u w:val="single" w:color="FFFFFF" w:themeColor="background1"/>
-        </w:rPr>
-        <w:t xml:space="preserve"> (1) → </w:t>
-      </w:r>
-      <w:proofErr w:type="spellStart"/>
-      <w:r>
-        <w:rPr>
-          <w:sz w:val="28"/>
-          <w:u w:val="single" w:color="FFFFFF" w:themeColor="background1"/>
-        </w:rPr>
-        <w:t>Enrollment</w:t>
-      </w:r>
-      <w:proofErr w:type="spellEnd"/>
-      <w:r>
-        <w:rPr>
-          <w:sz w:val="28"/>
-          <w:u w:val="single" w:color="FFFFFF" w:themeColor="background1"/>
-        </w:rPr>
-        <w:t xml:space="preserve"> (</w:t>
-      </w:r>
-      <w:proofErr w:type="gramStart"/>
-      <w:r>
-        <w:rPr>
-          <w:sz w:val="28"/>
-          <w:u w:val="single" w:color="FFFFFF" w:themeColor="background1"/>
-        </w:rPr>
-        <w:t>0..</w:t>
-      </w:r>
-      <w:proofErr w:type="gramEnd"/>
-      <w:r>
-        <w:rPr>
-          <w:sz w:val="28"/>
-          <w:u w:val="single" w:color="FFFFFF" w:themeColor="background1"/>
-        </w:rPr>
-        <w:t>1) — одна тема может быть занята не более чем одним студентом.</w:t>
-      </w:r>
-    </w:p>
-    <w:p>
-      <w:pPr>
-        <w:pStyle w:val="ds-markdown-paragraph"/>
-        <w:numPr>
-          <w:ilvl w:val="0"/>
-          <w:numId w:val="16"/>
-        </w:numPr>
-        <w:spacing w:before="0" w:after="0" w:afterAutospacing="0" w:line="360" w:lineRule="auto"/>
-        <w:ind w:firstLine="709"/>
-        <w:jc w:val="both"/>
-        <w:rPr>
-          <w:sz w:val="28"/>
-          <w:u w:val="single" w:color="FFFFFF" w:themeColor="background1"/>
-        </w:rPr>
-      </w:pPr>
-      <w:proofErr w:type="spellStart"/>
-      <w:r>
-        <w:rPr>
-          <w:sz w:val="28"/>
-          <w:u w:val="single" w:color="FFFFFF" w:themeColor="background1"/>
-        </w:rPr>
-        <w:t>DeadlineChecker</w:t>
-      </w:r>
-      <w:proofErr w:type="spellEnd"/>
-      <w:r>
-        <w:rPr>
-          <w:sz w:val="28"/>
-          <w:u w:val="single" w:color="FFFFFF" w:themeColor="background1"/>
-        </w:rPr>
-        <w:t xml:space="preserve"> (1) → </w:t>
-      </w:r>
-      <w:proofErr w:type="spellStart"/>
-      <w:r>
-        <w:rPr>
-          <w:sz w:val="28"/>
-          <w:u w:val="single" w:color="FFFFFF" w:themeColor="background1"/>
-        </w:rPr>
-        <w:t>Deadline</w:t>
-      </w:r>
-      <w:proofErr w:type="spellEnd"/>
-      <w:r>
-        <w:rPr>
-          <w:sz w:val="28"/>
-          <w:u w:val="single" w:color="FFFFFF" w:themeColor="background1"/>
-        </w:rPr>
-        <w:t xml:space="preserve"> (*) — один сервис использует несколько дедлайнов.</w:t>
-      </w:r>
-    </w:p>
-    <w:p>
-      <w:pPr>
-        <w:spacing w:before="100" w:beforeAutospacing="1" w:line="240" w:lineRule="auto"/>
-        <w:ind w:left="720" w:firstLine="0"/>
+        <w:spacing w:before="100" w:beforeAutospacing="1"/>
         <w:jc w:val="left"/>
         <w:rPr>
-          <w:b/>
-          <w:bCs/>
           <w:u w:val="single" w:color="FFFFFF" w:themeColor="background1"/>
         </w:rPr>
       </w:pPr>
@@ -6255,13 +6396,13 @@
         </w:rPr>
         <w:lastRenderedPageBreak/>
         <w:drawing>
-          <wp:anchor distT="0" distB="0" distL="114300" distR="114300" simplePos="0" relativeHeight="251661312" behindDoc="0" locked="0" layoutInCell="1" allowOverlap="1" wp14:anchorId="539041F2" wp14:editId="328DDAB7">
+          <wp:anchor distT="0" distB="0" distL="114300" distR="114300" simplePos="0" relativeHeight="251661312" behindDoc="0" locked="0" layoutInCell="1" allowOverlap="1" wp14:anchorId="539041F2" wp14:editId="5DC6F3AF">
             <wp:simplePos x="0" y="0"/>
             <wp:positionH relativeFrom="margin">
-              <wp:posOffset>-13335</wp:posOffset>
+              <wp:align>left</wp:align>
             </wp:positionH>
             <wp:positionV relativeFrom="paragraph">
-              <wp:posOffset>354330</wp:posOffset>
+              <wp:posOffset>1480185</wp:posOffset>
             </wp:positionV>
             <wp:extent cx="6049010" cy="4164965"/>
             <wp:effectExtent l="0" t="0" r="8890" b="6985"/>
@@ -6318,12 +6459,13 @@
         </w:drawing>
       </w:r>
       <w:r>
-        <w:rPr>
-          <w:b/>
-          <w:bCs/>
-          <w:u w:val="single" w:color="FFFFFF" w:themeColor="background1"/>
-        </w:rPr>
-        <w:t>Прототип интерфейса:</w:t>
+        <w:t xml:space="preserve"> </w:t>
+      </w:r>
+      <w:r>
+        <w:rPr>
+          <w:u w:val="single" w:color="FFFFFF" w:themeColor="background1"/>
+        </w:rPr>
+        <w:t>После определения функциональных возможностей системы был разработан прототип пользовательского интерфейса. Его создание позволило определить расположение элементов управления, оценить удобство работы пользователей и подготовить основу для последующей реализации клиентской части приложения.</w:t>
       </w:r>
     </w:p>
     <w:p>
@@ -6357,7 +6499,6 @@
     <w:p>
       <w:pPr>
         <w:spacing w:before="100" w:beforeAutospacing="1"/>
-        <w:ind w:left="680"/>
         <w:jc w:val="left"/>
         <w:rPr>
           <w:u w:val="single" w:color="FFFFFF" w:themeColor="background1"/>
@@ -6375,7 +6516,6 @@
     <w:p>
       <w:pPr>
         <w:spacing w:before="100" w:beforeAutospacing="1"/>
-        <w:ind w:left="680"/>
         <w:jc w:val="left"/>
         <w:rPr>
           <w:u w:val="single" w:color="FFFFFF" w:themeColor="background1"/>
@@ -6423,7 +6563,6 @@
     <w:p>
       <w:pPr>
         <w:spacing w:before="100" w:beforeAutospacing="1"/>
-        <w:ind w:left="680"/>
         <w:jc w:val="left"/>
         <w:rPr>
           <w:u w:val="single" w:color="FFFFFF" w:themeColor="background1"/>
@@ -6435,15 +6574,8 @@
           <w:u w:val="single" w:color="FFFFFF" w:themeColor="background1"/>
           <w:lang w:val="ru-KZ"/>
         </w:rPr>
-        <w:t xml:space="preserve">При проектировании интерфейса основное внимание уделялось простоте использования, логичному расположению элементов и минимизации количества действий, необходимых для выполнения основных операций. Такое решение обеспечивает удобную работу </w:t>
-      </w:r>
-      <w:r>
-        <w:rPr>
-          <w:u w:val="single" w:color="FFFFFF" w:themeColor="background1"/>
-          <w:lang w:val="ru-KZ"/>
-        </w:rPr>
         <w:lastRenderedPageBreak/>
-        <w:t>пользователей и соответствует требованиям к современным настольным информационным системам.</w:t>
+        <w:t>При проектировании интерфейса основное внимание уделялось простоте использования, логичному расположению элементов и минимизации количества действий, необходимых для выполнения основных операций. Такое решение обеспечивает удобную работу пользователей и соответствует требованиям к современным настольным информационным системам.</w:t>
       </w:r>
     </w:p>
     <w:p>

--- a/docs/report.docx
+++ b/docs/report.docx
@@ -2934,7 +2934,7 @@
     </w:p>
     <w:tbl>
       <w:tblPr>
-        <w:tblW w:w="9498" w:type="dxa"/>
+        <w:tblW w:w="0" w:type="auto"/>
         <w:tblInd w:w="-5" w:type="dxa"/>
         <w:tblBorders>
           <w:top w:val="single" w:sz="4" w:space="0" w:color="auto"/>
@@ -2944,6 +2944,8 @@
           <w:insideH w:val="single" w:sz="4" w:space="0" w:color="auto"/>
           <w:insideV w:val="single" w:sz="4" w:space="0" w:color="auto"/>
         </w:tblBorders>
+        <w:shd w:val="clear" w:color="auto" w:fill="151517"/>
+        <w:tblLayout w:type="fixed"/>
         <w:tblCellMar>
           <w:top w:w="15" w:type="dxa"/>
           <w:left w:w="15" w:type="dxa"/>
@@ -2953,9 +2955,10 @@
         <w:tblLook w:val="04A0" w:firstRow="1" w:lastRow="0" w:firstColumn="1" w:lastColumn="0" w:noHBand="0" w:noVBand="1"/>
       </w:tblPr>
       <w:tblGrid>
-        <w:gridCol w:w="2746"/>
-        <w:gridCol w:w="2074"/>
-        <w:gridCol w:w="4678"/>
+        <w:gridCol w:w="1701"/>
+        <w:gridCol w:w="1701"/>
+        <w:gridCol w:w="1985"/>
+        <w:gridCol w:w="4133"/>
       </w:tblGrid>
       <w:tr>
         <w:trPr>
@@ -2963,7 +2966,8 @@
         </w:trPr>
         <w:tc>
           <w:tcPr>
-            <w:tcW w:w="2746" w:type="dxa"/>
+            <w:tcW w:w="1701" w:type="dxa"/>
+            <w:shd w:val="clear" w:color="auto" w:fill="auto"/>
             <w:tcMar>
               <w:top w:w="150" w:type="dxa"/>
               <w:left w:w="0" w:type="dxa"/>
@@ -2975,22 +2979,25 @@
           </w:tcPr>
           <w:p>
             <w:pPr>
-              <w:pBdr>
-                <w:between w:val="single" w:sz="4" w:space="1" w:color="auto"/>
-                <w:bar w:val="single" w:sz="4" w:color="auto"/>
-              </w:pBdr>
-              <w:spacing w:line="375" w:lineRule="atLeast"/>
-              <w:ind w:firstLine="0"/>
-              <w:jc w:val="center"/>
-            </w:pPr>
-            <w:r>
+              <w:ind w:left="113" w:firstLine="0"/>
+              <w:rPr>
+                <w:sz w:val="24"/>
+                <w:szCs w:val="24"/>
+              </w:rPr>
+            </w:pPr>
+            <w:r>
+              <w:rPr>
+                <w:sz w:val="24"/>
+                <w:szCs w:val="24"/>
+              </w:rPr>
               <w:t>Компонент</w:t>
             </w:r>
           </w:p>
         </w:tc>
         <w:tc>
           <w:tcPr>
-            <w:tcW w:w="2074" w:type="dxa"/>
+            <w:tcW w:w="1701" w:type="dxa"/>
+            <w:shd w:val="clear" w:color="auto" w:fill="auto"/>
             <w:tcMar>
               <w:top w:w="150" w:type="dxa"/>
               <w:left w:w="240" w:type="dxa"/>
@@ -3002,22 +3009,25 @@
           </w:tcPr>
           <w:p>
             <w:pPr>
-              <w:pBdr>
-                <w:between w:val="single" w:sz="4" w:space="1" w:color="auto"/>
-                <w:bar w:val="single" w:sz="4" w:color="auto"/>
-              </w:pBdr>
-              <w:spacing w:line="375" w:lineRule="atLeast"/>
               <w:ind w:firstLine="0"/>
-              <w:jc w:val="center"/>
-            </w:pPr>
-            <w:r>
+              <w:rPr>
+                <w:sz w:val="24"/>
+                <w:szCs w:val="24"/>
+              </w:rPr>
+            </w:pPr>
+            <w:r>
+              <w:rPr>
+                <w:sz w:val="24"/>
+                <w:szCs w:val="24"/>
+              </w:rPr>
               <w:t>Выбранная технология</w:t>
             </w:r>
           </w:p>
         </w:tc>
         <w:tc>
           <w:tcPr>
-            <w:tcW w:w="4678" w:type="dxa"/>
+            <w:tcW w:w="1985" w:type="dxa"/>
+            <w:shd w:val="clear" w:color="auto" w:fill="auto"/>
             <w:tcMar>
               <w:top w:w="150" w:type="dxa"/>
               <w:left w:w="240" w:type="dxa"/>
@@ -3029,16 +3039,48 @@
           </w:tcPr>
           <w:p>
             <w:pPr>
-              <w:pBdr>
-                <w:between w:val="single" w:sz="4" w:space="1" w:color="auto"/>
-                <w:bar w:val="single" w:sz="4" w:color="auto"/>
-              </w:pBdr>
-              <w:spacing w:line="375" w:lineRule="atLeast"/>
               <w:ind w:firstLine="0"/>
-              <w:jc w:val="center"/>
-            </w:pPr>
-            <w:r>
-              <w:t>Обоснование</w:t>
+              <w:rPr>
+                <w:sz w:val="24"/>
+                <w:szCs w:val="24"/>
+              </w:rPr>
+            </w:pPr>
+            <w:r>
+              <w:rPr>
+                <w:sz w:val="24"/>
+                <w:szCs w:val="24"/>
+              </w:rPr>
+              <w:t>Альтернативы</w:t>
+            </w:r>
+          </w:p>
+        </w:tc>
+        <w:tc>
+          <w:tcPr>
+            <w:tcW w:w="4133" w:type="dxa"/>
+            <w:shd w:val="clear" w:color="auto" w:fill="auto"/>
+            <w:tcMar>
+              <w:top w:w="150" w:type="dxa"/>
+              <w:left w:w="240" w:type="dxa"/>
+              <w:bottom w:w="150" w:type="dxa"/>
+              <w:right w:w="240" w:type="dxa"/>
+            </w:tcMar>
+            <w:vAlign w:val="center"/>
+            <w:hideMark/>
+          </w:tcPr>
+          <w:p>
+            <w:pPr>
+              <w:ind w:firstLine="0"/>
+              <w:rPr>
+                <w:sz w:val="24"/>
+                <w:szCs w:val="24"/>
+              </w:rPr>
+            </w:pPr>
+            <w:r>
+              <w:rPr>
+                <w:sz w:val="24"/>
+                <w:szCs w:val="24"/>
+              </w:rPr>
+              <w:t>Почему выбран именно этот вариант</w:t>
             </w:r>
           </w:p>
         </w:tc>
@@ -3046,7 +3088,8 @@
       <w:tr>
         <w:tc>
           <w:tcPr>
-            <w:tcW w:w="2746" w:type="dxa"/>
+            <w:tcW w:w="1701" w:type="dxa"/>
+            <w:shd w:val="clear" w:color="auto" w:fill="auto"/>
             <w:tcMar>
               <w:top w:w="150" w:type="dxa"/>
               <w:left w:w="0" w:type="dxa"/>
@@ -3058,21 +3101,27 @@
           </w:tcPr>
           <w:p>
             <w:pPr>
-              <w:pBdr>
-                <w:between w:val="single" w:sz="4" w:space="1" w:color="auto"/>
-                <w:bar w:val="single" w:sz="4" w:color="auto"/>
-              </w:pBdr>
-              <w:spacing w:line="375" w:lineRule="atLeast"/>
-              <w:ind w:left="227" w:firstLine="3"/>
-            </w:pPr>
-            <w:r>
+              <w:ind w:left="113" w:firstLine="0"/>
+              <w:rPr>
+                <w:sz w:val="24"/>
+                <w:szCs w:val="24"/>
+              </w:rPr>
+            </w:pPr>
+            <w:r>
+              <w:rPr>
+                <w:b/>
+                <w:bCs/>
+                <w:sz w:val="24"/>
+                <w:szCs w:val="24"/>
+              </w:rPr>
               <w:t>Язык программирования</w:t>
             </w:r>
           </w:p>
         </w:tc>
         <w:tc>
           <w:tcPr>
-            <w:tcW w:w="2074" w:type="dxa"/>
+            <w:tcW w:w="1701" w:type="dxa"/>
+            <w:shd w:val="clear" w:color="auto" w:fill="auto"/>
             <w:tcMar>
               <w:top w:w="150" w:type="dxa"/>
               <w:left w:w="240" w:type="dxa"/>
@@ -3084,21 +3133,55 @@
           </w:tcPr>
           <w:p>
             <w:pPr>
-              <w:pBdr>
-                <w:between w:val="single" w:sz="4" w:space="1" w:color="auto"/>
-                <w:bar w:val="single" w:sz="4" w:color="auto"/>
-              </w:pBdr>
-              <w:spacing w:line="375" w:lineRule="atLeast"/>
-              <w:ind w:right="-284" w:firstLine="0"/>
-            </w:pPr>
-            <w:r>
+              <w:ind w:firstLine="0"/>
+              <w:rPr>
+                <w:sz w:val="24"/>
+                <w:szCs w:val="24"/>
+              </w:rPr>
+            </w:pPr>
+            <w:r>
+              <w:rPr>
+                <w:sz w:val="24"/>
+                <w:szCs w:val="24"/>
+              </w:rPr>
               <w:t>Python 3.12</w:t>
             </w:r>
           </w:p>
         </w:tc>
         <w:tc>
           <w:tcPr>
-            <w:tcW w:w="4678" w:type="dxa"/>
+            <w:tcW w:w="1985" w:type="dxa"/>
+            <w:shd w:val="clear" w:color="auto" w:fill="auto"/>
+            <w:tcMar>
+              <w:top w:w="150" w:type="dxa"/>
+              <w:left w:w="240" w:type="dxa"/>
+              <w:bottom w:w="150" w:type="dxa"/>
+              <w:right w:w="240" w:type="dxa"/>
+            </w:tcMar>
+            <w:vAlign w:val="center"/>
+            <w:hideMark/>
+          </w:tcPr>
+          <w:p>
+            <w:pPr>
+              <w:ind w:firstLine="0"/>
+              <w:rPr>
+                <w:sz w:val="24"/>
+                <w:szCs w:val="24"/>
+              </w:rPr>
+            </w:pPr>
+            <w:r>
+              <w:rPr>
+                <w:sz w:val="24"/>
+                <w:szCs w:val="24"/>
+              </w:rPr>
+              <w:t>Java, C#, JavaScript</w:t>
+            </w:r>
+          </w:p>
+        </w:tc>
+        <w:tc>
+          <w:tcPr>
+            <w:tcW w:w="4133" w:type="dxa"/>
+            <w:shd w:val="clear" w:color="auto" w:fill="auto"/>
             <w:tcMar>
               <w:top w:w="150" w:type="dxa"/>
               <w:left w:w="240" w:type="dxa"/>
@@ -3110,15 +3193,18 @@
           </w:tcPr>
           <w:p>
             <w:pPr>
-              <w:pBdr>
-                <w:between w:val="single" w:sz="4" w:space="1" w:color="auto"/>
-                <w:bar w:val="single" w:sz="4" w:color="auto"/>
-              </w:pBdr>
-              <w:spacing w:line="375" w:lineRule="atLeast"/>
-              <w:ind w:right="284" w:firstLine="170"/>
-            </w:pPr>
-            <w:r>
-              <w:t>Высокая популярность, богатая экосистема библиотек, простота освоения</w:t>
+              <w:ind w:firstLine="0"/>
+              <w:rPr>
+                <w:sz w:val="24"/>
+                <w:szCs w:val="24"/>
+              </w:rPr>
+            </w:pPr>
+            <w:r>
+              <w:rPr>
+                <w:sz w:val="24"/>
+                <w:szCs w:val="24"/>
+              </w:rPr>
+              <w:t>Богатая экосистема, простой синтаксис, опыт команды. Против Java/C# — быстрее разработка.</w:t>
             </w:r>
           </w:p>
         </w:tc>
@@ -3126,7 +3212,8 @@
       <w:tr>
         <w:tc>
           <w:tcPr>
-            <w:tcW w:w="2746" w:type="dxa"/>
+            <w:tcW w:w="1701" w:type="dxa"/>
+            <w:shd w:val="clear" w:color="auto" w:fill="auto"/>
             <w:tcMar>
               <w:top w:w="150" w:type="dxa"/>
               <w:left w:w="0" w:type="dxa"/>
@@ -3138,21 +3225,27 @@
           </w:tcPr>
           <w:p>
             <w:pPr>
-              <w:pBdr>
-                <w:between w:val="single" w:sz="4" w:space="1" w:color="auto"/>
-                <w:bar w:val="single" w:sz="4" w:color="auto"/>
-              </w:pBdr>
-              <w:spacing w:line="375" w:lineRule="atLeast"/>
-              <w:ind w:left="227" w:right="284" w:firstLine="6"/>
-            </w:pPr>
-            <w:r>
+              <w:ind w:left="113" w:firstLine="0"/>
+              <w:rPr>
+                <w:sz w:val="24"/>
+                <w:szCs w:val="24"/>
+              </w:rPr>
+            </w:pPr>
+            <w:r>
+              <w:rPr>
+                <w:b/>
+                <w:bCs/>
+                <w:sz w:val="24"/>
+                <w:szCs w:val="24"/>
+              </w:rPr>
               <w:t>Веб-фреймворк (бэкенд)</w:t>
             </w:r>
           </w:p>
         </w:tc>
         <w:tc>
           <w:tcPr>
-            <w:tcW w:w="2074" w:type="dxa"/>
+            <w:tcW w:w="1701" w:type="dxa"/>
+            <w:shd w:val="clear" w:color="auto" w:fill="auto"/>
             <w:tcMar>
               <w:top w:w="150" w:type="dxa"/>
               <w:left w:w="240" w:type="dxa"/>
@@ -3164,15 +3257,18 @@
           </w:tcPr>
           <w:p>
             <w:pPr>
-              <w:pBdr>
-                <w:between w:val="single" w:sz="4" w:space="1" w:color="auto"/>
-                <w:bar w:val="single" w:sz="4" w:color="auto"/>
-              </w:pBdr>
-              <w:spacing w:line="375" w:lineRule="atLeast"/>
-              <w:ind w:right="-284" w:firstLine="0"/>
+              <w:ind w:firstLine="0"/>
+              <w:rPr>
+                <w:sz w:val="24"/>
+                <w:szCs w:val="24"/>
+              </w:rPr>
             </w:pPr>
             <w:proofErr w:type="spellStart"/>
             <w:r>
+              <w:rPr>
+                <w:sz w:val="24"/>
+                <w:szCs w:val="24"/>
+              </w:rPr>
               <w:t>FastAPI</w:t>
             </w:r>
             <w:proofErr w:type="spellEnd"/>
@@ -3180,7 +3276,63 @@
         </w:tc>
         <w:tc>
           <w:tcPr>
-            <w:tcW w:w="4678" w:type="dxa"/>
+            <w:tcW w:w="1985" w:type="dxa"/>
+            <w:shd w:val="clear" w:color="auto" w:fill="auto"/>
+            <w:tcMar>
+              <w:top w:w="150" w:type="dxa"/>
+              <w:left w:w="240" w:type="dxa"/>
+              <w:bottom w:w="150" w:type="dxa"/>
+              <w:right w:w="240" w:type="dxa"/>
+            </w:tcMar>
+            <w:vAlign w:val="center"/>
+            <w:hideMark/>
+          </w:tcPr>
+          <w:p>
+            <w:pPr>
+              <w:ind w:firstLine="0"/>
+              <w:rPr>
+                <w:sz w:val="24"/>
+                <w:szCs w:val="24"/>
+              </w:rPr>
+            </w:pPr>
+            <w:proofErr w:type="spellStart"/>
+            <w:r>
+              <w:rPr>
+                <w:sz w:val="24"/>
+                <w:szCs w:val="24"/>
+              </w:rPr>
+              <w:t>Flask</w:t>
+            </w:r>
+            <w:proofErr w:type="spellEnd"/>
+            <w:r>
+              <w:rPr>
+                <w:sz w:val="24"/>
+                <w:szCs w:val="24"/>
+              </w:rPr>
+              <w:t xml:space="preserve">, </w:t>
+            </w:r>
+            <w:proofErr w:type="spellStart"/>
+            <w:r>
+              <w:rPr>
+                <w:sz w:val="24"/>
+                <w:szCs w:val="24"/>
+              </w:rPr>
+              <w:t>Django</w:t>
+            </w:r>
+            <w:proofErr w:type="spellEnd"/>
+            <w:r>
+              <w:rPr>
+                <w:sz w:val="24"/>
+                <w:szCs w:val="24"/>
+              </w:rPr>
+              <w:t>, Node.js</w:t>
+            </w:r>
+          </w:p>
+        </w:tc>
+        <w:tc>
+          <w:tcPr>
+            <w:tcW w:w="4133" w:type="dxa"/>
+            <w:shd w:val="clear" w:color="auto" w:fill="auto"/>
             <w:tcMar>
               <w:top w:w="150" w:type="dxa"/>
               <w:left w:w="240" w:type="dxa"/>
@@ -3192,36 +3344,75 @@
           </w:tcPr>
           <w:p>
             <w:pPr>
-              <w:pBdr>
-                <w:between w:val="single" w:sz="4" w:space="1" w:color="auto"/>
-                <w:bar w:val="single" w:sz="4" w:color="auto"/>
-              </w:pBdr>
-              <w:spacing w:line="375" w:lineRule="atLeast"/>
-              <w:ind w:right="284" w:firstLine="170"/>
-            </w:pPr>
-            <w:r>
-              <w:t xml:space="preserve">Высокая производительность, встроенная документация </w:t>
+              <w:ind w:firstLine="0"/>
+              <w:rPr>
+                <w:sz w:val="24"/>
+                <w:szCs w:val="24"/>
+              </w:rPr>
+            </w:pPr>
+            <w:r>
+              <w:rPr>
+                <w:sz w:val="24"/>
+                <w:szCs w:val="24"/>
+              </w:rPr>
+              <w:t xml:space="preserve">Асинхронность, </w:t>
             </w:r>
             <w:proofErr w:type="spellStart"/>
             <w:r>
-              <w:t>OpenAPI</w:t>
+              <w:rPr>
+                <w:sz w:val="24"/>
+                <w:szCs w:val="24"/>
+              </w:rPr>
+              <w:t>автодокументация</w:t>
             </w:r>
             <w:proofErr w:type="spellEnd"/>
             <w:r>
-              <w:t xml:space="preserve">, поддержка асинхронности, автоматическая валидация данных через </w:t>
+              <w:rPr>
+                <w:sz w:val="24"/>
+                <w:szCs w:val="24"/>
+              </w:rPr>
+              <w:t xml:space="preserve">, производительность как у Node.js. Легче </w:t>
             </w:r>
             <w:proofErr w:type="spellStart"/>
             <w:r>
-              <w:t>Pydantic</w:t>
+              <w:rPr>
+                <w:sz w:val="24"/>
+                <w:szCs w:val="24"/>
+              </w:rPr>
+              <w:t>Django</w:t>
             </w:r>
             <w:proofErr w:type="spellEnd"/>
+            <w:r>
+              <w:rPr>
+                <w:sz w:val="24"/>
+                <w:szCs w:val="24"/>
+              </w:rPr>
+              <w:t xml:space="preserve">, функциональнее </w:t>
+            </w:r>
+            <w:proofErr w:type="spellStart"/>
+            <w:r>
+              <w:rPr>
+                <w:sz w:val="24"/>
+                <w:szCs w:val="24"/>
+              </w:rPr>
+              <w:t>Flask</w:t>
+            </w:r>
+            <w:proofErr w:type="spellEnd"/>
+            <w:r>
+              <w:rPr>
+                <w:sz w:val="24"/>
+                <w:szCs w:val="24"/>
+              </w:rPr>
+              <w:t>.</w:t>
+            </w:r>
           </w:p>
         </w:tc>
       </w:tr>
       <w:tr>
         <w:tc>
           <w:tcPr>
-            <w:tcW w:w="2746" w:type="dxa"/>
+            <w:tcW w:w="1701" w:type="dxa"/>
+            <w:shd w:val="clear" w:color="auto" w:fill="auto"/>
             <w:tcMar>
               <w:top w:w="150" w:type="dxa"/>
               <w:left w:w="0" w:type="dxa"/>
@@ -3233,27 +3424,27 @@
           </w:tcPr>
           <w:p>
             <w:pPr>
-              <w:pBdr>
-                <w:between w:val="single" w:sz="4" w:space="1" w:color="auto"/>
-                <w:bar w:val="single" w:sz="4" w:color="auto"/>
-              </w:pBdr>
-              <w:spacing w:line="375" w:lineRule="atLeast"/>
-              <w:ind w:left="227" w:firstLine="3"/>
-              <w:rPr>
-                <w:highlight w:val="none"/>
-              </w:rPr>
-            </w:pPr>
-            <w:r>
-              <w:rPr>
-                <w:highlight w:val="none"/>
-              </w:rPr>
-              <w:t>База данных</w:t>
-            </w:r>
-          </w:p>
-        </w:tc>
-        <w:tc>
-          <w:tcPr>
-            <w:tcW w:w="2074" w:type="dxa"/>
+              <w:ind w:left="113" w:firstLine="0"/>
+              <w:rPr>
+                <w:sz w:val="24"/>
+                <w:szCs w:val="24"/>
+              </w:rPr>
+            </w:pPr>
+            <w:r>
+              <w:rPr>
+                <w:b/>
+                <w:bCs/>
+                <w:sz w:val="24"/>
+                <w:szCs w:val="24"/>
+              </w:rPr>
+              <w:t>GUI-фреймворк (клиент)</w:t>
+            </w:r>
+          </w:p>
+        </w:tc>
+        <w:tc>
+          <w:tcPr>
+            <w:tcW w:w="1701" w:type="dxa"/>
+            <w:shd w:val="clear" w:color="auto" w:fill="auto"/>
             <w:tcMar>
               <w:top w:w="150" w:type="dxa"/>
               <w:left w:w="240" w:type="dxa"/>
@@ -3265,29 +3456,107 @@
           </w:tcPr>
           <w:p>
             <w:pPr>
-              <w:pBdr>
-                <w:between w:val="single" w:sz="4" w:space="1" w:color="auto"/>
-                <w:bar w:val="single" w:sz="4" w:color="auto"/>
-              </w:pBdr>
-              <w:spacing w:line="375" w:lineRule="atLeast"/>
-              <w:ind w:right="-284" w:firstLine="0"/>
-              <w:rPr>
-                <w:highlight w:val="none"/>
+              <w:ind w:firstLine="0"/>
+              <w:rPr>
+                <w:sz w:val="24"/>
+                <w:szCs w:val="24"/>
               </w:rPr>
             </w:pPr>
             <w:proofErr w:type="spellStart"/>
             <w:r>
               <w:rPr>
-                <w:highlight w:val="none"/>
-              </w:rPr>
-              <w:t>SQLite</w:t>
+                <w:sz w:val="24"/>
+                <w:szCs w:val="24"/>
+              </w:rPr>
+              <w:t>Tkinter</w:t>
             </w:r>
             <w:proofErr w:type="spellEnd"/>
-          </w:p>
-        </w:tc>
-        <w:tc>
-          <w:tcPr>
-            <w:tcW w:w="4678" w:type="dxa"/>
+            <w:r>
+              <w:rPr>
+                <w:sz w:val="24"/>
+                <w:szCs w:val="24"/>
+              </w:rPr>
+              <w:t xml:space="preserve"> + </w:t>
+            </w:r>
+            <w:proofErr w:type="spellStart"/>
+            <w:r>
+              <w:rPr>
+                <w:sz w:val="24"/>
+                <w:szCs w:val="24"/>
+              </w:rPr>
+              <w:t>ttk</w:t>
+            </w:r>
+            <w:proofErr w:type="spellEnd"/>
+          </w:p>
+        </w:tc>
+        <w:tc>
+          <w:tcPr>
+            <w:tcW w:w="1985" w:type="dxa"/>
+            <w:shd w:val="clear" w:color="auto" w:fill="auto"/>
+            <w:tcMar>
+              <w:top w:w="150" w:type="dxa"/>
+              <w:left w:w="240" w:type="dxa"/>
+              <w:bottom w:w="150" w:type="dxa"/>
+              <w:right w:w="240" w:type="dxa"/>
+            </w:tcMar>
+            <w:vAlign w:val="center"/>
+            <w:hideMark/>
+          </w:tcPr>
+          <w:p>
+            <w:pPr>
+              <w:ind w:firstLine="0"/>
+              <w:rPr>
+                <w:sz w:val="24"/>
+                <w:szCs w:val="24"/>
+              </w:rPr>
+            </w:pPr>
+            <w:proofErr w:type="spellStart"/>
+            <w:r>
+              <w:rPr>
+                <w:sz w:val="24"/>
+                <w:szCs w:val="24"/>
+              </w:rPr>
+              <w:t>PyQt</w:t>
+            </w:r>
+            <w:proofErr w:type="spellEnd"/>
+            <w:r>
+              <w:rPr>
+                <w:sz w:val="24"/>
+                <w:szCs w:val="24"/>
+              </w:rPr>
+              <w:t xml:space="preserve">, </w:t>
+            </w:r>
+            <w:proofErr w:type="spellStart"/>
+            <w:r>
+              <w:rPr>
+                <w:sz w:val="24"/>
+                <w:szCs w:val="24"/>
+              </w:rPr>
+              <w:t>Kivy</w:t>
+            </w:r>
+            <w:proofErr w:type="spellEnd"/>
+            <w:r>
+              <w:rPr>
+                <w:sz w:val="24"/>
+                <w:szCs w:val="24"/>
+              </w:rPr>
+              <w:t xml:space="preserve">, </w:t>
+            </w:r>
+            <w:proofErr w:type="spellStart"/>
+            <w:r>
+              <w:rPr>
+                <w:sz w:val="24"/>
+                <w:szCs w:val="24"/>
+              </w:rPr>
+              <w:t>wxPython</w:t>
+            </w:r>
+            <w:proofErr w:type="spellEnd"/>
+          </w:p>
+        </w:tc>
+        <w:tc>
+          <w:tcPr>
+            <w:tcW w:w="4133" w:type="dxa"/>
+            <w:shd w:val="clear" w:color="auto" w:fill="auto"/>
             <w:tcMar>
               <w:top w:w="150" w:type="dxa"/>
               <w:left w:w="240" w:type="dxa"/>
@@ -3299,21 +3568,34 @@
           </w:tcPr>
           <w:p>
             <w:pPr>
-              <w:pBdr>
-                <w:between w:val="single" w:sz="4" w:space="1" w:color="auto"/>
-                <w:bar w:val="single" w:sz="4" w:color="auto"/>
-              </w:pBdr>
-              <w:spacing w:line="375" w:lineRule="atLeast"/>
-              <w:ind w:right="284" w:firstLine="170"/>
-              <w:rPr>
-                <w:highlight w:val="none"/>
-              </w:rPr>
-            </w:pPr>
-            <w:r>
-              <w:rPr>
-                <w:highlight w:val="none"/>
-              </w:rPr>
-              <w:t>Лёгкость развёртывания, не требует отдельного сервера, достаточна для прототипа</w:t>
+              <w:ind w:firstLine="0"/>
+              <w:rPr>
+                <w:sz w:val="24"/>
+                <w:szCs w:val="24"/>
+              </w:rPr>
+            </w:pPr>
+            <w:r>
+              <w:rPr>
+                <w:sz w:val="24"/>
+                <w:szCs w:val="24"/>
+              </w:rPr>
+              <w:t xml:space="preserve">Встроен в Python, бесплатен (в отличие от </w:t>
+            </w:r>
+            <w:proofErr w:type="spellStart"/>
+            <w:r>
+              <w:rPr>
+                <w:sz w:val="24"/>
+                <w:szCs w:val="24"/>
+              </w:rPr>
+              <w:t>PyQt</w:t>
+            </w:r>
+            <w:proofErr w:type="spellEnd"/>
+            <w:r>
+              <w:rPr>
+                <w:sz w:val="24"/>
+                <w:szCs w:val="24"/>
+              </w:rPr>
+              <w:t xml:space="preserve"> с GPL), есть готовый проект.</w:t>
             </w:r>
           </w:p>
         </w:tc>
@@ -3321,7 +3603,8 @@
       <w:tr>
         <w:tc>
           <w:tcPr>
-            <w:tcW w:w="2746" w:type="dxa"/>
+            <w:tcW w:w="1701" w:type="dxa"/>
+            <w:shd w:val="clear" w:color="auto" w:fill="auto"/>
             <w:tcMar>
               <w:top w:w="150" w:type="dxa"/>
               <w:left w:w="0" w:type="dxa"/>
@@ -3333,21 +3616,27 @@
           </w:tcPr>
           <w:p>
             <w:pPr>
-              <w:pBdr>
-                <w:between w:val="single" w:sz="4" w:space="1" w:color="auto"/>
-                <w:bar w:val="single" w:sz="4" w:color="auto"/>
-              </w:pBdr>
-              <w:spacing w:line="375" w:lineRule="atLeast"/>
-              <w:ind w:left="227" w:firstLine="3"/>
-            </w:pPr>
-            <w:r>
-              <w:t>GUI-фреймворк (клиент)</w:t>
-            </w:r>
-          </w:p>
-        </w:tc>
-        <w:tc>
-          <w:tcPr>
-            <w:tcW w:w="2074" w:type="dxa"/>
+              <w:ind w:left="113" w:firstLine="0"/>
+              <w:rPr>
+                <w:sz w:val="24"/>
+                <w:szCs w:val="24"/>
+              </w:rPr>
+            </w:pPr>
+            <w:r>
+              <w:rPr>
+                <w:b/>
+                <w:bCs/>
+                <w:sz w:val="24"/>
+                <w:szCs w:val="24"/>
+              </w:rPr>
+              <w:t>База данных</w:t>
+            </w:r>
+          </w:p>
+        </w:tc>
+        <w:tc>
+          <w:tcPr>
+            <w:tcW w:w="1701" w:type="dxa"/>
+            <w:shd w:val="clear" w:color="auto" w:fill="auto"/>
             <w:tcMar>
               <w:top w:w="150" w:type="dxa"/>
               <w:left w:w="240" w:type="dxa"/>
@@ -3359,31 +3648,66 @@
           </w:tcPr>
           <w:p>
             <w:pPr>
-              <w:pBdr>
-                <w:between w:val="single" w:sz="4" w:space="1" w:color="auto"/>
-                <w:bar w:val="single" w:sz="4" w:color="auto"/>
-              </w:pBdr>
-              <w:spacing w:line="375" w:lineRule="atLeast"/>
-              <w:ind w:right="-284" w:firstLine="0"/>
+              <w:ind w:firstLine="0"/>
+              <w:rPr>
+                <w:sz w:val="24"/>
+                <w:szCs w:val="24"/>
+              </w:rPr>
             </w:pPr>
             <w:proofErr w:type="spellStart"/>
             <w:r>
-              <w:t>Tkinter</w:t>
+              <w:rPr>
+                <w:sz w:val="24"/>
+                <w:szCs w:val="24"/>
+              </w:rPr>
+              <w:t>SQLite</w:t>
             </w:r>
             <w:proofErr w:type="spellEnd"/>
-            <w:r>
-              <w:t xml:space="preserve"> + </w:t>
-            </w:r>
+          </w:p>
+        </w:tc>
+        <w:tc>
+          <w:tcPr>
+            <w:tcW w:w="1985" w:type="dxa"/>
+            <w:shd w:val="clear" w:color="auto" w:fill="auto"/>
+            <w:tcMar>
+              <w:top w:w="150" w:type="dxa"/>
+              <w:left w:w="240" w:type="dxa"/>
+              <w:bottom w:w="150" w:type="dxa"/>
+              <w:right w:w="240" w:type="dxa"/>
+            </w:tcMar>
+            <w:vAlign w:val="center"/>
+            <w:hideMark/>
+          </w:tcPr>
+          <w:p>
+            <w:pPr>
+              <w:ind w:firstLine="0"/>
+              <w:rPr>
+                <w:sz w:val="24"/>
+                <w:szCs w:val="24"/>
+              </w:rPr>
+            </w:pPr>
             <w:proofErr w:type="spellStart"/>
             <w:r>
-              <w:t>ttk</w:t>
+              <w:rPr>
+                <w:sz w:val="24"/>
+                <w:szCs w:val="24"/>
+              </w:rPr>
+              <w:t>PostgreSQL</w:t>
             </w:r>
             <w:proofErr w:type="spellEnd"/>
-          </w:p>
-        </w:tc>
-        <w:tc>
-          <w:tcPr>
-            <w:tcW w:w="4678" w:type="dxa"/>
+            <w:r>
+              <w:rPr>
+                <w:sz w:val="24"/>
+                <w:szCs w:val="24"/>
+              </w:rPr>
+              <w:t>, MySQL</w:t>
+            </w:r>
+          </w:p>
+        </w:tc>
+        <w:tc>
+          <w:tcPr>
+            <w:tcW w:w="4133" w:type="dxa"/>
+            <w:shd w:val="clear" w:color="auto" w:fill="auto"/>
             <w:tcMar>
               <w:top w:w="150" w:type="dxa"/>
               <w:left w:w="240" w:type="dxa"/>
@@ -3395,15 +3719,34 @@
           </w:tcPr>
           <w:p>
             <w:pPr>
-              <w:pBdr>
-                <w:between w:val="single" w:sz="4" w:space="1" w:color="auto"/>
-                <w:bar w:val="single" w:sz="4" w:color="auto"/>
-              </w:pBdr>
-              <w:spacing w:line="375" w:lineRule="atLeast"/>
-              <w:ind w:right="284" w:firstLine="170"/>
-            </w:pPr>
-            <w:r>
-              <w:t>Встроен в Python, кроссплатформенность, не требует установки дополнительных библиотек, наличие готового кода из предыдущих проектов</w:t>
+              <w:ind w:firstLine="0"/>
+              <w:rPr>
+                <w:sz w:val="24"/>
+                <w:szCs w:val="24"/>
+              </w:rPr>
+            </w:pPr>
+            <w:r>
+              <w:rPr>
+                <w:sz w:val="24"/>
+                <w:szCs w:val="24"/>
+              </w:rPr>
+              <w:t xml:space="preserve">Не требует сервера, один файл. Для ≤200 записей достаточно, в отличие от </w:t>
+            </w:r>
+            <w:proofErr w:type="spellStart"/>
+            <w:r>
+              <w:rPr>
+                <w:sz w:val="24"/>
+                <w:szCs w:val="24"/>
+              </w:rPr>
+              <w:t>PostgreSQL</w:t>
+            </w:r>
+            <w:proofErr w:type="spellEnd"/>
+            <w:r>
+              <w:rPr>
+                <w:sz w:val="24"/>
+                <w:szCs w:val="24"/>
+              </w:rPr>
+              <w:t>/MySQL.</w:t>
             </w:r>
           </w:p>
         </w:tc>
@@ -3411,86 +3754,8 @@
       <w:tr>
         <w:tc>
           <w:tcPr>
-            <w:tcW w:w="2746" w:type="dxa"/>
-            <w:tcMar>
-              <w:top w:w="150" w:type="dxa"/>
-              <w:left w:w="0" w:type="dxa"/>
-              <w:bottom w:w="150" w:type="dxa"/>
-              <w:right w:w="240" w:type="dxa"/>
-            </w:tcMar>
-            <w:vAlign w:val="center"/>
-          </w:tcPr>
-          <w:p>
-            <w:pPr>
-              <w:pBdr>
-                <w:between w:val="single" w:sz="4" w:space="1" w:color="auto"/>
-                <w:bar w:val="single" w:sz="4" w:color="auto"/>
-              </w:pBdr>
-              <w:spacing w:line="375" w:lineRule="atLeast"/>
-              <w:ind w:left="227" w:firstLine="3"/>
-            </w:pPr>
-            <w:r>
-              <w:t>ORM</w:t>
-            </w:r>
-          </w:p>
-        </w:tc>
-        <w:tc>
-          <w:tcPr>
-            <w:tcW w:w="2074" w:type="dxa"/>
-            <w:tcMar>
-              <w:top w:w="150" w:type="dxa"/>
-              <w:left w:w="240" w:type="dxa"/>
-              <w:bottom w:w="150" w:type="dxa"/>
-              <w:right w:w="240" w:type="dxa"/>
-            </w:tcMar>
-            <w:vAlign w:val="center"/>
-          </w:tcPr>
-          <w:p>
-            <w:pPr>
-              <w:pBdr>
-                <w:between w:val="single" w:sz="4" w:space="1" w:color="auto"/>
-                <w:bar w:val="single" w:sz="4" w:color="auto"/>
-              </w:pBdr>
-              <w:spacing w:line="375" w:lineRule="atLeast"/>
-              <w:ind w:right="-284" w:firstLine="0"/>
-            </w:pPr>
-            <w:proofErr w:type="spellStart"/>
-            <w:r>
-              <w:t>SQLAlchemy</w:t>
-            </w:r>
-            <w:proofErr w:type="spellEnd"/>
-          </w:p>
-        </w:tc>
-        <w:tc>
-          <w:tcPr>
-            <w:tcW w:w="4678" w:type="dxa"/>
-            <w:tcMar>
-              <w:top w:w="150" w:type="dxa"/>
-              <w:left w:w="240" w:type="dxa"/>
-              <w:bottom w:w="150" w:type="dxa"/>
-              <w:right w:w="0" w:type="dxa"/>
-            </w:tcMar>
-            <w:vAlign w:val="center"/>
-          </w:tcPr>
-          <w:p>
-            <w:pPr>
-              <w:pBdr>
-                <w:between w:val="single" w:sz="4" w:space="1" w:color="auto"/>
-                <w:bar w:val="single" w:sz="4" w:color="auto"/>
-              </w:pBdr>
-              <w:spacing w:line="375" w:lineRule="atLeast"/>
-              <w:ind w:right="284" w:firstLine="170"/>
-            </w:pPr>
-            <w:r>
-              <w:t>Упрощает работу с БД, обеспечивает защиту от SQL-инъекций, поддерживает миграции</w:t>
-            </w:r>
-          </w:p>
-        </w:tc>
-      </w:tr>
-      <w:tr>
-        <w:tc>
-          <w:tcPr>
-            <w:tcW w:w="2746" w:type="dxa"/>
+            <w:tcW w:w="1701" w:type="dxa"/>
+            <w:shd w:val="clear" w:color="auto" w:fill="auto"/>
             <w:tcMar>
               <w:top w:w="150" w:type="dxa"/>
               <w:left w:w="0" w:type="dxa"/>
@@ -3502,30 +3767,67 @@
           </w:tcPr>
           <w:p>
             <w:pPr>
-              <w:pBdr>
-                <w:between w:val="single" w:sz="4" w:space="1" w:color="auto"/>
-                <w:bar w:val="single" w:sz="4" w:color="auto"/>
-              </w:pBdr>
-              <w:spacing w:line="375" w:lineRule="atLeast"/>
-              <w:ind w:left="227" w:firstLine="0"/>
-              <w:rPr>
-                <w:color w:val="000000" w:themeColor="text1"/>
-                <w:highlight w:val="none"/>
-              </w:rPr>
-            </w:pPr>
-            <w:r>
-              <w:rPr>
-                <w:color w:val="000000" w:themeColor="text1"/>
-                <w:highlight w:val="none"/>
-              </w:rPr>
-              <w:lastRenderedPageBreak/>
-              <w:t>Контейнеризация</w:t>
-            </w:r>
-          </w:p>
-        </w:tc>
-        <w:tc>
-          <w:tcPr>
-            <w:tcW w:w="2074" w:type="dxa"/>
+              <w:ind w:left="113" w:firstLine="0"/>
+              <w:rPr>
+                <w:sz w:val="24"/>
+                <w:szCs w:val="24"/>
+              </w:rPr>
+            </w:pPr>
+            <w:r>
+              <w:rPr>
+                <w:b/>
+                <w:bCs/>
+                <w:sz w:val="24"/>
+                <w:szCs w:val="24"/>
+              </w:rPr>
+              <w:t>ORM (Object-</w:t>
+            </w:r>
+            <w:proofErr w:type="spellStart"/>
+            <w:r>
+              <w:rPr>
+                <w:b/>
+                <w:bCs/>
+                <w:sz w:val="24"/>
+                <w:szCs w:val="24"/>
+              </w:rPr>
+              <w:t>Relational</w:t>
+            </w:r>
+            <w:proofErr w:type="spellEnd"/>
+            <w:r>
+              <w:rPr>
+                <w:b/>
+                <w:bCs/>
+                <w:sz w:val="24"/>
+                <w:szCs w:val="24"/>
+              </w:rPr>
+              <w:t xml:space="preserve"> </w:t>
+            </w:r>
+            <w:proofErr w:type="spellStart"/>
+            <w:r>
+              <w:rPr>
+                <w:b/>
+                <w:bCs/>
+                <w:sz w:val="24"/>
+                <w:szCs w:val="24"/>
+              </w:rPr>
+              <w:t>Mapping</w:t>
+            </w:r>
+            <w:proofErr w:type="spellEnd"/>
+            <w:r>
+              <w:rPr>
+                <w:b/>
+                <w:bCs/>
+                <w:sz w:val="24"/>
+                <w:szCs w:val="24"/>
+              </w:rPr>
+              <w:t>)</w:t>
+            </w:r>
+          </w:p>
+        </w:tc>
+        <w:tc>
+          <w:tcPr>
+            <w:tcW w:w="1701" w:type="dxa"/>
+            <w:shd w:val="clear" w:color="auto" w:fill="auto"/>
             <w:tcMar>
               <w:top w:w="150" w:type="dxa"/>
               <w:left w:w="240" w:type="dxa"/>
@@ -3537,31 +3839,82 @@
           </w:tcPr>
           <w:p>
             <w:pPr>
-              <w:pBdr>
-                <w:between w:val="single" w:sz="4" w:space="1" w:color="auto"/>
-                <w:bar w:val="single" w:sz="4" w:color="auto"/>
-              </w:pBdr>
-              <w:spacing w:line="375" w:lineRule="atLeast"/>
-              <w:ind w:right="-284" w:firstLine="0"/>
-              <w:rPr>
-                <w:color w:val="000000" w:themeColor="text1"/>
-                <w:highlight w:val="none"/>
+              <w:ind w:firstLine="0"/>
+              <w:rPr>
+                <w:sz w:val="24"/>
+                <w:szCs w:val="24"/>
               </w:rPr>
             </w:pPr>
             <w:proofErr w:type="spellStart"/>
             <w:r>
               <w:rPr>
-                <w:color w:val="000000" w:themeColor="text1"/>
-                <w:highlight w:val="none"/>
-              </w:rPr>
-              <w:t>Docker</w:t>
+                <w:sz w:val="24"/>
+                <w:szCs w:val="24"/>
+              </w:rPr>
+              <w:t>SQLAlchemy</w:t>
             </w:r>
             <w:proofErr w:type="spellEnd"/>
           </w:p>
         </w:tc>
         <w:tc>
           <w:tcPr>
-            <w:tcW w:w="4678" w:type="dxa"/>
+            <w:tcW w:w="1985" w:type="dxa"/>
+            <w:shd w:val="clear" w:color="auto" w:fill="auto"/>
+            <w:tcMar>
+              <w:top w:w="150" w:type="dxa"/>
+              <w:left w:w="240" w:type="dxa"/>
+              <w:bottom w:w="150" w:type="dxa"/>
+              <w:right w:w="240" w:type="dxa"/>
+            </w:tcMar>
+            <w:vAlign w:val="center"/>
+            <w:hideMark/>
+          </w:tcPr>
+          <w:p>
+            <w:pPr>
+              <w:ind w:firstLine="0"/>
+              <w:rPr>
+                <w:sz w:val="24"/>
+                <w:szCs w:val="24"/>
+              </w:rPr>
+            </w:pPr>
+            <w:proofErr w:type="spellStart"/>
+            <w:r>
+              <w:rPr>
+                <w:sz w:val="24"/>
+                <w:szCs w:val="24"/>
+              </w:rPr>
+              <w:t>Peewee</w:t>
+            </w:r>
+            <w:proofErr w:type="spellEnd"/>
+            <w:r>
+              <w:rPr>
+                <w:sz w:val="24"/>
+                <w:szCs w:val="24"/>
+              </w:rPr>
+              <w:t xml:space="preserve">, </w:t>
+            </w:r>
+            <w:proofErr w:type="spellStart"/>
+            <w:r>
+              <w:rPr>
+                <w:sz w:val="24"/>
+                <w:szCs w:val="24"/>
+              </w:rPr>
+              <w:t>Django</w:t>
+            </w:r>
+            <w:proofErr w:type="spellEnd"/>
+            <w:r>
+              <w:rPr>
+                <w:sz w:val="24"/>
+                <w:szCs w:val="24"/>
+              </w:rPr>
+              <w:t xml:space="preserve"> ORM</w:t>
+            </w:r>
+          </w:p>
+        </w:tc>
+        <w:tc>
+          <w:tcPr>
+            <w:tcW w:w="4133" w:type="dxa"/>
+            <w:shd w:val="clear" w:color="auto" w:fill="auto"/>
             <w:tcMar>
               <w:top w:w="150" w:type="dxa"/>
               <w:left w:w="240" w:type="dxa"/>
@@ -3573,23 +3926,50 @@
           </w:tcPr>
           <w:p>
             <w:pPr>
-              <w:pBdr>
-                <w:between w:val="single" w:sz="4" w:space="1" w:color="auto"/>
-                <w:bar w:val="single" w:sz="4" w:color="auto"/>
-              </w:pBdr>
-              <w:spacing w:line="375" w:lineRule="atLeast"/>
-              <w:ind w:right="284" w:firstLine="170"/>
-              <w:rPr>
-                <w:color w:val="000000" w:themeColor="text1"/>
-                <w:highlight w:val="none"/>
-              </w:rPr>
-            </w:pPr>
-            <w:r>
-              <w:rPr>
-                <w:color w:val="000000" w:themeColor="text1"/>
-                <w:highlight w:val="none"/>
-              </w:rPr>
-              <w:t>Обеспечивает одинаковое окружение на всех компьютерах, упрощает развёртывание</w:t>
+              <w:ind w:firstLine="0"/>
+              <w:rPr>
+                <w:sz w:val="24"/>
+                <w:szCs w:val="24"/>
+              </w:rPr>
+            </w:pPr>
+            <w:r>
+              <w:rPr>
+                <w:sz w:val="24"/>
+                <w:szCs w:val="24"/>
+              </w:rPr>
+              <w:t xml:space="preserve">Гибче </w:t>
+            </w:r>
+            <w:proofErr w:type="spellStart"/>
+            <w:r>
+              <w:rPr>
+                <w:sz w:val="24"/>
+                <w:szCs w:val="24"/>
+              </w:rPr>
+              <w:t>Peewee</w:t>
+            </w:r>
+            <w:proofErr w:type="spellEnd"/>
+            <w:r>
+              <w:rPr>
+                <w:sz w:val="24"/>
+                <w:szCs w:val="24"/>
+              </w:rPr>
+              <w:t xml:space="preserve"> (сложные запросы), не привязан к фреймворку (в отличие от </w:t>
+            </w:r>
+            <w:proofErr w:type="spellStart"/>
+            <w:r>
+              <w:rPr>
+                <w:sz w:val="24"/>
+                <w:szCs w:val="24"/>
+              </w:rPr>
+              <w:t>Django</w:t>
+            </w:r>
+            <w:proofErr w:type="spellEnd"/>
+            <w:r>
+              <w:rPr>
+                <w:sz w:val="24"/>
+                <w:szCs w:val="24"/>
+              </w:rPr>
+              <w:t xml:space="preserve"> ORM).</w:t>
             </w:r>
           </w:p>
         </w:tc>
@@ -3597,7 +3977,8 @@
       <w:tr>
         <w:tc>
           <w:tcPr>
-            <w:tcW w:w="2746" w:type="dxa"/>
+            <w:tcW w:w="1701" w:type="dxa"/>
+            <w:shd w:val="clear" w:color="auto" w:fill="auto"/>
             <w:tcMar>
               <w:top w:w="150" w:type="dxa"/>
               <w:left w:w="0" w:type="dxa"/>
@@ -3609,21 +3990,28 @@
           </w:tcPr>
           <w:p>
             <w:pPr>
-              <w:pBdr>
-                <w:between w:val="single" w:sz="4" w:space="1" w:color="auto"/>
-                <w:bar w:val="single" w:sz="4" w:color="auto"/>
-              </w:pBdr>
-              <w:spacing w:line="375" w:lineRule="atLeast"/>
-              <w:ind w:left="227" w:firstLine="0"/>
-            </w:pPr>
-            <w:r>
-              <w:t>Управление зависимостями</w:t>
-            </w:r>
-          </w:p>
-        </w:tc>
-        <w:tc>
-          <w:tcPr>
-            <w:tcW w:w="2074" w:type="dxa"/>
+              <w:ind w:left="113" w:firstLine="0"/>
+              <w:rPr>
+                <w:sz w:val="24"/>
+                <w:szCs w:val="24"/>
+              </w:rPr>
+            </w:pPr>
+            <w:r>
+              <w:rPr>
+                <w:b/>
+                <w:bCs/>
+                <w:sz w:val="24"/>
+                <w:szCs w:val="24"/>
+              </w:rPr>
+              <w:lastRenderedPageBreak/>
+              <w:t>Контейнеризация</w:t>
+            </w:r>
+          </w:p>
+        </w:tc>
+        <w:tc>
+          <w:tcPr>
+            <w:tcW w:w="1701" w:type="dxa"/>
+            <w:shd w:val="clear" w:color="auto" w:fill="auto"/>
             <w:tcMar>
               <w:top w:w="150" w:type="dxa"/>
               <w:left w:w="240" w:type="dxa"/>
@@ -3635,23 +4023,89 @@
           </w:tcPr>
           <w:p>
             <w:pPr>
-              <w:pBdr>
-                <w:between w:val="single" w:sz="4" w:space="1" w:color="auto"/>
-                <w:bar w:val="single" w:sz="4" w:color="auto"/>
-              </w:pBdr>
-              <w:spacing w:line="375" w:lineRule="atLeast"/>
-              <w:ind w:right="-284" w:firstLine="0"/>
+              <w:ind w:firstLine="0"/>
+              <w:rPr>
+                <w:sz w:val="24"/>
+                <w:szCs w:val="24"/>
+              </w:rPr>
             </w:pPr>
             <w:proofErr w:type="spellStart"/>
             <w:r>
-              <w:t>Poetry</w:t>
+              <w:rPr>
+                <w:sz w:val="24"/>
+                <w:szCs w:val="24"/>
+              </w:rPr>
+              <w:t>Docker</w:t>
             </w:r>
             <w:proofErr w:type="spellEnd"/>
-          </w:p>
-        </w:tc>
-        <w:tc>
-          <w:tcPr>
-            <w:tcW w:w="4678" w:type="dxa"/>
+            <w:r>
+              <w:rPr>
+                <w:sz w:val="24"/>
+                <w:szCs w:val="24"/>
+              </w:rPr>
+              <w:t xml:space="preserve"> + </w:t>
+            </w:r>
+            <w:proofErr w:type="spellStart"/>
+            <w:r>
+              <w:rPr>
+                <w:sz w:val="24"/>
+                <w:szCs w:val="24"/>
+              </w:rPr>
+              <w:t>Docker</w:t>
+            </w:r>
+            <w:proofErr w:type="spellEnd"/>
+            <w:r>
+              <w:rPr>
+                <w:sz w:val="24"/>
+                <w:szCs w:val="24"/>
+              </w:rPr>
+              <w:t xml:space="preserve"> </w:t>
+            </w:r>
+            <w:proofErr w:type="spellStart"/>
+            <w:r>
+              <w:rPr>
+                <w:sz w:val="24"/>
+                <w:szCs w:val="24"/>
+              </w:rPr>
+              <w:t>Compose</w:t>
+            </w:r>
+            <w:proofErr w:type="spellEnd"/>
+          </w:p>
+        </w:tc>
+        <w:tc>
+          <w:tcPr>
+            <w:tcW w:w="1985" w:type="dxa"/>
+            <w:shd w:val="clear" w:color="auto" w:fill="auto"/>
+            <w:tcMar>
+              <w:top w:w="150" w:type="dxa"/>
+              <w:left w:w="240" w:type="dxa"/>
+              <w:bottom w:w="150" w:type="dxa"/>
+              <w:right w:w="240" w:type="dxa"/>
+            </w:tcMar>
+            <w:vAlign w:val="center"/>
+            <w:hideMark/>
+          </w:tcPr>
+          <w:p>
+            <w:pPr>
+              <w:ind w:firstLine="0"/>
+              <w:rPr>
+                <w:sz w:val="24"/>
+                <w:szCs w:val="24"/>
+              </w:rPr>
+            </w:pPr>
+            <w:r>
+              <w:rPr>
+                <w:sz w:val="24"/>
+                <w:szCs w:val="24"/>
+              </w:rPr>
+              <w:t>Виртуальные машины, ручная настройка окружения</w:t>
+            </w:r>
+          </w:p>
+        </w:tc>
+        <w:tc>
+          <w:tcPr>
+            <w:tcW w:w="4133" w:type="dxa"/>
+            <w:shd w:val="clear" w:color="auto" w:fill="auto"/>
             <w:tcMar>
               <w:top w:w="150" w:type="dxa"/>
               <w:left w:w="240" w:type="dxa"/>
@@ -3663,15 +4117,18 @@
           </w:tcPr>
           <w:p>
             <w:pPr>
-              <w:pBdr>
-                <w:between w:val="single" w:sz="4" w:space="1" w:color="auto"/>
-                <w:bar w:val="single" w:sz="4" w:color="auto"/>
-              </w:pBdr>
-              <w:spacing w:line="375" w:lineRule="atLeast"/>
-              <w:ind w:right="284" w:firstLine="170"/>
-            </w:pPr>
-            <w:r>
-              <w:t>Современный инструмент, обеспечивает воспроизводимость сборки</w:t>
+              <w:ind w:firstLine="0"/>
+              <w:rPr>
+                <w:sz w:val="24"/>
+                <w:szCs w:val="24"/>
+              </w:rPr>
+            </w:pPr>
+            <w:r>
+              <w:rPr>
+                <w:sz w:val="24"/>
+                <w:szCs w:val="24"/>
+              </w:rPr>
+              <w:t>Одинаковое окружение, легковеснее виртуальных машин, удобен для демонстрации.</w:t>
             </w:r>
           </w:p>
         </w:tc>
@@ -3679,7 +4136,8 @@
       <w:tr>
         <w:tc>
           <w:tcPr>
-            <w:tcW w:w="2746" w:type="dxa"/>
+            <w:tcW w:w="1701" w:type="dxa"/>
+            <w:shd w:val="clear" w:color="auto" w:fill="auto"/>
             <w:tcMar>
               <w:top w:w="150" w:type="dxa"/>
               <w:left w:w="0" w:type="dxa"/>
@@ -3691,21 +4149,27 @@
           </w:tcPr>
           <w:p>
             <w:pPr>
-              <w:pBdr>
-                <w:between w:val="single" w:sz="4" w:space="1" w:color="auto"/>
-                <w:bar w:val="single" w:sz="4" w:color="auto"/>
-              </w:pBdr>
-              <w:spacing w:line="375" w:lineRule="atLeast"/>
-              <w:ind w:left="227" w:firstLine="0"/>
-            </w:pPr>
-            <w:r>
-              <w:t>Работа с Excel</w:t>
-            </w:r>
-          </w:p>
-        </w:tc>
-        <w:tc>
-          <w:tcPr>
-            <w:tcW w:w="2074" w:type="dxa"/>
+              <w:ind w:left="113" w:firstLine="0"/>
+              <w:rPr>
+                <w:sz w:val="24"/>
+                <w:szCs w:val="24"/>
+              </w:rPr>
+            </w:pPr>
+            <w:r>
+              <w:rPr>
+                <w:b/>
+                <w:bCs/>
+                <w:sz w:val="24"/>
+                <w:szCs w:val="24"/>
+              </w:rPr>
+              <w:t>Управление зависимостями</w:t>
+            </w:r>
+          </w:p>
+        </w:tc>
+        <w:tc>
+          <w:tcPr>
+            <w:tcW w:w="1701" w:type="dxa"/>
+            <w:shd w:val="clear" w:color="auto" w:fill="auto"/>
             <w:tcMar>
               <w:top w:w="150" w:type="dxa"/>
               <w:left w:w="240" w:type="dxa"/>
@@ -3717,23 +4181,75 @@
           </w:tcPr>
           <w:p>
             <w:pPr>
-              <w:pBdr>
-                <w:between w:val="single" w:sz="4" w:space="1" w:color="auto"/>
-                <w:bar w:val="single" w:sz="4" w:color="auto"/>
-              </w:pBdr>
-              <w:spacing w:line="375" w:lineRule="atLeast"/>
-              <w:ind w:right="-284" w:firstLine="0"/>
+              <w:ind w:firstLine="0"/>
+              <w:rPr>
+                <w:sz w:val="24"/>
+                <w:szCs w:val="24"/>
+              </w:rPr>
             </w:pPr>
             <w:proofErr w:type="spellStart"/>
             <w:r>
-              <w:t>openpyxl</w:t>
+              <w:rPr>
+                <w:sz w:val="24"/>
+                <w:szCs w:val="24"/>
+              </w:rPr>
+              <w:t>Poetry</w:t>
             </w:r>
             <w:proofErr w:type="spellEnd"/>
           </w:p>
         </w:tc>
         <w:tc>
           <w:tcPr>
-            <w:tcW w:w="4678" w:type="dxa"/>
+            <w:tcW w:w="1985" w:type="dxa"/>
+            <w:shd w:val="clear" w:color="auto" w:fill="auto"/>
+            <w:tcMar>
+              <w:top w:w="150" w:type="dxa"/>
+              <w:left w:w="240" w:type="dxa"/>
+              <w:bottom w:w="150" w:type="dxa"/>
+              <w:right w:w="240" w:type="dxa"/>
+            </w:tcMar>
+            <w:vAlign w:val="center"/>
+            <w:hideMark/>
+          </w:tcPr>
+          <w:p>
+            <w:pPr>
+              <w:ind w:firstLine="0"/>
+              <w:rPr>
+                <w:sz w:val="24"/>
+                <w:szCs w:val="24"/>
+              </w:rPr>
+            </w:pPr>
+            <w:proofErr w:type="spellStart"/>
+            <w:r>
+              <w:rPr>
+                <w:sz w:val="24"/>
+                <w:szCs w:val="24"/>
+              </w:rPr>
+              <w:t>pip</w:t>
+            </w:r>
+            <w:proofErr w:type="spellEnd"/>
+            <w:r>
+              <w:rPr>
+                <w:sz w:val="24"/>
+                <w:szCs w:val="24"/>
+              </w:rPr>
+              <w:t xml:space="preserve"> + requirements.txt, </w:t>
+            </w:r>
+            <w:proofErr w:type="spellStart"/>
+            <w:r>
+              <w:rPr>
+                <w:sz w:val="24"/>
+                <w:szCs w:val="24"/>
+              </w:rPr>
+              <w:t>pipenv</w:t>
+            </w:r>
+            <w:proofErr w:type="spellEnd"/>
+          </w:p>
+        </w:tc>
+        <w:tc>
+          <w:tcPr>
+            <w:tcW w:w="4133" w:type="dxa"/>
+            <w:shd w:val="clear" w:color="auto" w:fill="auto"/>
             <w:tcMar>
               <w:top w:w="150" w:type="dxa"/>
               <w:left w:w="240" w:type="dxa"/>
@@ -3745,28 +4261,91 @@
           </w:tcPr>
           <w:p>
             <w:pPr>
-              <w:pBdr>
-                <w:between w:val="single" w:sz="4" w:space="1" w:color="auto"/>
-                <w:bar w:val="single" w:sz="4" w:color="auto"/>
-              </w:pBdr>
-              <w:spacing w:line="375" w:lineRule="atLeast"/>
-              <w:ind w:right="284" w:firstLine="170"/>
-            </w:pPr>
-            <w:r>
-              <w:t>Свободно распространяемая библиотека, поддерживает чтение и запись .</w:t>
+              <w:ind w:firstLine="0"/>
+              <w:rPr>
+                <w:sz w:val="24"/>
+                <w:szCs w:val="24"/>
+              </w:rPr>
+            </w:pPr>
+            <w:r>
+              <w:rPr>
+                <w:sz w:val="24"/>
+                <w:szCs w:val="24"/>
+              </w:rPr>
+              <w:t>Воспроизводимость (</w:t>
             </w:r>
             <w:proofErr w:type="spellStart"/>
             <w:r>
-              <w:t>xlsx</w:t>
+              <w:rPr>
+                <w:sz w:val="24"/>
+                <w:szCs w:val="24"/>
+              </w:rPr>
+              <w:t>lock</w:t>
             </w:r>
             <w:proofErr w:type="spellEnd"/>
+            <w:r>
+              <w:rPr>
+                <w:sz w:val="24"/>
+                <w:szCs w:val="24"/>
+              </w:rPr>
+              <w:t xml:space="preserve">-файл), удобнее </w:t>
+            </w:r>
+            <w:proofErr w:type="spellStart"/>
+            <w:r>
+              <w:rPr>
+                <w:sz w:val="24"/>
+                <w:szCs w:val="24"/>
+              </w:rPr>
+              <w:t>pipenv</w:t>
+            </w:r>
+            <w:proofErr w:type="spellEnd"/>
+            <w:r>
+              <w:rPr>
+                <w:sz w:val="24"/>
+                <w:szCs w:val="24"/>
+              </w:rPr>
+              <w:t xml:space="preserve">, разделение </w:t>
+            </w:r>
+            <w:proofErr w:type="spellStart"/>
+            <w:r>
+              <w:rPr>
+                <w:sz w:val="24"/>
+                <w:szCs w:val="24"/>
+              </w:rPr>
+              <w:t>dev</w:t>
+            </w:r>
+            <w:proofErr w:type="spellEnd"/>
+            <w:r>
+              <w:rPr>
+                <w:sz w:val="24"/>
+                <w:szCs w:val="24"/>
+              </w:rPr>
+              <w:t>/</w:t>
+            </w:r>
+            <w:proofErr w:type="spellStart"/>
+            <w:r>
+              <w:rPr>
+                <w:sz w:val="24"/>
+                <w:szCs w:val="24"/>
+              </w:rPr>
+              <w:t>main</w:t>
+            </w:r>
+            <w:proofErr w:type="spellEnd"/>
+            <w:r>
+              <w:rPr>
+                <w:sz w:val="24"/>
+                <w:szCs w:val="24"/>
+              </w:rPr>
+              <w:t xml:space="preserve"> (против requirements.txt).</w:t>
+            </w:r>
           </w:p>
         </w:tc>
       </w:tr>
       <w:tr>
         <w:tc>
           <w:tcPr>
-            <w:tcW w:w="2746" w:type="dxa"/>
+            <w:tcW w:w="1701" w:type="dxa"/>
+            <w:shd w:val="clear" w:color="auto" w:fill="auto"/>
             <w:tcMar>
               <w:top w:w="150" w:type="dxa"/>
               <w:left w:w="0" w:type="dxa"/>
@@ -3778,21 +4357,27 @@
           </w:tcPr>
           <w:p>
             <w:pPr>
-              <w:pBdr>
-                <w:between w:val="single" w:sz="4" w:space="1" w:color="auto"/>
-                <w:bar w:val="single" w:sz="4" w:color="auto"/>
-              </w:pBdr>
-              <w:spacing w:line="375" w:lineRule="atLeast"/>
-              <w:ind w:left="227" w:firstLine="0"/>
-            </w:pPr>
-            <w:r>
-              <w:t>Генерация документов</w:t>
-            </w:r>
-          </w:p>
-        </w:tc>
-        <w:tc>
-          <w:tcPr>
-            <w:tcW w:w="2074" w:type="dxa"/>
+              <w:ind w:left="113" w:firstLine="0"/>
+              <w:rPr>
+                <w:sz w:val="24"/>
+                <w:szCs w:val="24"/>
+              </w:rPr>
+            </w:pPr>
+            <w:r>
+              <w:rPr>
+                <w:b/>
+                <w:bCs/>
+                <w:sz w:val="24"/>
+                <w:szCs w:val="24"/>
+              </w:rPr>
+              <w:t>Работа с Excel</w:t>
+            </w:r>
+          </w:p>
+        </w:tc>
+        <w:tc>
+          <w:tcPr>
+            <w:tcW w:w="1701" w:type="dxa"/>
+            <w:shd w:val="clear" w:color="auto" w:fill="auto"/>
             <w:tcMar>
               <w:top w:w="150" w:type="dxa"/>
               <w:left w:w="240" w:type="dxa"/>
@@ -3804,23 +4389,75 @@
           </w:tcPr>
           <w:p>
             <w:pPr>
-              <w:pBdr>
-                <w:between w:val="single" w:sz="4" w:space="1" w:color="auto"/>
-                <w:bar w:val="single" w:sz="4" w:color="auto"/>
-              </w:pBdr>
-              <w:spacing w:line="375" w:lineRule="atLeast"/>
-              <w:ind w:right="-284" w:firstLine="0"/>
+              <w:ind w:firstLine="0"/>
+              <w:rPr>
+                <w:sz w:val="24"/>
+                <w:szCs w:val="24"/>
+              </w:rPr>
             </w:pPr>
             <w:proofErr w:type="spellStart"/>
             <w:r>
-              <w:t>python-docx</w:t>
+              <w:rPr>
+                <w:sz w:val="24"/>
+                <w:szCs w:val="24"/>
+              </w:rPr>
+              <w:t>openpyxl</w:t>
             </w:r>
             <w:proofErr w:type="spellEnd"/>
           </w:p>
         </w:tc>
         <w:tc>
           <w:tcPr>
-            <w:tcW w:w="4678" w:type="dxa"/>
+            <w:tcW w:w="1985" w:type="dxa"/>
+            <w:shd w:val="clear" w:color="auto" w:fill="auto"/>
+            <w:tcMar>
+              <w:top w:w="150" w:type="dxa"/>
+              <w:left w:w="240" w:type="dxa"/>
+              <w:bottom w:w="150" w:type="dxa"/>
+              <w:right w:w="240" w:type="dxa"/>
+            </w:tcMar>
+            <w:vAlign w:val="center"/>
+            <w:hideMark/>
+          </w:tcPr>
+          <w:p>
+            <w:pPr>
+              <w:ind w:firstLine="0"/>
+              <w:rPr>
+                <w:sz w:val="24"/>
+                <w:szCs w:val="24"/>
+              </w:rPr>
+            </w:pPr>
+            <w:proofErr w:type="spellStart"/>
+            <w:r>
+              <w:rPr>
+                <w:sz w:val="24"/>
+                <w:szCs w:val="24"/>
+              </w:rPr>
+              <w:t>pandas</w:t>
+            </w:r>
+            <w:proofErr w:type="spellEnd"/>
+            <w:r>
+              <w:rPr>
+                <w:sz w:val="24"/>
+                <w:szCs w:val="24"/>
+              </w:rPr>
+              <w:t xml:space="preserve">, </w:t>
+            </w:r>
+            <w:proofErr w:type="spellStart"/>
+            <w:r>
+              <w:rPr>
+                <w:sz w:val="24"/>
+                <w:szCs w:val="24"/>
+              </w:rPr>
+              <w:t>xlrd</w:t>
+            </w:r>
+            <w:proofErr w:type="spellEnd"/>
+          </w:p>
+        </w:tc>
+        <w:tc>
+          <w:tcPr>
+            <w:tcW w:w="4133" w:type="dxa"/>
+            <w:shd w:val="clear" w:color="auto" w:fill="auto"/>
             <w:tcMar>
               <w:top w:w="150" w:type="dxa"/>
               <w:left w:w="240" w:type="dxa"/>
@@ -3832,15 +4469,34 @@
           </w:tcPr>
           <w:p>
             <w:pPr>
-              <w:pBdr>
-                <w:between w:val="single" w:sz="4" w:space="1" w:color="auto"/>
-                <w:bar w:val="single" w:sz="4" w:color="auto"/>
-              </w:pBdr>
-              <w:spacing w:line="375" w:lineRule="atLeast"/>
-              <w:ind w:right="284" w:firstLine="170"/>
-            </w:pPr>
-            <w:r>
-              <w:t>Позволяет создавать форматированные документы Word из шаблонов</w:t>
+              <w:ind w:firstLine="0"/>
+              <w:rPr>
+                <w:sz w:val="24"/>
+                <w:szCs w:val="24"/>
+              </w:rPr>
+            </w:pPr>
+            <w:r>
+              <w:rPr>
+                <w:sz w:val="24"/>
+                <w:szCs w:val="24"/>
+              </w:rPr>
+              <w:t xml:space="preserve">Лёгкая, без лишних зависимостей. </w:t>
+            </w:r>
+            <w:proofErr w:type="spellStart"/>
+            <w:r>
+              <w:rPr>
+                <w:sz w:val="24"/>
+                <w:szCs w:val="24"/>
+              </w:rPr>
+              <w:t>pandas</w:t>
+            </w:r>
+            <w:proofErr w:type="spellEnd"/>
+            <w:r>
+              <w:rPr>
+                <w:sz w:val="24"/>
+                <w:szCs w:val="24"/>
+              </w:rPr>
+              <w:t xml:space="preserve"> избыточен для простого импорта списков</w:t>
             </w:r>
           </w:p>
         </w:tc>
@@ -3848,7 +4504,8 @@
       <w:tr>
         <w:tc>
           <w:tcPr>
-            <w:tcW w:w="2746" w:type="dxa"/>
+            <w:tcW w:w="1701" w:type="dxa"/>
+            <w:shd w:val="clear" w:color="auto" w:fill="auto"/>
             <w:tcMar>
               <w:top w:w="150" w:type="dxa"/>
               <w:left w:w="0" w:type="dxa"/>
@@ -3856,24 +4513,31 @@
               <w:right w:w="240" w:type="dxa"/>
             </w:tcMar>
             <w:vAlign w:val="center"/>
-          </w:tcPr>
-          <w:p>
-            <w:pPr>
-              <w:pBdr>
-                <w:between w:val="single" w:sz="4" w:space="1" w:color="auto"/>
-                <w:bar w:val="single" w:sz="4" w:color="auto"/>
-              </w:pBdr>
-              <w:spacing w:line="375" w:lineRule="atLeast"/>
-              <w:ind w:left="227" w:firstLine="0"/>
-            </w:pPr>
-            <w:r>
-              <w:t>Авторизация</w:t>
-            </w:r>
-          </w:p>
-        </w:tc>
-        <w:tc>
-          <w:tcPr>
-            <w:tcW w:w="2074" w:type="dxa"/>
+            <w:hideMark/>
+          </w:tcPr>
+          <w:p>
+            <w:pPr>
+              <w:ind w:left="113" w:firstLine="0"/>
+              <w:rPr>
+                <w:sz w:val="24"/>
+                <w:szCs w:val="24"/>
+              </w:rPr>
+            </w:pPr>
+            <w:r>
+              <w:rPr>
+                <w:b/>
+                <w:bCs/>
+                <w:sz w:val="24"/>
+                <w:szCs w:val="24"/>
+              </w:rPr>
+              <w:t>Генерация документов</w:t>
+            </w:r>
+          </w:p>
+        </w:tc>
+        <w:tc>
+          <w:tcPr>
+            <w:tcW w:w="1701" w:type="dxa"/>
+            <w:shd w:val="clear" w:color="auto" w:fill="auto"/>
             <w:tcMar>
               <w:top w:w="150" w:type="dxa"/>
               <w:left w:w="240" w:type="dxa"/>
@@ -3881,29 +4545,79 @@
               <w:right w:w="240" w:type="dxa"/>
             </w:tcMar>
             <w:vAlign w:val="center"/>
-          </w:tcPr>
-          <w:p>
-            <w:pPr>
-              <w:pBdr>
-                <w:between w:val="single" w:sz="4" w:space="1" w:color="auto"/>
-                <w:bar w:val="single" w:sz="4" w:color="auto"/>
-              </w:pBdr>
-              <w:spacing w:line="375" w:lineRule="atLeast"/>
-              <w:ind w:right="-284" w:firstLine="0"/>
-            </w:pPr>
-            <w:r>
-              <w:t xml:space="preserve">JWT + </w:t>
-            </w:r>
+            <w:hideMark/>
+          </w:tcPr>
+          <w:p>
+            <w:pPr>
+              <w:ind w:firstLine="0"/>
+              <w:rPr>
+                <w:sz w:val="24"/>
+                <w:szCs w:val="24"/>
+              </w:rPr>
+            </w:pPr>
             <w:proofErr w:type="spellStart"/>
             <w:r>
-              <w:t>bcrypt</w:t>
+              <w:rPr>
+                <w:sz w:val="24"/>
+                <w:szCs w:val="24"/>
+              </w:rPr>
+              <w:t>python-docx</w:t>
             </w:r>
             <w:proofErr w:type="spellEnd"/>
           </w:p>
         </w:tc>
         <w:tc>
           <w:tcPr>
-            <w:tcW w:w="4678" w:type="dxa"/>
+            <w:tcW w:w="1985" w:type="dxa"/>
+            <w:shd w:val="clear" w:color="auto" w:fill="auto"/>
+            <w:tcMar>
+              <w:top w:w="150" w:type="dxa"/>
+              <w:left w:w="240" w:type="dxa"/>
+              <w:bottom w:w="150" w:type="dxa"/>
+              <w:right w:w="240" w:type="dxa"/>
+            </w:tcMar>
+            <w:vAlign w:val="center"/>
+            <w:hideMark/>
+          </w:tcPr>
+          <w:p>
+            <w:pPr>
+              <w:ind w:firstLine="0"/>
+              <w:rPr>
+                <w:sz w:val="24"/>
+                <w:szCs w:val="24"/>
+              </w:rPr>
+            </w:pPr>
+            <w:proofErr w:type="spellStart"/>
+            <w:r>
+              <w:rPr>
+                <w:sz w:val="24"/>
+                <w:szCs w:val="24"/>
+              </w:rPr>
+              <w:t>reportlab</w:t>
+            </w:r>
+            <w:proofErr w:type="spellEnd"/>
+            <w:r>
+              <w:rPr>
+                <w:sz w:val="24"/>
+                <w:szCs w:val="24"/>
+              </w:rPr>
+              <w:t xml:space="preserve">, </w:t>
+            </w:r>
+            <w:proofErr w:type="spellStart"/>
+            <w:r>
+              <w:rPr>
+                <w:sz w:val="24"/>
+                <w:szCs w:val="24"/>
+              </w:rPr>
+              <w:t>python-pptx</w:t>
+            </w:r>
+            <w:proofErr w:type="spellEnd"/>
+          </w:p>
+        </w:tc>
+        <w:tc>
+          <w:tcPr>
+            <w:tcW w:w="4133" w:type="dxa"/>
+            <w:shd w:val="clear" w:color="auto" w:fill="auto"/>
             <w:tcMar>
               <w:top w:w="150" w:type="dxa"/>
               <w:left w:w="240" w:type="dxa"/>
@@ -3911,26 +4625,38 @@
               <w:right w:w="0" w:type="dxa"/>
             </w:tcMar>
             <w:vAlign w:val="center"/>
-          </w:tcPr>
-          <w:p>
-            <w:pPr>
-              <w:pBdr>
-                <w:between w:val="single" w:sz="4" w:space="1" w:color="auto"/>
-                <w:bar w:val="single" w:sz="4" w:color="auto"/>
-              </w:pBdr>
-              <w:spacing w:line="375" w:lineRule="atLeast"/>
-              <w:ind w:right="284" w:firstLine="170"/>
-            </w:pPr>
-            <w:r>
-              <w:t xml:space="preserve">JWT обеспечивает безопасную передачу данных между клиентом и сервером, </w:t>
+            <w:hideMark/>
+          </w:tcPr>
+          <w:p>
+            <w:pPr>
+              <w:ind w:firstLine="0"/>
+              <w:rPr>
+                <w:sz w:val="24"/>
+                <w:szCs w:val="24"/>
+              </w:rPr>
+            </w:pPr>
+            <w:r>
+              <w:rPr>
+                <w:sz w:val="24"/>
+                <w:szCs w:val="24"/>
+              </w:rPr>
+              <w:t xml:space="preserve">Работает с Word-шаблонами. Проще API, чем у </w:t>
             </w:r>
             <w:proofErr w:type="spellStart"/>
             <w:r>
-              <w:t>bcrypt</w:t>
+              <w:rPr>
+                <w:sz w:val="24"/>
+                <w:szCs w:val="24"/>
+              </w:rPr>
+              <w:t>reportlab</w:t>
             </w:r>
             <w:proofErr w:type="spellEnd"/>
             <w:r>
-              <w:t xml:space="preserve"> — надёжное хэширование паролей</w:t>
+              <w:rPr>
+                <w:sz w:val="24"/>
+                <w:szCs w:val="24"/>
+              </w:rPr>
+              <w:t xml:space="preserve"> (PDF).</w:t>
             </w:r>
           </w:p>
         </w:tc>
@@ -3938,7 +4664,8 @@
       <w:tr>
         <w:tc>
           <w:tcPr>
-            <w:tcW w:w="2746" w:type="dxa"/>
+            <w:tcW w:w="1701" w:type="dxa"/>
+            <w:shd w:val="clear" w:color="auto" w:fill="auto"/>
             <w:tcMar>
               <w:top w:w="150" w:type="dxa"/>
               <w:left w:w="0" w:type="dxa"/>
@@ -3946,24 +4673,31 @@
               <w:right w:w="240" w:type="dxa"/>
             </w:tcMar>
             <w:vAlign w:val="center"/>
-          </w:tcPr>
-          <w:p>
-            <w:pPr>
-              <w:pBdr>
-                <w:between w:val="single" w:sz="4" w:space="1" w:color="auto"/>
-                <w:bar w:val="single" w:sz="4" w:color="auto"/>
-              </w:pBdr>
-              <w:spacing w:line="375" w:lineRule="atLeast"/>
-              <w:ind w:left="227" w:firstLine="0"/>
-            </w:pPr>
-            <w:r>
-              <w:t>Тестирование</w:t>
-            </w:r>
-          </w:p>
-        </w:tc>
-        <w:tc>
-          <w:tcPr>
-            <w:tcW w:w="2074" w:type="dxa"/>
+            <w:hideMark/>
+          </w:tcPr>
+          <w:p>
+            <w:pPr>
+              <w:ind w:left="113" w:firstLine="0"/>
+              <w:rPr>
+                <w:sz w:val="24"/>
+                <w:szCs w:val="24"/>
+              </w:rPr>
+            </w:pPr>
+            <w:r>
+              <w:rPr>
+                <w:b/>
+                <w:bCs/>
+                <w:sz w:val="24"/>
+                <w:szCs w:val="24"/>
+              </w:rPr>
+              <w:t>Авторизация</w:t>
+            </w:r>
+          </w:p>
+        </w:tc>
+        <w:tc>
+          <w:tcPr>
+            <w:tcW w:w="1701" w:type="dxa"/>
+            <w:shd w:val="clear" w:color="auto" w:fill="auto"/>
             <w:tcMar>
               <w:top w:w="150" w:type="dxa"/>
               <w:left w:w="240" w:type="dxa"/>
@@ -3971,34 +4705,92 @@
               <w:right w:w="240" w:type="dxa"/>
             </w:tcMar>
             <w:vAlign w:val="center"/>
-          </w:tcPr>
-          <w:p>
-            <w:pPr>
-              <w:pBdr>
-                <w:between w:val="single" w:sz="4" w:space="1" w:color="auto"/>
-                <w:bar w:val="single" w:sz="4" w:color="auto"/>
-              </w:pBdr>
-              <w:spacing w:line="375" w:lineRule="atLeast"/>
-              <w:ind w:right="-284" w:firstLine="0"/>
-            </w:pPr>
+            <w:hideMark/>
+          </w:tcPr>
+          <w:p>
+            <w:pPr>
+              <w:ind w:firstLine="0"/>
+              <w:rPr>
+                <w:sz w:val="24"/>
+                <w:szCs w:val="24"/>
+              </w:rPr>
+            </w:pPr>
+            <w:r>
+              <w:rPr>
+                <w:sz w:val="24"/>
+                <w:szCs w:val="24"/>
+              </w:rPr>
+              <w:t xml:space="preserve">JWT + </w:t>
+            </w:r>
             <w:proofErr w:type="spellStart"/>
             <w:r>
-              <w:t>pytest</w:t>
+              <w:rPr>
+                <w:sz w:val="24"/>
+                <w:szCs w:val="24"/>
+              </w:rPr>
+              <w:t>bcrypt</w:t>
             </w:r>
             <w:proofErr w:type="spellEnd"/>
-            <w:r>
-              <w:t xml:space="preserve"> + </w:t>
-            </w:r>
-            <w:proofErr w:type="spellStart"/>
-            <w:r>
-              <w:t>httpx</w:t>
-            </w:r>
-            <w:proofErr w:type="spellEnd"/>
-          </w:p>
-        </w:tc>
-        <w:tc>
-          <w:tcPr>
-            <w:tcW w:w="4678" w:type="dxa"/>
+          </w:p>
+        </w:tc>
+        <w:tc>
+          <w:tcPr>
+            <w:tcW w:w="1985" w:type="dxa"/>
+            <w:shd w:val="clear" w:color="auto" w:fill="auto"/>
+            <w:tcMar>
+              <w:top w:w="150" w:type="dxa"/>
+              <w:left w:w="240" w:type="dxa"/>
+              <w:bottom w:w="150" w:type="dxa"/>
+              <w:right w:w="240" w:type="dxa"/>
+            </w:tcMar>
+            <w:vAlign w:val="center"/>
+            <w:hideMark/>
+          </w:tcPr>
+          <w:p>
+            <w:pPr>
+              <w:ind w:firstLine="0"/>
+              <w:rPr>
+                <w:sz w:val="24"/>
+                <w:szCs w:val="24"/>
+                <w:lang w:val="en-US"/>
+              </w:rPr>
+            </w:pPr>
+            <w:r>
+              <w:rPr>
+                <w:sz w:val="24"/>
+                <w:szCs w:val="24"/>
+              </w:rPr>
+              <w:t>Сессии</w:t>
+            </w:r>
+            <w:r>
+              <w:rPr>
+                <w:sz w:val="24"/>
+                <w:szCs w:val="24"/>
+                <w:lang w:val="en-US"/>
+              </w:rPr>
+              <w:t xml:space="preserve"> (</w:t>
+            </w:r>
+            <w:r>
+              <w:rPr>
+                <w:sz w:val="24"/>
+                <w:szCs w:val="24"/>
+              </w:rPr>
+              <w:t>куки</w:t>
+            </w:r>
+            <w:r>
+              <w:rPr>
+                <w:sz w:val="24"/>
+                <w:szCs w:val="24"/>
+                <w:lang w:val="en-US"/>
+              </w:rPr>
+              <w:t>), OAuth2, plain text</w:t>
+            </w:r>
+          </w:p>
+        </w:tc>
+        <w:tc>
+          <w:tcPr>
+            <w:tcW w:w="4133" w:type="dxa"/>
+            <w:shd w:val="clear" w:color="auto" w:fill="auto"/>
             <w:tcMar>
               <w:top w:w="150" w:type="dxa"/>
               <w:left w:w="240" w:type="dxa"/>
@@ -4006,18 +4798,418 @@
               <w:right w:w="0" w:type="dxa"/>
             </w:tcMar>
             <w:vAlign w:val="center"/>
-          </w:tcPr>
-          <w:p>
-            <w:pPr>
-              <w:pBdr>
-                <w:between w:val="single" w:sz="4" w:space="1" w:color="auto"/>
-                <w:bar w:val="single" w:sz="4" w:color="auto"/>
-              </w:pBdr>
-              <w:spacing w:line="375" w:lineRule="atLeast"/>
-              <w:ind w:right="284" w:firstLine="170"/>
-            </w:pPr>
-            <w:r>
-              <w:t>Позволяет автоматизировать проверку работоспособности API, поддерживает покрытие кода</w:t>
+            <w:hideMark/>
+          </w:tcPr>
+          <w:p>
+            <w:pPr>
+              <w:ind w:firstLine="0"/>
+              <w:rPr>
+                <w:sz w:val="24"/>
+                <w:szCs w:val="24"/>
+              </w:rPr>
+            </w:pPr>
+            <w:r>
+              <w:rPr>
+                <w:sz w:val="24"/>
+                <w:szCs w:val="24"/>
+              </w:rPr>
+              <w:t xml:space="preserve">JWT — нет сессий на сервере, </w:t>
+            </w:r>
+            <w:proofErr w:type="spellStart"/>
+            <w:r>
+              <w:rPr>
+                <w:sz w:val="24"/>
+                <w:szCs w:val="24"/>
+              </w:rPr>
+              <w:t>bcrypt</w:t>
+            </w:r>
+            <w:proofErr w:type="spellEnd"/>
+            <w:r>
+              <w:rPr>
+                <w:sz w:val="24"/>
+                <w:szCs w:val="24"/>
+              </w:rPr>
+              <w:t xml:space="preserve"> — надёжное хэширование. Безопаснее </w:t>
+            </w:r>
+            <w:proofErr w:type="spellStart"/>
+            <w:r>
+              <w:rPr>
+                <w:sz w:val="24"/>
+                <w:szCs w:val="24"/>
+              </w:rPr>
+              <w:t>plain</w:t>
+            </w:r>
+            <w:proofErr w:type="spellEnd"/>
+            <w:r>
+              <w:rPr>
+                <w:sz w:val="24"/>
+                <w:szCs w:val="24"/>
+              </w:rPr>
+              <w:t xml:space="preserve"> </w:t>
+            </w:r>
+            <w:proofErr w:type="spellStart"/>
+            <w:r>
+              <w:rPr>
+                <w:sz w:val="24"/>
+                <w:szCs w:val="24"/>
+              </w:rPr>
+              <w:t>text</w:t>
+            </w:r>
+            <w:proofErr w:type="spellEnd"/>
+            <w:r>
+              <w:rPr>
+                <w:sz w:val="24"/>
+                <w:szCs w:val="24"/>
+              </w:rPr>
+              <w:t>.</w:t>
+            </w:r>
+          </w:p>
+        </w:tc>
+      </w:tr>
+      <w:tr>
+        <w:tc>
+          <w:tcPr>
+            <w:tcW w:w="1701" w:type="dxa"/>
+            <w:shd w:val="clear" w:color="auto" w:fill="auto"/>
+            <w:tcMar>
+              <w:top w:w="150" w:type="dxa"/>
+              <w:left w:w="0" w:type="dxa"/>
+              <w:bottom w:w="150" w:type="dxa"/>
+              <w:right w:w="240" w:type="dxa"/>
+            </w:tcMar>
+            <w:vAlign w:val="center"/>
+            <w:hideMark/>
+          </w:tcPr>
+          <w:p>
+            <w:pPr>
+              <w:ind w:left="113" w:firstLine="0"/>
+              <w:rPr>
+                <w:sz w:val="24"/>
+                <w:szCs w:val="24"/>
+              </w:rPr>
+            </w:pPr>
+            <w:r>
+              <w:rPr>
+                <w:b/>
+                <w:bCs/>
+                <w:sz w:val="24"/>
+                <w:szCs w:val="24"/>
+              </w:rPr>
+              <w:t>Тестирование</w:t>
+            </w:r>
+          </w:p>
+        </w:tc>
+        <w:tc>
+          <w:tcPr>
+            <w:tcW w:w="1701" w:type="dxa"/>
+            <w:shd w:val="clear" w:color="auto" w:fill="auto"/>
+            <w:tcMar>
+              <w:top w:w="150" w:type="dxa"/>
+              <w:left w:w="240" w:type="dxa"/>
+              <w:bottom w:w="150" w:type="dxa"/>
+              <w:right w:w="240" w:type="dxa"/>
+            </w:tcMar>
+            <w:vAlign w:val="center"/>
+            <w:hideMark/>
+          </w:tcPr>
+          <w:p>
+            <w:pPr>
+              <w:ind w:firstLine="0"/>
+              <w:rPr>
+                <w:sz w:val="24"/>
+                <w:szCs w:val="24"/>
+              </w:rPr>
+            </w:pPr>
+            <w:proofErr w:type="spellStart"/>
+            <w:r>
+              <w:rPr>
+                <w:sz w:val="24"/>
+                <w:szCs w:val="24"/>
+              </w:rPr>
+              <w:t>pytest</w:t>
+            </w:r>
+            <w:proofErr w:type="spellEnd"/>
+            <w:r>
+              <w:rPr>
+                <w:sz w:val="24"/>
+                <w:szCs w:val="24"/>
+              </w:rPr>
+              <w:t xml:space="preserve"> + </w:t>
+            </w:r>
+            <w:proofErr w:type="spellStart"/>
+            <w:r>
+              <w:rPr>
+                <w:sz w:val="24"/>
+                <w:szCs w:val="24"/>
+              </w:rPr>
+              <w:t>httpx</w:t>
+            </w:r>
+            <w:proofErr w:type="spellEnd"/>
+          </w:p>
+        </w:tc>
+        <w:tc>
+          <w:tcPr>
+            <w:tcW w:w="1985" w:type="dxa"/>
+            <w:shd w:val="clear" w:color="auto" w:fill="auto"/>
+            <w:tcMar>
+              <w:top w:w="150" w:type="dxa"/>
+              <w:left w:w="240" w:type="dxa"/>
+              <w:bottom w:w="150" w:type="dxa"/>
+              <w:right w:w="240" w:type="dxa"/>
+            </w:tcMar>
+            <w:vAlign w:val="center"/>
+            <w:hideMark/>
+          </w:tcPr>
+          <w:p>
+            <w:pPr>
+              <w:ind w:firstLine="0"/>
+              <w:rPr>
+                <w:sz w:val="24"/>
+                <w:szCs w:val="24"/>
+              </w:rPr>
+            </w:pPr>
+            <w:proofErr w:type="spellStart"/>
+            <w:r>
+              <w:rPr>
+                <w:sz w:val="24"/>
+                <w:szCs w:val="24"/>
+              </w:rPr>
+              <w:t>unittest</w:t>
+            </w:r>
+            <w:proofErr w:type="spellEnd"/>
+            <w:r>
+              <w:rPr>
+                <w:sz w:val="24"/>
+                <w:szCs w:val="24"/>
+              </w:rPr>
+              <w:t xml:space="preserve">, </w:t>
+            </w:r>
+            <w:proofErr w:type="spellStart"/>
+            <w:r>
+              <w:rPr>
+                <w:sz w:val="24"/>
+                <w:szCs w:val="24"/>
+              </w:rPr>
+              <w:t>requests</w:t>
+            </w:r>
+            <w:proofErr w:type="spellEnd"/>
+            <w:r>
+              <w:rPr>
+                <w:sz w:val="24"/>
+                <w:szCs w:val="24"/>
+              </w:rPr>
+              <w:t xml:space="preserve"> + </w:t>
+            </w:r>
+            <w:proofErr w:type="spellStart"/>
+            <w:r>
+              <w:rPr>
+                <w:sz w:val="24"/>
+                <w:szCs w:val="24"/>
+              </w:rPr>
+              <w:t>unittest</w:t>
+            </w:r>
+            <w:proofErr w:type="spellEnd"/>
+          </w:p>
+        </w:tc>
+        <w:tc>
+          <w:tcPr>
+            <w:tcW w:w="4133" w:type="dxa"/>
+            <w:shd w:val="clear" w:color="auto" w:fill="auto"/>
+            <w:tcMar>
+              <w:top w:w="150" w:type="dxa"/>
+              <w:left w:w="240" w:type="dxa"/>
+              <w:bottom w:w="150" w:type="dxa"/>
+              <w:right w:w="0" w:type="dxa"/>
+            </w:tcMar>
+            <w:vAlign w:val="center"/>
+            <w:hideMark/>
+          </w:tcPr>
+          <w:p>
+            <w:pPr>
+              <w:ind w:firstLine="0"/>
+              <w:rPr>
+                <w:sz w:val="24"/>
+                <w:szCs w:val="24"/>
+              </w:rPr>
+            </w:pPr>
+            <w:r>
+              <w:rPr>
+                <w:sz w:val="24"/>
+                <w:szCs w:val="24"/>
+              </w:rPr>
+              <w:t xml:space="preserve">Лаконичнее </w:t>
+            </w:r>
+            <w:proofErr w:type="spellStart"/>
+            <w:r>
+              <w:rPr>
+                <w:sz w:val="24"/>
+                <w:szCs w:val="24"/>
+              </w:rPr>
+              <w:t>unittest</w:t>
+            </w:r>
+            <w:proofErr w:type="spellEnd"/>
+            <w:r>
+              <w:rPr>
+                <w:sz w:val="24"/>
+                <w:szCs w:val="24"/>
+              </w:rPr>
+              <w:t xml:space="preserve">, </w:t>
+            </w:r>
+            <w:proofErr w:type="spellStart"/>
+            <w:r>
+              <w:rPr>
+                <w:sz w:val="24"/>
+                <w:szCs w:val="24"/>
+              </w:rPr>
+              <w:t>httpx</w:t>
+            </w:r>
+            <w:proofErr w:type="spellEnd"/>
+            <w:r>
+              <w:rPr>
+                <w:sz w:val="24"/>
+                <w:szCs w:val="24"/>
+              </w:rPr>
+              <w:t xml:space="preserve"> поддерживает асинхронность (в отличие от </w:t>
+            </w:r>
+            <w:proofErr w:type="spellStart"/>
+            <w:r>
+              <w:rPr>
+                <w:sz w:val="24"/>
+                <w:szCs w:val="24"/>
+              </w:rPr>
+              <w:t>requests</w:t>
+            </w:r>
+            <w:proofErr w:type="spellEnd"/>
+            <w:r>
+              <w:rPr>
+                <w:sz w:val="24"/>
+                <w:szCs w:val="24"/>
+              </w:rPr>
+              <w:t>).</w:t>
+            </w:r>
+          </w:p>
+        </w:tc>
+      </w:tr>
+      <w:tr>
+        <w:tc>
+          <w:tcPr>
+            <w:tcW w:w="1701" w:type="dxa"/>
+            <w:shd w:val="clear" w:color="auto" w:fill="auto"/>
+            <w:tcMar>
+              <w:top w:w="150" w:type="dxa"/>
+              <w:left w:w="0" w:type="dxa"/>
+              <w:bottom w:w="150" w:type="dxa"/>
+              <w:right w:w="240" w:type="dxa"/>
+            </w:tcMar>
+            <w:vAlign w:val="center"/>
+            <w:hideMark/>
+          </w:tcPr>
+          <w:p>
+            <w:pPr>
+              <w:ind w:left="113" w:firstLine="0"/>
+              <w:rPr>
+                <w:sz w:val="24"/>
+                <w:szCs w:val="24"/>
+              </w:rPr>
+            </w:pPr>
+            <w:r>
+              <w:rPr>
+                <w:b/>
+                <w:bCs/>
+                <w:sz w:val="24"/>
+                <w:szCs w:val="24"/>
+              </w:rPr>
+              <w:t>Формат данных</w:t>
+            </w:r>
+          </w:p>
+        </w:tc>
+        <w:tc>
+          <w:tcPr>
+            <w:tcW w:w="1701" w:type="dxa"/>
+            <w:shd w:val="clear" w:color="auto" w:fill="auto"/>
+            <w:tcMar>
+              <w:top w:w="150" w:type="dxa"/>
+              <w:left w:w="240" w:type="dxa"/>
+              <w:bottom w:w="150" w:type="dxa"/>
+              <w:right w:w="240" w:type="dxa"/>
+            </w:tcMar>
+            <w:vAlign w:val="center"/>
+            <w:hideMark/>
+          </w:tcPr>
+          <w:p>
+            <w:pPr>
+              <w:ind w:firstLine="0"/>
+              <w:rPr>
+                <w:sz w:val="24"/>
+                <w:szCs w:val="24"/>
+              </w:rPr>
+            </w:pPr>
+            <w:r>
+              <w:rPr>
+                <w:sz w:val="24"/>
+                <w:szCs w:val="24"/>
+              </w:rPr>
+              <w:t>JSON</w:t>
+            </w:r>
+          </w:p>
+        </w:tc>
+        <w:tc>
+          <w:tcPr>
+            <w:tcW w:w="1985" w:type="dxa"/>
+            <w:shd w:val="clear" w:color="auto" w:fill="auto"/>
+            <w:tcMar>
+              <w:top w:w="150" w:type="dxa"/>
+              <w:left w:w="240" w:type="dxa"/>
+              <w:bottom w:w="150" w:type="dxa"/>
+              <w:right w:w="240" w:type="dxa"/>
+            </w:tcMar>
+            <w:vAlign w:val="center"/>
+            <w:hideMark/>
+          </w:tcPr>
+          <w:p>
+            <w:pPr>
+              <w:ind w:firstLine="0"/>
+              <w:rPr>
+                <w:sz w:val="24"/>
+                <w:szCs w:val="24"/>
+              </w:rPr>
+            </w:pPr>
+            <w:r>
+              <w:rPr>
+                <w:sz w:val="24"/>
+                <w:szCs w:val="24"/>
+              </w:rPr>
+              <w:t>XML, YAML</w:t>
+            </w:r>
+          </w:p>
+        </w:tc>
+        <w:tc>
+          <w:tcPr>
+            <w:tcW w:w="4133" w:type="dxa"/>
+            <w:shd w:val="clear" w:color="auto" w:fill="auto"/>
+            <w:tcMar>
+              <w:top w:w="150" w:type="dxa"/>
+              <w:left w:w="240" w:type="dxa"/>
+              <w:bottom w:w="150" w:type="dxa"/>
+              <w:right w:w="0" w:type="dxa"/>
+            </w:tcMar>
+            <w:vAlign w:val="center"/>
+            <w:hideMark/>
+          </w:tcPr>
+          <w:p>
+            <w:pPr>
+              <w:ind w:firstLine="0"/>
+              <w:rPr>
+                <w:sz w:val="24"/>
+                <w:szCs w:val="24"/>
+              </w:rPr>
+            </w:pPr>
+            <w:r>
+              <w:rPr>
+                <w:sz w:val="24"/>
+                <w:szCs w:val="24"/>
+              </w:rPr>
+              <w:t>Лёгкий, человеко-читаемый, стандарт REST. XML — громоздкий, YAML — реже в API.</w:t>
             </w:r>
           </w:p>
         </w:tc>
@@ -4045,7 +5237,14 @@
         <w:rPr>
           <w:highlight w:val="none"/>
         </w:rPr>
-        <w:t>На основании выбранных технологий была спроектирована общая архитектура приложения. Архитектурное решение определяет взаимодействие клиентской и серверной частей системы, а также порядок обмена данными между ними. Общая схема взаимодействия компонентов представлена на рисунке 1.</w:t>
+        <w:t xml:space="preserve">На основании выбранных технологий была спроектирована общая архитектура приложения. Архитектурное решение определяет взаимодействие клиентской и серверной частей системы, а также порядок обмена данными </w:t>
+      </w:r>
+      <w:r>
+        <w:rPr>
+          <w:highlight w:val="none"/>
+        </w:rPr>
+        <w:lastRenderedPageBreak/>
+        <w:t>между ними. Общая схема взаимодействия компонентов представлена на рисунке 1.</w:t>
       </w:r>
     </w:p>
     <w:p>
@@ -4062,7 +5261,6 @@
           <w:rStyle w:val="af7"/>
           <w:noProof/>
         </w:rPr>
-        <w:lastRenderedPageBreak/>
         <w:drawing>
           <wp:inline distT="0" distB="0" distL="0" distR="0" wp14:anchorId="174EE28D" wp14:editId="26BB86D9">
             <wp:extent cx="6048375" cy="2748915"/>
@@ -4105,19 +5303,12 @@
         <w:pStyle w:val="ds-markdown-paragraph"/>
         <w:spacing w:before="0" w:beforeAutospacing="0" w:after="0" w:afterAutospacing="0" w:line="360" w:lineRule="auto"/>
         <w:ind w:firstLine="709"/>
-        <w:jc w:val="both"/>
+        <w:jc w:val="center"/>
         <w:rPr>
           <w:rStyle w:val="af7"/>
           <w:sz w:val="28"/>
         </w:rPr>
       </w:pPr>
-      <w:r>
-        <w:rPr>
-          <w:rStyle w:val="af7"/>
-          <w:sz w:val="28"/>
-        </w:rPr>
-        <w:t xml:space="preserve">         </w:t>
-      </w:r>
       <w:r>
         <w:rPr>
           <w:rStyle w:val="af7"/>
@@ -4179,7 +5370,23 @@
           <w:szCs w:val="28"/>
           <w:lang w:val="ru-KZ"/>
         </w:rPr>
-        <w:t xml:space="preserve"> — клиент-серверная (см. рисунок 1). Клиентская часть реализована на </w:t>
+        <w:t xml:space="preserve"> </w:t>
+      </w:r>
+      <w:r>
+        <w:rPr>
+          <w:sz w:val="28"/>
+          <w:szCs w:val="28"/>
+          <w:lang w:val="ru-KZ"/>
+        </w:rPr>
+        <w:t>-</w:t>
+      </w:r>
+      <w:r>
+        <w:rPr>
+          <w:sz w:val="28"/>
+          <w:szCs w:val="28"/>
+          <w:lang w:val="ru-KZ"/>
+        </w:rPr>
+        <w:t xml:space="preserve"> клиент-серверная (см. рисунок 1). Клиентская часть реализована на </w:t>
       </w:r>
       <w:proofErr w:type="spellStart"/>
       <w:r>
@@ -4340,23 +5547,23 @@
       </w:pPr>
       <w:r>
         <w:rPr>
-          <w:noProof/>
           <w:sz w:val="28"/>
+          <w:szCs w:val="28"/>
           <w:u w:val="single" w:color="FFFFFF" w:themeColor="background1"/>
         </w:rPr>
         <w:drawing>
-          <wp:anchor distT="0" distB="0" distL="114300" distR="114300" simplePos="0" relativeHeight="251658240" behindDoc="0" locked="0" layoutInCell="1" allowOverlap="1" wp14:anchorId="767BB483" wp14:editId="1BB7C4C1">
+          <wp:anchor distT="0" distB="0" distL="114300" distR="114300" simplePos="0" relativeHeight="251663360" behindDoc="0" locked="0" layoutInCell="1" allowOverlap="1" wp14:anchorId="741EA357" wp14:editId="259EA0F2">
             <wp:simplePos x="0" y="0"/>
             <wp:positionH relativeFrom="margin">
-              <wp:align>left</wp:align>
+              <wp:align>right</wp:align>
             </wp:positionH>
             <wp:positionV relativeFrom="paragraph">
-              <wp:posOffset>1244388</wp:posOffset>
+              <wp:posOffset>1234440</wp:posOffset>
             </wp:positionV>
-            <wp:extent cx="6050280" cy="3390265"/>
-            <wp:effectExtent l="0" t="0" r="7620" b="635"/>
+            <wp:extent cx="6048375" cy="4549140"/>
+            <wp:effectExtent l="0" t="0" r="9525" b="3810"/>
             <wp:wrapTopAndBottom/>
-            <wp:docPr id="6" name="Рисунок 6"/>
+            <wp:docPr id="7" name="Рисунок 7"/>
             <wp:cNvGraphicFramePr>
               <a:graphicFrameLocks xmlns:a="http://schemas.openxmlformats.org/drawingml/2006/main" noChangeAspect="1"/>
             </wp:cNvGraphicFramePr>
@@ -4382,7 +5589,7 @@
                   <pic:spPr>
                     <a:xfrm>
                       <a:off x="0" y="0"/>
-                      <a:ext cx="6050280" cy="3390265"/>
+                      <a:ext cx="6048375" cy="4549140"/>
                     </a:xfrm>
                     <a:prstGeom prst="rect">
                       <a:avLst/>
@@ -4391,12 +5598,6 @@
                 </pic:pic>
               </a:graphicData>
             </a:graphic>
-            <wp14:sizeRelH relativeFrom="margin">
-              <wp14:pctWidth>0</wp14:pctWidth>
-            </wp14:sizeRelH>
-            <wp14:sizeRelV relativeFrom="margin">
-              <wp14:pctHeight>0</wp14:pctHeight>
-            </wp14:sizeRelV>
           </wp:anchor>
         </w:drawing>
       </w:r>
@@ -4424,6 +5625,7 @@
         <w:pStyle w:val="ds-markdown-paragraph"/>
         <w:spacing w:before="0" w:beforeAutospacing="0" w:after="0" w:afterAutospacing="0" w:line="360" w:lineRule="auto"/>
         <w:ind w:firstLine="709"/>
+        <w:jc w:val="center"/>
         <w:rPr>
           <w:b/>
           <w:bCs/>
@@ -4440,7 +5642,7 @@
           <w:szCs w:val="28"/>
           <w:u w:val="single" w:color="FFFFFF" w:themeColor="background1"/>
         </w:rPr>
-        <w:t xml:space="preserve">           </w:t>
+        <w:t xml:space="preserve">Рисунок </w:t>
       </w:r>
       <w:r>
         <w:rPr>
@@ -4449,8 +5651,9 @@
           <w:sz w:val="28"/>
           <w:szCs w:val="28"/>
           <w:u w:val="single" w:color="FFFFFF" w:themeColor="background1"/>
-        </w:rPr>
-        <w:t>Рисунок 3. Диаграмма классов (серверная часть)</w:t>
+          <w:lang w:val="en-US"/>
+        </w:rPr>
+        <w:t>2</w:t>
       </w:r>
       <w:r>
         <w:rPr>
@@ -4460,14 +5663,9 @@
           <w:szCs w:val="28"/>
           <w:u w:val="single" w:color="FFFFFF" w:themeColor="background1"/>
         </w:rPr>
-        <w:t>.</w:t>
-      </w:r>
-    </w:p>
-    <w:p>
-      <w:pPr>
-        <w:pStyle w:val="ds-markdown-paragraph"/>
-        <w:spacing w:before="0" w:beforeAutospacing="0" w:after="0" w:afterAutospacing="0" w:line="360" w:lineRule="auto"/>
-        <w:ind w:firstLine="709"/>
+        <w:t>. Диаграмма классов (серверная часть)</w:t>
+      </w:r>
+      <w:r>
         <w:rPr>
           <w:b/>
           <w:bCs/>
@@ -4475,6 +5673,21 @@
           <w:szCs w:val="28"/>
           <w:u w:val="single" w:color="FFFFFF" w:themeColor="background1"/>
         </w:rPr>
+        <w:t>.</w:t>
+      </w:r>
+    </w:p>
+    <w:p>
+      <w:pPr>
+        <w:pStyle w:val="ds-markdown-paragraph"/>
+        <w:spacing w:before="0" w:beforeAutospacing="0" w:after="0" w:afterAutospacing="0" w:line="360" w:lineRule="auto"/>
+        <w:ind w:firstLine="709"/>
+        <w:rPr>
+          <w:b/>
+          <w:bCs/>
+          <w:sz w:val="28"/>
+          <w:szCs w:val="28"/>
+          <w:u w:val="single" w:color="FFFFFF" w:themeColor="background1"/>
+        </w:rPr>
       </w:pPr>
     </w:p>
     <w:p>
@@ -4484,806 +5697,3371 @@
         <w:ind w:firstLine="709"/>
         <w:jc w:val="both"/>
         <w:rPr>
-          <w:u w:val="single" w:color="FFFFFF" w:themeColor="background1"/>
-        </w:rPr>
-      </w:pPr>
-      <w:r>
-        <w:rPr>
           <w:sz w:val="28"/>
           <w:u w:val="single" w:color="FFFFFF" w:themeColor="background1"/>
         </w:rPr>
-        <w:t>На сервере</w:t>
-      </w:r>
+      </w:pPr>
       <w:r>
         <w:rPr>
           <w:sz w:val="28"/>
           <w:u w:val="single" w:color="FFFFFF" w:themeColor="background1"/>
         </w:rPr>
-        <w:t xml:space="preserve"> </w:t>
-      </w:r>
-      <w:r>
-        <w:rPr>
-          <w:sz w:val="28"/>
-        </w:rPr>
-        <w:t>(см. Рисунок 3)</w:t>
+        <w:lastRenderedPageBreak/>
+        <w:t>На сервере</w:t>
       </w:r>
       <w:r>
         <w:rPr>
           <w:sz w:val="28"/>
           <w:u w:val="single" w:color="FFFFFF" w:themeColor="background1"/>
         </w:rPr>
-        <w:t xml:space="preserve"> реализована объектно-ориентированная модель, включающая следующие ключевые классы:</w:t>
-      </w:r>
-    </w:p>
-    <w:p>
-      <w:pPr>
-        <w:pStyle w:val="ds-markdown-paragraph"/>
-        <w:numPr>
-          <w:ilvl w:val="0"/>
-          <w:numId w:val="15"/>
-        </w:numPr>
-        <w:spacing w:before="0" w:after="0" w:afterAutospacing="0" w:line="360" w:lineRule="auto"/>
-        <w:ind w:firstLine="709"/>
-        <w:jc w:val="both"/>
-        <w:rPr>
-          <w:u w:val="single" w:color="FFFFFF" w:themeColor="background1"/>
-        </w:rPr>
-      </w:pPr>
-      <w:r>
-        <w:rPr>
-          <w:rStyle w:val="af7"/>
+        <w:t xml:space="preserve"> </w:t>
+      </w:r>
+      <w:r>
+        <w:rPr>
+          <w:sz w:val="28"/>
+        </w:rPr>
+        <w:t xml:space="preserve">(см. Рисунок </w:t>
+      </w:r>
+      <w:r>
+        <w:rPr>
+          <w:sz w:val="28"/>
+        </w:rPr>
+        <w:t>2</w:t>
+      </w:r>
+      <w:r>
+        <w:rPr>
+          <w:sz w:val="28"/>
+        </w:rPr>
+        <w:t>)</w:t>
+      </w:r>
+      <w:r>
+        <w:rPr>
           <w:sz w:val="28"/>
           <w:u w:val="single" w:color="FFFFFF" w:themeColor="background1"/>
         </w:rPr>
-        <w:lastRenderedPageBreak/>
-        <w:t>User (абстрактный)</w:t>
-      </w:r>
-      <w:r>
-        <w:rPr>
-          <w:sz w:val="28"/>
-          <w:u w:val="single" w:color="FFFFFF" w:themeColor="background1"/>
-        </w:rPr>
-        <w:t xml:space="preserve"> — базовый класс для всех пользователей системы. Содержит общие поля: </w:t>
-      </w:r>
-      <w:proofErr w:type="spellStart"/>
-      <w:r>
-        <w:rPr>
-          <w:sz w:val="28"/>
-          <w:u w:val="single" w:color="FFFFFF" w:themeColor="background1"/>
-          <w:lang w:val="en-US"/>
-        </w:rPr>
-        <w:t>i</w:t>
-      </w:r>
-      <w:proofErr w:type="spellEnd"/>
-      <w:r>
-        <w:rPr>
-          <w:sz w:val="28"/>
-          <w:u w:val="single" w:color="FFFFFF" w:themeColor="background1"/>
-        </w:rPr>
-        <w:t>d, f</w:t>
-      </w:r>
-      <w:r>
-        <w:rPr>
-          <w:sz w:val="28"/>
-          <w:u w:val="single" w:color="FFFFFF" w:themeColor="background1"/>
-          <w:lang w:val="en-US"/>
-        </w:rPr>
-        <w:t>u</w:t>
-      </w:r>
-      <w:proofErr w:type="spellStart"/>
-      <w:r>
-        <w:rPr>
-          <w:sz w:val="28"/>
-          <w:u w:val="single" w:color="FFFFFF" w:themeColor="background1"/>
-        </w:rPr>
-        <w:t>ll</w:t>
-      </w:r>
-      <w:proofErr w:type="spellEnd"/>
-      <w:r>
-        <w:rPr>
-          <w:sz w:val="28"/>
-          <w:u w:val="single" w:color="FFFFFF" w:themeColor="background1"/>
-        </w:rPr>
-        <w:t>_</w:t>
-      </w:r>
-      <w:proofErr w:type="spellStart"/>
-      <w:r>
-        <w:rPr>
-          <w:sz w:val="28"/>
-          <w:u w:val="single" w:color="FFFFFF" w:themeColor="background1"/>
-          <w:lang w:val="en-US"/>
-        </w:rPr>
-        <w:t>na</w:t>
-      </w:r>
-      <w:r>
-        <w:rPr>
-          <w:sz w:val="28"/>
-          <w:u w:val="single" w:color="FFFFFF" w:themeColor="background1"/>
-        </w:rPr>
-        <w:t>me</w:t>
-      </w:r>
-      <w:proofErr w:type="spellEnd"/>
-      <w:r>
-        <w:rPr>
-          <w:sz w:val="28"/>
-          <w:u w:val="single" w:color="FFFFFF" w:themeColor="background1"/>
-        </w:rPr>
-        <w:t>, r</w:t>
-      </w:r>
-      <w:r>
-        <w:rPr>
-          <w:sz w:val="28"/>
-          <w:u w:val="single" w:color="FFFFFF" w:themeColor="background1"/>
-          <w:lang w:val="en-US"/>
-        </w:rPr>
-        <w:t>o</w:t>
-      </w:r>
-      <w:proofErr w:type="spellStart"/>
-      <w:r>
-        <w:rPr>
-          <w:sz w:val="28"/>
-          <w:u w:val="single" w:color="FFFFFF" w:themeColor="background1"/>
-        </w:rPr>
-        <w:t>le</w:t>
-      </w:r>
-      <w:proofErr w:type="spellEnd"/>
-      <w:r>
-        <w:rPr>
-          <w:sz w:val="28"/>
-          <w:u w:val="single" w:color="FFFFFF" w:themeColor="background1"/>
-        </w:rPr>
-        <w:t>.</w:t>
+        <w:t xml:space="preserve"> реализована объектно-ориентированная модель, включающая следующие ключевые классы:</w:t>
       </w:r>
     </w:p>
-    <w:p>
-      <w:pPr>
-        <w:pStyle w:val="ds-markdown-paragraph"/>
-        <w:numPr>
-          <w:ilvl w:val="0"/>
-          <w:numId w:val="15"/>
-        </w:numPr>
-        <w:spacing w:before="0" w:after="0" w:afterAutospacing="0" w:line="360" w:lineRule="auto"/>
-        <w:ind w:firstLine="709"/>
-        <w:jc w:val="both"/>
-        <w:rPr>
-          <w:u w:val="single" w:color="FFFFFF" w:themeColor="background1"/>
-        </w:rPr>
-      </w:pPr>
-      <w:proofErr w:type="spellStart"/>
-      <w:r>
-        <w:rPr>
-          <w:rStyle w:val="af7"/>
-          <w:sz w:val="28"/>
-          <w:u w:val="single" w:color="FFFFFF" w:themeColor="background1"/>
-        </w:rPr>
-        <w:t>Student</w:t>
-      </w:r>
-      <w:proofErr w:type="spellEnd"/>
-      <w:r>
-        <w:rPr>
-          <w:sz w:val="28"/>
-          <w:u w:val="single" w:color="FFFFFF" w:themeColor="background1"/>
-        </w:rPr>
-        <w:t> — наследник User. Хранит информацию о курсе и группе студента.</w:t>
-      </w:r>
-    </w:p>
-    <w:p>
-      <w:pPr>
-        <w:pStyle w:val="ds-markdown-paragraph"/>
-        <w:numPr>
-          <w:ilvl w:val="0"/>
-          <w:numId w:val="15"/>
-        </w:numPr>
-        <w:spacing w:before="0" w:after="0" w:afterAutospacing="0" w:line="360" w:lineRule="auto"/>
-        <w:ind w:firstLine="709"/>
-        <w:jc w:val="both"/>
-        <w:rPr>
-          <w:u w:val="single" w:color="FFFFFF" w:themeColor="background1"/>
-        </w:rPr>
-      </w:pPr>
-      <w:proofErr w:type="spellStart"/>
-      <w:r>
-        <w:rPr>
-          <w:rStyle w:val="af7"/>
-          <w:sz w:val="28"/>
-          <w:u w:val="single" w:color="FFFFFF" w:themeColor="background1"/>
-        </w:rPr>
-        <w:t>Teacher</w:t>
-      </w:r>
-      <w:proofErr w:type="spellEnd"/>
-      <w:r>
-        <w:rPr>
-          <w:sz w:val="28"/>
-          <w:u w:val="single" w:color="FFFFFF" w:themeColor="background1"/>
-        </w:rPr>
-        <w:t> — наследник User. Хранит информацию о должности, учёной степени и контактах преподавателя.</w:t>
-      </w:r>
-    </w:p>
-    <w:p>
-      <w:pPr>
-        <w:pStyle w:val="ds-markdown-paragraph"/>
-        <w:numPr>
-          <w:ilvl w:val="0"/>
-          <w:numId w:val="15"/>
-        </w:numPr>
-        <w:spacing w:before="0" w:after="0" w:afterAutospacing="0" w:line="360" w:lineRule="auto"/>
-        <w:ind w:firstLine="709"/>
-        <w:jc w:val="both"/>
-        <w:rPr>
-          <w:u w:val="single" w:color="FFFFFF" w:themeColor="background1"/>
-        </w:rPr>
-      </w:pPr>
-      <w:proofErr w:type="spellStart"/>
-      <w:r>
-        <w:rPr>
-          <w:rStyle w:val="af7"/>
-          <w:sz w:val="28"/>
-          <w:u w:val="single" w:color="FFFFFF" w:themeColor="background1"/>
-        </w:rPr>
-        <w:t>Topic</w:t>
-      </w:r>
-      <w:proofErr w:type="spellEnd"/>
-      <w:r>
-        <w:rPr>
-          <w:sz w:val="28"/>
-          <w:u w:val="single" w:color="FFFFFF" w:themeColor="background1"/>
-        </w:rPr>
-        <w:t xml:space="preserve"> — </w:t>
-      </w:r>
-      <w:r>
-        <w:rPr>
-          <w:sz w:val="28"/>
-          <w:u w:val="single" w:color="FFFFFF" w:themeColor="background1"/>
-        </w:rPr>
-        <w:t>использование</w:t>
-      </w:r>
-      <w:r>
-        <w:rPr>
-          <w:sz w:val="28"/>
-          <w:u w:val="single" w:color="FFFFFF" w:themeColor="background1"/>
-        </w:rPr>
-        <w:t xml:space="preserve"> информаци</w:t>
-      </w:r>
-      <w:r>
-        <w:rPr>
-          <w:sz w:val="28"/>
-          <w:u w:val="single" w:color="FFFFFF" w:themeColor="background1"/>
-        </w:rPr>
-        <w:t>ю</w:t>
-      </w:r>
-      <w:r>
-        <w:rPr>
-          <w:sz w:val="28"/>
-          <w:u w:val="single" w:color="FFFFFF" w:themeColor="background1"/>
-        </w:rPr>
-        <w:t xml:space="preserve"> о теме</w:t>
-      </w:r>
-      <w:r>
-        <w:rPr>
-          <w:sz w:val="28"/>
-          <w:u w:val="single" w:color="FFFFFF" w:themeColor="background1"/>
-        </w:rPr>
-        <w:t xml:space="preserve"> из БД</w:t>
-      </w:r>
-      <w:r>
-        <w:rPr>
-          <w:sz w:val="28"/>
-          <w:u w:val="single" w:color="FFFFFF" w:themeColor="background1"/>
-        </w:rPr>
-        <w:t>: уровень, название, описание, дата создания.</w:t>
-      </w:r>
-    </w:p>
-    <w:p>
-      <w:pPr>
-        <w:pStyle w:val="ds-markdown-paragraph"/>
-        <w:numPr>
-          <w:ilvl w:val="0"/>
-          <w:numId w:val="15"/>
-        </w:numPr>
-        <w:spacing w:before="0" w:after="0" w:afterAutospacing="0" w:line="360" w:lineRule="auto"/>
-        <w:ind w:firstLine="709"/>
-        <w:jc w:val="both"/>
-        <w:rPr>
-          <w:u w:val="single" w:color="FFFFFF" w:themeColor="background1"/>
-        </w:rPr>
-      </w:pPr>
-      <w:proofErr w:type="spellStart"/>
-      <w:r>
-        <w:rPr>
-          <w:rStyle w:val="af7"/>
-          <w:sz w:val="28"/>
-          <w:u w:val="single" w:color="FFFFFF" w:themeColor="background1"/>
-        </w:rPr>
-        <w:t>Enrollment</w:t>
-      </w:r>
-      <w:proofErr w:type="spellEnd"/>
-      <w:r>
-        <w:rPr>
-          <w:sz w:val="28"/>
-          <w:u w:val="single" w:color="FFFFFF" w:themeColor="background1"/>
-        </w:rPr>
-        <w:t> — связывает студента и тему. Хранит статус записи и дату подтверждения.</w:t>
-      </w:r>
-    </w:p>
-    <w:p>
-      <w:pPr>
-        <w:pStyle w:val="ds-markdown-paragraph"/>
-        <w:numPr>
-          <w:ilvl w:val="0"/>
-          <w:numId w:val="15"/>
-        </w:numPr>
-        <w:spacing w:before="0" w:after="0" w:afterAutospacing="0" w:line="360" w:lineRule="auto"/>
-        <w:ind w:firstLine="709"/>
-        <w:jc w:val="both"/>
-        <w:rPr>
-          <w:u w:val="single" w:color="FFFFFF" w:themeColor="background1"/>
-        </w:rPr>
-      </w:pPr>
-      <w:proofErr w:type="spellStart"/>
-      <w:r>
-        <w:rPr>
-          <w:rStyle w:val="af7"/>
-          <w:sz w:val="28"/>
-          <w:u w:val="single" w:color="FFFFFF" w:themeColor="background1"/>
-        </w:rPr>
-        <w:t>Deadline</w:t>
-      </w:r>
-      <w:proofErr w:type="spellEnd"/>
-      <w:r>
-        <w:rPr>
-          <w:sz w:val="28"/>
-          <w:u w:val="single" w:color="FFFFFF" w:themeColor="background1"/>
-        </w:rPr>
-        <w:t> — хранит даты дедлайнов.</w:t>
-      </w:r>
-    </w:p>
-    <w:p>
-      <w:pPr>
-        <w:pStyle w:val="ds-markdown-paragraph"/>
-        <w:numPr>
-          <w:ilvl w:val="0"/>
-          <w:numId w:val="15"/>
-        </w:numPr>
-        <w:spacing w:before="0" w:after="0" w:afterAutospacing="0" w:line="360" w:lineRule="auto"/>
-        <w:ind w:firstLine="709"/>
-        <w:jc w:val="both"/>
-        <w:rPr>
-          <w:u w:val="single" w:color="FFFFFF" w:themeColor="background1"/>
-        </w:rPr>
-      </w:pPr>
-      <w:proofErr w:type="spellStart"/>
-      <w:r>
-        <w:rPr>
-          <w:rStyle w:val="af7"/>
-          <w:sz w:val="28"/>
-          <w:u w:val="single" w:color="FFFFFF" w:themeColor="background1"/>
-        </w:rPr>
-        <w:t>DeadlineChecker</w:t>
-      </w:r>
-      <w:proofErr w:type="spellEnd"/>
-      <w:r>
-        <w:rPr>
-          <w:sz w:val="28"/>
-          <w:u w:val="single" w:color="FFFFFF" w:themeColor="background1"/>
-        </w:rPr>
-        <w:t> — сервис для проверки дедлайнов (используется контроллерами).</w:t>
-      </w:r>
-    </w:p>
-    <w:p>
-      <w:pPr>
-        <w:pStyle w:val="ds-markdown-paragraph"/>
-        <w:numPr>
-          <w:ilvl w:val="0"/>
-          <w:numId w:val="15"/>
-        </w:numPr>
-        <w:spacing w:before="0" w:after="0" w:afterAutospacing="0" w:line="360" w:lineRule="auto"/>
-        <w:ind w:firstLine="709"/>
-        <w:jc w:val="both"/>
-        <w:rPr>
-          <w:u w:val="single" w:color="FFFFFF" w:themeColor="background1"/>
-        </w:rPr>
-      </w:pPr>
-      <w:proofErr w:type="spellStart"/>
-      <w:r>
-        <w:rPr>
-          <w:rStyle w:val="af7"/>
-          <w:sz w:val="28"/>
-          <w:u w:val="single" w:color="FFFFFF" w:themeColor="background1"/>
-        </w:rPr>
-        <w:t>TopicController</w:t>
-      </w:r>
-      <w:proofErr w:type="spellEnd"/>
-      <w:r>
-        <w:rPr>
-          <w:rStyle w:val="af7"/>
-          <w:sz w:val="28"/>
-          <w:u w:val="single" w:color="FFFFFF" w:themeColor="background1"/>
-        </w:rPr>
-        <w:t xml:space="preserve">, </w:t>
-      </w:r>
-      <w:proofErr w:type="spellStart"/>
-      <w:r>
-        <w:rPr>
-          <w:rStyle w:val="af7"/>
-          <w:sz w:val="28"/>
-          <w:u w:val="single" w:color="FFFFFF" w:themeColor="background1"/>
-        </w:rPr>
-        <w:t>EnrollmentController</w:t>
-      </w:r>
-      <w:proofErr w:type="spellEnd"/>
-      <w:r>
-        <w:rPr>
-          <w:rStyle w:val="af7"/>
-          <w:sz w:val="28"/>
-          <w:u w:val="single" w:color="FFFFFF" w:themeColor="background1"/>
-        </w:rPr>
-        <w:t xml:space="preserve">, </w:t>
-      </w:r>
-      <w:proofErr w:type="spellStart"/>
-      <w:r>
-        <w:rPr>
-          <w:rStyle w:val="af7"/>
-          <w:sz w:val="28"/>
-          <w:u w:val="single" w:color="FFFFFF" w:themeColor="background1"/>
-        </w:rPr>
-        <w:t>StudentController</w:t>
-      </w:r>
-      <w:proofErr w:type="spellEnd"/>
-      <w:r>
-        <w:rPr>
-          <w:rStyle w:val="af7"/>
-          <w:sz w:val="28"/>
-          <w:u w:val="single" w:color="FFFFFF" w:themeColor="background1"/>
-        </w:rPr>
-        <w:t xml:space="preserve">, </w:t>
-      </w:r>
-      <w:proofErr w:type="spellStart"/>
-      <w:r>
-        <w:rPr>
-          <w:rStyle w:val="af7"/>
-          <w:sz w:val="28"/>
-          <w:u w:val="single" w:color="FFFFFF" w:themeColor="background1"/>
-        </w:rPr>
-        <w:t>TeacherController</w:t>
-      </w:r>
-      <w:proofErr w:type="spellEnd"/>
-      <w:r>
-        <w:rPr>
-          <w:rStyle w:val="af7"/>
-          <w:sz w:val="28"/>
-          <w:u w:val="single" w:color="FFFFFF" w:themeColor="background1"/>
-        </w:rPr>
-        <w:t xml:space="preserve">, </w:t>
-      </w:r>
-      <w:proofErr w:type="spellStart"/>
-      <w:r>
-        <w:rPr>
-          <w:rStyle w:val="af7"/>
-          <w:sz w:val="28"/>
-          <w:u w:val="single" w:color="FFFFFF" w:themeColor="background1"/>
-        </w:rPr>
-        <w:t>DeadlineController</w:t>
-      </w:r>
-      <w:proofErr w:type="spellEnd"/>
-      <w:r>
-        <w:rPr>
-          <w:rStyle w:val="af7"/>
-          <w:sz w:val="28"/>
-          <w:u w:val="single" w:color="FFFFFF" w:themeColor="background1"/>
-        </w:rPr>
-        <w:t xml:space="preserve">, </w:t>
-      </w:r>
-      <w:proofErr w:type="spellStart"/>
-      <w:r>
-        <w:rPr>
-          <w:rStyle w:val="af7"/>
-          <w:sz w:val="28"/>
-          <w:u w:val="single" w:color="FFFFFF" w:themeColor="background1"/>
-        </w:rPr>
-        <w:t>ReportController</w:t>
-      </w:r>
-      <w:proofErr w:type="spellEnd"/>
-      <w:r>
-        <w:rPr>
-          <w:sz w:val="28"/>
-          <w:u w:val="single" w:color="FFFFFF" w:themeColor="background1"/>
-        </w:rPr>
-        <w:t> — содержат всю бизнес-логику приложения: создание тем, запись студентов, проверку дедлайнов, генерацию приказов.</w:t>
-      </w:r>
-    </w:p>
-    <w:p>
-      <w:pPr>
-        <w:pStyle w:val="ds-markdown-paragraph"/>
-        <w:spacing w:before="0" w:after="0" w:afterAutospacing="0" w:line="360" w:lineRule="auto"/>
-        <w:ind w:firstLine="709"/>
-        <w:jc w:val="both"/>
-        <w:rPr>
-          <w:highlight w:val="red"/>
-        </w:rPr>
-      </w:pPr>
-      <w:r>
-        <w:rPr>
-          <w:sz w:val="28"/>
-          <w:highlight w:val="red"/>
-        </w:rPr>
-        <w:t>БЛОК ВЗАИМОДЕЙСТВИЯ С БД</w:t>
-      </w:r>
-    </w:p>
-    <w:p>
-      <w:pPr>
-        <w:pStyle w:val="ds-markdown-paragraph"/>
-        <w:spacing w:before="0" w:beforeAutospacing="0" w:after="0" w:afterAutospacing="0" w:line="360" w:lineRule="auto"/>
-        <w:ind w:left="1429"/>
-        <w:jc w:val="both"/>
-      </w:pPr>
-    </w:p>
-    <w:p>
-      <w:pPr>
-        <w:pStyle w:val="5"/>
-        <w:spacing w:before="0" w:after="0"/>
-        <w:ind w:firstLine="709"/>
-        <w:rPr>
-          <w:color w:val="auto"/>
-          <w:sz w:val="28"/>
-          <w:szCs w:val="24"/>
-        </w:rPr>
-      </w:pPr>
-      <w:r>
-        <w:rPr>
-          <w:color w:val="auto"/>
-          <w:sz w:val="28"/>
-          <w:szCs w:val="24"/>
-        </w:rPr>
-        <w:t>На основе разработанной объектной модели была спроектирована структура базы данных. Каждая сущность диаграммы классов получила соответствующее представление в виде таблиц реляционной базы данных, что обеспечивает согласованность логической и физической моделей хранения информации.</w:t>
-      </w:r>
-    </w:p>
-    <w:p>
-      <w:pPr>
-        <w:pStyle w:val="5"/>
-        <w:spacing w:before="100" w:beforeAutospacing="1" w:after="0"/>
-        <w:ind w:firstLine="709"/>
-        <w:rPr>
-          <w:b/>
-          <w:bCs/>
-          <w:color w:val="auto"/>
-          <w:sz w:val="28"/>
-          <w:szCs w:val="24"/>
-        </w:rPr>
-      </w:pPr>
-      <w:r>
-        <w:rPr>
-          <w:b/>
-          <w:bCs/>
-          <w:color w:val="auto"/>
-          <w:sz w:val="28"/>
-          <w:szCs w:val="24"/>
-        </w:rPr>
-        <w:t>Структура базы данных</w:t>
-      </w:r>
-      <w:r>
-        <w:rPr>
-          <w:b/>
-          <w:bCs/>
-          <w:color w:val="auto"/>
-          <w:sz w:val="28"/>
-          <w:szCs w:val="24"/>
-        </w:rPr>
-        <w:t>:</w:t>
-      </w:r>
-    </w:p>
-    <w:p/>
     <w:p>
       <w:pPr>
         <w:pStyle w:val="ds-markdown-paragraph"/>
         <w:spacing w:before="0" w:beforeAutospacing="0" w:after="0" w:afterAutospacing="0" w:line="360" w:lineRule="auto"/>
         <w:ind w:firstLine="709"/>
         <w:jc w:val="both"/>
-      </w:pPr>
-      <w:r>
         <w:rPr>
           <w:sz w:val="28"/>
-        </w:rPr>
-        <w:t>База данных спроектирована на основе реляционной модели и содержит следующие таблицы:</w:t>
-      </w:r>
+          <w:u w:val="single" w:color="FFFFFF" w:themeColor="background1"/>
+        </w:rPr>
+      </w:pPr>
     </w:p>
     <w:p>
       <w:pPr>
         <w:pStyle w:val="ds-markdown-paragraph"/>
-        <w:numPr>
-          <w:ilvl w:val="0"/>
-          <w:numId w:val="13"/>
-        </w:numPr>
-        <w:spacing w:before="0" w:after="0" w:afterAutospacing="0" w:line="360" w:lineRule="auto"/>
+        <w:spacing w:before="0" w:beforeAutospacing="0" w:after="0" w:afterAutospacing="0" w:line="360" w:lineRule="auto"/>
         <w:ind w:firstLine="709"/>
         <w:jc w:val="both"/>
         <w:rPr>
+          <w:sz w:val="28"/>
           <w:u w:val="single" w:color="FFFFFF" w:themeColor="background1"/>
         </w:rPr>
       </w:pPr>
-      <w:proofErr w:type="spellStart"/>
-      <w:r>
+    </w:p>
+    <w:p>
+      <w:pPr>
+        <w:pStyle w:val="ds-markdown-paragraph"/>
+        <w:spacing w:before="0" w:beforeAutospacing="0" w:after="0" w:afterAutospacing="0" w:line="360" w:lineRule="auto"/>
+        <w:ind w:firstLine="709"/>
+        <w:jc w:val="both"/>
+        <w:rPr>
+          <w:u w:val="single" w:color="FFFFFF" w:themeColor="background1"/>
+        </w:rPr>
+      </w:pPr>
+      <w:r>
+        <w:rPr>
+          <w:b/>
+          <w:bCs/>
+          <w:sz w:val="28"/>
+          <w:u w:val="single" w:color="FFFFFF" w:themeColor="background1"/>
+        </w:rPr>
+        <w:t>Таблица 2.</w:t>
+      </w:r>
+      <w:r>
+        <w:rPr>
+          <w:sz w:val="28"/>
+          <w:u w:val="single" w:color="FFFFFF" w:themeColor="background1"/>
+        </w:rPr>
+        <w:t xml:space="preserve"> </w:t>
+      </w:r>
+      <w:r>
+        <w:rPr>
+          <w:b/>
+          <w:bCs/>
+          <w:sz w:val="28"/>
+          <w:szCs w:val="28"/>
+        </w:rPr>
+        <w:t>Описание классов</w:t>
+      </w:r>
+    </w:p>
+    <w:tbl>
+      <w:tblPr>
+        <w:tblW w:w="9493" w:type="dxa"/>
+        <w:tblBorders>
+          <w:top w:val="single" w:sz="4" w:space="0" w:color="auto"/>
+          <w:left w:val="single" w:sz="4" w:space="0" w:color="auto"/>
+          <w:bottom w:val="single" w:sz="4" w:space="0" w:color="auto"/>
+          <w:right w:val="single" w:sz="4" w:space="0" w:color="auto"/>
+          <w:insideH w:val="single" w:sz="4" w:space="0" w:color="auto"/>
+          <w:insideV w:val="single" w:sz="4" w:space="0" w:color="auto"/>
+        </w:tblBorders>
+        <w:tblLayout w:type="fixed"/>
+        <w:tblCellMar>
+          <w:top w:w="15" w:type="dxa"/>
+          <w:left w:w="15" w:type="dxa"/>
+          <w:bottom w:w="15" w:type="dxa"/>
+          <w:right w:w="15" w:type="dxa"/>
+        </w:tblCellMar>
+        <w:tblLook w:val="04A0" w:firstRow="1" w:lastRow="0" w:firstColumn="1" w:lastColumn="0" w:noHBand="0" w:noVBand="1"/>
+      </w:tblPr>
+      <w:tblGrid>
+        <w:gridCol w:w="2122"/>
+        <w:gridCol w:w="7371"/>
+      </w:tblGrid>
+      <w:tr>
+        <w:trPr>
+          <w:tblHeader/>
+        </w:trPr>
+        <w:tc>
+          <w:tcPr>
+            <w:tcW w:w="2122" w:type="dxa"/>
+            <w:shd w:val="clear" w:color="auto" w:fill="auto"/>
+            <w:tcMar>
+              <w:top w:w="150" w:type="dxa"/>
+              <w:left w:w="0" w:type="dxa"/>
+              <w:bottom w:w="150" w:type="dxa"/>
+              <w:right w:w="240" w:type="dxa"/>
+            </w:tcMar>
+            <w:vAlign w:val="center"/>
+            <w:hideMark/>
+          </w:tcPr>
+          <w:p>
+            <w:pPr>
+              <w:ind w:left="113" w:right="113" w:firstLine="0"/>
+              <w:rPr>
+                <w:sz w:val="24"/>
+                <w:szCs w:val="24"/>
+                <w:highlight w:val="none"/>
+              </w:rPr>
+            </w:pPr>
+            <w:r>
+              <w:rPr>
+                <w:sz w:val="24"/>
+                <w:szCs w:val="24"/>
+                <w:highlight w:val="none"/>
+              </w:rPr>
+              <w:t>Класс</w:t>
+            </w:r>
+          </w:p>
+        </w:tc>
+        <w:tc>
+          <w:tcPr>
+            <w:tcW w:w="7371" w:type="dxa"/>
+            <w:shd w:val="clear" w:color="auto" w:fill="auto"/>
+            <w:tcMar>
+              <w:top w:w="150" w:type="dxa"/>
+              <w:left w:w="240" w:type="dxa"/>
+              <w:bottom w:w="150" w:type="dxa"/>
+              <w:right w:w="240" w:type="dxa"/>
+            </w:tcMar>
+            <w:vAlign w:val="center"/>
+            <w:hideMark/>
+          </w:tcPr>
+          <w:p>
+            <w:pPr>
+              <w:ind w:left="113" w:right="113" w:firstLine="0"/>
+              <w:rPr>
+                <w:sz w:val="24"/>
+                <w:szCs w:val="24"/>
+                <w:highlight w:val="none"/>
+              </w:rPr>
+            </w:pPr>
+            <w:r>
+              <w:rPr>
+                <w:sz w:val="24"/>
+                <w:szCs w:val="24"/>
+                <w:highlight w:val="none"/>
+              </w:rPr>
+              <w:t>Назначение и ключевые элементы</w:t>
+            </w:r>
+          </w:p>
+        </w:tc>
+      </w:tr>
+      <w:tr>
+        <w:tc>
+          <w:tcPr>
+            <w:tcW w:w="2122" w:type="dxa"/>
+            <w:shd w:val="clear" w:color="auto" w:fill="auto"/>
+            <w:tcMar>
+              <w:top w:w="150" w:type="dxa"/>
+              <w:left w:w="0" w:type="dxa"/>
+              <w:bottom w:w="150" w:type="dxa"/>
+              <w:right w:w="240" w:type="dxa"/>
+            </w:tcMar>
+            <w:vAlign w:val="center"/>
+            <w:hideMark/>
+          </w:tcPr>
+          <w:p>
+            <w:pPr>
+              <w:ind w:left="113" w:right="113" w:firstLine="0"/>
+              <w:rPr>
+                <w:sz w:val="24"/>
+                <w:szCs w:val="24"/>
+                <w:highlight w:val="none"/>
+              </w:rPr>
+            </w:pPr>
+            <w:r>
+              <w:rPr>
+                <w:sz w:val="24"/>
+                <w:szCs w:val="24"/>
+                <w:highlight w:val="none"/>
+              </w:rPr>
+              <w:t>User абстрактный</w:t>
+            </w:r>
+          </w:p>
+        </w:tc>
+        <w:tc>
+          <w:tcPr>
+            <w:tcW w:w="7371" w:type="dxa"/>
+            <w:shd w:val="clear" w:color="auto" w:fill="auto"/>
+            <w:tcMar>
+              <w:top w:w="150" w:type="dxa"/>
+              <w:left w:w="240" w:type="dxa"/>
+              <w:bottom w:w="150" w:type="dxa"/>
+              <w:right w:w="0" w:type="dxa"/>
+            </w:tcMar>
+            <w:vAlign w:val="center"/>
+            <w:hideMark/>
+          </w:tcPr>
+          <w:p>
+            <w:pPr>
+              <w:ind w:right="113" w:firstLine="0"/>
+              <w:rPr>
+                <w:sz w:val="24"/>
+                <w:szCs w:val="24"/>
+                <w:highlight w:val="none"/>
+              </w:rPr>
+            </w:pPr>
+            <w:r>
+              <w:rPr>
+                <w:sz w:val="24"/>
+                <w:szCs w:val="24"/>
+                <w:highlight w:val="none"/>
+              </w:rPr>
+              <w:t>Базовый класс для всех пользователей. Содержит</w:t>
+            </w:r>
+            <w:r>
+              <w:rPr>
+                <w:sz w:val="24"/>
+                <w:szCs w:val="24"/>
+                <w:highlight w:val="none"/>
+                <w:lang w:val="en-US"/>
+              </w:rPr>
+              <w:t xml:space="preserve"> </w:t>
+            </w:r>
+            <w:r>
+              <w:rPr>
+                <w:sz w:val="24"/>
+                <w:szCs w:val="24"/>
+                <w:highlight w:val="none"/>
+              </w:rPr>
+              <w:t>общие</w:t>
+            </w:r>
+            <w:r>
+              <w:rPr>
+                <w:sz w:val="24"/>
+                <w:szCs w:val="24"/>
+                <w:highlight w:val="none"/>
+                <w:lang w:val="en-US"/>
+              </w:rPr>
+              <w:t xml:space="preserve"> </w:t>
+            </w:r>
+            <w:r>
+              <w:rPr>
+                <w:sz w:val="24"/>
+                <w:szCs w:val="24"/>
+                <w:highlight w:val="none"/>
+              </w:rPr>
+              <w:t>поля</w:t>
+            </w:r>
+            <w:r>
+              <w:rPr>
+                <w:sz w:val="24"/>
+                <w:szCs w:val="24"/>
+                <w:highlight w:val="none"/>
+                <w:lang w:val="en-US"/>
+              </w:rPr>
+              <w:t>: id, </w:t>
+            </w:r>
+            <w:proofErr w:type="spellStart"/>
+            <w:r>
+              <w:rPr>
+                <w:sz w:val="24"/>
+                <w:szCs w:val="24"/>
+                <w:highlight w:val="none"/>
+                <w:lang w:val="en-US"/>
+              </w:rPr>
+              <w:t>full_name</w:t>
+            </w:r>
+            <w:proofErr w:type="spellEnd"/>
+            <w:r>
+              <w:rPr>
+                <w:sz w:val="24"/>
+                <w:szCs w:val="24"/>
+                <w:highlight w:val="none"/>
+                <w:lang w:val="en-US"/>
+              </w:rPr>
+              <w:t>, login, </w:t>
+            </w:r>
+            <w:proofErr w:type="spellStart"/>
+            <w:r>
+              <w:rPr>
+                <w:sz w:val="24"/>
+                <w:szCs w:val="24"/>
+                <w:highlight w:val="none"/>
+                <w:lang w:val="en-US"/>
+              </w:rPr>
+              <w:t>hashed_password</w:t>
+            </w:r>
+            <w:proofErr w:type="spellEnd"/>
+            <w:r>
+              <w:rPr>
+                <w:sz w:val="24"/>
+                <w:szCs w:val="24"/>
+                <w:highlight w:val="none"/>
+                <w:lang w:val="en-US"/>
+              </w:rPr>
+              <w:t xml:space="preserve">, role. </w:t>
+            </w:r>
+            <w:r>
+              <w:rPr>
+                <w:sz w:val="24"/>
+                <w:szCs w:val="24"/>
+                <w:highlight w:val="none"/>
+              </w:rPr>
+              <w:t>Не создаётся напрямую.</w:t>
+            </w:r>
+          </w:p>
+        </w:tc>
+      </w:tr>
+      <w:tr>
+        <w:tc>
+          <w:tcPr>
+            <w:tcW w:w="2122" w:type="dxa"/>
+            <w:shd w:val="clear" w:color="auto" w:fill="auto"/>
+            <w:tcMar>
+              <w:top w:w="150" w:type="dxa"/>
+              <w:left w:w="0" w:type="dxa"/>
+              <w:bottom w:w="150" w:type="dxa"/>
+              <w:right w:w="240" w:type="dxa"/>
+            </w:tcMar>
+            <w:vAlign w:val="center"/>
+            <w:hideMark/>
+          </w:tcPr>
+          <w:p>
+            <w:pPr>
+              <w:ind w:left="113" w:right="113" w:firstLine="0"/>
+              <w:rPr>
+                <w:sz w:val="24"/>
+                <w:szCs w:val="24"/>
+                <w:highlight w:val="none"/>
+              </w:rPr>
+            </w:pPr>
+            <w:proofErr w:type="spellStart"/>
+            <w:r>
+              <w:rPr>
+                <w:sz w:val="24"/>
+                <w:szCs w:val="24"/>
+                <w:highlight w:val="none"/>
+              </w:rPr>
+              <w:t>Student</w:t>
+            </w:r>
+            <w:proofErr w:type="spellEnd"/>
+          </w:p>
+        </w:tc>
+        <w:tc>
+          <w:tcPr>
+            <w:tcW w:w="7371" w:type="dxa"/>
+            <w:shd w:val="clear" w:color="auto" w:fill="auto"/>
+            <w:tcMar>
+              <w:top w:w="150" w:type="dxa"/>
+              <w:left w:w="240" w:type="dxa"/>
+              <w:bottom w:w="150" w:type="dxa"/>
+              <w:right w:w="0" w:type="dxa"/>
+            </w:tcMar>
+            <w:vAlign w:val="center"/>
+            <w:hideMark/>
+          </w:tcPr>
+          <w:p>
+            <w:pPr>
+              <w:ind w:right="113" w:firstLine="0"/>
+              <w:rPr>
+                <w:sz w:val="24"/>
+                <w:szCs w:val="24"/>
+                <w:highlight w:val="none"/>
+              </w:rPr>
+            </w:pPr>
+            <w:r>
+              <w:rPr>
+                <w:sz w:val="24"/>
+                <w:szCs w:val="24"/>
+                <w:highlight w:val="none"/>
+              </w:rPr>
+              <w:t>Наследник User. Хранит информацию о студенте: </w:t>
+            </w:r>
+            <w:proofErr w:type="spellStart"/>
+            <w:r>
+              <w:rPr>
+                <w:sz w:val="24"/>
+                <w:szCs w:val="24"/>
+                <w:highlight w:val="none"/>
+              </w:rPr>
+              <w:t>course</w:t>
+            </w:r>
+            <w:proofErr w:type="spellEnd"/>
+            <w:r>
+              <w:rPr>
+                <w:sz w:val="24"/>
+                <w:szCs w:val="24"/>
+                <w:highlight w:val="none"/>
+              </w:rPr>
+              <w:t> (курс), </w:t>
+            </w:r>
+            <w:proofErr w:type="spellStart"/>
+            <w:r>
+              <w:rPr>
+                <w:sz w:val="24"/>
+                <w:szCs w:val="24"/>
+                <w:highlight w:val="none"/>
+              </w:rPr>
+              <w:t>group_name</w:t>
+            </w:r>
+            <w:proofErr w:type="spellEnd"/>
+            <w:r>
+              <w:rPr>
+                <w:sz w:val="24"/>
+                <w:szCs w:val="24"/>
+                <w:highlight w:val="none"/>
+              </w:rPr>
+              <w:t> (группа). Методы: </w:t>
+            </w:r>
+            <w:proofErr w:type="spellStart"/>
+            <w:proofErr w:type="gramStart"/>
+            <w:r>
+              <w:rPr>
+                <w:sz w:val="24"/>
+                <w:szCs w:val="24"/>
+                <w:highlight w:val="none"/>
+              </w:rPr>
+              <w:t>enroll</w:t>
+            </w:r>
+            <w:proofErr w:type="spellEnd"/>
+            <w:r>
+              <w:rPr>
+                <w:sz w:val="24"/>
+                <w:szCs w:val="24"/>
+                <w:highlight w:val="none"/>
+              </w:rPr>
+              <w:t>(</w:t>
+            </w:r>
+            <w:proofErr w:type="gramEnd"/>
+            <w:r>
+              <w:rPr>
+                <w:sz w:val="24"/>
+                <w:szCs w:val="24"/>
+                <w:highlight w:val="none"/>
+              </w:rPr>
+              <w:t>) </w:t>
+            </w:r>
+            <w:r>
+              <w:rPr>
+                <w:sz w:val="24"/>
+                <w:szCs w:val="24"/>
+                <w:highlight w:val="none"/>
+              </w:rPr>
+              <w:t>-</w:t>
+            </w:r>
+            <w:r>
+              <w:rPr>
+                <w:sz w:val="24"/>
+                <w:szCs w:val="24"/>
+                <w:highlight w:val="none"/>
+              </w:rPr>
+              <w:t xml:space="preserve"> запись на тему, </w:t>
+            </w:r>
+            <w:proofErr w:type="spellStart"/>
+            <w:r>
+              <w:rPr>
+                <w:sz w:val="24"/>
+                <w:szCs w:val="24"/>
+                <w:highlight w:val="none"/>
+              </w:rPr>
+              <w:t>get_status</w:t>
+            </w:r>
+            <w:proofErr w:type="spellEnd"/>
+            <w:r>
+              <w:rPr>
+                <w:sz w:val="24"/>
+                <w:szCs w:val="24"/>
+                <w:highlight w:val="none"/>
+              </w:rPr>
+              <w:t>() </w:t>
+            </w:r>
+            <w:r>
+              <w:rPr>
+                <w:sz w:val="24"/>
+                <w:szCs w:val="24"/>
+                <w:highlight w:val="none"/>
+              </w:rPr>
+              <w:t>-</w:t>
+            </w:r>
+            <w:r>
+              <w:rPr>
+                <w:sz w:val="24"/>
+                <w:szCs w:val="24"/>
+                <w:highlight w:val="none"/>
+              </w:rPr>
+              <w:t xml:space="preserve"> получение статуса заявки.</w:t>
+            </w:r>
+          </w:p>
+        </w:tc>
+      </w:tr>
+      <w:tr>
+        <w:tc>
+          <w:tcPr>
+            <w:tcW w:w="2122" w:type="dxa"/>
+            <w:shd w:val="clear" w:color="auto" w:fill="auto"/>
+            <w:tcMar>
+              <w:top w:w="150" w:type="dxa"/>
+              <w:left w:w="0" w:type="dxa"/>
+              <w:bottom w:w="150" w:type="dxa"/>
+              <w:right w:w="240" w:type="dxa"/>
+            </w:tcMar>
+            <w:vAlign w:val="center"/>
+            <w:hideMark/>
+          </w:tcPr>
+          <w:p>
+            <w:pPr>
+              <w:ind w:left="113" w:right="113" w:firstLine="0"/>
+              <w:rPr>
+                <w:sz w:val="24"/>
+                <w:szCs w:val="24"/>
+                <w:highlight w:val="none"/>
+              </w:rPr>
+            </w:pPr>
+            <w:proofErr w:type="spellStart"/>
+            <w:r>
+              <w:rPr>
+                <w:sz w:val="24"/>
+                <w:szCs w:val="24"/>
+                <w:highlight w:val="none"/>
+              </w:rPr>
+              <w:t>Teacher</w:t>
+            </w:r>
+            <w:proofErr w:type="spellEnd"/>
+          </w:p>
+        </w:tc>
+        <w:tc>
+          <w:tcPr>
+            <w:tcW w:w="7371" w:type="dxa"/>
+            <w:shd w:val="clear" w:color="auto" w:fill="auto"/>
+            <w:tcMar>
+              <w:top w:w="150" w:type="dxa"/>
+              <w:left w:w="240" w:type="dxa"/>
+              <w:bottom w:w="150" w:type="dxa"/>
+              <w:right w:w="0" w:type="dxa"/>
+            </w:tcMar>
+            <w:vAlign w:val="center"/>
+            <w:hideMark/>
+          </w:tcPr>
+          <w:p>
+            <w:pPr>
+              <w:ind w:right="113" w:firstLine="0"/>
+              <w:rPr>
+                <w:sz w:val="24"/>
+                <w:szCs w:val="24"/>
+                <w:highlight w:val="none"/>
+              </w:rPr>
+            </w:pPr>
+            <w:r>
+              <w:rPr>
+                <w:sz w:val="24"/>
+                <w:szCs w:val="24"/>
+                <w:highlight w:val="none"/>
+              </w:rPr>
+              <w:t>Наследник User. Хранит информацию о преподавателе: </w:t>
+            </w:r>
+            <w:proofErr w:type="spellStart"/>
+            <w:r>
+              <w:rPr>
+                <w:sz w:val="24"/>
+                <w:szCs w:val="24"/>
+                <w:highlight w:val="none"/>
+              </w:rPr>
+              <w:t>position</w:t>
+            </w:r>
+            <w:proofErr w:type="spellEnd"/>
+            <w:r>
+              <w:rPr>
+                <w:sz w:val="24"/>
+                <w:szCs w:val="24"/>
+                <w:highlight w:val="none"/>
+              </w:rPr>
+              <w:t> (должность), </w:t>
+            </w:r>
+            <w:proofErr w:type="spellStart"/>
+            <w:r>
+              <w:rPr>
+                <w:sz w:val="24"/>
+                <w:szCs w:val="24"/>
+                <w:highlight w:val="none"/>
+              </w:rPr>
+              <w:t>degree</w:t>
+            </w:r>
+            <w:proofErr w:type="spellEnd"/>
+            <w:r>
+              <w:rPr>
+                <w:sz w:val="24"/>
+                <w:szCs w:val="24"/>
+                <w:highlight w:val="none"/>
+              </w:rPr>
+              <w:t> (учёная степень), </w:t>
+            </w:r>
+            <w:proofErr w:type="spellStart"/>
+            <w:r>
+              <w:rPr>
+                <w:sz w:val="24"/>
+                <w:szCs w:val="24"/>
+                <w:highlight w:val="none"/>
+              </w:rPr>
+              <w:t>contact</w:t>
+            </w:r>
+            <w:proofErr w:type="spellEnd"/>
+            <w:r>
+              <w:rPr>
+                <w:sz w:val="24"/>
+                <w:szCs w:val="24"/>
+                <w:highlight w:val="none"/>
+              </w:rPr>
+              <w:t> (контакты). Методы: </w:t>
+            </w:r>
+            <w:proofErr w:type="spellStart"/>
+            <w:r>
+              <w:rPr>
+                <w:sz w:val="24"/>
+                <w:szCs w:val="24"/>
+                <w:highlight w:val="none"/>
+              </w:rPr>
+              <w:t>create_</w:t>
+            </w:r>
+            <w:proofErr w:type="gramStart"/>
+            <w:r>
+              <w:rPr>
+                <w:sz w:val="24"/>
+                <w:szCs w:val="24"/>
+                <w:highlight w:val="none"/>
+              </w:rPr>
+              <w:t>topic</w:t>
+            </w:r>
+            <w:proofErr w:type="spellEnd"/>
+            <w:r>
+              <w:rPr>
+                <w:sz w:val="24"/>
+                <w:szCs w:val="24"/>
+                <w:highlight w:val="none"/>
+              </w:rPr>
+              <w:t>(</w:t>
+            </w:r>
+            <w:proofErr w:type="gramEnd"/>
+            <w:r>
+              <w:rPr>
+                <w:sz w:val="24"/>
+                <w:szCs w:val="24"/>
+                <w:highlight w:val="none"/>
+              </w:rPr>
+              <w:t>)</w:t>
+            </w:r>
+            <w:r>
+              <w:rPr>
+                <w:sz w:val="24"/>
+                <w:szCs w:val="24"/>
+                <w:highlight w:val="none"/>
+                <w:lang w:val="en-US"/>
+              </w:rPr>
+              <w:t xml:space="preserve"> - </w:t>
+            </w:r>
+            <w:r>
+              <w:rPr>
+                <w:sz w:val="24"/>
+                <w:szCs w:val="24"/>
+                <w:highlight w:val="none"/>
+              </w:rPr>
+              <w:t>создание темы, </w:t>
+            </w:r>
+            <w:proofErr w:type="spellStart"/>
+            <w:r>
+              <w:rPr>
+                <w:sz w:val="24"/>
+                <w:szCs w:val="24"/>
+                <w:highlight w:val="none"/>
+              </w:rPr>
+              <w:t>confirm</w:t>
+            </w:r>
+            <w:proofErr w:type="spellEnd"/>
+            <w:r>
+              <w:rPr>
+                <w:sz w:val="24"/>
+                <w:szCs w:val="24"/>
+                <w:highlight w:val="none"/>
+              </w:rPr>
+              <w:t>() </w:t>
+            </w:r>
+            <w:r>
+              <w:rPr>
+                <w:sz w:val="24"/>
+                <w:szCs w:val="24"/>
+                <w:highlight w:val="none"/>
+                <w:lang w:val="en-US"/>
+              </w:rPr>
+              <w:t>-</w:t>
+            </w:r>
+            <w:r>
+              <w:rPr>
+                <w:sz w:val="24"/>
+                <w:szCs w:val="24"/>
+                <w:highlight w:val="none"/>
+              </w:rPr>
+              <w:t xml:space="preserve"> подтверждение записи студента.</w:t>
+            </w:r>
+          </w:p>
+        </w:tc>
+      </w:tr>
+      <w:tr>
+        <w:tc>
+          <w:tcPr>
+            <w:tcW w:w="2122" w:type="dxa"/>
+            <w:shd w:val="clear" w:color="auto" w:fill="auto"/>
+            <w:tcMar>
+              <w:top w:w="150" w:type="dxa"/>
+              <w:left w:w="0" w:type="dxa"/>
+              <w:bottom w:w="150" w:type="dxa"/>
+              <w:right w:w="240" w:type="dxa"/>
+            </w:tcMar>
+            <w:vAlign w:val="center"/>
+            <w:hideMark/>
+          </w:tcPr>
+          <w:p>
+            <w:pPr>
+              <w:ind w:left="113" w:right="113" w:firstLine="0"/>
+              <w:rPr>
+                <w:sz w:val="24"/>
+                <w:szCs w:val="24"/>
+                <w:highlight w:val="none"/>
+              </w:rPr>
+            </w:pPr>
+            <w:proofErr w:type="spellStart"/>
+            <w:r>
+              <w:rPr>
+                <w:sz w:val="24"/>
+                <w:szCs w:val="24"/>
+                <w:highlight w:val="none"/>
+              </w:rPr>
+              <w:t>Admin</w:t>
+            </w:r>
+            <w:proofErr w:type="spellEnd"/>
+          </w:p>
+        </w:tc>
+        <w:tc>
+          <w:tcPr>
+            <w:tcW w:w="7371" w:type="dxa"/>
+            <w:shd w:val="clear" w:color="auto" w:fill="auto"/>
+            <w:tcMar>
+              <w:top w:w="150" w:type="dxa"/>
+              <w:left w:w="240" w:type="dxa"/>
+              <w:bottom w:w="150" w:type="dxa"/>
+              <w:right w:w="0" w:type="dxa"/>
+            </w:tcMar>
+            <w:vAlign w:val="center"/>
+            <w:hideMark/>
+          </w:tcPr>
+          <w:p>
+            <w:pPr>
+              <w:ind w:right="113" w:firstLine="0"/>
+              <w:rPr>
+                <w:sz w:val="24"/>
+                <w:szCs w:val="24"/>
+                <w:highlight w:val="none"/>
+                <w:lang w:val="en-US"/>
+              </w:rPr>
+            </w:pPr>
+            <w:r>
+              <w:rPr>
+                <w:sz w:val="24"/>
+                <w:szCs w:val="24"/>
+                <w:highlight w:val="none"/>
+              </w:rPr>
+              <w:t>Наследник User. Хранит </w:t>
+            </w:r>
+            <w:proofErr w:type="spellStart"/>
+            <w:r>
+              <w:rPr>
+                <w:sz w:val="24"/>
+                <w:szCs w:val="24"/>
+                <w:highlight w:val="none"/>
+              </w:rPr>
+              <w:t>access_level</w:t>
+            </w:r>
+            <w:proofErr w:type="spellEnd"/>
+            <w:r>
+              <w:rPr>
+                <w:sz w:val="24"/>
+                <w:szCs w:val="24"/>
+                <w:highlight w:val="none"/>
+              </w:rPr>
+              <w:t> (уровень доступа). Методы</w:t>
+            </w:r>
+            <w:r>
+              <w:rPr>
+                <w:sz w:val="24"/>
+                <w:szCs w:val="24"/>
+                <w:highlight w:val="none"/>
+                <w:lang w:val="en-US"/>
+              </w:rPr>
+              <w:t xml:space="preserve"> </w:t>
+            </w:r>
+            <w:r>
+              <w:rPr>
+                <w:sz w:val="24"/>
+                <w:szCs w:val="24"/>
+                <w:highlight w:val="none"/>
+              </w:rPr>
+              <w:t>управления</w:t>
+            </w:r>
+            <w:r>
+              <w:rPr>
+                <w:sz w:val="24"/>
+                <w:szCs w:val="24"/>
+                <w:highlight w:val="none"/>
+                <w:lang w:val="en-US"/>
+              </w:rPr>
+              <w:t>: manage_</w:t>
+            </w:r>
+            <w:proofErr w:type="gramStart"/>
+            <w:r>
+              <w:rPr>
+                <w:sz w:val="24"/>
+                <w:szCs w:val="24"/>
+                <w:highlight w:val="none"/>
+                <w:lang w:val="en-US"/>
+              </w:rPr>
+              <w:t>students(</w:t>
+            </w:r>
+            <w:proofErr w:type="gramEnd"/>
+            <w:r>
+              <w:rPr>
+                <w:sz w:val="24"/>
+                <w:szCs w:val="24"/>
+                <w:highlight w:val="none"/>
+                <w:lang w:val="en-US"/>
+              </w:rPr>
+              <w:t>), manage_teachers(), manage_topics(), manage_deadlines(), generate_order(), change_supervisor().</w:t>
+            </w:r>
+          </w:p>
+        </w:tc>
+      </w:tr>
+      <w:tr>
+        <w:tc>
+          <w:tcPr>
+            <w:tcW w:w="2122" w:type="dxa"/>
+            <w:shd w:val="clear" w:color="auto" w:fill="auto"/>
+            <w:tcMar>
+              <w:top w:w="150" w:type="dxa"/>
+              <w:left w:w="0" w:type="dxa"/>
+              <w:bottom w:w="150" w:type="dxa"/>
+              <w:right w:w="240" w:type="dxa"/>
+            </w:tcMar>
+            <w:vAlign w:val="center"/>
+            <w:hideMark/>
+          </w:tcPr>
+          <w:p>
+            <w:pPr>
+              <w:ind w:left="113" w:right="113" w:firstLine="0"/>
+              <w:rPr>
+                <w:sz w:val="24"/>
+                <w:szCs w:val="24"/>
+                <w:highlight w:val="none"/>
+              </w:rPr>
+            </w:pPr>
+            <w:proofErr w:type="spellStart"/>
+            <w:r>
+              <w:rPr>
+                <w:sz w:val="24"/>
+                <w:szCs w:val="24"/>
+                <w:highlight w:val="none"/>
+              </w:rPr>
+              <w:t>Topic</w:t>
+            </w:r>
+            <w:proofErr w:type="spellEnd"/>
+          </w:p>
+        </w:tc>
+        <w:tc>
+          <w:tcPr>
+            <w:tcW w:w="7371" w:type="dxa"/>
+            <w:shd w:val="clear" w:color="auto" w:fill="auto"/>
+            <w:tcMar>
+              <w:top w:w="150" w:type="dxa"/>
+              <w:left w:w="240" w:type="dxa"/>
+              <w:bottom w:w="150" w:type="dxa"/>
+              <w:right w:w="0" w:type="dxa"/>
+            </w:tcMar>
+            <w:vAlign w:val="center"/>
+            <w:hideMark/>
+          </w:tcPr>
+          <w:p>
+            <w:pPr>
+              <w:ind w:right="113" w:firstLine="0"/>
+              <w:rPr>
+                <w:sz w:val="24"/>
+                <w:szCs w:val="24"/>
+                <w:highlight w:val="none"/>
+              </w:rPr>
+            </w:pPr>
+            <w:r>
+              <w:rPr>
+                <w:sz w:val="24"/>
+                <w:szCs w:val="24"/>
+                <w:highlight w:val="none"/>
+                <w:lang w:val="en-US"/>
+              </w:rPr>
+              <w:t>ORM-</w:t>
+            </w:r>
+            <w:r>
+              <w:rPr>
+                <w:sz w:val="24"/>
+                <w:szCs w:val="24"/>
+                <w:highlight w:val="none"/>
+              </w:rPr>
+              <w:t>модель</w:t>
+            </w:r>
+            <w:r>
+              <w:rPr>
+                <w:sz w:val="24"/>
+                <w:szCs w:val="24"/>
+                <w:highlight w:val="none"/>
+                <w:lang w:val="en-US"/>
+              </w:rPr>
+              <w:t xml:space="preserve"> </w:t>
+            </w:r>
+            <w:r>
+              <w:rPr>
+                <w:sz w:val="24"/>
+                <w:szCs w:val="24"/>
+                <w:highlight w:val="none"/>
+              </w:rPr>
+              <w:t>таблицы</w:t>
+            </w:r>
+            <w:r>
+              <w:rPr>
+                <w:sz w:val="24"/>
+                <w:szCs w:val="24"/>
+                <w:highlight w:val="none"/>
+                <w:lang w:val="en-US"/>
+              </w:rPr>
+              <w:t xml:space="preserve"> topics. </w:t>
+            </w:r>
+            <w:r>
+              <w:rPr>
+                <w:sz w:val="24"/>
+                <w:szCs w:val="24"/>
+                <w:highlight w:val="none"/>
+              </w:rPr>
+              <w:t>Поля</w:t>
+            </w:r>
+            <w:r>
+              <w:rPr>
+                <w:sz w:val="24"/>
+                <w:szCs w:val="24"/>
+                <w:highlight w:val="none"/>
+                <w:lang w:val="en-US"/>
+              </w:rPr>
+              <w:t xml:space="preserve">: id, teacher_id (FK), level, title, description, status, created_at. </w:t>
+            </w:r>
+            <w:r>
+              <w:rPr>
+                <w:sz w:val="24"/>
+                <w:szCs w:val="24"/>
+                <w:highlight w:val="none"/>
+              </w:rPr>
+              <w:t>Метод: </w:t>
+            </w:r>
+            <w:proofErr w:type="spellStart"/>
+            <w:r>
+              <w:rPr>
+                <w:sz w:val="24"/>
+                <w:szCs w:val="24"/>
+                <w:highlight w:val="none"/>
+              </w:rPr>
+              <w:t>get_</w:t>
+            </w:r>
+            <w:proofErr w:type="gramStart"/>
+            <w:r>
+              <w:rPr>
+                <w:sz w:val="24"/>
+                <w:szCs w:val="24"/>
+                <w:highlight w:val="none"/>
+              </w:rPr>
+              <w:t>status</w:t>
+            </w:r>
+            <w:proofErr w:type="spellEnd"/>
+            <w:r>
+              <w:rPr>
+                <w:sz w:val="24"/>
+                <w:szCs w:val="24"/>
+                <w:highlight w:val="none"/>
+              </w:rPr>
+              <w:t>(</w:t>
+            </w:r>
+            <w:proofErr w:type="gramEnd"/>
+            <w:r>
+              <w:rPr>
+                <w:sz w:val="24"/>
+                <w:szCs w:val="24"/>
+                <w:highlight w:val="none"/>
+              </w:rPr>
+              <w:t>) </w:t>
+            </w:r>
+            <w:r>
+              <w:rPr>
+                <w:sz w:val="24"/>
+                <w:szCs w:val="24"/>
+                <w:highlight w:val="none"/>
+                <w:lang w:val="en-US"/>
+              </w:rPr>
+              <w:t>-</w:t>
+            </w:r>
+            <w:r>
+              <w:rPr>
+                <w:sz w:val="24"/>
+                <w:szCs w:val="24"/>
+                <w:highlight w:val="none"/>
+              </w:rPr>
+              <w:t xml:space="preserve"> возвращает статус темы (свободна/занята).</w:t>
+            </w:r>
+          </w:p>
+        </w:tc>
+      </w:tr>
+      <w:tr>
+        <w:tc>
+          <w:tcPr>
+            <w:tcW w:w="2122" w:type="dxa"/>
+            <w:shd w:val="clear" w:color="auto" w:fill="auto"/>
+            <w:tcMar>
+              <w:top w:w="150" w:type="dxa"/>
+              <w:left w:w="0" w:type="dxa"/>
+              <w:bottom w:w="150" w:type="dxa"/>
+              <w:right w:w="240" w:type="dxa"/>
+            </w:tcMar>
+            <w:vAlign w:val="center"/>
+            <w:hideMark/>
+          </w:tcPr>
+          <w:p>
+            <w:pPr>
+              <w:ind w:left="113" w:right="113" w:firstLine="0"/>
+              <w:rPr>
+                <w:sz w:val="24"/>
+                <w:szCs w:val="24"/>
+                <w:highlight w:val="none"/>
+              </w:rPr>
+            </w:pPr>
+            <w:proofErr w:type="spellStart"/>
+            <w:r>
+              <w:rPr>
+                <w:sz w:val="24"/>
+                <w:szCs w:val="24"/>
+                <w:highlight w:val="none"/>
+              </w:rPr>
+              <w:t>Enrollment</w:t>
+            </w:r>
+            <w:proofErr w:type="spellEnd"/>
+          </w:p>
+        </w:tc>
+        <w:tc>
+          <w:tcPr>
+            <w:tcW w:w="7371" w:type="dxa"/>
+            <w:shd w:val="clear" w:color="auto" w:fill="auto"/>
+            <w:tcMar>
+              <w:top w:w="150" w:type="dxa"/>
+              <w:left w:w="240" w:type="dxa"/>
+              <w:bottom w:w="150" w:type="dxa"/>
+              <w:right w:w="0" w:type="dxa"/>
+            </w:tcMar>
+            <w:vAlign w:val="center"/>
+            <w:hideMark/>
+          </w:tcPr>
+          <w:p>
+            <w:pPr>
+              <w:ind w:right="113" w:firstLine="0"/>
+              <w:rPr>
+                <w:sz w:val="24"/>
+                <w:szCs w:val="24"/>
+                <w:highlight w:val="none"/>
+              </w:rPr>
+            </w:pPr>
+            <w:r>
+              <w:rPr>
+                <w:sz w:val="24"/>
+                <w:szCs w:val="24"/>
+                <w:highlight w:val="none"/>
+                <w:lang w:val="en-US"/>
+              </w:rPr>
+              <w:t>ORM-</w:t>
+            </w:r>
+            <w:r>
+              <w:rPr>
+                <w:sz w:val="24"/>
+                <w:szCs w:val="24"/>
+                <w:highlight w:val="none"/>
+              </w:rPr>
+              <w:t>модель</w:t>
+            </w:r>
+            <w:r>
+              <w:rPr>
+                <w:sz w:val="24"/>
+                <w:szCs w:val="24"/>
+                <w:highlight w:val="none"/>
+                <w:lang w:val="en-US"/>
+              </w:rPr>
+              <w:t xml:space="preserve"> </w:t>
+            </w:r>
+            <w:r>
+              <w:rPr>
+                <w:sz w:val="24"/>
+                <w:szCs w:val="24"/>
+                <w:highlight w:val="none"/>
+              </w:rPr>
+              <w:t>таблицы</w:t>
+            </w:r>
+            <w:r>
+              <w:rPr>
+                <w:sz w:val="24"/>
+                <w:szCs w:val="24"/>
+                <w:highlight w:val="none"/>
+                <w:lang w:val="en-US"/>
+              </w:rPr>
+              <w:t xml:space="preserve"> enrollments. </w:t>
+            </w:r>
+            <w:r>
+              <w:rPr>
+                <w:sz w:val="24"/>
+                <w:szCs w:val="24"/>
+                <w:highlight w:val="none"/>
+              </w:rPr>
+              <w:t>Поля</w:t>
+            </w:r>
+            <w:r>
+              <w:rPr>
+                <w:sz w:val="24"/>
+                <w:szCs w:val="24"/>
+                <w:highlight w:val="none"/>
+                <w:lang w:val="en-US"/>
+              </w:rPr>
+              <w:t xml:space="preserve">: id, student_id (FK), topic_id (FK), status (pending/confirmed/rejected), confirmed_at. </w:t>
+            </w:r>
+            <w:r>
+              <w:rPr>
+                <w:sz w:val="24"/>
+                <w:szCs w:val="24"/>
+                <w:highlight w:val="none"/>
+              </w:rPr>
+              <w:t>Связывает студента и тему.</w:t>
+            </w:r>
+          </w:p>
+        </w:tc>
+      </w:tr>
+      <w:tr>
+        <w:tc>
+          <w:tcPr>
+            <w:tcW w:w="2122" w:type="dxa"/>
+            <w:shd w:val="clear" w:color="auto" w:fill="auto"/>
+            <w:tcMar>
+              <w:top w:w="150" w:type="dxa"/>
+              <w:left w:w="0" w:type="dxa"/>
+              <w:bottom w:w="150" w:type="dxa"/>
+              <w:right w:w="240" w:type="dxa"/>
+            </w:tcMar>
+            <w:vAlign w:val="center"/>
+            <w:hideMark/>
+          </w:tcPr>
+          <w:p>
+            <w:pPr>
+              <w:ind w:left="113" w:right="113" w:firstLine="0"/>
+              <w:rPr>
+                <w:sz w:val="24"/>
+                <w:szCs w:val="24"/>
+                <w:highlight w:val="none"/>
+              </w:rPr>
+            </w:pPr>
+            <w:proofErr w:type="spellStart"/>
+            <w:r>
+              <w:rPr>
+                <w:sz w:val="24"/>
+                <w:szCs w:val="24"/>
+                <w:highlight w:val="none"/>
+              </w:rPr>
+              <w:t>Deadline</w:t>
+            </w:r>
+            <w:proofErr w:type="spellEnd"/>
+          </w:p>
+        </w:tc>
+        <w:tc>
+          <w:tcPr>
+            <w:tcW w:w="7371" w:type="dxa"/>
+            <w:shd w:val="clear" w:color="auto" w:fill="auto"/>
+            <w:tcMar>
+              <w:top w:w="150" w:type="dxa"/>
+              <w:left w:w="240" w:type="dxa"/>
+              <w:bottom w:w="150" w:type="dxa"/>
+              <w:right w:w="0" w:type="dxa"/>
+            </w:tcMar>
+            <w:vAlign w:val="center"/>
+            <w:hideMark/>
+          </w:tcPr>
+          <w:p>
+            <w:pPr>
+              <w:ind w:right="113" w:firstLine="0"/>
+              <w:rPr>
+                <w:sz w:val="24"/>
+                <w:szCs w:val="24"/>
+                <w:highlight w:val="none"/>
+              </w:rPr>
+            </w:pPr>
+            <w:r>
+              <w:rPr>
+                <w:sz w:val="24"/>
+                <w:szCs w:val="24"/>
+                <w:highlight w:val="none"/>
+                <w:lang w:val="en-US"/>
+              </w:rPr>
+              <w:t>ORM-</w:t>
+            </w:r>
+            <w:r>
+              <w:rPr>
+                <w:sz w:val="24"/>
+                <w:szCs w:val="24"/>
+                <w:highlight w:val="none"/>
+              </w:rPr>
+              <w:t>модель</w:t>
+            </w:r>
+            <w:r>
+              <w:rPr>
+                <w:sz w:val="24"/>
+                <w:szCs w:val="24"/>
+                <w:highlight w:val="none"/>
+                <w:lang w:val="en-US"/>
+              </w:rPr>
+              <w:t xml:space="preserve"> </w:t>
+            </w:r>
+            <w:r>
+              <w:rPr>
+                <w:sz w:val="24"/>
+                <w:szCs w:val="24"/>
+                <w:highlight w:val="none"/>
+              </w:rPr>
+              <w:t>таблицы</w:t>
+            </w:r>
+            <w:r>
+              <w:rPr>
+                <w:sz w:val="24"/>
+                <w:szCs w:val="24"/>
+                <w:highlight w:val="none"/>
+                <w:lang w:val="en-US"/>
+              </w:rPr>
+              <w:t xml:space="preserve"> deadlines. </w:t>
+            </w:r>
+            <w:r>
+              <w:rPr>
+                <w:sz w:val="24"/>
+                <w:szCs w:val="24"/>
+                <w:highlight w:val="none"/>
+              </w:rPr>
+              <w:t>Поля</w:t>
+            </w:r>
+            <w:r>
+              <w:rPr>
+                <w:sz w:val="24"/>
+                <w:szCs w:val="24"/>
+                <w:highlight w:val="none"/>
+                <w:lang w:val="en-US"/>
+              </w:rPr>
+              <w:t>: id, name, date, </w:t>
+            </w:r>
+            <w:proofErr w:type="spellStart"/>
+            <w:r>
+              <w:rPr>
+                <w:sz w:val="24"/>
+                <w:szCs w:val="24"/>
+                <w:highlight w:val="none"/>
+                <w:lang w:val="en-US"/>
+              </w:rPr>
+              <w:t>is_active</w:t>
+            </w:r>
+            <w:proofErr w:type="spellEnd"/>
+            <w:r>
+              <w:rPr>
+                <w:sz w:val="24"/>
+                <w:szCs w:val="24"/>
+                <w:highlight w:val="none"/>
+                <w:lang w:val="en-US"/>
+              </w:rPr>
+              <w:t xml:space="preserve">. </w:t>
+            </w:r>
+            <w:r>
+              <w:rPr>
+                <w:sz w:val="24"/>
+                <w:szCs w:val="24"/>
+                <w:highlight w:val="none"/>
+              </w:rPr>
+              <w:t>Хранит глобальные дедлайны системы.</w:t>
+            </w:r>
+          </w:p>
+        </w:tc>
+      </w:tr>
+      <w:tr>
+        <w:tc>
+          <w:tcPr>
+            <w:tcW w:w="2122" w:type="dxa"/>
+            <w:shd w:val="clear" w:color="auto" w:fill="auto"/>
+            <w:tcMar>
+              <w:top w:w="150" w:type="dxa"/>
+              <w:left w:w="0" w:type="dxa"/>
+              <w:bottom w:w="150" w:type="dxa"/>
+              <w:right w:w="240" w:type="dxa"/>
+            </w:tcMar>
+            <w:vAlign w:val="center"/>
+            <w:hideMark/>
+          </w:tcPr>
+          <w:p>
+            <w:pPr>
+              <w:ind w:left="113" w:right="113" w:firstLine="0"/>
+              <w:rPr>
+                <w:sz w:val="24"/>
+                <w:szCs w:val="24"/>
+              </w:rPr>
+            </w:pPr>
+            <w:proofErr w:type="spellStart"/>
+            <w:r>
+              <w:rPr>
+                <w:sz w:val="24"/>
+                <w:szCs w:val="24"/>
+                <w:highlight w:val="none"/>
+              </w:rPr>
+              <w:lastRenderedPageBreak/>
+              <w:t>Deadline</w:t>
+            </w:r>
+            <w:proofErr w:type="spellEnd"/>
+          </w:p>
+          <w:p>
+            <w:pPr>
+              <w:ind w:left="113" w:right="113" w:firstLine="0"/>
+              <w:rPr>
+                <w:sz w:val="24"/>
+                <w:szCs w:val="24"/>
+                <w:highlight w:val="none"/>
+              </w:rPr>
+            </w:pPr>
+            <w:proofErr w:type="spellStart"/>
+            <w:r>
+              <w:rPr>
+                <w:sz w:val="24"/>
+                <w:szCs w:val="24"/>
+                <w:highlight w:val="none"/>
+              </w:rPr>
+              <w:t>Checker</w:t>
+            </w:r>
+            <w:proofErr w:type="spellEnd"/>
+          </w:p>
+        </w:tc>
+        <w:tc>
+          <w:tcPr>
+            <w:tcW w:w="7371" w:type="dxa"/>
+            <w:shd w:val="clear" w:color="auto" w:fill="auto"/>
+            <w:tcMar>
+              <w:top w:w="150" w:type="dxa"/>
+              <w:left w:w="240" w:type="dxa"/>
+              <w:bottom w:w="150" w:type="dxa"/>
+              <w:right w:w="0" w:type="dxa"/>
+            </w:tcMar>
+            <w:vAlign w:val="center"/>
+            <w:hideMark/>
+          </w:tcPr>
+          <w:p>
+            <w:pPr>
+              <w:ind w:right="113" w:firstLine="0"/>
+              <w:rPr>
+                <w:sz w:val="24"/>
+                <w:szCs w:val="24"/>
+                <w:highlight w:val="none"/>
+              </w:rPr>
+            </w:pPr>
+            <w:r>
+              <w:rPr>
+                <w:sz w:val="24"/>
+                <w:szCs w:val="24"/>
+                <w:highlight w:val="none"/>
+              </w:rPr>
+              <w:t>Сервисный класс для проверки дедлайнов. Методы</w:t>
+            </w:r>
+            <w:r>
+              <w:rPr>
+                <w:sz w:val="24"/>
+                <w:szCs w:val="24"/>
+                <w:highlight w:val="none"/>
+                <w:lang w:val="en-US"/>
+              </w:rPr>
+              <w:t>: can_add_</w:t>
+            </w:r>
+            <w:proofErr w:type="gramStart"/>
+            <w:r>
+              <w:rPr>
+                <w:sz w:val="24"/>
+                <w:szCs w:val="24"/>
+                <w:highlight w:val="none"/>
+                <w:lang w:val="en-US"/>
+              </w:rPr>
+              <w:t>topic(</w:t>
+            </w:r>
+            <w:proofErr w:type="gramEnd"/>
+            <w:r>
+              <w:rPr>
+                <w:sz w:val="24"/>
+                <w:szCs w:val="24"/>
+                <w:highlight w:val="none"/>
+                <w:lang w:val="en-US"/>
+              </w:rPr>
+              <w:t xml:space="preserve">), can_enroll(), can_change_topic(), can_generate_order(). </w:t>
+            </w:r>
+            <w:r>
+              <w:rPr>
+                <w:sz w:val="24"/>
+                <w:szCs w:val="24"/>
+                <w:highlight w:val="none"/>
+              </w:rPr>
+              <w:t>Не хранит состояние.</w:t>
+            </w:r>
+          </w:p>
+        </w:tc>
+      </w:tr>
+      <w:tr>
+        <w:tc>
+          <w:tcPr>
+            <w:tcW w:w="2122" w:type="dxa"/>
+            <w:shd w:val="clear" w:color="auto" w:fill="auto"/>
+            <w:tcMar>
+              <w:top w:w="150" w:type="dxa"/>
+              <w:left w:w="0" w:type="dxa"/>
+              <w:bottom w:w="150" w:type="dxa"/>
+              <w:right w:w="240" w:type="dxa"/>
+            </w:tcMar>
+            <w:vAlign w:val="center"/>
+            <w:hideMark/>
+          </w:tcPr>
+          <w:p>
+            <w:pPr>
+              <w:ind w:left="113" w:right="113" w:firstLine="0"/>
+              <w:rPr>
+                <w:sz w:val="24"/>
+                <w:szCs w:val="24"/>
+                <w:highlight w:val="none"/>
+              </w:rPr>
+            </w:pPr>
+            <w:r>
+              <w:rPr>
+                <w:sz w:val="24"/>
+                <w:szCs w:val="24"/>
+                <w:highlight w:val="none"/>
+              </w:rPr>
+              <w:t>Security</w:t>
+            </w:r>
+          </w:p>
+          <w:p>
+            <w:pPr>
+              <w:ind w:left="113" w:right="113" w:firstLine="0"/>
+              <w:rPr>
+                <w:sz w:val="24"/>
+                <w:szCs w:val="24"/>
+                <w:highlight w:val="none"/>
+              </w:rPr>
+            </w:pPr>
+            <w:r>
+              <w:rPr>
+                <w:sz w:val="24"/>
+                <w:szCs w:val="24"/>
+                <w:highlight w:val="none"/>
+              </w:rPr>
+              <w:t>Service</w:t>
+            </w:r>
+          </w:p>
+        </w:tc>
+        <w:tc>
+          <w:tcPr>
+            <w:tcW w:w="7371" w:type="dxa"/>
+            <w:shd w:val="clear" w:color="auto" w:fill="auto"/>
+            <w:tcMar>
+              <w:top w:w="150" w:type="dxa"/>
+              <w:left w:w="240" w:type="dxa"/>
+              <w:bottom w:w="150" w:type="dxa"/>
+              <w:right w:w="0" w:type="dxa"/>
+            </w:tcMar>
+            <w:vAlign w:val="center"/>
+            <w:hideMark/>
+          </w:tcPr>
+          <w:p>
+            <w:pPr>
+              <w:ind w:right="113" w:firstLine="0"/>
+              <w:rPr>
+                <w:sz w:val="24"/>
+                <w:szCs w:val="24"/>
+                <w:highlight w:val="none"/>
+                <w:lang w:val="en-US"/>
+              </w:rPr>
+            </w:pPr>
+            <w:r>
+              <w:rPr>
+                <w:sz w:val="24"/>
+                <w:szCs w:val="24"/>
+                <w:highlight w:val="none"/>
+              </w:rPr>
+              <w:t>Сервисный класс для авторизации и безопасности. Методы</w:t>
+            </w:r>
+            <w:r>
+              <w:rPr>
+                <w:sz w:val="24"/>
+                <w:szCs w:val="24"/>
+                <w:highlight w:val="none"/>
+                <w:lang w:val="en-US"/>
+              </w:rPr>
+              <w:t>: hash_</w:t>
+            </w:r>
+            <w:proofErr w:type="gramStart"/>
+            <w:r>
+              <w:rPr>
+                <w:sz w:val="24"/>
+                <w:szCs w:val="24"/>
+                <w:highlight w:val="none"/>
+                <w:lang w:val="en-US"/>
+              </w:rPr>
+              <w:t>password(</w:t>
+            </w:r>
+            <w:proofErr w:type="gramEnd"/>
+            <w:r>
+              <w:rPr>
+                <w:sz w:val="24"/>
+                <w:szCs w:val="24"/>
+                <w:highlight w:val="none"/>
+                <w:lang w:val="en-US"/>
+              </w:rPr>
+              <w:t>), verify_password(), create_access_token(), decode_token(), get_current_user(), get_current_admin(), get_current_teacher().</w:t>
+            </w:r>
+          </w:p>
+        </w:tc>
+      </w:tr>
+    </w:tbl>
+    <w:p>
+      <w:pPr>
+        <w:pStyle w:val="ds-markdown-paragraph"/>
+        <w:spacing w:after="0" w:afterAutospacing="0" w:line="360" w:lineRule="auto"/>
+        <w:ind w:firstLine="709"/>
+        <w:jc w:val="both"/>
         <w:rPr>
           <w:rStyle w:val="af7"/>
           <w:sz w:val="28"/>
           <w:u w:val="single" w:color="FFFFFF" w:themeColor="background1"/>
         </w:rPr>
-        <w:lastRenderedPageBreak/>
-        <w:t>students</w:t>
-      </w:r>
-      <w:proofErr w:type="spellEnd"/>
-      <w:r>
-        <w:rPr>
-          <w:sz w:val="28"/>
-          <w:u w:val="single" w:color="FFFFFF" w:themeColor="background1"/>
-        </w:rPr>
-        <w:t> — хранит информацию о студентах (ID, ФИО, курс, группа).</w:t>
-      </w:r>
+      </w:pPr>
     </w:p>
     <w:p>
       <w:pPr>
         <w:pStyle w:val="ds-markdown-paragraph"/>
-        <w:numPr>
-          <w:ilvl w:val="0"/>
-          <w:numId w:val="13"/>
-        </w:numPr>
-        <w:spacing w:before="0" w:after="0" w:afterAutospacing="0" w:line="360" w:lineRule="auto"/>
+        <w:spacing w:after="0" w:afterAutospacing="0" w:line="360" w:lineRule="auto"/>
         <w:ind w:firstLine="709"/>
         <w:jc w:val="both"/>
         <w:rPr>
           <w:u w:val="single" w:color="FFFFFF" w:themeColor="background1"/>
         </w:rPr>
       </w:pPr>
-      <w:proofErr w:type="spellStart"/>
       <w:r>
         <w:rPr>
           <w:rStyle w:val="af7"/>
           <w:sz w:val="28"/>
           <w:u w:val="single" w:color="FFFFFF" w:themeColor="background1"/>
         </w:rPr>
-        <w:t>teachers</w:t>
-      </w:r>
-      <w:proofErr w:type="spellEnd"/>
-      <w:r>
-        <w:rPr>
-          <w:sz w:val="28"/>
-          <w:u w:val="single" w:color="FFFFFF" w:themeColor="background1"/>
-        </w:rPr>
-        <w:t> — хранит информацию о преподавателях (ID, ФИО, должность, учёная степень, контактные данные).</w:t>
-      </w:r>
-    </w:p>
-    <w:p>
-      <w:pPr>
-        <w:pStyle w:val="ds-markdown-paragraph"/>
-        <w:numPr>
-          <w:ilvl w:val="0"/>
-          <w:numId w:val="13"/>
-        </w:numPr>
-        <w:spacing w:before="0" w:after="0" w:afterAutospacing="0" w:line="360" w:lineRule="auto"/>
-        <w:ind w:firstLine="709"/>
-        <w:jc w:val="both"/>
-        <w:rPr>
-          <w:u w:val="single" w:color="FFFFFF" w:themeColor="background1"/>
-        </w:rPr>
-      </w:pPr>
-      <w:proofErr w:type="spellStart"/>
+        <w:t xml:space="preserve">Таблица 2. </w:t>
+      </w:r>
       <w:r>
         <w:rPr>
           <w:rStyle w:val="af7"/>
           <w:sz w:val="28"/>
           <w:u w:val="single" w:color="FFFFFF" w:themeColor="background1"/>
         </w:rPr>
-        <w:t>topics</w:t>
-      </w:r>
-      <w:proofErr w:type="spellEnd"/>
-      <w:r>
-        <w:rPr>
-          <w:sz w:val="28"/>
-          <w:u w:val="single" w:color="FFFFFF" w:themeColor="background1"/>
-        </w:rPr>
-        <w:t> — хранит информацию о темах (ID, ID преподавателя, уровень, название, описание, дата создания).</w:t>
+        <w:t>Связи между таблицами</w:t>
       </w:r>
     </w:p>
+    <w:tbl>
+      <w:tblPr>
+        <w:tblW w:w="0" w:type="auto"/>
+        <w:tblBorders>
+          <w:top w:val="single" w:sz="4" w:space="0" w:color="auto"/>
+          <w:left w:val="single" w:sz="4" w:space="0" w:color="auto"/>
+          <w:bottom w:val="single" w:sz="4" w:space="0" w:color="auto"/>
+          <w:right w:val="single" w:sz="4" w:space="0" w:color="auto"/>
+          <w:insideH w:val="single" w:sz="4" w:space="0" w:color="auto"/>
+          <w:insideV w:val="single" w:sz="4" w:space="0" w:color="auto"/>
+        </w:tblBorders>
+        <w:tblCellMar>
+          <w:top w:w="15" w:type="dxa"/>
+          <w:left w:w="15" w:type="dxa"/>
+          <w:bottom w:w="15" w:type="dxa"/>
+          <w:right w:w="15" w:type="dxa"/>
+        </w:tblCellMar>
+        <w:tblLook w:val="04A0" w:firstRow="1" w:lastRow="0" w:firstColumn="1" w:lastColumn="0" w:noHBand="0" w:noVBand="1"/>
+      </w:tblPr>
+      <w:tblGrid>
+        <w:gridCol w:w="2656"/>
+        <w:gridCol w:w="1919"/>
+        <w:gridCol w:w="1541"/>
+        <w:gridCol w:w="3399"/>
+      </w:tblGrid>
+      <w:tr>
+        <w:trPr>
+          <w:tblHeader/>
+        </w:trPr>
+        <w:tc>
+          <w:tcPr>
+            <w:tcW w:w="0" w:type="auto"/>
+            <w:tcMar>
+              <w:top w:w="150" w:type="dxa"/>
+              <w:left w:w="0" w:type="dxa"/>
+              <w:bottom w:w="150" w:type="dxa"/>
+              <w:right w:w="240" w:type="dxa"/>
+            </w:tcMar>
+            <w:vAlign w:val="center"/>
+            <w:hideMark/>
+          </w:tcPr>
+          <w:p>
+            <w:pPr>
+              <w:ind w:left="113" w:firstLine="0"/>
+              <w:rPr>
+                <w:sz w:val="24"/>
+                <w:szCs w:val="24"/>
+                <w:highlight w:val="none"/>
+              </w:rPr>
+            </w:pPr>
+            <w:r>
+              <w:rPr>
+                <w:sz w:val="24"/>
+                <w:szCs w:val="24"/>
+                <w:highlight w:val="none"/>
+              </w:rPr>
+              <w:t>Связь</w:t>
+            </w:r>
+          </w:p>
+        </w:tc>
+        <w:tc>
+          <w:tcPr>
+            <w:tcW w:w="0" w:type="auto"/>
+            <w:tcMar>
+              <w:top w:w="150" w:type="dxa"/>
+              <w:left w:w="240" w:type="dxa"/>
+              <w:bottom w:w="150" w:type="dxa"/>
+              <w:right w:w="240" w:type="dxa"/>
+            </w:tcMar>
+            <w:vAlign w:val="center"/>
+            <w:hideMark/>
+          </w:tcPr>
+          <w:p>
+            <w:pPr>
+              <w:ind w:firstLine="0"/>
+              <w:rPr>
+                <w:sz w:val="24"/>
+                <w:szCs w:val="24"/>
+                <w:highlight w:val="none"/>
+              </w:rPr>
+            </w:pPr>
+            <w:r>
+              <w:rPr>
+                <w:sz w:val="24"/>
+                <w:szCs w:val="24"/>
+                <w:highlight w:val="none"/>
+              </w:rPr>
+              <w:t>Тип</w:t>
+            </w:r>
+          </w:p>
+        </w:tc>
+        <w:tc>
+          <w:tcPr>
+            <w:tcW w:w="0" w:type="auto"/>
+            <w:tcMar>
+              <w:top w:w="150" w:type="dxa"/>
+              <w:left w:w="240" w:type="dxa"/>
+              <w:bottom w:w="150" w:type="dxa"/>
+              <w:right w:w="240" w:type="dxa"/>
+            </w:tcMar>
+            <w:vAlign w:val="center"/>
+            <w:hideMark/>
+          </w:tcPr>
+          <w:p>
+            <w:pPr>
+              <w:ind w:firstLine="0"/>
+              <w:rPr>
+                <w:sz w:val="24"/>
+                <w:szCs w:val="24"/>
+                <w:highlight w:val="none"/>
+              </w:rPr>
+            </w:pPr>
+            <w:r>
+              <w:rPr>
+                <w:sz w:val="24"/>
+                <w:szCs w:val="24"/>
+                <w:highlight w:val="none"/>
+              </w:rPr>
+              <w:t>Кратность</w:t>
+            </w:r>
+          </w:p>
+        </w:tc>
+        <w:tc>
+          <w:tcPr>
+            <w:tcW w:w="0" w:type="auto"/>
+            <w:tcMar>
+              <w:top w:w="150" w:type="dxa"/>
+              <w:left w:w="240" w:type="dxa"/>
+              <w:bottom w:w="150" w:type="dxa"/>
+              <w:right w:w="240" w:type="dxa"/>
+            </w:tcMar>
+            <w:vAlign w:val="center"/>
+            <w:hideMark/>
+          </w:tcPr>
+          <w:p>
+            <w:pPr>
+              <w:ind w:firstLine="0"/>
+              <w:rPr>
+                <w:sz w:val="24"/>
+                <w:szCs w:val="24"/>
+                <w:highlight w:val="none"/>
+              </w:rPr>
+            </w:pPr>
+            <w:r>
+              <w:rPr>
+                <w:sz w:val="24"/>
+                <w:szCs w:val="24"/>
+                <w:highlight w:val="none"/>
+              </w:rPr>
+              <w:t>Описание</w:t>
+            </w:r>
+          </w:p>
+        </w:tc>
+      </w:tr>
+      <w:tr>
+        <w:tc>
+          <w:tcPr>
+            <w:tcW w:w="0" w:type="auto"/>
+            <w:tcMar>
+              <w:top w:w="150" w:type="dxa"/>
+              <w:left w:w="0" w:type="dxa"/>
+              <w:bottom w:w="150" w:type="dxa"/>
+              <w:right w:w="240" w:type="dxa"/>
+            </w:tcMar>
+            <w:vAlign w:val="center"/>
+            <w:hideMark/>
+          </w:tcPr>
+          <w:p>
+            <w:pPr>
+              <w:ind w:left="113" w:firstLine="0"/>
+              <w:rPr>
+                <w:sz w:val="24"/>
+                <w:szCs w:val="24"/>
+                <w:highlight w:val="none"/>
+              </w:rPr>
+            </w:pPr>
+            <w:r>
+              <w:rPr>
+                <w:b/>
+                <w:bCs/>
+                <w:sz w:val="24"/>
+                <w:szCs w:val="24"/>
+                <w:highlight w:val="none"/>
+              </w:rPr>
+              <w:t>User =</w:t>
+            </w:r>
+            <w:r>
+              <w:rPr>
+                <w:b/>
+                <w:bCs/>
+                <w:sz w:val="24"/>
+                <w:szCs w:val="24"/>
+                <w:highlight w:val="none"/>
+                <w:lang w:val="en-US"/>
+              </w:rPr>
+              <w:t>&gt;</w:t>
+            </w:r>
+            <w:r>
+              <w:rPr>
+                <w:b/>
+                <w:bCs/>
+                <w:sz w:val="24"/>
+                <w:szCs w:val="24"/>
+                <w:highlight w:val="none"/>
+              </w:rPr>
+              <w:t xml:space="preserve"> </w:t>
+            </w:r>
+            <w:proofErr w:type="spellStart"/>
+            <w:r>
+              <w:rPr>
+                <w:b/>
+                <w:bCs/>
+                <w:sz w:val="24"/>
+                <w:szCs w:val="24"/>
+                <w:highlight w:val="none"/>
+              </w:rPr>
+              <w:t>Student</w:t>
+            </w:r>
+            <w:proofErr w:type="spellEnd"/>
+          </w:p>
+        </w:tc>
+        <w:tc>
+          <w:tcPr>
+            <w:tcW w:w="0" w:type="auto"/>
+            <w:tcMar>
+              <w:top w:w="150" w:type="dxa"/>
+              <w:left w:w="240" w:type="dxa"/>
+              <w:bottom w:w="150" w:type="dxa"/>
+              <w:right w:w="240" w:type="dxa"/>
+            </w:tcMar>
+            <w:vAlign w:val="center"/>
+            <w:hideMark/>
+          </w:tcPr>
+          <w:p>
+            <w:pPr>
+              <w:ind w:firstLine="0"/>
+              <w:rPr>
+                <w:sz w:val="24"/>
+                <w:szCs w:val="24"/>
+                <w:highlight w:val="none"/>
+              </w:rPr>
+            </w:pPr>
+            <w:r>
+              <w:rPr>
+                <w:sz w:val="24"/>
+                <w:szCs w:val="24"/>
+                <w:highlight w:val="none"/>
+              </w:rPr>
+              <w:t>Наследование</w:t>
+            </w:r>
+          </w:p>
+        </w:tc>
+        <w:tc>
+          <w:tcPr>
+            <w:tcW w:w="0" w:type="auto"/>
+            <w:tcMar>
+              <w:top w:w="150" w:type="dxa"/>
+              <w:left w:w="240" w:type="dxa"/>
+              <w:bottom w:w="150" w:type="dxa"/>
+              <w:right w:w="240" w:type="dxa"/>
+            </w:tcMar>
+            <w:vAlign w:val="center"/>
+            <w:hideMark/>
+          </w:tcPr>
+          <w:p>
+            <w:pPr>
+              <w:ind w:firstLine="0"/>
+              <w:rPr>
+                <w:sz w:val="24"/>
+                <w:szCs w:val="24"/>
+                <w:highlight w:val="none"/>
+                <w:lang w:val="en-US"/>
+              </w:rPr>
+            </w:pPr>
+            <w:r>
+              <w:rPr>
+                <w:sz w:val="24"/>
+                <w:szCs w:val="24"/>
+                <w:highlight w:val="none"/>
+                <w:lang w:val="en-US"/>
+              </w:rPr>
+              <w:t>-</w:t>
+            </w:r>
+          </w:p>
+        </w:tc>
+        <w:tc>
+          <w:tcPr>
+            <w:tcW w:w="0" w:type="auto"/>
+            <w:tcMar>
+              <w:top w:w="150" w:type="dxa"/>
+              <w:left w:w="240" w:type="dxa"/>
+              <w:bottom w:w="150" w:type="dxa"/>
+              <w:right w:w="0" w:type="dxa"/>
+            </w:tcMar>
+            <w:vAlign w:val="center"/>
+            <w:hideMark/>
+          </w:tcPr>
+          <w:p>
+            <w:pPr>
+              <w:ind w:firstLine="0"/>
+              <w:rPr>
+                <w:sz w:val="24"/>
+                <w:szCs w:val="24"/>
+                <w:highlight w:val="none"/>
+              </w:rPr>
+            </w:pPr>
+            <w:proofErr w:type="spellStart"/>
+            <w:r>
+              <w:rPr>
+                <w:sz w:val="24"/>
+                <w:szCs w:val="24"/>
+                <w:highlight w:val="none"/>
+              </w:rPr>
+              <w:t>Student</w:t>
+            </w:r>
+            <w:proofErr w:type="spellEnd"/>
+            <w:r>
+              <w:rPr>
+                <w:sz w:val="24"/>
+                <w:szCs w:val="24"/>
+                <w:highlight w:val="none"/>
+              </w:rPr>
+              <w:t xml:space="preserve"> является наследником User</w:t>
+            </w:r>
+          </w:p>
+        </w:tc>
+      </w:tr>
+      <w:tr>
+        <w:tc>
+          <w:tcPr>
+            <w:tcW w:w="0" w:type="auto"/>
+            <w:tcMar>
+              <w:top w:w="150" w:type="dxa"/>
+              <w:left w:w="0" w:type="dxa"/>
+              <w:bottom w:w="150" w:type="dxa"/>
+              <w:right w:w="240" w:type="dxa"/>
+            </w:tcMar>
+            <w:vAlign w:val="center"/>
+            <w:hideMark/>
+          </w:tcPr>
+          <w:p>
+            <w:pPr>
+              <w:ind w:left="113" w:firstLine="0"/>
+              <w:rPr>
+                <w:sz w:val="24"/>
+                <w:szCs w:val="24"/>
+                <w:highlight w:val="none"/>
+              </w:rPr>
+            </w:pPr>
+            <w:r>
+              <w:rPr>
+                <w:b/>
+                <w:bCs/>
+                <w:sz w:val="24"/>
+                <w:szCs w:val="24"/>
+                <w:highlight w:val="none"/>
+              </w:rPr>
+              <w:t>User =</w:t>
+            </w:r>
+            <w:r>
+              <w:rPr>
+                <w:b/>
+                <w:bCs/>
+                <w:sz w:val="24"/>
+                <w:szCs w:val="24"/>
+                <w:highlight w:val="none"/>
+                <w:lang w:val="en-US"/>
+              </w:rPr>
+              <w:t>&gt;</w:t>
+            </w:r>
+            <w:r>
+              <w:rPr>
+                <w:b/>
+                <w:bCs/>
+                <w:sz w:val="24"/>
+                <w:szCs w:val="24"/>
+                <w:highlight w:val="none"/>
+              </w:rPr>
+              <w:t xml:space="preserve"> </w:t>
+            </w:r>
+            <w:proofErr w:type="spellStart"/>
+            <w:r>
+              <w:rPr>
+                <w:b/>
+                <w:bCs/>
+                <w:sz w:val="24"/>
+                <w:szCs w:val="24"/>
+                <w:highlight w:val="none"/>
+              </w:rPr>
+              <w:t>Teacher</w:t>
+            </w:r>
+            <w:proofErr w:type="spellEnd"/>
+          </w:p>
+        </w:tc>
+        <w:tc>
+          <w:tcPr>
+            <w:tcW w:w="0" w:type="auto"/>
+            <w:tcMar>
+              <w:top w:w="150" w:type="dxa"/>
+              <w:left w:w="240" w:type="dxa"/>
+              <w:bottom w:w="150" w:type="dxa"/>
+              <w:right w:w="240" w:type="dxa"/>
+            </w:tcMar>
+            <w:vAlign w:val="center"/>
+            <w:hideMark/>
+          </w:tcPr>
+          <w:p>
+            <w:pPr>
+              <w:ind w:firstLine="0"/>
+              <w:rPr>
+                <w:sz w:val="24"/>
+                <w:szCs w:val="24"/>
+                <w:highlight w:val="none"/>
+              </w:rPr>
+            </w:pPr>
+            <w:r>
+              <w:rPr>
+                <w:sz w:val="24"/>
+                <w:szCs w:val="24"/>
+                <w:highlight w:val="none"/>
+              </w:rPr>
+              <w:t>Наследование</w:t>
+            </w:r>
+          </w:p>
+        </w:tc>
+        <w:tc>
+          <w:tcPr>
+            <w:tcW w:w="0" w:type="auto"/>
+            <w:tcMar>
+              <w:top w:w="150" w:type="dxa"/>
+              <w:left w:w="240" w:type="dxa"/>
+              <w:bottom w:w="150" w:type="dxa"/>
+              <w:right w:w="240" w:type="dxa"/>
+            </w:tcMar>
+            <w:vAlign w:val="center"/>
+            <w:hideMark/>
+          </w:tcPr>
+          <w:p>
+            <w:pPr>
+              <w:ind w:firstLine="0"/>
+              <w:rPr>
+                <w:sz w:val="24"/>
+                <w:szCs w:val="24"/>
+                <w:highlight w:val="none"/>
+                <w:lang w:val="en-US"/>
+              </w:rPr>
+            </w:pPr>
+            <w:r>
+              <w:rPr>
+                <w:sz w:val="24"/>
+                <w:szCs w:val="24"/>
+                <w:highlight w:val="none"/>
+                <w:lang w:val="en-US"/>
+              </w:rPr>
+              <w:t>-</w:t>
+            </w:r>
+          </w:p>
+        </w:tc>
+        <w:tc>
+          <w:tcPr>
+            <w:tcW w:w="0" w:type="auto"/>
+            <w:tcMar>
+              <w:top w:w="150" w:type="dxa"/>
+              <w:left w:w="240" w:type="dxa"/>
+              <w:bottom w:w="150" w:type="dxa"/>
+              <w:right w:w="0" w:type="dxa"/>
+            </w:tcMar>
+            <w:vAlign w:val="center"/>
+            <w:hideMark/>
+          </w:tcPr>
+          <w:p>
+            <w:pPr>
+              <w:ind w:firstLine="0"/>
+              <w:rPr>
+                <w:sz w:val="24"/>
+                <w:szCs w:val="24"/>
+                <w:highlight w:val="none"/>
+              </w:rPr>
+            </w:pPr>
+            <w:proofErr w:type="spellStart"/>
+            <w:r>
+              <w:rPr>
+                <w:sz w:val="24"/>
+                <w:szCs w:val="24"/>
+                <w:highlight w:val="none"/>
+              </w:rPr>
+              <w:t>Teacher</w:t>
+            </w:r>
+            <w:proofErr w:type="spellEnd"/>
+            <w:r>
+              <w:rPr>
+                <w:sz w:val="24"/>
+                <w:szCs w:val="24"/>
+                <w:highlight w:val="none"/>
+              </w:rPr>
+              <w:t xml:space="preserve"> является наследником User</w:t>
+            </w:r>
+          </w:p>
+        </w:tc>
+      </w:tr>
+      <w:tr>
+        <w:tc>
+          <w:tcPr>
+            <w:tcW w:w="0" w:type="auto"/>
+            <w:tcMar>
+              <w:top w:w="150" w:type="dxa"/>
+              <w:left w:w="0" w:type="dxa"/>
+              <w:bottom w:w="150" w:type="dxa"/>
+              <w:right w:w="240" w:type="dxa"/>
+            </w:tcMar>
+            <w:vAlign w:val="center"/>
+            <w:hideMark/>
+          </w:tcPr>
+          <w:p>
+            <w:pPr>
+              <w:ind w:left="113" w:firstLine="0"/>
+              <w:rPr>
+                <w:sz w:val="24"/>
+                <w:szCs w:val="24"/>
+                <w:highlight w:val="none"/>
+              </w:rPr>
+            </w:pPr>
+            <w:r>
+              <w:rPr>
+                <w:b/>
+                <w:bCs/>
+                <w:sz w:val="24"/>
+                <w:szCs w:val="24"/>
+                <w:highlight w:val="none"/>
+              </w:rPr>
+              <w:t>User =</w:t>
+            </w:r>
+            <w:r>
+              <w:rPr>
+                <w:b/>
+                <w:bCs/>
+                <w:sz w:val="24"/>
+                <w:szCs w:val="24"/>
+                <w:highlight w:val="none"/>
+                <w:lang w:val="en-US"/>
+              </w:rPr>
+              <w:t>&gt;</w:t>
+            </w:r>
+            <w:r>
+              <w:rPr>
+                <w:b/>
+                <w:bCs/>
+                <w:sz w:val="24"/>
+                <w:szCs w:val="24"/>
+                <w:highlight w:val="none"/>
+              </w:rPr>
+              <w:t xml:space="preserve"> </w:t>
+            </w:r>
+            <w:proofErr w:type="spellStart"/>
+            <w:r>
+              <w:rPr>
+                <w:b/>
+                <w:bCs/>
+                <w:sz w:val="24"/>
+                <w:szCs w:val="24"/>
+                <w:highlight w:val="none"/>
+              </w:rPr>
+              <w:t>Admin</w:t>
+            </w:r>
+            <w:proofErr w:type="spellEnd"/>
+          </w:p>
+        </w:tc>
+        <w:tc>
+          <w:tcPr>
+            <w:tcW w:w="0" w:type="auto"/>
+            <w:tcMar>
+              <w:top w:w="150" w:type="dxa"/>
+              <w:left w:w="240" w:type="dxa"/>
+              <w:bottom w:w="150" w:type="dxa"/>
+              <w:right w:w="240" w:type="dxa"/>
+            </w:tcMar>
+            <w:vAlign w:val="center"/>
+            <w:hideMark/>
+          </w:tcPr>
+          <w:p>
+            <w:pPr>
+              <w:ind w:firstLine="0"/>
+              <w:rPr>
+                <w:sz w:val="24"/>
+                <w:szCs w:val="24"/>
+                <w:highlight w:val="none"/>
+              </w:rPr>
+            </w:pPr>
+            <w:r>
+              <w:rPr>
+                <w:sz w:val="24"/>
+                <w:szCs w:val="24"/>
+                <w:highlight w:val="none"/>
+              </w:rPr>
+              <w:t>Наследование</w:t>
+            </w:r>
+          </w:p>
+        </w:tc>
+        <w:tc>
+          <w:tcPr>
+            <w:tcW w:w="0" w:type="auto"/>
+            <w:tcMar>
+              <w:top w:w="150" w:type="dxa"/>
+              <w:left w:w="240" w:type="dxa"/>
+              <w:bottom w:w="150" w:type="dxa"/>
+              <w:right w:w="240" w:type="dxa"/>
+            </w:tcMar>
+            <w:vAlign w:val="center"/>
+            <w:hideMark/>
+          </w:tcPr>
+          <w:p>
+            <w:pPr>
+              <w:ind w:firstLine="0"/>
+              <w:rPr>
+                <w:sz w:val="24"/>
+                <w:szCs w:val="24"/>
+                <w:highlight w:val="none"/>
+                <w:lang w:val="en-US"/>
+              </w:rPr>
+            </w:pPr>
+            <w:r>
+              <w:rPr>
+                <w:sz w:val="24"/>
+                <w:szCs w:val="24"/>
+                <w:highlight w:val="none"/>
+                <w:lang w:val="en-US"/>
+              </w:rPr>
+              <w:t>-</w:t>
+            </w:r>
+          </w:p>
+        </w:tc>
+        <w:tc>
+          <w:tcPr>
+            <w:tcW w:w="0" w:type="auto"/>
+            <w:tcMar>
+              <w:top w:w="150" w:type="dxa"/>
+              <w:left w:w="240" w:type="dxa"/>
+              <w:bottom w:w="150" w:type="dxa"/>
+              <w:right w:w="0" w:type="dxa"/>
+            </w:tcMar>
+            <w:vAlign w:val="center"/>
+            <w:hideMark/>
+          </w:tcPr>
+          <w:p>
+            <w:pPr>
+              <w:ind w:firstLine="0"/>
+              <w:rPr>
+                <w:sz w:val="24"/>
+                <w:szCs w:val="24"/>
+                <w:highlight w:val="none"/>
+              </w:rPr>
+            </w:pPr>
+            <w:proofErr w:type="spellStart"/>
+            <w:r>
+              <w:rPr>
+                <w:sz w:val="24"/>
+                <w:szCs w:val="24"/>
+                <w:highlight w:val="none"/>
+              </w:rPr>
+              <w:t>Admin</w:t>
+            </w:r>
+            <w:proofErr w:type="spellEnd"/>
+            <w:r>
+              <w:rPr>
+                <w:sz w:val="24"/>
+                <w:szCs w:val="24"/>
+                <w:highlight w:val="none"/>
+              </w:rPr>
+              <w:t xml:space="preserve"> является наследником User</w:t>
+            </w:r>
+          </w:p>
+        </w:tc>
+      </w:tr>
+      <w:tr>
+        <w:tc>
+          <w:tcPr>
+            <w:tcW w:w="0" w:type="auto"/>
+            <w:tcMar>
+              <w:top w:w="150" w:type="dxa"/>
+              <w:left w:w="0" w:type="dxa"/>
+              <w:bottom w:w="150" w:type="dxa"/>
+              <w:right w:w="240" w:type="dxa"/>
+            </w:tcMar>
+            <w:vAlign w:val="center"/>
+            <w:hideMark/>
+          </w:tcPr>
+          <w:p>
+            <w:pPr>
+              <w:ind w:left="113" w:firstLine="0"/>
+              <w:rPr>
+                <w:sz w:val="24"/>
+                <w:szCs w:val="24"/>
+                <w:highlight w:val="none"/>
+              </w:rPr>
+            </w:pPr>
+            <w:proofErr w:type="spellStart"/>
+            <w:r>
+              <w:rPr>
+                <w:b/>
+                <w:bCs/>
+                <w:sz w:val="24"/>
+                <w:szCs w:val="24"/>
+                <w:highlight w:val="none"/>
+              </w:rPr>
+              <w:t>Teacher</w:t>
+            </w:r>
+            <w:proofErr w:type="spellEnd"/>
+            <w:r>
+              <w:rPr>
+                <w:b/>
+                <w:bCs/>
+                <w:sz w:val="24"/>
+                <w:szCs w:val="24"/>
+                <w:highlight w:val="none"/>
+                <w:lang w:val="en-US"/>
+              </w:rPr>
+              <w:t xml:space="preserve"> </w:t>
+            </w:r>
+            <w:r>
+              <w:rPr>
+                <w:b/>
+                <w:bCs/>
+                <w:sz w:val="24"/>
+                <w:szCs w:val="24"/>
+                <w:highlight w:val="none"/>
+              </w:rPr>
+              <w:t>=</w:t>
+            </w:r>
+            <w:r>
+              <w:rPr>
+                <w:b/>
+                <w:bCs/>
+                <w:sz w:val="24"/>
+                <w:szCs w:val="24"/>
+                <w:highlight w:val="none"/>
+                <w:lang w:val="en-US"/>
+              </w:rPr>
+              <w:t>&gt;</w:t>
+            </w:r>
+            <w:r>
+              <w:rPr>
+                <w:b/>
+                <w:bCs/>
+                <w:sz w:val="24"/>
+                <w:szCs w:val="24"/>
+                <w:highlight w:val="none"/>
+              </w:rPr>
+              <w:t xml:space="preserve"> </w:t>
+            </w:r>
+            <w:proofErr w:type="spellStart"/>
+            <w:r>
+              <w:rPr>
+                <w:b/>
+                <w:bCs/>
+                <w:sz w:val="24"/>
+                <w:szCs w:val="24"/>
+                <w:highlight w:val="none"/>
+              </w:rPr>
+              <w:t>Topic</w:t>
+            </w:r>
+            <w:proofErr w:type="spellEnd"/>
+          </w:p>
+        </w:tc>
+        <w:tc>
+          <w:tcPr>
+            <w:tcW w:w="0" w:type="auto"/>
+            <w:tcMar>
+              <w:top w:w="150" w:type="dxa"/>
+              <w:left w:w="240" w:type="dxa"/>
+              <w:bottom w:w="150" w:type="dxa"/>
+              <w:right w:w="240" w:type="dxa"/>
+            </w:tcMar>
+            <w:vAlign w:val="center"/>
+            <w:hideMark/>
+          </w:tcPr>
+          <w:p>
+            <w:pPr>
+              <w:ind w:firstLine="0"/>
+              <w:rPr>
+                <w:sz w:val="24"/>
+                <w:szCs w:val="24"/>
+                <w:highlight w:val="none"/>
+              </w:rPr>
+            </w:pPr>
+            <w:r>
+              <w:rPr>
+                <w:sz w:val="24"/>
+                <w:szCs w:val="24"/>
+                <w:highlight w:val="none"/>
+              </w:rPr>
+              <w:t>Ассоциация</w:t>
+            </w:r>
+          </w:p>
+        </w:tc>
+        <w:tc>
+          <w:tcPr>
+            <w:tcW w:w="0" w:type="auto"/>
+            <w:shd w:val="clear" w:color="auto" w:fill="auto"/>
+            <w:tcMar>
+              <w:top w:w="150" w:type="dxa"/>
+              <w:left w:w="240" w:type="dxa"/>
+              <w:bottom w:w="150" w:type="dxa"/>
+              <w:right w:w="240" w:type="dxa"/>
+            </w:tcMar>
+            <w:vAlign w:val="center"/>
+            <w:hideMark/>
+          </w:tcPr>
+          <w:p>
+            <w:pPr>
+              <w:ind w:firstLine="0"/>
+              <w:rPr>
+                <w:sz w:val="24"/>
+                <w:szCs w:val="24"/>
+                <w:highlight w:val="none"/>
+              </w:rPr>
+            </w:pPr>
+            <w:r>
+              <w:rPr>
+                <w:sz w:val="24"/>
+                <w:szCs w:val="24"/>
+                <w:highlight w:val="none"/>
+              </w:rPr>
+              <w:t xml:space="preserve">1 </w:t>
+            </w:r>
+            <w:r>
+              <w:rPr>
+                <w:b/>
+                <w:bCs/>
+                <w:sz w:val="24"/>
+                <w:szCs w:val="24"/>
+                <w:highlight w:val="none"/>
+              </w:rPr>
+              <w:t>=</w:t>
+            </w:r>
+            <w:r>
+              <w:rPr>
+                <w:b/>
+                <w:bCs/>
+                <w:sz w:val="24"/>
+                <w:szCs w:val="24"/>
+                <w:highlight w:val="none"/>
+                <w:lang w:val="en-US"/>
+              </w:rPr>
+              <w:t>&gt;</w:t>
+            </w:r>
+            <w:r>
+              <w:rPr>
+                <w:sz w:val="24"/>
+                <w:szCs w:val="24"/>
+                <w:highlight w:val="none"/>
+              </w:rPr>
+              <w:t xml:space="preserve"> *</w:t>
+            </w:r>
+          </w:p>
+        </w:tc>
+        <w:tc>
+          <w:tcPr>
+            <w:tcW w:w="0" w:type="auto"/>
+            <w:tcMar>
+              <w:top w:w="150" w:type="dxa"/>
+              <w:left w:w="240" w:type="dxa"/>
+              <w:bottom w:w="150" w:type="dxa"/>
+              <w:right w:w="0" w:type="dxa"/>
+            </w:tcMar>
+            <w:vAlign w:val="center"/>
+            <w:hideMark/>
+          </w:tcPr>
+          <w:p>
+            <w:pPr>
+              <w:ind w:firstLine="0"/>
+              <w:rPr>
+                <w:sz w:val="24"/>
+                <w:szCs w:val="24"/>
+                <w:highlight w:val="none"/>
+              </w:rPr>
+            </w:pPr>
+            <w:r>
+              <w:rPr>
+                <w:sz w:val="24"/>
+                <w:szCs w:val="24"/>
+                <w:highlight w:val="none"/>
+              </w:rPr>
+              <w:t>Один преподаватель создаёт несколько тем</w:t>
+            </w:r>
+          </w:p>
+        </w:tc>
+      </w:tr>
+      <w:tr>
+        <w:tc>
+          <w:tcPr>
+            <w:tcW w:w="0" w:type="auto"/>
+            <w:tcMar>
+              <w:top w:w="150" w:type="dxa"/>
+              <w:left w:w="0" w:type="dxa"/>
+              <w:bottom w:w="150" w:type="dxa"/>
+              <w:right w:w="240" w:type="dxa"/>
+            </w:tcMar>
+            <w:vAlign w:val="center"/>
+            <w:hideMark/>
+          </w:tcPr>
+          <w:p>
+            <w:pPr>
+              <w:ind w:left="113" w:firstLine="0"/>
+              <w:rPr>
+                <w:sz w:val="24"/>
+                <w:szCs w:val="24"/>
+                <w:highlight w:val="none"/>
+              </w:rPr>
+            </w:pPr>
+            <w:proofErr w:type="spellStart"/>
+            <w:r>
+              <w:rPr>
+                <w:b/>
+                <w:bCs/>
+                <w:sz w:val="24"/>
+                <w:szCs w:val="24"/>
+                <w:highlight w:val="none"/>
+              </w:rPr>
+              <w:t>Student</w:t>
+            </w:r>
+            <w:proofErr w:type="spellEnd"/>
+            <w:r>
+              <w:rPr>
+                <w:b/>
+                <w:bCs/>
+                <w:sz w:val="24"/>
+                <w:szCs w:val="24"/>
+                <w:highlight w:val="none"/>
+              </w:rPr>
+              <w:t xml:space="preserve"> =</w:t>
+            </w:r>
+            <w:r>
+              <w:rPr>
+                <w:b/>
+                <w:bCs/>
+                <w:sz w:val="24"/>
+                <w:szCs w:val="24"/>
+                <w:highlight w:val="none"/>
+                <w:lang w:val="en-US"/>
+              </w:rPr>
+              <w:t>&gt;</w:t>
+            </w:r>
+            <w:r>
+              <w:rPr>
+                <w:b/>
+                <w:bCs/>
+                <w:sz w:val="24"/>
+                <w:szCs w:val="24"/>
+                <w:highlight w:val="none"/>
+                <w:lang w:val="en-US"/>
+              </w:rPr>
+              <w:t xml:space="preserve"> </w:t>
+            </w:r>
+            <w:proofErr w:type="spellStart"/>
+            <w:r>
+              <w:rPr>
+                <w:b/>
+                <w:bCs/>
+                <w:sz w:val="24"/>
+                <w:szCs w:val="24"/>
+                <w:highlight w:val="none"/>
+              </w:rPr>
+              <w:t>Enrollment</w:t>
+            </w:r>
+            <w:proofErr w:type="spellEnd"/>
+          </w:p>
+        </w:tc>
+        <w:tc>
+          <w:tcPr>
+            <w:tcW w:w="0" w:type="auto"/>
+            <w:tcMar>
+              <w:top w:w="150" w:type="dxa"/>
+              <w:left w:w="240" w:type="dxa"/>
+              <w:bottom w:w="150" w:type="dxa"/>
+              <w:right w:w="240" w:type="dxa"/>
+            </w:tcMar>
+            <w:vAlign w:val="center"/>
+            <w:hideMark/>
+          </w:tcPr>
+          <w:p>
+            <w:pPr>
+              <w:ind w:firstLine="0"/>
+              <w:rPr>
+                <w:sz w:val="24"/>
+                <w:szCs w:val="24"/>
+                <w:highlight w:val="none"/>
+              </w:rPr>
+            </w:pPr>
+            <w:r>
+              <w:rPr>
+                <w:sz w:val="24"/>
+                <w:szCs w:val="24"/>
+                <w:highlight w:val="none"/>
+              </w:rPr>
+              <w:t>Ассоциация</w:t>
+            </w:r>
+          </w:p>
+        </w:tc>
+        <w:tc>
+          <w:tcPr>
+            <w:tcW w:w="0" w:type="auto"/>
+            <w:shd w:val="clear" w:color="auto" w:fill="auto"/>
+            <w:tcMar>
+              <w:top w:w="150" w:type="dxa"/>
+              <w:left w:w="240" w:type="dxa"/>
+              <w:bottom w:w="150" w:type="dxa"/>
+              <w:right w:w="240" w:type="dxa"/>
+            </w:tcMar>
+            <w:vAlign w:val="center"/>
+            <w:hideMark/>
+          </w:tcPr>
+          <w:p>
+            <w:pPr>
+              <w:ind w:firstLine="0"/>
+              <w:rPr>
+                <w:sz w:val="24"/>
+                <w:szCs w:val="24"/>
+                <w:highlight w:val="none"/>
+              </w:rPr>
+            </w:pPr>
+            <w:r>
+              <w:rPr>
+                <w:sz w:val="24"/>
+                <w:szCs w:val="24"/>
+                <w:highlight w:val="none"/>
+              </w:rPr>
+              <w:t xml:space="preserve">1 </w:t>
+            </w:r>
+            <w:r>
+              <w:rPr>
+                <w:b/>
+                <w:bCs/>
+                <w:sz w:val="24"/>
+                <w:szCs w:val="24"/>
+                <w:highlight w:val="none"/>
+              </w:rPr>
+              <w:t>=</w:t>
+            </w:r>
+            <w:r>
+              <w:rPr>
+                <w:b/>
+                <w:bCs/>
+                <w:sz w:val="24"/>
+                <w:szCs w:val="24"/>
+                <w:highlight w:val="none"/>
+                <w:lang w:val="en-US"/>
+              </w:rPr>
+              <w:t>&gt;</w:t>
+            </w:r>
+            <w:r>
+              <w:rPr>
+                <w:sz w:val="24"/>
+                <w:szCs w:val="24"/>
+                <w:highlight w:val="none"/>
+              </w:rPr>
+              <w:t xml:space="preserve"> *</w:t>
+            </w:r>
+          </w:p>
+        </w:tc>
+        <w:tc>
+          <w:tcPr>
+            <w:tcW w:w="0" w:type="auto"/>
+            <w:tcMar>
+              <w:top w:w="150" w:type="dxa"/>
+              <w:left w:w="240" w:type="dxa"/>
+              <w:bottom w:w="150" w:type="dxa"/>
+              <w:right w:w="0" w:type="dxa"/>
+            </w:tcMar>
+            <w:vAlign w:val="center"/>
+            <w:hideMark/>
+          </w:tcPr>
+          <w:p>
+            <w:pPr>
+              <w:ind w:firstLine="0"/>
+              <w:rPr>
+                <w:sz w:val="24"/>
+                <w:szCs w:val="24"/>
+                <w:highlight w:val="none"/>
+              </w:rPr>
+            </w:pPr>
+            <w:r>
+              <w:rPr>
+                <w:sz w:val="24"/>
+                <w:szCs w:val="24"/>
+                <w:highlight w:val="none"/>
+              </w:rPr>
+              <w:t>Один студент имеет несколько записей в истории</w:t>
+            </w:r>
+          </w:p>
+        </w:tc>
+      </w:tr>
+      <w:tr>
+        <w:tc>
+          <w:tcPr>
+            <w:tcW w:w="0" w:type="auto"/>
+            <w:tcMar>
+              <w:top w:w="150" w:type="dxa"/>
+              <w:left w:w="0" w:type="dxa"/>
+              <w:bottom w:w="150" w:type="dxa"/>
+              <w:right w:w="240" w:type="dxa"/>
+            </w:tcMar>
+            <w:vAlign w:val="center"/>
+            <w:hideMark/>
+          </w:tcPr>
+          <w:p>
+            <w:pPr>
+              <w:ind w:left="113" w:firstLine="0"/>
+              <w:rPr>
+                <w:sz w:val="24"/>
+                <w:szCs w:val="24"/>
+                <w:highlight w:val="none"/>
+              </w:rPr>
+            </w:pPr>
+            <w:proofErr w:type="spellStart"/>
+            <w:r>
+              <w:rPr>
+                <w:b/>
+                <w:bCs/>
+                <w:sz w:val="24"/>
+                <w:szCs w:val="24"/>
+                <w:highlight w:val="none"/>
+              </w:rPr>
+              <w:t>Topic</w:t>
+            </w:r>
+            <w:proofErr w:type="spellEnd"/>
+            <w:r>
+              <w:rPr>
+                <w:b/>
+                <w:bCs/>
+                <w:sz w:val="24"/>
+                <w:szCs w:val="24"/>
+                <w:highlight w:val="none"/>
+              </w:rPr>
+              <w:t xml:space="preserve"> =</w:t>
+            </w:r>
+            <w:r>
+              <w:rPr>
+                <w:b/>
+                <w:bCs/>
+                <w:sz w:val="24"/>
+                <w:szCs w:val="24"/>
+                <w:highlight w:val="none"/>
+                <w:lang w:val="en-US"/>
+              </w:rPr>
+              <w:t>&gt;</w:t>
+            </w:r>
+            <w:r>
+              <w:rPr>
+                <w:b/>
+                <w:bCs/>
+                <w:sz w:val="24"/>
+                <w:szCs w:val="24"/>
+                <w:highlight w:val="none"/>
+                <w:lang w:val="en-US"/>
+              </w:rPr>
+              <w:t xml:space="preserve"> </w:t>
+            </w:r>
+            <w:proofErr w:type="spellStart"/>
+            <w:r>
+              <w:rPr>
+                <w:b/>
+                <w:bCs/>
+                <w:sz w:val="24"/>
+                <w:szCs w:val="24"/>
+                <w:highlight w:val="none"/>
+              </w:rPr>
+              <w:t>Enrollment</w:t>
+            </w:r>
+            <w:proofErr w:type="spellEnd"/>
+          </w:p>
+        </w:tc>
+        <w:tc>
+          <w:tcPr>
+            <w:tcW w:w="0" w:type="auto"/>
+            <w:tcMar>
+              <w:top w:w="150" w:type="dxa"/>
+              <w:left w:w="240" w:type="dxa"/>
+              <w:bottom w:w="150" w:type="dxa"/>
+              <w:right w:w="240" w:type="dxa"/>
+            </w:tcMar>
+            <w:vAlign w:val="center"/>
+            <w:hideMark/>
+          </w:tcPr>
+          <w:p>
+            <w:pPr>
+              <w:ind w:firstLine="0"/>
+              <w:rPr>
+                <w:sz w:val="24"/>
+                <w:szCs w:val="24"/>
+                <w:highlight w:val="none"/>
+              </w:rPr>
+            </w:pPr>
+            <w:r>
+              <w:rPr>
+                <w:sz w:val="24"/>
+                <w:szCs w:val="24"/>
+                <w:highlight w:val="none"/>
+              </w:rPr>
+              <w:t>Ассоциация</w:t>
+            </w:r>
+          </w:p>
+        </w:tc>
+        <w:tc>
+          <w:tcPr>
+            <w:tcW w:w="0" w:type="auto"/>
+            <w:shd w:val="clear" w:color="auto" w:fill="auto"/>
+            <w:tcMar>
+              <w:top w:w="150" w:type="dxa"/>
+              <w:left w:w="240" w:type="dxa"/>
+              <w:bottom w:w="150" w:type="dxa"/>
+              <w:right w:w="240" w:type="dxa"/>
+            </w:tcMar>
+            <w:vAlign w:val="center"/>
+            <w:hideMark/>
+          </w:tcPr>
+          <w:p>
+            <w:pPr>
+              <w:ind w:firstLine="0"/>
+              <w:rPr>
+                <w:sz w:val="24"/>
+                <w:szCs w:val="24"/>
+                <w:highlight w:val="none"/>
+              </w:rPr>
+            </w:pPr>
+            <w:r>
+              <w:rPr>
+                <w:sz w:val="24"/>
+                <w:szCs w:val="24"/>
+                <w:highlight w:val="none"/>
+              </w:rPr>
+              <w:t xml:space="preserve">1 </w:t>
+            </w:r>
+            <w:r>
+              <w:rPr>
+                <w:b/>
+                <w:bCs/>
+                <w:sz w:val="24"/>
+                <w:szCs w:val="24"/>
+                <w:highlight w:val="none"/>
+              </w:rPr>
+              <w:t>=</w:t>
+            </w:r>
+            <w:r>
+              <w:rPr>
+                <w:b/>
+                <w:bCs/>
+                <w:sz w:val="24"/>
+                <w:szCs w:val="24"/>
+                <w:highlight w:val="none"/>
+                <w:lang w:val="en-US"/>
+              </w:rPr>
+              <w:t>&gt;</w:t>
+            </w:r>
+            <w:r>
+              <w:rPr>
+                <w:sz w:val="24"/>
+                <w:szCs w:val="24"/>
+                <w:highlight w:val="none"/>
+              </w:rPr>
+              <w:t xml:space="preserve"> </w:t>
+            </w:r>
+            <w:proofErr w:type="gramStart"/>
+            <w:r>
+              <w:rPr>
+                <w:sz w:val="24"/>
+                <w:szCs w:val="24"/>
+                <w:highlight w:val="none"/>
+              </w:rPr>
+              <w:t>0..</w:t>
+            </w:r>
+            <w:proofErr w:type="gramEnd"/>
+            <w:r>
+              <w:rPr>
+                <w:sz w:val="24"/>
+                <w:szCs w:val="24"/>
+                <w:highlight w:val="none"/>
+              </w:rPr>
+              <w:t>1</w:t>
+            </w:r>
+          </w:p>
+        </w:tc>
+        <w:tc>
+          <w:tcPr>
+            <w:tcW w:w="0" w:type="auto"/>
+            <w:tcMar>
+              <w:top w:w="150" w:type="dxa"/>
+              <w:left w:w="240" w:type="dxa"/>
+              <w:bottom w:w="150" w:type="dxa"/>
+              <w:right w:w="0" w:type="dxa"/>
+            </w:tcMar>
+            <w:vAlign w:val="center"/>
+            <w:hideMark/>
+          </w:tcPr>
+          <w:p>
+            <w:pPr>
+              <w:ind w:firstLine="0"/>
+              <w:rPr>
+                <w:sz w:val="24"/>
+                <w:szCs w:val="24"/>
+                <w:highlight w:val="none"/>
+              </w:rPr>
+            </w:pPr>
+            <w:r>
+              <w:rPr>
+                <w:sz w:val="24"/>
+                <w:szCs w:val="24"/>
+                <w:highlight w:val="none"/>
+              </w:rPr>
+              <w:t xml:space="preserve">Одна тема </w:t>
+            </w:r>
+            <w:r>
+              <w:rPr>
+                <w:sz w:val="24"/>
+                <w:szCs w:val="24"/>
+                <w:highlight w:val="none"/>
+              </w:rPr>
+              <w:t>-</w:t>
+            </w:r>
+            <w:r>
+              <w:rPr>
+                <w:sz w:val="24"/>
+                <w:szCs w:val="24"/>
+                <w:highlight w:val="none"/>
+              </w:rPr>
+              <w:t xml:space="preserve"> максимум одна подтверждённая запись</w:t>
+            </w:r>
+          </w:p>
+        </w:tc>
+      </w:tr>
+      <w:tr>
+        <w:tc>
+          <w:tcPr>
+            <w:tcW w:w="0" w:type="auto"/>
+            <w:tcMar>
+              <w:top w:w="150" w:type="dxa"/>
+              <w:left w:w="0" w:type="dxa"/>
+              <w:bottom w:w="150" w:type="dxa"/>
+              <w:right w:w="240" w:type="dxa"/>
+            </w:tcMar>
+            <w:vAlign w:val="center"/>
+            <w:hideMark/>
+          </w:tcPr>
+          <w:p>
+            <w:pPr>
+              <w:ind w:left="113" w:firstLine="0"/>
+              <w:rPr>
+                <w:sz w:val="24"/>
+                <w:szCs w:val="24"/>
+                <w:highlight w:val="none"/>
+              </w:rPr>
+            </w:pPr>
+            <w:proofErr w:type="spellStart"/>
+            <w:r>
+              <w:rPr>
+                <w:b/>
+                <w:bCs/>
+                <w:sz w:val="24"/>
+                <w:szCs w:val="24"/>
+                <w:highlight w:val="none"/>
+              </w:rPr>
+              <w:t>DeadlineChecker</w:t>
+            </w:r>
+            <w:proofErr w:type="spellEnd"/>
+            <w:r>
+              <w:rPr>
+                <w:b/>
+                <w:bCs/>
+                <w:sz w:val="24"/>
+                <w:szCs w:val="24"/>
+                <w:highlight w:val="none"/>
+              </w:rPr>
+              <w:t xml:space="preserve"> =</w:t>
+            </w:r>
+            <w:r>
+              <w:rPr>
+                <w:b/>
+                <w:bCs/>
+                <w:sz w:val="24"/>
+                <w:szCs w:val="24"/>
+                <w:highlight w:val="none"/>
+                <w:lang w:val="en-US"/>
+              </w:rPr>
+              <w:t>&gt;</w:t>
+            </w:r>
+            <w:r>
+              <w:rPr>
+                <w:b/>
+                <w:bCs/>
+                <w:sz w:val="24"/>
+                <w:szCs w:val="24"/>
+                <w:highlight w:val="none"/>
+                <w:lang w:val="en-US"/>
+              </w:rPr>
+              <w:t xml:space="preserve"> </w:t>
+            </w:r>
+            <w:proofErr w:type="spellStart"/>
+            <w:r>
+              <w:rPr>
+                <w:b/>
+                <w:bCs/>
+                <w:sz w:val="24"/>
+                <w:szCs w:val="24"/>
+                <w:highlight w:val="none"/>
+              </w:rPr>
+              <w:t>Deadline</w:t>
+            </w:r>
+            <w:proofErr w:type="spellEnd"/>
+          </w:p>
+        </w:tc>
+        <w:tc>
+          <w:tcPr>
+            <w:tcW w:w="0" w:type="auto"/>
+            <w:tcMar>
+              <w:top w:w="150" w:type="dxa"/>
+              <w:left w:w="240" w:type="dxa"/>
+              <w:bottom w:w="150" w:type="dxa"/>
+              <w:right w:w="240" w:type="dxa"/>
+            </w:tcMar>
+            <w:vAlign w:val="center"/>
+            <w:hideMark/>
+          </w:tcPr>
+          <w:p>
+            <w:pPr>
+              <w:ind w:firstLine="0"/>
+              <w:rPr>
+                <w:sz w:val="24"/>
+                <w:szCs w:val="24"/>
+                <w:highlight w:val="none"/>
+              </w:rPr>
+            </w:pPr>
+            <w:r>
+              <w:rPr>
+                <w:sz w:val="24"/>
+                <w:szCs w:val="24"/>
+                <w:highlight w:val="none"/>
+              </w:rPr>
+              <w:t>Зависимость</w:t>
+            </w:r>
+          </w:p>
+        </w:tc>
+        <w:tc>
+          <w:tcPr>
+            <w:tcW w:w="0" w:type="auto"/>
+            <w:shd w:val="clear" w:color="auto" w:fill="auto"/>
+            <w:tcMar>
+              <w:top w:w="150" w:type="dxa"/>
+              <w:left w:w="240" w:type="dxa"/>
+              <w:bottom w:w="150" w:type="dxa"/>
+              <w:right w:w="240" w:type="dxa"/>
+            </w:tcMar>
+            <w:vAlign w:val="center"/>
+            <w:hideMark/>
+          </w:tcPr>
+          <w:p>
+            <w:pPr>
+              <w:ind w:firstLine="0"/>
+              <w:rPr>
+                <w:sz w:val="24"/>
+                <w:szCs w:val="24"/>
+                <w:highlight w:val="none"/>
+              </w:rPr>
+            </w:pPr>
+            <w:r>
+              <w:rPr>
+                <w:sz w:val="24"/>
+                <w:szCs w:val="24"/>
+                <w:highlight w:val="none"/>
+              </w:rPr>
+              <w:t xml:space="preserve">1 </w:t>
+            </w:r>
+            <w:r>
+              <w:rPr>
+                <w:b/>
+                <w:bCs/>
+                <w:sz w:val="24"/>
+                <w:szCs w:val="24"/>
+                <w:highlight w:val="none"/>
+              </w:rPr>
+              <w:t>=</w:t>
+            </w:r>
+            <w:r>
+              <w:rPr>
+                <w:b/>
+                <w:bCs/>
+                <w:sz w:val="24"/>
+                <w:szCs w:val="24"/>
+                <w:highlight w:val="none"/>
+                <w:lang w:val="en-US"/>
+              </w:rPr>
+              <w:t>&gt;</w:t>
+            </w:r>
+            <w:r>
+              <w:rPr>
+                <w:sz w:val="24"/>
+                <w:szCs w:val="24"/>
+                <w:highlight w:val="none"/>
+              </w:rPr>
+              <w:t xml:space="preserve"> *</w:t>
+            </w:r>
+          </w:p>
+        </w:tc>
+        <w:tc>
+          <w:tcPr>
+            <w:tcW w:w="0" w:type="auto"/>
+            <w:tcMar>
+              <w:top w:w="150" w:type="dxa"/>
+              <w:left w:w="240" w:type="dxa"/>
+              <w:bottom w:w="150" w:type="dxa"/>
+              <w:right w:w="0" w:type="dxa"/>
+            </w:tcMar>
+            <w:vAlign w:val="center"/>
+            <w:hideMark/>
+          </w:tcPr>
+          <w:p>
+            <w:pPr>
+              <w:ind w:firstLine="0"/>
+              <w:rPr>
+                <w:sz w:val="24"/>
+                <w:szCs w:val="24"/>
+                <w:highlight w:val="none"/>
+              </w:rPr>
+            </w:pPr>
+            <w:r>
+              <w:rPr>
+                <w:sz w:val="24"/>
+                <w:szCs w:val="24"/>
+                <w:highlight w:val="none"/>
+              </w:rPr>
+              <w:t>Сервис использует дедлайны для проверок</w:t>
+            </w:r>
+          </w:p>
+        </w:tc>
+      </w:tr>
+      <w:tr>
+        <w:tc>
+          <w:tcPr>
+            <w:tcW w:w="0" w:type="auto"/>
+            <w:tcMar>
+              <w:top w:w="150" w:type="dxa"/>
+              <w:left w:w="0" w:type="dxa"/>
+              <w:bottom w:w="150" w:type="dxa"/>
+              <w:right w:w="240" w:type="dxa"/>
+            </w:tcMar>
+            <w:vAlign w:val="center"/>
+            <w:hideMark/>
+          </w:tcPr>
+          <w:p>
+            <w:pPr>
+              <w:ind w:left="113" w:firstLine="0"/>
+              <w:rPr>
+                <w:sz w:val="24"/>
+                <w:szCs w:val="24"/>
+                <w:highlight w:val="none"/>
+              </w:rPr>
+            </w:pPr>
+            <w:proofErr w:type="spellStart"/>
+            <w:r>
+              <w:rPr>
+                <w:b/>
+                <w:bCs/>
+                <w:sz w:val="24"/>
+                <w:szCs w:val="24"/>
+                <w:highlight w:val="none"/>
+              </w:rPr>
+              <w:lastRenderedPageBreak/>
+              <w:t>SecurityService</w:t>
+            </w:r>
+            <w:proofErr w:type="spellEnd"/>
+            <w:r>
+              <w:rPr>
+                <w:b/>
+                <w:bCs/>
+                <w:sz w:val="24"/>
+                <w:szCs w:val="24"/>
+                <w:highlight w:val="none"/>
+              </w:rPr>
+              <w:t xml:space="preserve"> </w:t>
+            </w:r>
+            <w:r>
+              <w:rPr>
+                <w:b/>
+                <w:bCs/>
+                <w:sz w:val="24"/>
+                <w:szCs w:val="24"/>
+                <w:highlight w:val="none"/>
+              </w:rPr>
+              <w:t>=</w:t>
+            </w:r>
+            <w:r>
+              <w:rPr>
+                <w:b/>
+                <w:bCs/>
+                <w:sz w:val="24"/>
+                <w:szCs w:val="24"/>
+                <w:highlight w:val="none"/>
+                <w:lang w:val="en-US"/>
+              </w:rPr>
+              <w:t>&gt;</w:t>
+            </w:r>
+            <w:r>
+              <w:rPr>
+                <w:b/>
+                <w:bCs/>
+                <w:sz w:val="24"/>
+                <w:szCs w:val="24"/>
+                <w:highlight w:val="none"/>
+              </w:rPr>
+              <w:t xml:space="preserve"> User</w:t>
+            </w:r>
+          </w:p>
+        </w:tc>
+        <w:tc>
+          <w:tcPr>
+            <w:tcW w:w="0" w:type="auto"/>
+            <w:tcMar>
+              <w:top w:w="150" w:type="dxa"/>
+              <w:left w:w="240" w:type="dxa"/>
+              <w:bottom w:w="150" w:type="dxa"/>
+              <w:right w:w="240" w:type="dxa"/>
+            </w:tcMar>
+            <w:vAlign w:val="center"/>
+            <w:hideMark/>
+          </w:tcPr>
+          <w:p>
+            <w:pPr>
+              <w:ind w:firstLine="0"/>
+              <w:rPr>
+                <w:sz w:val="24"/>
+                <w:szCs w:val="24"/>
+                <w:highlight w:val="none"/>
+              </w:rPr>
+            </w:pPr>
+            <w:r>
+              <w:rPr>
+                <w:sz w:val="24"/>
+                <w:szCs w:val="24"/>
+                <w:highlight w:val="none"/>
+              </w:rPr>
+              <w:t>Зависимость</w:t>
+            </w:r>
+          </w:p>
+        </w:tc>
+        <w:tc>
+          <w:tcPr>
+            <w:tcW w:w="0" w:type="auto"/>
+            <w:shd w:val="clear" w:color="auto" w:fill="auto"/>
+            <w:tcMar>
+              <w:top w:w="150" w:type="dxa"/>
+              <w:left w:w="240" w:type="dxa"/>
+              <w:bottom w:w="150" w:type="dxa"/>
+              <w:right w:w="240" w:type="dxa"/>
+            </w:tcMar>
+            <w:vAlign w:val="center"/>
+            <w:hideMark/>
+          </w:tcPr>
+          <w:p>
+            <w:pPr>
+              <w:ind w:firstLine="0"/>
+              <w:rPr>
+                <w:sz w:val="24"/>
+                <w:szCs w:val="24"/>
+                <w:highlight w:val="none"/>
+              </w:rPr>
+            </w:pPr>
+            <w:r>
+              <w:rPr>
+                <w:sz w:val="24"/>
+                <w:szCs w:val="24"/>
+                <w:highlight w:val="none"/>
+              </w:rPr>
+              <w:t xml:space="preserve">1 </w:t>
+            </w:r>
+            <w:r>
+              <w:rPr>
+                <w:b/>
+                <w:bCs/>
+                <w:sz w:val="24"/>
+                <w:szCs w:val="24"/>
+                <w:highlight w:val="none"/>
+              </w:rPr>
+              <w:t>=</w:t>
+            </w:r>
+            <w:r>
+              <w:rPr>
+                <w:b/>
+                <w:bCs/>
+                <w:sz w:val="24"/>
+                <w:szCs w:val="24"/>
+                <w:highlight w:val="none"/>
+                <w:lang w:val="en-US"/>
+              </w:rPr>
+              <w:t>&gt;</w:t>
+            </w:r>
+            <w:r>
+              <w:rPr>
+                <w:sz w:val="24"/>
+                <w:szCs w:val="24"/>
+                <w:highlight w:val="none"/>
+              </w:rPr>
+              <w:t xml:space="preserve"> *</w:t>
+            </w:r>
+          </w:p>
+        </w:tc>
+        <w:tc>
+          <w:tcPr>
+            <w:tcW w:w="0" w:type="auto"/>
+            <w:tcMar>
+              <w:top w:w="150" w:type="dxa"/>
+              <w:left w:w="240" w:type="dxa"/>
+              <w:bottom w:w="150" w:type="dxa"/>
+              <w:right w:w="0" w:type="dxa"/>
+            </w:tcMar>
+            <w:vAlign w:val="center"/>
+            <w:hideMark/>
+          </w:tcPr>
+          <w:p>
+            <w:pPr>
+              <w:ind w:firstLine="0"/>
+              <w:rPr>
+                <w:sz w:val="24"/>
+                <w:szCs w:val="24"/>
+                <w:highlight w:val="none"/>
+              </w:rPr>
+            </w:pPr>
+            <w:r>
+              <w:rPr>
+                <w:sz w:val="24"/>
+                <w:szCs w:val="24"/>
+                <w:highlight w:val="none"/>
+              </w:rPr>
+              <w:t>Сервис безопасности работает с пользователями</w:t>
+            </w:r>
+          </w:p>
+        </w:tc>
+      </w:tr>
+    </w:tbl>
     <w:p>
       <w:pPr>
         <w:pStyle w:val="ds-markdown-paragraph"/>
-        <w:numPr>
-          <w:ilvl w:val="0"/>
-          <w:numId w:val="13"/>
-        </w:numPr>
-        <w:spacing w:before="0" w:after="0" w:afterAutospacing="0" w:line="360" w:lineRule="auto"/>
-        <w:ind w:firstLine="709"/>
+        <w:spacing w:after="0" w:afterAutospacing="0" w:line="360" w:lineRule="auto"/>
         <w:jc w:val="both"/>
-        <w:rPr>
-          <w:u w:val="single" w:color="FFFFFF" w:themeColor="background1"/>
-        </w:rPr>
-      </w:pPr>
-      <w:proofErr w:type="spellStart"/>
-      <w:r>
-        <w:rPr>
-          <w:rStyle w:val="af7"/>
-          <w:sz w:val="28"/>
-          <w:u w:val="single" w:color="FFFFFF" w:themeColor="background1"/>
-        </w:rPr>
-        <w:t>enr</w:t>
-      </w:r>
-      <w:proofErr w:type="spellEnd"/>
-      <w:r>
         <w:rPr>
           <w:rStyle w:val="af7"/>
           <w:sz w:val="28"/>
           <w:u w:val="single" w:color="FFFFFF" w:themeColor="background1"/>
           <w:lang w:val="en-US"/>
         </w:rPr>
-        <w:t>o</w:t>
-      </w:r>
-      <w:proofErr w:type="spellStart"/>
-      <w:r>
-        <w:rPr>
-          <w:rStyle w:val="af7"/>
-          <w:sz w:val="28"/>
-          <w:u w:val="single" w:color="FFFFFF" w:themeColor="background1"/>
-        </w:rPr>
-        <w:t>llm</w:t>
-      </w:r>
-      <w:proofErr w:type="spellEnd"/>
-      <w:r>
-        <w:rPr>
-          <w:rStyle w:val="af7"/>
-          <w:sz w:val="28"/>
-          <w:u w:val="single" w:color="FFFFFF" w:themeColor="background1"/>
-          <w:lang w:val="en-US"/>
-        </w:rPr>
-        <w:t>e</w:t>
-      </w:r>
-      <w:proofErr w:type="spellStart"/>
-      <w:r>
-        <w:rPr>
-          <w:rStyle w:val="af7"/>
-          <w:sz w:val="28"/>
-          <w:u w:val="single" w:color="FFFFFF" w:themeColor="background1"/>
-        </w:rPr>
-        <w:t>nts</w:t>
-      </w:r>
-      <w:proofErr w:type="spellEnd"/>
-      <w:r>
-        <w:rPr>
-          <w:sz w:val="28"/>
-          <w:u w:val="single" w:color="FFFFFF" w:themeColor="background1"/>
-        </w:rPr>
-        <w:t> — хранит записи студентов на темы (ID, ID студента, ID темы, статус, дата подтверждения).</w:t>
-      </w:r>
-    </w:p>
-    <w:p>
-      <w:pPr>
-        <w:pStyle w:val="ds-markdown-paragraph"/>
-        <w:numPr>
-          <w:ilvl w:val="0"/>
-          <w:numId w:val="13"/>
-        </w:numPr>
-        <w:spacing w:before="0" w:after="0" w:afterAutospacing="0" w:line="360" w:lineRule="auto"/>
-        <w:ind w:firstLine="709"/>
-        <w:jc w:val="both"/>
-        <w:rPr>
-          <w:u w:val="single" w:color="FFFFFF" w:themeColor="background1"/>
-        </w:rPr>
-      </w:pPr>
-      <w:proofErr w:type="spellStart"/>
-      <w:r>
-        <w:rPr>
-          <w:rStyle w:val="af7"/>
-          <w:sz w:val="28"/>
-          <w:u w:val="single" w:color="FFFFFF" w:themeColor="background1"/>
-        </w:rPr>
-        <w:t>deadlines</w:t>
-      </w:r>
-      <w:proofErr w:type="spellEnd"/>
-      <w:r>
-        <w:rPr>
-          <w:sz w:val="28"/>
-          <w:u w:val="single" w:color="FFFFFF" w:themeColor="background1"/>
-        </w:rPr>
-        <w:t> — хранит даты дедлайнов (ID, название, дата, активность).</w:t>
-      </w:r>
+      </w:pPr>
     </w:p>
     <w:p>
       <w:pPr>
@@ -5292,424 +9070,1664 @@
         <w:ind w:firstLine="709"/>
         <w:jc w:val="both"/>
         <w:rPr>
+          <w:u w:val="single" w:color="FFFFFF" w:themeColor="background1"/>
+        </w:rPr>
+      </w:pPr>
+      <w:r>
+        <w:rPr>
           <w:rStyle w:val="af7"/>
           <w:sz w:val="28"/>
           <w:u w:val="single" w:color="FFFFFF" w:themeColor="background1"/>
         </w:rPr>
-      </w:pPr>
-      <w:r>
-        <w:rPr>
-          <w:sz w:val="28"/>
-          <w:u w:val="single" w:color="FFFFFF" w:themeColor="background1"/>
-        </w:rPr>
-        <w:t>Связи между таблицами отражают отношения между основными сущностями системы и обеспечивают целостность данных при выполнении операций записи, изменения и удаления информации.</w:t>
-      </w:r>
-    </w:p>
-    <w:p>
-      <w:pPr>
-        <w:pStyle w:val="ds-markdown-paragraph"/>
-        <w:spacing w:after="0" w:afterAutospacing="0" w:line="360" w:lineRule="auto"/>
-        <w:ind w:firstLine="709"/>
-        <w:jc w:val="both"/>
-        <w:rPr>
-          <w:u w:val="single" w:color="FFFFFF" w:themeColor="background1"/>
-        </w:rPr>
-      </w:pPr>
+        <w:t xml:space="preserve">Таблица 4. </w:t>
+      </w:r>
       <w:r>
         <w:rPr>
           <w:rStyle w:val="af7"/>
           <w:sz w:val="28"/>
           <w:u w:val="single" w:color="FFFFFF" w:themeColor="background1"/>
         </w:rPr>
-        <w:t>Связи между таблицами:</w:t>
-      </w:r>
+        <w:t>Кратность связей</w:t>
+      </w:r>
+    </w:p>
+    <w:tbl>
+      <w:tblPr>
+        <w:tblW w:w="9209" w:type="dxa"/>
+        <w:tblBorders>
+          <w:top w:val="single" w:sz="4" w:space="0" w:color="auto"/>
+          <w:left w:val="single" w:sz="4" w:space="0" w:color="auto"/>
+          <w:bottom w:val="single" w:sz="4" w:space="0" w:color="auto"/>
+          <w:right w:val="single" w:sz="4" w:space="0" w:color="auto"/>
+          <w:insideH w:val="single" w:sz="4" w:space="0" w:color="auto"/>
+          <w:insideV w:val="single" w:sz="4" w:space="0" w:color="auto"/>
+        </w:tblBorders>
+        <w:tblCellMar>
+          <w:top w:w="15" w:type="dxa"/>
+          <w:left w:w="15" w:type="dxa"/>
+          <w:bottom w:w="15" w:type="dxa"/>
+          <w:right w:w="15" w:type="dxa"/>
+        </w:tblCellMar>
+        <w:tblLook w:val="04A0" w:firstRow="1" w:lastRow="0" w:firstColumn="1" w:lastColumn="0" w:noHBand="0" w:noVBand="1"/>
+      </w:tblPr>
+      <w:tblGrid>
+        <w:gridCol w:w="2830"/>
+        <w:gridCol w:w="1944"/>
+        <w:gridCol w:w="4435"/>
+      </w:tblGrid>
+      <w:tr>
+        <w:trPr>
+          <w:tblHeader/>
+        </w:trPr>
+        <w:tc>
+          <w:tcPr>
+            <w:tcW w:w="2830" w:type="dxa"/>
+            <w:tcMar>
+              <w:top w:w="150" w:type="dxa"/>
+              <w:left w:w="0" w:type="dxa"/>
+              <w:bottom w:w="150" w:type="dxa"/>
+              <w:right w:w="240" w:type="dxa"/>
+            </w:tcMar>
+            <w:vAlign w:val="center"/>
+            <w:hideMark/>
+          </w:tcPr>
+          <w:p>
+            <w:pPr>
+              <w:ind w:left="113" w:firstLine="0"/>
+              <w:rPr>
+                <w:sz w:val="24"/>
+                <w:szCs w:val="24"/>
+                <w:highlight w:val="none"/>
+              </w:rPr>
+            </w:pPr>
+            <w:r>
+              <w:rPr>
+                <w:sz w:val="24"/>
+                <w:szCs w:val="24"/>
+                <w:highlight w:val="none"/>
+              </w:rPr>
+              <w:t>Связь</w:t>
+            </w:r>
+          </w:p>
+        </w:tc>
+        <w:tc>
+          <w:tcPr>
+            <w:tcW w:w="0" w:type="auto"/>
+            <w:tcMar>
+              <w:top w:w="150" w:type="dxa"/>
+              <w:left w:w="240" w:type="dxa"/>
+              <w:bottom w:w="150" w:type="dxa"/>
+              <w:right w:w="240" w:type="dxa"/>
+            </w:tcMar>
+            <w:vAlign w:val="center"/>
+            <w:hideMark/>
+          </w:tcPr>
+          <w:p>
+            <w:pPr>
+              <w:ind w:firstLine="0"/>
+              <w:rPr>
+                <w:sz w:val="24"/>
+                <w:szCs w:val="24"/>
+                <w:highlight w:val="none"/>
+              </w:rPr>
+            </w:pPr>
+            <w:r>
+              <w:rPr>
+                <w:sz w:val="24"/>
+                <w:szCs w:val="24"/>
+                <w:highlight w:val="none"/>
+              </w:rPr>
+              <w:t>Кратность</w:t>
+            </w:r>
+          </w:p>
+        </w:tc>
+        <w:tc>
+          <w:tcPr>
+            <w:tcW w:w="4435" w:type="dxa"/>
+            <w:tcMar>
+              <w:top w:w="150" w:type="dxa"/>
+              <w:left w:w="240" w:type="dxa"/>
+              <w:bottom w:w="150" w:type="dxa"/>
+              <w:right w:w="240" w:type="dxa"/>
+            </w:tcMar>
+            <w:vAlign w:val="center"/>
+            <w:hideMark/>
+          </w:tcPr>
+          <w:p>
+            <w:pPr>
+              <w:ind w:firstLine="0"/>
+              <w:rPr>
+                <w:sz w:val="24"/>
+                <w:szCs w:val="24"/>
+                <w:highlight w:val="none"/>
+              </w:rPr>
+            </w:pPr>
+            <w:r>
+              <w:rPr>
+                <w:sz w:val="24"/>
+                <w:szCs w:val="24"/>
+                <w:highlight w:val="none"/>
+              </w:rPr>
+              <w:t>Пояснение</w:t>
+            </w:r>
+          </w:p>
+        </w:tc>
+      </w:tr>
+      <w:tr>
+        <w:tc>
+          <w:tcPr>
+            <w:tcW w:w="2830" w:type="dxa"/>
+            <w:tcMar>
+              <w:top w:w="150" w:type="dxa"/>
+              <w:left w:w="0" w:type="dxa"/>
+              <w:bottom w:w="150" w:type="dxa"/>
+              <w:right w:w="240" w:type="dxa"/>
+            </w:tcMar>
+            <w:vAlign w:val="center"/>
+            <w:hideMark/>
+          </w:tcPr>
+          <w:p>
+            <w:pPr>
+              <w:ind w:left="113" w:firstLine="0"/>
+              <w:rPr>
+                <w:sz w:val="24"/>
+                <w:szCs w:val="24"/>
+                <w:highlight w:val="none"/>
+              </w:rPr>
+            </w:pPr>
+            <w:proofErr w:type="spellStart"/>
+            <w:r>
+              <w:rPr>
+                <w:b/>
+                <w:bCs/>
+                <w:sz w:val="24"/>
+                <w:szCs w:val="24"/>
+                <w:highlight w:val="none"/>
+              </w:rPr>
+              <w:t>Teacher</w:t>
+            </w:r>
+            <w:proofErr w:type="spellEnd"/>
+            <w:r>
+              <w:rPr>
+                <w:b/>
+                <w:bCs/>
+                <w:sz w:val="24"/>
+                <w:szCs w:val="24"/>
+                <w:highlight w:val="none"/>
+              </w:rPr>
+              <w:t xml:space="preserve"> =</w:t>
+            </w:r>
+            <w:r>
+              <w:rPr>
+                <w:b/>
+                <w:bCs/>
+                <w:sz w:val="24"/>
+                <w:szCs w:val="24"/>
+                <w:highlight w:val="none"/>
+                <w:lang w:val="en-US"/>
+              </w:rPr>
+              <w:t>&gt;</w:t>
+            </w:r>
+            <w:r>
+              <w:rPr>
+                <w:b/>
+                <w:bCs/>
+                <w:sz w:val="24"/>
+                <w:szCs w:val="24"/>
+                <w:highlight w:val="none"/>
+              </w:rPr>
+              <w:t xml:space="preserve"> </w:t>
+            </w:r>
+            <w:proofErr w:type="spellStart"/>
+            <w:r>
+              <w:rPr>
+                <w:b/>
+                <w:bCs/>
+                <w:sz w:val="24"/>
+                <w:szCs w:val="24"/>
+                <w:highlight w:val="none"/>
+              </w:rPr>
+              <w:t>Topic</w:t>
+            </w:r>
+            <w:proofErr w:type="spellEnd"/>
+          </w:p>
+        </w:tc>
+        <w:tc>
+          <w:tcPr>
+            <w:tcW w:w="0" w:type="auto"/>
+            <w:tcMar>
+              <w:top w:w="150" w:type="dxa"/>
+              <w:left w:w="240" w:type="dxa"/>
+              <w:bottom w:w="150" w:type="dxa"/>
+              <w:right w:w="240" w:type="dxa"/>
+            </w:tcMar>
+            <w:vAlign w:val="center"/>
+            <w:hideMark/>
+          </w:tcPr>
+          <w:p>
+            <w:pPr>
+              <w:ind w:firstLine="0"/>
+              <w:rPr>
+                <w:sz w:val="24"/>
+                <w:szCs w:val="24"/>
+                <w:highlight w:val="none"/>
+                <w:lang w:val="en-US"/>
+              </w:rPr>
+            </w:pPr>
+            <w:r>
+              <w:rPr>
+                <w:b/>
+                <w:bCs/>
+                <w:sz w:val="24"/>
+                <w:szCs w:val="24"/>
+                <w:highlight w:val="none"/>
+                <w:lang w:val="en-US"/>
+              </w:rPr>
+              <w:t xml:space="preserve">1 </w:t>
+            </w:r>
+            <w:r>
+              <w:rPr>
+                <w:b/>
+                <w:bCs/>
+                <w:sz w:val="24"/>
+                <w:szCs w:val="24"/>
+                <w:highlight w:val="none"/>
+              </w:rPr>
+              <w:t>=</w:t>
+            </w:r>
+            <w:r>
+              <w:rPr>
+                <w:b/>
+                <w:bCs/>
+                <w:sz w:val="24"/>
+                <w:szCs w:val="24"/>
+                <w:highlight w:val="none"/>
+                <w:lang w:val="en-US"/>
+              </w:rPr>
+              <w:t>&gt;</w:t>
+            </w:r>
+            <w:r>
+              <w:rPr>
+                <w:b/>
+                <w:bCs/>
+                <w:sz w:val="24"/>
+                <w:szCs w:val="24"/>
+                <w:highlight w:val="none"/>
+                <w:lang w:val="en-US"/>
+              </w:rPr>
+              <w:t xml:space="preserve"> *</w:t>
+            </w:r>
+          </w:p>
+        </w:tc>
+        <w:tc>
+          <w:tcPr>
+            <w:tcW w:w="4435" w:type="dxa"/>
+            <w:tcMar>
+              <w:top w:w="150" w:type="dxa"/>
+              <w:left w:w="240" w:type="dxa"/>
+              <w:bottom w:w="150" w:type="dxa"/>
+              <w:right w:w="0" w:type="dxa"/>
+            </w:tcMar>
+            <w:vAlign w:val="center"/>
+            <w:hideMark/>
+          </w:tcPr>
+          <w:p>
+            <w:pPr>
+              <w:ind w:firstLine="0"/>
+              <w:rPr>
+                <w:sz w:val="24"/>
+                <w:szCs w:val="24"/>
+                <w:highlight w:val="none"/>
+              </w:rPr>
+            </w:pPr>
+            <w:r>
+              <w:rPr>
+                <w:sz w:val="24"/>
+                <w:szCs w:val="24"/>
+                <w:highlight w:val="none"/>
+              </w:rPr>
+              <w:t xml:space="preserve">Один преподаватель </w:t>
+            </w:r>
+            <w:r>
+              <w:rPr>
+                <w:b/>
+                <w:bCs/>
+                <w:sz w:val="24"/>
+                <w:szCs w:val="24"/>
+                <w:highlight w:val="none"/>
+              </w:rPr>
+              <w:t>=</w:t>
+            </w:r>
+            <w:r>
+              <w:rPr>
+                <w:b/>
+                <w:bCs/>
+                <w:sz w:val="24"/>
+                <w:szCs w:val="24"/>
+                <w:highlight w:val="none"/>
+                <w:lang w:val="en-US"/>
+              </w:rPr>
+              <w:t>&gt;</w:t>
+            </w:r>
+            <w:r>
+              <w:rPr>
+                <w:sz w:val="24"/>
+                <w:szCs w:val="24"/>
+                <w:highlight w:val="none"/>
+              </w:rPr>
+              <w:t xml:space="preserve"> много тем</w:t>
+            </w:r>
+          </w:p>
+        </w:tc>
+      </w:tr>
+      <w:tr>
+        <w:tc>
+          <w:tcPr>
+            <w:tcW w:w="2830" w:type="dxa"/>
+            <w:tcMar>
+              <w:top w:w="150" w:type="dxa"/>
+              <w:left w:w="0" w:type="dxa"/>
+              <w:bottom w:w="150" w:type="dxa"/>
+              <w:right w:w="240" w:type="dxa"/>
+            </w:tcMar>
+            <w:vAlign w:val="center"/>
+            <w:hideMark/>
+          </w:tcPr>
+          <w:p>
+            <w:pPr>
+              <w:ind w:left="113" w:firstLine="0"/>
+              <w:rPr>
+                <w:sz w:val="24"/>
+                <w:szCs w:val="24"/>
+                <w:highlight w:val="none"/>
+              </w:rPr>
+            </w:pPr>
+            <w:proofErr w:type="spellStart"/>
+            <w:r>
+              <w:rPr>
+                <w:b/>
+                <w:bCs/>
+                <w:sz w:val="24"/>
+                <w:szCs w:val="24"/>
+                <w:highlight w:val="none"/>
+              </w:rPr>
+              <w:t>Topic</w:t>
+            </w:r>
+            <w:proofErr w:type="spellEnd"/>
+            <w:r>
+              <w:rPr>
+                <w:b/>
+                <w:bCs/>
+                <w:sz w:val="24"/>
+                <w:szCs w:val="24"/>
+                <w:highlight w:val="none"/>
+              </w:rPr>
+              <w:t xml:space="preserve"> =</w:t>
+            </w:r>
+            <w:r>
+              <w:rPr>
+                <w:b/>
+                <w:bCs/>
+                <w:sz w:val="24"/>
+                <w:szCs w:val="24"/>
+                <w:highlight w:val="none"/>
+                <w:lang w:val="en-US"/>
+              </w:rPr>
+              <w:t>&gt;</w:t>
+            </w:r>
+            <w:r>
+              <w:rPr>
+                <w:b/>
+                <w:bCs/>
+                <w:sz w:val="24"/>
+                <w:szCs w:val="24"/>
+                <w:highlight w:val="none"/>
+              </w:rPr>
+              <w:t xml:space="preserve"> </w:t>
+            </w:r>
+            <w:proofErr w:type="spellStart"/>
+            <w:r>
+              <w:rPr>
+                <w:b/>
+                <w:bCs/>
+                <w:sz w:val="24"/>
+                <w:szCs w:val="24"/>
+                <w:highlight w:val="none"/>
+              </w:rPr>
+              <w:t>Teacher</w:t>
+            </w:r>
+            <w:proofErr w:type="spellEnd"/>
+          </w:p>
+        </w:tc>
+        <w:tc>
+          <w:tcPr>
+            <w:tcW w:w="0" w:type="auto"/>
+            <w:tcMar>
+              <w:top w:w="150" w:type="dxa"/>
+              <w:left w:w="240" w:type="dxa"/>
+              <w:bottom w:w="150" w:type="dxa"/>
+              <w:right w:w="240" w:type="dxa"/>
+            </w:tcMar>
+            <w:vAlign w:val="center"/>
+            <w:hideMark/>
+          </w:tcPr>
+          <w:p>
+            <w:pPr>
+              <w:ind w:firstLine="0"/>
+              <w:rPr>
+                <w:sz w:val="24"/>
+                <w:szCs w:val="24"/>
+                <w:highlight w:val="none"/>
+                <w:lang w:val="en-US"/>
+              </w:rPr>
+            </w:pPr>
+            <w:r>
+              <w:rPr>
+                <w:b/>
+                <w:bCs/>
+                <w:sz w:val="24"/>
+                <w:szCs w:val="24"/>
+                <w:highlight w:val="none"/>
+                <w:lang w:val="en-US"/>
+              </w:rPr>
+              <w:t xml:space="preserve">* </w:t>
+            </w:r>
+            <w:r>
+              <w:rPr>
+                <w:b/>
+                <w:bCs/>
+                <w:sz w:val="24"/>
+                <w:szCs w:val="24"/>
+                <w:highlight w:val="none"/>
+              </w:rPr>
+              <w:t>=</w:t>
+            </w:r>
+            <w:r>
+              <w:rPr>
+                <w:b/>
+                <w:bCs/>
+                <w:sz w:val="24"/>
+                <w:szCs w:val="24"/>
+                <w:highlight w:val="none"/>
+                <w:lang w:val="en-US"/>
+              </w:rPr>
+              <w:t>&gt;</w:t>
+            </w:r>
+            <w:r>
+              <w:rPr>
+                <w:b/>
+                <w:bCs/>
+                <w:sz w:val="24"/>
+                <w:szCs w:val="24"/>
+                <w:highlight w:val="none"/>
+                <w:lang w:val="en-US"/>
+              </w:rPr>
+              <w:t xml:space="preserve"> 1</w:t>
+            </w:r>
+          </w:p>
+        </w:tc>
+        <w:tc>
+          <w:tcPr>
+            <w:tcW w:w="4435" w:type="dxa"/>
+            <w:tcMar>
+              <w:top w:w="150" w:type="dxa"/>
+              <w:left w:w="240" w:type="dxa"/>
+              <w:bottom w:w="150" w:type="dxa"/>
+              <w:right w:w="0" w:type="dxa"/>
+            </w:tcMar>
+            <w:vAlign w:val="center"/>
+            <w:hideMark/>
+          </w:tcPr>
+          <w:p>
+            <w:pPr>
+              <w:ind w:firstLine="0"/>
+              <w:rPr>
+                <w:sz w:val="24"/>
+                <w:szCs w:val="24"/>
+                <w:highlight w:val="none"/>
+              </w:rPr>
+            </w:pPr>
+            <w:r>
+              <w:rPr>
+                <w:sz w:val="24"/>
+                <w:szCs w:val="24"/>
+                <w:highlight w:val="none"/>
+              </w:rPr>
+              <w:t xml:space="preserve">Одна тема </w:t>
+            </w:r>
+            <w:r>
+              <w:rPr>
+                <w:b/>
+                <w:bCs/>
+                <w:sz w:val="24"/>
+                <w:szCs w:val="24"/>
+                <w:highlight w:val="none"/>
+              </w:rPr>
+              <w:t>=</w:t>
+            </w:r>
+            <w:r>
+              <w:rPr>
+                <w:b/>
+                <w:bCs/>
+                <w:sz w:val="24"/>
+                <w:szCs w:val="24"/>
+                <w:highlight w:val="none"/>
+                <w:lang w:val="en-US"/>
+              </w:rPr>
+              <w:t>&gt;</w:t>
+            </w:r>
+            <w:r>
+              <w:rPr>
+                <w:sz w:val="24"/>
+                <w:szCs w:val="24"/>
+                <w:highlight w:val="none"/>
+              </w:rPr>
+              <w:t xml:space="preserve"> один преподаватель</w:t>
+            </w:r>
+          </w:p>
+        </w:tc>
+      </w:tr>
+      <w:tr>
+        <w:tc>
+          <w:tcPr>
+            <w:tcW w:w="2830" w:type="dxa"/>
+            <w:tcMar>
+              <w:top w:w="150" w:type="dxa"/>
+              <w:left w:w="0" w:type="dxa"/>
+              <w:bottom w:w="150" w:type="dxa"/>
+              <w:right w:w="240" w:type="dxa"/>
+            </w:tcMar>
+            <w:vAlign w:val="center"/>
+            <w:hideMark/>
+          </w:tcPr>
+          <w:p>
+            <w:pPr>
+              <w:ind w:left="113" w:firstLine="0"/>
+              <w:rPr>
+                <w:sz w:val="24"/>
+                <w:szCs w:val="24"/>
+                <w:highlight w:val="none"/>
+              </w:rPr>
+            </w:pPr>
+            <w:proofErr w:type="spellStart"/>
+            <w:r>
+              <w:rPr>
+                <w:b/>
+                <w:bCs/>
+                <w:sz w:val="24"/>
+                <w:szCs w:val="24"/>
+                <w:highlight w:val="none"/>
+              </w:rPr>
+              <w:t>Student</w:t>
+            </w:r>
+            <w:proofErr w:type="spellEnd"/>
+            <w:r>
+              <w:rPr>
+                <w:b/>
+                <w:bCs/>
+                <w:sz w:val="24"/>
+                <w:szCs w:val="24"/>
+                <w:highlight w:val="none"/>
+              </w:rPr>
+              <w:t xml:space="preserve"> =</w:t>
+            </w:r>
+            <w:r>
+              <w:rPr>
+                <w:b/>
+                <w:bCs/>
+                <w:sz w:val="24"/>
+                <w:szCs w:val="24"/>
+                <w:highlight w:val="none"/>
+                <w:lang w:val="en-US"/>
+              </w:rPr>
+              <w:t>&gt;</w:t>
+            </w:r>
+            <w:r>
+              <w:rPr>
+                <w:b/>
+                <w:bCs/>
+                <w:sz w:val="24"/>
+                <w:szCs w:val="24"/>
+                <w:highlight w:val="none"/>
+              </w:rPr>
+              <w:t xml:space="preserve"> </w:t>
+            </w:r>
+            <w:proofErr w:type="spellStart"/>
+            <w:r>
+              <w:rPr>
+                <w:b/>
+                <w:bCs/>
+                <w:sz w:val="24"/>
+                <w:szCs w:val="24"/>
+                <w:highlight w:val="none"/>
+              </w:rPr>
+              <w:t>Enrollment</w:t>
+            </w:r>
+            <w:proofErr w:type="spellEnd"/>
+          </w:p>
+        </w:tc>
+        <w:tc>
+          <w:tcPr>
+            <w:tcW w:w="0" w:type="auto"/>
+            <w:tcMar>
+              <w:top w:w="150" w:type="dxa"/>
+              <w:left w:w="240" w:type="dxa"/>
+              <w:bottom w:w="150" w:type="dxa"/>
+              <w:right w:w="240" w:type="dxa"/>
+            </w:tcMar>
+            <w:vAlign w:val="center"/>
+            <w:hideMark/>
+          </w:tcPr>
+          <w:p>
+            <w:pPr>
+              <w:ind w:firstLine="0"/>
+              <w:rPr>
+                <w:sz w:val="24"/>
+                <w:szCs w:val="24"/>
+                <w:highlight w:val="none"/>
+                <w:lang w:val="en-US"/>
+              </w:rPr>
+            </w:pPr>
+            <w:r>
+              <w:rPr>
+                <w:b/>
+                <w:bCs/>
+                <w:sz w:val="24"/>
+                <w:szCs w:val="24"/>
+                <w:highlight w:val="none"/>
+                <w:lang w:val="en-US"/>
+              </w:rPr>
+              <w:t xml:space="preserve">1 </w:t>
+            </w:r>
+            <w:r>
+              <w:rPr>
+                <w:b/>
+                <w:bCs/>
+                <w:sz w:val="24"/>
+                <w:szCs w:val="24"/>
+                <w:highlight w:val="none"/>
+              </w:rPr>
+              <w:t>=</w:t>
+            </w:r>
+            <w:r>
+              <w:rPr>
+                <w:b/>
+                <w:bCs/>
+                <w:sz w:val="24"/>
+                <w:szCs w:val="24"/>
+                <w:highlight w:val="none"/>
+                <w:lang w:val="en-US"/>
+              </w:rPr>
+              <w:t>&gt;</w:t>
+            </w:r>
+            <w:r>
+              <w:rPr>
+                <w:b/>
+                <w:bCs/>
+                <w:sz w:val="24"/>
+                <w:szCs w:val="24"/>
+                <w:highlight w:val="none"/>
+                <w:lang w:val="en-US"/>
+              </w:rPr>
+              <w:t xml:space="preserve"> *</w:t>
+            </w:r>
+          </w:p>
+        </w:tc>
+        <w:tc>
+          <w:tcPr>
+            <w:tcW w:w="4435" w:type="dxa"/>
+            <w:tcMar>
+              <w:top w:w="150" w:type="dxa"/>
+              <w:left w:w="240" w:type="dxa"/>
+              <w:bottom w:w="150" w:type="dxa"/>
+              <w:right w:w="0" w:type="dxa"/>
+            </w:tcMar>
+            <w:vAlign w:val="center"/>
+            <w:hideMark/>
+          </w:tcPr>
+          <w:p>
+            <w:pPr>
+              <w:ind w:firstLine="0"/>
+              <w:rPr>
+                <w:sz w:val="24"/>
+                <w:szCs w:val="24"/>
+                <w:highlight w:val="none"/>
+              </w:rPr>
+            </w:pPr>
+            <w:r>
+              <w:rPr>
+                <w:sz w:val="24"/>
+                <w:szCs w:val="24"/>
+                <w:highlight w:val="none"/>
+              </w:rPr>
+              <w:t xml:space="preserve">Один студент </w:t>
+            </w:r>
+            <w:r>
+              <w:rPr>
+                <w:b/>
+                <w:bCs/>
+                <w:sz w:val="24"/>
+                <w:szCs w:val="24"/>
+                <w:highlight w:val="none"/>
+              </w:rPr>
+              <w:t>=</w:t>
+            </w:r>
+            <w:r>
+              <w:rPr>
+                <w:b/>
+                <w:bCs/>
+                <w:sz w:val="24"/>
+                <w:szCs w:val="24"/>
+                <w:highlight w:val="none"/>
+                <w:lang w:val="en-US"/>
+              </w:rPr>
+              <w:t>&gt;</w:t>
+            </w:r>
+            <w:r>
+              <w:rPr>
+                <w:sz w:val="24"/>
+                <w:szCs w:val="24"/>
+                <w:highlight w:val="none"/>
+              </w:rPr>
+              <w:t xml:space="preserve"> много записей</w:t>
+            </w:r>
+          </w:p>
+        </w:tc>
+      </w:tr>
+      <w:tr>
+        <w:tc>
+          <w:tcPr>
+            <w:tcW w:w="2830" w:type="dxa"/>
+            <w:tcMar>
+              <w:top w:w="150" w:type="dxa"/>
+              <w:left w:w="0" w:type="dxa"/>
+              <w:bottom w:w="150" w:type="dxa"/>
+              <w:right w:w="240" w:type="dxa"/>
+            </w:tcMar>
+            <w:vAlign w:val="center"/>
+            <w:hideMark/>
+          </w:tcPr>
+          <w:p>
+            <w:pPr>
+              <w:ind w:left="113" w:firstLine="0"/>
+              <w:rPr>
+                <w:sz w:val="24"/>
+                <w:szCs w:val="24"/>
+                <w:highlight w:val="none"/>
+              </w:rPr>
+            </w:pPr>
+            <w:proofErr w:type="spellStart"/>
+            <w:r>
+              <w:rPr>
+                <w:b/>
+                <w:bCs/>
+                <w:sz w:val="24"/>
+                <w:szCs w:val="24"/>
+                <w:highlight w:val="none"/>
+              </w:rPr>
+              <w:t>Enrollment</w:t>
+            </w:r>
+            <w:proofErr w:type="spellEnd"/>
+            <w:r>
+              <w:rPr>
+                <w:b/>
+                <w:bCs/>
+                <w:sz w:val="24"/>
+                <w:szCs w:val="24"/>
+                <w:highlight w:val="none"/>
+              </w:rPr>
+              <w:t xml:space="preserve"> =</w:t>
+            </w:r>
+            <w:r>
+              <w:rPr>
+                <w:b/>
+                <w:bCs/>
+                <w:sz w:val="24"/>
+                <w:szCs w:val="24"/>
+                <w:highlight w:val="none"/>
+                <w:lang w:val="en-US"/>
+              </w:rPr>
+              <w:t>&gt;</w:t>
+            </w:r>
+            <w:r>
+              <w:rPr>
+                <w:b/>
+                <w:bCs/>
+                <w:sz w:val="24"/>
+                <w:szCs w:val="24"/>
+                <w:highlight w:val="none"/>
+              </w:rPr>
+              <w:t xml:space="preserve"> </w:t>
+            </w:r>
+            <w:proofErr w:type="spellStart"/>
+            <w:r>
+              <w:rPr>
+                <w:b/>
+                <w:bCs/>
+                <w:sz w:val="24"/>
+                <w:szCs w:val="24"/>
+                <w:highlight w:val="none"/>
+              </w:rPr>
+              <w:t>Student</w:t>
+            </w:r>
+            <w:proofErr w:type="spellEnd"/>
+          </w:p>
+        </w:tc>
+        <w:tc>
+          <w:tcPr>
+            <w:tcW w:w="0" w:type="auto"/>
+            <w:tcMar>
+              <w:top w:w="150" w:type="dxa"/>
+              <w:left w:w="240" w:type="dxa"/>
+              <w:bottom w:w="150" w:type="dxa"/>
+              <w:right w:w="240" w:type="dxa"/>
+            </w:tcMar>
+            <w:vAlign w:val="center"/>
+            <w:hideMark/>
+          </w:tcPr>
+          <w:p>
+            <w:pPr>
+              <w:ind w:firstLine="0"/>
+              <w:rPr>
+                <w:sz w:val="24"/>
+                <w:szCs w:val="24"/>
+                <w:highlight w:val="none"/>
+                <w:lang w:val="en-US"/>
+              </w:rPr>
+            </w:pPr>
+            <w:r>
+              <w:rPr>
+                <w:b/>
+                <w:bCs/>
+                <w:sz w:val="24"/>
+                <w:szCs w:val="24"/>
+                <w:highlight w:val="none"/>
+                <w:lang w:val="en-US"/>
+              </w:rPr>
+              <w:t xml:space="preserve">* </w:t>
+            </w:r>
+            <w:r>
+              <w:rPr>
+                <w:b/>
+                <w:bCs/>
+                <w:sz w:val="24"/>
+                <w:szCs w:val="24"/>
+                <w:highlight w:val="none"/>
+              </w:rPr>
+              <w:t>=</w:t>
+            </w:r>
+            <w:r>
+              <w:rPr>
+                <w:b/>
+                <w:bCs/>
+                <w:sz w:val="24"/>
+                <w:szCs w:val="24"/>
+                <w:highlight w:val="none"/>
+                <w:lang w:val="en-US"/>
+              </w:rPr>
+              <w:t>&gt;</w:t>
+            </w:r>
+            <w:r>
+              <w:rPr>
+                <w:b/>
+                <w:bCs/>
+                <w:sz w:val="24"/>
+                <w:szCs w:val="24"/>
+                <w:highlight w:val="none"/>
+                <w:lang w:val="en-US"/>
+              </w:rPr>
+              <w:t xml:space="preserve"> 1</w:t>
+            </w:r>
+          </w:p>
+        </w:tc>
+        <w:tc>
+          <w:tcPr>
+            <w:tcW w:w="4435" w:type="dxa"/>
+            <w:tcMar>
+              <w:top w:w="150" w:type="dxa"/>
+              <w:left w:w="240" w:type="dxa"/>
+              <w:bottom w:w="150" w:type="dxa"/>
+              <w:right w:w="0" w:type="dxa"/>
+            </w:tcMar>
+            <w:vAlign w:val="center"/>
+            <w:hideMark/>
+          </w:tcPr>
+          <w:p>
+            <w:pPr>
+              <w:ind w:firstLine="0"/>
+              <w:rPr>
+                <w:sz w:val="24"/>
+                <w:szCs w:val="24"/>
+                <w:highlight w:val="none"/>
+              </w:rPr>
+            </w:pPr>
+            <w:r>
+              <w:rPr>
+                <w:sz w:val="24"/>
+                <w:szCs w:val="24"/>
+                <w:highlight w:val="none"/>
+              </w:rPr>
+              <w:t xml:space="preserve">Одна запись </w:t>
+            </w:r>
+            <w:r>
+              <w:rPr>
+                <w:b/>
+                <w:bCs/>
+                <w:sz w:val="24"/>
+                <w:szCs w:val="24"/>
+                <w:highlight w:val="none"/>
+              </w:rPr>
+              <w:t>=</w:t>
+            </w:r>
+            <w:r>
+              <w:rPr>
+                <w:b/>
+                <w:bCs/>
+                <w:sz w:val="24"/>
+                <w:szCs w:val="24"/>
+                <w:highlight w:val="none"/>
+                <w:lang w:val="en-US"/>
+              </w:rPr>
+              <w:t>&gt;</w:t>
+            </w:r>
+            <w:r>
+              <w:rPr>
+                <w:sz w:val="24"/>
+                <w:szCs w:val="24"/>
+                <w:highlight w:val="none"/>
+              </w:rPr>
+              <w:t xml:space="preserve"> один студент</w:t>
+            </w:r>
+          </w:p>
+        </w:tc>
+      </w:tr>
+      <w:tr>
+        <w:tc>
+          <w:tcPr>
+            <w:tcW w:w="2830" w:type="dxa"/>
+            <w:tcMar>
+              <w:top w:w="150" w:type="dxa"/>
+              <w:left w:w="0" w:type="dxa"/>
+              <w:bottom w:w="150" w:type="dxa"/>
+              <w:right w:w="240" w:type="dxa"/>
+            </w:tcMar>
+            <w:vAlign w:val="center"/>
+            <w:hideMark/>
+          </w:tcPr>
+          <w:p>
+            <w:pPr>
+              <w:ind w:left="113" w:firstLine="0"/>
+              <w:rPr>
+                <w:sz w:val="24"/>
+                <w:szCs w:val="24"/>
+                <w:highlight w:val="none"/>
+              </w:rPr>
+            </w:pPr>
+            <w:proofErr w:type="spellStart"/>
+            <w:r>
+              <w:rPr>
+                <w:b/>
+                <w:bCs/>
+                <w:sz w:val="24"/>
+                <w:szCs w:val="24"/>
+                <w:highlight w:val="none"/>
+              </w:rPr>
+              <w:t>Topic</w:t>
+            </w:r>
+            <w:proofErr w:type="spellEnd"/>
+            <w:r>
+              <w:rPr>
+                <w:b/>
+                <w:bCs/>
+                <w:sz w:val="24"/>
+                <w:szCs w:val="24"/>
+                <w:highlight w:val="none"/>
+              </w:rPr>
+              <w:t xml:space="preserve"> =</w:t>
+            </w:r>
+            <w:r>
+              <w:rPr>
+                <w:b/>
+                <w:bCs/>
+                <w:sz w:val="24"/>
+                <w:szCs w:val="24"/>
+                <w:highlight w:val="none"/>
+                <w:lang w:val="en-US"/>
+              </w:rPr>
+              <w:t>&gt;</w:t>
+            </w:r>
+            <w:r>
+              <w:rPr>
+                <w:b/>
+                <w:bCs/>
+                <w:sz w:val="24"/>
+                <w:szCs w:val="24"/>
+                <w:highlight w:val="none"/>
+              </w:rPr>
+              <w:t xml:space="preserve"> </w:t>
+            </w:r>
+            <w:proofErr w:type="spellStart"/>
+            <w:r>
+              <w:rPr>
+                <w:b/>
+                <w:bCs/>
+                <w:sz w:val="24"/>
+                <w:szCs w:val="24"/>
+                <w:highlight w:val="none"/>
+              </w:rPr>
+              <w:t>Enrollment</w:t>
+            </w:r>
+            <w:proofErr w:type="spellEnd"/>
+          </w:p>
+        </w:tc>
+        <w:tc>
+          <w:tcPr>
+            <w:tcW w:w="0" w:type="auto"/>
+            <w:tcMar>
+              <w:top w:w="150" w:type="dxa"/>
+              <w:left w:w="240" w:type="dxa"/>
+              <w:bottom w:w="150" w:type="dxa"/>
+              <w:right w:w="240" w:type="dxa"/>
+            </w:tcMar>
+            <w:vAlign w:val="center"/>
+            <w:hideMark/>
+          </w:tcPr>
+          <w:p>
+            <w:pPr>
+              <w:ind w:firstLine="0"/>
+              <w:rPr>
+                <w:sz w:val="24"/>
+                <w:szCs w:val="24"/>
+                <w:highlight w:val="none"/>
+                <w:lang w:val="en-US"/>
+              </w:rPr>
+            </w:pPr>
+            <w:r>
+              <w:rPr>
+                <w:b/>
+                <w:bCs/>
+                <w:sz w:val="24"/>
+                <w:szCs w:val="24"/>
+                <w:highlight w:val="none"/>
+                <w:lang w:val="en-US"/>
+              </w:rPr>
+              <w:t xml:space="preserve">1 </w:t>
+            </w:r>
+            <w:r>
+              <w:rPr>
+                <w:b/>
+                <w:bCs/>
+                <w:sz w:val="24"/>
+                <w:szCs w:val="24"/>
+                <w:highlight w:val="none"/>
+              </w:rPr>
+              <w:t>=</w:t>
+            </w:r>
+            <w:r>
+              <w:rPr>
+                <w:b/>
+                <w:bCs/>
+                <w:sz w:val="24"/>
+                <w:szCs w:val="24"/>
+                <w:highlight w:val="none"/>
+                <w:lang w:val="en-US"/>
+              </w:rPr>
+              <w:t>&gt;</w:t>
+            </w:r>
+            <w:r>
+              <w:rPr>
+                <w:b/>
+                <w:bCs/>
+                <w:sz w:val="24"/>
+                <w:szCs w:val="24"/>
+                <w:highlight w:val="none"/>
+                <w:lang w:val="en-US"/>
+              </w:rPr>
+              <w:t xml:space="preserve"> </w:t>
+            </w:r>
+            <w:proofErr w:type="gramStart"/>
+            <w:r>
+              <w:rPr>
+                <w:b/>
+                <w:bCs/>
+                <w:sz w:val="24"/>
+                <w:szCs w:val="24"/>
+                <w:highlight w:val="none"/>
+                <w:lang w:val="en-US"/>
+              </w:rPr>
+              <w:t>0..</w:t>
+            </w:r>
+            <w:proofErr w:type="gramEnd"/>
+            <w:r>
+              <w:rPr>
+                <w:b/>
+                <w:bCs/>
+                <w:sz w:val="24"/>
+                <w:szCs w:val="24"/>
+                <w:highlight w:val="none"/>
+                <w:lang w:val="en-US"/>
+              </w:rPr>
+              <w:t>1</w:t>
+            </w:r>
+          </w:p>
+        </w:tc>
+        <w:tc>
+          <w:tcPr>
+            <w:tcW w:w="4435" w:type="dxa"/>
+            <w:tcMar>
+              <w:top w:w="150" w:type="dxa"/>
+              <w:left w:w="240" w:type="dxa"/>
+              <w:bottom w:w="150" w:type="dxa"/>
+              <w:right w:w="0" w:type="dxa"/>
+            </w:tcMar>
+            <w:vAlign w:val="center"/>
+            <w:hideMark/>
+          </w:tcPr>
+          <w:p>
+            <w:pPr>
+              <w:ind w:firstLine="0"/>
+              <w:rPr>
+                <w:sz w:val="24"/>
+                <w:szCs w:val="24"/>
+                <w:highlight w:val="none"/>
+              </w:rPr>
+            </w:pPr>
+            <w:r>
+              <w:rPr>
+                <w:sz w:val="24"/>
+                <w:szCs w:val="24"/>
+                <w:highlight w:val="none"/>
+              </w:rPr>
+              <w:t xml:space="preserve">Одна тема </w:t>
+            </w:r>
+            <w:r>
+              <w:rPr>
+                <w:b/>
+                <w:bCs/>
+                <w:sz w:val="24"/>
+                <w:szCs w:val="24"/>
+                <w:highlight w:val="none"/>
+              </w:rPr>
+              <w:t>=&gt;</w:t>
+            </w:r>
+            <w:r>
+              <w:rPr>
+                <w:sz w:val="24"/>
+                <w:szCs w:val="24"/>
+                <w:highlight w:val="none"/>
+              </w:rPr>
+              <w:t xml:space="preserve"> максимум одна запись</w:t>
+            </w:r>
+          </w:p>
+        </w:tc>
+      </w:tr>
+      <w:tr>
+        <w:tc>
+          <w:tcPr>
+            <w:tcW w:w="2830" w:type="dxa"/>
+            <w:tcMar>
+              <w:top w:w="150" w:type="dxa"/>
+              <w:left w:w="0" w:type="dxa"/>
+              <w:bottom w:w="150" w:type="dxa"/>
+              <w:right w:w="240" w:type="dxa"/>
+            </w:tcMar>
+            <w:vAlign w:val="center"/>
+            <w:hideMark/>
+          </w:tcPr>
+          <w:p>
+            <w:pPr>
+              <w:ind w:left="113" w:firstLine="0"/>
+              <w:rPr>
+                <w:sz w:val="24"/>
+                <w:szCs w:val="24"/>
+                <w:highlight w:val="none"/>
+              </w:rPr>
+            </w:pPr>
+            <w:proofErr w:type="spellStart"/>
+            <w:r>
+              <w:rPr>
+                <w:b/>
+                <w:bCs/>
+                <w:sz w:val="24"/>
+                <w:szCs w:val="24"/>
+                <w:highlight w:val="none"/>
+              </w:rPr>
+              <w:t>Enrollment</w:t>
+            </w:r>
+            <w:proofErr w:type="spellEnd"/>
+            <w:r>
+              <w:rPr>
+                <w:b/>
+                <w:bCs/>
+                <w:sz w:val="24"/>
+                <w:szCs w:val="24"/>
+                <w:highlight w:val="none"/>
+              </w:rPr>
+              <w:t xml:space="preserve"> =</w:t>
+            </w:r>
+            <w:r>
+              <w:rPr>
+                <w:b/>
+                <w:bCs/>
+                <w:sz w:val="24"/>
+                <w:szCs w:val="24"/>
+                <w:highlight w:val="none"/>
+                <w:lang w:val="en-US"/>
+              </w:rPr>
+              <w:t>&gt;</w:t>
+            </w:r>
+            <w:r>
+              <w:rPr>
+                <w:b/>
+                <w:bCs/>
+                <w:sz w:val="24"/>
+                <w:szCs w:val="24"/>
+                <w:highlight w:val="none"/>
+              </w:rPr>
+              <w:t xml:space="preserve"> </w:t>
+            </w:r>
+            <w:proofErr w:type="spellStart"/>
+            <w:r>
+              <w:rPr>
+                <w:b/>
+                <w:bCs/>
+                <w:sz w:val="24"/>
+                <w:szCs w:val="24"/>
+                <w:highlight w:val="none"/>
+              </w:rPr>
+              <w:t>Topic</w:t>
+            </w:r>
+            <w:proofErr w:type="spellEnd"/>
+          </w:p>
+        </w:tc>
+        <w:tc>
+          <w:tcPr>
+            <w:tcW w:w="0" w:type="auto"/>
+            <w:tcMar>
+              <w:top w:w="150" w:type="dxa"/>
+              <w:left w:w="240" w:type="dxa"/>
+              <w:bottom w:w="150" w:type="dxa"/>
+              <w:right w:w="240" w:type="dxa"/>
+            </w:tcMar>
+            <w:vAlign w:val="center"/>
+            <w:hideMark/>
+          </w:tcPr>
+          <w:p>
+            <w:pPr>
+              <w:ind w:firstLine="0"/>
+              <w:rPr>
+                <w:sz w:val="24"/>
+                <w:szCs w:val="24"/>
+                <w:highlight w:val="none"/>
+                <w:lang w:val="en-US"/>
+              </w:rPr>
+            </w:pPr>
+            <w:r>
+              <w:rPr>
+                <w:b/>
+                <w:bCs/>
+                <w:sz w:val="24"/>
+                <w:szCs w:val="24"/>
+                <w:highlight w:val="none"/>
+                <w:lang w:val="en-US"/>
+              </w:rPr>
+              <w:t>0..1</w:t>
+            </w:r>
+            <w:r>
+              <w:rPr>
+                <w:b/>
+                <w:bCs/>
+                <w:sz w:val="24"/>
+                <w:szCs w:val="24"/>
+                <w:highlight w:val="none"/>
+              </w:rPr>
+              <w:t>=</w:t>
+            </w:r>
+            <w:r>
+              <w:rPr>
+                <w:b/>
+                <w:bCs/>
+                <w:sz w:val="24"/>
+                <w:szCs w:val="24"/>
+                <w:highlight w:val="none"/>
+                <w:lang w:val="en-US"/>
+              </w:rPr>
+              <w:t>&gt;</w:t>
+            </w:r>
+            <w:r>
+              <w:rPr>
+                <w:b/>
+                <w:bCs/>
+                <w:sz w:val="24"/>
+                <w:szCs w:val="24"/>
+                <w:highlight w:val="none"/>
+                <w:lang w:val="en-US"/>
+              </w:rPr>
+              <w:t xml:space="preserve"> 1</w:t>
+            </w:r>
+          </w:p>
+        </w:tc>
+        <w:tc>
+          <w:tcPr>
+            <w:tcW w:w="4435" w:type="dxa"/>
+            <w:tcMar>
+              <w:top w:w="150" w:type="dxa"/>
+              <w:left w:w="240" w:type="dxa"/>
+              <w:bottom w:w="150" w:type="dxa"/>
+              <w:right w:w="0" w:type="dxa"/>
+            </w:tcMar>
+            <w:vAlign w:val="center"/>
+            <w:hideMark/>
+          </w:tcPr>
+          <w:p>
+            <w:pPr>
+              <w:ind w:firstLine="0"/>
+              <w:rPr>
+                <w:sz w:val="24"/>
+                <w:szCs w:val="24"/>
+                <w:highlight w:val="none"/>
+              </w:rPr>
+            </w:pPr>
+            <w:r>
+              <w:rPr>
+                <w:sz w:val="24"/>
+                <w:szCs w:val="24"/>
+                <w:highlight w:val="none"/>
+              </w:rPr>
+              <w:t xml:space="preserve">Запись </w:t>
+            </w:r>
+            <w:r>
+              <w:rPr>
+                <w:b/>
+                <w:bCs/>
+                <w:sz w:val="24"/>
+                <w:szCs w:val="24"/>
+                <w:highlight w:val="none"/>
+              </w:rPr>
+              <w:t>=</w:t>
+            </w:r>
+            <w:r>
+              <w:rPr>
+                <w:b/>
+                <w:bCs/>
+                <w:sz w:val="24"/>
+                <w:szCs w:val="24"/>
+                <w:highlight w:val="none"/>
+                <w:lang w:val="en-US"/>
+              </w:rPr>
+              <w:t>&gt;</w:t>
+            </w:r>
+            <w:r>
+              <w:rPr>
+                <w:sz w:val="24"/>
+                <w:szCs w:val="24"/>
+                <w:highlight w:val="none"/>
+              </w:rPr>
+              <w:t xml:space="preserve"> одна тема</w:t>
+            </w:r>
+          </w:p>
+        </w:tc>
+      </w:tr>
+      <w:tr>
+        <w:tc>
+          <w:tcPr>
+            <w:tcW w:w="2830" w:type="dxa"/>
+            <w:tcMar>
+              <w:top w:w="150" w:type="dxa"/>
+              <w:left w:w="0" w:type="dxa"/>
+              <w:bottom w:w="150" w:type="dxa"/>
+              <w:right w:w="240" w:type="dxa"/>
+            </w:tcMar>
+            <w:vAlign w:val="center"/>
+            <w:hideMark/>
+          </w:tcPr>
+          <w:p>
+            <w:pPr>
+              <w:ind w:left="113" w:firstLine="0"/>
+              <w:rPr>
+                <w:sz w:val="24"/>
+                <w:szCs w:val="24"/>
+                <w:highlight w:val="none"/>
+              </w:rPr>
+            </w:pPr>
+            <w:proofErr w:type="spellStart"/>
+            <w:r>
+              <w:rPr>
+                <w:b/>
+                <w:bCs/>
+                <w:sz w:val="24"/>
+                <w:szCs w:val="24"/>
+                <w:highlight w:val="none"/>
+              </w:rPr>
+              <w:t>DeadlineChecker</w:t>
+            </w:r>
+            <w:proofErr w:type="spellEnd"/>
+            <w:r>
+              <w:rPr>
+                <w:b/>
+                <w:bCs/>
+                <w:sz w:val="24"/>
+                <w:szCs w:val="24"/>
+                <w:highlight w:val="none"/>
+              </w:rPr>
+              <w:t xml:space="preserve"> =</w:t>
+            </w:r>
+            <w:r>
+              <w:rPr>
+                <w:b/>
+                <w:bCs/>
+                <w:sz w:val="24"/>
+                <w:szCs w:val="24"/>
+                <w:highlight w:val="none"/>
+                <w:lang w:val="en-US"/>
+              </w:rPr>
+              <w:t>&gt;</w:t>
+            </w:r>
+            <w:r>
+              <w:rPr>
+                <w:b/>
+                <w:bCs/>
+                <w:sz w:val="24"/>
+                <w:szCs w:val="24"/>
+                <w:highlight w:val="none"/>
+              </w:rPr>
+              <w:t xml:space="preserve"> </w:t>
+            </w:r>
+            <w:proofErr w:type="spellStart"/>
+            <w:r>
+              <w:rPr>
+                <w:b/>
+                <w:bCs/>
+                <w:sz w:val="24"/>
+                <w:szCs w:val="24"/>
+                <w:highlight w:val="none"/>
+              </w:rPr>
+              <w:t>Deadline</w:t>
+            </w:r>
+            <w:proofErr w:type="spellEnd"/>
+          </w:p>
+        </w:tc>
+        <w:tc>
+          <w:tcPr>
+            <w:tcW w:w="0" w:type="auto"/>
+            <w:tcMar>
+              <w:top w:w="150" w:type="dxa"/>
+              <w:left w:w="240" w:type="dxa"/>
+              <w:bottom w:w="150" w:type="dxa"/>
+              <w:right w:w="240" w:type="dxa"/>
+            </w:tcMar>
+            <w:vAlign w:val="center"/>
+            <w:hideMark/>
+          </w:tcPr>
+          <w:p>
+            <w:pPr>
+              <w:ind w:firstLine="0"/>
+              <w:rPr>
+                <w:sz w:val="24"/>
+                <w:szCs w:val="24"/>
+                <w:highlight w:val="none"/>
+                <w:lang w:val="en-US"/>
+              </w:rPr>
+            </w:pPr>
+            <w:r>
+              <w:rPr>
+                <w:b/>
+                <w:bCs/>
+                <w:sz w:val="24"/>
+                <w:szCs w:val="24"/>
+                <w:highlight w:val="none"/>
+                <w:lang w:val="en-US"/>
+              </w:rPr>
+              <w:t xml:space="preserve">1 </w:t>
+            </w:r>
+            <w:r>
+              <w:rPr>
+                <w:b/>
+                <w:bCs/>
+                <w:sz w:val="24"/>
+                <w:szCs w:val="24"/>
+                <w:highlight w:val="none"/>
+              </w:rPr>
+              <w:t>=</w:t>
+            </w:r>
+            <w:r>
+              <w:rPr>
+                <w:b/>
+                <w:bCs/>
+                <w:sz w:val="24"/>
+                <w:szCs w:val="24"/>
+                <w:highlight w:val="none"/>
+                <w:lang w:val="en-US"/>
+              </w:rPr>
+              <w:t>&gt;</w:t>
+            </w:r>
+            <w:r>
+              <w:rPr>
+                <w:b/>
+                <w:bCs/>
+                <w:sz w:val="24"/>
+                <w:szCs w:val="24"/>
+                <w:highlight w:val="none"/>
+                <w:lang w:val="en-US"/>
+              </w:rPr>
+              <w:t xml:space="preserve"> *</w:t>
+            </w:r>
+          </w:p>
+        </w:tc>
+        <w:tc>
+          <w:tcPr>
+            <w:tcW w:w="4435" w:type="dxa"/>
+            <w:tcMar>
+              <w:top w:w="150" w:type="dxa"/>
+              <w:left w:w="240" w:type="dxa"/>
+              <w:bottom w:w="150" w:type="dxa"/>
+              <w:right w:w="0" w:type="dxa"/>
+            </w:tcMar>
+            <w:vAlign w:val="center"/>
+            <w:hideMark/>
+          </w:tcPr>
+          <w:p>
+            <w:pPr>
+              <w:ind w:firstLine="0"/>
+              <w:rPr>
+                <w:sz w:val="24"/>
+                <w:szCs w:val="24"/>
+                <w:highlight w:val="none"/>
+              </w:rPr>
+            </w:pPr>
+            <w:r>
+              <w:rPr>
+                <w:sz w:val="24"/>
+                <w:szCs w:val="24"/>
+                <w:highlight w:val="none"/>
+              </w:rPr>
+              <w:t xml:space="preserve">Один сервис </w:t>
+            </w:r>
+            <w:r>
+              <w:rPr>
+                <w:b/>
+                <w:bCs/>
+                <w:sz w:val="24"/>
+                <w:szCs w:val="24"/>
+                <w:highlight w:val="none"/>
+              </w:rPr>
+              <w:t>=</w:t>
+            </w:r>
+            <w:r>
+              <w:rPr>
+                <w:b/>
+                <w:bCs/>
+                <w:sz w:val="24"/>
+                <w:szCs w:val="24"/>
+                <w:highlight w:val="none"/>
+                <w:lang w:val="en-US"/>
+              </w:rPr>
+              <w:t>&gt;</w:t>
+            </w:r>
+            <w:r>
+              <w:rPr>
+                <w:sz w:val="24"/>
+                <w:szCs w:val="24"/>
+                <w:highlight w:val="none"/>
+              </w:rPr>
+              <w:t xml:space="preserve"> много дедлайнов</w:t>
+            </w:r>
+          </w:p>
+        </w:tc>
+      </w:tr>
+    </w:tbl>
+    <w:p>
+      <w:pPr>
+        <w:pStyle w:val="5"/>
+        <w:spacing w:before="0" w:after="0"/>
+        <w:ind w:firstLine="709"/>
+        <w:rPr>
+          <w:color w:val="auto"/>
+          <w:sz w:val="28"/>
+          <w:szCs w:val="24"/>
+        </w:rPr>
+      </w:pPr>
     </w:p>
     <w:p>
       <w:pPr>
-        <w:pStyle w:val="ds-markdown-paragraph"/>
-        <w:numPr>
-          <w:ilvl w:val="0"/>
-          <w:numId w:val="14"/>
-        </w:numPr>
-        <w:spacing w:before="0" w:after="0" w:afterAutospacing="0" w:line="360" w:lineRule="auto"/>
-        <w:ind w:firstLine="709"/>
-        <w:jc w:val="both"/>
-        <w:rPr>
-          <w:u w:val="single" w:color="FFFFFF" w:themeColor="background1"/>
-        </w:rPr>
-      </w:pPr>
-      <w:r>
-        <w:rPr>
-          <w:sz w:val="28"/>
-          <w:u w:val="single" w:color="FFFFFF" w:themeColor="background1"/>
-        </w:rPr>
-        <w:t xml:space="preserve">Один преподаватель может создать несколько тем (связь </w:t>
-      </w:r>
-      <w:proofErr w:type="gramStart"/>
-      <w:r>
-        <w:rPr>
-          <w:sz w:val="28"/>
-          <w:u w:val="single" w:color="FFFFFF" w:themeColor="background1"/>
-        </w:rPr>
-        <w:t>1:N</w:t>
-      </w:r>
-      <w:proofErr w:type="gramEnd"/>
-      <w:r>
-        <w:rPr>
-          <w:sz w:val="28"/>
-          <w:u w:val="single" w:color="FFFFFF" w:themeColor="background1"/>
-        </w:rPr>
-        <w:t>).</w:t>
+        <w:ind w:firstLine="0"/>
+        <w:jc w:val="left"/>
+        <w:rPr>
+          <w:szCs w:val="24"/>
+        </w:rPr>
+      </w:pPr>
+      <w:r>
+        <w:rPr>
+          <w:szCs w:val="24"/>
+        </w:rPr>
+        <w:br w:type="page"/>
       </w:r>
     </w:p>
     <w:p>
       <w:pPr>
-        <w:pStyle w:val="ds-markdown-paragraph"/>
-        <w:numPr>
-          <w:ilvl w:val="0"/>
-          <w:numId w:val="14"/>
-        </w:numPr>
-        <w:spacing w:before="0" w:after="0" w:afterAutospacing="0" w:line="360" w:lineRule="auto"/>
+        <w:pStyle w:val="5"/>
+        <w:spacing w:before="0" w:after="0"/>
         <w:ind w:firstLine="709"/>
-        <w:jc w:val="both"/>
-        <w:rPr>
-          <w:u w:val="single" w:color="FFFFFF" w:themeColor="background1"/>
-        </w:rPr>
-      </w:pPr>
-      <w:r>
-        <w:rPr>
+        <w:rPr>
+          <w:color w:val="auto"/>
           <w:sz w:val="28"/>
-          <w:u w:val="single" w:color="FFFFFF" w:themeColor="background1"/>
-        </w:rPr>
-        <w:t xml:space="preserve">Одна тема может быть связана с одной подтверждённой записью студента (связь 1:1 для занятых </w:t>
-      </w:r>
-    </w:p>
-    <w:p>
-      <w:pPr>
-        <w:pStyle w:val="ds-markdown-paragraph"/>
-        <w:numPr>
-          <w:ilvl w:val="0"/>
-          <w:numId w:val="14"/>
-        </w:numPr>
-        <w:spacing w:before="0" w:after="0" w:afterAutospacing="0" w:line="360" w:lineRule="auto"/>
-        <w:ind w:firstLine="709"/>
-        <w:jc w:val="both"/>
-        <w:rPr>
-          <w:u w:val="single" w:color="FFFFFF" w:themeColor="background1"/>
-        </w:rPr>
-      </w:pPr>
-      <w:r>
-        <w:rPr>
-          <w:sz w:val="28"/>
-          <w:u w:val="single" w:color="FFFFFF" w:themeColor="background1"/>
-        </w:rPr>
-        <w:t xml:space="preserve">Один студент может иметь только одну активную запись на тему (контролируется на уровне приложения). </w:t>
-      </w:r>
-    </w:p>
-    <w:p>
-      <w:pPr>
-        <w:pStyle w:val="ds-markdown-paragraph"/>
-        <w:spacing w:after="0" w:afterAutospacing="0" w:line="360" w:lineRule="auto"/>
-        <w:ind w:firstLine="709"/>
-        <w:jc w:val="both"/>
-        <w:rPr>
-          <w:u w:val="single" w:color="FFFFFF" w:themeColor="background1"/>
-        </w:rPr>
-      </w:pPr>
-      <w:r>
-        <w:rPr>
-          <w:rStyle w:val="af7"/>
-          <w:sz w:val="28"/>
-          <w:u w:val="single" w:color="FFFFFF" w:themeColor="background1"/>
-        </w:rPr>
-        <w:t>Кратность связей:</w:t>
-      </w:r>
-    </w:p>
-    <w:p>
-      <w:pPr>
-        <w:pStyle w:val="ds-markdown-paragraph"/>
-        <w:numPr>
-          <w:ilvl w:val="0"/>
-          <w:numId w:val="16"/>
-        </w:numPr>
-        <w:spacing w:before="0" w:after="0" w:afterAutospacing="0" w:line="360" w:lineRule="auto"/>
-        <w:ind w:firstLine="709"/>
-        <w:jc w:val="both"/>
-        <w:rPr>
-          <w:u w:val="single" w:color="FFFFFF" w:themeColor="background1"/>
-        </w:rPr>
-      </w:pPr>
-      <w:proofErr w:type="spellStart"/>
-      <w:r>
-        <w:rPr>
-          <w:sz w:val="28"/>
-          <w:u w:val="single" w:color="FFFFFF" w:themeColor="background1"/>
-        </w:rPr>
-        <w:t>Teacher</w:t>
-      </w:r>
-      <w:proofErr w:type="spellEnd"/>
-      <w:r>
-        <w:rPr>
-          <w:sz w:val="28"/>
-          <w:u w:val="single" w:color="FFFFFF" w:themeColor="background1"/>
-        </w:rPr>
-        <w:t xml:space="preserve"> (1) → </w:t>
-      </w:r>
-      <w:proofErr w:type="spellStart"/>
-      <w:r>
-        <w:rPr>
-          <w:sz w:val="28"/>
-          <w:u w:val="single" w:color="FFFFFF" w:themeColor="background1"/>
-        </w:rPr>
-        <w:t>Topic</w:t>
-      </w:r>
-      <w:proofErr w:type="spellEnd"/>
-      <w:r>
-        <w:rPr>
-          <w:sz w:val="28"/>
-          <w:u w:val="single" w:color="FFFFFF" w:themeColor="background1"/>
-        </w:rPr>
-        <w:t xml:space="preserve"> (*) — один преподаватель может создать несколько тем.</w:t>
-      </w:r>
-    </w:p>
-    <w:p>
-      <w:pPr>
-        <w:pStyle w:val="ds-markdown-paragraph"/>
-        <w:numPr>
-          <w:ilvl w:val="0"/>
-          <w:numId w:val="16"/>
-        </w:numPr>
-        <w:spacing w:before="0" w:after="0" w:afterAutospacing="0" w:line="360" w:lineRule="auto"/>
-        <w:ind w:firstLine="709"/>
-        <w:jc w:val="both"/>
-        <w:rPr>
-          <w:u w:val="single" w:color="FFFFFF" w:themeColor="background1"/>
-        </w:rPr>
-      </w:pPr>
-      <w:proofErr w:type="spellStart"/>
-      <w:r>
-        <w:rPr>
-          <w:sz w:val="28"/>
-          <w:u w:val="single" w:color="FFFFFF" w:themeColor="background1"/>
-        </w:rPr>
-        <w:t>Student</w:t>
-      </w:r>
-      <w:proofErr w:type="spellEnd"/>
-      <w:r>
-        <w:rPr>
-          <w:sz w:val="28"/>
-          <w:u w:val="single" w:color="FFFFFF" w:themeColor="background1"/>
-        </w:rPr>
-        <w:t xml:space="preserve"> (1) → </w:t>
-      </w:r>
-      <w:proofErr w:type="spellStart"/>
-      <w:r>
-        <w:rPr>
-          <w:sz w:val="28"/>
-          <w:u w:val="single" w:color="FFFFFF" w:themeColor="background1"/>
-        </w:rPr>
-        <w:t>Enrollment</w:t>
-      </w:r>
-      <w:proofErr w:type="spellEnd"/>
-      <w:r>
-        <w:rPr>
-          <w:sz w:val="28"/>
-          <w:u w:val="single" w:color="FFFFFF" w:themeColor="background1"/>
-        </w:rPr>
-        <w:t xml:space="preserve"> (*) — один студент может иметь несколько записей в истории.</w:t>
-      </w:r>
-    </w:p>
-    <w:p>
-      <w:pPr>
-        <w:pStyle w:val="ds-markdown-paragraph"/>
-        <w:numPr>
-          <w:ilvl w:val="0"/>
-          <w:numId w:val="16"/>
-        </w:numPr>
-        <w:spacing w:before="0" w:after="0" w:afterAutospacing="0" w:line="360" w:lineRule="auto"/>
-        <w:ind w:firstLine="709"/>
-        <w:jc w:val="both"/>
-        <w:rPr>
-          <w:u w:val="single" w:color="FFFFFF" w:themeColor="background1"/>
-        </w:rPr>
-      </w:pPr>
-      <w:proofErr w:type="spellStart"/>
-      <w:r>
-        <w:rPr>
-          <w:sz w:val="28"/>
-          <w:u w:val="single" w:color="FFFFFF" w:themeColor="background1"/>
-        </w:rPr>
-        <w:t>Topic</w:t>
-      </w:r>
-      <w:proofErr w:type="spellEnd"/>
-      <w:r>
-        <w:rPr>
-          <w:sz w:val="28"/>
-          <w:u w:val="single" w:color="FFFFFF" w:themeColor="background1"/>
-        </w:rPr>
-        <w:t xml:space="preserve"> (1) → </w:t>
-      </w:r>
-      <w:proofErr w:type="spellStart"/>
-      <w:r>
-        <w:rPr>
-          <w:sz w:val="28"/>
-          <w:u w:val="single" w:color="FFFFFF" w:themeColor="background1"/>
-        </w:rPr>
-        <w:t>Enrollment</w:t>
-      </w:r>
-      <w:proofErr w:type="spellEnd"/>
-      <w:r>
-        <w:rPr>
-          <w:sz w:val="28"/>
-          <w:u w:val="single" w:color="FFFFFF" w:themeColor="background1"/>
-        </w:rPr>
-        <w:t xml:space="preserve"> (</w:t>
-      </w:r>
-      <w:proofErr w:type="gramStart"/>
-      <w:r>
-        <w:rPr>
-          <w:sz w:val="28"/>
-          <w:u w:val="single" w:color="FFFFFF" w:themeColor="background1"/>
-        </w:rPr>
-        <w:t>0..</w:t>
-      </w:r>
-      <w:proofErr w:type="gramEnd"/>
-      <w:r>
-        <w:rPr>
-          <w:sz w:val="28"/>
-          <w:u w:val="single" w:color="FFFFFF" w:themeColor="background1"/>
-        </w:rPr>
-        <w:t>1) — одна тема может быть занята не более чем одним студентом.</w:t>
-      </w:r>
-      <w:r>
-        <w:rPr>
-          <w:sz w:val="28"/>
-          <w:u w:val="single" w:color="FFFFFF" w:themeColor="background1"/>
-        </w:rPr>
-        <w:t xml:space="preserve"> </w:t>
-      </w:r>
-    </w:p>
-    <w:p>
-      <w:pPr>
-        <w:pStyle w:val="ds-markdown-paragraph"/>
-        <w:numPr>
-          <w:ilvl w:val="0"/>
-          <w:numId w:val="16"/>
-        </w:numPr>
-        <w:spacing w:before="0" w:after="0" w:afterAutospacing="0" w:line="360" w:lineRule="auto"/>
-        <w:ind w:firstLine="709"/>
-        <w:jc w:val="both"/>
-        <w:rPr>
-          <w:u w:val="single" w:color="FFFFFF" w:themeColor="background1"/>
-        </w:rPr>
-      </w:pPr>
-      <w:proofErr w:type="spellStart"/>
-      <w:r>
-        <w:rPr>
-          <w:sz w:val="28"/>
-          <w:u w:val="single" w:color="FFFFFF" w:themeColor="background1"/>
-        </w:rPr>
+          <w:szCs w:val="24"/>
+        </w:rPr>
+      </w:pPr>
+      <w:r>
         <w:lastRenderedPageBreak/>
-        <w:t>DeadlineChecker</w:t>
-      </w:r>
-      <w:proofErr w:type="spellEnd"/>
-      <w:r>
-        <w:rPr>
-          <w:sz w:val="28"/>
-          <w:u w:val="single" w:color="FFFFFF" w:themeColor="background1"/>
-        </w:rPr>
-        <w:t xml:space="preserve"> (1) → </w:t>
-      </w:r>
-      <w:proofErr w:type="spellStart"/>
-      <w:r>
-        <w:rPr>
-          <w:sz w:val="28"/>
-          <w:u w:val="single" w:color="FFFFFF" w:themeColor="background1"/>
-        </w:rPr>
-        <w:t>Deadline</w:t>
-      </w:r>
-      <w:proofErr w:type="spellEnd"/>
-      <w:r>
-        <w:rPr>
-          <w:sz w:val="28"/>
-          <w:u w:val="single" w:color="FFFFFF" w:themeColor="background1"/>
-        </w:rPr>
-        <w:t xml:space="preserve"> (*) — один сервис использует несколько дедлайнов</w:t>
-      </w:r>
-      <w:r>
-        <w:rPr>
-          <w:sz w:val="28"/>
-          <w:u w:val="single" w:color="FFFFFF" w:themeColor="background1"/>
-        </w:rPr>
-        <w:t>.</w:t>
-      </w:r>
-    </w:p>
-    <w:p>
-      <w:pPr>
-        <w:pStyle w:val="ds-markdown-paragraph"/>
-        <w:spacing w:after="0" w:afterAutospacing="0" w:line="360" w:lineRule="auto"/>
-        <w:ind w:firstLine="720"/>
-        <w:jc w:val="both"/>
-        <w:rPr>
-          <w:sz w:val="28"/>
-          <w:szCs w:val="28"/>
-          <w:u w:val="single" w:color="FFFFFF" w:themeColor="background1"/>
-        </w:rPr>
-      </w:pPr>
-      <w:r>
-        <w:rPr>
-          <w:sz w:val="28"/>
-          <w:szCs w:val="28"/>
-          <w:u w:val="single" w:color="FFFFFF" w:themeColor="background1"/>
-        </w:rPr>
-        <w:t>После определения внутренней структуры приложения были описаны сценарии взаимодействия пользователей с системой. Для этого была разработана диаграмма вариантов использования (</w:t>
-      </w:r>
-      <w:proofErr w:type="spellStart"/>
-      <w:r>
-        <w:rPr>
-          <w:sz w:val="28"/>
-          <w:szCs w:val="28"/>
-          <w:u w:val="single" w:color="FFFFFF" w:themeColor="background1"/>
-        </w:rPr>
-        <w:t>Use</w:t>
-      </w:r>
-      <w:proofErr w:type="spellEnd"/>
-      <w:r>
-        <w:rPr>
-          <w:sz w:val="28"/>
-          <w:szCs w:val="28"/>
-          <w:u w:val="single" w:color="FFFFFF" w:themeColor="background1"/>
-        </w:rPr>
-        <w:t xml:space="preserve"> Case), отражающая функциональные возможности приложения в зависимости от роли пользователя.</w:t>
-      </w:r>
-    </w:p>
-    <w:p>
-      <w:pPr>
-        <w:pStyle w:val="ds-markdown-paragraph"/>
-        <w:spacing w:before="0" w:after="0" w:afterAutospacing="0" w:line="360" w:lineRule="auto"/>
-        <w:jc w:val="both"/>
-        <w:rPr>
-          <w:u w:val="single" w:color="FFFFFF" w:themeColor="background1"/>
-        </w:rPr>
-      </w:pPr>
-      <w:r>
-        <w:rPr>
-          <w:noProof/>
-          <w:sz w:val="28"/>
-        </w:rPr>
         <w:drawing>
-          <wp:anchor distT="0" distB="0" distL="114300" distR="114300" simplePos="0" relativeHeight="251660288" behindDoc="0" locked="0" layoutInCell="1" allowOverlap="1" wp14:anchorId="24EF09B6" wp14:editId="53FE5CD7">
+          <wp:anchor distT="0" distB="0" distL="114300" distR="114300" simplePos="0" relativeHeight="251662336" behindDoc="0" locked="0" layoutInCell="1" allowOverlap="1" wp14:anchorId="6C1BE70D" wp14:editId="1A0D0CC6">
             <wp:simplePos x="0" y="0"/>
             <wp:positionH relativeFrom="margin">
               <wp:align>right</wp:align>
             </wp:positionH>
             <wp:positionV relativeFrom="paragraph">
-              <wp:posOffset>847</wp:posOffset>
+              <wp:posOffset>1550035</wp:posOffset>
             </wp:positionV>
-            <wp:extent cx="6049010" cy="6677025"/>
-            <wp:effectExtent l="0" t="0" r="8890" b="9525"/>
+            <wp:extent cx="5687060" cy="7202805"/>
+            <wp:effectExtent l="0" t="0" r="8890" b="0"/>
             <wp:wrapTopAndBottom/>
-            <wp:docPr id="4" name="Рисунок 4"/>
+            <wp:docPr id="2" name="Рисунок 2"/>
             <wp:cNvGraphicFramePr>
               <a:graphicFrameLocks xmlns:a="http://schemas.openxmlformats.org/drawingml/2006/main" noChangeAspect="1"/>
             </wp:cNvGraphicFramePr>
@@ -5735,7 +10753,7 @@
                   <pic:spPr>
                     <a:xfrm>
                       <a:off x="0" y="0"/>
-                      <a:ext cx="6049010" cy="6677025"/>
+                      <a:ext cx="5687060" cy="7202805"/>
                     </a:xfrm>
                     <a:prstGeom prst="rect">
                       <a:avLst/>
@@ -5753,12 +10771,437 @@
           </wp:anchor>
         </w:drawing>
       </w:r>
+      <w:r>
+        <w:rPr>
+          <w:color w:val="auto"/>
+          <w:sz w:val="28"/>
+          <w:szCs w:val="24"/>
+        </w:rPr>
+        <w:t>На основе разработанной объектной модели была спроектирована структура базы данных. Каждая сущность диаграммы классов получила соответствующее представление в виде таблиц реляционной базы данных, что обеспечивает согласованность логической и физической моделей хранения информации.</w:t>
+      </w:r>
+    </w:p>
+    <w:p>
+      <w:pPr>
+        <w:jc w:val="center"/>
+      </w:pPr>
+      <w:r>
+        <w:rPr>
+          <w:b/>
+          <w:bCs/>
+        </w:rPr>
+        <w:t>Рисунок 3.</w:t>
+      </w:r>
+      <w:r>
+        <w:t xml:space="preserve"> </w:t>
+      </w:r>
+      <w:r>
+        <w:rPr>
+          <w:b/>
+          <w:bCs/>
+          <w:szCs w:val="24"/>
+        </w:rPr>
+        <w:t>Структура базы данных</w:t>
+      </w:r>
+    </w:p>
+    <w:p>
+      <w:pPr>
+        <w:pStyle w:val="ds-markdown-paragraph"/>
+        <w:spacing w:after="0" w:afterAutospacing="0" w:line="360" w:lineRule="auto"/>
+        <w:ind w:firstLine="709"/>
+        <w:jc w:val="both"/>
+      </w:pPr>
+      <w:r>
+        <w:rPr>
+          <w:sz w:val="28"/>
+        </w:rPr>
+        <w:lastRenderedPageBreak/>
+        <w:t>База данных спроектирована на основе реляционной модели и содержит следующие таблицы:</w:t>
+      </w:r>
+    </w:p>
+    <w:p>
+      <w:pPr>
+        <w:pStyle w:val="ds-markdown-paragraph"/>
+        <w:numPr>
+          <w:ilvl w:val="0"/>
+          <w:numId w:val="13"/>
+        </w:numPr>
+        <w:spacing w:before="0" w:after="0" w:afterAutospacing="0" w:line="360" w:lineRule="auto"/>
+        <w:ind w:firstLine="709"/>
+        <w:jc w:val="both"/>
+        <w:rPr>
+          <w:u w:val="single" w:color="FFFFFF" w:themeColor="background1"/>
+        </w:rPr>
+      </w:pPr>
+      <w:proofErr w:type="spellStart"/>
+      <w:r>
+        <w:rPr>
+          <w:rStyle w:val="af7"/>
+          <w:sz w:val="28"/>
+          <w:u w:val="single" w:color="FFFFFF" w:themeColor="background1"/>
+        </w:rPr>
+        <w:t>students</w:t>
+      </w:r>
+      <w:proofErr w:type="spellEnd"/>
+      <w:r>
+        <w:rPr>
+          <w:sz w:val="28"/>
+          <w:u w:val="single" w:color="FFFFFF" w:themeColor="background1"/>
+        </w:rPr>
+        <w:t> </w:t>
+      </w:r>
+      <w:r>
+        <w:rPr>
+          <w:sz w:val="28"/>
+          <w:u w:val="single" w:color="FFFFFF" w:themeColor="background1"/>
+        </w:rPr>
+        <w:t>-</w:t>
+      </w:r>
+      <w:r>
+        <w:rPr>
+          <w:sz w:val="28"/>
+          <w:u w:val="single" w:color="FFFFFF" w:themeColor="background1"/>
+        </w:rPr>
+        <w:t xml:space="preserve"> хранит информацию о студентах (ID, ФИО, курс, группа).</w:t>
+      </w:r>
+    </w:p>
+    <w:p>
+      <w:pPr>
+        <w:pStyle w:val="ds-markdown-paragraph"/>
+        <w:numPr>
+          <w:ilvl w:val="0"/>
+          <w:numId w:val="13"/>
+        </w:numPr>
+        <w:spacing w:before="0" w:after="0" w:afterAutospacing="0" w:line="360" w:lineRule="auto"/>
+        <w:ind w:firstLine="709"/>
+        <w:jc w:val="both"/>
+        <w:rPr>
+          <w:u w:val="single" w:color="FFFFFF" w:themeColor="background1"/>
+        </w:rPr>
+      </w:pPr>
+      <w:proofErr w:type="spellStart"/>
+      <w:r>
+        <w:rPr>
+          <w:rStyle w:val="af7"/>
+          <w:sz w:val="28"/>
+          <w:u w:val="single" w:color="FFFFFF" w:themeColor="background1"/>
+        </w:rPr>
+        <w:t>teachers</w:t>
+      </w:r>
+      <w:proofErr w:type="spellEnd"/>
+      <w:r>
+        <w:rPr>
+          <w:sz w:val="28"/>
+          <w:u w:val="single" w:color="FFFFFF" w:themeColor="background1"/>
+        </w:rPr>
+        <w:t> </w:t>
+      </w:r>
+      <w:r>
+        <w:rPr>
+          <w:sz w:val="28"/>
+          <w:u w:val="single" w:color="FFFFFF" w:themeColor="background1"/>
+        </w:rPr>
+        <w:t>-</w:t>
+      </w:r>
+      <w:r>
+        <w:rPr>
+          <w:sz w:val="28"/>
+          <w:u w:val="single" w:color="FFFFFF" w:themeColor="background1"/>
+        </w:rPr>
+        <w:t xml:space="preserve"> хранит информацию о преподавателях (ID, ФИО, должность, учёная степень, контактные данные).</w:t>
+      </w:r>
+    </w:p>
+    <w:p>
+      <w:pPr>
+        <w:pStyle w:val="ds-markdown-paragraph"/>
+        <w:numPr>
+          <w:ilvl w:val="0"/>
+          <w:numId w:val="13"/>
+        </w:numPr>
+        <w:spacing w:before="0" w:after="0" w:afterAutospacing="0" w:line="360" w:lineRule="auto"/>
+        <w:ind w:firstLine="709"/>
+        <w:jc w:val="both"/>
+        <w:rPr>
+          <w:u w:val="single" w:color="FFFFFF" w:themeColor="background1"/>
+        </w:rPr>
+      </w:pPr>
+      <w:proofErr w:type="spellStart"/>
+      <w:r>
+        <w:rPr>
+          <w:rStyle w:val="af7"/>
+          <w:sz w:val="28"/>
+          <w:u w:val="single" w:color="FFFFFF" w:themeColor="background1"/>
+        </w:rPr>
+        <w:t>topics</w:t>
+      </w:r>
+      <w:proofErr w:type="spellEnd"/>
+      <w:r>
+        <w:rPr>
+          <w:sz w:val="28"/>
+          <w:u w:val="single" w:color="FFFFFF" w:themeColor="background1"/>
+        </w:rPr>
+        <w:t> </w:t>
+      </w:r>
+      <w:r>
+        <w:rPr>
+          <w:sz w:val="28"/>
+          <w:u w:val="single" w:color="FFFFFF" w:themeColor="background1"/>
+        </w:rPr>
+        <w:t>-</w:t>
+      </w:r>
+      <w:r>
+        <w:rPr>
+          <w:sz w:val="28"/>
+          <w:u w:val="single" w:color="FFFFFF" w:themeColor="background1"/>
+        </w:rPr>
+        <w:t xml:space="preserve"> хранит информацию о темах (ID, ID преподавателя, уровень, название, описание, дата создания).</w:t>
+      </w:r>
+    </w:p>
+    <w:p>
+      <w:pPr>
+        <w:pStyle w:val="ds-markdown-paragraph"/>
+        <w:numPr>
+          <w:ilvl w:val="0"/>
+          <w:numId w:val="13"/>
+        </w:numPr>
+        <w:spacing w:before="0" w:after="0" w:afterAutospacing="0" w:line="360" w:lineRule="auto"/>
+        <w:ind w:firstLine="709"/>
+        <w:jc w:val="both"/>
+        <w:rPr>
+          <w:u w:val="single" w:color="FFFFFF" w:themeColor="background1"/>
+        </w:rPr>
+      </w:pPr>
+      <w:proofErr w:type="spellStart"/>
+      <w:r>
+        <w:rPr>
+          <w:rStyle w:val="af7"/>
+          <w:sz w:val="28"/>
+          <w:u w:val="single" w:color="FFFFFF" w:themeColor="background1"/>
+        </w:rPr>
+        <w:t>enr</w:t>
+      </w:r>
+      <w:proofErr w:type="spellEnd"/>
+      <w:r>
+        <w:rPr>
+          <w:rStyle w:val="af7"/>
+          <w:sz w:val="28"/>
+          <w:u w:val="single" w:color="FFFFFF" w:themeColor="background1"/>
+          <w:lang w:val="en-US"/>
+        </w:rPr>
+        <w:t>o</w:t>
+      </w:r>
+      <w:proofErr w:type="spellStart"/>
+      <w:r>
+        <w:rPr>
+          <w:rStyle w:val="af7"/>
+          <w:sz w:val="28"/>
+          <w:u w:val="single" w:color="FFFFFF" w:themeColor="background1"/>
+        </w:rPr>
+        <w:t>llm</w:t>
+      </w:r>
+      <w:proofErr w:type="spellEnd"/>
+      <w:r>
+        <w:rPr>
+          <w:rStyle w:val="af7"/>
+          <w:sz w:val="28"/>
+          <w:u w:val="single" w:color="FFFFFF" w:themeColor="background1"/>
+          <w:lang w:val="en-US"/>
+        </w:rPr>
+        <w:t>e</w:t>
+      </w:r>
+      <w:proofErr w:type="spellStart"/>
+      <w:r>
+        <w:rPr>
+          <w:rStyle w:val="af7"/>
+          <w:sz w:val="28"/>
+          <w:u w:val="single" w:color="FFFFFF" w:themeColor="background1"/>
+        </w:rPr>
+        <w:t>nts</w:t>
+      </w:r>
+      <w:proofErr w:type="spellEnd"/>
+      <w:r>
+        <w:rPr>
+          <w:sz w:val="28"/>
+          <w:u w:val="single" w:color="FFFFFF" w:themeColor="background1"/>
+        </w:rPr>
+        <w:t> </w:t>
+      </w:r>
+      <w:r>
+        <w:rPr>
+          <w:sz w:val="28"/>
+          <w:u w:val="single" w:color="FFFFFF" w:themeColor="background1"/>
+        </w:rPr>
+        <w:t>-</w:t>
+      </w:r>
+      <w:r>
+        <w:rPr>
+          <w:sz w:val="28"/>
+          <w:u w:val="single" w:color="FFFFFF" w:themeColor="background1"/>
+        </w:rPr>
+        <w:t xml:space="preserve"> хранит записи студентов на темы (ID, ID студента, ID темы, статус, дата подтверждения).</w:t>
+      </w:r>
+    </w:p>
+    <w:p>
+      <w:pPr>
+        <w:pStyle w:val="ds-markdown-paragraph"/>
+        <w:numPr>
+          <w:ilvl w:val="0"/>
+          <w:numId w:val="13"/>
+        </w:numPr>
+        <w:spacing w:before="0" w:after="0" w:afterAutospacing="0" w:line="360" w:lineRule="auto"/>
+        <w:ind w:firstLine="709"/>
+        <w:jc w:val="both"/>
+        <w:rPr>
+          <w:u w:val="single" w:color="FFFFFF" w:themeColor="background1"/>
+        </w:rPr>
+      </w:pPr>
+      <w:proofErr w:type="spellStart"/>
+      <w:r>
+        <w:rPr>
+          <w:rStyle w:val="af7"/>
+          <w:sz w:val="28"/>
+          <w:u w:val="single" w:color="FFFFFF" w:themeColor="background1"/>
+        </w:rPr>
+        <w:t>deadlines</w:t>
+      </w:r>
+      <w:proofErr w:type="spellEnd"/>
+      <w:r>
+        <w:rPr>
+          <w:sz w:val="28"/>
+          <w:u w:val="single" w:color="FFFFFF" w:themeColor="background1"/>
+        </w:rPr>
+        <w:t> </w:t>
+      </w:r>
+      <w:r>
+        <w:rPr>
+          <w:sz w:val="28"/>
+          <w:u w:val="single" w:color="FFFFFF" w:themeColor="background1"/>
+        </w:rPr>
+        <w:t>-</w:t>
+      </w:r>
+      <w:r>
+        <w:rPr>
+          <w:sz w:val="28"/>
+          <w:u w:val="single" w:color="FFFFFF" w:themeColor="background1"/>
+        </w:rPr>
+        <w:t xml:space="preserve"> хранит даты дедлайнов (ID, название, дата, активность).</w:t>
+      </w:r>
+    </w:p>
+    <w:p>
+      <w:pPr>
+        <w:pStyle w:val="ds-markdown-paragraph"/>
+        <w:spacing w:after="0" w:afterAutospacing="0" w:line="360" w:lineRule="auto"/>
+        <w:ind w:firstLine="709"/>
+        <w:jc w:val="both"/>
+        <w:rPr>
+          <w:rStyle w:val="af7"/>
+          <w:sz w:val="28"/>
+          <w:u w:val="single" w:color="FFFFFF" w:themeColor="background1"/>
+        </w:rPr>
+      </w:pPr>
+      <w:r>
+        <w:rPr>
+          <w:sz w:val="28"/>
+          <w:u w:val="single" w:color="FFFFFF" w:themeColor="background1"/>
+        </w:rPr>
+        <w:t>Связи между таблицами отражают отношения между основными сущностями системы и обеспечивают целостность данных при выполнении операций записи, изменения и удаления информации.</w:t>
+      </w:r>
+    </w:p>
+    <w:p>
+      <w:pPr>
+        <w:pStyle w:val="ds-markdown-paragraph"/>
+        <w:spacing w:after="0" w:afterAutospacing="0" w:line="360" w:lineRule="auto"/>
+        <w:ind w:firstLine="720"/>
+        <w:jc w:val="both"/>
+        <w:rPr>
+          <w:sz w:val="28"/>
+          <w:szCs w:val="28"/>
+          <w:u w:val="single" w:color="FFFFFF" w:themeColor="background1"/>
+        </w:rPr>
+      </w:pPr>
+      <w:r>
+        <w:rPr>
+          <w:sz w:val="28"/>
+          <w:szCs w:val="28"/>
+          <w:u w:val="single" w:color="FFFFFF" w:themeColor="background1"/>
+        </w:rPr>
+        <w:t>После определения внутренней структуры приложения были описаны сценарии взаимодействия пользователей с системой. Для этого была разработана диаграмма вариантов использования (</w:t>
+      </w:r>
+      <w:proofErr w:type="spellStart"/>
+      <w:r>
+        <w:rPr>
+          <w:sz w:val="28"/>
+          <w:szCs w:val="28"/>
+          <w:u w:val="single" w:color="FFFFFF" w:themeColor="background1"/>
+        </w:rPr>
+        <w:t>Use</w:t>
+      </w:r>
+      <w:proofErr w:type="spellEnd"/>
+      <w:r>
+        <w:rPr>
+          <w:sz w:val="28"/>
+          <w:szCs w:val="28"/>
+          <w:u w:val="single" w:color="FFFFFF" w:themeColor="background1"/>
+        </w:rPr>
+        <w:t xml:space="preserve"> Case), отражающая функциональные возможности приложения в зависимости от роли пользователя.</w:t>
+      </w:r>
+    </w:p>
+    <w:p>
+      <w:pPr>
+        <w:pStyle w:val="ds-markdown-paragraph"/>
+        <w:spacing w:before="0" w:after="0" w:afterAutospacing="0" w:line="360" w:lineRule="auto"/>
+        <w:jc w:val="both"/>
+        <w:rPr>
+          <w:u w:val="single" w:color="FFFFFF" w:themeColor="background1"/>
+        </w:rPr>
+      </w:pPr>
+      <w:r>
+        <w:rPr>
+          <w:u w:val="single" w:color="FFFFFF" w:themeColor="background1"/>
+        </w:rPr>
+        <w:lastRenderedPageBreak/>
+        <w:drawing>
+          <wp:inline distT="0" distB="0" distL="0" distR="0" wp14:anchorId="37793C64" wp14:editId="155D6C99">
+            <wp:extent cx="6048375" cy="6410960"/>
+            <wp:effectExtent l="0" t="0" r="9525" b="8890"/>
+            <wp:docPr id="3" name="Рисунок 3"/>
+            <wp:cNvGraphicFramePr>
+              <a:graphicFrameLocks xmlns:a="http://schemas.openxmlformats.org/drawingml/2006/main" noChangeAspect="1"/>
+            </wp:cNvGraphicFramePr>
+            <a:graphic xmlns:a="http://schemas.openxmlformats.org/drawingml/2006/main">
+              <a:graphicData uri="http://schemas.openxmlformats.org/drawingml/2006/picture">
+                <pic:pic xmlns:pic="http://schemas.openxmlformats.org/drawingml/2006/picture">
+                  <pic:nvPicPr>
+                    <pic:cNvPr id="1" name=""/>
+                    <pic:cNvPicPr/>
+                  </pic:nvPicPr>
+                  <pic:blipFill>
+                    <a:blip r:embed="rId11"/>
+                    <a:stretch>
+                      <a:fillRect/>
+                    </a:stretch>
+                  </pic:blipFill>
+                  <pic:spPr>
+                    <a:xfrm>
+                      <a:off x="0" y="0"/>
+                      <a:ext cx="6048375" cy="6410960"/>
+                    </a:xfrm>
+                    <a:prstGeom prst="rect">
+                      <a:avLst/>
+                    </a:prstGeom>
+                  </pic:spPr>
+                </pic:pic>
+              </a:graphicData>
+            </a:graphic>
+          </wp:inline>
+        </w:drawing>
+      </w:r>
     </w:p>
     <w:p>
       <w:pPr>
         <w:pStyle w:val="5"/>
         <w:spacing w:before="0" w:after="0"/>
         <w:ind w:firstLine="709"/>
+        <w:jc w:val="center"/>
         <w:rPr>
           <w:b/>
           <w:bCs/>
@@ -5771,12 +11214,11 @@
         <w:rPr>
           <w:b/>
           <w:bCs/>
+          <w:color w:val="auto"/>
           <w:sz w:val="28"/>
           <w:szCs w:val="28"/>
-          <w:u w:val="single" w:color="FFFFFF" w:themeColor="background1"/>
-        </w:rPr>
-        <w:lastRenderedPageBreak/>
-        <w:t xml:space="preserve">   </w:t>
+        </w:rPr>
+        <w:t xml:space="preserve">Рисунок </w:t>
       </w:r>
       <w:r>
         <w:rPr>
@@ -5786,7 +11228,17 @@
           <w:sz w:val="28"/>
           <w:szCs w:val="28"/>
         </w:rPr>
-        <w:t>Рисунок 2. Диаграмма вариантов использования (</w:t>
+        <w:t>4</w:t>
+      </w:r>
+      <w:r>
+        <w:rPr>
+          <w:b/>
+          <w:bCs/>
+          <w:color w:val="auto"/>
+          <w:sz w:val="28"/>
+          <w:szCs w:val="28"/>
+        </w:rPr>
+        <w:t>. Диаграмма вариантов использования (</w:t>
       </w:r>
       <w:r>
         <w:rPr>
@@ -5860,7 +11312,19 @@
         <w:rPr>
           <w:sz w:val="28"/>
         </w:rPr>
-        <w:t> — пользователь с полными правами:</w:t>
+        <w:t> </w:t>
+      </w:r>
+      <w:r>
+        <w:rPr>
+          <w:sz w:val="28"/>
+        </w:rPr>
+        <w:t>-</w:t>
+      </w:r>
+      <w:r>
+        <w:rPr>
+          <w:sz w:val="28"/>
+        </w:rPr>
+        <w:t xml:space="preserve"> пользователь с полными правами:</w:t>
       </w:r>
     </w:p>
     <w:p>
@@ -5932,6 +11396,7 @@
         <w:rPr>
           <w:sz w:val="28"/>
         </w:rPr>
+        <w:lastRenderedPageBreak/>
         <w:t>Принудительное изменение темы или руководителя для студента (после согласования).</w:t>
       </w:r>
     </w:p>
@@ -5997,7 +11462,19 @@
         <w:rPr>
           <w:sz w:val="28"/>
         </w:rPr>
-        <w:t> — пользователь с ограниченными правами:</w:t>
+        <w:t> </w:t>
+      </w:r>
+      <w:r>
+        <w:rPr>
+          <w:sz w:val="28"/>
+        </w:rPr>
+        <w:t>-</w:t>
+      </w:r>
+      <w:r>
+        <w:rPr>
+          <w:sz w:val="28"/>
+        </w:rPr>
+        <w:t xml:space="preserve"> пользователь с ограниченными правами:</w:t>
       </w:r>
     </w:p>
     <w:p>
@@ -6098,7 +11575,19 @@
         <w:rPr>
           <w:sz w:val="28"/>
         </w:rPr>
-        <w:t> — пользователь с ограниченными правами:</w:t>
+        <w:t> </w:t>
+      </w:r>
+      <w:r>
+        <w:rPr>
+          <w:sz w:val="28"/>
+        </w:rPr>
+        <w:t>-</w:t>
+      </w:r>
+      <w:r>
+        <w:rPr>
+          <w:sz w:val="28"/>
+        </w:rPr>
+        <w:t xml:space="preserve"> пользователь с ограниченными правами:</w:t>
       </w:r>
     </w:p>
     <w:p>
@@ -6192,7 +11681,20 @@
         <w:rPr>
           <w:sz w:val="28"/>
         </w:rPr>
-        <w:t>(см. Рисунок 2)</w:t>
+        <w:t xml:space="preserve">(см. Рисунок </w:t>
+      </w:r>
+      <w:r>
+        <w:rPr>
+          <w:sz w:val="28"/>
+          <w:lang w:val="en-US"/>
+        </w:rPr>
+        <w:t>3</w:t>
+      </w:r>
+      <w:r>
+        <w:rPr>
+          <w:sz w:val="28"/>
+        </w:rPr>
+        <w:t>)</w:t>
       </w:r>
       <w:r>
         <w:rPr>
@@ -6253,7 +11755,19 @@
         <w:rPr>
           <w:sz w:val="28"/>
         </w:rPr>
-        <w:t>Студент просматривает доступные темы и записывается на одну из них (статус заявки — «ожидание»).</w:t>
+        <w:t xml:space="preserve">Студент просматривает доступные темы и записывается на одну из них (статус заявки </w:t>
+      </w:r>
+      <w:r>
+        <w:rPr>
+          <w:sz w:val="28"/>
+        </w:rPr>
+        <w:t>-</w:t>
+      </w:r>
+      <w:r>
+        <w:rPr>
+          <w:sz w:val="28"/>
+        </w:rPr>
+        <w:t xml:space="preserve"> «ожидание»).</w:t>
       </w:r>
     </w:p>
     <w:p>
@@ -6271,6 +11785,7 @@
         <w:rPr>
           <w:sz w:val="28"/>
         </w:rPr>
+        <w:lastRenderedPageBreak/>
         <w:t>Преподаватель рассматривает заявки студентов и подтверждает или отклоняет их.</w:t>
       </w:r>
     </w:p>
@@ -6394,7 +11909,6 @@
           <w:noProof/>
           <w:u w:val="single" w:color="FFFFFF" w:themeColor="background1"/>
         </w:rPr>
-        <w:lastRenderedPageBreak/>
         <w:drawing>
           <wp:anchor distT="0" distB="0" distL="114300" distR="114300" simplePos="0" relativeHeight="251661312" behindDoc="0" locked="0" layoutInCell="1" allowOverlap="1" wp14:anchorId="539041F2" wp14:editId="5DC6F3AF">
             <wp:simplePos x="0" y="0"/>
@@ -6419,7 +11933,7 @@
                     <pic:cNvPicPr/>
                   </pic:nvPicPr>
                   <pic:blipFill rotWithShape="1">
-                    <a:blip r:embed="rId11">
+                    <a:blip r:embed="rId12">
                       <a:extLst>
                         <a:ext uri="{28A0092B-C50C-407E-A947-70E740481C1C}">
                           <a14:useLocalDpi xmlns:a14="http://schemas.microsoft.com/office/drawing/2010/main" val="0"/>
@@ -6465,14 +11979,21 @@
         <w:rPr>
           <w:u w:val="single" w:color="FFFFFF" w:themeColor="background1"/>
         </w:rPr>
-        <w:t>После определения функциональных возможностей системы был разработан прототип пользовательского интерфейса. Его создание позволило определить расположение элементов управления, оценить удобство работы пользователей и подготовить основу для последующей реализации клиентской части приложения.</w:t>
+        <w:t xml:space="preserve">После определения функциональных возможностей системы был разработан прототип пользовательского интерфейса. Его создание позволило </w:t>
+      </w:r>
+      <w:r>
+        <w:rPr>
+          <w:u w:val="single" w:color="FFFFFF" w:themeColor="background1"/>
+        </w:rPr>
+        <w:lastRenderedPageBreak/>
+        <w:t>определить расположение элементов управления, оценить удобство работы пользователей и подготовить основу для последующей реализации клиентской части приложения.</w:t>
       </w:r>
     </w:p>
     <w:p>
       <w:pPr>
         <w:spacing w:before="100" w:beforeAutospacing="1" w:line="240" w:lineRule="auto"/>
         <w:ind w:left="680" w:firstLine="0"/>
-        <w:jc w:val="left"/>
+        <w:jc w:val="center"/>
         <w:rPr>
           <w:b/>
           <w:bCs/>
@@ -6485,7 +12006,7 @@
           <w:bCs/>
           <w:u w:val="single" w:color="FFFFFF" w:themeColor="background1"/>
         </w:rPr>
-        <w:t xml:space="preserve">                      </w:t>
+        <w:t xml:space="preserve">Рисунок </w:t>
       </w:r>
       <w:r>
         <w:rPr>
@@ -6493,7 +12014,31 @@
           <w:bCs/>
           <w:u w:val="single" w:color="FFFFFF" w:themeColor="background1"/>
         </w:rPr>
-        <w:t>Рисунок 4. Страница входа в систему</w:t>
+        <w:t>5</w:t>
+      </w:r>
+      <w:r>
+        <w:rPr>
+          <w:b/>
+          <w:bCs/>
+          <w:u w:val="single" w:color="FFFFFF" w:themeColor="background1"/>
+        </w:rPr>
+        <w:t>. Страница входа в систему</w:t>
+      </w:r>
+      <w:r>
+        <w:rPr>
+          <w:b/>
+          <w:bCs/>
+          <w:u w:val="single" w:color="FFFFFF" w:themeColor="background1"/>
+        </w:rPr>
+        <w:t xml:space="preserve"> (</w:t>
+      </w:r>
+      <w:r>
+        <w:rPr>
+          <w:b/>
+          <w:bCs/>
+          <w:u w:val="single" w:color="FFFFFF" w:themeColor="background1"/>
+        </w:rPr>
+        <w:t>прототип)</w:t>
       </w:r>
     </w:p>
     <w:p>
@@ -6574,7 +12119,6 @@
           <w:u w:val="single" w:color="FFFFFF" w:themeColor="background1"/>
           <w:lang w:val="ru-KZ"/>
         </w:rPr>
-        <w:lastRenderedPageBreak/>
         <w:t>При проектировании интерфейса основное внимание уделялось простоте использования, логичному расположению элементов и минимизации количества действий, необходимых для выполнения основных операций. Такое решение обеспечивает удобную работу пользователей и соответствует требованиям к современным настольным информационным системам.</w:t>
       </w:r>
     </w:p>
@@ -7899,18 +13443,101 @@
         <w:rPr>
           <w:rStyle w:val="a7"/>
           <w:color w:val="FF0000"/>
-        </w:rPr>
-      </w:pPr>
+          <w:lang w:val="en-US"/>
+        </w:rPr>
+      </w:pPr>
+      <w:proofErr w:type="spellStart"/>
       <w:r>
         <w:rPr>
           <w:rStyle w:val="a7"/>
           <w:color w:val="FF0000"/>
         </w:rPr>
-        <w:t>Описать свои впечатления и предложения</w:t>
-      </w:r>
+        <w:t>Хехехехе</w:t>
+      </w:r>
+      <w:proofErr w:type="spellEnd"/>
+      <w:r>
+        <w:rPr>
+          <w:rStyle w:val="a7"/>
+          <w:color w:val="FF0000"/>
+        </w:rPr>
+        <w:t xml:space="preserve"> я </w:t>
+      </w:r>
+      <w:proofErr w:type="spellStart"/>
+      <w:r>
+        <w:rPr>
+          <w:rStyle w:val="a7"/>
+          <w:color w:val="FF0000"/>
+        </w:rPr>
+        <w:t>псех</w:t>
+      </w:r>
+      <w:proofErr w:type="spellEnd"/>
+      <w:r>
+        <w:rPr>
+          <w:rStyle w:val="a7"/>
+          <w:color w:val="FF0000"/>
+        </w:rPr>
+        <w:t xml:space="preserve"> </w:t>
+      </w:r>
+      <w:proofErr w:type="spellStart"/>
+      <w:r>
+        <w:rPr>
+          <w:rStyle w:val="a7"/>
+          <w:color w:val="FF0000"/>
+        </w:rPr>
+        <w:t>лол</w:t>
+      </w:r>
+      <w:proofErr w:type="spellEnd"/>
+      <w:r>
+        <w:rPr>
+          <w:rStyle w:val="a7"/>
+          <w:color w:val="FF0000"/>
+        </w:rPr>
+        <w:t xml:space="preserve"> </w:t>
+      </w:r>
+      <w:proofErr w:type="spellStart"/>
+      <w:r>
+        <w:rPr>
+          <w:rStyle w:val="a7"/>
+          <w:color w:val="FF0000"/>
+        </w:rPr>
+        <w:t>эшкере</w:t>
+      </w:r>
+      <w:proofErr w:type="spellEnd"/>
+      <w:r>
+        <w:rPr>
+          <w:rStyle w:val="a7"/>
+          <w:color w:val="FF0000"/>
+        </w:rPr>
+        <w:t xml:space="preserve"> </w:t>
+      </w:r>
+      <w:proofErr w:type="spellStart"/>
+      <w:r>
+        <w:rPr>
+          <w:rStyle w:val="a7"/>
+          <w:color w:val="FF0000"/>
+        </w:rPr>
+        <w:t>програмист</w:t>
+      </w:r>
+      <w:proofErr w:type="spellEnd"/>
+      <w:r>
+        <w:rPr>
+          <w:rStyle w:val="a7"/>
+          <w:color w:val="FF0000"/>
+        </w:rPr>
+        <w:t xml:space="preserve"> бомж </w:t>
+      </w:r>
+      <w:proofErr w:type="spellStart"/>
+      <w:r>
+        <w:rPr>
+          <w:rStyle w:val="a7"/>
+          <w:color w:val="FF0000"/>
+        </w:rPr>
+        <w:t>лол</w:t>
+      </w:r>
+      <w:proofErr w:type="spellEnd"/>
     </w:p>
     <w:sectPr>
-      <w:footerReference w:type="default" r:id="rId12"/>
+      <w:footerReference w:type="default" r:id="rId13"/>
       <w:pgSz w:w="11906" w:h="16838"/>
       <w:pgMar w:top="1134" w:right="680" w:bottom="1134" w:left="1701" w:header="0" w:footer="720" w:gutter="0"/>
       <w:pgNumType w:start="1"/>
@@ -10872,7 +16499,6 @@
     <w:next w:val="a"/>
     <w:link w:val="50"/>
     <w:uiPriority w:val="9"/>
-    <w:semiHidden/>
     <w:unhideWhenUsed/>
     <w:qFormat/>
     <w:pPr>
@@ -10911,6 +16537,7 @@
   <w:style w:type="character" w:default="1" w:styleId="a0">
     <w:name w:val="Default Paragraph Font"/>
     <w:uiPriority w:val="1"/>
+    <w:semiHidden/>
     <w:unhideWhenUsed/>
   </w:style>
   <w:style w:type="table" w:default="1" w:styleId="a1">
@@ -11294,7 +16921,6 @@
     <w:basedOn w:val="a0"/>
     <w:link w:val="5"/>
     <w:uiPriority w:val="9"/>
-    <w:semiHidden/>
     <w:rsid w:val="004204B6"/>
     <w:rPr>
       <w:color w:val="666666"/>

--- a/docs/report.docx
+++ b/docs/report.docx
@@ -5547,6 +5547,7 @@
       </w:pPr>
       <w:r>
         <w:rPr>
+          <w:noProof/>
           <w:sz w:val="28"/>
           <w:szCs w:val="28"/>
           <w:u w:val="single" w:color="FFFFFF" w:themeColor="background1"/>
@@ -5651,7 +5652,6 @@
           <w:sz w:val="28"/>
           <w:szCs w:val="28"/>
           <w:u w:val="single" w:color="FFFFFF" w:themeColor="background1"/>
-          <w:lang w:val="en-US"/>
         </w:rPr>
         <w:t>2</w:t>
       </w:r>
@@ -6154,7 +6154,6 @@
               <w:t> (группа). Методы: </w:t>
             </w:r>
             <w:proofErr w:type="spellStart"/>
-            <w:proofErr w:type="gramStart"/>
             <w:r>
               <w:rPr>
                 <w:sz w:val="24"/>
@@ -6170,16 +6169,7 @@
                 <w:szCs w:val="24"/>
                 <w:highlight w:val="none"/>
               </w:rPr>
-              <w:t>(</w:t>
-            </w:r>
-            <w:proofErr w:type="gramEnd"/>
-            <w:r>
-              <w:rPr>
-                <w:sz w:val="24"/>
-                <w:szCs w:val="24"/>
-                <w:highlight w:val="none"/>
-              </w:rPr>
-              <w:t>) </w:t>
+              <w:t>() </w:t>
             </w:r>
             <w:r>
               <w:rPr>
@@ -6360,16 +6350,7 @@
                 <w:szCs w:val="24"/>
                 <w:highlight w:val="none"/>
               </w:rPr>
-              <w:t>create_</w:t>
-            </w:r>
-            <w:proofErr w:type="gramStart"/>
-            <w:r>
-              <w:rPr>
-                <w:sz w:val="24"/>
-                <w:szCs w:val="24"/>
-                <w:highlight w:val="none"/>
-              </w:rPr>
-              <w:t>topic</w:t>
+              <w:t>create_topic</w:t>
             </w:r>
             <w:proofErr w:type="spellEnd"/>
             <w:r>
@@ -6378,16 +6359,7 @@
                 <w:szCs w:val="24"/>
                 <w:highlight w:val="none"/>
               </w:rPr>
-              <w:t>(</w:t>
-            </w:r>
-            <w:proofErr w:type="gramEnd"/>
-            <w:r>
-              <w:rPr>
-                <w:sz w:val="24"/>
-                <w:szCs w:val="24"/>
-                <w:highlight w:val="none"/>
-              </w:rPr>
-              <w:t>)</w:t>
+              <w:t>()</w:t>
             </w:r>
             <w:r>
               <w:rPr>
@@ -6552,27 +6524,7 @@
                 <w:highlight w:val="none"/>
                 <w:lang w:val="en-US"/>
               </w:rPr>
-              <w:t>: manage_</w:t>
-            </w:r>
-            <w:proofErr w:type="gramStart"/>
-            <w:r>
-              <w:rPr>
-                <w:sz w:val="24"/>
-                <w:szCs w:val="24"/>
-                <w:highlight w:val="none"/>
-                <w:lang w:val="en-US"/>
-              </w:rPr>
-              <w:t>students(</w:t>
-            </w:r>
-            <w:proofErr w:type="gramEnd"/>
-            <w:r>
-              <w:rPr>
-                <w:sz w:val="24"/>
-                <w:szCs w:val="24"/>
-                <w:highlight w:val="none"/>
-                <w:lang w:val="en-US"/>
-              </w:rPr>
-              <w:t>), manage_teachers(), manage_topics(), manage_deadlines(), generate_order(), change_supervisor().</w:t>
+              <w:t>: manage_students(), manage_teachers(), manage_topics(), manage_deadlines(), generate_order(), change_supervisor().</w:t>
             </w:r>
           </w:p>
         </w:tc>
@@ -6709,16 +6661,7 @@
                 <w:szCs w:val="24"/>
                 <w:highlight w:val="none"/>
               </w:rPr>
-              <w:t>get_</w:t>
-            </w:r>
-            <w:proofErr w:type="gramStart"/>
-            <w:r>
-              <w:rPr>
-                <w:sz w:val="24"/>
-                <w:szCs w:val="24"/>
-                <w:highlight w:val="none"/>
-              </w:rPr>
-              <w:t>status</w:t>
+              <w:t>get_status</w:t>
             </w:r>
             <w:proofErr w:type="spellEnd"/>
             <w:r>
@@ -6727,16 +6670,7 @@
                 <w:szCs w:val="24"/>
                 <w:highlight w:val="none"/>
               </w:rPr>
-              <w:t>(</w:t>
-            </w:r>
-            <w:proofErr w:type="gramEnd"/>
-            <w:r>
-              <w:rPr>
-                <w:sz w:val="24"/>
-                <w:szCs w:val="24"/>
-                <w:highlight w:val="none"/>
-              </w:rPr>
-              <w:t>) </w:t>
+              <w:t>() </w:t>
             </w:r>
             <w:r>
               <w:rPr>
@@ -7126,27 +7060,7 @@
                 <w:highlight w:val="none"/>
                 <w:lang w:val="en-US"/>
               </w:rPr>
-              <w:t>: can_add_</w:t>
-            </w:r>
-            <w:proofErr w:type="gramStart"/>
-            <w:r>
-              <w:rPr>
-                <w:sz w:val="24"/>
-                <w:szCs w:val="24"/>
-                <w:highlight w:val="none"/>
-                <w:lang w:val="en-US"/>
-              </w:rPr>
-              <w:t>topic(</w:t>
-            </w:r>
-            <w:proofErr w:type="gramEnd"/>
-            <w:r>
-              <w:rPr>
-                <w:sz w:val="24"/>
-                <w:szCs w:val="24"/>
-                <w:highlight w:val="none"/>
-                <w:lang w:val="en-US"/>
-              </w:rPr>
-              <w:t xml:space="preserve">), can_enroll(), can_change_topic(), can_generate_order(). </w:t>
+              <w:t xml:space="preserve">: can_add_topic(), can_enroll(), can_change_topic(), can_generate_order(). </w:t>
             </w:r>
             <w:r>
               <w:rPr>
@@ -7248,27 +7162,7 @@
                 <w:highlight w:val="none"/>
                 <w:lang w:val="en-US"/>
               </w:rPr>
-              <w:t>: hash_</w:t>
-            </w:r>
-            <w:proofErr w:type="gramStart"/>
-            <w:r>
-              <w:rPr>
-                <w:sz w:val="24"/>
-                <w:szCs w:val="24"/>
-                <w:highlight w:val="none"/>
-                <w:lang w:val="en-US"/>
-              </w:rPr>
-              <w:t>password(</w:t>
-            </w:r>
-            <w:proofErr w:type="gramEnd"/>
-            <w:r>
-              <w:rPr>
-                <w:sz w:val="24"/>
-                <w:szCs w:val="24"/>
-                <w:highlight w:val="none"/>
-                <w:lang w:val="en-US"/>
-              </w:rPr>
-              <w:t>), verify_password(), create_access_token(), decode_token(), get_current_user(), get_current_admin(), get_current_teacher().</w:t>
+              <w:t>: hash_password(), verify_password(), create_access_token(), decode_token(), get_current_user(), get_current_admin(), get_current_teacher().</w:t>
             </w:r>
           </w:p>
         </w:tc>
@@ -7284,6 +7178,7 @@
           <w:rStyle w:val="af7"/>
           <w:sz w:val="28"/>
           <w:u w:val="single" w:color="FFFFFF" w:themeColor="background1"/>
+          <w:lang w:val="en-US"/>
         </w:rPr>
       </w:pPr>
     </w:p>
@@ -8254,18 +8149,7 @@
                 <w:highlight w:val="none"/>
                 <w:lang w:val="en-US"/>
               </w:rPr>
-              <w:t>&gt;</w:t>
-            </w:r>
-            <w:r>
-              <w:rPr>
-                <w:b/>
-                <w:bCs/>
-                <w:sz w:val="24"/>
-                <w:szCs w:val="24"/>
-                <w:highlight w:val="none"/>
-                <w:lang w:val="en-US"/>
-              </w:rPr>
-              <w:t xml:space="preserve"> </w:t>
+              <w:t xml:space="preserve">&gt; </w:t>
             </w:r>
             <w:proofErr w:type="spellStart"/>
             <w:r>
@@ -8458,18 +8342,7 @@
                 <w:highlight w:val="none"/>
                 <w:lang w:val="en-US"/>
               </w:rPr>
-              <w:t>&gt;</w:t>
-            </w:r>
-            <w:r>
-              <w:rPr>
-                <w:b/>
-                <w:bCs/>
-                <w:sz w:val="24"/>
-                <w:szCs w:val="24"/>
-                <w:highlight w:val="none"/>
-                <w:lang w:val="en-US"/>
-              </w:rPr>
-              <w:t xml:space="preserve"> </w:t>
+              <w:t xml:space="preserve">&gt; </w:t>
             </w:r>
             <w:proofErr w:type="spellStart"/>
             <w:r>
@@ -8573,25 +8446,7 @@
                 <w:szCs w:val="24"/>
                 <w:highlight w:val="none"/>
               </w:rPr>
-              <w:t xml:space="preserve"> </w:t>
-            </w:r>
-            <w:proofErr w:type="gramStart"/>
-            <w:r>
-              <w:rPr>
-                <w:sz w:val="24"/>
-                <w:szCs w:val="24"/>
-                <w:highlight w:val="none"/>
-              </w:rPr>
-              <w:t>0..</w:t>
-            </w:r>
-            <w:proofErr w:type="gramEnd"/>
-            <w:r>
-              <w:rPr>
-                <w:sz w:val="24"/>
-                <w:szCs w:val="24"/>
-                <w:highlight w:val="none"/>
-              </w:rPr>
-              <w:t>1</w:t>
+              <w:t xml:space="preserve"> 0..1</w:t>
             </w:r>
           </w:p>
         </w:tc>
@@ -8696,18 +8551,7 @@
                 <w:highlight w:val="none"/>
                 <w:lang w:val="en-US"/>
               </w:rPr>
-              <w:t>&gt;</w:t>
-            </w:r>
-            <w:r>
-              <w:rPr>
-                <w:b/>
-                <w:bCs/>
-                <w:sz w:val="24"/>
-                <w:szCs w:val="24"/>
-                <w:highlight w:val="none"/>
-                <w:lang w:val="en-US"/>
-              </w:rPr>
-              <w:t xml:space="preserve"> </w:t>
+              <w:t xml:space="preserve">&gt; </w:t>
             </w:r>
             <w:proofErr w:type="spellStart"/>
             <w:r>
@@ -8890,17 +8734,7 @@
                 <w:szCs w:val="24"/>
                 <w:highlight w:val="none"/>
               </w:rPr>
-              <w:t xml:space="preserve"> </w:t>
-            </w:r>
-            <w:r>
-              <w:rPr>
-                <w:b/>
-                <w:bCs/>
-                <w:sz w:val="24"/>
-                <w:szCs w:val="24"/>
-                <w:highlight w:val="none"/>
-              </w:rPr>
-              <w:t>=</w:t>
+              <w:t xml:space="preserve"> =</w:t>
             </w:r>
             <w:r>
               <w:rPr>
@@ -9059,7 +8893,6 @@
           <w:rStyle w:val="af7"/>
           <w:sz w:val="28"/>
           <w:u w:val="single" w:color="FFFFFF" w:themeColor="background1"/>
-          <w:lang w:val="en-US"/>
         </w:rPr>
       </w:pPr>
     </w:p>
@@ -9343,18 +9176,7 @@
                 <w:highlight w:val="none"/>
                 <w:lang w:val="en-US"/>
               </w:rPr>
-              <w:t>&gt;</w:t>
-            </w:r>
-            <w:r>
-              <w:rPr>
-                <w:b/>
-                <w:bCs/>
-                <w:sz w:val="24"/>
-                <w:szCs w:val="24"/>
-                <w:highlight w:val="none"/>
-                <w:lang w:val="en-US"/>
-              </w:rPr>
-              <w:t xml:space="preserve"> *</w:t>
+              <w:t>&gt; *</w:t>
             </w:r>
           </w:p>
         </w:tc>
@@ -9550,18 +9372,7 @@
                 <w:highlight w:val="none"/>
                 <w:lang w:val="en-US"/>
               </w:rPr>
-              <w:t>&gt;</w:t>
-            </w:r>
-            <w:r>
-              <w:rPr>
-                <w:b/>
-                <w:bCs/>
-                <w:sz w:val="24"/>
-                <w:szCs w:val="24"/>
-                <w:highlight w:val="none"/>
-                <w:lang w:val="en-US"/>
-              </w:rPr>
-              <w:t xml:space="preserve"> 1</w:t>
+              <w:t>&gt; 1</w:t>
             </w:r>
           </w:p>
         </w:tc>
@@ -9757,18 +9568,7 @@
                 <w:highlight w:val="none"/>
                 <w:lang w:val="en-US"/>
               </w:rPr>
-              <w:t>&gt;</w:t>
-            </w:r>
-            <w:r>
-              <w:rPr>
-                <w:b/>
-                <w:bCs/>
-                <w:sz w:val="24"/>
-                <w:szCs w:val="24"/>
-                <w:highlight w:val="none"/>
-                <w:lang w:val="en-US"/>
-              </w:rPr>
-              <w:t xml:space="preserve"> *</w:t>
+              <w:t>&gt; *</w:t>
             </w:r>
           </w:p>
         </w:tc>
@@ -9964,18 +9764,7 @@
                 <w:highlight w:val="none"/>
                 <w:lang w:val="en-US"/>
               </w:rPr>
-              <w:t>&gt;</w:t>
-            </w:r>
-            <w:r>
-              <w:rPr>
-                <w:b/>
-                <w:bCs/>
-                <w:sz w:val="24"/>
-                <w:szCs w:val="24"/>
-                <w:highlight w:val="none"/>
-                <w:lang w:val="en-US"/>
-              </w:rPr>
-              <w:t xml:space="preserve"> 1</w:t>
+              <w:t>&gt; 1</w:t>
             </w:r>
           </w:p>
         </w:tc>
@@ -10171,42 +9960,7 @@
                 <w:highlight w:val="none"/>
                 <w:lang w:val="en-US"/>
               </w:rPr>
-              <w:t>&gt;</w:t>
-            </w:r>
-            <w:r>
-              <w:rPr>
-                <w:b/>
-                <w:bCs/>
-                <w:sz w:val="24"/>
-                <w:szCs w:val="24"/>
-                <w:highlight w:val="none"/>
-                <w:lang w:val="en-US"/>
-              </w:rPr>
-              <w:t xml:space="preserve"> </w:t>
-            </w:r>
-            <w:proofErr w:type="gramStart"/>
-            <w:r>
-              <w:rPr>
-                <w:b/>
-                <w:bCs/>
-                <w:sz w:val="24"/>
-                <w:szCs w:val="24"/>
-                <w:highlight w:val="none"/>
-                <w:lang w:val="en-US"/>
-              </w:rPr>
-              <w:t>0..</w:t>
-            </w:r>
-            <w:proofErr w:type="gramEnd"/>
-            <w:r>
-              <w:rPr>
-                <w:b/>
-                <w:bCs/>
-                <w:sz w:val="24"/>
-                <w:szCs w:val="24"/>
-                <w:highlight w:val="none"/>
-                <w:lang w:val="en-US"/>
-              </w:rPr>
-              <w:t>1</w:t>
+              <w:t>&gt; 0..1</w:t>
             </w:r>
           </w:p>
         </w:tc>
@@ -10391,18 +10145,7 @@
                 <w:highlight w:val="none"/>
                 <w:lang w:val="en-US"/>
               </w:rPr>
-              <w:t>&gt;</w:t>
-            </w:r>
-            <w:r>
-              <w:rPr>
-                <w:b/>
-                <w:bCs/>
-                <w:sz w:val="24"/>
-                <w:szCs w:val="24"/>
-                <w:highlight w:val="none"/>
-                <w:lang w:val="en-US"/>
-              </w:rPr>
-              <w:t xml:space="preserve"> 1</w:t>
+              <w:t>&gt; 1</w:t>
             </w:r>
           </w:p>
         </w:tc>
@@ -10598,18 +10341,7 @@
                 <w:highlight w:val="none"/>
                 <w:lang w:val="en-US"/>
               </w:rPr>
-              <w:t>&gt;</w:t>
-            </w:r>
-            <w:r>
-              <w:rPr>
-                <w:b/>
-                <w:bCs/>
-                <w:sz w:val="24"/>
-                <w:szCs w:val="24"/>
-                <w:highlight w:val="none"/>
-                <w:lang w:val="en-US"/>
-              </w:rPr>
-              <w:t xml:space="preserve"> *</w:t>
+              <w:t>&gt; *</w:t>
             </w:r>
           </w:p>
         </w:tc>
@@ -10714,6 +10446,9 @@
         </w:rPr>
       </w:pPr>
       <w:r>
+        <w:rPr>
+          <w:noProof/>
+        </w:rPr>
         <w:lastRenderedPageBreak/>
         <w:drawing>
           <wp:anchor distT="0" distB="0" distL="114300" distR="114300" simplePos="0" relativeHeight="251662336" behindDoc="0" locked="0" layoutInCell="1" allowOverlap="1" wp14:anchorId="6C1BE70D" wp14:editId="1A0D0CC6">
@@ -11156,6 +10891,7 @@
       </w:pPr>
       <w:r>
         <w:rPr>
+          <w:noProof/>
           <w:u w:val="single" w:color="FFFFFF" w:themeColor="background1"/>
         </w:rPr>
         <w:lastRenderedPageBreak/>
@@ -12155,7 +11891,6 @@
       <w:pPr>
         <w:pStyle w:val="1"/>
         <w:ind w:firstLine="709"/>
-        <w:jc w:val="both"/>
       </w:pPr>
       <w:bookmarkStart w:id="11" w:name="_Toc233319898"/>
       <w:r>
@@ -12200,37 +11935,456 @@
     </w:p>
     <w:p>
       <w:pPr>
+        <w:pStyle w:val="af3"/>
+        <w:jc w:val="center"/>
+        <w:rPr>
+          <w:b/>
+        </w:rPr>
+      </w:pPr>
+      <w:bookmarkStart w:id="19" w:name="_Toc233319900"/>
+      <w:r>
+        <w:rPr>
+          <w:b/>
+        </w:rPr>
+        <w:t xml:space="preserve">2.1 </w:t>
+      </w:r>
+      <w:r>
+        <w:rPr>
+          <w:b/>
+        </w:rPr>
+        <w:t>Реализация подсистемы хранения данных и автоматизированного тестирования</w:t>
+      </w:r>
+      <w:bookmarkEnd w:id="19"/>
+      <w:r>
+        <w:rPr>
+          <w:b/>
+        </w:rPr>
+        <w:t>.</w:t>
+      </w:r>
+    </w:p>
+    <w:p>
+      <w:r>
+        <w:t>В рамках командной разработки мной был реализован ключевой серверный модуль, отвечающий за организацию хранения данных, а также разработан комплекс автоматизированных тестов для обеспечения надежности бизнес-логики приложения.</w:t>
+      </w:r>
+    </w:p>
+    <w:p>
+      <w:pPr>
+        <w:rPr>
+          <w:b/>
+          <w:bCs/>
+        </w:rPr>
+      </w:pPr>
+      <w:r>
+        <w:rPr>
+          <w:b/>
+          <w:bCs/>
+        </w:rPr>
+        <w:t>Реализация модели базы данных</w:t>
+      </w:r>
+    </w:p>
+    <w:p>
+      <w:r>
+        <w:t xml:space="preserve">Для взаимодействия с СУБД </w:t>
+      </w:r>
+      <w:proofErr w:type="spellStart"/>
+      <w:r>
+        <w:t>SQLite</w:t>
+      </w:r>
+      <w:proofErr w:type="spellEnd"/>
+      <w:r>
+        <w:t xml:space="preserve"> была спроектирована и реализована объектно-реляционная модель (ORM) с использованием библиотеки </w:t>
+      </w:r>
+      <w:proofErr w:type="spellStart"/>
+      <w:r>
+        <w:t>SQLAlchemy</w:t>
+      </w:r>
+      <w:proofErr w:type="spellEnd"/>
+      <w:r>
+        <w:t>. Данный подход позволил абстрагировать бизнес-логику от прямых SQL-запросов, обеспечить кроссплатформенность кода и упростить его поддержку.</w:t>
+      </w:r>
+    </w:p>
+    <w:p>
+      <w:pPr>
+        <w:rPr>
+          <w:b/>
+          <w:bCs/>
+        </w:rPr>
+      </w:pPr>
+      <w:r>
+        <w:rPr>
+          <w:b/>
+          <w:bCs/>
+        </w:rPr>
+        <w:t>Были описаны и связаны следующие основные сущности:</w:t>
+      </w:r>
+    </w:p>
+    <w:p>
+      <w:pPr>
+        <w:pStyle w:val="af4"/>
+        <w:numPr>
+          <w:ilvl w:val="1"/>
+          <w:numId w:val="11"/>
+        </w:numPr>
+      </w:pPr>
+      <w:r>
+        <w:t xml:space="preserve">User (базовый класс), а также наследники </w:t>
+      </w:r>
+      <w:proofErr w:type="spellStart"/>
+      <w:r>
+        <w:t>Student</w:t>
+      </w:r>
+      <w:proofErr w:type="spellEnd"/>
+      <w:r>
+        <w:t xml:space="preserve">, </w:t>
+      </w:r>
+      <w:proofErr w:type="spellStart"/>
+      <w:r>
+        <w:t>Teacher</w:t>
+      </w:r>
+      <w:proofErr w:type="spellEnd"/>
+      <w:r>
+        <w:t xml:space="preserve">, </w:t>
+      </w:r>
+      <w:proofErr w:type="spellStart"/>
+      <w:r>
+        <w:t>Admin</w:t>
+      </w:r>
+      <w:proofErr w:type="spellEnd"/>
+      <w:r>
+        <w:t xml:space="preserve"> — обеспечивают строгое разграничение прав доступа и хранение учетных данных.</w:t>
+      </w:r>
+    </w:p>
+    <w:p>
+      <w:pPr>
+        <w:pStyle w:val="af4"/>
+        <w:numPr>
+          <w:ilvl w:val="1"/>
+          <w:numId w:val="11"/>
+        </w:numPr>
+      </w:pPr>
+      <w:proofErr w:type="spellStart"/>
+      <w:r>
+        <w:t>Topic</w:t>
+      </w:r>
+      <w:proofErr w:type="spellEnd"/>
+      <w:r>
+        <w:t xml:space="preserve"> и </w:t>
+      </w:r>
+      <w:proofErr w:type="spellStart"/>
+      <w:r>
+        <w:t>Enrollment</w:t>
+      </w:r>
+      <w:proofErr w:type="spellEnd"/>
+      <w:r>
+        <w:t xml:space="preserve"> — реализуют логику распределения тем. Особое внимание было уделено целостности данных: настроены внешние ключи (Foreign </w:t>
+      </w:r>
+      <w:proofErr w:type="spellStart"/>
+      <w:r>
+        <w:t>Keys</w:t>
+      </w:r>
+      <w:proofErr w:type="spellEnd"/>
+      <w:r>
+        <w:t>) и уникальные ограничения, предотвращающие дублирование записей студентов на одну и ту же тему.</w:t>
+      </w:r>
+    </w:p>
+    <w:p>
+      <w:pPr>
+        <w:pStyle w:val="af4"/>
+        <w:numPr>
+          <w:ilvl w:val="1"/>
+          <w:numId w:val="11"/>
+        </w:numPr>
+      </w:pPr>
+      <w:proofErr w:type="spellStart"/>
+      <w:r>
+        <w:t>Deadline</w:t>
+      </w:r>
+      <w:proofErr w:type="spellEnd"/>
+      <w:r>
+        <w:t xml:space="preserve"> — хранит глобальные временные ограничения системы.</w:t>
+      </w:r>
+    </w:p>
+    <w:p>
+      <w:r>
+        <w:t xml:space="preserve">Для корректной работы асинхронного веб-фреймворка </w:t>
+      </w:r>
+      <w:proofErr w:type="spellStart"/>
+      <w:r>
+        <w:t>FastAPI</w:t>
+      </w:r>
+      <w:proofErr w:type="spellEnd"/>
+      <w:r>
+        <w:t xml:space="preserve"> была настроена система управления сессиями базы данных через механизм </w:t>
+      </w:r>
+      <w:proofErr w:type="spellStart"/>
+      <w:r>
+        <w:t>Dependency</w:t>
+      </w:r>
+      <w:proofErr w:type="spellEnd"/>
+      <w:r>
+        <w:t xml:space="preserve"> </w:t>
+      </w:r>
+      <w:proofErr w:type="spellStart"/>
+      <w:r>
+        <w:t>Injection</w:t>
+      </w:r>
+      <w:proofErr w:type="spellEnd"/>
+      <w:r>
+        <w:t xml:space="preserve"> (</w:t>
+      </w:r>
+      <w:proofErr w:type="spellStart"/>
+      <w:r>
+        <w:t>Depends</w:t>
+      </w:r>
+      <w:proofErr w:type="spellEnd"/>
+      <w:r>
+        <w:t>(</w:t>
+      </w:r>
+      <w:proofErr w:type="spellStart"/>
+      <w:r>
+        <w:t>get_db</w:t>
+      </w:r>
+      <w:proofErr w:type="spellEnd"/>
+      <w:r>
+        <w:t>)), что гарантирует безопасное открытие и закрытие соединений при каждом HTTP-запросе.</w:t>
+      </w:r>
+    </w:p>
+    <w:p>
+      <w:r>
+        <w:t>Настройка окружения и изоляция тестов</w:t>
+      </w:r>
+    </w:p>
+    <w:p>
+      <w:r>
+        <w:t xml:space="preserve">Для верификации корректности работы API и предотвращения регрессионных ошибок был внедрен фреймворк </w:t>
+      </w:r>
+      <w:proofErr w:type="spellStart"/>
+      <w:r>
+        <w:t>pytest</w:t>
+      </w:r>
+      <w:proofErr w:type="spellEnd"/>
+      <w:r>
+        <w:t xml:space="preserve">. Ключевой задачей при </w:t>
+      </w:r>
+      <w:r>
+        <w:lastRenderedPageBreak/>
+        <w:t>настройке тестового окружения (файл conftest.py) было обеспечение полной изоляции тестов от рабочей базы данных.</w:t>
+      </w:r>
+    </w:p>
+    <w:p>
+      <w:pPr>
+        <w:rPr>
+          <w:b/>
+          <w:bCs/>
+        </w:rPr>
+      </w:pPr>
+      <w:r>
+        <w:rPr>
+          <w:b/>
+          <w:bCs/>
+        </w:rPr>
+        <w:t>Было реализовано следующее:</w:t>
+      </w:r>
+    </w:p>
+    <w:p>
+      <w:pPr>
+        <w:pStyle w:val="af4"/>
+        <w:numPr>
+          <w:ilvl w:val="1"/>
+          <w:numId w:val="10"/>
+        </w:numPr>
+      </w:pPr>
+      <w:r>
+        <w:t>Изоляция данных: Для тестов используется временная база данных в памяти (</w:t>
+      </w:r>
+      <w:proofErr w:type="spellStart"/>
+      <w:r>
+        <w:t>sqlite</w:t>
+      </w:r>
+      <w:proofErr w:type="spellEnd"/>
+      <w:r>
+        <w:t>:///:</w:t>
+      </w:r>
+      <w:proofErr w:type="spellStart"/>
+      <w:r>
+        <w:t>memory</w:t>
+      </w:r>
+      <w:proofErr w:type="spellEnd"/>
+      <w:r>
+        <w:t>:). Перед каждым тестом создается структура таблиц, а после завершения теста происходит принудительный откат транзакции (</w:t>
+      </w:r>
+      <w:proofErr w:type="spellStart"/>
+      <w:r>
+        <w:t>transaction.rollback</w:t>
+      </w:r>
+      <w:proofErr w:type="spellEnd"/>
+      <w:r>
+        <w:t>()). Это гарантирует, что тесты не влияют друг на друга и не загрязняют базу данных.</w:t>
+      </w:r>
+    </w:p>
+    <w:p>
+      <w:pPr>
+        <w:pStyle w:val="af4"/>
+        <w:numPr>
+          <w:ilvl w:val="1"/>
+          <w:numId w:val="10"/>
+        </w:numPr>
+      </w:pPr>
+      <w:proofErr w:type="spellStart"/>
+      <w:r>
+        <w:t>Фикстуры</w:t>
+      </w:r>
+      <w:proofErr w:type="spellEnd"/>
+      <w:r>
+        <w:t xml:space="preserve"> (</w:t>
+      </w:r>
+      <w:proofErr w:type="spellStart"/>
+      <w:r>
+        <w:t>Fixtures</w:t>
+      </w:r>
+      <w:proofErr w:type="spellEnd"/>
+      <w:r>
+        <w:t xml:space="preserve">): Разработаны </w:t>
+      </w:r>
+      <w:proofErr w:type="spellStart"/>
+      <w:r>
+        <w:t>переиспользуемые</w:t>
+      </w:r>
+      <w:proofErr w:type="spellEnd"/>
+      <w:r>
+        <w:t xml:space="preserve"> </w:t>
+      </w:r>
+      <w:proofErr w:type="spellStart"/>
+      <w:r>
+        <w:t>фикстуры</w:t>
+      </w:r>
+      <w:proofErr w:type="spellEnd"/>
+      <w:r>
+        <w:t xml:space="preserve"> для генерации тестовых данных (студенты, преподаватели, администраторы) и эмуляции HTTP-клиента (</w:t>
+      </w:r>
+      <w:proofErr w:type="spellStart"/>
+      <w:r>
+        <w:t>TestClient</w:t>
+      </w:r>
+      <w:proofErr w:type="spellEnd"/>
+      <w:r>
+        <w:t>) с заголовками авторизации (JWT-токены).</w:t>
+      </w:r>
+    </w:p>
+    <w:p>
+      <w:pPr>
+        <w:rPr>
+          <w:b/>
+          <w:bCs/>
+        </w:rPr>
+      </w:pPr>
+      <w:r>
+        <w:rPr>
+          <w:b/>
+          <w:bCs/>
+        </w:rPr>
+        <w:t>Разработка тестовых сценариев</w:t>
+      </w:r>
+    </w:p>
+    <w:p>
+      <w:r>
+        <w:t>Нами был покрыт тестами весь критически важный функционал приложения. Мною были написаны следующие наборы тестов:</w:t>
+      </w:r>
+    </w:p>
+    <w:p>
+      <w:pPr>
+        <w:pStyle w:val="af4"/>
+        <w:numPr>
+          <w:ilvl w:val="0"/>
+          <w:numId w:val="20"/>
+        </w:numPr>
+      </w:pPr>
+      <w:r>
+        <w:t xml:space="preserve">Интеграционные тесты </w:t>
+      </w:r>
+      <w:proofErr w:type="spellStart"/>
+      <w:r>
+        <w:t>парсинга</w:t>
+      </w:r>
+      <w:proofErr w:type="spellEnd"/>
+      <w:r>
+        <w:t xml:space="preserve"> Excel (test_excel_service.py): Реализована проверка сервисов импорта данных на основе реальных университетских файлов (.</w:t>
+      </w:r>
+      <w:proofErr w:type="spellStart"/>
+      <w:r>
+        <w:t>xlsx</w:t>
+      </w:r>
+      <w:proofErr w:type="spellEnd"/>
+      <w:r>
+        <w:t>). Тесты подтверждают корректность считывания ФИО, курсов, групп и тем, а также обработку отсутствующих файлов.</w:t>
+      </w:r>
+    </w:p>
+    <w:p>
+      <w:pPr>
+        <w:pStyle w:val="af4"/>
+        <w:numPr>
+          <w:ilvl w:val="0"/>
+          <w:numId w:val="20"/>
+        </w:numPr>
+      </w:pPr>
+      <w:r>
+        <w:t>Тесты бизнес-логики записи на темы (test_enrollments.py): Покрыты основные сценарии взаимодействия студента и преподавателя. Протестированы успешная запись на тему, отклонение попытки записи на уже занятую тему, а также сценарии подтверждения и отклонения заявок преподавателем.</w:t>
+      </w:r>
+    </w:p>
+    <w:p>
+      <w:pPr>
+        <w:pStyle w:val="af4"/>
+        <w:numPr>
+          <w:ilvl w:val="0"/>
+          <w:numId w:val="20"/>
+        </w:numPr>
+      </w:pPr>
+      <w:r>
+        <w:t>Тесты генерации документации (test_order_service.py): Реализована проверка сервиса формирования приказов. Тесты подтверждают успешное создание файлов формата .</w:t>
+      </w:r>
+      <w:proofErr w:type="spellStart"/>
+      <w:r>
+        <w:t>docx</w:t>
+      </w:r>
+      <w:proofErr w:type="spellEnd"/>
+      <w:r>
+        <w:t>, корректность их сохранения и обработку пользовательских путей.</w:t>
+      </w:r>
+    </w:p>
+    <w:p>
+      <w:pPr>
+        <w:pStyle w:val="af4"/>
+        <w:numPr>
+          <w:ilvl w:val="0"/>
+          <w:numId w:val="20"/>
+        </w:numPr>
+      </w:pPr>
+      <w:r>
+        <w:lastRenderedPageBreak/>
+        <w:t>Тесты безопасности и авторизации (test_auth.py): Проверены сценарии аутентификации, включая успешный вход в систему и блокировку попыток входа с неверно указанной ролью пользователя.</w:t>
+      </w:r>
+    </w:p>
+    <w:p>
+      <w:r>
+        <w:t xml:space="preserve">Внедрение данного комплекса тестов позволило значительно повысить отказоустойчивость приложения и ускорить процесс внесения изменений в код, так как любые нарушения логики мгновенно обнаруживаются на этапе запуска </w:t>
+      </w:r>
+      <w:proofErr w:type="spellStart"/>
+      <w:r>
+        <w:t>pytest</w:t>
+      </w:r>
+      <w:proofErr w:type="spellEnd"/>
+      <w:r>
+        <w:t>.</w:t>
+      </w:r>
+    </w:p>
+    <w:p>
+      <w:pPr>
         <w:pStyle w:val="2"/>
         <w:ind w:firstLine="709"/>
         <w:jc w:val="both"/>
-      </w:pPr>
-      <w:bookmarkStart w:id="19" w:name="_Toc233319900"/>
-      <w:r>
-        <w:t>Создание интерфейса приложения</w:t>
-      </w:r>
-      <w:bookmarkEnd w:id="19"/>
-    </w:p>
-    <w:p>
-      <w:pPr>
-        <w:ind w:firstLine="709"/>
-        <w:rPr>
-          <w:i/>
-          <w:color w:val="C00000"/>
-        </w:rPr>
-      </w:pPr>
-      <w:r>
-        <w:rPr>
-          <w:i/>
-          <w:color w:val="C00000"/>
-        </w:rPr>
-        <w:t>Описать процесс создания интерфейса, привести скриншоты, обосновать необходимость элементов интерфейса</w:t>
-      </w:r>
-    </w:p>
-    <w:p>
-      <w:pPr>
-        <w:pStyle w:val="2"/>
-        <w:ind w:firstLine="709"/>
-        <w:jc w:val="both"/>
+        <w:rPr>
+          <w:lang w:val="en-US"/>
+        </w:rPr>
       </w:pPr>
       <w:bookmarkStart w:id="20" w:name="_Toc233319901"/>
       <w:r>
@@ -12239,19 +12393,239 @@
       <w:bookmarkEnd w:id="20"/>
     </w:p>
     <w:p>
-      <w:pPr>
-        <w:ind w:firstLine="709"/>
-        <w:rPr>
-          <w:i/>
-          <w:color w:val="C00000"/>
-        </w:rPr>
-      </w:pPr>
-      <w:r>
-        <w:rPr>
-          <w:i/>
-          <w:color w:val="C00000"/>
-        </w:rPr>
-        <w:t>Описать реализованную функциональность приложения, требования к входным данным, формат результата</w:t>
+      <w:r>
+        <w:t>На этапе реализации были разработаны и интегрированы все основные модули серверной и клиентской частей приложения в соответствии с требованиями, сформулированными на этапе проектирования.</w:t>
+      </w:r>
+    </w:p>
+    <w:p>
+      <w:r>
+        <w:t>Реализованная функциональность</w:t>
+      </w:r>
+    </w:p>
+    <w:p>
+      <w:r>
+        <w:t>1.</w:t>
+      </w:r>
+      <w:r>
+        <w:tab/>
+        <w:t xml:space="preserve">Модуль авторизации и безопасности. Реализована система аутентификации пользователей на основе </w:t>
+      </w:r>
+      <w:r>
+        <w:rPr>
+          <w:lang w:val="en-US"/>
+        </w:rPr>
+        <w:t>JWT</w:t>
+      </w:r>
+      <w:r>
+        <w:t xml:space="preserve">-токенов с хэшированием паролей алгоритмом </w:t>
+      </w:r>
+      <w:proofErr w:type="spellStart"/>
+      <w:r>
+        <w:rPr>
+          <w:lang w:val="en-US"/>
+        </w:rPr>
+        <w:t>bcrypt</w:t>
+      </w:r>
+      <w:proofErr w:type="spellEnd"/>
+      <w:r>
+        <w:t xml:space="preserve">. При входе в систему пользователь получает токен доступа, который передаётся при каждом последующем </w:t>
+      </w:r>
+      <w:r>
+        <w:rPr>
+          <w:lang w:val="en-US"/>
+        </w:rPr>
+        <w:t>HTTP</w:t>
+      </w:r>
+      <w:r>
+        <w:t xml:space="preserve">-запросе. В зависимости от роли пользователя (студент, преподаватель, администратор) сервер автоматически ограничивает доступ к защищённым </w:t>
+      </w:r>
+      <w:proofErr w:type="spellStart"/>
+      <w:r>
+        <w:t>эндпоинтам</w:t>
+      </w:r>
+      <w:proofErr w:type="spellEnd"/>
+      <w:r>
+        <w:t>.</w:t>
+      </w:r>
+    </w:p>
+    <w:p>
+      <w:r>
+        <w:t>2.</w:t>
+      </w:r>
+      <w:r>
+        <w:tab/>
+        <w:t xml:space="preserve">Модуль управления пользователями. Администратор может добавлять, редактировать и удалять записи о студентах и преподавателях. Поддерживается как ручной ввод данных через графический интерфейс, так и массовая загрузка из файлов формата </w:t>
+      </w:r>
+      <w:r>
+        <w:rPr>
+          <w:lang w:val="en-US"/>
+        </w:rPr>
+        <w:t>Microsoft</w:t>
+      </w:r>
+      <w:r>
+        <w:t xml:space="preserve"> </w:t>
+      </w:r>
+      <w:r>
+        <w:rPr>
+          <w:lang w:val="en-US"/>
+        </w:rPr>
+        <w:t>Excel</w:t>
+      </w:r>
+      <w:r>
+        <w:t xml:space="preserve">. При загрузке из </w:t>
+      </w:r>
+      <w:r>
+        <w:rPr>
+          <w:lang w:val="en-US"/>
+        </w:rPr>
+        <w:t>Excel</w:t>
+      </w:r>
+      <w:r>
+        <w:t xml:space="preserve"> выполняется валидация данных: проверяется наличие обязательных полей, корректность формата и отсутствие дубликатов.</w:t>
+      </w:r>
+    </w:p>
+    <w:p>
+      <w:r>
+        <w:t>3.</w:t>
+      </w:r>
+      <w:r>
+        <w:tab/>
+        <w:t>Модуль управления темами. Преподаватель имеет возможность создавать темы научных работ, указывая уровень (курсовая, ВКР, курсовая/ВКР), название и описание. Каждая тема автоматически связывается с учётной записью создавшего её преподавателя. Предусмотрена возможность просмотра списка собственных тем с отображением текущего статуса (свободна, ожидание подтверждения, занята) и количества поданных заявок.</w:t>
+      </w:r>
+    </w:p>
+    <w:p>
+      <w:r>
+        <w:lastRenderedPageBreak/>
+        <w:t>4.</w:t>
+      </w:r>
+      <w:r>
+        <w:tab/>
+        <w:t>Модуль записи студентов на темы. Студент может просматривать каталог доступных тем с фильтрацией по уровню работы, соответствующему его курсу обучения. Запись на свободную тему формирует заявку со статусом «ожидание». Преподаватель рассматривает поступившие заявки и принимает решение о подтверждении или отклонении. После подтверждения тема автоматически переходит в статус «занята» и становится недоступной для других студентов. Система контролирует, чтобы каждый студент имел не более одной активной (подтверждённой) записи.</w:t>
+      </w:r>
+    </w:p>
+    <w:p>
+      <w:r>
+        <w:t>5.</w:t>
+      </w:r>
+      <w:r>
+        <w:tab/>
+        <w:t xml:space="preserve">Модуль контроля дедлайнов. Реализован сервисный класс </w:t>
+      </w:r>
+      <w:proofErr w:type="spellStart"/>
+      <w:r>
+        <w:rPr>
+          <w:lang w:val="en-US"/>
+        </w:rPr>
+        <w:t>DeadlineChecker</w:t>
+      </w:r>
+      <w:proofErr w:type="spellEnd"/>
+      <w:r>
+        <w:t>, который перед выполнением каждой ключевой операции проверяет соответствие текущей даты установленным дедлайнам. Выделяются следующие временные окна: период ввода тем преподавателями (сентябрь), период записи студентов (до ноября), период смены темы (до середины февраля), формирование предварительного приказа (декабрь) и окончательного приказа (апрель). При попытке выполнить операцию вне допустимого периода система возвращает информативное сообщение об ошибке.</w:t>
+      </w:r>
+    </w:p>
+    <w:p>
+      <w:r>
+        <w:t>6.</w:t>
+      </w:r>
+      <w:r>
+        <w:tab/>
+        <w:t xml:space="preserve">Модуль генерации документации. На основе данных, хранящихся в базе данных, администратор может сформировать предварительный и окончательный приказы в формате </w:t>
+      </w:r>
+      <w:r>
+        <w:rPr>
+          <w:lang w:val="en-US"/>
+        </w:rPr>
+        <w:t>Microsoft</w:t>
+      </w:r>
+      <w:r>
+        <w:t xml:space="preserve"> </w:t>
+      </w:r>
+      <w:r>
+        <w:rPr>
+          <w:lang w:val="en-US"/>
+        </w:rPr>
+        <w:t>Word</w:t>
+      </w:r>
+      <w:r>
+        <w:t>. Документ создаётся на основе заранее подготовленного шаблона, в который автоматически подставляются актуальные списки студентов, темы и научные руководители.</w:t>
+      </w:r>
+    </w:p>
+    <w:p>
+      <w:r>
+        <w:t>Требования к входным данным</w:t>
+      </w:r>
+    </w:p>
+    <w:p>
+      <w:r>
+        <w:t>1.</w:t>
+      </w:r>
+      <w:r>
+        <w:tab/>
+        <w:t xml:space="preserve">Файлы для импорта студентов и преподавателей должны быть в формате </w:t>
+      </w:r>
+      <w:r>
+        <w:rPr>
+          <w:lang w:val="en-US"/>
+        </w:rPr>
+        <w:t>Microsoft</w:t>
+      </w:r>
+      <w:r>
+        <w:t xml:space="preserve"> </w:t>
+      </w:r>
+      <w:r>
+        <w:rPr>
+          <w:lang w:val="en-US"/>
+        </w:rPr>
+        <w:t>Excel</w:t>
+      </w:r>
+      <w:r>
+        <w:t xml:space="preserve"> (.</w:t>
+      </w:r>
+      <w:r>
+        <w:rPr>
+          <w:lang w:val="en-US"/>
+        </w:rPr>
+        <w:t>xlsx</w:t>
+      </w:r>
+      <w:r>
+        <w:t>). Каждый файл должен содержать один лист с таблицей, в первой строке которой расположены заголовки столбцов.</w:t>
+      </w:r>
+    </w:p>
+    <w:p>
+      <w:r>
+        <w:t>2.</w:t>
+      </w:r>
+      <w:r>
+        <w:tab/>
+        <w:t>Для файла студентов обязательными являются следующие столбцы: «ФИО» (полное имя студента), «Курс» (целое число от 1 до 4), «Группа» (буквенно-цифровой идентификатор группы). Допускается наличие дополнительных столбцов, которые игнорируются при импорте.</w:t>
+      </w:r>
+    </w:p>
+    <w:p>
+      <w:r>
+        <w:lastRenderedPageBreak/>
+        <w:t>3.</w:t>
+      </w:r>
+      <w:r>
+        <w:tab/>
+        <w:t>Для файла преподавателей обязательными являются следующие столбцы: «ФИО». Необязательными являются столбцы: «Тема» (дипломной или курсовой работы), «Дедлайн» (если есть курсовая работа должен быть и дедлайн).</w:t>
+      </w:r>
+    </w:p>
+    <w:p>
+      <w:r>
+        <w:t>4.</w:t>
+      </w:r>
+      <w:r>
+        <w:tab/>
+        <w:t>При создании темы преподавателем обязательными полями являются: «Название темы». Необязательным полем является «Выбор студента».</w:t>
+      </w:r>
+    </w:p>
+    <w:p>
+      <w:r>
+        <w:t>5.</w:t>
+      </w:r>
+      <w:r>
+        <w:tab/>
+        <w:t>Данные для авторизации включают логин, пароль и статус (администратор, преподаватель или студент).</w:t>
       </w:r>
     </w:p>
     <w:p>
@@ -12271,89 +12645,95 @@
       </w:pPr>
       <w:bookmarkStart w:id="21" w:name="_Toc233319902"/>
       <w:r>
-        <w:t>Заключение</w:t>
+        <w:t>Заключени</w:t>
       </w:r>
       <w:bookmarkEnd w:id="21"/>
+      <w:r>
+        <w:t>Е</w:t>
+      </w:r>
     </w:p>
     <w:p>
       <w:pPr>
+        <w:pStyle w:val="af3"/>
+        <w:rPr>
+          <w:lang w:val="ru-KZ"/>
+        </w:rPr>
+      </w:pPr>
+      <w:r>
+        <w:rPr>
+          <w:lang w:val="ru-KZ"/>
+        </w:rPr>
+        <w:t>В ходе практики было разработано клиент-серверное приложение для автоматизации процесса распределения тем курсовых и выпускных квалификационных работ. Система включает серверную часть на базе FastAPI, графический интерфейс на Tkinter и реляционную базу данных SQLite, развернутые в контейнерах Docker, что обеспечивает надежное хранение данных, строгое разграничение прав доступа и автоматическую генерацию необходимой документации.</w:t>
+      </w:r>
+    </w:p>
+    <w:p>
+      <w:pPr>
+        <w:pStyle w:val="af3"/>
+        <w:rPr>
+          <w:lang w:val="ru-KZ"/>
+        </w:rPr>
+      </w:pPr>
+      <w:r>
+        <w:rPr>
+          <w:lang w:val="ru-KZ"/>
+        </w:rPr>
+        <w:t>В дальнейшем планируется доработка и расширение функционала приложения, а именно: переход на веб-интерфейс для обеспечения удобного удаленного доступа, внедрение модуля автоматических уведомлений при изменении статусов заявок, а также интеграция с внутренними информационными системами университета для синхронизации актуальных списков обучающихся.</w:t>
+      </w:r>
+    </w:p>
+    <w:p>
+      <w:pPr>
+        <w:pStyle w:val="af3"/>
+        <w:rPr>
+          <w:lang w:val="ru-KZ"/>
+        </w:rPr>
+      </w:pPr>
+      <w:r>
+        <w:rPr>
+          <w:lang w:val="ru-KZ"/>
+        </w:rPr>
+        <w:t>За время прохождения практики мною были решены все задачи, обозначенные ранее.</w:t>
+      </w:r>
+    </w:p>
+    <w:p>
+      <w:pPr>
+        <w:pStyle w:val="af3"/>
+        <w:rPr>
+          <w:lang w:val="ru-KZ"/>
+        </w:rPr>
+      </w:pPr>
+      <w:r>
+        <w:rPr>
+          <w:lang w:val="ru-KZ"/>
+        </w:rPr>
+        <w:t xml:space="preserve">В ходе выполнения задачи разработки и интеграции программных модулей возникла небольшая проблема, а именно: сложности с синхронизацией командной работы и контролем версий кода. Из-за недостаточной координации участники команды периодически перезаписывали изменения друг друга, что </w:t>
+      </w:r>
+      <w:r>
+        <w:rPr>
+          <w:lang w:val="ru-KZ"/>
+        </w:rPr>
+        <w:lastRenderedPageBreak/>
+        <w:t>приводило к конфликтам слияния, необходимости частых откатов и вынуждало работать в режиме последовательных блокировок (фактически по очереди). Кроме того, на личном уровне возникла проблема поддержания актуальности тестов: при изменении структуры базы данных и бизнес-логики тесты устаревали и требовали постоянной ручной правки под актуальный вид данных. По вышеупомянутым причинам было организовано внедрение строгого регламента работы с системой контроля версий Git (переход на модель ветвления с использованием Pull Request'ов и обязательного ревью кода перед слиянием), что полностью исключило потерю и перезапись изменений. Для решения проблемы с тестами было выделено отдельное время на их рефакторинг, а также внедрено правило обязательного обновления тестовой среды параллельно с изменением структуры данных и логики приложения.</w:t>
+      </w:r>
+    </w:p>
+    <w:p>
+      <w:pPr>
+        <w:pStyle w:val="1"/>
         <w:ind w:firstLine="709"/>
+        <w:jc w:val="both"/>
+        <w:rPr>
+          <w:b w:val="0"/>
+          <w:i/>
+          <w:caps w:val="0"/>
+          <w:color w:val="C00000"/>
+          <w:szCs w:val="28"/>
+        </w:rPr>
+      </w:pPr>
+      <w:r>
         <w:rPr>
           <w:i/>
           <w:color w:val="C00000"/>
-          <w:highlight w:val="none"/>
-        </w:rPr>
-      </w:pPr>
-      <w:r>
-        <w:rPr>
-          <w:i/>
-          <w:color w:val="C00000"/>
-        </w:rPr>
-        <w:t>В ходе практики было разработано</w:t>
-      </w:r>
-      <w:proofErr w:type="gramStart"/>
-      <w:r>
-        <w:rPr>
-          <w:i/>
-          <w:color w:val="C00000"/>
-        </w:rPr>
-        <w:t xml:space="preserve"> ….</w:t>
-      </w:r>
-      <w:proofErr w:type="gramEnd"/>
-      <w:r>
-        <w:rPr>
-          <w:i/>
-          <w:color w:val="C00000"/>
-        </w:rPr>
-        <w:t>.</w:t>
-      </w:r>
-    </w:p>
-    <w:p>
-      <w:pPr>
-        <w:ind w:firstLine="709"/>
-        <w:rPr>
-          <w:i/>
-          <w:color w:val="C00000"/>
-        </w:rPr>
-      </w:pPr>
-      <w:r>
-        <w:rPr>
-          <w:i/>
-          <w:color w:val="C00000"/>
-        </w:rPr>
-        <w:t>В дальнейшем планируется ……….</w:t>
-      </w:r>
-    </w:p>
-    <w:p>
-      <w:pPr>
-        <w:ind w:firstLine="709"/>
-        <w:rPr>
-          <w:i/>
-          <w:color w:val="C00000"/>
-        </w:rPr>
-      </w:pPr>
-      <w:r>
-        <w:rPr>
-          <w:i/>
-          <w:color w:val="C00000"/>
-        </w:rPr>
-        <w:t xml:space="preserve">За время прохождения практики мною были решены все задачи, обозначенные ранее. </w:t>
-      </w:r>
-    </w:p>
-    <w:p>
-      <w:pPr>
-        <w:ind w:firstLine="709"/>
-        <w:rPr>
-          <w:i/>
-          <w:color w:val="C00000"/>
-        </w:rPr>
-      </w:pPr>
-      <w:r>
-        <w:rPr>
-          <w:i/>
-          <w:color w:val="C00000"/>
-        </w:rPr>
-        <w:t xml:space="preserve">В ходе выполнения задачи разработки …… небольшая проблема, а именно: По вышеупомянутым причинам было организовано ………. </w:t>
+        </w:rPr>
+        <w:t xml:space="preserve"> </w:t>
       </w:r>
     </w:p>
     <w:p>
@@ -13443,7 +13823,6 @@
         <w:rPr>
           <w:rStyle w:val="a7"/>
           <w:color w:val="FF0000"/>
-          <w:lang w:val="en-US"/>
         </w:rPr>
       </w:pPr>
       <w:proofErr w:type="spellStart"/>
@@ -13647,6 +14026,95 @@
 <file path=word/numbering.xml><?xml version="1.0" encoding="utf-8"?>
 <w:numbering xmlns:wpc="http://schemas.microsoft.com/office/word/2010/wordprocessingCanvas" xmlns:cx="http://schemas.microsoft.com/office/drawing/2014/chartex" xmlns:cx1="http://schemas.microsoft.com/office/drawing/2015/9/8/chartex" xmlns:cx2="http://schemas.microsoft.com/office/drawing/2015/10/21/chartex" xmlns:cx3="http://schemas.microsoft.com/office/drawing/2016/5/9/chartex" xmlns:cx4="http://schemas.microsoft.com/office/drawing/2016/5/10/chartex" xmlns:cx5="http://schemas.microsoft.com/office/drawing/2016/5/11/chartex" xmlns:cx6="http://schemas.microsoft.com/office/drawing/2016/5/12/chartex" xmlns:cx7="http://schemas.microsoft.com/office/drawing/2016/5/13/chartex" xmlns:cx8="http://schemas.microsoft.com/office/drawing/2016/5/14/chartex" xmlns:mc="http://schemas.openxmlformats.org/markup-compatibility/2006" xmlns:aink="http://schemas.microsoft.com/office/drawing/2016/ink" xmlns:am3d="http://schemas.microsoft.com/office/drawing/2017/model3d" xmlns:o="urn:schemas-microsoft-com:office:office" xmlns:oel="http://schemas.microsoft.com/office/2019/extlst" xmlns:r="http://schemas.openxmlformats.org/officeDocument/2006/relationships" xmlns:m="http://schemas.openxmlformats.org/officeDocument/2006/math" xmlns:v="urn:schemas-microsoft-com:vml" xmlns:wp14="http://schemas.microsoft.com/office/word/2010/wordprocessingDrawing" xmlns:wp="http://schemas.openxmlformats.org/drawingml/2006/wordprocessingDrawing" xmlns:w10="urn:schemas-microsoft-com:office:word" xmlns:w="http://schemas.openxmlformats.org/wordprocessingml/2006/main" xmlns:w14="http://schemas.microsoft.com/office/word/2010/wordml" xmlns:w15="http://schemas.microsoft.com/office/word/2012/wordml" xmlns:w16cex="http://schemas.microsoft.com/office/word/2018/wordml/cex" xmlns:w16cid="http://schemas.microsoft.com/office/word/2016/wordml/cid" xmlns:w16="http://schemas.microsoft.com/office/word/2018/wordml" xmlns:w16sdtdh="http://schemas.microsoft.com/office/word/2020/wordml/sdtdatahash" xmlns:w16se="http://schemas.microsoft.com/office/word/2015/wordml/symex" xmlns:wpg="http://schemas.microsoft.com/office/word/2010/wordprocessingGroup" xmlns:wpi="http://schemas.microsoft.com/office/word/2010/wordprocessingInk" xmlns:wne="http://schemas.microsoft.com/office/word/2006/wordml" xmlns:wps="http://schemas.microsoft.com/office/word/2010/wordprocessingShape" mc:Ignorable="w14 w15 w16se w16cid w16 w16cex w16sdtdh wp14">
   <w:abstractNum w:abstractNumId="0" w15:restartNumberingAfterBreak="0">
+    <w:nsid w:val="01082EC4"/>
+    <w:multiLevelType w:val="hybridMultilevel"/>
+    <w:tmpl w:val="7DF20E3A"/>
+    <w:lvl w:ilvl="0" w:tplc="3690928C">
+      <w:start w:val="1"/>
+      <w:numFmt w:val="decimal"/>
+      <w:lvlText w:val="%1."/>
+      <w:lvlJc w:val="left"/>
+      <w:pPr>
+        <w:ind w:left="1080" w:hanging="360"/>
+      </w:pPr>
+      <w:rPr>
+        <w:rFonts w:hint="default"/>
+      </w:rPr>
+    </w:lvl>
+    <w:lvl w:ilvl="1" w:tplc="0C000019" w:tentative="1">
+      <w:start w:val="1"/>
+      <w:numFmt w:val="lowerLetter"/>
+      <w:lvlText w:val="%2."/>
+      <w:lvlJc w:val="left"/>
+      <w:pPr>
+        <w:ind w:left="1800" w:hanging="360"/>
+      </w:pPr>
+    </w:lvl>
+    <w:lvl w:ilvl="2" w:tplc="0C00001B" w:tentative="1">
+      <w:start w:val="1"/>
+      <w:numFmt w:val="lowerRoman"/>
+      <w:lvlText w:val="%3."/>
+      <w:lvlJc w:val="right"/>
+      <w:pPr>
+        <w:ind w:left="2520" w:hanging="180"/>
+      </w:pPr>
+    </w:lvl>
+    <w:lvl w:ilvl="3" w:tplc="0C00000F" w:tentative="1">
+      <w:start w:val="1"/>
+      <w:numFmt w:val="decimal"/>
+      <w:lvlText w:val="%4."/>
+      <w:lvlJc w:val="left"/>
+      <w:pPr>
+        <w:ind w:left="3240" w:hanging="360"/>
+      </w:pPr>
+    </w:lvl>
+    <w:lvl w:ilvl="4" w:tplc="0C000019" w:tentative="1">
+      <w:start w:val="1"/>
+      <w:numFmt w:val="lowerLetter"/>
+      <w:lvlText w:val="%5."/>
+      <w:lvlJc w:val="left"/>
+      <w:pPr>
+        <w:ind w:left="3960" w:hanging="360"/>
+      </w:pPr>
+    </w:lvl>
+    <w:lvl w:ilvl="5" w:tplc="0C00001B" w:tentative="1">
+      <w:start w:val="1"/>
+      <w:numFmt w:val="lowerRoman"/>
+      <w:lvlText w:val="%6."/>
+      <w:lvlJc w:val="right"/>
+      <w:pPr>
+        <w:ind w:left="4680" w:hanging="180"/>
+      </w:pPr>
+    </w:lvl>
+    <w:lvl w:ilvl="6" w:tplc="0C00000F" w:tentative="1">
+      <w:start w:val="1"/>
+      <w:numFmt w:val="decimal"/>
+      <w:lvlText w:val="%7."/>
+      <w:lvlJc w:val="left"/>
+      <w:pPr>
+        <w:ind w:left="5400" w:hanging="360"/>
+      </w:pPr>
+    </w:lvl>
+    <w:lvl w:ilvl="7" w:tplc="0C000019" w:tentative="1">
+      <w:start w:val="1"/>
+      <w:numFmt w:val="lowerLetter"/>
+      <w:lvlText w:val="%8."/>
+      <w:lvlJc w:val="left"/>
+      <w:pPr>
+        <w:ind w:left="6120" w:hanging="360"/>
+      </w:pPr>
+    </w:lvl>
+    <w:lvl w:ilvl="8" w:tplc="0C00001B" w:tentative="1">
+      <w:start w:val="1"/>
+      <w:numFmt w:val="lowerRoman"/>
+      <w:lvlText w:val="%9."/>
+      <w:lvlJc w:val="right"/>
+      <w:pPr>
+        <w:ind w:left="6840" w:hanging="180"/>
+      </w:pPr>
+    </w:lvl>
+  </w:abstractNum>
+  <w:abstractNum w:abstractNumId="1" w15:restartNumberingAfterBreak="0">
     <w:nsid w:val="0BF971B2"/>
     <w:multiLevelType w:val="multilevel"/>
     <w:tmpl w:val="295656E2"/>
@@ -13764,7 +14232,7 @@
       </w:pPr>
     </w:lvl>
   </w:abstractNum>
-  <w:abstractNum w:abstractNumId="1" w15:restartNumberingAfterBreak="0">
+  <w:abstractNum w:abstractNumId="2" w15:restartNumberingAfterBreak="0">
     <w:nsid w:val="0E840B45"/>
     <w:multiLevelType w:val="multilevel"/>
     <w:tmpl w:val="1DC0B652"/>
@@ -13904,7 +14372,7 @@
       </w:rPr>
     </w:lvl>
   </w:abstractNum>
-  <w:abstractNum w:abstractNumId="2" w15:restartNumberingAfterBreak="0">
+  <w:abstractNum w:abstractNumId="3" w15:restartNumberingAfterBreak="0">
     <w:nsid w:val="112C75E0"/>
     <w:multiLevelType w:val="multilevel"/>
     <w:tmpl w:val="B4DAA8E6"/>
@@ -14024,7 +14492,7 @@
       </w:pPr>
     </w:lvl>
   </w:abstractNum>
-  <w:abstractNum w:abstractNumId="3" w15:restartNumberingAfterBreak="0">
+  <w:abstractNum w:abstractNumId="4" w15:restartNumberingAfterBreak="0">
     <w:nsid w:val="131C473D"/>
     <w:multiLevelType w:val="multilevel"/>
     <w:tmpl w:val="55865BF8"/>
@@ -14173,7 +14641,7 @@
       </w:rPr>
     </w:lvl>
   </w:abstractNum>
-  <w:abstractNum w:abstractNumId="4" w15:restartNumberingAfterBreak="0">
+  <w:abstractNum w:abstractNumId="5" w15:restartNumberingAfterBreak="0">
     <w:nsid w:val="1A2E0D9F"/>
     <w:multiLevelType w:val="multilevel"/>
     <w:tmpl w:val="74ECDC4A"/>
@@ -14286,7 +14754,7 @@
       </w:pPr>
     </w:lvl>
   </w:abstractNum>
-  <w:abstractNum w:abstractNumId="5" w15:restartNumberingAfterBreak="0">
+  <w:abstractNum w:abstractNumId="6" w15:restartNumberingAfterBreak="0">
     <w:nsid w:val="1AD76B0D"/>
     <w:multiLevelType w:val="hybridMultilevel"/>
     <w:tmpl w:val="66E0254C"/>
@@ -14375,7 +14843,7 @@
       </w:pPr>
     </w:lvl>
   </w:abstractNum>
-  <w:abstractNum w:abstractNumId="6" w15:restartNumberingAfterBreak="0">
+  <w:abstractNum w:abstractNumId="7" w15:restartNumberingAfterBreak="0">
     <w:nsid w:val="1B6065B1"/>
     <w:multiLevelType w:val="hybridMultilevel"/>
     <w:tmpl w:val="0122F506"/>
@@ -14464,10 +14932,10 @@
       </w:pPr>
     </w:lvl>
   </w:abstractNum>
-  <w:abstractNum w:abstractNumId="7" w15:restartNumberingAfterBreak="0">
+  <w:abstractNum w:abstractNumId="8" w15:restartNumberingAfterBreak="0">
     <w:nsid w:val="1DD81A47"/>
     <w:multiLevelType w:val="multilevel"/>
-    <w:tmpl w:val="B2A4E9AE"/>
+    <w:tmpl w:val="9C12FFA4"/>
     <w:lvl w:ilvl="0">
       <w:start w:val="1"/>
       <w:numFmt w:val="decimal"/>
@@ -14480,17 +14948,17 @@
         <w:ind w:left="720" w:hanging="360"/>
       </w:pPr>
     </w:lvl>
-    <w:lvl w:ilvl="1" w:tentative="1">
+    <w:lvl w:ilvl="1">
       <w:start w:val="1"/>
       <w:numFmt w:val="decimal"/>
       <w:lvlText w:val="%2."/>
       <w:lvlJc w:val="left"/>
       <w:pPr>
-        <w:tabs>
-          <w:tab w:val="num" w:pos="1440"/>
-        </w:tabs>
         <w:ind w:left="1440" w:hanging="360"/>
       </w:pPr>
+      <w:rPr>
+        <w:rFonts w:hint="default"/>
+      </w:rPr>
     </w:lvl>
     <w:lvl w:ilvl="2" w:tentative="1">
       <w:start w:val="1"/>
@@ -14577,7 +15045,7 @@
       </w:pPr>
     </w:lvl>
   </w:abstractNum>
-  <w:abstractNum w:abstractNumId="8" w15:restartNumberingAfterBreak="0">
+  <w:abstractNum w:abstractNumId="9" w15:restartNumberingAfterBreak="0">
     <w:nsid w:val="203245FE"/>
     <w:multiLevelType w:val="multilevel"/>
     <w:tmpl w:val="E0BAC584"/>
@@ -14726,10 +15194,366 @@
       </w:rPr>
     </w:lvl>
   </w:abstractNum>
-  <w:abstractNum w:abstractNumId="9" w15:restartNumberingAfterBreak="0">
+  <w:abstractNum w:abstractNumId="10" w15:restartNumberingAfterBreak="0">
     <w:nsid w:val="25945D4F"/>
     <w:multiLevelType w:val="multilevel"/>
-    <w:tmpl w:val="CEBC8232"/>
+    <w:tmpl w:val="367E0FD4"/>
+    <w:lvl w:ilvl="0">
+      <w:start w:val="1"/>
+      <w:numFmt w:val="bullet"/>
+      <w:lvlText w:val=""/>
+      <w:lvlJc w:val="left"/>
+      <w:pPr>
+        <w:tabs>
+          <w:tab w:val="num" w:pos="720"/>
+        </w:tabs>
+        <w:ind w:left="720" w:hanging="360"/>
+      </w:pPr>
+      <w:rPr>
+        <w:rFonts w:ascii="Symbol" w:hAnsi="Symbol" w:hint="default"/>
+        <w:sz w:val="20"/>
+      </w:rPr>
+    </w:lvl>
+    <w:lvl w:ilvl="1">
+      <w:start w:val="1"/>
+      <w:numFmt w:val="decimal"/>
+      <w:lvlText w:val="%2."/>
+      <w:lvlJc w:val="left"/>
+      <w:pPr>
+        <w:ind w:left="1440" w:hanging="360"/>
+      </w:pPr>
+      <w:rPr>
+        <w:rFonts w:hint="default"/>
+      </w:rPr>
+    </w:lvl>
+    <w:lvl w:ilvl="2" w:tentative="1">
+      <w:start w:val="1"/>
+      <w:numFmt w:val="bullet"/>
+      <w:lvlText w:val=""/>
+      <w:lvlJc w:val="left"/>
+      <w:pPr>
+        <w:tabs>
+          <w:tab w:val="num" w:pos="2160"/>
+        </w:tabs>
+        <w:ind w:left="2160" w:hanging="360"/>
+      </w:pPr>
+      <w:rPr>
+        <w:rFonts w:ascii="Wingdings" w:hAnsi="Wingdings" w:hint="default"/>
+        <w:sz w:val="20"/>
+      </w:rPr>
+    </w:lvl>
+    <w:lvl w:ilvl="3" w:tentative="1">
+      <w:start w:val="1"/>
+      <w:numFmt w:val="bullet"/>
+      <w:lvlText w:val=""/>
+      <w:lvlJc w:val="left"/>
+      <w:pPr>
+        <w:tabs>
+          <w:tab w:val="num" w:pos="2880"/>
+        </w:tabs>
+        <w:ind w:left="2880" w:hanging="360"/>
+      </w:pPr>
+      <w:rPr>
+        <w:rFonts w:ascii="Wingdings" w:hAnsi="Wingdings" w:hint="default"/>
+        <w:sz w:val="20"/>
+      </w:rPr>
+    </w:lvl>
+    <w:lvl w:ilvl="4" w:tentative="1">
+      <w:start w:val="1"/>
+      <w:numFmt w:val="bullet"/>
+      <w:lvlText w:val=""/>
+      <w:lvlJc w:val="left"/>
+      <w:pPr>
+        <w:tabs>
+          <w:tab w:val="num" w:pos="3600"/>
+        </w:tabs>
+        <w:ind w:left="3600" w:hanging="360"/>
+      </w:pPr>
+      <w:rPr>
+        <w:rFonts w:ascii="Wingdings" w:hAnsi="Wingdings" w:hint="default"/>
+        <w:sz w:val="20"/>
+      </w:rPr>
+    </w:lvl>
+    <w:lvl w:ilvl="5" w:tentative="1">
+      <w:start w:val="1"/>
+      <w:numFmt w:val="bullet"/>
+      <w:lvlText w:val=""/>
+      <w:lvlJc w:val="left"/>
+      <w:pPr>
+        <w:tabs>
+          <w:tab w:val="num" w:pos="4320"/>
+        </w:tabs>
+        <w:ind w:left="4320" w:hanging="360"/>
+      </w:pPr>
+      <w:rPr>
+        <w:rFonts w:ascii="Wingdings" w:hAnsi="Wingdings" w:hint="default"/>
+        <w:sz w:val="20"/>
+      </w:rPr>
+    </w:lvl>
+    <w:lvl w:ilvl="6" w:tentative="1">
+      <w:start w:val="1"/>
+      <w:numFmt w:val="bullet"/>
+      <w:lvlText w:val=""/>
+      <w:lvlJc w:val="left"/>
+      <w:pPr>
+        <w:tabs>
+          <w:tab w:val="num" w:pos="5040"/>
+        </w:tabs>
+        <w:ind w:left="5040" w:hanging="360"/>
+      </w:pPr>
+      <w:rPr>
+        <w:rFonts w:ascii="Wingdings" w:hAnsi="Wingdings" w:hint="default"/>
+        <w:sz w:val="20"/>
+      </w:rPr>
+    </w:lvl>
+    <w:lvl w:ilvl="7" w:tentative="1">
+      <w:start w:val="1"/>
+      <w:numFmt w:val="bullet"/>
+      <w:lvlText w:val=""/>
+      <w:lvlJc w:val="left"/>
+      <w:pPr>
+        <w:tabs>
+          <w:tab w:val="num" w:pos="5760"/>
+        </w:tabs>
+        <w:ind w:left="5760" w:hanging="360"/>
+      </w:pPr>
+      <w:rPr>
+        <w:rFonts w:ascii="Wingdings" w:hAnsi="Wingdings" w:hint="default"/>
+        <w:sz w:val="20"/>
+      </w:rPr>
+    </w:lvl>
+    <w:lvl w:ilvl="8" w:tentative="1">
+      <w:start w:val="1"/>
+      <w:numFmt w:val="bullet"/>
+      <w:lvlText w:val=""/>
+      <w:lvlJc w:val="left"/>
+      <w:pPr>
+        <w:tabs>
+          <w:tab w:val="num" w:pos="6480"/>
+        </w:tabs>
+        <w:ind w:left="6480" w:hanging="360"/>
+      </w:pPr>
+      <w:rPr>
+        <w:rFonts w:ascii="Wingdings" w:hAnsi="Wingdings" w:hint="default"/>
+        <w:sz w:val="20"/>
+      </w:rPr>
+    </w:lvl>
+  </w:abstractNum>
+  <w:abstractNum w:abstractNumId="11" w15:restartNumberingAfterBreak="0">
+    <w:nsid w:val="3A1F6D91"/>
+    <w:multiLevelType w:val="hybridMultilevel"/>
+    <w:tmpl w:val="C79416FC"/>
+    <w:lvl w:ilvl="0" w:tplc="0C00000F">
+      <w:start w:val="1"/>
+      <w:numFmt w:val="decimal"/>
+      <w:lvlText w:val="%1."/>
+      <w:lvlJc w:val="left"/>
+      <w:pPr>
+        <w:ind w:left="720" w:hanging="360"/>
+      </w:pPr>
+      <w:rPr>
+        <w:rFonts w:hint="default"/>
+      </w:rPr>
+    </w:lvl>
+    <w:lvl w:ilvl="1" w:tplc="0C000019" w:tentative="1">
+      <w:start w:val="1"/>
+      <w:numFmt w:val="lowerLetter"/>
+      <w:lvlText w:val="%2."/>
+      <w:lvlJc w:val="left"/>
+      <w:pPr>
+        <w:ind w:left="1440" w:hanging="360"/>
+      </w:pPr>
+    </w:lvl>
+    <w:lvl w:ilvl="2" w:tplc="0C00001B" w:tentative="1">
+      <w:start w:val="1"/>
+      <w:numFmt w:val="lowerRoman"/>
+      <w:lvlText w:val="%3."/>
+      <w:lvlJc w:val="right"/>
+      <w:pPr>
+        <w:ind w:left="2160" w:hanging="180"/>
+      </w:pPr>
+    </w:lvl>
+    <w:lvl w:ilvl="3" w:tplc="0C00000F" w:tentative="1">
+      <w:start w:val="1"/>
+      <w:numFmt w:val="decimal"/>
+      <w:lvlText w:val="%4."/>
+      <w:lvlJc w:val="left"/>
+      <w:pPr>
+        <w:ind w:left="2880" w:hanging="360"/>
+      </w:pPr>
+    </w:lvl>
+    <w:lvl w:ilvl="4" w:tplc="0C000019" w:tentative="1">
+      <w:start w:val="1"/>
+      <w:numFmt w:val="lowerLetter"/>
+      <w:lvlText w:val="%5."/>
+      <w:lvlJc w:val="left"/>
+      <w:pPr>
+        <w:ind w:left="3600" w:hanging="360"/>
+      </w:pPr>
+    </w:lvl>
+    <w:lvl w:ilvl="5" w:tplc="0C00001B" w:tentative="1">
+      <w:start w:val="1"/>
+      <w:numFmt w:val="lowerRoman"/>
+      <w:lvlText w:val="%6."/>
+      <w:lvlJc w:val="right"/>
+      <w:pPr>
+        <w:ind w:left="4320" w:hanging="180"/>
+      </w:pPr>
+    </w:lvl>
+    <w:lvl w:ilvl="6" w:tplc="0C00000F" w:tentative="1">
+      <w:start w:val="1"/>
+      <w:numFmt w:val="decimal"/>
+      <w:lvlText w:val="%7."/>
+      <w:lvlJc w:val="left"/>
+      <w:pPr>
+        <w:ind w:left="5040" w:hanging="360"/>
+      </w:pPr>
+    </w:lvl>
+    <w:lvl w:ilvl="7" w:tplc="0C000019" w:tentative="1">
+      <w:start w:val="1"/>
+      <w:numFmt w:val="lowerLetter"/>
+      <w:lvlText w:val="%8."/>
+      <w:lvlJc w:val="left"/>
+      <w:pPr>
+        <w:ind w:left="5760" w:hanging="360"/>
+      </w:pPr>
+    </w:lvl>
+    <w:lvl w:ilvl="8" w:tplc="0C00001B" w:tentative="1">
+      <w:start w:val="1"/>
+      <w:numFmt w:val="lowerRoman"/>
+      <w:lvlText w:val="%9."/>
+      <w:lvlJc w:val="right"/>
+      <w:pPr>
+        <w:ind w:left="6480" w:hanging="180"/>
+      </w:pPr>
+    </w:lvl>
+  </w:abstractNum>
+  <w:abstractNum w:abstractNumId="12" w15:restartNumberingAfterBreak="0">
+    <w:nsid w:val="3C4F65C8"/>
+    <w:multiLevelType w:val="multilevel"/>
+    <w:tmpl w:val="0D328BD2"/>
+    <w:lvl w:ilvl="0">
+      <w:start w:val="1"/>
+      <w:numFmt w:val="none"/>
+      <w:suff w:val="nothing"/>
+      <w:lvlText w:val=""/>
+      <w:lvlJc w:val="left"/>
+      <w:pPr>
+        <w:tabs>
+          <w:tab w:val="num" w:pos="0"/>
+        </w:tabs>
+        <w:ind w:left="0" w:firstLine="0"/>
+      </w:pPr>
+    </w:lvl>
+    <w:lvl w:ilvl="1">
+      <w:start w:val="1"/>
+      <w:numFmt w:val="none"/>
+      <w:suff w:val="nothing"/>
+      <w:lvlText w:val=""/>
+      <w:lvlJc w:val="left"/>
+      <w:pPr>
+        <w:tabs>
+          <w:tab w:val="num" w:pos="0"/>
+        </w:tabs>
+        <w:ind w:left="0" w:firstLine="0"/>
+      </w:pPr>
+    </w:lvl>
+    <w:lvl w:ilvl="2">
+      <w:start w:val="1"/>
+      <w:numFmt w:val="none"/>
+      <w:suff w:val="nothing"/>
+      <w:lvlText w:val=""/>
+      <w:lvlJc w:val="left"/>
+      <w:pPr>
+        <w:tabs>
+          <w:tab w:val="num" w:pos="0"/>
+        </w:tabs>
+        <w:ind w:left="0" w:firstLine="0"/>
+      </w:pPr>
+    </w:lvl>
+    <w:lvl w:ilvl="3">
+      <w:start w:val="1"/>
+      <w:numFmt w:val="none"/>
+      <w:suff w:val="nothing"/>
+      <w:lvlText w:val=""/>
+      <w:lvlJc w:val="left"/>
+      <w:pPr>
+        <w:tabs>
+          <w:tab w:val="num" w:pos="0"/>
+        </w:tabs>
+        <w:ind w:left="0" w:firstLine="0"/>
+      </w:pPr>
+    </w:lvl>
+    <w:lvl w:ilvl="4">
+      <w:start w:val="1"/>
+      <w:numFmt w:val="none"/>
+      <w:suff w:val="nothing"/>
+      <w:lvlText w:val=""/>
+      <w:lvlJc w:val="left"/>
+      <w:pPr>
+        <w:tabs>
+          <w:tab w:val="num" w:pos="0"/>
+        </w:tabs>
+        <w:ind w:left="0" w:firstLine="0"/>
+      </w:pPr>
+    </w:lvl>
+    <w:lvl w:ilvl="5">
+      <w:start w:val="1"/>
+      <w:numFmt w:val="none"/>
+      <w:suff w:val="nothing"/>
+      <w:lvlText w:val=""/>
+      <w:lvlJc w:val="left"/>
+      <w:pPr>
+        <w:tabs>
+          <w:tab w:val="num" w:pos="0"/>
+        </w:tabs>
+        <w:ind w:left="0" w:firstLine="0"/>
+      </w:pPr>
+    </w:lvl>
+    <w:lvl w:ilvl="6">
+      <w:start w:val="1"/>
+      <w:numFmt w:val="none"/>
+      <w:suff w:val="nothing"/>
+      <w:lvlText w:val=""/>
+      <w:lvlJc w:val="left"/>
+      <w:pPr>
+        <w:tabs>
+          <w:tab w:val="num" w:pos="0"/>
+        </w:tabs>
+        <w:ind w:left="0" w:firstLine="0"/>
+      </w:pPr>
+    </w:lvl>
+    <w:lvl w:ilvl="7">
+      <w:start w:val="1"/>
+      <w:numFmt w:val="none"/>
+      <w:suff w:val="nothing"/>
+      <w:lvlText w:val=""/>
+      <w:lvlJc w:val="left"/>
+      <w:pPr>
+        <w:tabs>
+          <w:tab w:val="num" w:pos="0"/>
+        </w:tabs>
+        <w:ind w:left="0" w:firstLine="0"/>
+      </w:pPr>
+    </w:lvl>
+    <w:lvl w:ilvl="8">
+      <w:start w:val="1"/>
+      <w:numFmt w:val="none"/>
+      <w:suff w:val="nothing"/>
+      <w:lvlText w:val=""/>
+      <w:lvlJc w:val="left"/>
+      <w:pPr>
+        <w:tabs>
+          <w:tab w:val="num" w:pos="0"/>
+        </w:tabs>
+        <w:ind w:left="0" w:firstLine="0"/>
+      </w:pPr>
+    </w:lvl>
+  </w:abstractNum>
+  <w:abstractNum w:abstractNumId="13" w15:restartNumberingAfterBreak="0">
+    <w:nsid w:val="4CDF5908"/>
+    <w:multiLevelType w:val="multilevel"/>
+    <w:tmpl w:val="97D8ADFC"/>
     <w:lvl w:ilvl="0">
       <w:start w:val="1"/>
       <w:numFmt w:val="bullet"/>
@@ -14875,221 +15699,10 @@
       </w:rPr>
     </w:lvl>
   </w:abstractNum>
-  <w:abstractNum w:abstractNumId="10" w15:restartNumberingAfterBreak="0">
-    <w:nsid w:val="3A1F6D91"/>
-    <w:multiLevelType w:val="hybridMultilevel"/>
-    <w:tmpl w:val="C79416FC"/>
-    <w:lvl w:ilvl="0" w:tplc="0C00000F">
-      <w:start w:val="1"/>
-      <w:numFmt w:val="decimal"/>
-      <w:lvlText w:val="%1."/>
-      <w:lvlJc w:val="left"/>
-      <w:pPr>
-        <w:ind w:left="720" w:hanging="360"/>
-      </w:pPr>
-      <w:rPr>
-        <w:rFonts w:hint="default"/>
-      </w:rPr>
-    </w:lvl>
-    <w:lvl w:ilvl="1" w:tplc="0C000019" w:tentative="1">
-      <w:start w:val="1"/>
-      <w:numFmt w:val="lowerLetter"/>
-      <w:lvlText w:val="%2."/>
-      <w:lvlJc w:val="left"/>
-      <w:pPr>
-        <w:ind w:left="1440" w:hanging="360"/>
-      </w:pPr>
-    </w:lvl>
-    <w:lvl w:ilvl="2" w:tplc="0C00001B" w:tentative="1">
-      <w:start w:val="1"/>
-      <w:numFmt w:val="lowerRoman"/>
-      <w:lvlText w:val="%3."/>
-      <w:lvlJc w:val="right"/>
-      <w:pPr>
-        <w:ind w:left="2160" w:hanging="180"/>
-      </w:pPr>
-    </w:lvl>
-    <w:lvl w:ilvl="3" w:tplc="0C00000F" w:tentative="1">
-      <w:start w:val="1"/>
-      <w:numFmt w:val="decimal"/>
-      <w:lvlText w:val="%4."/>
-      <w:lvlJc w:val="left"/>
-      <w:pPr>
-        <w:ind w:left="2880" w:hanging="360"/>
-      </w:pPr>
-    </w:lvl>
-    <w:lvl w:ilvl="4" w:tplc="0C000019" w:tentative="1">
-      <w:start w:val="1"/>
-      <w:numFmt w:val="lowerLetter"/>
-      <w:lvlText w:val="%5."/>
-      <w:lvlJc w:val="left"/>
-      <w:pPr>
-        <w:ind w:left="3600" w:hanging="360"/>
-      </w:pPr>
-    </w:lvl>
-    <w:lvl w:ilvl="5" w:tplc="0C00001B" w:tentative="1">
-      <w:start w:val="1"/>
-      <w:numFmt w:val="lowerRoman"/>
-      <w:lvlText w:val="%6."/>
-      <w:lvlJc w:val="right"/>
-      <w:pPr>
-        <w:ind w:left="4320" w:hanging="180"/>
-      </w:pPr>
-    </w:lvl>
-    <w:lvl w:ilvl="6" w:tplc="0C00000F" w:tentative="1">
-      <w:start w:val="1"/>
-      <w:numFmt w:val="decimal"/>
-      <w:lvlText w:val="%7."/>
-      <w:lvlJc w:val="left"/>
-      <w:pPr>
-        <w:ind w:left="5040" w:hanging="360"/>
-      </w:pPr>
-    </w:lvl>
-    <w:lvl w:ilvl="7" w:tplc="0C000019" w:tentative="1">
-      <w:start w:val="1"/>
-      <w:numFmt w:val="lowerLetter"/>
-      <w:lvlText w:val="%8."/>
-      <w:lvlJc w:val="left"/>
-      <w:pPr>
-        <w:ind w:left="5760" w:hanging="360"/>
-      </w:pPr>
-    </w:lvl>
-    <w:lvl w:ilvl="8" w:tplc="0C00001B" w:tentative="1">
-      <w:start w:val="1"/>
-      <w:numFmt w:val="lowerRoman"/>
-      <w:lvlText w:val="%9."/>
-      <w:lvlJc w:val="right"/>
-      <w:pPr>
-        <w:ind w:left="6480" w:hanging="180"/>
-      </w:pPr>
-    </w:lvl>
-  </w:abstractNum>
-  <w:abstractNum w:abstractNumId="11" w15:restartNumberingAfterBreak="0">
-    <w:nsid w:val="3C4F65C8"/>
+  <w:abstractNum w:abstractNumId="14" w15:restartNumberingAfterBreak="0">
+    <w:nsid w:val="4D12701D"/>
     <w:multiLevelType w:val="multilevel"/>
-    <w:tmpl w:val="0D328BD2"/>
-    <w:lvl w:ilvl="0">
-      <w:start w:val="1"/>
-      <w:numFmt w:val="none"/>
-      <w:suff w:val="nothing"/>
-      <w:lvlText w:val=""/>
-      <w:lvlJc w:val="left"/>
-      <w:pPr>
-        <w:tabs>
-          <w:tab w:val="num" w:pos="0"/>
-        </w:tabs>
-        <w:ind w:left="0" w:firstLine="0"/>
-      </w:pPr>
-    </w:lvl>
-    <w:lvl w:ilvl="1">
-      <w:start w:val="1"/>
-      <w:numFmt w:val="none"/>
-      <w:suff w:val="nothing"/>
-      <w:lvlText w:val=""/>
-      <w:lvlJc w:val="left"/>
-      <w:pPr>
-        <w:tabs>
-          <w:tab w:val="num" w:pos="0"/>
-        </w:tabs>
-        <w:ind w:left="0" w:firstLine="0"/>
-      </w:pPr>
-    </w:lvl>
-    <w:lvl w:ilvl="2">
-      <w:start w:val="1"/>
-      <w:numFmt w:val="none"/>
-      <w:suff w:val="nothing"/>
-      <w:lvlText w:val=""/>
-      <w:lvlJc w:val="left"/>
-      <w:pPr>
-        <w:tabs>
-          <w:tab w:val="num" w:pos="0"/>
-        </w:tabs>
-        <w:ind w:left="0" w:firstLine="0"/>
-      </w:pPr>
-    </w:lvl>
-    <w:lvl w:ilvl="3">
-      <w:start w:val="1"/>
-      <w:numFmt w:val="none"/>
-      <w:suff w:val="nothing"/>
-      <w:lvlText w:val=""/>
-      <w:lvlJc w:val="left"/>
-      <w:pPr>
-        <w:tabs>
-          <w:tab w:val="num" w:pos="0"/>
-        </w:tabs>
-        <w:ind w:left="0" w:firstLine="0"/>
-      </w:pPr>
-    </w:lvl>
-    <w:lvl w:ilvl="4">
-      <w:start w:val="1"/>
-      <w:numFmt w:val="none"/>
-      <w:suff w:val="nothing"/>
-      <w:lvlText w:val=""/>
-      <w:lvlJc w:val="left"/>
-      <w:pPr>
-        <w:tabs>
-          <w:tab w:val="num" w:pos="0"/>
-        </w:tabs>
-        <w:ind w:left="0" w:firstLine="0"/>
-      </w:pPr>
-    </w:lvl>
-    <w:lvl w:ilvl="5">
-      <w:start w:val="1"/>
-      <w:numFmt w:val="none"/>
-      <w:suff w:val="nothing"/>
-      <w:lvlText w:val=""/>
-      <w:lvlJc w:val="left"/>
-      <w:pPr>
-        <w:tabs>
-          <w:tab w:val="num" w:pos="0"/>
-        </w:tabs>
-        <w:ind w:left="0" w:firstLine="0"/>
-      </w:pPr>
-    </w:lvl>
-    <w:lvl w:ilvl="6">
-      <w:start w:val="1"/>
-      <w:numFmt w:val="none"/>
-      <w:suff w:val="nothing"/>
-      <w:lvlText w:val=""/>
-      <w:lvlJc w:val="left"/>
-      <w:pPr>
-        <w:tabs>
-          <w:tab w:val="num" w:pos="0"/>
-        </w:tabs>
-        <w:ind w:left="0" w:firstLine="0"/>
-      </w:pPr>
-    </w:lvl>
-    <w:lvl w:ilvl="7">
-      <w:start w:val="1"/>
-      <w:numFmt w:val="none"/>
-      <w:suff w:val="nothing"/>
-      <w:lvlText w:val=""/>
-      <w:lvlJc w:val="left"/>
-      <w:pPr>
-        <w:tabs>
-          <w:tab w:val="num" w:pos="0"/>
-        </w:tabs>
-        <w:ind w:left="0" w:firstLine="0"/>
-      </w:pPr>
-    </w:lvl>
-    <w:lvl w:ilvl="8">
-      <w:start w:val="1"/>
-      <w:numFmt w:val="none"/>
-      <w:suff w:val="nothing"/>
-      <w:lvlText w:val=""/>
-      <w:lvlJc w:val="left"/>
-      <w:pPr>
-        <w:tabs>
-          <w:tab w:val="num" w:pos="0"/>
-        </w:tabs>
-        <w:ind w:left="0" w:firstLine="0"/>
-      </w:pPr>
-    </w:lvl>
-  </w:abstractNum>
-  <w:abstractNum w:abstractNumId="12" w15:restartNumberingAfterBreak="0">
-    <w:nsid w:val="4CDF5908"/>
-    <w:multiLevelType w:val="multilevel"/>
-    <w:tmpl w:val="97D8ADFC"/>
+    <w:tmpl w:val="B64863EC"/>
     <w:lvl w:ilvl="0">
       <w:start w:val="1"/>
       <w:numFmt w:val="bullet"/>
@@ -15235,10 +15848,10 @@
       </w:rPr>
     </w:lvl>
   </w:abstractNum>
-  <w:abstractNum w:abstractNumId="13" w15:restartNumberingAfterBreak="0">
-    <w:nsid w:val="4D12701D"/>
+  <w:abstractNum w:abstractNumId="15" w15:restartNumberingAfterBreak="0">
+    <w:nsid w:val="7315455C"/>
     <w:multiLevelType w:val="multilevel"/>
-    <w:tmpl w:val="B64863EC"/>
+    <w:tmpl w:val="50CAA6CC"/>
     <w:lvl w:ilvl="0">
       <w:start w:val="1"/>
       <w:numFmt w:val="bullet"/>
@@ -15384,10 +15997,263 @@
       </w:rPr>
     </w:lvl>
   </w:abstractNum>
-  <w:abstractNum w:abstractNumId="14" w15:restartNumberingAfterBreak="0">
-    <w:nsid w:val="7315455C"/>
+  <w:abstractNum w:abstractNumId="16" w15:restartNumberingAfterBreak="0">
+    <w:nsid w:val="76C940E9"/>
     <w:multiLevelType w:val="multilevel"/>
-    <w:tmpl w:val="50CAA6CC"/>
+    <w:tmpl w:val="F96652AC"/>
+    <w:lvl w:ilvl="0">
+      <w:start w:val="1"/>
+      <w:numFmt w:val="decimal"/>
+      <w:lvlText w:val="%1."/>
+      <w:lvlJc w:val="left"/>
+      <w:pPr>
+        <w:tabs>
+          <w:tab w:val="num" w:pos="720"/>
+        </w:tabs>
+        <w:ind w:left="720" w:hanging="360"/>
+      </w:pPr>
+    </w:lvl>
+    <w:lvl w:ilvl="1" w:tentative="1">
+      <w:start w:val="1"/>
+      <w:numFmt w:val="decimal"/>
+      <w:lvlText w:val="%2."/>
+      <w:lvlJc w:val="left"/>
+      <w:pPr>
+        <w:tabs>
+          <w:tab w:val="num" w:pos="1440"/>
+        </w:tabs>
+        <w:ind w:left="1440" w:hanging="360"/>
+      </w:pPr>
+    </w:lvl>
+    <w:lvl w:ilvl="2" w:tentative="1">
+      <w:start w:val="1"/>
+      <w:numFmt w:val="decimal"/>
+      <w:lvlText w:val="%3."/>
+      <w:lvlJc w:val="left"/>
+      <w:pPr>
+        <w:tabs>
+          <w:tab w:val="num" w:pos="2160"/>
+        </w:tabs>
+        <w:ind w:left="2160" w:hanging="360"/>
+      </w:pPr>
+    </w:lvl>
+    <w:lvl w:ilvl="3" w:tentative="1">
+      <w:start w:val="1"/>
+      <w:numFmt w:val="decimal"/>
+      <w:lvlText w:val="%4."/>
+      <w:lvlJc w:val="left"/>
+      <w:pPr>
+        <w:tabs>
+          <w:tab w:val="num" w:pos="2880"/>
+        </w:tabs>
+        <w:ind w:left="2880" w:hanging="360"/>
+      </w:pPr>
+    </w:lvl>
+    <w:lvl w:ilvl="4" w:tentative="1">
+      <w:start w:val="1"/>
+      <w:numFmt w:val="decimal"/>
+      <w:lvlText w:val="%5."/>
+      <w:lvlJc w:val="left"/>
+      <w:pPr>
+        <w:tabs>
+          <w:tab w:val="num" w:pos="3600"/>
+        </w:tabs>
+        <w:ind w:left="3600" w:hanging="360"/>
+      </w:pPr>
+    </w:lvl>
+    <w:lvl w:ilvl="5" w:tentative="1">
+      <w:start w:val="1"/>
+      <w:numFmt w:val="decimal"/>
+      <w:lvlText w:val="%6."/>
+      <w:lvlJc w:val="left"/>
+      <w:pPr>
+        <w:tabs>
+          <w:tab w:val="num" w:pos="4320"/>
+        </w:tabs>
+        <w:ind w:left="4320" w:hanging="360"/>
+      </w:pPr>
+    </w:lvl>
+    <w:lvl w:ilvl="6" w:tentative="1">
+      <w:start w:val="1"/>
+      <w:numFmt w:val="decimal"/>
+      <w:lvlText w:val="%7."/>
+      <w:lvlJc w:val="left"/>
+      <w:pPr>
+        <w:tabs>
+          <w:tab w:val="num" w:pos="5040"/>
+        </w:tabs>
+        <w:ind w:left="5040" w:hanging="360"/>
+      </w:pPr>
+    </w:lvl>
+    <w:lvl w:ilvl="7" w:tentative="1">
+      <w:start w:val="1"/>
+      <w:numFmt w:val="decimal"/>
+      <w:lvlText w:val="%8."/>
+      <w:lvlJc w:val="left"/>
+      <w:pPr>
+        <w:tabs>
+          <w:tab w:val="num" w:pos="5760"/>
+        </w:tabs>
+        <w:ind w:left="5760" w:hanging="360"/>
+      </w:pPr>
+    </w:lvl>
+    <w:lvl w:ilvl="8" w:tentative="1">
+      <w:start w:val="1"/>
+      <w:numFmt w:val="decimal"/>
+      <w:lvlText w:val="%9."/>
+      <w:lvlJc w:val="left"/>
+      <w:pPr>
+        <w:tabs>
+          <w:tab w:val="num" w:pos="6480"/>
+        </w:tabs>
+        <w:ind w:left="6480" w:hanging="360"/>
+      </w:pPr>
+    </w:lvl>
+  </w:abstractNum>
+  <w:abstractNum w:abstractNumId="17" w15:restartNumberingAfterBreak="0">
+    <w:nsid w:val="79D07753"/>
+    <w:multiLevelType w:val="multilevel"/>
+    <w:tmpl w:val="1A9E79EE"/>
+    <w:lvl w:ilvl="0">
+      <w:start w:val="1"/>
+      <w:numFmt w:val="bullet"/>
+      <w:lvlText w:val=""/>
+      <w:lvlJc w:val="left"/>
+      <w:pPr>
+        <w:tabs>
+          <w:tab w:val="num" w:pos="0"/>
+        </w:tabs>
+        <w:ind w:left="1080" w:hanging="360"/>
+      </w:pPr>
+      <w:rPr>
+        <w:rFonts w:ascii="Symbol" w:hAnsi="Symbol" w:cs="Symbol" w:hint="default"/>
+      </w:rPr>
+    </w:lvl>
+    <w:lvl w:ilvl="1">
+      <w:start w:val="1"/>
+      <w:numFmt w:val="bullet"/>
+      <w:lvlText w:val="o"/>
+      <w:lvlJc w:val="left"/>
+      <w:pPr>
+        <w:tabs>
+          <w:tab w:val="num" w:pos="0"/>
+        </w:tabs>
+        <w:ind w:left="1800" w:hanging="360"/>
+      </w:pPr>
+      <w:rPr>
+        <w:rFonts w:ascii="Courier New" w:hAnsi="Courier New" w:cs="Courier New" w:hint="default"/>
+      </w:rPr>
+    </w:lvl>
+    <w:lvl w:ilvl="2">
+      <w:start w:val="1"/>
+      <w:numFmt w:val="bullet"/>
+      <w:lvlText w:val=""/>
+      <w:lvlJc w:val="left"/>
+      <w:pPr>
+        <w:tabs>
+          <w:tab w:val="num" w:pos="0"/>
+        </w:tabs>
+        <w:ind w:left="2520" w:hanging="360"/>
+      </w:pPr>
+      <w:rPr>
+        <w:rFonts w:ascii="Wingdings" w:hAnsi="Wingdings" w:cs="Wingdings" w:hint="default"/>
+      </w:rPr>
+    </w:lvl>
+    <w:lvl w:ilvl="3">
+      <w:start w:val="1"/>
+      <w:numFmt w:val="bullet"/>
+      <w:lvlText w:val=""/>
+      <w:lvlJc w:val="left"/>
+      <w:pPr>
+        <w:tabs>
+          <w:tab w:val="num" w:pos="0"/>
+        </w:tabs>
+        <w:ind w:left="3240" w:hanging="360"/>
+      </w:pPr>
+      <w:rPr>
+        <w:rFonts w:ascii="Symbol" w:hAnsi="Symbol" w:cs="Symbol" w:hint="default"/>
+      </w:rPr>
+    </w:lvl>
+    <w:lvl w:ilvl="4">
+      <w:start w:val="1"/>
+      <w:numFmt w:val="bullet"/>
+      <w:lvlText w:val="o"/>
+      <w:lvlJc w:val="left"/>
+      <w:pPr>
+        <w:tabs>
+          <w:tab w:val="num" w:pos="0"/>
+        </w:tabs>
+        <w:ind w:left="3960" w:hanging="360"/>
+      </w:pPr>
+      <w:rPr>
+        <w:rFonts w:ascii="Courier New" w:hAnsi="Courier New" w:cs="Courier New" w:hint="default"/>
+      </w:rPr>
+    </w:lvl>
+    <w:lvl w:ilvl="5">
+      <w:start w:val="1"/>
+      <w:numFmt w:val="bullet"/>
+      <w:lvlText w:val=""/>
+      <w:lvlJc w:val="left"/>
+      <w:pPr>
+        <w:tabs>
+          <w:tab w:val="num" w:pos="0"/>
+        </w:tabs>
+        <w:ind w:left="4680" w:hanging="360"/>
+      </w:pPr>
+      <w:rPr>
+        <w:rFonts w:ascii="Wingdings" w:hAnsi="Wingdings" w:cs="Wingdings" w:hint="default"/>
+      </w:rPr>
+    </w:lvl>
+    <w:lvl w:ilvl="6">
+      <w:start w:val="1"/>
+      <w:numFmt w:val="bullet"/>
+      <w:lvlText w:val=""/>
+      <w:lvlJc w:val="left"/>
+      <w:pPr>
+        <w:tabs>
+          <w:tab w:val="num" w:pos="0"/>
+        </w:tabs>
+        <w:ind w:left="5400" w:hanging="360"/>
+      </w:pPr>
+      <w:rPr>
+        <w:rFonts w:ascii="Symbol" w:hAnsi="Symbol" w:cs="Symbol" w:hint="default"/>
+      </w:rPr>
+    </w:lvl>
+    <w:lvl w:ilvl="7">
+      <w:start w:val="1"/>
+      <w:numFmt w:val="bullet"/>
+      <w:lvlText w:val="o"/>
+      <w:lvlJc w:val="left"/>
+      <w:pPr>
+        <w:tabs>
+          <w:tab w:val="num" w:pos="0"/>
+        </w:tabs>
+        <w:ind w:left="6120" w:hanging="360"/>
+      </w:pPr>
+      <w:rPr>
+        <w:rFonts w:ascii="Courier New" w:hAnsi="Courier New" w:cs="Courier New" w:hint="default"/>
+      </w:rPr>
+    </w:lvl>
+    <w:lvl w:ilvl="8">
+      <w:start w:val="1"/>
+      <w:numFmt w:val="bullet"/>
+      <w:lvlText w:val=""/>
+      <w:lvlJc w:val="left"/>
+      <w:pPr>
+        <w:tabs>
+          <w:tab w:val="num" w:pos="0"/>
+        </w:tabs>
+        <w:ind w:left="6840" w:hanging="360"/>
+      </w:pPr>
+      <w:rPr>
+        <w:rFonts w:ascii="Wingdings" w:hAnsi="Wingdings" w:cs="Wingdings" w:hint="default"/>
+      </w:rPr>
+    </w:lvl>
+  </w:abstractNum>
+  <w:abstractNum w:abstractNumId="18" w15:restartNumberingAfterBreak="0">
+    <w:nsid w:val="7EB1275D"/>
+    <w:multiLevelType w:val="multilevel"/>
+    <w:tmpl w:val="B3CAE0E6"/>
     <w:lvl w:ilvl="0">
       <w:start w:val="1"/>
       <w:numFmt w:val="bullet"/>
@@ -15533,468 +16399,69 @@
       </w:rPr>
     </w:lvl>
   </w:abstractNum>
-  <w:abstractNum w:abstractNumId="15" w15:restartNumberingAfterBreak="0">
-    <w:nsid w:val="76C940E9"/>
-    <w:multiLevelType w:val="multilevel"/>
-    <w:tmpl w:val="F96652AC"/>
-    <w:lvl w:ilvl="0">
-      <w:start w:val="1"/>
-      <w:numFmt w:val="decimal"/>
-      <w:lvlText w:val="%1."/>
-      <w:lvlJc w:val="left"/>
-      <w:pPr>
-        <w:tabs>
-          <w:tab w:val="num" w:pos="720"/>
-        </w:tabs>
-        <w:ind w:left="720" w:hanging="360"/>
-      </w:pPr>
-    </w:lvl>
-    <w:lvl w:ilvl="1" w:tentative="1">
-      <w:start w:val="1"/>
-      <w:numFmt w:val="decimal"/>
-      <w:lvlText w:val="%2."/>
-      <w:lvlJc w:val="left"/>
-      <w:pPr>
-        <w:tabs>
-          <w:tab w:val="num" w:pos="1440"/>
-        </w:tabs>
-        <w:ind w:left="1440" w:hanging="360"/>
-      </w:pPr>
-    </w:lvl>
-    <w:lvl w:ilvl="2" w:tentative="1">
-      <w:start w:val="1"/>
-      <w:numFmt w:val="decimal"/>
-      <w:lvlText w:val="%3."/>
-      <w:lvlJc w:val="left"/>
-      <w:pPr>
-        <w:tabs>
-          <w:tab w:val="num" w:pos="2160"/>
-        </w:tabs>
-        <w:ind w:left="2160" w:hanging="360"/>
-      </w:pPr>
-    </w:lvl>
-    <w:lvl w:ilvl="3" w:tentative="1">
-      <w:start w:val="1"/>
-      <w:numFmt w:val="decimal"/>
-      <w:lvlText w:val="%4."/>
-      <w:lvlJc w:val="left"/>
-      <w:pPr>
-        <w:tabs>
-          <w:tab w:val="num" w:pos="2880"/>
-        </w:tabs>
-        <w:ind w:left="2880" w:hanging="360"/>
-      </w:pPr>
-    </w:lvl>
-    <w:lvl w:ilvl="4" w:tentative="1">
-      <w:start w:val="1"/>
-      <w:numFmt w:val="decimal"/>
-      <w:lvlText w:val="%5."/>
-      <w:lvlJc w:val="left"/>
-      <w:pPr>
-        <w:tabs>
-          <w:tab w:val="num" w:pos="3600"/>
-        </w:tabs>
-        <w:ind w:left="3600" w:hanging="360"/>
-      </w:pPr>
-    </w:lvl>
-    <w:lvl w:ilvl="5" w:tentative="1">
-      <w:start w:val="1"/>
-      <w:numFmt w:val="decimal"/>
-      <w:lvlText w:val="%6."/>
-      <w:lvlJc w:val="left"/>
-      <w:pPr>
-        <w:tabs>
-          <w:tab w:val="num" w:pos="4320"/>
-        </w:tabs>
-        <w:ind w:left="4320" w:hanging="360"/>
-      </w:pPr>
-    </w:lvl>
-    <w:lvl w:ilvl="6" w:tentative="1">
-      <w:start w:val="1"/>
-      <w:numFmt w:val="decimal"/>
-      <w:lvlText w:val="%7."/>
-      <w:lvlJc w:val="left"/>
-      <w:pPr>
-        <w:tabs>
-          <w:tab w:val="num" w:pos="5040"/>
-        </w:tabs>
-        <w:ind w:left="5040" w:hanging="360"/>
-      </w:pPr>
-    </w:lvl>
-    <w:lvl w:ilvl="7" w:tentative="1">
-      <w:start w:val="1"/>
-      <w:numFmt w:val="decimal"/>
-      <w:lvlText w:val="%8."/>
-      <w:lvlJc w:val="left"/>
-      <w:pPr>
-        <w:tabs>
-          <w:tab w:val="num" w:pos="5760"/>
-        </w:tabs>
-        <w:ind w:left="5760" w:hanging="360"/>
-      </w:pPr>
-    </w:lvl>
-    <w:lvl w:ilvl="8" w:tentative="1">
-      <w:start w:val="1"/>
-      <w:numFmt w:val="decimal"/>
-      <w:lvlText w:val="%9."/>
-      <w:lvlJc w:val="left"/>
-      <w:pPr>
-        <w:tabs>
-          <w:tab w:val="num" w:pos="6480"/>
-        </w:tabs>
-        <w:ind w:left="6480" w:hanging="360"/>
-      </w:pPr>
-    </w:lvl>
-  </w:abstractNum>
-  <w:abstractNum w:abstractNumId="16" w15:restartNumberingAfterBreak="0">
-    <w:nsid w:val="79D07753"/>
-    <w:multiLevelType w:val="multilevel"/>
-    <w:tmpl w:val="1A9E79EE"/>
-    <w:lvl w:ilvl="0">
-      <w:start w:val="1"/>
-      <w:numFmt w:val="bullet"/>
-      <w:lvlText w:val=""/>
-      <w:lvlJc w:val="left"/>
-      <w:pPr>
-        <w:tabs>
-          <w:tab w:val="num" w:pos="0"/>
-        </w:tabs>
-        <w:ind w:left="1080" w:hanging="360"/>
-      </w:pPr>
-      <w:rPr>
-        <w:rFonts w:ascii="Symbol" w:hAnsi="Symbol" w:cs="Symbol" w:hint="default"/>
-      </w:rPr>
-    </w:lvl>
-    <w:lvl w:ilvl="1">
-      <w:start w:val="1"/>
-      <w:numFmt w:val="bullet"/>
-      <w:lvlText w:val="o"/>
-      <w:lvlJc w:val="left"/>
-      <w:pPr>
-        <w:tabs>
-          <w:tab w:val="num" w:pos="0"/>
-        </w:tabs>
-        <w:ind w:left="1800" w:hanging="360"/>
-      </w:pPr>
-      <w:rPr>
-        <w:rFonts w:ascii="Courier New" w:hAnsi="Courier New" w:cs="Courier New" w:hint="default"/>
-      </w:rPr>
-    </w:lvl>
-    <w:lvl w:ilvl="2">
-      <w:start w:val="1"/>
-      <w:numFmt w:val="bullet"/>
-      <w:lvlText w:val=""/>
-      <w:lvlJc w:val="left"/>
-      <w:pPr>
-        <w:tabs>
-          <w:tab w:val="num" w:pos="0"/>
-        </w:tabs>
-        <w:ind w:left="2520" w:hanging="360"/>
-      </w:pPr>
-      <w:rPr>
-        <w:rFonts w:ascii="Wingdings" w:hAnsi="Wingdings" w:cs="Wingdings" w:hint="default"/>
-      </w:rPr>
-    </w:lvl>
-    <w:lvl w:ilvl="3">
-      <w:start w:val="1"/>
-      <w:numFmt w:val="bullet"/>
-      <w:lvlText w:val=""/>
-      <w:lvlJc w:val="left"/>
-      <w:pPr>
-        <w:tabs>
-          <w:tab w:val="num" w:pos="0"/>
-        </w:tabs>
-        <w:ind w:left="3240" w:hanging="360"/>
-      </w:pPr>
-      <w:rPr>
-        <w:rFonts w:ascii="Symbol" w:hAnsi="Symbol" w:cs="Symbol" w:hint="default"/>
-      </w:rPr>
-    </w:lvl>
-    <w:lvl w:ilvl="4">
-      <w:start w:val="1"/>
-      <w:numFmt w:val="bullet"/>
-      <w:lvlText w:val="o"/>
-      <w:lvlJc w:val="left"/>
-      <w:pPr>
-        <w:tabs>
-          <w:tab w:val="num" w:pos="0"/>
-        </w:tabs>
-        <w:ind w:left="3960" w:hanging="360"/>
-      </w:pPr>
-      <w:rPr>
-        <w:rFonts w:ascii="Courier New" w:hAnsi="Courier New" w:cs="Courier New" w:hint="default"/>
-      </w:rPr>
-    </w:lvl>
-    <w:lvl w:ilvl="5">
-      <w:start w:val="1"/>
-      <w:numFmt w:val="bullet"/>
-      <w:lvlText w:val=""/>
-      <w:lvlJc w:val="left"/>
-      <w:pPr>
-        <w:tabs>
-          <w:tab w:val="num" w:pos="0"/>
-        </w:tabs>
-        <w:ind w:left="4680" w:hanging="360"/>
-      </w:pPr>
-      <w:rPr>
-        <w:rFonts w:ascii="Wingdings" w:hAnsi="Wingdings" w:cs="Wingdings" w:hint="default"/>
-      </w:rPr>
-    </w:lvl>
-    <w:lvl w:ilvl="6">
-      <w:start w:val="1"/>
-      <w:numFmt w:val="bullet"/>
-      <w:lvlText w:val=""/>
-      <w:lvlJc w:val="left"/>
-      <w:pPr>
-        <w:tabs>
-          <w:tab w:val="num" w:pos="0"/>
-        </w:tabs>
-        <w:ind w:left="5400" w:hanging="360"/>
-      </w:pPr>
-      <w:rPr>
-        <w:rFonts w:ascii="Symbol" w:hAnsi="Symbol" w:cs="Symbol" w:hint="default"/>
-      </w:rPr>
-    </w:lvl>
-    <w:lvl w:ilvl="7">
-      <w:start w:val="1"/>
-      <w:numFmt w:val="bullet"/>
-      <w:lvlText w:val="o"/>
-      <w:lvlJc w:val="left"/>
-      <w:pPr>
-        <w:tabs>
-          <w:tab w:val="num" w:pos="0"/>
-        </w:tabs>
-        <w:ind w:left="6120" w:hanging="360"/>
-      </w:pPr>
-      <w:rPr>
-        <w:rFonts w:ascii="Courier New" w:hAnsi="Courier New" w:cs="Courier New" w:hint="default"/>
-      </w:rPr>
-    </w:lvl>
-    <w:lvl w:ilvl="8">
-      <w:start w:val="1"/>
-      <w:numFmt w:val="bullet"/>
-      <w:lvlText w:val=""/>
-      <w:lvlJc w:val="left"/>
-      <w:pPr>
-        <w:tabs>
-          <w:tab w:val="num" w:pos="0"/>
-        </w:tabs>
-        <w:ind w:left="6840" w:hanging="360"/>
-      </w:pPr>
-      <w:rPr>
-        <w:rFonts w:ascii="Wingdings" w:hAnsi="Wingdings" w:cs="Wingdings" w:hint="default"/>
-      </w:rPr>
-    </w:lvl>
-  </w:abstractNum>
-  <w:abstractNum w:abstractNumId="17" w15:restartNumberingAfterBreak="0">
-    <w:nsid w:val="7EB1275D"/>
-    <w:multiLevelType w:val="multilevel"/>
-    <w:tmpl w:val="B3CAE0E6"/>
-    <w:lvl w:ilvl="0">
-      <w:start w:val="1"/>
-      <w:numFmt w:val="bullet"/>
-      <w:lvlText w:val=""/>
-      <w:lvlJc w:val="left"/>
-      <w:pPr>
-        <w:tabs>
-          <w:tab w:val="num" w:pos="720"/>
-        </w:tabs>
-        <w:ind w:left="720" w:hanging="360"/>
-      </w:pPr>
-      <w:rPr>
-        <w:rFonts w:ascii="Symbol" w:hAnsi="Symbol" w:hint="default"/>
-        <w:sz w:val="20"/>
-      </w:rPr>
-    </w:lvl>
-    <w:lvl w:ilvl="1" w:tentative="1">
-      <w:start w:val="1"/>
-      <w:numFmt w:val="bullet"/>
-      <w:lvlText w:val="o"/>
-      <w:lvlJc w:val="left"/>
-      <w:pPr>
-        <w:tabs>
-          <w:tab w:val="num" w:pos="1440"/>
-        </w:tabs>
-        <w:ind w:left="1440" w:hanging="360"/>
-      </w:pPr>
-      <w:rPr>
-        <w:rFonts w:ascii="Courier New" w:hAnsi="Courier New" w:hint="default"/>
-        <w:sz w:val="20"/>
-      </w:rPr>
-    </w:lvl>
-    <w:lvl w:ilvl="2" w:tentative="1">
-      <w:start w:val="1"/>
-      <w:numFmt w:val="bullet"/>
-      <w:lvlText w:val=""/>
-      <w:lvlJc w:val="left"/>
-      <w:pPr>
-        <w:tabs>
-          <w:tab w:val="num" w:pos="2160"/>
-        </w:tabs>
-        <w:ind w:left="2160" w:hanging="360"/>
-      </w:pPr>
-      <w:rPr>
-        <w:rFonts w:ascii="Wingdings" w:hAnsi="Wingdings" w:hint="default"/>
-        <w:sz w:val="20"/>
-      </w:rPr>
-    </w:lvl>
-    <w:lvl w:ilvl="3" w:tentative="1">
-      <w:start w:val="1"/>
-      <w:numFmt w:val="bullet"/>
-      <w:lvlText w:val=""/>
-      <w:lvlJc w:val="left"/>
-      <w:pPr>
-        <w:tabs>
-          <w:tab w:val="num" w:pos="2880"/>
-        </w:tabs>
-        <w:ind w:left="2880" w:hanging="360"/>
-      </w:pPr>
-      <w:rPr>
-        <w:rFonts w:ascii="Wingdings" w:hAnsi="Wingdings" w:hint="default"/>
-        <w:sz w:val="20"/>
-      </w:rPr>
-    </w:lvl>
-    <w:lvl w:ilvl="4" w:tentative="1">
-      <w:start w:val="1"/>
-      <w:numFmt w:val="bullet"/>
-      <w:lvlText w:val=""/>
-      <w:lvlJc w:val="left"/>
-      <w:pPr>
-        <w:tabs>
-          <w:tab w:val="num" w:pos="3600"/>
-        </w:tabs>
-        <w:ind w:left="3600" w:hanging="360"/>
-      </w:pPr>
-      <w:rPr>
-        <w:rFonts w:ascii="Wingdings" w:hAnsi="Wingdings" w:hint="default"/>
-        <w:sz w:val="20"/>
-      </w:rPr>
-    </w:lvl>
-    <w:lvl w:ilvl="5" w:tentative="1">
-      <w:start w:val="1"/>
-      <w:numFmt w:val="bullet"/>
-      <w:lvlText w:val=""/>
-      <w:lvlJc w:val="left"/>
-      <w:pPr>
-        <w:tabs>
-          <w:tab w:val="num" w:pos="4320"/>
-        </w:tabs>
-        <w:ind w:left="4320" w:hanging="360"/>
-      </w:pPr>
-      <w:rPr>
-        <w:rFonts w:ascii="Wingdings" w:hAnsi="Wingdings" w:hint="default"/>
-        <w:sz w:val="20"/>
-      </w:rPr>
-    </w:lvl>
-    <w:lvl w:ilvl="6" w:tentative="1">
-      <w:start w:val="1"/>
-      <w:numFmt w:val="bullet"/>
-      <w:lvlText w:val=""/>
-      <w:lvlJc w:val="left"/>
-      <w:pPr>
-        <w:tabs>
-          <w:tab w:val="num" w:pos="5040"/>
-        </w:tabs>
-        <w:ind w:left="5040" w:hanging="360"/>
-      </w:pPr>
-      <w:rPr>
-        <w:rFonts w:ascii="Wingdings" w:hAnsi="Wingdings" w:hint="default"/>
-        <w:sz w:val="20"/>
-      </w:rPr>
-    </w:lvl>
-    <w:lvl w:ilvl="7" w:tentative="1">
-      <w:start w:val="1"/>
-      <w:numFmt w:val="bullet"/>
-      <w:lvlText w:val=""/>
-      <w:lvlJc w:val="left"/>
-      <w:pPr>
-        <w:tabs>
-          <w:tab w:val="num" w:pos="5760"/>
-        </w:tabs>
-        <w:ind w:left="5760" w:hanging="360"/>
-      </w:pPr>
-      <w:rPr>
-        <w:rFonts w:ascii="Wingdings" w:hAnsi="Wingdings" w:hint="default"/>
-        <w:sz w:val="20"/>
-      </w:rPr>
-    </w:lvl>
-    <w:lvl w:ilvl="8" w:tentative="1">
-      <w:start w:val="1"/>
-      <w:numFmt w:val="bullet"/>
-      <w:lvlText w:val=""/>
-      <w:lvlJc w:val="left"/>
-      <w:pPr>
-        <w:tabs>
-          <w:tab w:val="num" w:pos="6480"/>
-        </w:tabs>
-        <w:ind w:left="6480" w:hanging="360"/>
-      </w:pPr>
-      <w:rPr>
-        <w:rFonts w:ascii="Wingdings" w:hAnsi="Wingdings" w:hint="default"/>
-        <w:sz w:val="20"/>
-      </w:rPr>
-    </w:lvl>
-  </w:abstractNum>
   <w:num w:numId="1" w16cid:durableId="1860926494">
+    <w:abstractNumId w:val="2"/>
+  </w:num>
+  <w:num w:numId="2" w16cid:durableId="477303400">
+    <w:abstractNumId w:val="17"/>
+  </w:num>
+  <w:num w:numId="3" w16cid:durableId="1819346471">
+    <w:abstractNumId w:val="3"/>
+  </w:num>
+  <w:num w:numId="4" w16cid:durableId="701328027">
     <w:abstractNumId w:val="1"/>
   </w:num>
-  <w:num w:numId="2" w16cid:durableId="477303400">
-    <w:abstractNumId w:val="16"/>
-  </w:num>
-  <w:num w:numId="3" w16cid:durableId="1819346471">
-    <w:abstractNumId w:val="2"/>
-  </w:num>
-  <w:num w:numId="4" w16cid:durableId="701328027">
-    <w:abstractNumId w:val="0"/>
-  </w:num>
   <w:num w:numId="5" w16cid:durableId="126972834">
-    <w:abstractNumId w:val="11"/>
+    <w:abstractNumId w:val="12"/>
   </w:num>
   <w:num w:numId="6" w16cid:durableId="1787771079">
-    <w:abstractNumId w:val="2"/>
+    <w:abstractNumId w:val="3"/>
     <w:lvlOverride w:ilvl="0"/>
     <w:lvlOverride w:ilvl="1">
       <w:startOverride w:val="1"/>
     </w:lvlOverride>
   </w:num>
   <w:num w:numId="7" w16cid:durableId="259797195">
+    <w:abstractNumId w:val="5"/>
+  </w:num>
+  <w:num w:numId="8" w16cid:durableId="984940862">
+    <w:abstractNumId w:val="18"/>
+  </w:num>
+  <w:num w:numId="9" w16cid:durableId="1557856420">
+    <w:abstractNumId w:val="13"/>
+  </w:num>
+  <w:num w:numId="10" w16cid:durableId="1029798247">
+    <w:abstractNumId w:val="10"/>
+  </w:num>
+  <w:num w:numId="11" w16cid:durableId="838545592">
+    <w:abstractNumId w:val="8"/>
+  </w:num>
+  <w:num w:numId="12" w16cid:durableId="390857734">
+    <w:abstractNumId w:val="9"/>
+  </w:num>
+  <w:num w:numId="13" w16cid:durableId="1062142460">
+    <w:abstractNumId w:val="16"/>
+  </w:num>
+  <w:num w:numId="14" w16cid:durableId="693573212">
     <w:abstractNumId w:val="4"/>
   </w:num>
-  <w:num w:numId="8" w16cid:durableId="984940862">
-    <w:abstractNumId w:val="17"/>
+  <w:num w:numId="15" w16cid:durableId="827940717">
+    <w:abstractNumId w:val="14"/>
   </w:num>
-  <w:num w:numId="9" w16cid:durableId="1557856420">
-    <w:abstractNumId w:val="12"/>
+  <w:num w:numId="16" w16cid:durableId="456531053">
+    <w:abstractNumId w:val="15"/>
   </w:num>
-  <w:num w:numId="10" w16cid:durableId="1029798247">
-    <w:abstractNumId w:val="9"/>
+  <w:num w:numId="17" w16cid:durableId="1990940660">
+    <w:abstractNumId w:val="11"/>
   </w:num>
-  <w:num w:numId="11" w16cid:durableId="838545592">
+  <w:num w:numId="18" w16cid:durableId="646908067">
+    <w:abstractNumId w:val="6"/>
+  </w:num>
+  <w:num w:numId="19" w16cid:durableId="1330674545">
     <w:abstractNumId w:val="7"/>
   </w:num>
-  <w:num w:numId="12" w16cid:durableId="390857734">
-    <w:abstractNumId w:val="8"/>
-  </w:num>
-  <w:num w:numId="13" w16cid:durableId="1062142460">
-    <w:abstractNumId w:val="15"/>
-  </w:num>
-  <w:num w:numId="14" w16cid:durableId="693573212">
-    <w:abstractNumId w:val="3"/>
-  </w:num>
-  <w:num w:numId="15" w16cid:durableId="827940717">
-    <w:abstractNumId w:val="13"/>
-  </w:num>
-  <w:num w:numId="16" w16cid:durableId="456531053">
-    <w:abstractNumId w:val="14"/>
-  </w:num>
-  <w:num w:numId="17" w16cid:durableId="1990940660">
-    <w:abstractNumId w:val="10"/>
-  </w:num>
-  <w:num w:numId="18" w16cid:durableId="646908067">
-    <w:abstractNumId w:val="5"/>
-  </w:num>
-  <w:num w:numId="19" w16cid:durableId="1330674545">
-    <w:abstractNumId w:val="6"/>
+  <w:num w:numId="20" w16cid:durableId="931358517">
+    <w:abstractNumId w:val="0"/>
   </w:num>
 </w:numbering>
 </file>
@@ -16537,7 +17004,6 @@
   <w:style w:type="character" w:default="1" w:styleId="a0">
     <w:name w:val="Default Paragraph Font"/>
     <w:uiPriority w:val="1"/>
-    <w:semiHidden/>
     <w:unhideWhenUsed/>
   </w:style>
   <w:style w:type="table" w:default="1" w:styleId="a1">

--- a/docs/report.docx
+++ b/docs/report.docx
@@ -772,10 +772,7 @@
               <w:t xml:space="preserve"> </w:t>
             </w:r>
             <w:r>
-              <w:t>________________________</w:t>
-            </w:r>
-            <w:r>
-              <w:t>___</w:t>
+              <w:t>Воробьева Алина Андреевна</w:t>
             </w:r>
           </w:p>
         </w:tc>
@@ -2258,7 +2255,13 @@
         <w:ind w:firstLine="709"/>
       </w:pPr>
       <w:r>
-        <w:t>Место прохождения практики – 664033 г. Иркутск, ул. Лермонтова, 12</w:t>
+        <w:t xml:space="preserve">Место прохождения практики </w:t>
+      </w:r>
+      <w:r>
+        <w:t>-</w:t>
+      </w:r>
+      <w:r>
+        <w:t xml:space="preserve"> 664033 г. Иркутск, ул. Лермонтова, 12</w:t>
       </w:r>
       <w:r>
         <w:t>4</w:t>
@@ -2320,7 +2323,19 @@
         <w:rPr>
           <w:color w:val="000000"/>
         </w:rPr>
-        <w:t xml:space="preserve"> – применение теоретических знаний в практической деятельности и выработка профессиональных навыков и умений в проектировании, подборе инструментов реализации, создании приложений различного назначения</w:t>
+        <w:t xml:space="preserve"> </w:t>
+      </w:r>
+      <w:r>
+        <w:rPr>
+          <w:color w:val="000000"/>
+        </w:rPr>
+        <w:t>-</w:t>
+      </w:r>
+      <w:r>
+        <w:rPr>
+          <w:color w:val="000000"/>
+        </w:rPr>
+        <w:t xml:space="preserve"> применение теоретических знаний в практической деятельности и выработка профессиональных навыков и умений в проектировании, подборе инструментов реализации, создании приложений различного назначения</w:t>
       </w:r>
       <w:r>
         <w:rPr>
@@ -3204,7 +3219,21 @@
                 <w:sz w:val="24"/>
                 <w:szCs w:val="24"/>
               </w:rPr>
-              <w:t>Богатая экосистема, простой синтаксис, опыт команды. Против Java/C# — быстрее разработка.</w:t>
+              <w:t xml:space="preserve">Богатая экосистема, простой синтаксис, опыт команды. Против Java/C# </w:t>
+            </w:r>
+            <w:r>
+              <w:rPr>
+                <w:sz w:val="24"/>
+                <w:szCs w:val="24"/>
+              </w:rPr>
+              <w:t>-</w:t>
+            </w:r>
+            <w:r>
+              <w:rPr>
+                <w:sz w:val="24"/>
+                <w:szCs w:val="24"/>
+              </w:rPr>
+              <w:t xml:space="preserve"> быстрее разработка.</w:t>
             </w:r>
           </w:p>
         </w:tc>
@@ -4813,7 +4842,21 @@
                 <w:sz w:val="24"/>
                 <w:szCs w:val="24"/>
               </w:rPr>
-              <w:t xml:space="preserve">JWT — нет сессий на сервере, </w:t>
+              <w:t xml:space="preserve">JWT </w:t>
+            </w:r>
+            <w:r>
+              <w:rPr>
+                <w:sz w:val="24"/>
+                <w:szCs w:val="24"/>
+              </w:rPr>
+              <w:t>-</w:t>
+            </w:r>
+            <w:r>
+              <w:rPr>
+                <w:sz w:val="24"/>
+                <w:szCs w:val="24"/>
+              </w:rPr>
+              <w:t xml:space="preserve"> нет сессий на сервере, </w:t>
             </w:r>
             <w:proofErr w:type="spellStart"/>
             <w:r>
@@ -4829,7 +4872,21 @@
                 <w:sz w:val="24"/>
                 <w:szCs w:val="24"/>
               </w:rPr>
-              <w:t xml:space="preserve"> — надёжное хэширование. Безопаснее </w:t>
+              <w:t xml:space="preserve"> </w:t>
+            </w:r>
+            <w:r>
+              <w:rPr>
+                <w:sz w:val="24"/>
+                <w:szCs w:val="24"/>
+              </w:rPr>
+              <w:t>-</w:t>
+            </w:r>
+            <w:r>
+              <w:rPr>
+                <w:sz w:val="24"/>
+                <w:szCs w:val="24"/>
+              </w:rPr>
+              <w:t xml:space="preserve"> надёжное хэширование. Безопаснее </w:t>
             </w:r>
             <w:proofErr w:type="spellStart"/>
             <w:r>
@@ -5209,7 +5266,35 @@
                 <w:sz w:val="24"/>
                 <w:szCs w:val="24"/>
               </w:rPr>
-              <w:t>Лёгкий, человеко-читаемый, стандарт REST. XML — громоздкий, YAML — реже в API.</w:t>
+              <w:t xml:space="preserve">Лёгкий, человеко-читаемый, стандарт REST. XML </w:t>
+            </w:r>
+            <w:r>
+              <w:rPr>
+                <w:sz w:val="24"/>
+                <w:szCs w:val="24"/>
+              </w:rPr>
+              <w:t>-</w:t>
+            </w:r>
+            <w:r>
+              <w:rPr>
+                <w:sz w:val="24"/>
+                <w:szCs w:val="24"/>
+              </w:rPr>
+              <w:t xml:space="preserve"> громоздкий, YAML </w:t>
+            </w:r>
+            <w:r>
+              <w:rPr>
+                <w:sz w:val="24"/>
+                <w:szCs w:val="24"/>
+              </w:rPr>
+              <w:t>-</w:t>
+            </w:r>
+            <w:r>
+              <w:rPr>
+                <w:sz w:val="24"/>
+                <w:szCs w:val="24"/>
+              </w:rPr>
+              <w:t xml:space="preserve"> реже в API.</w:t>
             </w:r>
           </w:p>
         </w:tc>
@@ -6154,6 +6239,7 @@
               <w:t> (группа). Методы: </w:t>
             </w:r>
             <w:proofErr w:type="spellStart"/>
+            <w:proofErr w:type="gramStart"/>
             <w:r>
               <w:rPr>
                 <w:sz w:val="24"/>
@@ -6169,7 +6255,16 @@
                 <w:szCs w:val="24"/>
                 <w:highlight w:val="none"/>
               </w:rPr>
-              <w:t>() </w:t>
+              <w:t>(</w:t>
+            </w:r>
+            <w:proofErr w:type="gramEnd"/>
+            <w:r>
+              <w:rPr>
+                <w:sz w:val="24"/>
+                <w:szCs w:val="24"/>
+                <w:highlight w:val="none"/>
+              </w:rPr>
+              <w:t>) </w:t>
             </w:r>
             <w:r>
               <w:rPr>
@@ -6350,7 +6445,16 @@
                 <w:szCs w:val="24"/>
                 <w:highlight w:val="none"/>
               </w:rPr>
-              <w:t>create_topic</w:t>
+              <w:t>create_</w:t>
+            </w:r>
+            <w:proofErr w:type="gramStart"/>
+            <w:r>
+              <w:rPr>
+                <w:sz w:val="24"/>
+                <w:szCs w:val="24"/>
+                <w:highlight w:val="none"/>
+              </w:rPr>
+              <w:t>topic</w:t>
             </w:r>
             <w:proofErr w:type="spellEnd"/>
             <w:r>
@@ -6359,7 +6463,16 @@
                 <w:szCs w:val="24"/>
                 <w:highlight w:val="none"/>
               </w:rPr>
-              <w:t>()</w:t>
+              <w:t>(</w:t>
+            </w:r>
+            <w:proofErr w:type="gramEnd"/>
+            <w:r>
+              <w:rPr>
+                <w:sz w:val="24"/>
+                <w:szCs w:val="24"/>
+                <w:highlight w:val="none"/>
+              </w:rPr>
+              <w:t>)</w:t>
             </w:r>
             <w:r>
               <w:rPr>
@@ -6524,7 +6637,27 @@
                 <w:highlight w:val="none"/>
                 <w:lang w:val="en-US"/>
               </w:rPr>
-              <w:t>: manage_students(), manage_teachers(), manage_topics(), manage_deadlines(), generate_order(), change_supervisor().</w:t>
+              <w:t>: manage_</w:t>
+            </w:r>
+            <w:proofErr w:type="gramStart"/>
+            <w:r>
+              <w:rPr>
+                <w:sz w:val="24"/>
+                <w:szCs w:val="24"/>
+                <w:highlight w:val="none"/>
+                <w:lang w:val="en-US"/>
+              </w:rPr>
+              <w:t>students(</w:t>
+            </w:r>
+            <w:proofErr w:type="gramEnd"/>
+            <w:r>
+              <w:rPr>
+                <w:sz w:val="24"/>
+                <w:szCs w:val="24"/>
+                <w:highlight w:val="none"/>
+                <w:lang w:val="en-US"/>
+              </w:rPr>
+              <w:t>), manage_teachers(), manage_topics(), manage_deadlines(), generate_order(), change_supervisor().</w:t>
             </w:r>
           </w:p>
         </w:tc>
@@ -6661,7 +6794,16 @@
                 <w:szCs w:val="24"/>
                 <w:highlight w:val="none"/>
               </w:rPr>
-              <w:t>get_status</w:t>
+              <w:t>get_</w:t>
+            </w:r>
+            <w:proofErr w:type="gramStart"/>
+            <w:r>
+              <w:rPr>
+                <w:sz w:val="24"/>
+                <w:szCs w:val="24"/>
+                <w:highlight w:val="none"/>
+              </w:rPr>
+              <w:t>status</w:t>
             </w:r>
             <w:proofErr w:type="spellEnd"/>
             <w:r>
@@ -6670,7 +6812,16 @@
                 <w:szCs w:val="24"/>
                 <w:highlight w:val="none"/>
               </w:rPr>
-              <w:t>() </w:t>
+              <w:t>(</w:t>
+            </w:r>
+            <w:proofErr w:type="gramEnd"/>
+            <w:r>
+              <w:rPr>
+                <w:sz w:val="24"/>
+                <w:szCs w:val="24"/>
+                <w:highlight w:val="none"/>
+              </w:rPr>
+              <w:t>) </w:t>
             </w:r>
             <w:r>
               <w:rPr>
@@ -7060,7 +7211,27 @@
                 <w:highlight w:val="none"/>
                 <w:lang w:val="en-US"/>
               </w:rPr>
-              <w:t xml:space="preserve">: can_add_topic(), can_enroll(), can_change_topic(), can_generate_order(). </w:t>
+              <w:t>: can_add_</w:t>
+            </w:r>
+            <w:proofErr w:type="gramStart"/>
+            <w:r>
+              <w:rPr>
+                <w:sz w:val="24"/>
+                <w:szCs w:val="24"/>
+                <w:highlight w:val="none"/>
+                <w:lang w:val="en-US"/>
+              </w:rPr>
+              <w:t>topic(</w:t>
+            </w:r>
+            <w:proofErr w:type="gramEnd"/>
+            <w:r>
+              <w:rPr>
+                <w:sz w:val="24"/>
+                <w:szCs w:val="24"/>
+                <w:highlight w:val="none"/>
+                <w:lang w:val="en-US"/>
+              </w:rPr>
+              <w:t xml:space="preserve">), can_enroll(), can_change_topic(), can_generate_order(). </w:t>
             </w:r>
             <w:r>
               <w:rPr>
@@ -7162,7 +7333,27 @@
                 <w:highlight w:val="none"/>
                 <w:lang w:val="en-US"/>
               </w:rPr>
-              <w:t>: hash_password(), verify_password(), create_access_token(), decode_token(), get_current_user(), get_current_admin(), get_current_teacher().</w:t>
+              <w:t>: hash_</w:t>
+            </w:r>
+            <w:proofErr w:type="gramStart"/>
+            <w:r>
+              <w:rPr>
+                <w:sz w:val="24"/>
+                <w:szCs w:val="24"/>
+                <w:highlight w:val="none"/>
+                <w:lang w:val="en-US"/>
+              </w:rPr>
+              <w:t>password(</w:t>
+            </w:r>
+            <w:proofErr w:type="gramEnd"/>
+            <w:r>
+              <w:rPr>
+                <w:sz w:val="24"/>
+                <w:szCs w:val="24"/>
+                <w:highlight w:val="none"/>
+                <w:lang w:val="en-US"/>
+              </w:rPr>
+              <w:t>), verify_password(), create_access_token(), decode_token(), get_current_user(), get_current_admin(), get_current_teacher().</w:t>
             </w:r>
           </w:p>
         </w:tc>
@@ -8446,7 +8637,25 @@
                 <w:szCs w:val="24"/>
                 <w:highlight w:val="none"/>
               </w:rPr>
-              <w:t xml:space="preserve"> 0..1</w:t>
+              <w:t xml:space="preserve"> </w:t>
+            </w:r>
+            <w:proofErr w:type="gramStart"/>
+            <w:r>
+              <w:rPr>
+                <w:sz w:val="24"/>
+                <w:szCs w:val="24"/>
+                <w:highlight w:val="none"/>
+              </w:rPr>
+              <w:t>0..</w:t>
+            </w:r>
+            <w:proofErr w:type="gramEnd"/>
+            <w:r>
+              <w:rPr>
+                <w:sz w:val="24"/>
+                <w:szCs w:val="24"/>
+                <w:highlight w:val="none"/>
+              </w:rPr>
+              <w:t>1</w:t>
             </w:r>
           </w:p>
         </w:tc>
@@ -9960,7 +10169,31 @@
                 <w:highlight w:val="none"/>
                 <w:lang w:val="en-US"/>
               </w:rPr>
-              <w:t>&gt; 0..1</w:t>
+              <w:t xml:space="preserve">&gt; </w:t>
+            </w:r>
+            <w:proofErr w:type="gramStart"/>
+            <w:r>
+              <w:rPr>
+                <w:b/>
+                <w:bCs/>
+                <w:sz w:val="24"/>
+                <w:szCs w:val="24"/>
+                <w:highlight w:val="none"/>
+                <w:lang w:val="en-US"/>
+              </w:rPr>
+              <w:t>0..</w:t>
+            </w:r>
+            <w:proofErr w:type="gramEnd"/>
+            <w:r>
+              <w:rPr>
+                <w:b/>
+                <w:bCs/>
+                <w:sz w:val="24"/>
+                <w:szCs w:val="24"/>
+                <w:highlight w:val="none"/>
+                <w:lang w:val="en-US"/>
+              </w:rPr>
+              <w:t>1</w:t>
             </w:r>
           </w:p>
         </w:tc>
@@ -11639,6 +11872,22 @@
         </w:rPr>
       </w:pPr>
       <w:r>
+        <w:t xml:space="preserve"> </w:t>
+      </w:r>
+      <w:r>
+        <w:rPr>
+          <w:u w:val="single" w:color="FFFFFF" w:themeColor="background1"/>
+        </w:rPr>
+        <w:t xml:space="preserve">После определения функциональных возможностей системы был разработан прототип пользовательского интерфейса. Его создание позволило определить расположение элементов управления, оценить удобство работы </w:t>
+      </w:r>
+      <w:r>
+        <w:rPr>
+          <w:u w:val="single" w:color="FFFFFF" w:themeColor="background1"/>
+        </w:rPr>
+        <w:lastRenderedPageBreak/>
+        <w:t xml:space="preserve">пользователей и подготовить основу для последующей реализации клиентской </w:t>
+      </w:r>
+      <w:r>
         <w:rPr>
           <w:b/>
           <w:bCs/>
@@ -11646,13 +11895,13 @@
           <w:u w:val="single" w:color="FFFFFF" w:themeColor="background1"/>
         </w:rPr>
         <w:drawing>
-          <wp:anchor distT="0" distB="0" distL="114300" distR="114300" simplePos="0" relativeHeight="251661312" behindDoc="0" locked="0" layoutInCell="1" allowOverlap="1" wp14:anchorId="539041F2" wp14:editId="5DC6F3AF">
+          <wp:anchor distT="0" distB="0" distL="114300" distR="114300" simplePos="0" relativeHeight="251661312" behindDoc="0" locked="0" layoutInCell="1" allowOverlap="1" wp14:anchorId="539041F2" wp14:editId="4A9591A7">
             <wp:simplePos x="0" y="0"/>
             <wp:positionH relativeFrom="margin">
-              <wp:align>left</wp:align>
+              <wp:align>right</wp:align>
             </wp:positionH>
             <wp:positionV relativeFrom="paragraph">
-              <wp:posOffset>1480185</wp:posOffset>
+              <wp:posOffset>1150620</wp:posOffset>
             </wp:positionV>
             <wp:extent cx="6049010" cy="4164965"/>
             <wp:effectExtent l="0" t="0" r="8890" b="6985"/>
@@ -11709,20 +11958,10 @@
         </w:drawing>
       </w:r>
       <w:r>
-        <w:t xml:space="preserve"> </w:t>
-      </w:r>
-      <w:r>
         <w:rPr>
           <w:u w:val="single" w:color="FFFFFF" w:themeColor="background1"/>
         </w:rPr>
-        <w:t xml:space="preserve">После определения функциональных возможностей системы был разработан прототип пользовательского интерфейса. Его создание позволило </w:t>
-      </w:r>
-      <w:r>
-        <w:rPr>
-          <w:u w:val="single" w:color="FFFFFF" w:themeColor="background1"/>
-        </w:rPr>
-        <w:lastRenderedPageBreak/>
-        <w:t>определить расположение элементов управления, оценить удобство работы пользователей и подготовить основу для последующей реализации клиентской части приложения.</w:t>
+        <w:t>части приложения.</w:t>
       </w:r>
     </w:p>
     <w:p>
@@ -11855,7 +12094,15 @@
           <w:u w:val="single" w:color="FFFFFF" w:themeColor="background1"/>
           <w:lang w:val="ru-KZ"/>
         </w:rPr>
-        <w:t>При проектировании интерфейса основное внимание уделялось простоте использования, логичному расположению элементов и минимизации количества действий, необходимых для выполнения основных операций. Такое решение обеспечивает удобную работу пользователей и соответствует требованиям к современным настольным информационным системам.</w:t>
+        <w:t xml:space="preserve">При проектировании интерфейса основное внимание уделялось простоте использования, логичному расположению элементов и минимизации количества действий, необходимых для выполнения основных операций. </w:t>
+      </w:r>
+      <w:r>
+        <w:rPr>
+          <w:u w:val="single" w:color="FFFFFF" w:themeColor="background1"/>
+          <w:lang w:val="ru-KZ"/>
+        </w:rPr>
+        <w:lastRenderedPageBreak/>
+        <w:t>Такое решение обеспечивает удобную работу пользователей и соответствует требованиям к современным настольным информационным системам.</w:t>
       </w:r>
     </w:p>
     <w:p>
@@ -11936,7 +12183,6 @@
     <w:p>
       <w:pPr>
         <w:pStyle w:val="af3"/>
-        <w:jc w:val="center"/>
         <w:rPr>
           <w:b/>
         </w:rPr>
@@ -11963,419 +12209,2188 @@
       </w:r>
     </w:p>
     <w:p>
-      <w:r>
-        <w:t>В рамках командной разработки мной был реализован ключевой серверный модуль, отвечающий за организацию хранения данных, а также разработан комплекс автоматизированных тестов для обеспечения надежности бизнес-логики приложения.</w:t>
+      <w:pPr>
+        <w:spacing w:before="100" w:beforeAutospacing="1"/>
+        <w:rPr>
+          <w:lang w:val="ru-KZ"/>
+        </w:rPr>
+      </w:pPr>
+      <w:r>
+        <w:rPr>
+          <w:b/>
+          <w:bCs/>
+          <w:lang w:val="ru-KZ"/>
+        </w:rPr>
+        <w:t xml:space="preserve">2.1.1 </w:t>
+      </w:r>
+      <w:r>
+        <w:rPr>
+          <w:b/>
+          <w:bCs/>
+          <w:lang w:val="ru-KZ"/>
+        </w:rPr>
+        <w:t>Модуль импорта данных из файлов Microsoft Excel</w:t>
       </w:r>
     </w:p>
     <w:p>
       <w:pPr>
         <w:rPr>
+          <w:lang w:val="ru-KZ"/>
+        </w:rPr>
+      </w:pPr>
+      <w:r>
+        <w:rPr>
+          <w:lang w:val="ru-KZ"/>
+        </w:rPr>
+        <w:t xml:space="preserve">Для загрузки и первичной обработки списков студентов и преподавателей в системе реализован специализированный сервис на базе библиотеки </w:t>
+      </w:r>
+      <w:proofErr w:type="spellStart"/>
+      <w:r>
+        <w:rPr>
+          <w:lang w:val="ru-KZ"/>
+        </w:rPr>
+        <w:t>openpyxl</w:t>
+      </w:r>
+      <w:proofErr w:type="spellEnd"/>
+      <w:r>
+        <w:rPr>
+          <w:lang w:val="ru-KZ"/>
+        </w:rPr>
+        <w:t xml:space="preserve">. Алгоритм </w:t>
+      </w:r>
+      <w:proofErr w:type="spellStart"/>
+      <w:r>
+        <w:rPr>
+          <w:lang w:val="ru-KZ"/>
+        </w:rPr>
+        <w:t>парсинга</w:t>
+      </w:r>
+      <w:proofErr w:type="spellEnd"/>
+      <w:r>
+        <w:rPr>
+          <w:lang w:val="ru-KZ"/>
+        </w:rPr>
+        <w:t xml:space="preserve"> спроектирован таким образом, чтобы обеспечить гибкий импорт данных и минимизировать необходимость ручного форматирования исходных документов кафедрой.</w:t>
+      </w:r>
+    </w:p>
+    <w:p>
+      <w:pPr>
+        <w:rPr>
+          <w:lang w:val="ru-KZ"/>
+        </w:rPr>
+      </w:pPr>
+      <w:r>
+        <w:rPr>
+          <w:lang w:val="ru-KZ"/>
+        </w:rPr>
+        <w:t>Система поддерживает автоматическое распознавание и обработку следующих форматов исходных данных (Таблица 3).</w:t>
+      </w:r>
+    </w:p>
+    <w:p>
+      <w:pPr>
+        <w:rPr>
+          <w:lang w:val="ru-KZ"/>
+        </w:rPr>
+      </w:pPr>
+    </w:p>
+    <w:p>
+      <w:pPr>
+        <w:rPr>
           <w:b/>
           <w:bCs/>
+          <w:lang w:val="ru-KZ"/>
         </w:rPr>
       </w:pPr>
       <w:r>
         <w:rPr>
           <w:b/>
           <w:bCs/>
-        </w:rPr>
-        <w:t>Реализация модели базы данных</w:t>
-      </w:r>
+          <w:lang w:val="ru-KZ"/>
+        </w:rPr>
+        <w:t>Таблица 3</w:t>
+      </w:r>
+      <w:r>
+        <w:rPr>
+          <w:b/>
+          <w:bCs/>
+          <w:lang w:val="ru-KZ"/>
+        </w:rPr>
+        <w:t>.</w:t>
+      </w:r>
+      <w:r>
+        <w:rPr>
+          <w:b/>
+          <w:bCs/>
+          <w:lang w:val="ru-KZ"/>
+        </w:rPr>
+        <w:t xml:space="preserve"> Поддерживаемые форматы исходных данных</w:t>
+      </w:r>
+    </w:p>
+    <w:tbl>
+      <w:tblPr>
+        <w:tblStyle w:val="af9"/>
+        <w:tblW w:w="0" w:type="auto"/>
+        <w:tblLook w:val="04A0" w:firstRow="1" w:lastRow="0" w:firstColumn="1" w:lastColumn="0" w:noHBand="0" w:noVBand="1"/>
+      </w:tblPr>
+      <w:tblGrid>
+        <w:gridCol w:w="3171"/>
+        <w:gridCol w:w="3172"/>
+        <w:gridCol w:w="3172"/>
+      </w:tblGrid>
+      <w:tr>
+        <w:tc>
+          <w:tcPr>
+            <w:tcW w:w="3171" w:type="dxa"/>
+          </w:tcPr>
+          <w:p>
+            <w:pPr>
+              <w:ind w:firstLine="0"/>
+              <w:rPr>
+                <w:lang w:val="ru-KZ"/>
+              </w:rPr>
+            </w:pPr>
+            <w:r>
+              <w:rPr>
+                <w:lang w:val="ru-KZ"/>
+              </w:rPr>
+              <w:t>Тип исходных данных</w:t>
+            </w:r>
+          </w:p>
+        </w:tc>
+        <w:tc>
+          <w:tcPr>
+            <w:tcW w:w="3172" w:type="dxa"/>
+          </w:tcPr>
+          <w:p>
+            <w:pPr>
+              <w:ind w:firstLine="0"/>
+              <w:rPr>
+                <w:lang w:val="ru-KZ"/>
+              </w:rPr>
+            </w:pPr>
+            <w:r>
+              <w:rPr>
+                <w:lang w:val="ru-KZ"/>
+              </w:rPr>
+              <w:t>Описание формата</w:t>
+            </w:r>
+          </w:p>
+        </w:tc>
+        <w:tc>
+          <w:tcPr>
+            <w:tcW w:w="3172" w:type="dxa"/>
+          </w:tcPr>
+          <w:p>
+            <w:pPr>
+              <w:ind w:firstLine="0"/>
+              <w:rPr>
+                <w:lang w:val="ru-KZ"/>
+              </w:rPr>
+            </w:pPr>
+            <w:r>
+              <w:rPr>
+                <w:lang w:val="ru-KZ"/>
+              </w:rPr>
+              <w:t>Пример содержимого ячейки</w:t>
+            </w:r>
+          </w:p>
+        </w:tc>
+      </w:tr>
+      <w:tr>
+        <w:tc>
+          <w:tcPr>
+            <w:tcW w:w="3171" w:type="dxa"/>
+          </w:tcPr>
+          <w:p>
+            <w:pPr>
+              <w:ind w:firstLine="0"/>
+              <w:rPr>
+                <w:lang w:val="ru-KZ"/>
+              </w:rPr>
+            </w:pPr>
+            <w:r>
+              <w:rPr>
+                <w:lang w:val="ru-KZ"/>
+              </w:rPr>
+              <w:t>Структурированная таблица</w:t>
+            </w:r>
+            <w:r>
+              <w:rPr>
+                <w:lang w:val="ru-KZ"/>
+              </w:rPr>
+              <w:tab/>
+            </w:r>
+          </w:p>
+        </w:tc>
+        <w:tc>
+          <w:tcPr>
+            <w:tcW w:w="3172" w:type="dxa"/>
+          </w:tcPr>
+          <w:p>
+            <w:pPr>
+              <w:ind w:firstLine="0"/>
+              <w:rPr>
+                <w:lang w:val="ru-KZ"/>
+              </w:rPr>
+            </w:pPr>
+            <w:r>
+              <w:rPr>
+                <w:lang w:val="ru-KZ"/>
+              </w:rPr>
+              <w:t>Таблица с явными заголовками столбцов</w:t>
+            </w:r>
+            <w:r>
+              <w:rPr>
+                <w:lang w:val="ru-KZ"/>
+              </w:rPr>
+              <w:tab/>
+            </w:r>
+          </w:p>
+        </w:tc>
+        <w:tc>
+          <w:tcPr>
+            <w:tcW w:w="3172" w:type="dxa"/>
+          </w:tcPr>
+          <w:p>
+            <w:pPr>
+              <w:ind w:firstLine="0"/>
+              <w:rPr>
+                <w:lang w:val="ru-KZ"/>
+              </w:rPr>
+            </w:pPr>
+            <w:r>
+              <w:rPr>
+                <w:lang w:val="ru-KZ"/>
+              </w:rPr>
+              <w:t>Заголовки игнорируются, данные читаются из любой колонки</w:t>
+            </w:r>
+          </w:p>
+        </w:tc>
+      </w:tr>
+      <w:tr>
+        <w:tc>
+          <w:tcPr>
+            <w:tcW w:w="3171" w:type="dxa"/>
+          </w:tcPr>
+          <w:p>
+            <w:pPr>
+              <w:ind w:firstLine="0"/>
+              <w:rPr>
+                <w:lang w:val="ru-KZ"/>
+              </w:rPr>
+            </w:pPr>
+            <w:r>
+              <w:rPr>
+                <w:lang w:val="ru-KZ"/>
+              </w:rPr>
+              <w:t>Нумерованный список</w:t>
+            </w:r>
+          </w:p>
+        </w:tc>
+        <w:tc>
+          <w:tcPr>
+            <w:tcW w:w="3172" w:type="dxa"/>
+          </w:tcPr>
+          <w:p>
+            <w:pPr>
+              <w:ind w:firstLine="0"/>
+              <w:rPr>
+                <w:lang w:val="ru-KZ"/>
+              </w:rPr>
+            </w:pPr>
+            <w:r>
+              <w:rPr>
+                <w:lang w:val="ru-KZ"/>
+              </w:rPr>
+              <w:t>Список с ручной или автоматической нумерацией</w:t>
+            </w:r>
+            <w:r>
+              <w:rPr>
+                <w:lang w:val="ru-KZ"/>
+              </w:rPr>
+              <w:tab/>
+            </w:r>
+          </w:p>
+        </w:tc>
+        <w:tc>
+          <w:tcPr>
+            <w:tcW w:w="3172" w:type="dxa"/>
+          </w:tcPr>
+          <w:p>
+            <w:pPr>
+              <w:ind w:firstLine="0"/>
+              <w:rPr>
+                <w:lang w:val="ru-KZ"/>
+              </w:rPr>
+            </w:pPr>
+            <w:r>
+              <w:rPr>
+                <w:lang w:val="ru-KZ"/>
+              </w:rPr>
+              <w:t>1.</w:t>
+            </w:r>
+            <w:r>
+              <w:rPr>
+                <w:lang w:val="ru-KZ"/>
+              </w:rPr>
+              <w:t xml:space="preserve"> </w:t>
+            </w:r>
+            <w:r>
+              <w:rPr>
+                <w:lang w:val="ru-KZ"/>
+              </w:rPr>
+              <w:t>Иванов Иван Иванович</w:t>
+            </w:r>
+          </w:p>
+        </w:tc>
+      </w:tr>
+      <w:tr>
+        <w:tc>
+          <w:tcPr>
+            <w:tcW w:w="3171" w:type="dxa"/>
+          </w:tcPr>
+          <w:p>
+            <w:pPr>
+              <w:ind w:firstLine="0"/>
+              <w:rPr>
+                <w:lang w:val="ru-KZ"/>
+              </w:rPr>
+            </w:pPr>
+            <w:proofErr w:type="spellStart"/>
+            <w:r>
+              <w:rPr>
+                <w:lang w:val="ru-KZ"/>
+              </w:rPr>
+              <w:t>Неотформатированный</w:t>
+            </w:r>
+            <w:proofErr w:type="spellEnd"/>
+            <w:r>
+              <w:rPr>
+                <w:lang w:val="ru-KZ"/>
+              </w:rPr>
+              <w:t xml:space="preserve"> текст</w:t>
+            </w:r>
+          </w:p>
+        </w:tc>
+        <w:tc>
+          <w:tcPr>
+            <w:tcW w:w="3172" w:type="dxa"/>
+          </w:tcPr>
+          <w:p>
+            <w:pPr>
+              <w:ind w:firstLine="0"/>
+              <w:rPr>
+                <w:lang w:val="ru-KZ"/>
+              </w:rPr>
+            </w:pPr>
+            <w:r>
+              <w:rPr>
+                <w:lang w:val="ru-KZ"/>
+              </w:rPr>
+              <w:t>Произвольный набор строк</w:t>
+            </w:r>
+          </w:p>
+        </w:tc>
+        <w:tc>
+          <w:tcPr>
+            <w:tcW w:w="3172" w:type="dxa"/>
+          </w:tcPr>
+          <w:p>
+            <w:pPr>
+              <w:ind w:firstLine="0"/>
+              <w:rPr>
+                <w:lang w:val="ru-KZ"/>
+              </w:rPr>
+            </w:pPr>
+            <w:r>
+              <w:rPr>
+                <w:lang w:val="ru-KZ"/>
+              </w:rPr>
+              <w:t>Иванов Иван Иванович</w:t>
+            </w:r>
+          </w:p>
+        </w:tc>
+      </w:tr>
+    </w:tbl>
+    <w:p>
+      <w:pPr>
+        <w:rPr>
+          <w:b/>
+          <w:bCs/>
+          <w:lang w:val="ru-KZ"/>
+        </w:rPr>
+      </w:pPr>
     </w:p>
     <w:p>
-      <w:r>
-        <w:t xml:space="preserve">Для взаимодействия с СУБД </w:t>
-      </w:r>
-      <w:proofErr w:type="spellStart"/>
-      <w:r>
-        <w:t>SQLite</w:t>
-      </w:r>
-      <w:proofErr w:type="spellEnd"/>
-      <w:r>
-        <w:t xml:space="preserve"> была спроектирована и реализована объектно-реляционная модель (ORM) с использованием библиотеки </w:t>
-      </w:r>
-      <w:proofErr w:type="spellStart"/>
-      <w:r>
-        <w:t>SQLAlchemy</w:t>
-      </w:r>
-      <w:proofErr w:type="spellEnd"/>
-      <w:r>
-        <w:t>. Данный подход позволил абстрагировать бизнес-логику от прямых SQL-запросов, обеспечить кроссплатформенность кода и упростить его поддержку.</w:t>
+      <w:pPr>
+        <w:rPr>
+          <w:lang w:val="ru-KZ"/>
+        </w:rPr>
+      </w:pPr>
+      <w:r>
+        <w:rPr>
+          <w:b/>
+          <w:bCs/>
+          <w:lang w:val="ru-KZ"/>
+        </w:rPr>
+        <w:t>Алгоритм выделения и валидации ФИО</w:t>
+      </w:r>
+      <w:r>
+        <w:rPr>
+          <w:lang w:val="ru-KZ"/>
+        </w:rPr>
+        <w:t xml:space="preserve"> Для автоматического извлечения фамилии, имени и отчества из ячеек применяется эвристический алгоритм, включающий следующие этапы:</w:t>
       </w:r>
     </w:p>
     <w:p>
       <w:pPr>
+        <w:numPr>
+          <w:ilvl w:val="0"/>
+          <w:numId w:val="21"/>
+        </w:numPr>
+        <w:rPr>
+          <w:lang w:val="ru-KZ"/>
+        </w:rPr>
+      </w:pPr>
+      <w:r>
         <w:rPr>
           <w:b/>
           <w:bCs/>
+          <w:lang w:val="ru-KZ"/>
+        </w:rPr>
+        <w:lastRenderedPageBreak/>
+        <w:t>Предварительная очистка:</w:t>
+      </w:r>
+      <w:r>
+        <w:rPr>
+          <w:lang w:val="ru-KZ"/>
+        </w:rPr>
+        <w:t xml:space="preserve"> автоматическое удаление начальной нумерации (например, «1</w:t>
+      </w:r>
+      <w:proofErr w:type="gramStart"/>
+      <w:r>
+        <w:rPr>
+          <w:lang w:val="ru-KZ"/>
+        </w:rPr>
+        <w:t>. »</w:t>
+      </w:r>
+      <w:proofErr w:type="gramEnd"/>
+      <w:r>
+        <w:rPr>
+          <w:lang w:val="ru-KZ"/>
+        </w:rPr>
+        <w:t>, «1) »), маркеров списков и лишних пробелов.</w:t>
+      </w:r>
+    </w:p>
+    <w:p>
+      <w:pPr>
+        <w:numPr>
+          <w:ilvl w:val="0"/>
+          <w:numId w:val="21"/>
+        </w:numPr>
+        <w:rPr>
+          <w:lang w:val="ru-KZ"/>
         </w:rPr>
       </w:pPr>
       <w:r>
         <w:rPr>
           <w:b/>
           <w:bCs/>
-        </w:rPr>
-        <w:t>Были описаны и связаны следующие основные сущности:</w:t>
+          <w:lang w:val="ru-KZ"/>
+        </w:rPr>
+        <w:t>Фильтрация служебных данных:</w:t>
+      </w:r>
+      <w:r>
+        <w:rPr>
+          <w:lang w:val="ru-KZ"/>
+        </w:rPr>
+        <w:t xml:space="preserve"> исключение строк, содержащих заголовки и технические слова (например, «ФИО», «№ п/п», «Группа», «Список»).</w:t>
       </w:r>
     </w:p>
     <w:p>
       <w:pPr>
-        <w:pStyle w:val="af4"/>
         <w:numPr>
-          <w:ilvl w:val="1"/>
-          <w:numId w:val="11"/>
+          <w:ilvl w:val="0"/>
+          <w:numId w:val="21"/>
         </w:numPr>
-      </w:pPr>
-      <w:r>
-        <w:t xml:space="preserve">User (базовый класс), а также наследники </w:t>
-      </w:r>
-      <w:proofErr w:type="spellStart"/>
-      <w:r>
-        <w:t>Student</w:t>
-      </w:r>
-      <w:proofErr w:type="spellEnd"/>
-      <w:r>
-        <w:t xml:space="preserve">, </w:t>
-      </w:r>
-      <w:proofErr w:type="spellStart"/>
-      <w:r>
-        <w:t>Teacher</w:t>
-      </w:r>
-      <w:proofErr w:type="spellEnd"/>
-      <w:r>
-        <w:t xml:space="preserve">, </w:t>
-      </w:r>
-      <w:proofErr w:type="spellStart"/>
-      <w:r>
-        <w:t>Admin</w:t>
-      </w:r>
-      <w:proofErr w:type="spellEnd"/>
-      <w:r>
-        <w:t xml:space="preserve"> — обеспечивают строгое разграничение прав доступа и хранение учетных данных.</w:t>
+        <w:rPr>
+          <w:lang w:val="ru-KZ"/>
+        </w:rPr>
+      </w:pPr>
+      <w:r>
+        <w:rPr>
+          <w:b/>
+          <w:bCs/>
+          <w:lang w:val="ru-KZ"/>
+        </w:rPr>
+        <w:t>Валидация формата:</w:t>
+      </w:r>
+      <w:r>
+        <w:rPr>
+          <w:lang w:val="ru-KZ"/>
+        </w:rPr>
+        <w:t xml:space="preserve"> строка признается корректным ФИО и подлежит сохранению только в том случае, если она состоит из 2</w:t>
+      </w:r>
+      <w:r>
+        <w:rPr>
+          <w:lang w:val="ru-KZ"/>
+        </w:rPr>
+        <w:t>-</w:t>
+      </w:r>
+      <w:r>
+        <w:rPr>
+          <w:lang w:val="ru-KZ"/>
+        </w:rPr>
+        <w:t>4 слов, и каждое слово начинается с заглавной буквы.</w:t>
       </w:r>
     </w:p>
     <w:p>
       <w:pPr>
-        <w:pStyle w:val="af4"/>
-        <w:numPr>
-          <w:ilvl w:val="1"/>
-          <w:numId w:val="11"/>
-        </w:numPr>
-      </w:pPr>
-      <w:proofErr w:type="spellStart"/>
-      <w:r>
-        <w:t>Topic</w:t>
-      </w:r>
-      <w:proofErr w:type="spellEnd"/>
-      <w:r>
-        <w:t xml:space="preserve"> и </w:t>
-      </w:r>
-      <w:proofErr w:type="spellStart"/>
-      <w:r>
-        <w:t>Enrollment</w:t>
-      </w:r>
-      <w:proofErr w:type="spellEnd"/>
-      <w:r>
-        <w:t xml:space="preserve"> — реализуют логику распределения тем. Особое внимание было уделено целостности данных: настроены внешние ключи (Foreign </w:t>
-      </w:r>
-      <w:proofErr w:type="spellStart"/>
-      <w:r>
-        <w:t>Keys</w:t>
-      </w:r>
-      <w:proofErr w:type="spellEnd"/>
-      <w:r>
-        <w:t>) и уникальные ограничения, предотвращающие дублирование записей студентов на одну и ту же тему.</w:t>
+        <w:rPr>
+          <w:lang w:val="ru-KZ"/>
+        </w:rPr>
+      </w:pPr>
+      <w:r>
+        <w:rPr>
+          <w:b/>
+          <w:bCs/>
+          <w:lang w:val="ru-KZ"/>
+        </w:rPr>
+        <w:t>Определение учебной группы</w:t>
+      </w:r>
+      <w:r>
+        <w:rPr>
+          <w:lang w:val="ru-KZ"/>
+        </w:rPr>
+        <w:t xml:space="preserve"> Определение учебной группы студента осуществляется не из содержимого ячеек, а на основе метаданных файла </w:t>
+      </w:r>
+      <w:r>
+        <w:rPr>
+          <w:lang w:val="ru-KZ"/>
+        </w:rPr>
+        <w:t>-</w:t>
+      </w:r>
+      <w:r>
+        <w:rPr>
+          <w:lang w:val="ru-KZ"/>
+        </w:rPr>
+        <w:t xml:space="preserve"> имени листа в Excel-документе. Алгоритм извлекает числовой или буквенно-цифровой идентификатор из названия листа. </w:t>
+      </w:r>
+      <w:r>
+        <w:rPr>
+          <w:i/>
+          <w:iCs/>
+          <w:lang w:val="ru-KZ"/>
+        </w:rPr>
+        <w:t>Примеры работы алгоритма:</w:t>
       </w:r>
     </w:p>
     <w:p>
       <w:pPr>
-        <w:pStyle w:val="af4"/>
         <w:numPr>
-          <w:ilvl w:val="1"/>
-          <w:numId w:val="11"/>
+          <w:ilvl w:val="0"/>
+          <w:numId w:val="22"/>
         </w:numPr>
-      </w:pPr>
-      <w:proofErr w:type="spellStart"/>
-      <w:r>
-        <w:t>Deadline</w:t>
-      </w:r>
-      <w:proofErr w:type="spellEnd"/>
-      <w:r>
-        <w:t xml:space="preserve"> — хранит глобальные временные ограничения системы.</w:t>
+        <w:rPr>
+          <w:lang w:val="ru-KZ"/>
+        </w:rPr>
+      </w:pPr>
+      <w:r>
+        <w:rPr>
+          <w:lang w:val="ru-KZ"/>
+        </w:rPr>
+        <w:t>Из названия листа «РПО-11» извлекается группа «РПО-11»;</w:t>
       </w:r>
     </w:p>
     <w:p>
-      <w:r>
-        <w:t xml:space="preserve">Для корректной работы асинхронного веб-фреймворка </w:t>
-      </w:r>
-      <w:proofErr w:type="spellStart"/>
-      <w:r>
-        <w:t>FastAPI</w:t>
-      </w:r>
-      <w:proofErr w:type="spellEnd"/>
-      <w:r>
-        <w:t xml:space="preserve"> была настроена система управления сессиями базы данных через механизм </w:t>
-      </w:r>
-      <w:proofErr w:type="spellStart"/>
-      <w:r>
-        <w:t>Dependency</w:t>
-      </w:r>
-      <w:proofErr w:type="spellEnd"/>
-      <w:r>
-        <w:t xml:space="preserve"> </w:t>
-      </w:r>
-      <w:proofErr w:type="spellStart"/>
-      <w:r>
-        <w:t>Injection</w:t>
-      </w:r>
-      <w:proofErr w:type="spellEnd"/>
-      <w:r>
-        <w:t xml:space="preserve"> (</w:t>
-      </w:r>
-      <w:proofErr w:type="spellStart"/>
-      <w:r>
-        <w:t>Depends</w:t>
-      </w:r>
-      <w:proofErr w:type="spellEnd"/>
-      <w:r>
-        <w:t>(</w:t>
-      </w:r>
-      <w:proofErr w:type="spellStart"/>
-      <w:r>
-        <w:t>get_db</w:t>
-      </w:r>
-      <w:proofErr w:type="spellEnd"/>
-      <w:r>
-        <w:t>)), что гарантирует безопасное открытие и закрытие соединений при каждом HTTP-запросе.</w:t>
+      <w:pPr>
+        <w:numPr>
+          <w:ilvl w:val="0"/>
+          <w:numId w:val="22"/>
+        </w:numPr>
+        <w:rPr>
+          <w:lang w:val="ru-KZ"/>
+        </w:rPr>
+      </w:pPr>
+      <w:r>
+        <w:rPr>
+          <w:lang w:val="ru-KZ"/>
+        </w:rPr>
+        <w:t>Из названия листа «Дизайн-24» извлекается группа «24»;</w:t>
       </w:r>
     </w:p>
     <w:p>
-      <w:r>
-        <w:t>Настройка окружения и изоляция тестов</w:t>
+      <w:pPr>
+        <w:numPr>
+          <w:ilvl w:val="0"/>
+          <w:numId w:val="22"/>
+        </w:numPr>
+        <w:rPr>
+          <w:lang w:val="ru-KZ"/>
+        </w:rPr>
+      </w:pPr>
+      <w:r>
+        <w:rPr>
+          <w:lang w:val="ru-KZ"/>
+        </w:rPr>
+        <w:t>Из названия листа «ПИ» извлекается группа «ПИ».</w:t>
       </w:r>
     </w:p>
     <w:p>
-      <w:r>
-        <w:t xml:space="preserve">Для верификации корректности работы API и предотвращения регрессионных ошибок был внедрен фреймворк </w:t>
+      <w:pPr>
+        <w:rPr>
+          <w:lang w:val="ru-KZ"/>
+        </w:rPr>
+      </w:pPr>
+      <w:r>
+        <w:rPr>
+          <w:b/>
+          <w:bCs/>
+          <w:lang w:val="ru-KZ"/>
+        </w:rPr>
+        <w:t>Параметры по умолчанию и сохранение в БД</w:t>
+      </w:r>
+      <w:r>
+        <w:rPr>
+          <w:lang w:val="ru-KZ"/>
+        </w:rPr>
+        <w:t xml:space="preserve"> После успешного </w:t>
       </w:r>
       <w:proofErr w:type="spellStart"/>
       <w:r>
-        <w:t>pytest</w:t>
+        <w:rPr>
+          <w:lang w:val="ru-KZ"/>
+        </w:rPr>
+        <w:t>парсинга</w:t>
       </w:r>
       <w:proofErr w:type="spellEnd"/>
       <w:r>
-        <w:t xml:space="preserve">. Ключевой задачей при </w:t>
-      </w:r>
-      <w:r>
-        <w:lastRenderedPageBreak/>
-        <w:t>настройке тестового окружения (файл conftest.py) было обеспечение полной изоляции тестов от рабочей базы данных.</w:t>
+        <w:rPr>
+          <w:lang w:val="ru-KZ"/>
+        </w:rPr>
+        <w:t xml:space="preserve"> и валидации данные структурируются и сохраняются в базу данных через ORM. Для записей студентов, у которых отсутствует явное указание курса в исходном файле, система автоматически устанавливает следующие параметры по умолчанию:</w:t>
       </w:r>
     </w:p>
     <w:p>
       <w:pPr>
+        <w:numPr>
+          <w:ilvl w:val="0"/>
+          <w:numId w:val="23"/>
+        </w:numPr>
+        <w:rPr>
+          <w:lang w:val="ru-KZ"/>
+        </w:rPr>
+      </w:pPr>
+      <w:r>
+        <w:rPr>
+          <w:lang w:val="ru-KZ"/>
+        </w:rPr>
+        <w:t xml:space="preserve">Курс обучения: </w:t>
+      </w:r>
+      <w:r>
+        <w:rPr>
+          <w:lang w:val="ru-KZ"/>
+        </w:rPr>
+        <w:t>4</w:t>
+      </w:r>
+      <w:r>
+        <w:rPr>
+          <w:lang w:val="ru-KZ"/>
+        </w:rPr>
+        <w:t>;</w:t>
+      </w:r>
+    </w:p>
+    <w:p>
+      <w:pPr>
+        <w:numPr>
+          <w:ilvl w:val="0"/>
+          <w:numId w:val="23"/>
+        </w:numPr>
+        <w:rPr>
+          <w:lang w:val="ru-KZ"/>
+        </w:rPr>
+      </w:pPr>
+      <w:r>
+        <w:rPr>
+          <w:lang w:val="ru-KZ"/>
+        </w:rPr>
+        <w:t xml:space="preserve">Роль в системе: </w:t>
+      </w:r>
+      <w:proofErr w:type="spellStart"/>
+      <w:r>
+        <w:rPr>
+          <w:lang w:val="ru-KZ"/>
+        </w:rPr>
+        <w:t>student</w:t>
+      </w:r>
+      <w:proofErr w:type="spellEnd"/>
+      <w:r>
+        <w:rPr>
+          <w:lang w:val="ru-KZ"/>
+        </w:rPr>
+        <w:t>;</w:t>
+      </w:r>
+    </w:p>
+    <w:p>
+      <w:pPr>
+        <w:numPr>
+          <w:ilvl w:val="0"/>
+          <w:numId w:val="23"/>
+        </w:numPr>
+        <w:rPr>
+          <w:lang w:val="ru-KZ"/>
+        </w:rPr>
+      </w:pPr>
+      <w:r>
+        <w:rPr>
+          <w:lang w:val="ru-KZ"/>
+        </w:rPr>
+        <w:t xml:space="preserve">Пароль (в </w:t>
+      </w:r>
+      <w:proofErr w:type="spellStart"/>
+      <w:r>
+        <w:rPr>
+          <w:lang w:val="ru-KZ"/>
+        </w:rPr>
+        <w:t>хэшированном</w:t>
+      </w:r>
+      <w:proofErr w:type="spellEnd"/>
+      <w:r>
+        <w:rPr>
+          <w:lang w:val="ru-KZ"/>
+        </w:rPr>
+        <w:t xml:space="preserve"> виде): </w:t>
+      </w:r>
+      <w:proofErr w:type="spellStart"/>
+      <w:r>
+        <w:rPr>
+          <w:lang w:val="ru-KZ"/>
+        </w:rPr>
+        <w:t>password</w:t>
+      </w:r>
+      <w:proofErr w:type="spellEnd"/>
+      <w:r>
+        <w:rPr>
+          <w:lang w:val="ru-KZ"/>
+        </w:rPr>
+        <w:t xml:space="preserve"> (система предполагает обязательную смену пароля пользователем при первом входе).</w:t>
+      </w:r>
+    </w:p>
+    <w:p>
+      <w:pPr>
+        <w:rPr>
+          <w:lang w:val="ru-KZ"/>
+        </w:rPr>
+      </w:pPr>
+      <w:r>
+        <w:rPr>
+          <w:lang w:val="ru-KZ"/>
+        </w:rPr>
+        <w:t xml:space="preserve">Итоговые данные транзакционно сохраняются в связанные таблицы реляционной базы данных: базовая информация (ФИО, логин, хэш пароля, роль) </w:t>
+      </w:r>
+      <w:r>
+        <w:rPr>
+          <w:lang w:val="ru-KZ"/>
+        </w:rPr>
+        <w:t>-</w:t>
+      </w:r>
+      <w:r>
+        <w:rPr>
+          <w:lang w:val="ru-KZ"/>
+        </w:rPr>
+        <w:t xml:space="preserve"> в таблицу </w:t>
+      </w:r>
+      <w:proofErr w:type="spellStart"/>
+      <w:r>
+        <w:rPr>
+          <w:lang w:val="ru-KZ"/>
+        </w:rPr>
+        <w:t>users</w:t>
+      </w:r>
+      <w:proofErr w:type="spellEnd"/>
+      <w:r>
+        <w:rPr>
+          <w:lang w:val="ru-KZ"/>
+        </w:rPr>
+        <w:t xml:space="preserve">, а специфичные данные (курс, название группы) </w:t>
+      </w:r>
+      <w:r>
+        <w:rPr>
+          <w:lang w:val="ru-KZ"/>
+        </w:rPr>
+        <w:t>-</w:t>
+      </w:r>
+      <w:r>
+        <w:rPr>
+          <w:lang w:val="ru-KZ"/>
+        </w:rPr>
+        <w:t xml:space="preserve"> в таблицу </w:t>
+      </w:r>
+      <w:proofErr w:type="spellStart"/>
+      <w:r>
+        <w:rPr>
+          <w:lang w:val="ru-KZ"/>
+        </w:rPr>
+        <w:t>students</w:t>
+      </w:r>
+      <w:proofErr w:type="spellEnd"/>
+      <w:r>
+        <w:rPr>
+          <w:lang w:val="ru-KZ"/>
+        </w:rPr>
+        <w:t>.</w:t>
+      </w:r>
+    </w:p>
+    <w:p>
+      <w:pPr>
+        <w:spacing w:line="240" w:lineRule="auto"/>
+        <w:ind w:firstLine="0"/>
+        <w:jc w:val="left"/>
+        <w:rPr>
+          <w:lang w:val="ru-KZ"/>
+        </w:rPr>
+      </w:pPr>
+      <w:r>
+        <w:rPr>
+          <w:lang w:val="ru-KZ"/>
+        </w:rPr>
+        <w:br w:type="page"/>
+      </w:r>
+    </w:p>
+    <w:p>
+      <w:pPr>
         <w:rPr>
           <w:b/>
           <w:bCs/>
+          <w:lang w:val="ru-KZ"/>
         </w:rPr>
       </w:pPr>
       <w:r>
         <w:rPr>
           <w:b/>
           <w:bCs/>
-        </w:rPr>
-        <w:t>Было реализовано следующее:</w:t>
+          <w:lang w:val="ru-KZ"/>
+        </w:rPr>
+        <w:lastRenderedPageBreak/>
+        <w:t>2.1.2 Разработка тестов</w:t>
       </w:r>
     </w:p>
     <w:p>
-      <w:pPr>
-        <w:pStyle w:val="af4"/>
-        <w:numPr>
-          <w:ilvl w:val="1"/>
-          <w:numId w:val="10"/>
-        </w:numPr>
-      </w:pPr>
-      <w:r>
-        <w:t>Изоляция данных: Для тестов используется временная база данных в памяти (</w:t>
-      </w:r>
-      <w:proofErr w:type="spellStart"/>
-      <w:r>
-        <w:t>sqlite</w:t>
-      </w:r>
-      <w:proofErr w:type="spellEnd"/>
-      <w:r>
-        <w:t>:///:</w:t>
-      </w:r>
-      <w:proofErr w:type="spellStart"/>
-      <w:r>
-        <w:t>memory</w:t>
-      </w:r>
-      <w:proofErr w:type="spellEnd"/>
-      <w:r>
-        <w:t>:). Перед каждым тестом создается структура таблиц, а после завершения теста происходит принудительный откат транзакции (</w:t>
-      </w:r>
-      <w:proofErr w:type="spellStart"/>
-      <w:r>
-        <w:t>transaction.rollback</w:t>
-      </w:r>
-      <w:proofErr w:type="spellEnd"/>
-      <w:r>
-        <w:t>()). Это гарантирует, что тесты не влияют друг на друга и не загрязняют базу данных.</w:t>
+      <w:r>
+        <w:rPr>
+          <w:noProof/>
+        </w:rPr>
+        <w:drawing>
+          <wp:inline distT="0" distB="0" distL="0" distR="0" wp14:anchorId="26B6C1F9" wp14:editId="7E0E6CE6">
+            <wp:extent cx="1621213" cy="2124049"/>
+            <wp:effectExtent l="0" t="0" r="0" b="0"/>
+            <wp:docPr id="4" name="Рисунок 4"/>
+            <wp:cNvGraphicFramePr>
+              <a:graphicFrameLocks xmlns:a="http://schemas.openxmlformats.org/drawingml/2006/main" noChangeAspect="1"/>
+            </wp:cNvGraphicFramePr>
+            <a:graphic xmlns:a="http://schemas.openxmlformats.org/drawingml/2006/main">
+              <a:graphicData uri="http://schemas.openxmlformats.org/drawingml/2006/picture">
+                <pic:pic xmlns:pic="http://schemas.openxmlformats.org/drawingml/2006/picture">
+                  <pic:nvPicPr>
+                    <pic:cNvPr id="1" name=""/>
+                    <pic:cNvPicPr/>
+                  </pic:nvPicPr>
+                  <pic:blipFill>
+                    <a:blip r:embed="rId13"/>
+                    <a:stretch>
+                      <a:fillRect/>
+                    </a:stretch>
+                  </pic:blipFill>
+                  <pic:spPr>
+                    <a:xfrm>
+                      <a:off x="0" y="0"/>
+                      <a:ext cx="1622683" cy="2125975"/>
+                    </a:xfrm>
+                    <a:prstGeom prst="rect">
+                      <a:avLst/>
+                    </a:prstGeom>
+                  </pic:spPr>
+                </pic:pic>
+              </a:graphicData>
+            </a:graphic>
+          </wp:inline>
+        </w:drawing>
       </w:r>
     </w:p>
     <w:p>
       <w:pPr>
-        <w:pStyle w:val="af4"/>
-        <w:numPr>
-          <w:ilvl w:val="1"/>
-          <w:numId w:val="10"/>
-        </w:numPr>
-      </w:pPr>
-      <w:proofErr w:type="spellStart"/>
-      <w:r>
-        <w:t>Фикстуры</w:t>
-      </w:r>
-      <w:proofErr w:type="spellEnd"/>
-      <w:r>
-        <w:t xml:space="preserve"> (</w:t>
-      </w:r>
-      <w:proofErr w:type="spellStart"/>
-      <w:r>
-        <w:t>Fixtures</w:t>
-      </w:r>
-      <w:proofErr w:type="spellEnd"/>
-      <w:r>
-        <w:t xml:space="preserve">): Разработаны </w:t>
-      </w:r>
-      <w:proofErr w:type="spellStart"/>
-      <w:r>
-        <w:t>переиспользуемые</w:t>
-      </w:r>
-      <w:proofErr w:type="spellEnd"/>
-      <w:r>
-        <w:t xml:space="preserve"> </w:t>
-      </w:r>
-      <w:proofErr w:type="spellStart"/>
-      <w:r>
-        <w:t>фикстуры</w:t>
-      </w:r>
-      <w:proofErr w:type="spellEnd"/>
-      <w:r>
-        <w:t xml:space="preserve"> для генерации тестовых данных (студенты, преподаватели, администраторы) и эмуляции HTTP-клиента (</w:t>
-      </w:r>
-      <w:proofErr w:type="spellStart"/>
-      <w:r>
-        <w:t>TestClient</w:t>
-      </w:r>
-      <w:proofErr w:type="spellEnd"/>
-      <w:r>
-        <w:t>) с заголовками авторизации (JWT-токены).</w:t>
+        <w:jc w:val="left"/>
+        <w:rPr>
+          <w:b/>
+          <w:bCs/>
+        </w:rPr>
+      </w:pPr>
+      <w:r>
+        <w:rPr>
+          <w:b/>
+          <w:bCs/>
+        </w:rPr>
+        <w:t>Рисунок 6. Те</w:t>
+      </w:r>
+      <w:r>
+        <w:rPr>
+          <w:b/>
+          <w:bCs/>
+        </w:rPr>
+        <w:t>сты</w:t>
       </w:r>
     </w:p>
     <w:p>
       <w:pPr>
         <w:rPr>
+          <w:lang w:val="ru-KZ"/>
+        </w:rPr>
+      </w:pPr>
+      <w:r>
+        <w:rPr>
           <w:b/>
           <w:bCs/>
-        </w:rPr>
-      </w:pPr>
+          <w:lang w:val="ru-KZ"/>
+        </w:rPr>
+        <w:t xml:space="preserve">Настройка окружения и изоляция </w:t>
+      </w:r>
+      <w:proofErr w:type="gramStart"/>
       <w:r>
         <w:rPr>
           <w:b/>
           <w:bCs/>
-        </w:rPr>
-        <w:t>Разработка тестовых сценариев</w:t>
+          <w:lang w:val="ru-KZ"/>
+        </w:rPr>
+        <w:t>тестов</w:t>
+      </w:r>
+      <w:proofErr w:type="gramEnd"/>
+      <w:r>
+        <w:rPr>
+          <w:lang w:val="ru-KZ"/>
+        </w:rPr>
+        <w:t xml:space="preserve"> Для верификации корректности работы API и предотвращения регрессионных ошибок был внедрен фреймворк </w:t>
+      </w:r>
+      <w:proofErr w:type="spellStart"/>
+      <w:r>
+        <w:rPr>
+          <w:lang w:val="ru-KZ"/>
+        </w:rPr>
+        <w:t>pytest</w:t>
+      </w:r>
+      <w:proofErr w:type="spellEnd"/>
+      <w:r>
+        <w:rPr>
+          <w:lang w:val="ru-KZ"/>
+        </w:rPr>
+        <w:t>. Ключевой задачей при настройке тестового окружения (файл conftest.py</w:t>
+      </w:r>
+      <w:r>
+        <w:rPr>
+          <w:lang w:val="ru-KZ"/>
+        </w:rPr>
+        <w:t xml:space="preserve"> см. Рисунок 6</w:t>
+      </w:r>
+      <w:r>
+        <w:rPr>
+          <w:lang w:val="ru-KZ"/>
+        </w:rPr>
+        <w:t>) было обеспечение полной изоляции тестов от рабочей базы данных. Было реализовано следующее:</w:t>
       </w:r>
     </w:p>
     <w:p>
-      <w:r>
-        <w:t>Нами был покрыт тестами весь критически важный функционал приложения. Мною были написаны следующие наборы тестов:</w:t>
+      <w:pPr>
+        <w:jc w:val="center"/>
+        <w:rPr>
+          <w:b/>
+          <w:bCs/>
+          <w:lang w:val="ru-KZ"/>
+        </w:rPr>
+      </w:pPr>
+      <w:r>
+        <w:rPr>
+          <w:b/>
+          <w:bCs/>
+        </w:rPr>
+        <w:lastRenderedPageBreak/>
+        <w:drawing>
+          <wp:inline distT="0" distB="0" distL="0" distR="0" wp14:anchorId="2155B50D" wp14:editId="45337C24">
+            <wp:extent cx="5346579" cy="5514975"/>
+            <wp:effectExtent l="0" t="0" r="6985" b="0"/>
+            <wp:docPr id="12" name="Рисунок 12"/>
+            <wp:cNvGraphicFramePr>
+              <a:graphicFrameLocks xmlns:a="http://schemas.openxmlformats.org/drawingml/2006/main" noChangeAspect="1"/>
+            </wp:cNvGraphicFramePr>
+            <a:graphic xmlns:a="http://schemas.openxmlformats.org/drawingml/2006/main">
+              <a:graphicData uri="http://schemas.openxmlformats.org/drawingml/2006/picture">
+                <pic:pic xmlns:pic="http://schemas.openxmlformats.org/drawingml/2006/picture">
+                  <pic:nvPicPr>
+                    <pic:cNvPr id="1" name=""/>
+                    <pic:cNvPicPr/>
+                  </pic:nvPicPr>
+                  <pic:blipFill>
+                    <a:blip r:embed="rId14"/>
+                    <a:stretch>
+                      <a:fillRect/>
+                    </a:stretch>
+                  </pic:blipFill>
+                  <pic:spPr>
+                    <a:xfrm>
+                      <a:off x="0" y="0"/>
+                      <a:ext cx="5347651" cy="5516081"/>
+                    </a:xfrm>
+                    <a:prstGeom prst="rect">
+                      <a:avLst/>
+                    </a:prstGeom>
+                  </pic:spPr>
+                </pic:pic>
+              </a:graphicData>
+            </a:graphic>
+          </wp:inline>
+        </w:drawing>
+      </w:r>
+      <w:r>
+        <w:rPr>
+          <w:b/>
+          <w:bCs/>
+        </w:rPr>
+        <w:t xml:space="preserve">Рисунок 7. </w:t>
+      </w:r>
+      <w:r>
+        <w:rPr>
+          <w:b/>
+          <w:bCs/>
+          <w:lang w:val="ru-KZ"/>
+        </w:rPr>
+        <w:t>conftest.py</w:t>
+      </w:r>
+      <w:r>
+        <w:rPr>
+          <w:b/>
+          <w:bCs/>
+          <w:lang w:val="ru-KZ"/>
+        </w:rPr>
+        <w:t xml:space="preserve"> (1)</w:t>
       </w:r>
     </w:p>
     <w:p>
       <w:pPr>
-        <w:pStyle w:val="af4"/>
+        <w:jc w:val="center"/>
+        <w:rPr>
+          <w:b/>
+          <w:bCs/>
+        </w:rPr>
+      </w:pPr>
+    </w:p>
+    <w:p>
+      <w:pPr>
+        <w:ind w:left="720" w:firstLine="0"/>
+        <w:rPr>
+          <w:lang w:val="ru-KZ"/>
+        </w:rPr>
+      </w:pPr>
+    </w:p>
+    <w:p>
+      <w:pPr>
         <w:numPr>
           <w:ilvl w:val="0"/>
-          <w:numId w:val="20"/>
+          <w:numId w:val="25"/>
         </w:numPr>
-      </w:pPr>
-      <w:r>
-        <w:t xml:space="preserve">Интеграционные тесты </w:t>
+        <w:rPr>
+          <w:lang w:val="ru-KZ"/>
+        </w:rPr>
+      </w:pPr>
+      <w:r>
+        <w:rPr>
+          <w:b/>
+          <w:bCs/>
+          <w:lang w:val="ru-KZ"/>
+        </w:rPr>
+        <w:t>Изоляция данных</w:t>
+      </w:r>
+      <w:proofErr w:type="gramStart"/>
+      <w:r>
+        <w:rPr>
+          <w:lang w:val="ru-KZ"/>
+        </w:rPr>
+        <w:t>: Для</w:t>
+      </w:r>
+      <w:proofErr w:type="gramEnd"/>
+      <w:r>
+        <w:rPr>
+          <w:lang w:val="ru-KZ"/>
+        </w:rPr>
+        <w:t xml:space="preserve"> тестов используется временная база данных в памяти (</w:t>
+      </w:r>
+      <w:r>
+        <w:rPr>
+          <w:lang w:val="ru-KZ"/>
+        </w:rPr>
+        <w:t xml:space="preserve">см. Рисунок 7 </w:t>
       </w:r>
       <w:proofErr w:type="spellStart"/>
       <w:r>
-        <w:t>парсинга</w:t>
+        <w:rPr>
+          <w:lang w:val="ru-KZ"/>
+        </w:rPr>
+        <w:t>sqlite</w:t>
       </w:r>
       <w:proofErr w:type="spellEnd"/>
       <w:r>
-        <w:t xml:space="preserve"> Excel (test_excel_service.py): Реализована проверка сервисов импорта данных на основе реальных университетских файлов (.</w:t>
+        <w:rPr>
+          <w:lang w:val="ru-KZ"/>
+        </w:rPr>
+        <w:t>:///:</w:t>
       </w:r>
       <w:proofErr w:type="spellStart"/>
       <w:r>
-        <w:t>xlsx</w:t>
+        <w:rPr>
+          <w:lang w:val="ru-KZ"/>
+        </w:rPr>
+        <w:t>memory</w:t>
       </w:r>
       <w:proofErr w:type="spellEnd"/>
       <w:r>
-        <w:t>). Тесты подтверждают корректность считывания ФИО, курсов, групп и тем, а также обработку отсутствующих файлов.</w:t>
+        <w:rPr>
+          <w:lang w:val="ru-KZ"/>
+        </w:rPr>
+        <w:t>:). Перед каждым тестом создается структура таблиц, а после завершения теста происходит принудительный откат транзакции (</w:t>
+      </w:r>
+      <w:r>
+        <w:rPr>
+          <w:lang w:val="ru-KZ"/>
+        </w:rPr>
+        <w:t xml:space="preserve">см. Рисунок 7 </w:t>
+      </w:r>
+      <w:proofErr w:type="spellStart"/>
+      <w:proofErr w:type="gramStart"/>
+      <w:r>
+        <w:rPr>
+          <w:lang w:val="ru-KZ"/>
+        </w:rPr>
+        <w:t>transaction.rollback</w:t>
+      </w:r>
+      <w:proofErr w:type="spellEnd"/>
+      <w:proofErr w:type="gramEnd"/>
+      <w:r>
+        <w:rPr>
+          <w:lang w:val="ru-KZ"/>
+        </w:rPr>
+        <w:t>()). Это гарантирует, что тесты не влияют друг на друга и не загрязняют базу данных.</w:t>
       </w:r>
     </w:p>
     <w:p>
       <w:pPr>
-        <w:pStyle w:val="af4"/>
+        <w:ind w:left="720" w:firstLine="0"/>
+        <w:jc w:val="center"/>
+        <w:rPr>
+          <w:b/>
+          <w:bCs/>
+          <w:lang w:val="ru-KZ"/>
+        </w:rPr>
+      </w:pPr>
+      <w:r>
+        <w:rPr>
+          <w:b/>
+          <w:bCs/>
+          <w:lang w:val="ru-KZ"/>
+        </w:rPr>
+        <w:lastRenderedPageBreak/>
+        <w:drawing>
+          <wp:inline distT="0" distB="0" distL="0" distR="0" wp14:anchorId="17FB09CD" wp14:editId="639249A0">
+            <wp:extent cx="5164460" cy="3561715"/>
+            <wp:effectExtent l="0" t="0" r="0" b="635"/>
+            <wp:docPr id="13" name="Рисунок 13"/>
+            <wp:cNvGraphicFramePr>
+              <a:graphicFrameLocks xmlns:a="http://schemas.openxmlformats.org/drawingml/2006/main" noChangeAspect="1"/>
+            </wp:cNvGraphicFramePr>
+            <a:graphic xmlns:a="http://schemas.openxmlformats.org/drawingml/2006/main">
+              <a:graphicData uri="http://schemas.openxmlformats.org/drawingml/2006/picture">
+                <pic:pic xmlns:pic="http://schemas.openxmlformats.org/drawingml/2006/picture">
+                  <pic:nvPicPr>
+                    <pic:cNvPr id="1" name=""/>
+                    <pic:cNvPicPr/>
+                  </pic:nvPicPr>
+                  <pic:blipFill>
+                    <a:blip r:embed="rId15"/>
+                    <a:stretch>
+                      <a:fillRect/>
+                    </a:stretch>
+                  </pic:blipFill>
+                  <pic:spPr>
+                    <a:xfrm>
+                      <a:off x="0" y="0"/>
+                      <a:ext cx="5166582" cy="3563178"/>
+                    </a:xfrm>
+                    <a:prstGeom prst="rect">
+                      <a:avLst/>
+                    </a:prstGeom>
+                  </pic:spPr>
+                </pic:pic>
+              </a:graphicData>
+            </a:graphic>
+          </wp:inline>
+        </w:drawing>
+      </w:r>
+      <w:r>
+        <w:rPr>
+          <w:b/>
+          <w:bCs/>
+          <w:lang w:val="ru-KZ"/>
+        </w:rPr>
+        <w:t xml:space="preserve">Рисунок 8. </w:t>
+      </w:r>
+      <w:r>
+        <w:rPr>
+          <w:b/>
+          <w:bCs/>
+          <w:lang w:val="ru-KZ"/>
+        </w:rPr>
+        <w:t>conftest.py</w:t>
+      </w:r>
+      <w:r>
+        <w:rPr>
+          <w:b/>
+          <w:bCs/>
+          <w:lang w:val="ru-KZ"/>
+        </w:rPr>
+        <w:t xml:space="preserve"> (</w:t>
+      </w:r>
+      <w:r>
+        <w:rPr>
+          <w:b/>
+          <w:bCs/>
+          <w:lang w:val="ru-KZ"/>
+        </w:rPr>
+        <w:t>2</w:t>
+      </w:r>
+      <w:r>
+        <w:rPr>
+          <w:b/>
+          <w:bCs/>
+          <w:lang w:val="ru-KZ"/>
+        </w:rPr>
+        <w:t>)</w:t>
+      </w:r>
+    </w:p>
+    <w:p>
+      <w:pPr>
+        <w:ind w:left="1440" w:hanging="720"/>
+        <w:jc w:val="center"/>
+        <w:rPr>
+          <w:b/>
+          <w:bCs/>
+          <w:lang w:val="ru-KZ"/>
+        </w:rPr>
+      </w:pPr>
+    </w:p>
+    <w:p>
+      <w:pPr>
         <w:numPr>
           <w:ilvl w:val="0"/>
-          <w:numId w:val="20"/>
+          <w:numId w:val="25"/>
         </w:numPr>
-      </w:pPr>
-      <w:r>
-        <w:t>Тесты бизнес-логики записи на темы (test_enrollments.py): Покрыты основные сценарии взаимодействия студента и преподавателя. Протестированы успешная запись на тему, отклонение попытки записи на уже занятую тему, а также сценарии подтверждения и отклонения заявок преподавателем.</w:t>
+        <w:rPr>
+          <w:lang w:val="ru-KZ"/>
+        </w:rPr>
+      </w:pPr>
+      <w:proofErr w:type="spellStart"/>
+      <w:r>
+        <w:rPr>
+          <w:b/>
+          <w:bCs/>
+          <w:lang w:val="ru-KZ"/>
+        </w:rPr>
+        <w:t>Фикстуры</w:t>
+      </w:r>
+      <w:proofErr w:type="spellEnd"/>
+      <w:r>
+        <w:rPr>
+          <w:b/>
+          <w:bCs/>
+          <w:lang w:val="ru-KZ"/>
+        </w:rPr>
+        <w:t xml:space="preserve"> (</w:t>
+      </w:r>
+      <w:proofErr w:type="spellStart"/>
+      <w:r>
+        <w:rPr>
+          <w:b/>
+          <w:bCs/>
+          <w:lang w:val="ru-KZ"/>
+        </w:rPr>
+        <w:t>Fixtures</w:t>
+      </w:r>
+      <w:proofErr w:type="spellEnd"/>
+      <w:r>
+        <w:rPr>
+          <w:b/>
+          <w:bCs/>
+          <w:lang w:val="ru-KZ"/>
+        </w:rPr>
+        <w:t xml:space="preserve"> </w:t>
+      </w:r>
+      <w:r>
+        <w:rPr>
+          <w:lang w:val="ru-KZ"/>
+        </w:rPr>
+        <w:t>см. Рисунок 7</w:t>
+      </w:r>
+      <w:r>
+        <w:rPr>
+          <w:lang w:val="ru-KZ"/>
+        </w:rPr>
+        <w:t>, 8</w:t>
+      </w:r>
+      <w:r>
+        <w:rPr>
+          <w:b/>
+          <w:bCs/>
+          <w:lang w:val="ru-KZ"/>
+        </w:rPr>
+        <w:t>)</w:t>
+      </w:r>
+      <w:r>
+        <w:rPr>
+          <w:lang w:val="ru-KZ"/>
+        </w:rPr>
+        <w:t xml:space="preserve">: Разработаны </w:t>
+      </w:r>
+      <w:proofErr w:type="spellStart"/>
+      <w:r>
+        <w:rPr>
+          <w:lang w:val="ru-KZ"/>
+        </w:rPr>
+        <w:t>переиспользуемые</w:t>
+      </w:r>
+      <w:proofErr w:type="spellEnd"/>
+      <w:r>
+        <w:rPr>
+          <w:lang w:val="ru-KZ"/>
+        </w:rPr>
+        <w:t xml:space="preserve"> </w:t>
+      </w:r>
+      <w:proofErr w:type="spellStart"/>
+      <w:r>
+        <w:rPr>
+          <w:lang w:val="ru-KZ"/>
+        </w:rPr>
+        <w:t>фикстуры</w:t>
+      </w:r>
+      <w:proofErr w:type="spellEnd"/>
+      <w:r>
+        <w:rPr>
+          <w:lang w:val="ru-KZ"/>
+        </w:rPr>
+        <w:t xml:space="preserve"> для генерации тестовых данных (студенты, преподаватели, администраторы) и эмуляции HTTP-клиента (</w:t>
+      </w:r>
+      <w:proofErr w:type="spellStart"/>
+      <w:r>
+        <w:rPr>
+          <w:lang w:val="ru-KZ"/>
+        </w:rPr>
+        <w:t>TestClient</w:t>
+      </w:r>
+      <w:proofErr w:type="spellEnd"/>
+      <w:r>
+        <w:rPr>
+          <w:lang w:val="ru-KZ"/>
+        </w:rPr>
+        <w:t>) с заголовками авторизации (JWT-токены).</w:t>
       </w:r>
     </w:p>
     <w:p>
       <w:pPr>
-        <w:pStyle w:val="af4"/>
+        <w:rPr>
+          <w:lang w:val="ru-KZ"/>
+        </w:rPr>
+      </w:pPr>
+      <w:r>
+        <w:rPr>
+          <w:b/>
+          <w:bCs/>
+          <w:lang w:val="ru-KZ"/>
+        </w:rPr>
+        <w:t>Разработка тестовых сценариев</w:t>
+      </w:r>
+      <w:r>
+        <w:rPr>
+          <w:lang w:val="ru-KZ"/>
+        </w:rPr>
+        <w:t xml:space="preserve"> Нами был покрыт тестами весь критически важный функционал приложения. Мною были написаны следующие наборы тестов:</w:t>
+      </w:r>
+    </w:p>
+    <w:p>
+      <w:pPr>
+        <w:rPr>
+          <w:lang w:val="ru-KZ"/>
+        </w:rPr>
+      </w:pPr>
+      <w:r>
+        <w:rPr>
+          <w:lang w:val="ru-KZ"/>
+        </w:rPr>
+        <w:lastRenderedPageBreak/>
+        <w:drawing>
+          <wp:inline distT="0" distB="0" distL="0" distR="0" wp14:anchorId="65CD2F69" wp14:editId="365A2F63">
+            <wp:extent cx="4471913" cy="5678978"/>
+            <wp:effectExtent l="0" t="0" r="5080" b="0"/>
+            <wp:docPr id="15" name="Рисунок 15"/>
+            <wp:cNvGraphicFramePr>
+              <a:graphicFrameLocks xmlns:a="http://schemas.openxmlformats.org/drawingml/2006/main" noChangeAspect="1"/>
+            </wp:cNvGraphicFramePr>
+            <a:graphic xmlns:a="http://schemas.openxmlformats.org/drawingml/2006/main">
+              <a:graphicData uri="http://schemas.openxmlformats.org/drawingml/2006/picture">
+                <pic:pic xmlns:pic="http://schemas.openxmlformats.org/drawingml/2006/picture">
+                  <pic:nvPicPr>
+                    <pic:cNvPr id="1" name=""/>
+                    <pic:cNvPicPr/>
+                  </pic:nvPicPr>
+                  <pic:blipFill>
+                    <a:blip r:embed="rId16"/>
+                    <a:stretch>
+                      <a:fillRect/>
+                    </a:stretch>
+                  </pic:blipFill>
+                  <pic:spPr>
+                    <a:xfrm>
+                      <a:off x="0" y="0"/>
+                      <a:ext cx="4477990" cy="5686696"/>
+                    </a:xfrm>
+                    <a:prstGeom prst="rect">
+                      <a:avLst/>
+                    </a:prstGeom>
+                  </pic:spPr>
+                </pic:pic>
+              </a:graphicData>
+            </a:graphic>
+          </wp:inline>
+        </w:drawing>
+      </w:r>
+    </w:p>
+    <w:p>
+      <w:pPr>
+        <w:jc w:val="center"/>
+        <w:rPr>
+          <w:lang w:val="ru-KZ"/>
+        </w:rPr>
+      </w:pPr>
+      <w:r>
+        <w:rPr>
+          <w:b/>
+          <w:bCs/>
+          <w:lang w:val="ru-KZ"/>
+        </w:rPr>
+        <w:t xml:space="preserve">Рисунок </w:t>
+      </w:r>
+      <w:r>
+        <w:rPr>
+          <w:b/>
+          <w:bCs/>
+          <w:lang w:val="ru-KZ"/>
+        </w:rPr>
+        <w:t>9</w:t>
+      </w:r>
+      <w:r>
+        <w:rPr>
+          <w:b/>
+          <w:bCs/>
+          <w:lang w:val="ru-KZ"/>
+        </w:rPr>
+        <w:t xml:space="preserve">. </w:t>
+      </w:r>
+      <w:r>
+        <w:rPr>
+          <w:b/>
+          <w:bCs/>
+          <w:lang w:val="ru-KZ"/>
+        </w:rPr>
+        <w:t>test_excel_service.py</w:t>
+      </w:r>
+    </w:p>
+    <w:p>
+      <w:pPr>
         <w:numPr>
           <w:ilvl w:val="0"/>
-          <w:numId w:val="20"/>
+          <w:numId w:val="26"/>
         </w:numPr>
-      </w:pPr>
-      <w:r>
-        <w:t>Тесты генерации документации (test_order_service.py): Реализована проверка сервиса формирования приказов. Тесты подтверждают успешное создание файлов формата .</w:t>
+        <w:rPr>
+          <w:lang w:val="ru-KZ"/>
+        </w:rPr>
+      </w:pPr>
+      <w:r>
+        <w:rPr>
+          <w:b/>
+          <w:bCs/>
+          <w:lang w:val="ru-KZ"/>
+        </w:rPr>
+        <w:t xml:space="preserve">Интеграционные тесты </w:t>
       </w:r>
       <w:proofErr w:type="spellStart"/>
       <w:r>
-        <w:t>docx</w:t>
+        <w:rPr>
+          <w:b/>
+          <w:bCs/>
+          <w:lang w:val="ru-KZ"/>
+        </w:rPr>
+        <w:t>парсинга</w:t>
       </w:r>
       <w:proofErr w:type="spellEnd"/>
       <w:r>
-        <w:t>, корректность их сохранения и обработку пользовательских путей.</w:t>
+        <w:rPr>
+          <w:b/>
+          <w:bCs/>
+          <w:lang w:val="ru-KZ"/>
+        </w:rPr>
+        <w:t xml:space="preserve"> Excel (test_excel_service.py</w:t>
+      </w:r>
+      <w:r>
+        <w:rPr>
+          <w:b/>
+          <w:bCs/>
+          <w:lang w:val="ru-KZ"/>
+        </w:rPr>
+        <w:t xml:space="preserve"> </w:t>
+      </w:r>
+      <w:r>
+        <w:rPr>
+          <w:lang w:val="ru-KZ"/>
+        </w:rPr>
+        <w:t>см. Рисунок</w:t>
+      </w:r>
+      <w:r>
+        <w:rPr>
+          <w:lang w:val="ru-KZ"/>
+        </w:rPr>
+        <w:t xml:space="preserve"> 9</w:t>
+      </w:r>
+      <w:r>
+        <w:rPr>
+          <w:b/>
+          <w:bCs/>
+          <w:lang w:val="ru-KZ"/>
+        </w:rPr>
+        <w:t>)</w:t>
+      </w:r>
+      <w:r>
+        <w:rPr>
+          <w:lang w:val="ru-KZ"/>
+        </w:rPr>
+        <w:t>: Реализована проверка сервисов импорта данных на основе реальных университетских файлов (.</w:t>
+      </w:r>
+      <w:proofErr w:type="spellStart"/>
+      <w:r>
+        <w:rPr>
+          <w:lang w:val="ru-KZ"/>
+        </w:rPr>
+        <w:t>xlsx</w:t>
+      </w:r>
+      <w:proofErr w:type="spellEnd"/>
+      <w:r>
+        <w:rPr>
+          <w:lang w:val="ru-KZ"/>
+        </w:rPr>
+        <w:t>). Тесты подтверждают корректность считывания ФИО, курсов, групп и тем, а также обработку отсутствующих файлов.</w:t>
       </w:r>
     </w:p>
     <w:p>
       <w:pPr>
-        <w:pStyle w:val="af4"/>
+        <w:ind w:left="720" w:firstLine="0"/>
+        <w:rPr>
+          <w:b/>
+          <w:bCs/>
+          <w:lang w:val="ru-KZ"/>
+        </w:rPr>
+      </w:pPr>
+      <w:r>
+        <w:rPr>
+          <w:b/>
+          <w:bCs/>
+          <w:lang w:val="ru-KZ"/>
+        </w:rPr>
+        <w:lastRenderedPageBreak/>
+        <w:drawing>
+          <wp:inline distT="0" distB="0" distL="0" distR="0" wp14:anchorId="612A593F" wp14:editId="2EA86CF0">
+            <wp:extent cx="4706620" cy="7470094"/>
+            <wp:effectExtent l="0" t="0" r="0" b="0"/>
+            <wp:docPr id="16" name="Рисунок 16"/>
+            <wp:cNvGraphicFramePr>
+              <a:graphicFrameLocks xmlns:a="http://schemas.openxmlformats.org/drawingml/2006/main" noChangeAspect="1"/>
+            </wp:cNvGraphicFramePr>
+            <a:graphic xmlns:a="http://schemas.openxmlformats.org/drawingml/2006/main">
+              <a:graphicData uri="http://schemas.openxmlformats.org/drawingml/2006/picture">
+                <pic:pic xmlns:pic="http://schemas.openxmlformats.org/drawingml/2006/picture">
+                  <pic:nvPicPr>
+                    <pic:cNvPr id="1" name=""/>
+                    <pic:cNvPicPr/>
+                  </pic:nvPicPr>
+                  <pic:blipFill>
+                    <a:blip r:embed="rId17"/>
+                    <a:stretch>
+                      <a:fillRect/>
+                    </a:stretch>
+                  </pic:blipFill>
+                  <pic:spPr>
+                    <a:xfrm>
+                      <a:off x="0" y="0"/>
+                      <a:ext cx="4716852" cy="7486334"/>
+                    </a:xfrm>
+                    <a:prstGeom prst="rect">
+                      <a:avLst/>
+                    </a:prstGeom>
+                  </pic:spPr>
+                </pic:pic>
+              </a:graphicData>
+            </a:graphic>
+          </wp:inline>
+        </w:drawing>
+      </w:r>
+    </w:p>
+    <w:p>
+      <w:pPr>
+        <w:ind w:left="720" w:firstLine="0"/>
+        <w:jc w:val="center"/>
+        <w:rPr>
+          <w:lang w:val="ru-KZ"/>
+        </w:rPr>
+      </w:pPr>
+      <w:r>
+        <w:rPr>
+          <w:b/>
+          <w:bCs/>
+          <w:lang w:val="ru-KZ"/>
+        </w:rPr>
+        <w:t>Рисунок 1</w:t>
+      </w:r>
+      <w:r>
+        <w:rPr>
+          <w:b/>
+          <w:bCs/>
+          <w:lang w:val="ru-KZ"/>
+        </w:rPr>
+        <w:t>0</w:t>
+      </w:r>
+      <w:r>
+        <w:rPr>
+          <w:b/>
+          <w:bCs/>
+          <w:lang w:val="ru-KZ"/>
+        </w:rPr>
+        <w:t>.</w:t>
+      </w:r>
+      <w:r>
+        <w:rPr>
+          <w:lang w:val="ru-KZ"/>
+        </w:rPr>
+        <w:t xml:space="preserve"> </w:t>
+      </w:r>
+      <w:r>
+        <w:rPr>
+          <w:b/>
+          <w:bCs/>
+          <w:lang w:val="ru-KZ"/>
+        </w:rPr>
+        <w:t>test_teachers.py</w:t>
+      </w:r>
+    </w:p>
+    <w:p>
+      <w:pPr>
         <w:numPr>
           <w:ilvl w:val="0"/>
-          <w:numId w:val="20"/>
+          <w:numId w:val="26"/>
         </w:numPr>
-      </w:pPr>
-      <w:r>
+        <w:rPr>
+          <w:lang w:val="ru-KZ"/>
+        </w:rPr>
+      </w:pPr>
+      <w:r>
+        <w:rPr>
+          <w:b/>
+          <w:bCs/>
+          <w:lang w:val="ru-KZ"/>
+        </w:rPr>
+        <w:t>CRUD-тесты основных сущностей (test_students.py, test_teachers.py, test_topics.py</w:t>
+      </w:r>
+      <w:r>
+        <w:rPr>
+          <w:b/>
+          <w:bCs/>
+          <w:lang w:val="ru-KZ"/>
+        </w:rPr>
+        <w:t xml:space="preserve"> </w:t>
+      </w:r>
+      <w:r>
+        <w:rPr>
+          <w:lang w:val="ru-KZ"/>
+        </w:rPr>
+        <w:t>см. Рисунок</w:t>
+      </w:r>
+      <w:r>
+        <w:rPr>
+          <w:lang w:val="ru-KZ"/>
+        </w:rPr>
+        <w:t xml:space="preserve"> 10</w:t>
+      </w:r>
+      <w:r>
+        <w:rPr>
+          <w:b/>
+          <w:bCs/>
+          <w:lang w:val="ru-KZ"/>
+        </w:rPr>
+        <w:t>)</w:t>
+      </w:r>
+      <w:r>
+        <w:rPr>
+          <w:lang w:val="ru-KZ"/>
+        </w:rPr>
+        <w:t xml:space="preserve">: Покрыты базовые операции создания, чтения, обновления и удаления для ключевых моделей базы данных. Протестированы не только успешные сценарии, но и обработка </w:t>
+      </w:r>
+      <w:r>
+        <w:rPr>
+          <w:lang w:val="ru-KZ"/>
+        </w:rPr>
         <w:lastRenderedPageBreak/>
-        <w:t>Тесты безопасности и авторизации (test_auth.py): Проверены сценарии аутентификации, включая успешный вход в систему и блокировку попыток входа с неверно указанной ролью пользователя.</w:t>
+        <w:t>некорректных входных данных (например, попытка создать студента с несуществующим курсом или привязать тему к несуществующему преподавателю), что подтверждает корректность работы валидации на уровне API.</w:t>
       </w:r>
     </w:p>
     <w:p>
-      <w:r>
+      <w:pPr>
+        <w:rPr>
+          <w:lang w:val="ru-KZ"/>
+        </w:rPr>
+      </w:pPr>
+      <w:r>
+        <w:rPr>
+          <w:lang w:val="ru-KZ"/>
+        </w:rPr>
+        <w:drawing>
+          <wp:inline distT="0" distB="0" distL="0" distR="0" wp14:anchorId="21362DB2" wp14:editId="7E411C1F">
+            <wp:extent cx="4720446" cy="7833360"/>
+            <wp:effectExtent l="0" t="0" r="4445" b="0"/>
+            <wp:docPr id="17" name="Рисунок 17"/>
+            <wp:cNvGraphicFramePr>
+              <a:graphicFrameLocks xmlns:a="http://schemas.openxmlformats.org/drawingml/2006/main" noChangeAspect="1"/>
+            </wp:cNvGraphicFramePr>
+            <a:graphic xmlns:a="http://schemas.openxmlformats.org/drawingml/2006/main">
+              <a:graphicData uri="http://schemas.openxmlformats.org/drawingml/2006/picture">
+                <pic:pic xmlns:pic="http://schemas.openxmlformats.org/drawingml/2006/picture">
+                  <pic:nvPicPr>
+                    <pic:cNvPr id="1" name=""/>
+                    <pic:cNvPicPr/>
+                  </pic:nvPicPr>
+                  <pic:blipFill>
+                    <a:blip r:embed="rId18"/>
+                    <a:stretch>
+                      <a:fillRect/>
+                    </a:stretch>
+                  </pic:blipFill>
+                  <pic:spPr>
+                    <a:xfrm>
+                      <a:off x="0" y="0"/>
+                      <a:ext cx="4725896" cy="7842403"/>
+                    </a:xfrm>
+                    <a:prstGeom prst="rect">
+                      <a:avLst/>
+                    </a:prstGeom>
+                  </pic:spPr>
+                </pic:pic>
+              </a:graphicData>
+            </a:graphic>
+          </wp:inline>
+        </w:drawing>
+      </w:r>
+    </w:p>
+    <w:p>
+      <w:pPr>
+        <w:jc w:val="center"/>
+        <w:rPr>
+          <w:lang w:val="ru-KZ"/>
+        </w:rPr>
+      </w:pPr>
+      <w:r>
+        <w:rPr>
+          <w:b/>
+          <w:bCs/>
+          <w:lang w:val="ru-KZ"/>
+        </w:rPr>
+        <w:lastRenderedPageBreak/>
+        <w:t>Рисунок 11.</w:t>
+      </w:r>
+      <w:r>
+        <w:rPr>
+          <w:lang w:val="ru-KZ"/>
+        </w:rPr>
+        <w:t xml:space="preserve"> </w:t>
+      </w:r>
+      <w:r>
+        <w:rPr>
+          <w:b/>
+          <w:bCs/>
+          <w:lang w:val="ru-KZ"/>
+        </w:rPr>
+        <w:t>test_enrollments.py</w:t>
+      </w:r>
+    </w:p>
+    <w:p>
+      <w:pPr>
+        <w:numPr>
+          <w:ilvl w:val="0"/>
+          <w:numId w:val="26"/>
+        </w:numPr>
+        <w:rPr>
+          <w:lang w:val="ru-KZ"/>
+        </w:rPr>
+      </w:pPr>
+      <w:r>
+        <w:rPr>
+          <w:b/>
+          <w:bCs/>
+          <w:lang w:val="ru-KZ"/>
+        </w:rPr>
+        <w:t>Тесты бизнес-логики записи на темы (test_enrollments.py</w:t>
+      </w:r>
+      <w:r>
+        <w:rPr>
+          <w:b/>
+          <w:bCs/>
+          <w:lang w:val="ru-KZ"/>
+        </w:rPr>
+        <w:t xml:space="preserve"> </w:t>
+      </w:r>
+      <w:r>
+        <w:rPr>
+          <w:lang w:val="ru-KZ"/>
+        </w:rPr>
+        <w:t>см. Рисунок</w:t>
+      </w:r>
+      <w:r>
+        <w:rPr>
+          <w:lang w:val="ru-KZ"/>
+        </w:rPr>
+        <w:t xml:space="preserve"> 11</w:t>
+      </w:r>
+      <w:r>
+        <w:rPr>
+          <w:b/>
+          <w:bCs/>
+          <w:lang w:val="ru-KZ"/>
+        </w:rPr>
+        <w:t>)</w:t>
+      </w:r>
+      <w:r>
+        <w:rPr>
+          <w:lang w:val="ru-KZ"/>
+        </w:rPr>
+        <w:t>: Покрыты основные сценарии взаимодействия студента и преподавателя. Протестированы успешная запись на тему, отклонение попытки записи на уже занятую тему, а также сценарии подтверждения и отклонения заявок преподавателем.</w:t>
+      </w:r>
+    </w:p>
+    <w:p>
+      <w:pPr>
+        <w:rPr>
+          <w:lang w:val="ru-KZ"/>
+        </w:rPr>
+      </w:pPr>
+      <w:r>
+        <w:rPr>
+          <w:lang w:val="ru-KZ"/>
+        </w:rPr>
+        <w:drawing>
+          <wp:inline distT="0" distB="0" distL="0" distR="0" wp14:anchorId="70F0C514" wp14:editId="4EB49BE7">
+            <wp:extent cx="4920615" cy="4440177"/>
+            <wp:effectExtent l="0" t="0" r="0" b="0"/>
+            <wp:docPr id="18" name="Рисунок 18"/>
+            <wp:cNvGraphicFramePr>
+              <a:graphicFrameLocks xmlns:a="http://schemas.openxmlformats.org/drawingml/2006/main" noChangeAspect="1"/>
+            </wp:cNvGraphicFramePr>
+            <a:graphic xmlns:a="http://schemas.openxmlformats.org/drawingml/2006/main">
+              <a:graphicData uri="http://schemas.openxmlformats.org/drawingml/2006/picture">
+                <pic:pic xmlns:pic="http://schemas.openxmlformats.org/drawingml/2006/picture">
+                  <pic:nvPicPr>
+                    <pic:cNvPr id="1" name=""/>
+                    <pic:cNvPicPr/>
+                  </pic:nvPicPr>
+                  <pic:blipFill>
+                    <a:blip r:embed="rId19"/>
+                    <a:stretch>
+                      <a:fillRect/>
+                    </a:stretch>
+                  </pic:blipFill>
+                  <pic:spPr>
+                    <a:xfrm>
+                      <a:off x="0" y="0"/>
+                      <a:ext cx="4927573" cy="4446455"/>
+                    </a:xfrm>
+                    <a:prstGeom prst="rect">
+                      <a:avLst/>
+                    </a:prstGeom>
+                  </pic:spPr>
+                </pic:pic>
+              </a:graphicData>
+            </a:graphic>
+          </wp:inline>
+        </w:drawing>
+      </w:r>
+    </w:p>
+    <w:p>
+      <w:pPr>
+        <w:jc w:val="center"/>
+        <w:rPr>
+          <w:lang w:val="ru-KZ"/>
+        </w:rPr>
+      </w:pPr>
+      <w:r>
+        <w:rPr>
+          <w:b/>
+          <w:bCs/>
+          <w:lang w:val="ru-KZ"/>
+        </w:rPr>
+        <w:t xml:space="preserve">Рисунок 12. </w:t>
+      </w:r>
+      <w:r>
+        <w:rPr>
+          <w:b/>
+          <w:bCs/>
+          <w:lang w:val="ru-KZ"/>
+        </w:rPr>
+        <w:t>test_orders.py</w:t>
+      </w:r>
+    </w:p>
+    <w:p>
+      <w:pPr>
+        <w:numPr>
+          <w:ilvl w:val="0"/>
+          <w:numId w:val="26"/>
+        </w:numPr>
+        <w:rPr>
+          <w:lang w:val="ru-KZ"/>
+        </w:rPr>
+      </w:pPr>
+      <w:r>
+        <w:rPr>
+          <w:b/>
+          <w:bCs/>
+          <w:lang w:val="ru-KZ"/>
+        </w:rPr>
+        <w:t>Тесты генерации документации и контроля дедлайнов (test_order_service.py, test_orders.py</w:t>
+      </w:r>
+      <w:r>
+        <w:rPr>
+          <w:b/>
+          <w:bCs/>
+          <w:lang w:val="ru-KZ"/>
+        </w:rPr>
+        <w:t xml:space="preserve"> </w:t>
+      </w:r>
+      <w:r>
+        <w:rPr>
+          <w:b/>
+          <w:bCs/>
+          <w:lang w:val="ru-KZ"/>
+        </w:rPr>
+        <w:t>см. Рисунок</w:t>
+      </w:r>
+      <w:r>
+        <w:rPr>
+          <w:b/>
+          <w:bCs/>
+          <w:lang w:val="ru-KZ"/>
+        </w:rPr>
+        <w:t xml:space="preserve"> 12</w:t>
+      </w:r>
+      <w:r>
+        <w:rPr>
+          <w:b/>
+          <w:bCs/>
+          <w:lang w:val="ru-KZ"/>
+        </w:rPr>
+        <w:t>)</w:t>
+      </w:r>
+      <w:r>
+        <w:rPr>
+          <w:lang w:val="ru-KZ"/>
+        </w:rPr>
+        <w:t xml:space="preserve">: Реализована проверка сервиса формирования приказов и соответствующих </w:t>
+      </w:r>
+      <w:proofErr w:type="spellStart"/>
+      <w:r>
+        <w:rPr>
+          <w:lang w:val="ru-KZ"/>
+        </w:rPr>
+        <w:t>эндпоинтов</w:t>
+      </w:r>
+      <w:proofErr w:type="spellEnd"/>
+      <w:r>
+        <w:rPr>
+          <w:lang w:val="ru-KZ"/>
+        </w:rPr>
+        <w:t>. Тесты подтверждают успешное создание файлов формата .</w:t>
+      </w:r>
+      <w:proofErr w:type="spellStart"/>
+      <w:r>
+        <w:rPr>
+          <w:lang w:val="ru-KZ"/>
+        </w:rPr>
+        <w:t>docx</w:t>
+      </w:r>
+      <w:proofErr w:type="spellEnd"/>
+      <w:r>
+        <w:rPr>
+          <w:lang w:val="ru-KZ"/>
+        </w:rPr>
+        <w:t>, а также проверяют строгое соблюдение временных окон: система корректно блокирует формирование документов (возвращает HTTP 403), если текущая дата не попадает в установленный дедлайн, и успешно их генерирует при наступлении срока.</w:t>
+      </w:r>
+    </w:p>
+    <w:p>
+      <w:pPr>
+        <w:rPr>
+          <w:lang w:val="ru-KZ"/>
+        </w:rPr>
+      </w:pPr>
+      <w:r>
+        <w:rPr>
+          <w:lang w:val="ru-KZ"/>
+        </w:rPr>
+        <w:lastRenderedPageBreak/>
+        <w:drawing>
+          <wp:inline distT="0" distB="0" distL="0" distR="0" wp14:anchorId="412B7183" wp14:editId="72A1194E">
+            <wp:extent cx="4752667" cy="6190193"/>
+            <wp:effectExtent l="0" t="0" r="0" b="1270"/>
+            <wp:docPr id="19" name="Рисунок 19"/>
+            <wp:cNvGraphicFramePr>
+              <a:graphicFrameLocks xmlns:a="http://schemas.openxmlformats.org/drawingml/2006/main" noChangeAspect="1"/>
+            </wp:cNvGraphicFramePr>
+            <a:graphic xmlns:a="http://schemas.openxmlformats.org/drawingml/2006/main">
+              <a:graphicData uri="http://schemas.openxmlformats.org/drawingml/2006/picture">
+                <pic:pic xmlns:pic="http://schemas.openxmlformats.org/drawingml/2006/picture">
+                  <pic:nvPicPr>
+                    <pic:cNvPr id="1" name=""/>
+                    <pic:cNvPicPr/>
+                  </pic:nvPicPr>
+                  <pic:blipFill>
+                    <a:blip r:embed="rId20"/>
+                    <a:stretch>
+                      <a:fillRect/>
+                    </a:stretch>
+                  </pic:blipFill>
+                  <pic:spPr>
+                    <a:xfrm>
+                      <a:off x="0" y="0"/>
+                      <a:ext cx="4758651" cy="6197988"/>
+                    </a:xfrm>
+                    <a:prstGeom prst="rect">
+                      <a:avLst/>
+                    </a:prstGeom>
+                  </pic:spPr>
+                </pic:pic>
+              </a:graphicData>
+            </a:graphic>
+          </wp:inline>
+        </w:drawing>
+      </w:r>
+    </w:p>
+    <w:p>
+      <w:pPr>
+        <w:jc w:val="center"/>
+        <w:rPr>
+          <w:lang w:val="ru-KZ"/>
+        </w:rPr>
+      </w:pPr>
+      <w:r>
+        <w:rPr>
+          <w:b/>
+          <w:bCs/>
+          <w:lang w:val="ru-KZ"/>
+        </w:rPr>
+        <w:t>Рисунок 13.</w:t>
+      </w:r>
+      <w:r>
+        <w:rPr>
+          <w:lang w:val="ru-KZ"/>
+        </w:rPr>
+        <w:t xml:space="preserve"> </w:t>
+      </w:r>
+      <w:r>
+        <w:rPr>
+          <w:b/>
+          <w:bCs/>
+          <w:lang w:val="ru-KZ"/>
+        </w:rPr>
+        <w:t>test_auth.py</w:t>
+      </w:r>
+    </w:p>
+    <w:p>
+      <w:pPr>
+        <w:numPr>
+          <w:ilvl w:val="0"/>
+          <w:numId w:val="26"/>
+        </w:numPr>
+        <w:rPr>
+          <w:lang w:val="ru-KZ"/>
+        </w:rPr>
+      </w:pPr>
+      <w:r>
+        <w:rPr>
+          <w:b/>
+          <w:bCs/>
+          <w:lang w:val="ru-KZ"/>
+        </w:rPr>
+        <w:t>Тесты безопасности и авторизации (test_auth.py)</w:t>
+      </w:r>
+      <w:r>
+        <w:rPr>
+          <w:lang w:val="ru-KZ"/>
+        </w:rPr>
+        <w:t>: Проверены сценарии аутентификации, включая успешный вход в систему и блокировку попыток входа с неверно указанной ролью пользователя.</w:t>
+      </w:r>
+    </w:p>
+    <w:p>
+      <w:pPr>
+        <w:rPr>
+          <w:lang w:val="ru-KZ"/>
+        </w:rPr>
+      </w:pPr>
+      <w:r>
+        <w:rPr>
+          <w:lang w:val="ru-KZ"/>
+        </w:rPr>
         <w:t xml:space="preserve">Внедрение данного комплекса тестов позволило значительно повысить отказоустойчивость приложения и ускорить процесс внесения изменений в код, так как любые нарушения логики мгновенно обнаруживаются на этапе запуска </w:t>
       </w:r>
       <w:proofErr w:type="spellStart"/>
       <w:r>
+        <w:rPr>
+          <w:lang w:val="ru-KZ"/>
+        </w:rPr>
         <w:t>pytest</w:t>
       </w:r>
       <w:proofErr w:type="spellEnd"/>
       <w:r>
+        <w:rPr>
+          <w:lang w:val="ru-KZ"/>
+        </w:rPr>
         <w:t>.</w:t>
       </w:r>
+    </w:p>
+    <w:p>
+      <w:pPr>
+        <w:spacing w:line="240" w:lineRule="auto"/>
+        <w:ind w:firstLine="0"/>
+        <w:jc w:val="left"/>
+        <w:rPr>
+          <w:lang w:val="ru-KZ"/>
+        </w:rPr>
+      </w:pPr>
+      <w:r>
+        <w:rPr>
+          <w:lang w:val="ru-KZ"/>
+        </w:rPr>
+        <w:br w:type="page"/>
+      </w:r>
+    </w:p>
+    <w:p>
+      <w:pPr>
+        <w:rPr>
+          <w:lang w:val="ru-KZ"/>
+        </w:rPr>
+      </w:pPr>
     </w:p>
     <w:p>
       <w:pPr>
@@ -12495,12 +14510,15 @@
     </w:p>
     <w:p>
       <w:r>
+        <w:t>4.</w:t>
+      </w:r>
+      <w:r>
+        <w:tab/>
+        <w:t xml:space="preserve">Модуль записи студентов на темы. Студент может просматривать каталог доступных тем с фильтрацией по уровню работы, соответствующему его курсу обучения. Запись на свободную тему формирует заявку со статусом «ожидание». Преподаватель рассматривает поступившие заявки и принимает решение о подтверждении или отклонении. После подтверждения тема автоматически переходит в статус «занята» и становится недоступной для </w:t>
+      </w:r>
+      <w:r>
         <w:lastRenderedPageBreak/>
-        <w:t>4.</w:t>
-      </w:r>
-      <w:r>
-        <w:tab/>
-        <w:t>Модуль записи студентов на темы. Студент может просматривать каталог доступных тем с фильтрацией по уровню работы, соответствующему его курсу обучения. Запись на свободную тему формирует заявку со статусом «ожидание». Преподаватель рассматривает поступившие заявки и принимает решение о подтверждении или отклонении. После подтверждения тема автоматически переходит в статус «занята» и становится недоступной для других студентов. Система контролирует, чтобы каждый студент имел не более одной активной (подтверждённой) записи.</w:t>
+        <w:t>других студентов. Система контролирует, чтобы каждый студент имел не более одной активной (подтверждённой) записи.</w:t>
       </w:r>
     </w:p>
     <w:p>
@@ -12593,49 +14611,140 @@
     </w:p>
     <w:p>
       <w:r>
-        <w:t>2.</w:t>
+        <w:t>2</w:t>
+      </w:r>
+      <w:r>
+        <w:t>.</w:t>
       </w:r>
       <w:r>
         <w:tab/>
-        <w:t>Для файла студентов обязательными являются следующие столбцы: «ФИО» (полное имя студента), «Курс» (целое число от 1 до 4), «Группа» (буквенно-цифровой идентификатор группы). Допускается наличие дополнительных столбцов, которые игнорируются при импорте.</w:t>
+        <w:t>При создании темы преподавателем обязательными полями являются: «Название темы». Необязательным полем является «Выбор студента».</w:t>
       </w:r>
     </w:p>
     <w:p>
       <w:r>
-        <w:lastRenderedPageBreak/>
-        <w:t>3.</w:t>
+        <w:t>3</w:t>
+      </w:r>
+      <w:r>
+        <w:t>.</w:t>
       </w:r>
       <w:r>
         <w:tab/>
-        <w:t>Для файла преподавателей обязательными являются следующие столбцы: «ФИО». Необязательными являются столбцы: «Тема» (дипломной или курсовой работы), «Дедлайн» (если есть курсовая работа должен быть и дедлайн).</w:t>
+        <w:t>Данные для авторизации включают логин, пароль и статус (администратор, преподаватель или студент).</w:t>
       </w:r>
     </w:p>
     <w:p>
-      <w:r>
-        <w:t>4.</w:t>
-      </w:r>
-      <w:r>
-        <w:tab/>
-        <w:t>При создании темы преподавателем обязательными полями являются: «Название темы». Необязательным полем является «Выбор студента».</w:t>
-      </w:r>
+      <w:pPr>
+        <w:ind w:firstLine="709"/>
+        <w:rPr>
+          <w:i/>
+          <w:color w:val="C00000"/>
+        </w:rPr>
+      </w:pPr>
     </w:p>
     <w:p>
-      <w:r>
-        <w:t>5.</w:t>
-      </w:r>
-      <w:r>
-        <w:tab/>
-        <w:t>Данные для авторизации включают логин, пароль и статус (администратор, преподаватель или студент).</w:t>
+      <w:pPr>
+        <w:spacing w:line="240" w:lineRule="auto"/>
+        <w:ind w:firstLine="0"/>
+        <w:jc w:val="left"/>
+        <w:rPr>
+          <w:b/>
+          <w:caps/>
+          <w:szCs w:val="40"/>
+        </w:rPr>
+      </w:pPr>
+      <w:bookmarkStart w:id="21" w:name="_Toc233319902"/>
+      <w:r>
+        <w:br w:type="page"/>
       </w:r>
     </w:p>
     <w:p>
       <w:pPr>
+        <w:pStyle w:val="1"/>
         <w:ind w:firstLine="709"/>
+      </w:pPr>
+      <w:r>
+        <w:lastRenderedPageBreak/>
+        <w:t>Заключени</w:t>
+      </w:r>
+      <w:bookmarkEnd w:id="21"/>
+      <w:r>
+        <w:t>Е</w:t>
+      </w:r>
+    </w:p>
+    <w:p>
+      <w:pPr>
+        <w:pStyle w:val="af3"/>
+        <w:rPr>
+          <w:lang w:val="ru-KZ"/>
+        </w:rPr>
+      </w:pPr>
+      <w:r>
+        <w:rPr>
+          <w:lang w:val="ru-KZ"/>
+        </w:rPr>
+        <w:t>В ходе практики было разработано клиент-серверное приложение для автоматизации процесса распределения тем курсовых и выпускных квалификационных работ. Система включает серверную часть на базе FastAPI, графический интерфейс на Tkinter и реляционную базу данных SQLite, развернутые в контейнерах Docker, что обеспечивает надежное хранение данных, строгое разграничение прав доступа и автоматическую генерацию необходимой документации.</w:t>
+      </w:r>
+    </w:p>
+    <w:p>
+      <w:pPr>
+        <w:pStyle w:val="af3"/>
+        <w:rPr>
+          <w:lang w:val="ru-KZ"/>
+        </w:rPr>
+      </w:pPr>
+      <w:r>
+        <w:rPr>
+          <w:lang w:val="ru-KZ"/>
+        </w:rPr>
+        <w:t>В дальнейшем планируется доработка и расширение функционала приложения, а именно: переход на веб-интерфейс для обеспечения удобного удаленного доступа, внедрение модуля автоматических уведомлений при изменении статусов заявок, а также интеграция с внутренними информационными системами университета для синхронизации актуальных списков обучающихся.</w:t>
+      </w:r>
+    </w:p>
+    <w:p>
+      <w:pPr>
+        <w:pStyle w:val="af3"/>
+        <w:rPr>
+          <w:lang w:val="ru-KZ"/>
+        </w:rPr>
+      </w:pPr>
+      <w:r>
+        <w:rPr>
+          <w:lang w:val="ru-KZ"/>
+        </w:rPr>
+        <w:t>За время прохождения практики мною были решены все задачи, обозначенные ранее.</w:t>
+      </w:r>
+    </w:p>
+    <w:p>
+      <w:pPr>
+        <w:pStyle w:val="af3"/>
+        <w:rPr>
+          <w:b/>
+          <w:i/>
+          <w:caps/>
+          <w:color w:val="C00000"/>
+        </w:rPr>
+      </w:pPr>
+      <w:r>
+        <w:rPr>
+          <w:lang w:val="ru-KZ"/>
+        </w:rPr>
+        <w:t>В ходе выполнения задачи разработки и интеграции программных модулей возникла небольшая проблема, а именно: сложности с синхронизацией командной работы и контролем версий кода. Из-за недостаточной координации участники команды периодически перезаписывали изменения друг друга, что приводило к конфликтам слияния, необходимости частых откатов и вынуждало работать в режиме последовательных блокировок (фактически по очереди). Кроме того, на личном уровне возникла проблема поддержания актуальности тестов: при изменении структуры базы данных и бизнес-логики тесты устаревали и требовали постоянной ручной правки под актуальный вид данных. По вышеупомянутым причинам было организовано внедрение строгого регламента работы с системой контроля версий Git (переход на модель ветвления с использованием Pull Request'ов и обязательного ревью кода перед слиянием), что полностью исключило потерю и перезапись изменений.</w:t>
+      </w:r>
+      <w:r>
         <w:rPr>
           <w:i/>
           <w:color w:val="C00000"/>
         </w:rPr>
-      </w:pPr>
+        <w:t xml:space="preserve"> </w:t>
+      </w:r>
+    </w:p>
+    <w:p>
+      <w:pPr>
+        <w:ind w:firstLine="709"/>
+      </w:pPr>
+      <w:r>
+        <w:br w:type="page"/>
+      </w:r>
     </w:p>
     <w:p>
       <w:pPr>
@@ -12643,141 +14752,316 @@
         <w:ind w:firstLine="709"/>
         <w:jc w:val="both"/>
       </w:pPr>
-      <w:bookmarkStart w:id="21" w:name="_Toc233319902"/>
-      <w:r>
-        <w:t>Заключени</w:t>
-      </w:r>
-      <w:bookmarkEnd w:id="21"/>
-      <w:r>
-        <w:t>Е</w:t>
+      <w:bookmarkStart w:id="22" w:name="_Toc233319903"/>
+      <w:r>
+        <w:lastRenderedPageBreak/>
+        <w:t>Список используемых источников</w:t>
+      </w:r>
+      <w:bookmarkEnd w:id="22"/>
+      <w:r>
+        <w:br/>
       </w:r>
     </w:p>
     <w:p>
-      <w:pPr>
-        <w:pStyle w:val="af3"/>
-        <w:rPr>
-          <w:lang w:val="ru-KZ"/>
-        </w:rPr>
-      </w:pPr>
-      <w:r>
-        <w:rPr>
-          <w:lang w:val="ru-KZ"/>
-        </w:rPr>
-        <w:t>В ходе практики было разработано клиент-серверное приложение для автоматизации процесса распределения тем курсовых и выпускных квалификационных работ. Система включает серверную часть на базе FastAPI, графический интерфейс на Tkinter и реляционную базу данных SQLite, развернутые в контейнерах Docker, что обеспечивает надежное хранение данных, строгое разграничение прав доступа и автоматическую генерацию необходимой документации.</w:t>
+      <w:r>
+        <w:t xml:space="preserve">ГОСТ 7.32-2017. Система стандартов по информации, библиотечному и издательскому делу. Отчет о научно-исследовательской работе. Структура и правила оформления. </w:t>
+      </w:r>
+      <w:r>
+        <w:t>-</w:t>
+      </w:r>
+      <w:r>
+        <w:t xml:space="preserve"> </w:t>
+      </w:r>
+      <w:proofErr w:type="spellStart"/>
+      <w:r>
+        <w:t>Введ</w:t>
+      </w:r>
+      <w:proofErr w:type="spellEnd"/>
+      <w:r>
+        <w:t xml:space="preserve">. 01.07.2018. </w:t>
+      </w:r>
+      <w:r>
+        <w:t>-</w:t>
+      </w:r>
+      <w:r>
+        <w:t xml:space="preserve"> М.: </w:t>
+      </w:r>
+      <w:proofErr w:type="spellStart"/>
+      <w:r>
+        <w:t>Стандартинформ</w:t>
+      </w:r>
+      <w:proofErr w:type="spellEnd"/>
+      <w:r>
+        <w:t xml:space="preserve">, 2017. </w:t>
+      </w:r>
+    </w:p>
+    <w:p/>
+    <w:p>
+      <w:r>
+        <w:t xml:space="preserve">ГОСТ Р 7.0.100-2018. Система стандартов по информации, библиотечному и издательскому делу. Библиографическая запись. Библиографическое описание. Общие требования и правила составления. </w:t>
+      </w:r>
+      <w:r>
+        <w:t>-</w:t>
+      </w:r>
+      <w:r>
+        <w:t xml:space="preserve"> </w:t>
+      </w:r>
+      <w:proofErr w:type="spellStart"/>
+      <w:r>
+        <w:t>Введ</w:t>
+      </w:r>
+      <w:proofErr w:type="spellEnd"/>
+      <w:r>
+        <w:t xml:space="preserve">. 01.07.2019. </w:t>
+      </w:r>
+      <w:r>
+        <w:t>-</w:t>
+      </w:r>
+      <w:r>
+        <w:t xml:space="preserve"> М.: </w:t>
+      </w:r>
+      <w:proofErr w:type="spellStart"/>
+      <w:r>
+        <w:t>Стандартинформ</w:t>
+      </w:r>
+      <w:proofErr w:type="spellEnd"/>
+      <w:r>
+        <w:t xml:space="preserve">, 2018. </w:t>
+      </w:r>
+    </w:p>
+    <w:p/>
+    <w:p>
+      <w:r>
+        <w:t xml:space="preserve">ГОСТ Р 7.0.5-2008. Система стандартов по информации, библиотечному и издательскому делу. Библиографическая ссылка. Общие требования и правила составления. </w:t>
+      </w:r>
+      <w:r>
+        <w:t>-</w:t>
+      </w:r>
+      <w:r>
+        <w:t xml:space="preserve"> </w:t>
+      </w:r>
+      <w:proofErr w:type="spellStart"/>
+      <w:r>
+        <w:t>Введ</w:t>
+      </w:r>
+      <w:proofErr w:type="spellEnd"/>
+      <w:r>
+        <w:t xml:space="preserve">. 01.01.2009. </w:t>
+      </w:r>
+      <w:r>
+        <w:t>-</w:t>
+      </w:r>
+      <w:r>
+        <w:t xml:space="preserve"> М.: </w:t>
+      </w:r>
+      <w:proofErr w:type="spellStart"/>
+      <w:r>
+        <w:t>Стандартинформ</w:t>
+      </w:r>
+      <w:proofErr w:type="spellEnd"/>
+      <w:r>
+        <w:t xml:space="preserve">, 2008. </w:t>
+      </w:r>
+    </w:p>
+    <w:p/>
+    <w:p>
+      <w:r>
+        <w:t xml:space="preserve">Документация </w:t>
+      </w:r>
+      <w:proofErr w:type="spellStart"/>
+      <w:r>
+        <w:t>FastAPI</w:t>
+      </w:r>
+      <w:proofErr w:type="spellEnd"/>
+      <w:r>
+        <w:t xml:space="preserve">. </w:t>
+      </w:r>
+      <w:r>
+        <w:t>-</w:t>
+      </w:r>
+      <w:r>
+        <w:t xml:space="preserve"> URL: https://fastapi.tiangolo.com/ </w:t>
+      </w:r>
+    </w:p>
+    <w:p/>
+    <w:p>
+      <w:r>
+        <w:t xml:space="preserve">Документация </w:t>
+      </w:r>
+      <w:proofErr w:type="spellStart"/>
+      <w:r>
+        <w:t>SQLAlchemy</w:t>
+      </w:r>
+      <w:proofErr w:type="spellEnd"/>
+      <w:r>
+        <w:t xml:space="preserve">. </w:t>
+      </w:r>
+      <w:r>
+        <w:t>-</w:t>
+      </w:r>
+      <w:r>
+        <w:t xml:space="preserve"> URL: https://www.sqlalchemy.org/ </w:t>
+      </w:r>
+    </w:p>
+    <w:p/>
+    <w:p>
+      <w:r>
+        <w:t xml:space="preserve">Документация </w:t>
+      </w:r>
+      <w:proofErr w:type="spellStart"/>
+      <w:r>
+        <w:t>Docker</w:t>
+      </w:r>
+      <w:proofErr w:type="spellEnd"/>
+      <w:r>
+        <w:t xml:space="preserve">. </w:t>
+      </w:r>
+      <w:r>
+        <w:t>-</w:t>
+      </w:r>
+      <w:r>
+        <w:t xml:space="preserve"> URL: https://docs.docker.com/ </w:t>
+      </w:r>
+    </w:p>
+    <w:p/>
+    <w:p>
+      <w:r>
+        <w:t xml:space="preserve">Лутц М. Изучаем Python. </w:t>
+      </w:r>
+      <w:r>
+        <w:t>-</w:t>
+      </w:r>
+      <w:r>
+        <w:t xml:space="preserve"> 5-е изд. </w:t>
+      </w:r>
+      <w:r>
+        <w:t>-</w:t>
+      </w:r>
+      <w:r>
+        <w:t xml:space="preserve"> СПб.: Питер, 2019. </w:t>
+      </w:r>
+      <w:r>
+        <w:t>-</w:t>
+      </w:r>
+      <w:r>
+        <w:t xml:space="preserve"> 1056 с.</w:t>
+      </w:r>
+    </w:p>
+    <w:p/>
+    <w:p>
+      <w:r>
+        <w:t xml:space="preserve">Гамма Э., Хелм Р., Джонсон Р., </w:t>
+      </w:r>
+      <w:proofErr w:type="spellStart"/>
+      <w:r>
+        <w:t>Влиссидес</w:t>
+      </w:r>
+      <w:proofErr w:type="spellEnd"/>
+      <w:r>
+        <w:t xml:space="preserve"> Дж. Приёмы объектно-ориентированного проектирования. Паттерны проектирования. </w:t>
+      </w:r>
+      <w:r>
+        <w:t>-</w:t>
+      </w:r>
+      <w:r>
+        <w:t xml:space="preserve"> СПб.: Питер, 2020. </w:t>
+      </w:r>
+    </w:p>
+    <w:p/>
+    <w:p>
+      <w:r>
+        <w:t xml:space="preserve">Документация </w:t>
+      </w:r>
+      <w:proofErr w:type="spellStart"/>
+      <w:r>
+        <w:t>python-docx</w:t>
+      </w:r>
+      <w:proofErr w:type="spellEnd"/>
+      <w:r>
+        <w:t xml:space="preserve">. </w:t>
+      </w:r>
+      <w:r>
+        <w:t>-</w:t>
+      </w:r>
+      <w:r>
+        <w:t xml:space="preserve"> URL: https://python-docx.readthedocs.io/ </w:t>
+      </w:r>
+    </w:p>
+    <w:p/>
+    <w:p>
+      <w:r>
+        <w:t xml:space="preserve">Документация </w:t>
+      </w:r>
+      <w:proofErr w:type="spellStart"/>
+      <w:r>
+        <w:t>openpyxl</w:t>
+      </w:r>
+      <w:proofErr w:type="spellEnd"/>
+      <w:r>
+        <w:t xml:space="preserve">. </w:t>
+      </w:r>
+      <w:r>
+        <w:t>-</w:t>
+      </w:r>
+      <w:r>
+        <w:t xml:space="preserve"> URL: https://openpyxl.readthedocs.io/ </w:t>
+      </w:r>
+    </w:p>
+    <w:p/>
+    <w:p>
+      <w:r>
+        <w:t xml:space="preserve">Документация </w:t>
+      </w:r>
+      <w:proofErr w:type="spellStart"/>
+      <w:r>
+        <w:t>Tkinter</w:t>
+      </w:r>
+      <w:proofErr w:type="spellEnd"/>
+      <w:r>
+        <w:t xml:space="preserve">. </w:t>
+      </w:r>
+      <w:r>
+        <w:t>-</w:t>
+      </w:r>
+      <w:r>
+        <w:t xml:space="preserve"> URL: https://docs.python.org/3/library/tkinter.html </w:t>
+      </w:r>
+    </w:p>
+    <w:p/>
+    <w:p>
+      <w:r>
+        <w:t xml:space="preserve">Документация </w:t>
+      </w:r>
+      <w:proofErr w:type="spellStart"/>
+      <w:r>
+        <w:t>PyJWT</w:t>
+      </w:r>
+      <w:proofErr w:type="spellEnd"/>
+      <w:r>
+        <w:t xml:space="preserve">. </w:t>
+      </w:r>
+      <w:r>
+        <w:t>-</w:t>
+      </w:r>
+      <w:r>
+        <w:t xml:space="preserve"> URL: https://pyjwt.readthedocs.io/ </w:t>
+      </w:r>
+    </w:p>
+    <w:p/>
+    <w:p>
+      <w:r>
+        <w:t xml:space="preserve">Сокольская М.А. Методические указания по учебной практике (ознакомительной практике) для студентов направления 09.03.03 «Прикладная информатика». </w:t>
+      </w:r>
+      <w:r>
+        <w:t>-</w:t>
+      </w:r>
+      <w:r>
+        <w:t xml:space="preserve"> Иркутск: ИГУ, 2025</w:t>
       </w:r>
     </w:p>
     <w:p>
       <w:pPr>
-        <w:pStyle w:val="af3"/>
-        <w:rPr>
-          <w:lang w:val="ru-KZ"/>
-        </w:rPr>
-      </w:pPr>
-      <w:r>
-        <w:rPr>
-          <w:lang w:val="ru-KZ"/>
-        </w:rPr>
-        <w:t>В дальнейшем планируется доработка и расширение функционала приложения, а именно: переход на веб-интерфейс для обеспечения удобного удаленного доступа, внедрение модуля автоматических уведомлений при изменении статусов заявок, а также интеграция с внутренними информационными системами университета для синхронизации актуальных списков обучающихся.</w:t>
-      </w:r>
-    </w:p>
-    <w:p>
-      <w:pPr>
-        <w:pStyle w:val="af3"/>
-        <w:rPr>
-          <w:lang w:val="ru-KZ"/>
-        </w:rPr>
-      </w:pPr>
-      <w:r>
-        <w:rPr>
-          <w:lang w:val="ru-KZ"/>
-        </w:rPr>
-        <w:t>За время прохождения практики мною были решены все задачи, обозначенные ранее.</w:t>
-      </w:r>
-    </w:p>
-    <w:p>
-      <w:pPr>
-        <w:pStyle w:val="af3"/>
-        <w:rPr>
-          <w:lang w:val="ru-KZ"/>
-        </w:rPr>
-      </w:pPr>
-      <w:r>
-        <w:rPr>
-          <w:lang w:val="ru-KZ"/>
-        </w:rPr>
-        <w:t xml:space="preserve">В ходе выполнения задачи разработки и интеграции программных модулей возникла небольшая проблема, а именно: сложности с синхронизацией командной работы и контролем версий кода. Из-за недостаточной координации участники команды периодически перезаписывали изменения друг друга, что </w:t>
-      </w:r>
-      <w:r>
-        <w:rPr>
-          <w:lang w:val="ru-KZ"/>
-        </w:rPr>
-        <w:lastRenderedPageBreak/>
-        <w:t>приводило к конфликтам слияния, необходимости частых откатов и вынуждало работать в режиме последовательных блокировок (фактически по очереди). Кроме того, на личном уровне возникла проблема поддержания актуальности тестов: при изменении структуры базы данных и бизнес-логики тесты устаревали и требовали постоянной ручной правки под актуальный вид данных. По вышеупомянутым причинам было организовано внедрение строгого регламента работы с системой контроля версий Git (переход на модель ветвления с использованием Pull Request'ов и обязательного ревью кода перед слиянием), что полностью исключило потерю и перезапись изменений. Для решения проблемы с тестами было выделено отдельное время на их рефакторинг, а также внедрено правило обязательного обновления тестовой среды параллельно с изменением структуры данных и логики приложения.</w:t>
-      </w:r>
-    </w:p>
-    <w:p>
-      <w:pPr>
-        <w:pStyle w:val="1"/>
         <w:ind w:firstLine="709"/>
-        <w:jc w:val="both"/>
-        <w:rPr>
-          <w:b w:val="0"/>
-          <w:i/>
-          <w:caps w:val="0"/>
-          <w:color w:val="C00000"/>
-          <w:szCs w:val="28"/>
-        </w:rPr>
-      </w:pPr>
-      <w:r>
-        <w:rPr>
-          <w:i/>
-          <w:color w:val="C00000"/>
-        </w:rPr>
-        <w:t xml:space="preserve"> </w:t>
-      </w:r>
-    </w:p>
-    <w:p>
-      <w:pPr>
-        <w:ind w:firstLine="709"/>
-      </w:pPr>
-      <w:r>
-        <w:br w:type="page"/>
-      </w:r>
-    </w:p>
-    <w:p>
-      <w:pPr>
-        <w:pStyle w:val="1"/>
-        <w:ind w:firstLine="709"/>
-        <w:jc w:val="both"/>
-      </w:pPr>
-      <w:bookmarkStart w:id="22" w:name="_Toc233319903"/>
-      <w:r>
-        <w:lastRenderedPageBreak/>
-        <w:t>Список используемых источников</w:t>
-      </w:r>
-      <w:bookmarkEnd w:id="22"/>
-      <w:r>
-        <w:br/>
-      </w:r>
-    </w:p>
-    <w:p>
-      <w:pPr>
-        <w:numPr>
-          <w:ilvl w:val="0"/>
-          <w:numId w:val="1"/>
-        </w:numPr>
-        <w:ind w:firstLine="709"/>
-        <w:rPr>
-          <w:lang w:val="en-US"/>
-        </w:rPr>
-      </w:pPr>
-    </w:p>
-    <w:p>
-      <w:pPr>
-        <w:ind w:firstLine="709"/>
-        <w:rPr>
-          <w:lang w:val="en-US"/>
-        </w:rPr>
       </w:pPr>
       <w:bookmarkStart w:id="23" w:name="_2o2mrfy8y0au"/>
       <w:bookmarkEnd w:id="23"/>
@@ -12880,6 +15164,7 @@
             <w:pPr>
               <w:widowControl w:val="0"/>
               <w:spacing w:line="240" w:lineRule="auto"/>
+              <w:ind w:firstLine="0"/>
               <w:jc w:val="center"/>
               <w:rPr>
                 <w:sz w:val="24"/>
@@ -12891,6 +15176,7 @@
             <w:pPr>
               <w:widowControl w:val="0"/>
               <w:spacing w:line="240" w:lineRule="auto"/>
+              <w:ind w:firstLine="0"/>
               <w:jc w:val="center"/>
               <w:rPr>
                 <w:sz w:val="24"/>
@@ -12920,7 +15206,7 @@
             <w:pPr>
               <w:widowControl w:val="0"/>
               <w:spacing w:line="240" w:lineRule="auto"/>
-              <w:ind w:firstLine="39"/>
+              <w:ind w:firstLine="0"/>
               <w:jc w:val="left"/>
               <w:rPr>
                 <w:sz w:val="24"/>
@@ -12956,6 +15242,7 @@
               <w:ind w:firstLine="0"/>
               <w:rPr>
                 <w:sz w:val="24"/>
+                <w:szCs w:val="24"/>
               </w:rPr>
             </w:pPr>
           </w:p>
@@ -12963,14 +15250,16 @@
             <w:pPr>
               <w:widowControl w:val="0"/>
               <w:spacing w:line="240" w:lineRule="auto"/>
-              <w:ind w:firstLine="306"/>
-              <w:rPr>
-                <w:sz w:val="24"/>
-              </w:rPr>
-            </w:pPr>
-            <w:r>
-              <w:rPr>
-                <w:sz w:val="24"/>
+              <w:ind w:firstLine="0"/>
+              <w:rPr>
+                <w:sz w:val="24"/>
+                <w:szCs w:val="24"/>
+              </w:rPr>
+            </w:pPr>
+            <w:r>
+              <w:rPr>
+                <w:sz w:val="24"/>
+                <w:szCs w:val="24"/>
               </w:rPr>
               <w:t>23.06.2026</w:t>
             </w:r>
@@ -12990,15 +15279,28 @@
             <w:pPr>
               <w:widowControl w:val="0"/>
               <w:spacing w:line="240" w:lineRule="auto"/>
-              <w:rPr>
-                <w:sz w:val="24"/>
-              </w:rPr>
-            </w:pPr>
-            <w:r>
-              <w:rPr>
-                <w:sz w:val="24"/>
-              </w:rPr>
-              <w:t>Выполнен обзор и анализ ранее разработанных решений в смежной предметной области. Посещена лекция по проекту. Полученная информация систематизирована и передана отсутствовавшим участникам команды.</w:t>
+              <w:ind w:firstLine="0"/>
+              <w:rPr>
+                <w:sz w:val="24"/>
+                <w:szCs w:val="24"/>
+                <w:lang w:val="ru-KZ"/>
+              </w:rPr>
+            </w:pPr>
+            <w:r>
+              <w:rPr>
+                <w:sz w:val="24"/>
+                <w:szCs w:val="24"/>
+                <w:lang w:val="ru-KZ"/>
+              </w:rPr>
+              <w:t>А</w:t>
+            </w:r>
+            <w:r>
+              <w:rPr>
+                <w:sz w:val="24"/>
+                <w:szCs w:val="24"/>
+                <w:lang w:val="ru-KZ"/>
+              </w:rPr>
+              <w:t>нализ предоставленной на лекции информации о производстве проекта; обсуждение виденья итогового продукта со стороны каждого участника</w:t>
             </w:r>
           </w:p>
         </w:tc>
@@ -13016,9 +15318,10 @@
             <w:pPr>
               <w:widowControl w:val="0"/>
               <w:spacing w:line="240" w:lineRule="auto"/>
-              <w:rPr>
-                <w:sz w:val="20"/>
-                <w:szCs w:val="20"/>
+              <w:ind w:firstLine="0"/>
+              <w:rPr>
+                <w:sz w:val="24"/>
+                <w:szCs w:val="24"/>
               </w:rPr>
             </w:pPr>
           </w:p>
@@ -13042,14 +15345,16 @@
             <w:pPr>
               <w:widowControl w:val="0"/>
               <w:spacing w:line="240" w:lineRule="auto"/>
-              <w:ind w:firstLine="306"/>
-              <w:rPr>
-                <w:sz w:val="24"/>
-              </w:rPr>
-            </w:pPr>
-            <w:r>
-              <w:rPr>
-                <w:sz w:val="24"/>
+              <w:ind w:firstLine="0"/>
+              <w:rPr>
+                <w:sz w:val="24"/>
+                <w:szCs w:val="24"/>
+              </w:rPr>
+            </w:pPr>
+            <w:r>
+              <w:rPr>
+                <w:sz w:val="24"/>
+                <w:szCs w:val="24"/>
               </w:rPr>
               <w:t>24.06.2026</w:t>
             </w:r>
@@ -13069,30 +15374,41 @@
             <w:pPr>
               <w:widowControl w:val="0"/>
               <w:spacing w:line="240" w:lineRule="auto"/>
-              <w:rPr>
-                <w:sz w:val="24"/>
-              </w:rPr>
-            </w:pPr>
-            <w:r>
-              <w:rPr>
-                <w:sz w:val="24"/>
-              </w:rPr>
-              <w:t xml:space="preserve"> Составлен план работ и распределены задачи. Посещение лекции по </w:t>
-            </w:r>
-            <w:proofErr w:type="spellStart"/>
-            <w:r>
-              <w:rPr>
-                <w:sz w:val="24"/>
-              </w:rPr>
-              <w:t>React</w:t>
-            </w:r>
-            <w:proofErr w:type="spellEnd"/>
-            <w:r>
-              <w:rPr>
-                <w:sz w:val="24"/>
-              </w:rPr>
-              <w:t>.</w:t>
-            </w:r>
+              <w:ind w:firstLine="0"/>
+              <w:rPr>
+                <w:sz w:val="24"/>
+                <w:szCs w:val="24"/>
+                <w:lang w:val="ru-KZ"/>
+              </w:rPr>
+            </w:pPr>
+            <w:r>
+              <w:rPr>
+                <w:sz w:val="24"/>
+                <w:szCs w:val="24"/>
+                <w:lang w:val="ru-KZ"/>
+              </w:rPr>
+              <w:t>А</w:t>
+            </w:r>
+            <w:r>
+              <w:rPr>
+                <w:sz w:val="24"/>
+                <w:szCs w:val="24"/>
+                <w:lang w:val="ru-KZ"/>
+              </w:rPr>
+              <w:t>нализ возможных инструментов для реализации; коммуникация с командой и обсуждение ролей;</w:t>
+            </w:r>
+          </w:p>
+          <w:p>
+            <w:pPr>
+              <w:widowControl w:val="0"/>
+              <w:spacing w:line="240" w:lineRule="auto"/>
+              <w:ind w:firstLine="0"/>
+              <w:rPr>
+                <w:sz w:val="24"/>
+                <w:szCs w:val="24"/>
+                <w:lang w:val="ru-KZ"/>
+              </w:rPr>
+            </w:pPr>
           </w:p>
         </w:tc>
         <w:tc>
@@ -13109,9 +15425,10 @@
             <w:pPr>
               <w:widowControl w:val="0"/>
               <w:spacing w:line="240" w:lineRule="auto"/>
-              <w:rPr>
-                <w:sz w:val="20"/>
-                <w:szCs w:val="20"/>
+              <w:ind w:firstLine="0"/>
+              <w:rPr>
+                <w:sz w:val="24"/>
+                <w:szCs w:val="24"/>
               </w:rPr>
             </w:pPr>
           </w:p>
@@ -13135,14 +15452,16 @@
             <w:pPr>
               <w:widowControl w:val="0"/>
               <w:spacing w:line="240" w:lineRule="auto"/>
-              <w:ind w:firstLine="306"/>
-              <w:rPr>
-                <w:sz w:val="24"/>
-              </w:rPr>
-            </w:pPr>
-            <w:r>
-              <w:rPr>
-                <w:sz w:val="24"/>
+              <w:ind w:firstLine="0"/>
+              <w:rPr>
+                <w:sz w:val="24"/>
+                <w:szCs w:val="24"/>
+              </w:rPr>
+            </w:pPr>
+            <w:r>
+              <w:rPr>
+                <w:sz w:val="24"/>
+                <w:szCs w:val="24"/>
               </w:rPr>
               <w:t>25.06.2026</w:t>
             </w:r>
@@ -13162,25 +15481,30 @@
             <w:pPr>
               <w:widowControl w:val="0"/>
               <w:spacing w:line="240" w:lineRule="auto"/>
-              <w:rPr>
-                <w:sz w:val="24"/>
-              </w:rPr>
-            </w:pPr>
-            <w:r>
-              <w:rPr>
-                <w:sz w:val="24"/>
+              <w:ind w:firstLine="0"/>
+              <w:rPr>
+                <w:sz w:val="24"/>
+                <w:szCs w:val="24"/>
+              </w:rPr>
+            </w:pPr>
+            <w:r>
+              <w:rPr>
+                <w:sz w:val="24"/>
+                <w:szCs w:val="24"/>
               </w:rPr>
               <w:t>Выполнен анализ требований</w:t>
             </w:r>
             <w:r>
               <w:rPr>
                 <w:sz w:val="24"/>
+                <w:szCs w:val="24"/>
               </w:rPr>
               <w:t xml:space="preserve"> к отчету</w:t>
             </w:r>
             <w:r>
               <w:rPr>
                 <w:sz w:val="24"/>
+                <w:szCs w:val="24"/>
               </w:rPr>
               <w:t xml:space="preserve"> и созданы диаграммы. Оформлен черновик первой главы отчёта для сдачи руководителю.</w:t>
             </w:r>
@@ -13200,9 +15524,10 @@
             <w:pPr>
               <w:widowControl w:val="0"/>
               <w:spacing w:line="240" w:lineRule="auto"/>
-              <w:rPr>
-                <w:sz w:val="20"/>
-                <w:szCs w:val="20"/>
+              <w:ind w:firstLine="0"/>
+              <w:rPr>
+                <w:sz w:val="24"/>
+                <w:szCs w:val="24"/>
               </w:rPr>
             </w:pPr>
           </w:p>
@@ -13226,11 +15551,19 @@
             <w:pPr>
               <w:widowControl w:val="0"/>
               <w:spacing w:line="240" w:lineRule="auto"/>
-              <w:rPr>
-                <w:sz w:val="20"/>
-                <w:szCs w:val="20"/>
-              </w:rPr>
-            </w:pPr>
+              <w:ind w:firstLine="0"/>
+              <w:rPr>
+                <w:sz w:val="24"/>
+                <w:szCs w:val="24"/>
+              </w:rPr>
+            </w:pPr>
+            <w:r>
+              <w:rPr>
+                <w:sz w:val="24"/>
+                <w:szCs w:val="24"/>
+              </w:rPr>
+              <w:t>26.06.2026</w:t>
+            </w:r>
           </w:p>
         </w:tc>
         <w:tc>
@@ -13247,11 +15580,19 @@
             <w:pPr>
               <w:widowControl w:val="0"/>
               <w:spacing w:line="240" w:lineRule="auto"/>
-              <w:rPr>
-                <w:sz w:val="20"/>
-                <w:szCs w:val="20"/>
-              </w:rPr>
-            </w:pPr>
+              <w:ind w:firstLine="0"/>
+              <w:rPr>
+                <w:sz w:val="24"/>
+                <w:szCs w:val="24"/>
+              </w:rPr>
+            </w:pPr>
+            <w:r>
+              <w:rPr>
+                <w:sz w:val="24"/>
+                <w:szCs w:val="24"/>
+              </w:rPr>
+              <w:t>Посещена консультация по черновику первой главы. Получены рекомендации руководителя по оформлению и содержанию.</w:t>
+            </w:r>
           </w:p>
         </w:tc>
         <w:tc>
@@ -13268,9 +15609,10 @@
             <w:pPr>
               <w:widowControl w:val="0"/>
               <w:spacing w:line="240" w:lineRule="auto"/>
-              <w:rPr>
-                <w:sz w:val="20"/>
-                <w:szCs w:val="20"/>
+              <w:ind w:firstLine="0"/>
+              <w:rPr>
+                <w:sz w:val="24"/>
+                <w:szCs w:val="24"/>
               </w:rPr>
             </w:pPr>
           </w:p>
@@ -13294,11 +15636,33 @@
             <w:pPr>
               <w:widowControl w:val="0"/>
               <w:spacing w:line="240" w:lineRule="auto"/>
-              <w:rPr>
-                <w:sz w:val="20"/>
-                <w:szCs w:val="20"/>
-              </w:rPr>
-            </w:pPr>
+              <w:ind w:firstLine="0"/>
+              <w:rPr>
+                <w:sz w:val="24"/>
+                <w:szCs w:val="24"/>
+              </w:rPr>
+            </w:pPr>
+            <w:r>
+              <w:rPr>
+                <w:sz w:val="24"/>
+                <w:szCs w:val="24"/>
+              </w:rPr>
+              <w:t>2</w:t>
+            </w:r>
+            <w:r>
+              <w:rPr>
+                <w:sz w:val="24"/>
+                <w:szCs w:val="24"/>
+              </w:rPr>
+              <w:t>7</w:t>
+            </w:r>
+            <w:r>
+              <w:rPr>
+                <w:sz w:val="24"/>
+                <w:szCs w:val="24"/>
+              </w:rPr>
+              <w:t>.06.2026</w:t>
+            </w:r>
           </w:p>
         </w:tc>
         <w:tc>
@@ -13315,11 +15679,131 @@
             <w:pPr>
               <w:widowControl w:val="0"/>
               <w:spacing w:line="240" w:lineRule="auto"/>
-              <w:rPr>
-                <w:sz w:val="20"/>
-                <w:szCs w:val="20"/>
-              </w:rPr>
-            </w:pPr>
+              <w:ind w:firstLine="0"/>
+              <w:rPr>
+                <w:sz w:val="24"/>
+                <w:szCs w:val="24"/>
+              </w:rPr>
+            </w:pPr>
+            <w:r>
+              <w:rPr>
+                <w:sz w:val="24"/>
+                <w:szCs w:val="24"/>
+              </w:rPr>
+              <w:t xml:space="preserve">Реализована объектно-реляционная модель (ORM) базы данных с использованием библиотеки </w:t>
+            </w:r>
+            <w:proofErr w:type="spellStart"/>
+            <w:r>
+              <w:rPr>
+                <w:sz w:val="24"/>
+                <w:szCs w:val="24"/>
+              </w:rPr>
+              <w:t>SQLAlchemy</w:t>
+            </w:r>
+            <w:proofErr w:type="spellEnd"/>
+            <w:r>
+              <w:rPr>
+                <w:sz w:val="24"/>
+                <w:szCs w:val="24"/>
+              </w:rPr>
+              <w:t xml:space="preserve">. Описаны сущности User, </w:t>
+            </w:r>
+            <w:proofErr w:type="spellStart"/>
+            <w:r>
+              <w:rPr>
+                <w:sz w:val="24"/>
+                <w:szCs w:val="24"/>
+              </w:rPr>
+              <w:t>Student</w:t>
+            </w:r>
+            <w:proofErr w:type="spellEnd"/>
+            <w:r>
+              <w:rPr>
+                <w:sz w:val="24"/>
+                <w:szCs w:val="24"/>
+              </w:rPr>
+              <w:t xml:space="preserve">, </w:t>
+            </w:r>
+            <w:proofErr w:type="spellStart"/>
+            <w:r>
+              <w:rPr>
+                <w:sz w:val="24"/>
+                <w:szCs w:val="24"/>
+              </w:rPr>
+              <w:t>Teacher</w:t>
+            </w:r>
+            <w:proofErr w:type="spellEnd"/>
+            <w:r>
+              <w:rPr>
+                <w:sz w:val="24"/>
+                <w:szCs w:val="24"/>
+              </w:rPr>
+              <w:t xml:space="preserve">, </w:t>
+            </w:r>
+            <w:proofErr w:type="spellStart"/>
+            <w:r>
+              <w:rPr>
+                <w:sz w:val="24"/>
+                <w:szCs w:val="24"/>
+              </w:rPr>
+              <w:t>Admin</w:t>
+            </w:r>
+            <w:proofErr w:type="spellEnd"/>
+            <w:r>
+              <w:rPr>
+                <w:sz w:val="24"/>
+                <w:szCs w:val="24"/>
+              </w:rPr>
+              <w:t xml:space="preserve">, </w:t>
+            </w:r>
+            <w:proofErr w:type="spellStart"/>
+            <w:r>
+              <w:rPr>
+                <w:sz w:val="24"/>
+                <w:szCs w:val="24"/>
+              </w:rPr>
+              <w:t>Topic</w:t>
+            </w:r>
+            <w:proofErr w:type="spellEnd"/>
+            <w:r>
+              <w:rPr>
+                <w:sz w:val="24"/>
+                <w:szCs w:val="24"/>
+              </w:rPr>
+              <w:t xml:space="preserve">, </w:t>
+            </w:r>
+            <w:proofErr w:type="spellStart"/>
+            <w:r>
+              <w:rPr>
+                <w:sz w:val="24"/>
+                <w:szCs w:val="24"/>
+              </w:rPr>
+              <w:t>Enrollment</w:t>
+            </w:r>
+            <w:proofErr w:type="spellEnd"/>
+            <w:r>
+              <w:rPr>
+                <w:sz w:val="24"/>
+                <w:szCs w:val="24"/>
+              </w:rPr>
+              <w:t xml:space="preserve">, </w:t>
+            </w:r>
+            <w:proofErr w:type="spellStart"/>
+            <w:r>
+              <w:rPr>
+                <w:sz w:val="24"/>
+                <w:szCs w:val="24"/>
+              </w:rPr>
+              <w:t>Deadline</w:t>
+            </w:r>
+            <w:proofErr w:type="spellEnd"/>
+            <w:r>
+              <w:rPr>
+                <w:sz w:val="24"/>
+                <w:szCs w:val="24"/>
+              </w:rPr>
+              <w:t xml:space="preserve"> с настройкой внешних ключей и связей.</w:t>
+            </w:r>
           </w:p>
         </w:tc>
         <w:tc>
@@ -13336,9 +15820,10 @@
             <w:pPr>
               <w:widowControl w:val="0"/>
               <w:spacing w:line="240" w:lineRule="auto"/>
-              <w:rPr>
-                <w:sz w:val="20"/>
-                <w:szCs w:val="20"/>
+              <w:ind w:firstLine="0"/>
+              <w:rPr>
+                <w:sz w:val="24"/>
+                <w:szCs w:val="24"/>
               </w:rPr>
             </w:pPr>
           </w:p>
@@ -13362,11 +15847,33 @@
             <w:pPr>
               <w:widowControl w:val="0"/>
               <w:spacing w:line="240" w:lineRule="auto"/>
-              <w:rPr>
-                <w:sz w:val="20"/>
-                <w:szCs w:val="20"/>
-              </w:rPr>
-            </w:pPr>
+              <w:ind w:firstLine="0"/>
+              <w:rPr>
+                <w:sz w:val="24"/>
+                <w:szCs w:val="24"/>
+              </w:rPr>
+            </w:pPr>
+            <w:r>
+              <w:rPr>
+                <w:sz w:val="24"/>
+                <w:szCs w:val="24"/>
+              </w:rPr>
+              <w:t>2</w:t>
+            </w:r>
+            <w:r>
+              <w:rPr>
+                <w:sz w:val="24"/>
+                <w:szCs w:val="24"/>
+              </w:rPr>
+              <w:t>9</w:t>
+            </w:r>
+            <w:r>
+              <w:rPr>
+                <w:sz w:val="24"/>
+                <w:szCs w:val="24"/>
+              </w:rPr>
+              <w:t>.06.2026</w:t>
+            </w:r>
           </w:p>
         </w:tc>
         <w:tc>
@@ -13383,11 +15890,115 @@
             <w:pPr>
               <w:widowControl w:val="0"/>
               <w:spacing w:line="240" w:lineRule="auto"/>
-              <w:rPr>
-                <w:sz w:val="20"/>
-                <w:szCs w:val="20"/>
-              </w:rPr>
-            </w:pPr>
+              <w:ind w:firstLine="0"/>
+              <w:rPr>
+                <w:sz w:val="24"/>
+                <w:szCs w:val="24"/>
+              </w:rPr>
+            </w:pPr>
+            <w:r>
+              <w:rPr>
+                <w:sz w:val="24"/>
+                <w:szCs w:val="24"/>
+              </w:rPr>
+              <w:t xml:space="preserve">Проведена настройка окружения проекта: конфигурация </w:t>
+            </w:r>
+            <w:proofErr w:type="spellStart"/>
+            <w:r>
+              <w:rPr>
+                <w:sz w:val="24"/>
+                <w:szCs w:val="24"/>
+              </w:rPr>
+              <w:t>Poetry</w:t>
+            </w:r>
+            <w:proofErr w:type="spellEnd"/>
+            <w:r>
+              <w:rPr>
+                <w:sz w:val="24"/>
+                <w:szCs w:val="24"/>
+              </w:rPr>
+              <w:t xml:space="preserve">, подключение </w:t>
+            </w:r>
+            <w:proofErr w:type="spellStart"/>
+            <w:r>
+              <w:rPr>
+                <w:sz w:val="24"/>
+                <w:szCs w:val="24"/>
+              </w:rPr>
+              <w:t>SQLite</w:t>
+            </w:r>
+            <w:proofErr w:type="spellEnd"/>
+            <w:r>
+              <w:rPr>
+                <w:sz w:val="24"/>
+                <w:szCs w:val="24"/>
+              </w:rPr>
+              <w:t xml:space="preserve">, настройка механизма сессий через </w:t>
+            </w:r>
+            <w:proofErr w:type="spellStart"/>
+            <w:r>
+              <w:rPr>
+                <w:sz w:val="24"/>
+                <w:szCs w:val="24"/>
+              </w:rPr>
+              <w:t>Dependency</w:t>
+            </w:r>
+            <w:proofErr w:type="spellEnd"/>
+            <w:r>
+              <w:rPr>
+                <w:sz w:val="24"/>
+                <w:szCs w:val="24"/>
+              </w:rPr>
+              <w:t xml:space="preserve"> </w:t>
+            </w:r>
+            <w:proofErr w:type="spellStart"/>
+            <w:r>
+              <w:rPr>
+                <w:sz w:val="24"/>
+                <w:szCs w:val="24"/>
+              </w:rPr>
+              <w:t>Injection</w:t>
+            </w:r>
+            <w:proofErr w:type="spellEnd"/>
+            <w:r>
+              <w:rPr>
+                <w:sz w:val="24"/>
+                <w:szCs w:val="24"/>
+              </w:rPr>
+              <w:t xml:space="preserve"> (</w:t>
+            </w:r>
+            <w:proofErr w:type="spellStart"/>
+            <w:r>
+              <w:rPr>
+                <w:sz w:val="24"/>
+                <w:szCs w:val="24"/>
+              </w:rPr>
+              <w:t>Depends</w:t>
+            </w:r>
+            <w:proofErr w:type="spellEnd"/>
+            <w:r>
+              <w:rPr>
+                <w:sz w:val="24"/>
+                <w:szCs w:val="24"/>
+              </w:rPr>
+              <w:t>(</w:t>
+            </w:r>
+            <w:proofErr w:type="spellStart"/>
+            <w:r>
+              <w:rPr>
+                <w:sz w:val="24"/>
+                <w:szCs w:val="24"/>
+              </w:rPr>
+              <w:t>get_db</w:t>
+            </w:r>
+            <w:proofErr w:type="spellEnd"/>
+            <w:r>
+              <w:rPr>
+                <w:sz w:val="24"/>
+                <w:szCs w:val="24"/>
+              </w:rPr>
+              <w:t>)). Выполнена первичная миграция и проверка создания таблиц.</w:t>
+            </w:r>
           </w:p>
         </w:tc>
         <w:tc>
@@ -13404,9 +16015,10 @@
             <w:pPr>
               <w:widowControl w:val="0"/>
               <w:spacing w:line="240" w:lineRule="auto"/>
-              <w:rPr>
-                <w:sz w:val="20"/>
-                <w:szCs w:val="20"/>
+              <w:ind w:firstLine="0"/>
+              <w:rPr>
+                <w:sz w:val="24"/>
+                <w:szCs w:val="24"/>
               </w:rPr>
             </w:pPr>
           </w:p>
@@ -13430,11 +16042,26 @@
             <w:pPr>
               <w:widowControl w:val="0"/>
               <w:spacing w:line="240" w:lineRule="auto"/>
-              <w:rPr>
-                <w:sz w:val="20"/>
-                <w:szCs w:val="20"/>
-              </w:rPr>
-            </w:pPr>
+              <w:ind w:firstLine="0"/>
+              <w:rPr>
+                <w:sz w:val="24"/>
+                <w:szCs w:val="24"/>
+              </w:rPr>
+            </w:pPr>
+            <w:r>
+              <w:rPr>
+                <w:sz w:val="24"/>
+                <w:szCs w:val="24"/>
+              </w:rPr>
+              <w:t>30</w:t>
+            </w:r>
+            <w:r>
+              <w:rPr>
+                <w:sz w:val="24"/>
+                <w:szCs w:val="24"/>
+              </w:rPr>
+              <w:t>.06.2026</w:t>
+            </w:r>
           </w:p>
         </w:tc>
         <w:tc>
@@ -13451,11 +16078,51 @@
             <w:pPr>
               <w:widowControl w:val="0"/>
               <w:spacing w:line="240" w:lineRule="auto"/>
-              <w:rPr>
-                <w:sz w:val="20"/>
-                <w:szCs w:val="20"/>
-              </w:rPr>
-            </w:pPr>
+              <w:ind w:firstLine="0"/>
+              <w:rPr>
+                <w:sz w:val="24"/>
+                <w:szCs w:val="24"/>
+              </w:rPr>
+            </w:pPr>
+            <w:r>
+              <w:rPr>
+                <w:sz w:val="24"/>
+                <w:szCs w:val="24"/>
+              </w:rPr>
+              <w:t>Разработан файл конфигурации тестов conftest.py. Настроена изолированная тестовая база данных в памяти (</w:t>
+            </w:r>
+            <w:proofErr w:type="spellStart"/>
+            <w:r>
+              <w:rPr>
+                <w:sz w:val="24"/>
+                <w:szCs w:val="24"/>
+              </w:rPr>
+              <w:t>sqlite</w:t>
+            </w:r>
+            <w:proofErr w:type="spellEnd"/>
+            <w:r>
+              <w:rPr>
+                <w:sz w:val="24"/>
+                <w:szCs w:val="24"/>
+              </w:rPr>
+              <w:t>:///:</w:t>
+            </w:r>
+            <w:proofErr w:type="spellStart"/>
+            <w:r>
+              <w:rPr>
+                <w:sz w:val="24"/>
+                <w:szCs w:val="24"/>
+              </w:rPr>
+              <w:t>memory</w:t>
+            </w:r>
+            <w:proofErr w:type="spellEnd"/>
+            <w:r>
+              <w:rPr>
+                <w:sz w:val="24"/>
+                <w:szCs w:val="24"/>
+              </w:rPr>
+              <w:t>:) с механизмом отката транзакций после каждого теста.</w:t>
+            </w:r>
           </w:p>
         </w:tc>
         <w:tc>
@@ -13472,9 +16139,10 @@
             <w:pPr>
               <w:widowControl w:val="0"/>
               <w:spacing w:line="240" w:lineRule="auto"/>
-              <w:rPr>
-                <w:sz w:val="20"/>
-                <w:szCs w:val="20"/>
+              <w:ind w:firstLine="0"/>
+              <w:rPr>
+                <w:sz w:val="24"/>
+                <w:szCs w:val="24"/>
               </w:rPr>
             </w:pPr>
           </w:p>
@@ -13498,11 +16166,40 @@
             <w:pPr>
               <w:widowControl w:val="0"/>
               <w:spacing w:line="240" w:lineRule="auto"/>
-              <w:rPr>
-                <w:sz w:val="20"/>
-                <w:szCs w:val="20"/>
-              </w:rPr>
-            </w:pPr>
+              <w:ind w:firstLine="0"/>
+              <w:rPr>
+                <w:sz w:val="24"/>
+                <w:szCs w:val="24"/>
+              </w:rPr>
+            </w:pPr>
+            <w:r>
+              <w:rPr>
+                <w:sz w:val="24"/>
+                <w:szCs w:val="24"/>
+              </w:rPr>
+              <w:t>01</w:t>
+            </w:r>
+            <w:r>
+              <w:rPr>
+                <w:sz w:val="24"/>
+                <w:szCs w:val="24"/>
+              </w:rPr>
+              <w:t>.0</w:t>
+            </w:r>
+            <w:r>
+              <w:rPr>
+                <w:sz w:val="24"/>
+                <w:szCs w:val="24"/>
+              </w:rPr>
+              <w:t>7</w:t>
+            </w:r>
+            <w:r>
+              <w:rPr>
+                <w:sz w:val="24"/>
+                <w:szCs w:val="24"/>
+              </w:rPr>
+              <w:t>.2026</w:t>
+            </w:r>
           </w:p>
         </w:tc>
         <w:tc>
@@ -13519,11 +16216,51 @@
             <w:pPr>
               <w:widowControl w:val="0"/>
               <w:spacing w:line="240" w:lineRule="auto"/>
-              <w:rPr>
-                <w:sz w:val="20"/>
-                <w:szCs w:val="20"/>
-              </w:rPr>
-            </w:pPr>
+              <w:ind w:firstLine="0"/>
+              <w:rPr>
+                <w:sz w:val="24"/>
+                <w:szCs w:val="24"/>
+              </w:rPr>
+            </w:pPr>
+            <w:r>
+              <w:rPr>
+                <w:sz w:val="24"/>
+                <w:szCs w:val="24"/>
+              </w:rPr>
+              <w:t>Проведена реорганизация структуры проекта с переходом от монолитной архитектуры к клиент-серверной (</w:t>
+            </w:r>
+            <w:proofErr w:type="spellStart"/>
+            <w:r>
+              <w:rPr>
+                <w:sz w:val="24"/>
+                <w:szCs w:val="24"/>
+              </w:rPr>
+              <w:t>Tkinter</w:t>
+            </w:r>
+            <w:proofErr w:type="spellEnd"/>
+            <w:r>
+              <w:rPr>
+                <w:sz w:val="24"/>
+                <w:szCs w:val="24"/>
+              </w:rPr>
+              <w:t xml:space="preserve"> + </w:t>
+            </w:r>
+            <w:proofErr w:type="spellStart"/>
+            <w:r>
+              <w:rPr>
+                <w:sz w:val="24"/>
+                <w:szCs w:val="24"/>
+              </w:rPr>
+              <w:t>FastAPI</w:t>
+            </w:r>
+            <w:proofErr w:type="spellEnd"/>
+            <w:r>
+              <w:rPr>
+                <w:sz w:val="24"/>
+                <w:szCs w:val="24"/>
+              </w:rPr>
+              <w:t>). Мною адаптированы модели и сервисы базы данных под новую архитектуру, выполнено разделение логики работы с БД на серверной стороне.</w:t>
+            </w:r>
           </w:p>
         </w:tc>
         <w:tc>
@@ -13540,9 +16277,10 @@
             <w:pPr>
               <w:widowControl w:val="0"/>
               <w:spacing w:line="240" w:lineRule="auto"/>
-              <w:rPr>
-                <w:sz w:val="20"/>
-                <w:szCs w:val="20"/>
+              <w:ind w:firstLine="0"/>
+              <w:rPr>
+                <w:sz w:val="24"/>
+                <w:szCs w:val="24"/>
               </w:rPr>
             </w:pPr>
           </w:p>
@@ -13566,11 +16304,33 @@
             <w:pPr>
               <w:widowControl w:val="0"/>
               <w:spacing w:line="240" w:lineRule="auto"/>
-              <w:rPr>
-                <w:sz w:val="20"/>
-                <w:szCs w:val="20"/>
-              </w:rPr>
-            </w:pPr>
+              <w:ind w:firstLine="0"/>
+              <w:rPr>
+                <w:sz w:val="24"/>
+                <w:szCs w:val="24"/>
+              </w:rPr>
+            </w:pPr>
+            <w:r>
+              <w:rPr>
+                <w:sz w:val="24"/>
+                <w:szCs w:val="24"/>
+              </w:rPr>
+              <w:t>0</w:t>
+            </w:r>
+            <w:r>
+              <w:rPr>
+                <w:sz w:val="24"/>
+                <w:szCs w:val="24"/>
+              </w:rPr>
+              <w:t>2</w:t>
+            </w:r>
+            <w:r>
+              <w:rPr>
+                <w:sz w:val="24"/>
+                <w:szCs w:val="24"/>
+              </w:rPr>
+              <w:t>.07.2026</w:t>
+            </w:r>
           </w:p>
         </w:tc>
         <w:tc>
@@ -13587,11 +16347,35 @@
             <w:pPr>
               <w:widowControl w:val="0"/>
               <w:spacing w:line="240" w:lineRule="auto"/>
-              <w:rPr>
-                <w:sz w:val="20"/>
-                <w:szCs w:val="20"/>
-              </w:rPr>
-            </w:pPr>
+              <w:ind w:firstLine="0"/>
+              <w:rPr>
+                <w:sz w:val="24"/>
+                <w:szCs w:val="24"/>
+              </w:rPr>
+            </w:pPr>
+            <w:r>
+              <w:rPr>
+                <w:sz w:val="24"/>
+                <w:szCs w:val="24"/>
+              </w:rPr>
+              <w:t>Исправлены импорты и настроена интеграция серверной части с клиентом через HTTP-запросы. Реализована система авторизации на базе JWT-токенов и хэширования паролей (</w:t>
+            </w:r>
+            <w:proofErr w:type="spellStart"/>
+            <w:r>
+              <w:rPr>
+                <w:sz w:val="24"/>
+                <w:szCs w:val="24"/>
+              </w:rPr>
+              <w:t>bcrypt</w:t>
+            </w:r>
+            <w:proofErr w:type="spellEnd"/>
+            <w:r>
+              <w:rPr>
+                <w:sz w:val="24"/>
+                <w:szCs w:val="24"/>
+              </w:rPr>
+              <w:t xml:space="preserve">). </w:t>
+            </w:r>
           </w:p>
         </w:tc>
         <w:tc>
@@ -13608,9 +16392,10 @@
             <w:pPr>
               <w:widowControl w:val="0"/>
               <w:spacing w:line="240" w:lineRule="auto"/>
-              <w:rPr>
-                <w:sz w:val="20"/>
-                <w:szCs w:val="20"/>
+              <w:ind w:firstLine="0"/>
+              <w:rPr>
+                <w:sz w:val="24"/>
+                <w:szCs w:val="24"/>
               </w:rPr>
             </w:pPr>
           </w:p>
@@ -13634,11 +16419,33 @@
             <w:pPr>
               <w:widowControl w:val="0"/>
               <w:spacing w:line="240" w:lineRule="auto"/>
-              <w:rPr>
-                <w:sz w:val="20"/>
-                <w:szCs w:val="20"/>
-              </w:rPr>
-            </w:pPr>
+              <w:ind w:firstLine="0"/>
+              <w:rPr>
+                <w:sz w:val="24"/>
+                <w:szCs w:val="24"/>
+              </w:rPr>
+            </w:pPr>
+            <w:r>
+              <w:rPr>
+                <w:sz w:val="24"/>
+                <w:szCs w:val="24"/>
+              </w:rPr>
+              <w:t>0</w:t>
+            </w:r>
+            <w:r>
+              <w:rPr>
+                <w:sz w:val="24"/>
+                <w:szCs w:val="24"/>
+              </w:rPr>
+              <w:t>3</w:t>
+            </w:r>
+            <w:r>
+              <w:rPr>
+                <w:sz w:val="24"/>
+                <w:szCs w:val="24"/>
+              </w:rPr>
+              <w:t>.07.2026</w:t>
+            </w:r>
           </w:p>
         </w:tc>
         <w:tc>
@@ -13655,11 +16462,26 @@
             <w:pPr>
               <w:widowControl w:val="0"/>
               <w:spacing w:line="240" w:lineRule="auto"/>
-              <w:rPr>
-                <w:sz w:val="20"/>
-                <w:szCs w:val="20"/>
-              </w:rPr>
-            </w:pPr>
+              <w:ind w:firstLine="0"/>
+              <w:rPr>
+                <w:sz w:val="24"/>
+                <w:szCs w:val="24"/>
+              </w:rPr>
+            </w:pPr>
+            <w:r>
+              <w:rPr>
+                <w:sz w:val="24"/>
+                <w:szCs w:val="24"/>
+              </w:rPr>
+              <w:t>Разработан полный комплекс автоматизированных тестов с использованием фреймворка</w:t>
+            </w:r>
+            <w:r>
+              <w:rPr>
+                <w:sz w:val="24"/>
+                <w:szCs w:val="24"/>
+              </w:rPr>
+              <w:t>.</w:t>
+            </w:r>
           </w:p>
         </w:tc>
         <w:tc>
@@ -13676,9 +16498,10 @@
             <w:pPr>
               <w:widowControl w:val="0"/>
               <w:spacing w:line="240" w:lineRule="auto"/>
-              <w:rPr>
-                <w:sz w:val="20"/>
-                <w:szCs w:val="20"/>
+              <w:ind w:firstLine="0"/>
+              <w:rPr>
+                <w:sz w:val="24"/>
+                <w:szCs w:val="24"/>
               </w:rPr>
             </w:pPr>
           </w:p>
@@ -13702,11 +16525,33 @@
             <w:pPr>
               <w:widowControl w:val="0"/>
               <w:spacing w:line="240" w:lineRule="auto"/>
-              <w:rPr>
-                <w:sz w:val="20"/>
-                <w:szCs w:val="20"/>
-              </w:rPr>
-            </w:pPr>
+              <w:ind w:firstLine="0"/>
+              <w:rPr>
+                <w:sz w:val="24"/>
+                <w:szCs w:val="24"/>
+              </w:rPr>
+            </w:pPr>
+            <w:r>
+              <w:rPr>
+                <w:sz w:val="24"/>
+                <w:szCs w:val="24"/>
+              </w:rPr>
+              <w:t>0</w:t>
+            </w:r>
+            <w:r>
+              <w:rPr>
+                <w:sz w:val="24"/>
+                <w:szCs w:val="24"/>
+              </w:rPr>
+              <w:t>4</w:t>
+            </w:r>
+            <w:r>
+              <w:rPr>
+                <w:sz w:val="24"/>
+                <w:szCs w:val="24"/>
+              </w:rPr>
+              <w:t>.07.2026</w:t>
+            </w:r>
           </w:p>
         </w:tc>
         <w:tc>
@@ -13723,11 +16568,35 @@
             <w:pPr>
               <w:widowControl w:val="0"/>
               <w:spacing w:line="240" w:lineRule="auto"/>
-              <w:rPr>
-                <w:sz w:val="20"/>
-                <w:szCs w:val="20"/>
-              </w:rPr>
-            </w:pPr>
+              <w:ind w:firstLine="0"/>
+              <w:rPr>
+                <w:sz w:val="24"/>
+                <w:szCs w:val="24"/>
+              </w:rPr>
+            </w:pPr>
+            <w:r>
+              <w:rPr>
+                <w:sz w:val="24"/>
+                <w:szCs w:val="24"/>
+              </w:rPr>
+              <w:t>Реализована полноценная авторизация с проверками ролей пользователей в БД. Добавлены тестовые данные из реальных Excel-</w:t>
+            </w:r>
+            <w:proofErr w:type="spellStart"/>
+            <w:r>
+              <w:rPr>
+                <w:sz w:val="24"/>
+                <w:szCs w:val="24"/>
+              </w:rPr>
+              <w:t>файтов</w:t>
+            </w:r>
+            <w:proofErr w:type="spellEnd"/>
+            <w:r>
+              <w:rPr>
+                <w:sz w:val="24"/>
+                <w:szCs w:val="24"/>
+              </w:rPr>
+              <w:t xml:space="preserve"> кафедры. Проведена финальная отладка всех тестов.</w:t>
+            </w:r>
           </w:p>
         </w:tc>
         <w:tc>
@@ -13744,9 +16613,10 @@
             <w:pPr>
               <w:widowControl w:val="0"/>
               <w:spacing w:line="240" w:lineRule="auto"/>
-              <w:rPr>
-                <w:sz w:val="20"/>
-                <w:szCs w:val="20"/>
+              <w:ind w:firstLine="0"/>
+              <w:rPr>
+                <w:sz w:val="24"/>
+                <w:szCs w:val="24"/>
               </w:rPr>
             </w:pPr>
           </w:p>
@@ -13764,42 +16634,21 @@
     </w:p>
     <w:p>
       <w:pPr>
-        <w:ind w:firstLine="709"/>
-        <w:rPr>
-          <w:rStyle w:val="a7"/>
-        </w:rPr>
-      </w:pPr>
-      <w:r>
-        <w:rPr>
-          <w:rStyle w:val="a7"/>
-        </w:rPr>
-        <w:t>________________________________________________________________________________________________________________________________________________________________________________________________________________________________________________________________________________</w:t>
-      </w:r>
-      <w:r>
-        <w:br w:type="page"/>
-      </w:r>
-    </w:p>
-    <w:p>
-      <w:pPr>
         <w:pStyle w:val="1"/>
         <w:ind w:firstLine="709"/>
         <w:jc w:val="both"/>
+        <w:rPr>
+          <w:szCs w:val="28"/>
+        </w:rPr>
+      </w:pPr>
+      <w:bookmarkStart w:id="25" w:name="_Toc233319905"/>
+      <w:r>
         <w:rPr>
           <w:rStyle w:val="a7"/>
           <w:i w:val="0"/>
           <w:iCs w:val="0"/>
           <w:color w:val="auto"/>
         </w:rPr>
-      </w:pPr>
-      <w:bookmarkStart w:id="25" w:name="_Toc233319905"/>
-      <w:r>
-        <w:rPr>
-          <w:rStyle w:val="a7"/>
-          <w:i w:val="0"/>
-          <w:iCs w:val="0"/>
-          <w:color w:val="auto"/>
-        </w:rPr>
-        <w:lastRenderedPageBreak/>
         <w:t xml:space="preserve">Приложение 2. </w:t>
       </w:r>
       <w:r>
@@ -13812,111 +16661,45 @@
         <w:rPr>
           <w:szCs w:val="28"/>
         </w:rPr>
-        <w:br/>
+        <w:t xml:space="preserve"> </w:t>
+      </w:r>
+      <w:r>
+        <w:rPr>
+          <w:szCs w:val="28"/>
+        </w:rPr>
         <w:t>И ЕГО ПРЕДЛОЖЕНИЯ.</w:t>
       </w:r>
       <w:bookmarkEnd w:id="25"/>
     </w:p>
     <w:p>
-      <w:pPr>
-        <w:ind w:firstLine="709"/>
-        <w:rPr>
-          <w:rStyle w:val="a7"/>
-          <w:color w:val="FF0000"/>
-        </w:rPr>
-      </w:pPr>
+      <w:r>
+        <w:t>За время прохождения ознакомительной практики я получила ценный опыт командной разработки реального программного продукта, предназначенного для автоматизации процесса распределения тем курсовых и выпускных квалификационных работ.</w:t>
+      </w:r>
+    </w:p>
+    <w:p>
+      <w:r>
+        <w:t xml:space="preserve">Наиболее запоминающимся этапом практики стала совместная работа в команде. Мы столкнулись с типичными проблемами распределенной разработки, такими как конфликты слияния кода в системе контроля версий </w:t>
+      </w:r>
       <w:proofErr w:type="spellStart"/>
       <w:r>
-        <w:rPr>
-          <w:rStyle w:val="a7"/>
-          <w:color w:val="FF0000"/>
-        </w:rPr>
-        <w:t>Хехехехе</w:t>
+        <w:t>Git</w:t>
       </w:r>
       <w:proofErr w:type="spellEnd"/>
       <w:r>
-        <w:rPr>
-          <w:rStyle w:val="a7"/>
-          <w:color w:val="FF0000"/>
-        </w:rPr>
-        <w:t xml:space="preserve"> я </w:t>
+        <w:t xml:space="preserve"> и необходимость синхронизации изменений между участниками. Решение этих проблем потребовало выработки четкого регламента работы с репозиторием, внедрения практики обязательного ревью кода через Pull </w:t>
       </w:r>
       <w:proofErr w:type="spellStart"/>
       <w:r>
-        <w:rPr>
-          <w:rStyle w:val="a7"/>
-          <w:color w:val="FF0000"/>
-        </w:rPr>
-        <w:t>псех</w:t>
+        <w:t>Request'ы</w:t>
       </w:r>
       <w:proofErr w:type="spellEnd"/>
       <w:r>
-        <w:rPr>
-          <w:rStyle w:val="a7"/>
-          <w:color w:val="FF0000"/>
-        </w:rPr>
-        <w:t xml:space="preserve"> </w:t>
-      </w:r>
-      <w:proofErr w:type="spellStart"/>
-      <w:r>
-        <w:rPr>
-          <w:rStyle w:val="a7"/>
-          <w:color w:val="FF0000"/>
-        </w:rPr>
-        <w:t>лол</w:t>
-      </w:r>
-      <w:proofErr w:type="spellEnd"/>
-      <w:r>
-        <w:rPr>
-          <w:rStyle w:val="a7"/>
-          <w:color w:val="FF0000"/>
-        </w:rPr>
-        <w:t xml:space="preserve"> </w:t>
-      </w:r>
-      <w:proofErr w:type="spellStart"/>
-      <w:r>
-        <w:rPr>
-          <w:rStyle w:val="a7"/>
-          <w:color w:val="FF0000"/>
-        </w:rPr>
-        <w:t>эшкере</w:t>
-      </w:r>
-      <w:proofErr w:type="spellEnd"/>
-      <w:r>
-        <w:rPr>
-          <w:rStyle w:val="a7"/>
-          <w:color w:val="FF0000"/>
-        </w:rPr>
-        <w:t xml:space="preserve"> </w:t>
-      </w:r>
-      <w:proofErr w:type="spellStart"/>
-      <w:r>
-        <w:rPr>
-          <w:rStyle w:val="a7"/>
-          <w:color w:val="FF0000"/>
-        </w:rPr>
-        <w:t>програмист</w:t>
-      </w:r>
-      <w:proofErr w:type="spellEnd"/>
-      <w:r>
-        <w:rPr>
-          <w:rStyle w:val="a7"/>
-          <w:color w:val="FF0000"/>
-        </w:rPr>
-        <w:t xml:space="preserve"> бомж </w:t>
-      </w:r>
-      <w:proofErr w:type="spellStart"/>
-      <w:r>
-        <w:rPr>
-          <w:rStyle w:val="a7"/>
-          <w:color w:val="FF0000"/>
-        </w:rPr>
-        <w:t>лол</w:t>
-      </w:r>
-      <w:proofErr w:type="spellEnd"/>
+        <w:t xml:space="preserve"> и более ответственного подхода к планированию задач. </w:t>
+      </w:r>
     </w:p>
+    <w:p/>
     <w:sectPr>
-      <w:footerReference w:type="default" r:id="rId13"/>
+      <w:footerReference w:type="default" r:id="rId21"/>
       <w:pgSz w:w="11906" w:h="16838"/>
       <w:pgMar w:top="1134" w:right="680" w:bottom="1134" w:left="1701" w:header="0" w:footer="720" w:gutter="0"/>
       <w:pgNumType w:start="1"/>
@@ -15340,6 +18123,119 @@
     </w:lvl>
   </w:abstractNum>
   <w:abstractNum w:abstractNumId="11" w15:restartNumberingAfterBreak="0">
+    <w:nsid w:val="33FD24AD"/>
+    <w:multiLevelType w:val="multilevel"/>
+    <w:tmpl w:val="63D09238"/>
+    <w:lvl w:ilvl="0">
+      <w:start w:val="1"/>
+      <w:numFmt w:val="decimal"/>
+      <w:lvlText w:val="%1."/>
+      <w:lvlJc w:val="left"/>
+      <w:pPr>
+        <w:tabs>
+          <w:tab w:val="num" w:pos="720"/>
+        </w:tabs>
+        <w:ind w:left="720" w:hanging="360"/>
+      </w:pPr>
+    </w:lvl>
+    <w:lvl w:ilvl="1" w:tentative="1">
+      <w:start w:val="1"/>
+      <w:numFmt w:val="decimal"/>
+      <w:lvlText w:val="%2."/>
+      <w:lvlJc w:val="left"/>
+      <w:pPr>
+        <w:tabs>
+          <w:tab w:val="num" w:pos="1440"/>
+        </w:tabs>
+        <w:ind w:left="1440" w:hanging="360"/>
+      </w:pPr>
+    </w:lvl>
+    <w:lvl w:ilvl="2" w:tentative="1">
+      <w:start w:val="1"/>
+      <w:numFmt w:val="decimal"/>
+      <w:lvlText w:val="%3."/>
+      <w:lvlJc w:val="left"/>
+      <w:pPr>
+        <w:tabs>
+          <w:tab w:val="num" w:pos="2160"/>
+        </w:tabs>
+        <w:ind w:left="2160" w:hanging="360"/>
+      </w:pPr>
+    </w:lvl>
+    <w:lvl w:ilvl="3" w:tentative="1">
+      <w:start w:val="1"/>
+      <w:numFmt w:val="decimal"/>
+      <w:lvlText w:val="%4."/>
+      <w:lvlJc w:val="left"/>
+      <w:pPr>
+        <w:tabs>
+          <w:tab w:val="num" w:pos="2880"/>
+        </w:tabs>
+        <w:ind w:left="2880" w:hanging="360"/>
+      </w:pPr>
+    </w:lvl>
+    <w:lvl w:ilvl="4" w:tentative="1">
+      <w:start w:val="1"/>
+      <w:numFmt w:val="decimal"/>
+      <w:lvlText w:val="%5."/>
+      <w:lvlJc w:val="left"/>
+      <w:pPr>
+        <w:tabs>
+          <w:tab w:val="num" w:pos="3600"/>
+        </w:tabs>
+        <w:ind w:left="3600" w:hanging="360"/>
+      </w:pPr>
+    </w:lvl>
+    <w:lvl w:ilvl="5" w:tentative="1">
+      <w:start w:val="1"/>
+      <w:numFmt w:val="decimal"/>
+      <w:lvlText w:val="%6."/>
+      <w:lvlJc w:val="left"/>
+      <w:pPr>
+        <w:tabs>
+          <w:tab w:val="num" w:pos="4320"/>
+        </w:tabs>
+        <w:ind w:left="4320" w:hanging="360"/>
+      </w:pPr>
+    </w:lvl>
+    <w:lvl w:ilvl="6" w:tentative="1">
+      <w:start w:val="1"/>
+      <w:numFmt w:val="decimal"/>
+      <w:lvlText w:val="%7."/>
+      <w:lvlJc w:val="left"/>
+      <w:pPr>
+        <w:tabs>
+          <w:tab w:val="num" w:pos="5040"/>
+        </w:tabs>
+        <w:ind w:left="5040" w:hanging="360"/>
+      </w:pPr>
+    </w:lvl>
+    <w:lvl w:ilvl="7" w:tentative="1">
+      <w:start w:val="1"/>
+      <w:numFmt w:val="decimal"/>
+      <w:lvlText w:val="%8."/>
+      <w:lvlJc w:val="left"/>
+      <w:pPr>
+        <w:tabs>
+          <w:tab w:val="num" w:pos="5760"/>
+        </w:tabs>
+        <w:ind w:left="5760" w:hanging="360"/>
+      </w:pPr>
+    </w:lvl>
+    <w:lvl w:ilvl="8" w:tentative="1">
+      <w:start w:val="1"/>
+      <w:numFmt w:val="decimal"/>
+      <w:lvlText w:val="%9."/>
+      <w:lvlJc w:val="left"/>
+      <w:pPr>
+        <w:tabs>
+          <w:tab w:val="num" w:pos="6480"/>
+        </w:tabs>
+        <w:ind w:left="6480" w:hanging="360"/>
+      </w:pPr>
+    </w:lvl>
+  </w:abstractNum>
+  <w:abstractNum w:abstractNumId="12" w15:restartNumberingAfterBreak="0">
     <w:nsid w:val="3A1F6D91"/>
     <w:multiLevelType w:val="hybridMultilevel"/>
     <w:tmpl w:val="C79416FC"/>
@@ -15428,7 +18324,7 @@
       </w:pPr>
     </w:lvl>
   </w:abstractNum>
-  <w:abstractNum w:abstractNumId="12" w15:restartNumberingAfterBreak="0">
+  <w:abstractNum w:abstractNumId="13" w15:restartNumberingAfterBreak="0">
     <w:nsid w:val="3C4F65C8"/>
     <w:multiLevelType w:val="multilevel"/>
     <w:tmpl w:val="0D328BD2"/>
@@ -15550,7 +18446,156 @@
       </w:pPr>
     </w:lvl>
   </w:abstractNum>
-  <w:abstractNum w:abstractNumId="13" w15:restartNumberingAfterBreak="0">
+  <w:abstractNum w:abstractNumId="14" w15:restartNumberingAfterBreak="0">
+    <w:nsid w:val="4C67515E"/>
+    <w:multiLevelType w:val="multilevel"/>
+    <w:tmpl w:val="A9C09C1A"/>
+    <w:lvl w:ilvl="0">
+      <w:start w:val="1"/>
+      <w:numFmt w:val="bullet"/>
+      <w:lvlText w:val=""/>
+      <w:lvlJc w:val="left"/>
+      <w:pPr>
+        <w:tabs>
+          <w:tab w:val="num" w:pos="720"/>
+        </w:tabs>
+        <w:ind w:left="720" w:hanging="360"/>
+      </w:pPr>
+      <w:rPr>
+        <w:rFonts w:ascii="Symbol" w:hAnsi="Symbol" w:hint="default"/>
+        <w:sz w:val="20"/>
+      </w:rPr>
+    </w:lvl>
+    <w:lvl w:ilvl="1" w:tentative="1">
+      <w:start w:val="1"/>
+      <w:numFmt w:val="bullet"/>
+      <w:lvlText w:val="o"/>
+      <w:lvlJc w:val="left"/>
+      <w:pPr>
+        <w:tabs>
+          <w:tab w:val="num" w:pos="1440"/>
+        </w:tabs>
+        <w:ind w:left="1440" w:hanging="360"/>
+      </w:pPr>
+      <w:rPr>
+        <w:rFonts w:ascii="Courier New" w:hAnsi="Courier New" w:hint="default"/>
+        <w:sz w:val="20"/>
+      </w:rPr>
+    </w:lvl>
+    <w:lvl w:ilvl="2" w:tentative="1">
+      <w:start w:val="1"/>
+      <w:numFmt w:val="bullet"/>
+      <w:lvlText w:val=""/>
+      <w:lvlJc w:val="left"/>
+      <w:pPr>
+        <w:tabs>
+          <w:tab w:val="num" w:pos="2160"/>
+        </w:tabs>
+        <w:ind w:left="2160" w:hanging="360"/>
+      </w:pPr>
+      <w:rPr>
+        <w:rFonts w:ascii="Wingdings" w:hAnsi="Wingdings" w:hint="default"/>
+        <w:sz w:val="20"/>
+      </w:rPr>
+    </w:lvl>
+    <w:lvl w:ilvl="3" w:tentative="1">
+      <w:start w:val="1"/>
+      <w:numFmt w:val="bullet"/>
+      <w:lvlText w:val=""/>
+      <w:lvlJc w:val="left"/>
+      <w:pPr>
+        <w:tabs>
+          <w:tab w:val="num" w:pos="2880"/>
+        </w:tabs>
+        <w:ind w:left="2880" w:hanging="360"/>
+      </w:pPr>
+      <w:rPr>
+        <w:rFonts w:ascii="Wingdings" w:hAnsi="Wingdings" w:hint="default"/>
+        <w:sz w:val="20"/>
+      </w:rPr>
+    </w:lvl>
+    <w:lvl w:ilvl="4" w:tentative="1">
+      <w:start w:val="1"/>
+      <w:numFmt w:val="bullet"/>
+      <w:lvlText w:val=""/>
+      <w:lvlJc w:val="left"/>
+      <w:pPr>
+        <w:tabs>
+          <w:tab w:val="num" w:pos="3600"/>
+        </w:tabs>
+        <w:ind w:left="3600" w:hanging="360"/>
+      </w:pPr>
+      <w:rPr>
+        <w:rFonts w:ascii="Wingdings" w:hAnsi="Wingdings" w:hint="default"/>
+        <w:sz w:val="20"/>
+      </w:rPr>
+    </w:lvl>
+    <w:lvl w:ilvl="5" w:tentative="1">
+      <w:start w:val="1"/>
+      <w:numFmt w:val="bullet"/>
+      <w:lvlText w:val=""/>
+      <w:lvlJc w:val="left"/>
+      <w:pPr>
+        <w:tabs>
+          <w:tab w:val="num" w:pos="4320"/>
+        </w:tabs>
+        <w:ind w:left="4320" w:hanging="360"/>
+      </w:pPr>
+      <w:rPr>
+        <w:rFonts w:ascii="Wingdings" w:hAnsi="Wingdings" w:hint="default"/>
+        <w:sz w:val="20"/>
+      </w:rPr>
+    </w:lvl>
+    <w:lvl w:ilvl="6" w:tentative="1">
+      <w:start w:val="1"/>
+      <w:numFmt w:val="bullet"/>
+      <w:lvlText w:val=""/>
+      <w:lvlJc w:val="left"/>
+      <w:pPr>
+        <w:tabs>
+          <w:tab w:val="num" w:pos="5040"/>
+        </w:tabs>
+        <w:ind w:left="5040" w:hanging="360"/>
+      </w:pPr>
+      <w:rPr>
+        <w:rFonts w:ascii="Wingdings" w:hAnsi="Wingdings" w:hint="default"/>
+        <w:sz w:val="20"/>
+      </w:rPr>
+    </w:lvl>
+    <w:lvl w:ilvl="7" w:tentative="1">
+      <w:start w:val="1"/>
+      <w:numFmt w:val="bullet"/>
+      <w:lvlText w:val=""/>
+      <w:lvlJc w:val="left"/>
+      <w:pPr>
+        <w:tabs>
+          <w:tab w:val="num" w:pos="5760"/>
+        </w:tabs>
+        <w:ind w:left="5760" w:hanging="360"/>
+      </w:pPr>
+      <w:rPr>
+        <w:rFonts w:ascii="Wingdings" w:hAnsi="Wingdings" w:hint="default"/>
+        <w:sz w:val="20"/>
+      </w:rPr>
+    </w:lvl>
+    <w:lvl w:ilvl="8" w:tentative="1">
+      <w:start w:val="1"/>
+      <w:numFmt w:val="bullet"/>
+      <w:lvlText w:val=""/>
+      <w:lvlJc w:val="left"/>
+      <w:pPr>
+        <w:tabs>
+          <w:tab w:val="num" w:pos="6480"/>
+        </w:tabs>
+        <w:ind w:left="6480" w:hanging="360"/>
+      </w:pPr>
+      <w:rPr>
+        <w:rFonts w:ascii="Wingdings" w:hAnsi="Wingdings" w:hint="default"/>
+        <w:sz w:val="20"/>
+      </w:rPr>
+    </w:lvl>
+  </w:abstractNum>
+  <w:abstractNum w:abstractNumId="15" w15:restartNumberingAfterBreak="0">
     <w:nsid w:val="4CDF5908"/>
     <w:multiLevelType w:val="multilevel"/>
     <w:tmpl w:val="97D8ADFC"/>
@@ -15699,7 +18744,7 @@
       </w:rPr>
     </w:lvl>
   </w:abstractNum>
-  <w:abstractNum w:abstractNumId="14" w15:restartNumberingAfterBreak="0">
+  <w:abstractNum w:abstractNumId="16" w15:restartNumberingAfterBreak="0">
     <w:nsid w:val="4D12701D"/>
     <w:multiLevelType w:val="multilevel"/>
     <w:tmpl w:val="B64863EC"/>
@@ -15848,7 +18893,382 @@
       </w:rPr>
     </w:lvl>
   </w:abstractNum>
-  <w:abstractNum w:abstractNumId="15" w15:restartNumberingAfterBreak="0">
+  <w:abstractNum w:abstractNumId="17" w15:restartNumberingAfterBreak="0">
+    <w:nsid w:val="4D7667AF"/>
+    <w:multiLevelType w:val="multilevel"/>
+    <w:tmpl w:val="DA9AC7FC"/>
+    <w:lvl w:ilvl="0">
+      <w:start w:val="1"/>
+      <w:numFmt w:val="bullet"/>
+      <w:lvlText w:val=""/>
+      <w:lvlJc w:val="left"/>
+      <w:pPr>
+        <w:tabs>
+          <w:tab w:val="num" w:pos="720"/>
+        </w:tabs>
+        <w:ind w:left="720" w:hanging="360"/>
+      </w:pPr>
+      <w:rPr>
+        <w:rFonts w:ascii="Symbol" w:hAnsi="Symbol" w:hint="default"/>
+        <w:sz w:val="20"/>
+      </w:rPr>
+    </w:lvl>
+    <w:lvl w:ilvl="1" w:tentative="1">
+      <w:start w:val="1"/>
+      <w:numFmt w:val="bullet"/>
+      <w:lvlText w:val="o"/>
+      <w:lvlJc w:val="left"/>
+      <w:pPr>
+        <w:tabs>
+          <w:tab w:val="num" w:pos="1440"/>
+        </w:tabs>
+        <w:ind w:left="1440" w:hanging="360"/>
+      </w:pPr>
+      <w:rPr>
+        <w:rFonts w:ascii="Courier New" w:hAnsi="Courier New" w:hint="default"/>
+        <w:sz w:val="20"/>
+      </w:rPr>
+    </w:lvl>
+    <w:lvl w:ilvl="2" w:tentative="1">
+      <w:start w:val="1"/>
+      <w:numFmt w:val="bullet"/>
+      <w:lvlText w:val=""/>
+      <w:lvlJc w:val="left"/>
+      <w:pPr>
+        <w:tabs>
+          <w:tab w:val="num" w:pos="2160"/>
+        </w:tabs>
+        <w:ind w:left="2160" w:hanging="360"/>
+      </w:pPr>
+      <w:rPr>
+        <w:rFonts w:ascii="Wingdings" w:hAnsi="Wingdings" w:hint="default"/>
+        <w:sz w:val="20"/>
+      </w:rPr>
+    </w:lvl>
+    <w:lvl w:ilvl="3" w:tentative="1">
+      <w:start w:val="1"/>
+      <w:numFmt w:val="bullet"/>
+      <w:lvlText w:val=""/>
+      <w:lvlJc w:val="left"/>
+      <w:pPr>
+        <w:tabs>
+          <w:tab w:val="num" w:pos="2880"/>
+        </w:tabs>
+        <w:ind w:left="2880" w:hanging="360"/>
+      </w:pPr>
+      <w:rPr>
+        <w:rFonts w:ascii="Wingdings" w:hAnsi="Wingdings" w:hint="default"/>
+        <w:sz w:val="20"/>
+      </w:rPr>
+    </w:lvl>
+    <w:lvl w:ilvl="4" w:tentative="1">
+      <w:start w:val="1"/>
+      <w:numFmt w:val="bullet"/>
+      <w:lvlText w:val=""/>
+      <w:lvlJc w:val="left"/>
+      <w:pPr>
+        <w:tabs>
+          <w:tab w:val="num" w:pos="3600"/>
+        </w:tabs>
+        <w:ind w:left="3600" w:hanging="360"/>
+      </w:pPr>
+      <w:rPr>
+        <w:rFonts w:ascii="Wingdings" w:hAnsi="Wingdings" w:hint="default"/>
+        <w:sz w:val="20"/>
+      </w:rPr>
+    </w:lvl>
+    <w:lvl w:ilvl="5" w:tentative="1">
+      <w:start w:val="1"/>
+      <w:numFmt w:val="bullet"/>
+      <w:lvlText w:val=""/>
+      <w:lvlJc w:val="left"/>
+      <w:pPr>
+        <w:tabs>
+          <w:tab w:val="num" w:pos="4320"/>
+        </w:tabs>
+        <w:ind w:left="4320" w:hanging="360"/>
+      </w:pPr>
+      <w:rPr>
+        <w:rFonts w:ascii="Wingdings" w:hAnsi="Wingdings" w:hint="default"/>
+        <w:sz w:val="20"/>
+      </w:rPr>
+    </w:lvl>
+    <w:lvl w:ilvl="6" w:tentative="1">
+      <w:start w:val="1"/>
+      <w:numFmt w:val="bullet"/>
+      <w:lvlText w:val=""/>
+      <w:lvlJc w:val="left"/>
+      <w:pPr>
+        <w:tabs>
+          <w:tab w:val="num" w:pos="5040"/>
+        </w:tabs>
+        <w:ind w:left="5040" w:hanging="360"/>
+      </w:pPr>
+      <w:rPr>
+        <w:rFonts w:ascii="Wingdings" w:hAnsi="Wingdings" w:hint="default"/>
+        <w:sz w:val="20"/>
+      </w:rPr>
+    </w:lvl>
+    <w:lvl w:ilvl="7" w:tentative="1">
+      <w:start w:val="1"/>
+      <w:numFmt w:val="bullet"/>
+      <w:lvlText w:val=""/>
+      <w:lvlJc w:val="left"/>
+      <w:pPr>
+        <w:tabs>
+          <w:tab w:val="num" w:pos="5760"/>
+        </w:tabs>
+        <w:ind w:left="5760" w:hanging="360"/>
+      </w:pPr>
+      <w:rPr>
+        <w:rFonts w:ascii="Wingdings" w:hAnsi="Wingdings" w:hint="default"/>
+        <w:sz w:val="20"/>
+      </w:rPr>
+    </w:lvl>
+    <w:lvl w:ilvl="8" w:tentative="1">
+      <w:start w:val="1"/>
+      <w:numFmt w:val="bullet"/>
+      <w:lvlText w:val=""/>
+      <w:lvlJc w:val="left"/>
+      <w:pPr>
+        <w:tabs>
+          <w:tab w:val="num" w:pos="6480"/>
+        </w:tabs>
+        <w:ind w:left="6480" w:hanging="360"/>
+      </w:pPr>
+      <w:rPr>
+        <w:rFonts w:ascii="Wingdings" w:hAnsi="Wingdings" w:hint="default"/>
+        <w:sz w:val="20"/>
+      </w:rPr>
+    </w:lvl>
+  </w:abstractNum>
+  <w:abstractNum w:abstractNumId="18" w15:restartNumberingAfterBreak="0">
+    <w:nsid w:val="52107AB0"/>
+    <w:multiLevelType w:val="multilevel"/>
+    <w:tmpl w:val="1180D000"/>
+    <w:lvl w:ilvl="0">
+      <w:start w:val="1"/>
+      <w:numFmt w:val="decimal"/>
+      <w:lvlText w:val="%1."/>
+      <w:lvlJc w:val="left"/>
+      <w:pPr>
+        <w:tabs>
+          <w:tab w:val="num" w:pos="720"/>
+        </w:tabs>
+        <w:ind w:left="720" w:hanging="360"/>
+      </w:pPr>
+    </w:lvl>
+    <w:lvl w:ilvl="1" w:tentative="1">
+      <w:start w:val="1"/>
+      <w:numFmt w:val="decimal"/>
+      <w:lvlText w:val="%2."/>
+      <w:lvlJc w:val="left"/>
+      <w:pPr>
+        <w:tabs>
+          <w:tab w:val="num" w:pos="1440"/>
+        </w:tabs>
+        <w:ind w:left="1440" w:hanging="360"/>
+      </w:pPr>
+    </w:lvl>
+    <w:lvl w:ilvl="2" w:tentative="1">
+      <w:start w:val="1"/>
+      <w:numFmt w:val="decimal"/>
+      <w:lvlText w:val="%3."/>
+      <w:lvlJc w:val="left"/>
+      <w:pPr>
+        <w:tabs>
+          <w:tab w:val="num" w:pos="2160"/>
+        </w:tabs>
+        <w:ind w:left="2160" w:hanging="360"/>
+      </w:pPr>
+    </w:lvl>
+    <w:lvl w:ilvl="3" w:tentative="1">
+      <w:start w:val="1"/>
+      <w:numFmt w:val="decimal"/>
+      <w:lvlText w:val="%4."/>
+      <w:lvlJc w:val="left"/>
+      <w:pPr>
+        <w:tabs>
+          <w:tab w:val="num" w:pos="2880"/>
+        </w:tabs>
+        <w:ind w:left="2880" w:hanging="360"/>
+      </w:pPr>
+    </w:lvl>
+    <w:lvl w:ilvl="4" w:tentative="1">
+      <w:start w:val="1"/>
+      <w:numFmt w:val="decimal"/>
+      <w:lvlText w:val="%5."/>
+      <w:lvlJc w:val="left"/>
+      <w:pPr>
+        <w:tabs>
+          <w:tab w:val="num" w:pos="3600"/>
+        </w:tabs>
+        <w:ind w:left="3600" w:hanging="360"/>
+      </w:pPr>
+    </w:lvl>
+    <w:lvl w:ilvl="5" w:tentative="1">
+      <w:start w:val="1"/>
+      <w:numFmt w:val="decimal"/>
+      <w:lvlText w:val="%6."/>
+      <w:lvlJc w:val="left"/>
+      <w:pPr>
+        <w:tabs>
+          <w:tab w:val="num" w:pos="4320"/>
+        </w:tabs>
+        <w:ind w:left="4320" w:hanging="360"/>
+      </w:pPr>
+    </w:lvl>
+    <w:lvl w:ilvl="6" w:tentative="1">
+      <w:start w:val="1"/>
+      <w:numFmt w:val="decimal"/>
+      <w:lvlText w:val="%7."/>
+      <w:lvlJc w:val="left"/>
+      <w:pPr>
+        <w:tabs>
+          <w:tab w:val="num" w:pos="5040"/>
+        </w:tabs>
+        <w:ind w:left="5040" w:hanging="360"/>
+      </w:pPr>
+    </w:lvl>
+    <w:lvl w:ilvl="7" w:tentative="1">
+      <w:start w:val="1"/>
+      <w:numFmt w:val="decimal"/>
+      <w:lvlText w:val="%8."/>
+      <w:lvlJc w:val="left"/>
+      <w:pPr>
+        <w:tabs>
+          <w:tab w:val="num" w:pos="5760"/>
+        </w:tabs>
+        <w:ind w:left="5760" w:hanging="360"/>
+      </w:pPr>
+    </w:lvl>
+    <w:lvl w:ilvl="8" w:tentative="1">
+      <w:start w:val="1"/>
+      <w:numFmt w:val="decimal"/>
+      <w:lvlText w:val="%9."/>
+      <w:lvlJc w:val="left"/>
+      <w:pPr>
+        <w:tabs>
+          <w:tab w:val="num" w:pos="6480"/>
+        </w:tabs>
+        <w:ind w:left="6480" w:hanging="360"/>
+      </w:pPr>
+    </w:lvl>
+  </w:abstractNum>
+  <w:abstractNum w:abstractNumId="19" w15:restartNumberingAfterBreak="0">
+    <w:nsid w:val="67446EE6"/>
+    <w:multiLevelType w:val="multilevel"/>
+    <w:tmpl w:val="5E6849C4"/>
+    <w:lvl w:ilvl="0">
+      <w:start w:val="1"/>
+      <w:numFmt w:val="decimal"/>
+      <w:lvlText w:val="%1."/>
+      <w:lvlJc w:val="left"/>
+      <w:pPr>
+        <w:tabs>
+          <w:tab w:val="num" w:pos="720"/>
+        </w:tabs>
+        <w:ind w:left="720" w:hanging="360"/>
+      </w:pPr>
+    </w:lvl>
+    <w:lvl w:ilvl="1" w:tentative="1">
+      <w:start w:val="1"/>
+      <w:numFmt w:val="decimal"/>
+      <w:lvlText w:val="%2."/>
+      <w:lvlJc w:val="left"/>
+      <w:pPr>
+        <w:tabs>
+          <w:tab w:val="num" w:pos="1440"/>
+        </w:tabs>
+        <w:ind w:left="1440" w:hanging="360"/>
+      </w:pPr>
+    </w:lvl>
+    <w:lvl w:ilvl="2" w:tentative="1">
+      <w:start w:val="1"/>
+      <w:numFmt w:val="decimal"/>
+      <w:lvlText w:val="%3."/>
+      <w:lvlJc w:val="left"/>
+      <w:pPr>
+        <w:tabs>
+          <w:tab w:val="num" w:pos="2160"/>
+        </w:tabs>
+        <w:ind w:left="2160" w:hanging="360"/>
+      </w:pPr>
+    </w:lvl>
+    <w:lvl w:ilvl="3" w:tentative="1">
+      <w:start w:val="1"/>
+      <w:numFmt w:val="decimal"/>
+      <w:lvlText w:val="%4."/>
+      <w:lvlJc w:val="left"/>
+      <w:pPr>
+        <w:tabs>
+          <w:tab w:val="num" w:pos="2880"/>
+        </w:tabs>
+        <w:ind w:left="2880" w:hanging="360"/>
+      </w:pPr>
+    </w:lvl>
+    <w:lvl w:ilvl="4" w:tentative="1">
+      <w:start w:val="1"/>
+      <w:numFmt w:val="decimal"/>
+      <w:lvlText w:val="%5."/>
+      <w:lvlJc w:val="left"/>
+      <w:pPr>
+        <w:tabs>
+          <w:tab w:val="num" w:pos="3600"/>
+        </w:tabs>
+        <w:ind w:left="3600" w:hanging="360"/>
+      </w:pPr>
+    </w:lvl>
+    <w:lvl w:ilvl="5" w:tentative="1">
+      <w:start w:val="1"/>
+      <w:numFmt w:val="decimal"/>
+      <w:lvlText w:val="%6."/>
+      <w:lvlJc w:val="left"/>
+      <w:pPr>
+        <w:tabs>
+          <w:tab w:val="num" w:pos="4320"/>
+        </w:tabs>
+        <w:ind w:left="4320" w:hanging="360"/>
+      </w:pPr>
+    </w:lvl>
+    <w:lvl w:ilvl="6" w:tentative="1">
+      <w:start w:val="1"/>
+      <w:numFmt w:val="decimal"/>
+      <w:lvlText w:val="%7."/>
+      <w:lvlJc w:val="left"/>
+      <w:pPr>
+        <w:tabs>
+          <w:tab w:val="num" w:pos="5040"/>
+        </w:tabs>
+        <w:ind w:left="5040" w:hanging="360"/>
+      </w:pPr>
+    </w:lvl>
+    <w:lvl w:ilvl="7" w:tentative="1">
+      <w:start w:val="1"/>
+      <w:numFmt w:val="decimal"/>
+      <w:lvlText w:val="%8."/>
+      <w:lvlJc w:val="left"/>
+      <w:pPr>
+        <w:tabs>
+          <w:tab w:val="num" w:pos="5760"/>
+        </w:tabs>
+        <w:ind w:left="5760" w:hanging="360"/>
+      </w:pPr>
+    </w:lvl>
+    <w:lvl w:ilvl="8" w:tentative="1">
+      <w:start w:val="1"/>
+      <w:numFmt w:val="decimal"/>
+      <w:lvlText w:val="%9."/>
+      <w:lvlJc w:val="left"/>
+      <w:pPr>
+        <w:tabs>
+          <w:tab w:val="num" w:pos="6480"/>
+        </w:tabs>
+        <w:ind w:left="6480" w:hanging="360"/>
+      </w:pPr>
+    </w:lvl>
+  </w:abstractNum>
+  <w:abstractNum w:abstractNumId="20" w15:restartNumberingAfterBreak="0">
     <w:nsid w:val="7315455C"/>
     <w:multiLevelType w:val="multilevel"/>
     <w:tmpl w:val="50CAA6CC"/>
@@ -15997,7 +19417,7 @@
       </w:rPr>
     </w:lvl>
   </w:abstractNum>
-  <w:abstractNum w:abstractNumId="16" w15:restartNumberingAfterBreak="0">
+  <w:abstractNum w:abstractNumId="21" w15:restartNumberingAfterBreak="0">
     <w:nsid w:val="76C940E9"/>
     <w:multiLevelType w:val="multilevel"/>
     <w:tmpl w:val="F96652AC"/>
@@ -16110,7 +19530,120 @@
       </w:pPr>
     </w:lvl>
   </w:abstractNum>
-  <w:abstractNum w:abstractNumId="17" w15:restartNumberingAfterBreak="0">
+  <w:abstractNum w:abstractNumId="22" w15:restartNumberingAfterBreak="0">
+    <w:nsid w:val="79B85E23"/>
+    <w:multiLevelType w:val="multilevel"/>
+    <w:tmpl w:val="52BEDC90"/>
+    <w:lvl w:ilvl="0">
+      <w:start w:val="1"/>
+      <w:numFmt w:val="decimal"/>
+      <w:lvlText w:val="%1."/>
+      <w:lvlJc w:val="left"/>
+      <w:pPr>
+        <w:tabs>
+          <w:tab w:val="num" w:pos="720"/>
+        </w:tabs>
+        <w:ind w:left="720" w:hanging="360"/>
+      </w:pPr>
+    </w:lvl>
+    <w:lvl w:ilvl="1" w:tentative="1">
+      <w:start w:val="1"/>
+      <w:numFmt w:val="decimal"/>
+      <w:lvlText w:val="%2."/>
+      <w:lvlJc w:val="left"/>
+      <w:pPr>
+        <w:tabs>
+          <w:tab w:val="num" w:pos="1440"/>
+        </w:tabs>
+        <w:ind w:left="1440" w:hanging="360"/>
+      </w:pPr>
+    </w:lvl>
+    <w:lvl w:ilvl="2" w:tentative="1">
+      <w:start w:val="1"/>
+      <w:numFmt w:val="decimal"/>
+      <w:lvlText w:val="%3."/>
+      <w:lvlJc w:val="left"/>
+      <w:pPr>
+        <w:tabs>
+          <w:tab w:val="num" w:pos="2160"/>
+        </w:tabs>
+        <w:ind w:left="2160" w:hanging="360"/>
+      </w:pPr>
+    </w:lvl>
+    <w:lvl w:ilvl="3" w:tentative="1">
+      <w:start w:val="1"/>
+      <w:numFmt w:val="decimal"/>
+      <w:lvlText w:val="%4."/>
+      <w:lvlJc w:val="left"/>
+      <w:pPr>
+        <w:tabs>
+          <w:tab w:val="num" w:pos="2880"/>
+        </w:tabs>
+        <w:ind w:left="2880" w:hanging="360"/>
+      </w:pPr>
+    </w:lvl>
+    <w:lvl w:ilvl="4" w:tentative="1">
+      <w:start w:val="1"/>
+      <w:numFmt w:val="decimal"/>
+      <w:lvlText w:val="%5."/>
+      <w:lvlJc w:val="left"/>
+      <w:pPr>
+        <w:tabs>
+          <w:tab w:val="num" w:pos="3600"/>
+        </w:tabs>
+        <w:ind w:left="3600" w:hanging="360"/>
+      </w:pPr>
+    </w:lvl>
+    <w:lvl w:ilvl="5" w:tentative="1">
+      <w:start w:val="1"/>
+      <w:numFmt w:val="decimal"/>
+      <w:lvlText w:val="%6."/>
+      <w:lvlJc w:val="left"/>
+      <w:pPr>
+        <w:tabs>
+          <w:tab w:val="num" w:pos="4320"/>
+        </w:tabs>
+        <w:ind w:left="4320" w:hanging="360"/>
+      </w:pPr>
+    </w:lvl>
+    <w:lvl w:ilvl="6" w:tentative="1">
+      <w:start w:val="1"/>
+      <w:numFmt w:val="decimal"/>
+      <w:lvlText w:val="%7."/>
+      <w:lvlJc w:val="left"/>
+      <w:pPr>
+        <w:tabs>
+          <w:tab w:val="num" w:pos="5040"/>
+        </w:tabs>
+        <w:ind w:left="5040" w:hanging="360"/>
+      </w:pPr>
+    </w:lvl>
+    <w:lvl w:ilvl="7" w:tentative="1">
+      <w:start w:val="1"/>
+      <w:numFmt w:val="decimal"/>
+      <w:lvlText w:val="%8."/>
+      <w:lvlJc w:val="left"/>
+      <w:pPr>
+        <w:tabs>
+          <w:tab w:val="num" w:pos="5760"/>
+        </w:tabs>
+        <w:ind w:left="5760" w:hanging="360"/>
+      </w:pPr>
+    </w:lvl>
+    <w:lvl w:ilvl="8" w:tentative="1">
+      <w:start w:val="1"/>
+      <w:numFmt w:val="decimal"/>
+      <w:lvlText w:val="%9."/>
+      <w:lvlJc w:val="left"/>
+      <w:pPr>
+        <w:tabs>
+          <w:tab w:val="num" w:pos="6480"/>
+        </w:tabs>
+        <w:ind w:left="6480" w:hanging="360"/>
+      </w:pPr>
+    </w:lvl>
+  </w:abstractNum>
+  <w:abstractNum w:abstractNumId="23" w15:restartNumberingAfterBreak="0">
     <w:nsid w:val="79D07753"/>
     <w:multiLevelType w:val="multilevel"/>
     <w:tmpl w:val="1A9E79EE"/>
@@ -16250,7 +19783,7 @@
       </w:rPr>
     </w:lvl>
   </w:abstractNum>
-  <w:abstractNum w:abstractNumId="18" w15:restartNumberingAfterBreak="0">
+  <w:abstractNum w:abstractNumId="24" w15:restartNumberingAfterBreak="0">
     <w:nsid w:val="7EB1275D"/>
     <w:multiLevelType w:val="multilevel"/>
     <w:tmpl w:val="B3CAE0E6"/>
@@ -16403,7 +19936,7 @@
     <w:abstractNumId w:val="2"/>
   </w:num>
   <w:num w:numId="2" w16cid:durableId="477303400">
-    <w:abstractNumId w:val="17"/>
+    <w:abstractNumId w:val="23"/>
   </w:num>
   <w:num w:numId="3" w16cid:durableId="1819346471">
     <w:abstractNumId w:val="3"/>
@@ -16412,7 +19945,7 @@
     <w:abstractNumId w:val="1"/>
   </w:num>
   <w:num w:numId="5" w16cid:durableId="126972834">
-    <w:abstractNumId w:val="12"/>
+    <w:abstractNumId w:val="13"/>
   </w:num>
   <w:num w:numId="6" w16cid:durableId="1787771079">
     <w:abstractNumId w:val="3"/>
@@ -16425,10 +19958,10 @@
     <w:abstractNumId w:val="5"/>
   </w:num>
   <w:num w:numId="8" w16cid:durableId="984940862">
-    <w:abstractNumId w:val="18"/>
+    <w:abstractNumId w:val="24"/>
   </w:num>
   <w:num w:numId="9" w16cid:durableId="1557856420">
-    <w:abstractNumId w:val="13"/>
+    <w:abstractNumId w:val="15"/>
   </w:num>
   <w:num w:numId="10" w16cid:durableId="1029798247">
     <w:abstractNumId w:val="10"/>
@@ -16440,19 +19973,19 @@
     <w:abstractNumId w:val="9"/>
   </w:num>
   <w:num w:numId="13" w16cid:durableId="1062142460">
-    <w:abstractNumId w:val="16"/>
+    <w:abstractNumId w:val="21"/>
   </w:num>
   <w:num w:numId="14" w16cid:durableId="693573212">
     <w:abstractNumId w:val="4"/>
   </w:num>
   <w:num w:numId="15" w16cid:durableId="827940717">
-    <w:abstractNumId w:val="14"/>
+    <w:abstractNumId w:val="16"/>
   </w:num>
   <w:num w:numId="16" w16cid:durableId="456531053">
-    <w:abstractNumId w:val="15"/>
+    <w:abstractNumId w:val="20"/>
   </w:num>
   <w:num w:numId="17" w16cid:durableId="1990940660">
-    <w:abstractNumId w:val="11"/>
+    <w:abstractNumId w:val="12"/>
   </w:num>
   <w:num w:numId="18" w16cid:durableId="646908067">
     <w:abstractNumId w:val="6"/>
@@ -16462,6 +19995,24 @@
   </w:num>
   <w:num w:numId="20" w16cid:durableId="931358517">
     <w:abstractNumId w:val="0"/>
+  </w:num>
+  <w:num w:numId="21" w16cid:durableId="672226434">
+    <w:abstractNumId w:val="19"/>
+  </w:num>
+  <w:num w:numId="22" w16cid:durableId="2091197915">
+    <w:abstractNumId w:val="14"/>
+  </w:num>
+  <w:num w:numId="23" w16cid:durableId="1197700700">
+    <w:abstractNumId w:val="17"/>
+  </w:num>
+  <w:num w:numId="24" w16cid:durableId="2142337643">
+    <w:abstractNumId w:val="11"/>
+  </w:num>
+  <w:num w:numId="25" w16cid:durableId="219177275">
+    <w:abstractNumId w:val="22"/>
+  </w:num>
+  <w:num w:numId="26" w16cid:durableId="210532965">
+    <w:abstractNumId w:val="18"/>
   </w:num>
 </w:numbering>
 </file>
@@ -17394,6 +20945,22 @@
       <w:szCs w:val="22"/>
     </w:rPr>
   </w:style>
+  <w:style w:type="table" w:styleId="af9">
+    <w:name w:val="Table Grid"/>
+    <w:basedOn w:val="a1"/>
+    <w:uiPriority w:val="39"/>
+    <w:rsid w:val="0081683C"/>
+    <w:tblPr>
+      <w:tblBorders>
+        <w:top w:val="single" w:sz="4" w:space="0" w:color="auto"/>
+        <w:left w:val="single" w:sz="4" w:space="0" w:color="auto"/>
+        <w:bottom w:val="single" w:sz="4" w:space="0" w:color="auto"/>
+        <w:right w:val="single" w:sz="4" w:space="0" w:color="auto"/>
+        <w:insideH w:val="single" w:sz="4" w:space="0" w:color="auto"/>
+        <w:insideV w:val="single" w:sz="4" w:space="0" w:color="auto"/>
+      </w:tblBorders>
+    </w:tblPr>
+  </w:style>
 </w:styles>
 </file>
 
